--- a/kursovaya-landshaft/docs/Курсовая_работа.docx
+++ b/kursovaya-landshaft/docs/Курсовая_работа.docx
@@ -393,7 +393,7 @@
         <w:pStyle w:val="Heading1"/>
         <w:keepNext/>
         <w:pageBreakBefore/>
-        <w:spacing w:after="240" w:before="0" w:line="360"/>
+        <w:spacing w:after="0" w:before="0" w:line="360"/>
         <w:ind w:firstLine="0"/>
         <w:jc w:val="center"/>
       </w:pPr>
@@ -413,6 +413,20 @@
     </w:p>
     <w:p>
       <w:pPr>
+        <w:keepNext/>
+        <w:spacing w:line="360"/>
+      </w:pPr>
+      <w:r>
+        <w:rPr>
+          <w:rFonts w:ascii="Times New Roman" w:cs="Times New Roman" w:eastAsia="Times New Roman" w:hAnsi="Times New Roman"/>
+          <w:sz w:val="28"/>
+          <w:szCs w:val="28"/>
+        </w:rPr>
+        <w:t xml:space="preserve"/>
+      </w:r>
+    </w:p>
+    <w:p>
+      <w:pPr>
         <w:spacing w:after="0" w:before="0" w:line="360"/>
         <w:ind w:firstLine="709"/>
         <w:jc w:val="both"/>
@@ -458,7 +472,7 @@
           <w:sz w:val="28"/>
           <w:szCs w:val="28"/>
         </w:rPr>
-        <w:t xml:space="preserve">: 76 страниц, 37 рисунков, 2 таблицы, 39 источников, 1 приложение.</w:t>
+        <w:t xml:space="preserve">: 59 страниц, 26 рисунков, 2 таблицы, 39 источников, 1 приложение.</w:t>
       </w:r>
     </w:p>
     <w:p>
@@ -508,7 +522,7 @@
           <w:sz w:val="28"/>
           <w:szCs w:val="28"/>
         </w:rPr>
-        <w:t xml:space="preserve"> определяется тем, что заказчики услуг по благоустройству частных участков всё чаще выбирают подрядчика в интернете: сравнивают портфолио, цены и отзывы, а заявку оставляют прямо на сайте. Небольшой студии ландшафтного дизайна нужен собственный ресурс, который показывает выполненные работы, позволяет рассчитать примерную стоимость и оформить заказ без звонка.</w:t>
+        <w:t xml:space="preserve"> определяется тем, что заказчики услуг по благоустройству участков всё чаще выбирают подрядчика в интернете: сравнивают портфолио и цены, а заявку оставляют прямо на сайте.</w:t>
       </w:r>
     </w:p>
     <w:p>
@@ -593,7 +607,7 @@
           <w:sz w:val="28"/>
           <w:szCs w:val="28"/>
         </w:rPr>
-        <w:t xml:space="preserve">В теоретической части</w:t>
+        <w:t xml:space="preserve">Основные результаты</w:t>
       </w:r>
       <w:r>
         <w:rPr>
@@ -601,7 +615,7 @@
           <w:sz w:val="28"/>
           <w:szCs w:val="28"/>
         </w:rPr>
-        <w:t xml:space="preserve"> описана предметная область ландшафтного проектирования и требования, которые она предъявляет к сайту, рассмотрены технологии клиентской части (HTML5, CSS3, JavaScript), серверный язык PHP, СУБД MySQL, а также правовые нормы, которые необходимо соблюдать при обработке данных посетителей.</w:t>
+        <w:t xml:space="preserve">: создан сайт с тремя уровнями доступа (гость, клиент, администратор), калькулятором стоимости, оформлением и отслеживанием заказов, административной панелью для управления всем содержимым и адаптивной вёрсткой.</w:t>
       </w:r>
     </w:p>
     <w:p>
@@ -618,7 +632,7 @@
           <w:sz w:val="28"/>
           <w:szCs w:val="28"/>
         </w:rPr>
-        <w:t xml:space="preserve">В практической части</w:t>
+        <w:t xml:space="preserve">Вывод</w:t>
       </w:r>
       <w:r>
         <w:rPr>
@@ -626,124 +640,7 @@
           <w:sz w:val="28"/>
           <w:szCs w:val="28"/>
         </w:rPr>
-        <w:t xml:space="preserve"> сформулированы требования, описаны инструменты и порядок развёртывания, спроектирована база данных из пяти таблиц, реализованы публичные страницы, регистрация и авторизация, калькулятор стоимости, личный кабинет и административная панель с операциями создания, чтения, изменения и удаления данных. Проведено тестирование основных сценариев.</w:t>
-      </w:r>
-    </w:p>
-    <w:p>
-      <w:pPr>
-        <w:spacing w:after="0" w:before="0" w:line="360"/>
-        <w:ind w:firstLine="709"/>
-        <w:jc w:val="both"/>
-      </w:pPr>
-      <w:r>
-        <w:rPr>
-          <w:rFonts w:ascii="Times New Roman" w:cs="Times New Roman" w:eastAsia="Times New Roman" w:hAnsi="Times New Roman"/>
-          <w:i/>
-          <w:iCs/>
-          <w:sz w:val="28"/>
-          <w:szCs w:val="28"/>
-        </w:rPr>
-        <w:t xml:space="preserve">Основные результаты:</w:t>
-      </w:r>
-    </w:p>
-    <w:p>
-      <w:pPr>
-        <w:spacing w:after="0" w:before="0" w:line="360"/>
-        <w:ind w:firstLine="709"/>
-        <w:jc w:val="both"/>
-      </w:pPr>
-      <w:r>
-        <w:rPr>
-          <w:rFonts w:ascii="Times New Roman" w:cs="Times New Roman" w:eastAsia="Times New Roman" w:hAnsi="Times New Roman"/>
-          <w:sz w:val="28"/>
-          <w:szCs w:val="28"/>
-        </w:rPr>
-        <w:t xml:space="preserve">1) создан работоспособный сайт, который запускается в XAMPP без дополнительной настройки;</w:t>
-      </w:r>
-    </w:p>
-    <w:p>
-      <w:pPr>
-        <w:spacing w:after="0" w:before="0" w:line="360"/>
-        <w:ind w:firstLine="709"/>
-        <w:jc w:val="both"/>
-      </w:pPr>
-      <w:r>
-        <w:rPr>
-          <w:rFonts w:ascii="Times New Roman" w:cs="Times New Roman" w:eastAsia="Times New Roman" w:hAnsi="Times New Roman"/>
-          <w:sz w:val="28"/>
-          <w:szCs w:val="28"/>
-        </w:rPr>
-        <w:t xml:space="preserve">2) реализованы три уровня доступа: гость, клиент и администратор;</w:t>
-      </w:r>
-    </w:p>
-    <w:p>
-      <w:pPr>
-        <w:spacing w:after="0" w:before="0" w:line="360"/>
-        <w:ind w:firstLine="709"/>
-        <w:jc w:val="both"/>
-      </w:pPr>
-      <w:r>
-        <w:rPr>
-          <w:rFonts w:ascii="Times New Roman" w:cs="Times New Roman" w:eastAsia="Times New Roman" w:hAnsi="Times New Roman"/>
-          <w:sz w:val="28"/>
-          <w:szCs w:val="28"/>
-        </w:rPr>
-        <w:t xml:space="preserve">3) клиент может рассчитать стоимость услуги, оформить заказ и отслеживать его статус;</w:t>
-      </w:r>
-    </w:p>
-    <w:p>
-      <w:pPr>
-        <w:spacing w:after="0" w:before="0" w:line="360"/>
-        <w:ind w:firstLine="709"/>
-        <w:jc w:val="both"/>
-      </w:pPr>
-      <w:r>
-        <w:rPr>
-          <w:rFonts w:ascii="Times New Roman" w:cs="Times New Roman" w:eastAsia="Times New Roman" w:hAnsi="Times New Roman"/>
-          <w:sz w:val="28"/>
-          <w:szCs w:val="28"/>
-        </w:rPr>
-        <w:t xml:space="preserve">4) администратор управляет услугами, портфолио, заказами, пользователями и обращениями через web-интерфейс;</w:t>
-      </w:r>
-    </w:p>
-    <w:p>
-      <w:pPr>
-        <w:spacing w:after="0" w:before="0" w:line="360"/>
-        <w:ind w:firstLine="709"/>
-        <w:jc w:val="both"/>
-      </w:pPr>
-      <w:r>
-        <w:rPr>
-          <w:rFonts w:ascii="Times New Roman" w:cs="Times New Roman" w:eastAsia="Times New Roman" w:hAnsi="Times New Roman"/>
-          <w:sz w:val="28"/>
-          <w:szCs w:val="28"/>
-        </w:rPr>
-        <w:t xml:space="preserve">5) вёрстка корректно отображается на компьютерах, планшетах и смартфонах.</w:t>
-      </w:r>
-    </w:p>
-    <w:p>
-      <w:pPr>
-        <w:spacing w:after="0" w:before="0" w:line="360"/>
-        <w:ind w:firstLine="709"/>
-        <w:jc w:val="both"/>
-      </w:pPr>
-      <w:r>
-        <w:rPr>
-          <w:rFonts w:ascii="Times New Roman" w:cs="Times New Roman" w:eastAsia="Times New Roman" w:hAnsi="Times New Roman"/>
-          <w:i/>
-          <w:iCs/>
-          <w:sz w:val="28"/>
-          <w:szCs w:val="28"/>
-        </w:rPr>
-        <w:t xml:space="preserve">Вывод</w:t>
-      </w:r>
-      <w:r>
-        <w:rPr>
-          <w:rFonts w:ascii="Times New Roman" w:cs="Times New Roman" w:eastAsia="Times New Roman" w:hAnsi="Times New Roman"/>
-          <w:sz w:val="28"/>
-          <w:szCs w:val="28"/>
-        </w:rPr>
-        <w:t xml:space="preserve">: цель работы достигнута. Сайт имеет простую и прозрачную структуру кода и может использоваться как основа для сайта реальной студии.</w:t>
+        <w:t xml:space="preserve">: цель работы достигнута, сайт может использоваться как основа для ресурса реальной студии.</w:t>
       </w:r>
     </w:p>
     <w:p>
@@ -801,7 +698,7 @@
           </w:rPr>
           <w:t xml:space="preserve">Введение</w:t>
           <w:tab/>
-          <w:t xml:space="preserve">5</w:t>
+          <w:t xml:space="preserve">4</w:t>
         </w:r>
       </w:hyperlink>
     </w:p>
@@ -822,7 +719,7 @@
           </w:rPr>
           <w:t xml:space="preserve">1 Теоретическая часть</w:t>
           <w:tab/>
-          <w:t xml:space="preserve">7</w:t>
+          <w:t xml:space="preserve">5</w:t>
         </w:r>
       </w:hyperlink>
     </w:p>
@@ -843,7 +740,7 @@
           </w:rPr>
           <w:t xml:space="preserve">1.1 Ландшафтный дизайн как предметная область сайта</w:t>
           <w:tab/>
-          <w:t xml:space="preserve">7</w:t>
+          <w:t xml:space="preserve">5</w:t>
         </w:r>
       </w:hyperlink>
     </w:p>
@@ -864,7 +761,7 @@
           </w:rPr>
           <w:t xml:space="preserve">1.2 Технологии клиентской части: HTML5, CSS3 и JavaScript</w:t>
           <w:tab/>
-          <w:t xml:space="preserve">8</w:t>
+          <w:t xml:space="preserve">5</w:t>
         </w:r>
       </w:hyperlink>
     </w:p>
@@ -883,9 +780,9 @@
             <w:sz w:val="28"/>
             <w:szCs w:val="28"/>
           </w:rPr>
-          <w:t xml:space="preserve">1.3 Серверный язык PHP</w:t>
+          <w:t xml:space="preserve">1.3 Серверный язык PHP и СУБД MySQL</w:t>
           <w:tab/>
-          <w:t xml:space="preserve">9</w:t>
+          <w:t xml:space="preserve">6</w:t>
         </w:r>
       </w:hyperlink>
     </w:p>
@@ -904,30 +801,9 @@
             <w:sz w:val="28"/>
             <w:szCs w:val="28"/>
           </w:rPr>
-          <w:t xml:space="preserve">1.4 СУБД MySQL и проектирование базы данных</w:t>
+          <w:t xml:space="preserve">1.4 Правовые и нормативные требования к сайту</w:t>
           <w:tab/>
-          <w:t xml:space="preserve">10</w:t>
-        </w:r>
-      </w:hyperlink>
-    </w:p>
-    <w:p>
-      <w:pPr>
-        <w:tabs>
-          <w:tab w:val="right" w:pos="9355" w:leader="dot"/>
-        </w:tabs>
-        <w:spacing w:line="360"/>
-        <w:ind w:left="284"/>
-      </w:pPr>
-      <w:hyperlink w:history="1" w:anchor="h8">
-        <w:r>
-          <w:rPr>
-            <w:rFonts w:ascii="Times New Roman" w:cs="Times New Roman" w:eastAsia="Times New Roman" w:hAnsi="Times New Roman"/>
-            <w:sz w:val="28"/>
-            <w:szCs w:val="28"/>
-          </w:rPr>
-          <w:t xml:space="preserve">1.5 Правовые и нормативные требования к сайту</w:t>
-          <w:tab/>
-          <w:t xml:space="preserve">11</w:t>
+          <w:t xml:space="preserve">7</w:t>
         </w:r>
       </w:hyperlink>
     </w:p>
@@ -939,7 +815,7 @@
         <w:spacing w:line="360"/>
         <w:ind w:left="0"/>
       </w:pPr>
-      <w:hyperlink w:history="1" w:anchor="h9">
+      <w:hyperlink w:history="1" w:anchor="h8">
         <w:r>
           <w:rPr>
             <w:rFonts w:ascii="Times New Roman" w:cs="Times New Roman" w:eastAsia="Times New Roman" w:hAnsi="Times New Roman"/>
@@ -948,7 +824,28 @@
           </w:rPr>
           <w:t xml:space="preserve">2 Практическая часть</w:t>
           <w:tab/>
-          <w:t xml:space="preserve">12</w:t>
+          <w:t xml:space="preserve">8</w:t>
+        </w:r>
+      </w:hyperlink>
+    </w:p>
+    <w:p>
+      <w:pPr>
+        <w:tabs>
+          <w:tab w:val="right" w:pos="9355" w:leader="dot"/>
+        </w:tabs>
+        <w:spacing w:line="360"/>
+        <w:ind w:left="284"/>
+      </w:pPr>
+      <w:hyperlink w:history="1" w:anchor="h9">
+        <w:r>
+          <w:rPr>
+            <w:rFonts w:ascii="Times New Roman" w:cs="Times New Roman" w:eastAsia="Times New Roman" w:hAnsi="Times New Roman"/>
+            <w:sz w:val="28"/>
+            <w:szCs w:val="28"/>
+          </w:rPr>
+          <w:t xml:space="preserve">2.1 Требования к сайту</w:t>
+          <w:tab/>
+          <w:t xml:space="preserve">8</w:t>
         </w:r>
       </w:hyperlink>
     </w:p>
@@ -967,9 +864,9 @@
             <w:sz w:val="28"/>
             <w:szCs w:val="28"/>
           </w:rPr>
-          <w:t xml:space="preserve">2.1 Требования к сайту и описание реализации</w:t>
+          <w:t xml:space="preserve">2.2 Инструменты и запуск в XAMPP</w:t>
           <w:tab/>
-          <w:t xml:space="preserve">12</w:t>
+          <w:t xml:space="preserve">8</w:t>
         </w:r>
       </w:hyperlink>
     </w:p>
@@ -982,27 +879,6 @@
         <w:ind w:left="284"/>
       </w:pPr>
       <w:hyperlink w:history="1" w:anchor="h11">
-        <w:r>
-          <w:rPr>
-            <w:rFonts w:ascii="Times New Roman" w:cs="Times New Roman" w:eastAsia="Times New Roman" w:hAnsi="Times New Roman"/>
-            <w:sz w:val="28"/>
-            <w:szCs w:val="28"/>
-          </w:rPr>
-          <w:t xml:space="preserve">2.2 Используемые инструменты и запуск в XAMPP</w:t>
-          <w:tab/>
-          <w:t xml:space="preserve">13</w:t>
-        </w:r>
-      </w:hyperlink>
-    </w:p>
-    <w:p>
-      <w:pPr>
-        <w:tabs>
-          <w:tab w:val="right" w:pos="9355" w:leader="dot"/>
-        </w:tabs>
-        <w:spacing w:line="360"/>
-        <w:ind w:left="284"/>
-      </w:pPr>
-      <w:hyperlink w:history="1" w:anchor="h12">
         <w:r>
           <w:rPr>
             <w:rFonts w:ascii="Times New Roman" w:cs="Times New Roman" w:eastAsia="Times New Roman" w:hAnsi="Times New Roman"/>
@@ -1011,7 +887,7 @@
           </w:rPr>
           <w:t xml:space="preserve">2.3 Структура проекта и базы данных</w:t>
           <w:tab/>
-          <w:t xml:space="preserve">14</w:t>
+          <w:t xml:space="preserve">9</w:t>
         </w:r>
       </w:hyperlink>
     </w:p>
@@ -1023,7 +899,7 @@
         <w:spacing w:line="360"/>
         <w:ind w:left="284"/>
       </w:pPr>
-      <w:hyperlink w:history="1" w:anchor="h13">
+      <w:hyperlink w:history="1" w:anchor="h12">
         <w:r>
           <w:rPr>
             <w:rFonts w:ascii="Times New Roman" w:cs="Times New Roman" w:eastAsia="Times New Roman" w:hAnsi="Times New Roman"/>
@@ -1032,7 +908,28 @@
           </w:rPr>
           <w:t xml:space="preserve">2.4 Публичная часть сайта</w:t>
           <w:tab/>
-          <w:t xml:space="preserve">18</w:t>
+          <w:t xml:space="preserve">11</w:t>
+        </w:r>
+      </w:hyperlink>
+    </w:p>
+    <w:p>
+      <w:pPr>
+        <w:tabs>
+          <w:tab w:val="right" w:pos="9355" w:leader="dot"/>
+        </w:tabs>
+        <w:spacing w:line="360"/>
+        <w:ind w:left="284"/>
+      </w:pPr>
+      <w:hyperlink w:history="1" w:anchor="h13">
+        <w:r>
+          <w:rPr>
+            <w:rFonts w:ascii="Times New Roman" w:cs="Times New Roman" w:eastAsia="Times New Roman" w:hAnsi="Times New Roman"/>
+            <w:sz w:val="28"/>
+            <w:szCs w:val="28"/>
+          </w:rPr>
+          <w:t xml:space="preserve">2.5 Регистрация, вход и личный кабинет</w:t>
+          <w:tab/>
+          <w:t xml:space="preserve">15</w:t>
         </w:r>
       </w:hyperlink>
     </w:p>
@@ -1051,9 +948,9 @@
             <w:sz w:val="28"/>
             <w:szCs w:val="28"/>
           </w:rPr>
-          <w:t xml:space="preserve">2.5 Регистрация, авторизация и личный кабинет</w:t>
+          <w:t xml:space="preserve">2.6 Административная панель</w:t>
           <w:tab/>
-          <w:t xml:space="preserve">26</w:t>
+          <w:t xml:space="preserve">19</w:t>
         </w:r>
       </w:hyperlink>
     </w:p>
@@ -1066,27 +963,6 @@
         <w:ind w:left="284"/>
       </w:pPr>
       <w:hyperlink w:history="1" w:anchor="h15">
-        <w:r>
-          <w:rPr>
-            <w:rFonts w:ascii="Times New Roman" w:cs="Times New Roman" w:eastAsia="Times New Roman" w:hAnsi="Times New Roman"/>
-            <w:sz w:val="28"/>
-            <w:szCs w:val="28"/>
-          </w:rPr>
-          <w:t xml:space="preserve">2.6 Административная панель и её влияние на базу данных</w:t>
-          <w:tab/>
-          <w:t xml:space="preserve">31</w:t>
-        </w:r>
-      </w:hyperlink>
-    </w:p>
-    <w:p>
-      <w:pPr>
-        <w:tabs>
-          <w:tab w:val="right" w:pos="9355" w:leader="dot"/>
-        </w:tabs>
-        <w:spacing w:line="360"/>
-        <w:ind w:left="284"/>
-      </w:pPr>
-      <w:hyperlink w:history="1" w:anchor="h16">
         <w:r>
           <w:rPr>
             <w:rFonts w:ascii="Times New Roman" w:cs="Times New Roman" w:eastAsia="Times New Roman" w:hAnsi="Times New Roman"/>
@@ -1095,7 +971,7 @@
           </w:rPr>
           <w:t xml:space="preserve">2.7 Безопасность и тестирование</w:t>
           <w:tab/>
-          <w:t xml:space="preserve">40</w:t>
+          <w:t xml:space="preserve">23</w:t>
         </w:r>
       </w:hyperlink>
     </w:p>
@@ -1107,7 +983,7 @@
         <w:spacing w:line="360"/>
         <w:ind w:left="0"/>
       </w:pPr>
-      <w:hyperlink w:history="1" w:anchor="h17">
+      <w:hyperlink w:history="1" w:anchor="h16">
         <w:r>
           <w:rPr>
             <w:rFonts w:ascii="Times New Roman" w:cs="Times New Roman" w:eastAsia="Times New Roman" w:hAnsi="Times New Roman"/>
@@ -1116,7 +992,7 @@
           </w:rPr>
           <w:t xml:space="preserve">Заключение</w:t>
           <w:tab/>
-          <w:t xml:space="preserve">42</w:t>
+          <w:t xml:space="preserve">25</w:t>
         </w:r>
       </w:hyperlink>
     </w:p>
@@ -1128,7 +1004,7 @@
         <w:spacing w:line="360"/>
         <w:ind w:left="0"/>
       </w:pPr>
-      <w:hyperlink w:history="1" w:anchor="h18">
+      <w:hyperlink w:history="1" w:anchor="h17">
         <w:r>
           <w:rPr>
             <w:rFonts w:ascii="Times New Roman" w:cs="Times New Roman" w:eastAsia="Times New Roman" w:hAnsi="Times New Roman"/>
@@ -1137,7 +1013,7 @@
           </w:rPr>
           <w:t xml:space="preserve">Список использованных источников</w:t>
           <w:tab/>
-          <w:t xml:space="preserve">43</w:t>
+          <w:t xml:space="preserve">26</w:t>
         </w:r>
       </w:hyperlink>
     </w:p>
@@ -1149,7 +1025,7 @@
         <w:spacing w:line="360"/>
         <w:ind w:left="0"/>
       </w:pPr>
-      <w:hyperlink w:history="1" w:anchor="h19">
+      <w:hyperlink w:history="1" w:anchor="h18">
         <w:r>
           <w:rPr>
             <w:rFonts w:ascii="Times New Roman" w:cs="Times New Roman" w:eastAsia="Times New Roman" w:hAnsi="Times New Roman"/>
@@ -1158,7 +1034,7 @@
           </w:rPr>
           <w:t xml:space="preserve">Приложение А. Листинг программного кода</w:t>
           <w:tab/>
-          <w:t xml:space="preserve">47</w:t>
+          <w:t xml:space="preserve">30</w:t>
         </w:r>
       </w:hyperlink>
     </w:p>
@@ -1167,7 +1043,7 @@
         <w:pStyle w:val="Heading1"/>
         <w:keepNext/>
         <w:pageBreakBefore/>
-        <w:spacing w:after="240" w:before="0" w:line="360"/>
+        <w:spacing w:after="0" w:before="0" w:line="360"/>
         <w:ind w:firstLine="0"/>
         <w:jc w:val="center"/>
       </w:pPr>
@@ -1187,6 +1063,20 @@
     </w:p>
     <w:p>
       <w:pPr>
+        <w:keepNext/>
+        <w:spacing w:line="360"/>
+      </w:pPr>
+      <w:r>
+        <w:rPr>
+          <w:rFonts w:ascii="Times New Roman" w:cs="Times New Roman" w:eastAsia="Times New Roman" w:hAnsi="Times New Roman"/>
+          <w:sz w:val="28"/>
+          <w:szCs w:val="28"/>
+        </w:rPr>
+        <w:t xml:space="preserve"/>
+      </w:r>
+    </w:p>
+    <w:p>
+      <w:pPr>
         <w:spacing w:after="0" w:before="0" w:line="360"/>
         <w:ind w:firstLine="709"/>
         <w:jc w:val="both"/>
@@ -1197,7 +1087,7 @@
           <w:sz w:val="28"/>
           <w:szCs w:val="28"/>
         </w:rPr>
-        <w:t xml:space="preserve">Ландшафтный дизайн за последние годы превратился из услуги для немногих в массовый рынок. Владельцы загородных домов и дач хотят получить не просто газон и пару яблонь, а продуманное пространство для отдыха: с дорожками, водоёмом, освещением и растениями, которые украшают участок в любой сезон. Вслед за спросом выросло и число студий, которые предлагают такие услуги, поэтому для каждой из них важно выделиться и донести до клиента свои преимущества.</w:t>
+        <w:t xml:space="preserve">Ландшафтный дизайн за последние годы стал массовой услугой. Владельцы загородных домов хотят получить продуманное пространство для отдыха с дорожками, водоёмом, освещением и растениями, которые украшают участок в любой сезон. Вслед за спросом выросло и число студий, поэтому каждой из них важно донести до клиента свои преимущества.</w:t>
       </w:r>
     </w:p>
     <w:p>
@@ -1212,7 +1102,7 @@
           <w:sz w:val="28"/>
           <w:szCs w:val="28"/>
         </w:rPr>
-        <w:t xml:space="preserve">Главный инструмент продвижения студии – собственный сайт. Клиент видит результат работы раньше, чем общается с менеджером: по фотографиям выполненных проектов, описанию услуг и ценам он решает, стоит ли обращаться. Если на сайте можно сразу рассчитать стоимость и оставить заявку, путь от интереса до заказа становится короче, а студия получает структурированную информацию о клиенте и его участке.</w:t>
+        <w:t xml:space="preserve">Главный инструмент для этого – собственный сайт. По фотографиям выполненных проектов, описанию услуг и ценам клиент решает, стоит ли обращаться в студию. Если на сайте можно сразу рассчитать стоимость и оставить заказ, путь от интереса до сделки становится короче, а студия получает структурированную информацию о клиентах и их заказах.</w:t>
       </w:r>
     </w:p>
     <w:p>
@@ -1227,7 +1117,7 @@
           <w:sz w:val="28"/>
           <w:szCs w:val="28"/>
         </w:rPr>
-        <w:t xml:space="preserve">Для самой студии сайт полезен ещё и как простая система учёта. Заказы, обращения и клиенты собираются в одной базе данных, а их статусы видны администратору в любой момент. Изменить цену, добавить новую услугу или проект в портфолио можно без помощи программиста – через административную панель.</w:t>
+        <w:t xml:space="preserve">Целью курсовой работы является разработка web-сайта студии ландшафтного дизайна «Зелёный двор» с использованием технологий HTML, CSS, JavaScript, PHP и MySQL.</w:t>
       </w:r>
     </w:p>
     <w:p>
@@ -1242,7 +1132,7 @@
           <w:sz w:val="28"/>
           <w:szCs w:val="28"/>
         </w:rPr>
-        <w:t xml:space="preserve">Целью курсовой работы является разработка web-сайта студии ландшафтного дизайна «Зелёный двор» с использованием технологий HTML, CSS, JavaScript, PHP и MySQL.</w:t>
+        <w:t xml:space="preserve">Для достижения цели поставлены следующие задачи:</w:t>
       </w:r>
     </w:p>
     <w:p>
@@ -1257,7 +1147,7 @@
           <w:sz w:val="28"/>
           <w:szCs w:val="28"/>
         </w:rPr>
-        <w:t xml:space="preserve">Для достижения цели поставлены следующие задачи:</w:t>
+        <w:t xml:space="preserve">1) изучить предметную область и определить функции сайта студии ландшафтного дизайна;</w:t>
       </w:r>
     </w:p>
     <w:p>
@@ -1272,7 +1162,7 @@
           <w:sz w:val="28"/>
           <w:szCs w:val="28"/>
         </w:rPr>
-        <w:t xml:space="preserve">1) изучить предметную область и определить, какую информацию и какие функции должен предоставлять сайт студии ландшафтного дизайна;</w:t>
+        <w:t xml:space="preserve">2) рассмотреть технологии разработки и нормативные требования к сайтам;</w:t>
       </w:r>
     </w:p>
     <w:p>
@@ -1287,7 +1177,7 @@
           <w:sz w:val="28"/>
           <w:szCs w:val="28"/>
         </w:rPr>
-        <w:t xml:space="preserve">2) рассмотреть технологии клиентской и серверной разработки, выбранные для реализации;</w:t>
+        <w:t xml:space="preserve">3) спроектировать структуру сайта и базу данных;</w:t>
       </w:r>
     </w:p>
     <w:p>
@@ -1302,7 +1192,7 @@
           <w:sz w:val="28"/>
           <w:szCs w:val="28"/>
         </w:rPr>
-        <w:t xml:space="preserve">3) учесть требования законодательства и стандартов к сайтам, обрабатывающим данные пользователей;</w:t>
+        <w:t xml:space="preserve">4) реализовать публичную часть, личный кабинет и административную панель;</w:t>
       </w:r>
     </w:p>
     <w:p>
@@ -1317,7 +1207,7 @@
           <w:sz w:val="28"/>
           <w:szCs w:val="28"/>
         </w:rPr>
-        <w:t xml:space="preserve">4) спроектировать структуру сайта и базу данных;</w:t>
+        <w:t xml:space="preserve">5) протестировать сайт и описать порядок его запуска в среде XAMPP.</w:t>
       </w:r>
     </w:p>
     <w:p>
@@ -1332,7 +1222,7 @@
           <w:sz w:val="28"/>
           <w:szCs w:val="28"/>
         </w:rPr>
-        <w:t xml:space="preserve">5) реализовать публичную часть, регистрацию, авторизацию, личный кабинет и административную панель;</w:t>
+        <w:t xml:space="preserve">Объектом исследования является клиент-серверное web-приложение для сферы услуг. Предметом исследования выступают методы проектирования интерфейса, серверной логики и базы данных сайта студии ландшафтного дизайна.</w:t>
       </w:r>
     </w:p>
     <w:p>
@@ -1347,62 +1237,17 @@
           <w:sz w:val="28"/>
           <w:szCs w:val="28"/>
         </w:rPr>
-        <w:t xml:space="preserve">6) протестировать сайт и описать порядок его запуска в среде XAMPP.</w:t>
-      </w:r>
-    </w:p>
-    <w:p>
-      <w:pPr>
+        <w:t xml:space="preserve">В работе использованы методы анализа предметной области, моделирования данных и функционального тестирования. Работа состоит из введения, двух глав, заключения, списка использованных источников и приложения с листингом программного кода.</w:t>
+      </w:r>
+    </w:p>
+    <w:p>
+      <w:pPr>
+        <w:pStyle w:val="Heading1"/>
+        <w:keepNext/>
+        <w:pageBreakBefore/>
         <w:spacing w:after="0" w:before="0" w:line="360"/>
         <w:ind w:firstLine="709"/>
         <w:jc w:val="both"/>
-      </w:pPr>
-      <w:r>
-        <w:rPr>
-          <w:rFonts w:ascii="Times New Roman" w:cs="Times New Roman" w:eastAsia="Times New Roman" w:hAnsi="Times New Roman"/>
-          <w:sz w:val="28"/>
-          <w:szCs w:val="28"/>
-        </w:rPr>
-        <w:t xml:space="preserve">Объектом исследования является клиент-серверное web-приложение для сферы услуг. Предметом исследования выступают методы проектирования интерфейса, серверной логики и базы данных сайта студии ландшафтного дизайна.</w:t>
-      </w:r>
-    </w:p>
-    <w:p>
-      <w:pPr>
-        <w:spacing w:after="0" w:before="0" w:line="360"/>
-        <w:ind w:firstLine="709"/>
-        <w:jc w:val="both"/>
-      </w:pPr>
-      <w:r>
-        <w:rPr>
-          <w:rFonts w:ascii="Times New Roman" w:cs="Times New Roman" w:eastAsia="Times New Roman" w:hAnsi="Times New Roman"/>
-          <w:sz w:val="28"/>
-          <w:szCs w:val="28"/>
-        </w:rPr>
-        <w:t xml:space="preserve">В работе использованы методы анализа предметной области и существующих решений, моделирования данных, объектно-ориентированного и процедурного программирования, а также функционального тестирования. Теоретической базой послужили учебная литература по web-технологиям и базам данных, официальная документация языков и СУБД, федеральные законы и государственные стандарты, а также работы по ландшафтной архитектуре и проектированию пользовательских интерфейсов.</w:t>
-      </w:r>
-    </w:p>
-    <w:p>
-      <w:pPr>
-        <w:spacing w:after="0" w:before="0" w:line="360"/>
-        <w:ind w:firstLine="709"/>
-        <w:jc w:val="both"/>
-      </w:pPr>
-      <w:r>
-        <w:rPr>
-          <w:rFonts w:ascii="Times New Roman" w:cs="Times New Roman" w:eastAsia="Times New Roman" w:hAnsi="Times New Roman"/>
-          <w:sz w:val="28"/>
-          <w:szCs w:val="28"/>
-        </w:rPr>
-        <w:t xml:space="preserve">Работа состоит из введения, двух глав, заключения, списка использованных источников и приложения с листингами программного кода.</w:t>
-      </w:r>
-    </w:p>
-    <w:p>
-      <w:pPr>
-        <w:pStyle w:val="Heading1"/>
-        <w:keepNext/>
-        <w:pageBreakBefore/>
-        <w:spacing w:after="240" w:before="0" w:line="360"/>
-        <w:ind w:firstLine="709"/>
-        <w:jc w:val="left"/>
       </w:pPr>
       <w:bookmarkStart w:name="h3" w:id="3"/>
       <w:r>
@@ -1422,9 +1267,9 @@
       <w:pPr>
         <w:pStyle w:val="Heading2"/>
         <w:keepNext/>
-        <w:spacing w:after="240" w:before="240" w:line="360"/>
+        <w:spacing w:after="0" w:before="0" w:line="360"/>
         <w:ind w:firstLine="709"/>
-        <w:jc w:val="left"/>
+        <w:jc w:val="both"/>
       </w:pPr>
       <w:bookmarkStart w:name="h4" w:id="4"/>
       <w:r>
@@ -1442,6 +1287,20 @@
     </w:p>
     <w:p>
       <w:pPr>
+        <w:keepNext/>
+        <w:spacing w:line="360"/>
+      </w:pPr>
+      <w:r>
+        <w:rPr>
+          <w:rFonts w:ascii="Times New Roman" w:cs="Times New Roman" w:eastAsia="Times New Roman" w:hAnsi="Times New Roman"/>
+          <w:sz w:val="28"/>
+          <w:szCs w:val="28"/>
+        </w:rPr>
+        <w:t xml:space="preserve"/>
+      </w:r>
+    </w:p>
+    <w:p>
+      <w:pPr>
         <w:spacing w:after="0" w:before="0" w:line="360"/>
         <w:ind w:firstLine="709"/>
         <w:jc w:val="both"/>
@@ -1452,7 +1311,7 @@
           <w:sz w:val="28"/>
           <w:szCs w:val="28"/>
         </w:rPr>
-        <w:t xml:space="preserve">Ландшафтная архитектура – это область архитектуры и садово-паркового искусства, которая занимается организацией открытых пространств с помощью рельефа, растительности, воды и малых архитектурных форм [32]. Ландшафтный дизайн применяет её принципы к объектам меньшего масштаба: частным садам, дворам, участкам индивидуальной застройки [22]. В отечественной традиции основы композиции сада подробно описаны ещё в работах И. О. Боговой и Л. М. Фурсовой, где сад рассматривается как единство природных и искусственных элементов, подчинённое замыслу автора [23].</w:t>
+        <w:t xml:space="preserve">Ландшафтная архитектура – это область архитектуры и садово-паркового искусства, которая занимается организацией открытых пространств с помощью рельефа, растительности, воды и малых архитектурных форм [32]. Ландшафтный дизайн применяет её принципы к объектам меньшего масштаба: частным садам и участкам индивидуальной застройки [22]. В отечественной традиции основы композиции сада описаны в работах И. О. Боговой и Л. М. Фурсовой, где сад рассматривается как единство природных и искусственных элементов, подчинённое замыслу автора [23].</w:t>
       </w:r>
     </w:p>
     <w:p>
@@ -1467,7 +1326,7 @@
           <w:sz w:val="28"/>
           <w:szCs w:val="28"/>
         </w:rPr>
-        <w:t xml:space="preserve">Работа над садом проходит несколько этапов. Сначала специалист выезжает на участок, делает обмеры, изучает почву, рельеф, освещённость и существующие посадки. Затем разрабатывается проект: генеральный план, дендроплан с перечнем растений, разбивочный чертёж и, по желанию заказчика, трёхмерная визуализация [20, 24]. После согласования начинаются работы по благоустройству – устройство дорожек, водоёмов, освещения – и озеленению: посадка деревьев и кустарников, устройство газонов и цветников. Последний этап – сезонный уход, без которого сад быстро теряет вид [21].</w:t>
+        <w:t xml:space="preserve">Работа над садом проходит несколько этапов: выезд на участок и обмеры, разработка проекта (генеральный план, дендроплан, визуализация), благоустройство и озеленение, сезонный уход [20, 21, 24]. Требования к выполнению работ по благоустройству закреплены в своде правил СП 82.13330.2016 «Благоустройство территорий» [11]. Современные исследования подчёркивают, что ландшафтный подход всё больше ориентируется на комфорт жителей [30].</w:t>
       </w:r>
     </w:p>
     <w:p>
@@ -1482,46 +1341,30 @@
           <w:sz w:val="28"/>
           <w:szCs w:val="28"/>
         </w:rPr>
-        <w:t xml:space="preserve">Требования к выполнению работ по благоустройству закреплены в своде правил СП 82.13330.2016 «Благоустройство территорий» [11]. Он регламентирует, например, устройство покрытий дорожек, подготовку растительного грунта и посадку растений, поэтому студия, указывая состав услуги на сайте, фактически описывает работы, которые выполняются по этим правилам.</w:t>
-      </w:r>
-    </w:p>
-    <w:p>
-      <w:pPr>
+        <w:t xml:space="preserve">Отсюда вытекают требования к сайту студии. Услуги удобно группировать по этапам работы: проектирование, озеленение, благоустройство и уход. Стоимость большинства работ зависит от объёма, поэтому у каждой услуги должна быть цена за единицу и возможность сразу посчитать итог. Решающим аргументом для клиента является портфолио, а после заказа клиенту нужен личный кабинет, где видно состояние заказа.</w:t>
+      </w:r>
+    </w:p>
+    <w:p>
+      <w:pPr>
+        <w:keepNext/>
+        <w:spacing w:line="360"/>
+      </w:pPr>
+      <w:r>
+        <w:rPr>
+          <w:rFonts w:ascii="Times New Roman" w:cs="Times New Roman" w:eastAsia="Times New Roman" w:hAnsi="Times New Roman"/>
+          <w:sz w:val="28"/>
+          <w:szCs w:val="28"/>
+        </w:rPr>
+        <w:t xml:space="preserve"/>
+      </w:r>
+    </w:p>
+    <w:p>
+      <w:pPr>
+        <w:pStyle w:val="Heading2"/>
+        <w:keepNext/>
         <w:spacing w:after="0" w:before="0" w:line="360"/>
         <w:ind w:firstLine="709"/>
         <w:jc w:val="both"/>
-      </w:pPr>
-      <w:r>
-        <w:rPr>
-          <w:rFonts w:ascii="Times New Roman" w:cs="Times New Roman" w:eastAsia="Times New Roman" w:hAnsi="Times New Roman"/>
-          <w:sz w:val="28"/>
-          <w:szCs w:val="28"/>
-        </w:rPr>
-        <w:t xml:space="preserve">Отсюда вытекают требования к сайту студии. Во-первых, услуги удобно группировать по этапам работы: проектирование, озеленение, благоустройство и уход. Во-вторых, стоимость большинства работ зависит от объёма – площади газона, количества растений, числа светильников, – поэтому у каждой услуги должна быть цена за единицу и возможность сразу посчитать итог. В-третьих, решающим аргументом для клиента является портфолио: фотографии готовых садов с указанием места, площади и года. Наконец, после заказа клиент хочет знать, что происходит с его заявкой, а значит, нужен личный кабинет со статусами.</w:t>
-      </w:r>
-    </w:p>
-    <w:p>
-      <w:pPr>
-        <w:spacing w:after="0" w:before="0" w:line="360"/>
-        <w:ind w:firstLine="709"/>
-        <w:jc w:val="both"/>
-      </w:pPr>
-      <w:r>
-        <w:rPr>
-          <w:rFonts w:ascii="Times New Roman" w:cs="Times New Roman" w:eastAsia="Times New Roman" w:hAnsi="Times New Roman"/>
-          <w:sz w:val="28"/>
-          <w:szCs w:val="28"/>
-        </w:rPr>
-        <w:t xml:space="preserve">Современные исследования подчёркивают, что ландшафтный подход становится частью проектирования городской и загородной среды в целом и всё больше ориентируется на комфорт жителей [30]. Для сайта студии это означает, что в описании услуг важно говорить не о технологиях, а о результате для заказчика: удобной зоне отдыха, саде, который не требует сложного ухода, растениях, выдерживающих местный климат.</w:t>
-      </w:r>
-    </w:p>
-    <w:p>
-      <w:pPr>
-        <w:pStyle w:val="Heading2"/>
-        <w:keepNext/>
-        <w:spacing w:after="240" w:before="240" w:line="360"/>
-        <w:ind w:firstLine="709"/>
-        <w:jc w:val="left"/>
       </w:pPr>
       <w:bookmarkStart w:name="h5" w:id="5"/>
       <w:r>
@@ -1539,6 +1382,20 @@
     </w:p>
     <w:p>
       <w:pPr>
+        <w:keepNext/>
+        <w:spacing w:line="360"/>
+      </w:pPr>
+      <w:r>
+        <w:rPr>
+          <w:rFonts w:ascii="Times New Roman" w:cs="Times New Roman" w:eastAsia="Times New Roman" w:hAnsi="Times New Roman"/>
+          <w:sz w:val="28"/>
+          <w:szCs w:val="28"/>
+        </w:rPr>
+        <w:t xml:space="preserve"/>
+      </w:r>
+    </w:p>
+    <w:p>
+      <w:pPr>
         <w:spacing w:after="0" w:before="0" w:line="360"/>
         <w:ind w:firstLine="709"/>
         <w:jc w:val="both"/>
@@ -1549,7 +1406,7 @@
           <w:sz w:val="28"/>
           <w:szCs w:val="28"/>
         </w:rPr>
-        <w:t xml:space="preserve">Клиентская часть сайта – это то, что браузер получает от сервера и показывает пользователю. Она строится на трёх технологиях: HTML отвечает за структуру и смысл содержимого, CSS – за внешний вид, JavaScript – за поведение страницы [12, 15].</w:t>
+        <w:t xml:space="preserve">Клиентская часть сайта строится на трёх технологиях: HTML отвечает за структуру содержимого, CSS – за внешний вид, JavaScript – за поведение страницы [12, 15]. Актуальная версия HTML развивается организацией WHATWG как «живой стандарт» [39]. Семантические элементы header, nav, main, section и footer сообщают браузеру и программам экранного доступа роль каждого блока, что важно для доступности по ГОСТ Р 52872-2019 [7, 36]. Атрибуты required, minlength и type="email" проверяют формы ещё до отправки на сервер [12].</w:t>
       </w:r>
     </w:p>
     <w:p>
@@ -1564,7 +1421,7 @@
           <w:sz w:val="28"/>
           <w:szCs w:val="28"/>
         </w:rPr>
-        <w:t xml:space="preserve">HTML (HyperText Markup Language) описывает документ как дерево элементов. Актуальная версия языка развивается как «живой стандарт» организацией WHATWG [39]. Начиная с HTML5 в язык добавлены семантические элементы header, nav, main, section, article, figure и footer. Они не меняют внешний вид страницы, но сообщают браузеру, поисковым системам и программам экранного доступа, какую роль играет каждый блок. Это важно для доступности: ГОСТ Р 52872-2019 требует, чтобы структура страницы была понятна вспомогательным технологиям, а у изображений был текстовый эквивалент [7, 36]. Кроме того, HTML5 предоставляет встроенную проверку форм: атрибуты required, minlength, type="email" и type="number" не позволяют отправить незаполненную или явно неверную форму ещё до обращения к серверу [12].</w:t>
+        <w:t xml:space="preserve">CSS задаёт оформление страницы. Для раскладки используются Flexbox, удобный для меню и строк, и CSS Grid, который подходит для сеток карточек [17, 31]. CSS-переменные позволяют объявить фирменные цвета один раз и использовать их во всём файле стилей [35]. Адаптивность обеспечивается гибкой сеткой и медиазапросами – этот подход описал Итан Маркотт под названием «отзывчивый web-дизайн» [29].</w:t>
       </w:r>
     </w:p>
     <w:p>
@@ -1579,7 +1436,7 @@
           <w:sz w:val="28"/>
           <w:szCs w:val="28"/>
         </w:rPr>
-        <w:t xml:space="preserve">CSS (Cascading Style Sheets) задаёт оформление: цвета, шрифты, отступы и расположение блоков. Для раскладки страниц используются два механизма. Flexbox располагает элементы в одну строку или колонку и удобен для меню, кнопок и строк списков. CSS Grid работает сразу по двум осям и подходит для сеток карточек и многоколоночных макетов [17, 31]. Пользовательские свойства (CSS-переменные) позволяют один раз объявить фирменные цвета и затем использовать их во всём файле стилей, так что смена палитры сводится к изменению нескольких строк [35].</w:t>
+        <w:t xml:space="preserve">JavaScript выполняется в браузере и меняет страницу без перезагрузки через объектную модель документа (DOM) [13, 16]. На сайте студии он нужен для мобильного меню, пересчёта стоимости при вводе площади, окна просмотра проекта и подтверждения удаления.</w:t>
       </w:r>
     </w:p>
     <w:p>
@@ -1594,46 +1451,30 @@
           <w:sz w:val="28"/>
           <w:szCs w:val="28"/>
         </w:rPr>
-        <w:t xml:space="preserve">Отдельное значение имеет адаптивность. Термин «отзывчивый web-дизайн» предложил Итан Маркотт, описав его как сочетание гибкой сетки, гибких изображений и медиазапросов [29]. Медиазапрос @media применяет набор правил только при определённой ширине экрана: например, на смартфоне меню прячется под кнопку, а колонки выстраиваются друг под другом. Учитывая, что значительная часть посетителей открывает сайты с телефона, адаптивная вёрстка является обязательным требованием.</w:t>
-      </w:r>
-    </w:p>
-    <w:p>
-      <w:pPr>
+        <w:t xml:space="preserve">При проектировании интерфейса учитывались принципы удобства использования: пользователь не должен задумываться, куда нажать [25]; посетители не читают страницы целиком, а сканируют их в поисках ключевых слов и кнопок [27]; интерфейс строится вокруг целей пользователя [26]. Порядок проектирования – от набора функций к структуре и визуальному оформлению – взят из модели Дж. Гарретта [28] и соответствует ГОСТ Р ИСО 9241-210-2016 [8].</w:t>
+      </w:r>
+    </w:p>
+    <w:p>
+      <w:pPr>
+        <w:keepNext/>
+        <w:spacing w:line="360"/>
+      </w:pPr>
+      <w:r>
+        <w:rPr>
+          <w:rFonts w:ascii="Times New Roman" w:cs="Times New Roman" w:eastAsia="Times New Roman" w:hAnsi="Times New Roman"/>
+          <w:sz w:val="28"/>
+          <w:szCs w:val="28"/>
+        </w:rPr>
+        <w:t xml:space="preserve"/>
+      </w:r>
+    </w:p>
+    <w:p>
+      <w:pPr>
+        <w:pStyle w:val="Heading2"/>
+        <w:keepNext/>
         <w:spacing w:after="0" w:before="0" w:line="360"/>
         <w:ind w:firstLine="709"/>
         <w:jc w:val="both"/>
-      </w:pPr>
-      <w:r>
-        <w:rPr>
-          <w:rFonts w:ascii="Times New Roman" w:cs="Times New Roman" w:eastAsia="Times New Roman" w:hAnsi="Times New Roman"/>
-          <w:sz w:val="28"/>
-          <w:szCs w:val="28"/>
-        </w:rPr>
-        <w:t xml:space="preserve">JavaScript – язык программирования, который выполняется в браузере и позволяет менять страницу без её перезагрузки [13, 16]. Современный JavaScript, соответствующий стандарту ECMAScript 2015 и более поздним, предоставляет блочные объявления let и const, стрелочные функции, шаблонные строки и удобные методы работы с коллекциями. Через объектную модель документа (DOM) скрипт находит элементы, подписывается на события – щелчок, ввод текста, отправку формы – и изменяет содержимое или классы элементов [35]. На сайте студии JavaScript нужен для небольших, но заметных удобств: мобильного меню, пересчёта стоимости при вводе площади, окна просмотра проекта и подтверждения удаления.</w:t>
-      </w:r>
-    </w:p>
-    <w:p>
-      <w:pPr>
-        <w:spacing w:after="0" w:before="0" w:line="360"/>
-        <w:ind w:firstLine="709"/>
-        <w:jc w:val="both"/>
-      </w:pPr>
-      <w:r>
-        <w:rPr>
-          <w:rFonts w:ascii="Times New Roman" w:cs="Times New Roman" w:eastAsia="Times New Roman" w:hAnsi="Times New Roman"/>
-          <w:sz w:val="28"/>
-          <w:szCs w:val="28"/>
-        </w:rPr>
-        <w:t xml:space="preserve">С точки зрения удобства использования важно, чтобы интерфейс был предсказуемым. С. Круг формулирует это как главный принцип: пользователь не должен задумываться, куда нажать и что произойдёт [25]. Я. Нильсен и Х. Лоранжер на основе наблюдений за реальными пользователями показывают, что посетители не читают страницы целиком, а сканируют их в поисках ключевых слов и кнопок [27]. А. Купер отмечает, что интерфейс должен строиться вокруг целей пользователя, а не вокруг устройства программы [26]. Поэтому на сайте используются крупные заголовки, короткие описания, явно выделенная цена и одна главная кнопка действия в каждой карточке. Модель уровней пользовательского опыта Дж. Гарретта – от стратегии и набора функций до структуры, компоновки и визуального оформления – была использована как порядок проектирования [28]. Человеко-ориентированный подход к проектированию интерактивных систем также закреплён в ГОСТ Р ИСО 9241-210-2016 [8].</w:t>
-      </w:r>
-    </w:p>
-    <w:p>
-      <w:pPr>
-        <w:pStyle w:val="Heading2"/>
-        <w:keepNext/>
-        <w:spacing w:after="240" w:before="240" w:line="360"/>
-        <w:ind w:firstLine="709"/>
-        <w:jc w:val="left"/>
       </w:pPr>
       <w:bookmarkStart w:name="h6" w:id="6"/>
       <w:r>
@@ -1645,9 +1486,23 @@
           <w:sz w:val="28"/>
           <w:szCs w:val="28"/>
         </w:rPr>
-        <w:t xml:space="preserve">1.3 Серверный язык PHP</w:t>
+        <w:t xml:space="preserve">1.3 Серверный язык PHP и СУБД MySQL</w:t>
       </w:r>
       <w:bookmarkEnd w:id="6"/>
+    </w:p>
+    <w:p>
+      <w:pPr>
+        <w:keepNext/>
+        <w:spacing w:line="360"/>
+      </w:pPr>
+      <w:r>
+        <w:rPr>
+          <w:rFonts w:ascii="Times New Roman" w:cs="Times New Roman" w:eastAsia="Times New Roman" w:hAnsi="Times New Roman"/>
+          <w:sz w:val="28"/>
+          <w:szCs w:val="28"/>
+        </w:rPr>
+        <w:t xml:space="preserve"/>
+      </w:r>
     </w:p>
     <w:p>
       <w:pPr>
@@ -1661,7 +1516,7 @@
           <w:sz w:val="28"/>
           <w:szCs w:val="28"/>
         </w:rPr>
-        <w:t xml:space="preserve">PHP – интерпретируемый язык программирования, созданный специально для web-разработки. Сервер выполняет PHP-код при каждом запросе страницы и отправляет браузеру уже готовый HTML [14, 33]. Это позволяет показывать данные из базы, проверять введённые пользователем значения, хранить состояние между запросами и ограничивать доступ к страницам.</w:t>
+        <w:t xml:space="preserve">PHP – интерпретируемый язык для web-разработки: сервер выполняет PHP-код при каждом запросе и отправляет браузеру готовый HTML [14, 33]. Сильная сторона PHP – простое развёртывание: достаточно положить файлы в каталог web-сервера Apache [19]. Состояние пользователя между запросами хранится в сессии ($_SESSION), а пароли – только в виде хеша, полученного функцией password_hash() [15, 33].</w:t>
       </w:r>
     </w:p>
     <w:p>
@@ -1676,7 +1531,7 @@
           <w:sz w:val="28"/>
           <w:szCs w:val="28"/>
         </w:rPr>
-        <w:t xml:space="preserve">Сильная сторона PHP – низкий порог входа и простое развёртывание: достаточно положить файлы в каталог web-сервера Apache, и сайт заработает. PHP-код можно вставлять прямо в HTML-шаблон с помощью коротких тегов &lt;?= ?&gt;, а управляющие конструкции if и foreach в альтернативном синтаксисе с двоеточием делают такие шаблоны легко читаемыми [14, 19]. Начиная с седьмой версии язык получил объявления типов аргументов и возвращаемых значений, оператор объединения с null (??) и значительный прирост производительности, а в восьмой версии – JIT-компиляцию [33].</w:t>
+        <w:t xml:space="preserve">Для работы с базой данных используется расширение PDO с подготовленными запросами: значения передаются отдельно от текста SQL-команды, поэтому данные из формы не могут изменить её структуру. Это основной способ защиты от SQL-инъекций из перечня OWASP Top 10 [37, 33].</w:t>
       </w:r>
     </w:p>
     <w:p>
@@ -1691,7 +1546,7 @@
           <w:sz w:val="28"/>
           <w:szCs w:val="28"/>
         </w:rPr>
-        <w:t xml:space="preserve">Для работы с базами данных в PHP есть расширение PDO (PHP Data Objects). Оно предоставляет единый интерфейс к разным СУБД и поддерживает подготовленные запросы. В подготовленном запросе вместо значений ставятся знаки вопроса, а сами значения передаются отдельно, поэтому никакой текст из формы не может изменить структуру SQL-команды. Это основной способ защиты от SQL-инъекций, которые занимают одно из первых мест в перечне уязвимостей OWASP Top 10 [37, 33].</w:t>
+        <w:t xml:space="preserve">Реляционная база данных хранит информацию в связанных таблицах; связи задаются первичными и внешними ключами, а операции создания, чтения, изменения и удаления (CRUD) выполняются командами INSERT, SELECT, UPDATE и DELETE [18]. В сборку XAMPP входит СУБД MariaDB, совместимая с MySQL [34, 38]. Подсистема InnoDB поддерживает внешние ключи с правилом ON DELETE CASCADE, при котором вместе с родительской записью автоматически удаляются связанные с ней записи [34].</w:t>
       </w:r>
     </w:p>
     <w:p>
@@ -1706,7 +1561,7 @@
           <w:sz w:val="28"/>
           <w:szCs w:val="28"/>
         </w:rPr>
-        <w:t xml:space="preserve">HTTP – протокол без сохранения состояния: каждый запрос обрабатывается независимо. Чтобы сайт «помнил», что пользователь вошёл в систему, PHP использует сессии. Функция session_start() создаёт или восстанавливает сессию, а данные сохраняются в суперглобальном массиве $_SESSION на сервере; браузер хранит только идентификатор сессии в cookie [15]. Пароли пользователей в базе хранить в открытом виде нельзя: функции password_hash() и password_verify() вычисляют и проверяют стойкий хеш пароля с солью по алгоритму bcrypt [33].</w:t>
+        <w:t xml:space="preserve">При проектировании базы данных применяется нормализация: каждый факт хранится в одном месте [18]. Например, название и цена услуги хранятся только в таблице услуг, а заказ содержит лишь ссылку на неё; при выводе таблицы соединяются оператором JOIN. Денежные суммы хранятся в типе DECIMAL, чтобы избежать ошибок округления, а перечень допустимых значений, например роль пользователя или статус заказа, задаётся типом ENUM [34].</w:t>
       </w:r>
     </w:p>
     <w:p>
@@ -1721,16 +1576,30 @@
           <w:sz w:val="28"/>
           <w:szCs w:val="28"/>
         </w:rPr>
-        <w:t xml:space="preserve">Крупные проекты на PHP обычно строятся на фреймворках с архитектурой MVC, однако для небольшого сайта фреймворк избыточен: он увеличивает объём кода и усложняет запуск. В данной работе выбран процедурный подход с разделением на страницы, общие функции и шаблоны – так структура проекта остаётся понятной, а каждый файл можно прочитать отдельно.</w:t>
+        <w:t xml:space="preserve">Крупные проекты на PHP обычно строятся на фреймворках с архитектурой MVC, однако для небольшого сайта фреймворк избыточен: он увеличивает объём кода и усложняет запуск. В работе выбран процедурный подход с разделением на страницы, общие функции и шаблоны, при котором каждый файл можно прочитать отдельно [14, 19].</w:t>
+      </w:r>
+    </w:p>
+    <w:p>
+      <w:pPr>
+        <w:keepNext/>
+        <w:spacing w:line="360"/>
+      </w:pPr>
+      <w:r>
+        <w:rPr>
+          <w:rFonts w:ascii="Times New Roman" w:cs="Times New Roman" w:eastAsia="Times New Roman" w:hAnsi="Times New Roman"/>
+          <w:sz w:val="28"/>
+          <w:szCs w:val="28"/>
+        </w:rPr>
+        <w:t xml:space="preserve"/>
       </w:r>
     </w:p>
     <w:p>
       <w:pPr>
         <w:pStyle w:val="Heading2"/>
         <w:keepNext/>
-        <w:spacing w:after="240" w:before="240" w:line="360"/>
+        <w:spacing w:after="0" w:before="0" w:line="360"/>
         <w:ind w:firstLine="709"/>
-        <w:jc w:val="left"/>
+        <w:jc w:val="both"/>
       </w:pPr>
       <w:bookmarkStart w:name="h7" w:id="7"/>
       <w:r>
@@ -1742,9 +1611,23 @@
           <w:sz w:val="28"/>
           <w:szCs w:val="28"/>
         </w:rPr>
-        <w:t xml:space="preserve">1.4 СУБД MySQL и проектирование базы данных</w:t>
+        <w:t xml:space="preserve">1.4 Правовые и нормативные требования к сайту</w:t>
       </w:r>
       <w:bookmarkEnd w:id="7"/>
+    </w:p>
+    <w:p>
+      <w:pPr>
+        <w:keepNext/>
+        <w:spacing w:line="360"/>
+      </w:pPr>
+      <w:r>
+        <w:rPr>
+          <w:rFonts w:ascii="Times New Roman" w:cs="Times New Roman" w:eastAsia="Times New Roman" w:hAnsi="Times New Roman"/>
+          <w:sz w:val="28"/>
+          <w:szCs w:val="28"/>
+        </w:rPr>
+        <w:t xml:space="preserve"/>
+      </w:r>
     </w:p>
     <w:p>
       <w:pPr>
@@ -1758,7 +1641,7 @@
           <w:sz w:val="28"/>
           <w:szCs w:val="28"/>
         </w:rPr>
-        <w:t xml:space="preserve">Реляционная база данных хранит информацию в виде связанных таблиц. Каждая строка таблицы описывает один объект, каждый столбец – его свойство, а связи между таблицами задаются через ключи: первичный ключ однозначно определяет строку, внешний ключ ссылается на строку другой таблицы [18]. Работа с данными ведётся на языке SQL: команды SELECT, INSERT, UPDATE и DELETE соответствуют четырём базовым операциям, которые принято обозначать аббревиатурой CRUD (Create, Read, Update, Delete).</w:t>
+        <w:t xml:space="preserve">Конституция Российской Федерации запрещает сбор и использование информации о частной жизни лица без его согласия и гарантирует право свободно получать информацию [1]. Федеральный закон № 149-ФЗ обязывает обладателя информации принимать меры по её защите [2], а Федеральный закон № 152-ФЗ относит имя, телефон и адрес электронной почты к персональным данным, конфиденциальность которых обязан обеспечить оператор [3]. Сайт студии собирает именно такие сведения при регистрации и оформлении заказа.</w:t>
       </w:r>
     </w:p>
     <w:p>
@@ -1773,46 +1656,17 @@
           <w:sz w:val="28"/>
           <w:szCs w:val="28"/>
         </w:rPr>
-        <w:t xml:space="preserve">MySQL – одна из самых распространённых реляционных СУБД для web-приложений; в сборку XAMPP входит её совместимая ветвь MariaDB [34, 38]. Подсистема хранения InnoDB поддерживает транзакции и внешние ключи с правилами каскадного удаления: если указать ON DELETE CASCADE, при удалении родительской записи автоматически удаляются связанные с ней дочерние записи. Это избавляет от «осиротевших» строк – например, заказов, которые ссылаются на уже удалённую услугу [34].</w:t>
-      </w:r>
-    </w:p>
-    <w:p>
-      <w:pPr>
+        <w:t xml:space="preserve">Сведения об услугах и ценах должны быть достоверными [4, 5], поэтому цены на сайте указываются «от», а калькулятор показывает предварительную стоимость. Техническое задание составлено по ГОСТ 34.602-2020 [6], пояснительная записка – по ГОСТ 7.32-2017 [9], список источников – по ГОСТ Р 7.0.100-2018 [10].</w:t>
+      </w:r>
+    </w:p>
+    <w:p>
+      <w:pPr>
+        <w:pStyle w:val="Heading1"/>
+        <w:keepNext/>
+        <w:pageBreakBefore/>
         <w:spacing w:after="0" w:before="0" w:line="360"/>
         <w:ind w:firstLine="709"/>
         <w:jc w:val="both"/>
-      </w:pPr>
-      <w:r>
-        <w:rPr>
-          <w:rFonts w:ascii="Times New Roman" w:cs="Times New Roman" w:eastAsia="Times New Roman" w:hAnsi="Times New Roman"/>
-          <w:sz w:val="28"/>
-          <w:szCs w:val="28"/>
-        </w:rPr>
-        <w:t xml:space="preserve">При проектировании базы данных применяется нормализация: данные разносятся по таблицам так, чтобы каждый факт хранился в одном месте [18]. Например, название и цена услуги хранятся только в таблице услуг, а заказ содержит лишь ссылку на неё. Когда нужно показать заказ вместе с названием услуги и именем клиента, таблицы соединяются запросом с оператором JOIN. Исключение сделано для суммы заказа: она сохраняется в момент оформления, чтобы последующее изменение цены услуги не меняло стоимость уже принятых заказов.</w:t>
-      </w:r>
-    </w:p>
-    <w:p>
-      <w:pPr>
-        <w:spacing w:after="0" w:before="0" w:line="360"/>
-        <w:ind w:firstLine="709"/>
-        <w:jc w:val="both"/>
-      </w:pPr>
-      <w:r>
-        <w:rPr>
-          <w:rFonts w:ascii="Times New Roman" w:cs="Times New Roman" w:eastAsia="Times New Roman" w:hAnsi="Times New Roman"/>
-          <w:sz w:val="28"/>
-          <w:szCs w:val="28"/>
-        </w:rPr>
-        <w:t xml:space="preserve">Для типов данных важно выбирать подходящие форматы: денежные суммы хранятся в типе DECIMAL, а не в числах с плавающей точкой, чтобы избежать ошибок округления; перечень допустимых значений, например роль пользователя или статус заказа, задаётся типом ENUM; дата создания записи заполняется автоматически значением CURRENT_TIMESTAMP [34].</w:t>
-      </w:r>
-    </w:p>
-    <w:p>
-      <w:pPr>
-        <w:pStyle w:val="Heading2"/>
-        <w:keepNext/>
-        <w:spacing w:after="240" w:before="240" w:line="360"/>
-        <w:ind w:firstLine="709"/>
-        <w:jc w:val="left"/>
       </w:pPr>
       <w:bookmarkStart w:name="h8" w:id="8"/>
       <w:r>
@@ -1824,78 +1678,17 @@
           <w:sz w:val="28"/>
           <w:szCs w:val="28"/>
         </w:rPr>
-        <w:t xml:space="preserve">1.5 Правовые и нормативные требования к сайту</w:t>
+        <w:t xml:space="preserve">2 Практическая часть</w:t>
       </w:r>
       <w:bookmarkEnd w:id="8"/>
     </w:p>
     <w:p>
       <w:pPr>
+        <w:pStyle w:val="Heading2"/>
+        <w:keepNext/>
         <w:spacing w:after="0" w:before="0" w:line="360"/>
         <w:ind w:firstLine="709"/>
         <w:jc w:val="both"/>
-      </w:pPr>
-      <w:r>
-        <w:rPr>
-          <w:rFonts w:ascii="Times New Roman" w:cs="Times New Roman" w:eastAsia="Times New Roman" w:hAnsi="Times New Roman"/>
-          <w:sz w:val="28"/>
-          <w:szCs w:val="28"/>
-        </w:rPr>
-        <w:t xml:space="preserve">Сайт, который собирает данные посетителей, должен соответствовать законодательству. Конституция Российской Федерации гарантирует каждому право на неприкосновенность частной жизни и запрещает сбор, хранение и использование информации о частной жизни лица без его согласия (статьи 23 и 24), а также закрепляет право свободно искать, получать и передавать информацию законным способом (статья 29) [1].</w:t>
-      </w:r>
-    </w:p>
-    <w:p>
-      <w:pPr>
-        <w:spacing w:after="0" w:before="0" w:line="360"/>
-        <w:ind w:firstLine="709"/>
-        <w:jc w:val="both"/>
-      </w:pPr>
-      <w:r>
-        <w:rPr>
-          <w:rFonts w:ascii="Times New Roman" w:cs="Times New Roman" w:eastAsia="Times New Roman" w:hAnsi="Times New Roman"/>
-          <w:sz w:val="28"/>
-          <w:szCs w:val="28"/>
-        </w:rPr>
-        <w:t xml:space="preserve">Федеральный закон № 149-ФЗ «Об информации, информационных технологиях и о защите информации» определяет понятия информационной системы и её оператора и обязывает обладателя информации принимать меры по её защите [2]. Федеральный закон № 152-ФЗ «О персональных данных» относит к персональным данным любую информацию, относящуюся к прямо или косвенно определённому лицу, – имя, телефон, адрес электронной почты [3]. Сайт студии собирает именно такие сведения при регистрации, оформлении заказа и отправке формы обратной связи, поэтому оператор обязан обеспечить их конфиденциальность и безопасность, а в реальной эксплуатации – опубликовать политику обработки персональных данных и получать согласие пользователя.</w:t>
-      </w:r>
-    </w:p>
-    <w:p>
-      <w:pPr>
-        <w:spacing w:after="0" w:before="0" w:line="360"/>
-        <w:ind w:firstLine="709"/>
-        <w:jc w:val="both"/>
-      </w:pPr>
-      <w:r>
-        <w:rPr>
-          <w:rFonts w:ascii="Times New Roman" w:cs="Times New Roman" w:eastAsia="Times New Roman" w:hAnsi="Times New Roman"/>
-          <w:sz w:val="28"/>
-          <w:szCs w:val="28"/>
-        </w:rPr>
-        <w:t xml:space="preserve">Описание услуг и цен на сайте является информацией для потребителя. Закон «О защите прав потребителей» требует, чтобы исполнитель доводил до потребителя достоверную информацию об услугах и их цене [4], а Федеральный закон «О рекламе» запрещает недостоверные сведения о преимуществах товаров и услуг [5]. Поэтому цены на сайте указываются как «от» – окончательная стоимость определяется после выезда специалиста, о чём клиента предупреждает надпись «Предварительная стоимость» в калькуляторе.</w:t>
-      </w:r>
-    </w:p>
-    <w:p>
-      <w:pPr>
-        <w:spacing w:after="0" w:before="0" w:line="360"/>
-        <w:ind w:firstLine="709"/>
-        <w:jc w:val="both"/>
-      </w:pPr>
-      <w:r>
-        <w:rPr>
-          <w:rFonts w:ascii="Times New Roman" w:cs="Times New Roman" w:eastAsia="Times New Roman" w:hAnsi="Times New Roman"/>
-          <w:sz w:val="28"/>
-          <w:szCs w:val="28"/>
-        </w:rPr>
-        <w:t xml:space="preserve">К оформлению проектной документации относятся государственные стандарты. Техническое задание на сайт составлено с опорой на ГОСТ 34.602-2020 [6], структура пояснительной записки – на ГОСТ 7.32-2017 [9], а список источников оформлен по ГОСТ Р 7.0.100-2018 [10]. Требования к доступности интерфейса изложены в ГОСТ Р 52872-2019 и международных рекомендациях WCAG 2.1 [7, 36].</w:t>
-      </w:r>
-    </w:p>
-    <w:p>
-      <w:pPr>
-        <w:pStyle w:val="Heading1"/>
-        <w:keepNext/>
-        <w:pageBreakBefore/>
-        <w:spacing w:after="240" w:before="0" w:line="360"/>
-        <w:ind w:firstLine="709"/>
-        <w:jc w:val="left"/>
       </w:pPr>
       <w:bookmarkStart w:name="h9" w:id="9"/>
       <w:r>
@@ -1907,31 +1700,23 @@
           <w:sz w:val="28"/>
           <w:szCs w:val="28"/>
         </w:rPr>
-        <w:t xml:space="preserve">2 Практическая часть</w:t>
+        <w:t xml:space="preserve">2.1 Требования к сайту</w:t>
       </w:r>
       <w:bookmarkEnd w:id="9"/>
     </w:p>
     <w:p>
       <w:pPr>
-        <w:pStyle w:val="Heading2"/>
         <w:keepNext/>
-        <w:spacing w:after="240" w:before="240" w:line="360"/>
-        <w:ind w:firstLine="709"/>
-        <w:jc w:val="left"/>
-      </w:pPr>
-      <w:bookmarkStart w:name="h10" w:id="10"/>
+        <w:spacing w:line="360"/>
+      </w:pPr>
       <w:r>
         <w:rPr>
           <w:rFonts w:ascii="Times New Roman" w:cs="Times New Roman" w:eastAsia="Times New Roman" w:hAnsi="Times New Roman"/>
-          <w:b/>
-          <w:bCs/>
-          <w:color w:val="000000"/>
           <w:sz w:val="28"/>
           <w:szCs w:val="28"/>
         </w:rPr>
-        <w:t xml:space="preserve">2.1 Требования к сайту и описание реализации</w:t>
-      </w:r>
-      <w:bookmarkEnd w:id="10"/>
+        <w:t xml:space="preserve"/>
+      </w:r>
     </w:p>
     <w:p>
       <w:pPr>
@@ -1945,142 +1730,7 @@
           <w:sz w:val="28"/>
           <w:szCs w:val="28"/>
         </w:rPr>
-        <w:t xml:space="preserve">Курсовая работа предполагает создание web-сайта студии ландшафтного дизайна с использованием HTML, CSS, JavaScript, PHP и СУБД MySQL. Сайт должен знакомить посетителей с услугами и выполненными проектами, позволять зарегистрированным клиентам заказывать услуги, а администратору – управлять всем содержимым. Подробное техническое задание оформлено отдельным документом; основные требования приведены ниже.</w:t>
-      </w:r>
-    </w:p>
-    <w:p>
-      <w:pPr>
-        <w:spacing w:after="0" w:before="0" w:line="360"/>
-        <w:ind w:firstLine="709"/>
-        <w:jc w:val="both"/>
-      </w:pPr>
-      <w:r>
-        <w:rPr>
-          <w:rFonts w:ascii="Times New Roman" w:cs="Times New Roman" w:eastAsia="Times New Roman" w:hAnsi="Times New Roman"/>
-          <w:sz w:val="28"/>
-          <w:szCs w:val="28"/>
-        </w:rPr>
-        <w:t xml:space="preserve">Требования к проекту:</w:t>
-      </w:r>
-    </w:p>
-    <w:p>
-      <w:pPr>
-        <w:spacing w:after="0" w:before="0" w:line="360"/>
-        <w:ind w:firstLine="709"/>
-        <w:jc w:val="both"/>
-      </w:pPr>
-      <w:r>
-        <w:rPr>
-          <w:rFonts w:ascii="Times New Roman" w:cs="Times New Roman" w:eastAsia="Times New Roman" w:hAnsi="Times New Roman"/>
-          <w:sz w:val="28"/>
-          <w:szCs w:val="28"/>
-        </w:rPr>
-        <w:t xml:space="preserve">1) должна быть предусмотрена регистрация и авторизация пользователей;</w:t>
-      </w:r>
-    </w:p>
-    <w:p>
-      <w:pPr>
-        <w:spacing w:after="0" w:before="0" w:line="360"/>
-        <w:ind w:firstLine="709"/>
-        <w:jc w:val="both"/>
-      </w:pPr>
-      <w:r>
-        <w:rPr>
-          <w:rFonts w:ascii="Times New Roman" w:cs="Times New Roman" w:eastAsia="Times New Roman" w:hAnsi="Times New Roman"/>
-          <w:sz w:val="28"/>
-          <w:szCs w:val="28"/>
-        </w:rPr>
-        <w:t xml:space="preserve">2) неавторизованный пользователь (гость) может просматривать услуги, портфолио и контакты, а также отправить сообщение через форму обратной связи;</w:t>
-      </w:r>
-    </w:p>
-    <w:p>
-      <w:pPr>
-        <w:spacing w:after="0" w:before="0" w:line="360"/>
-        <w:ind w:firstLine="709"/>
-        <w:jc w:val="both"/>
-      </w:pPr>
-      <w:r>
-        <w:rPr>
-          <w:rFonts w:ascii="Times New Roman" w:cs="Times New Roman" w:eastAsia="Times New Roman" w:hAnsi="Times New Roman"/>
-          <w:sz w:val="28"/>
-          <w:szCs w:val="28"/>
-        </w:rPr>
-        <w:t xml:space="preserve">3) зарегистрированный пользователь (клиент) может заказать услугу с автоматическим расчётом стоимости, просматривать свои заказы и их статусы, отменять новые заказы и редактировать свои данные;</w:t>
-      </w:r>
-    </w:p>
-    <w:p>
-      <w:pPr>
-        <w:spacing w:after="0" w:before="0" w:line="360"/>
-        <w:ind w:firstLine="709"/>
-        <w:jc w:val="both"/>
-      </w:pPr>
-      <w:r>
-        <w:rPr>
-          <w:rFonts w:ascii="Times New Roman" w:cs="Times New Roman" w:eastAsia="Times New Roman" w:hAnsi="Times New Roman"/>
-          <w:sz w:val="28"/>
-          <w:szCs w:val="28"/>
-        </w:rPr>
-        <w:t xml:space="preserve">4) администратор может добавлять, изменять и удалять услуги, проекты портфолио и пользователей, менять статусы заказов и просматривать обращения;</w:t>
-      </w:r>
-    </w:p>
-    <w:p>
-      <w:pPr>
-        <w:spacing w:after="0" w:before="0" w:line="360"/>
-        <w:ind w:firstLine="709"/>
-        <w:jc w:val="both"/>
-      </w:pPr>
-      <w:r>
-        <w:rPr>
-          <w:rFonts w:ascii="Times New Roman" w:cs="Times New Roman" w:eastAsia="Times New Roman" w:hAnsi="Times New Roman"/>
-          <w:sz w:val="28"/>
-          <w:szCs w:val="28"/>
-        </w:rPr>
-        <w:t xml:space="preserve">5) сайт должен быть выдержан в едином стиле и корректно отображаться на экранах любой ширины;</w:t>
-      </w:r>
-    </w:p>
-    <w:p>
-      <w:pPr>
-        <w:spacing w:after="0" w:before="0" w:line="360"/>
-        <w:ind w:firstLine="709"/>
-        <w:jc w:val="both"/>
-      </w:pPr>
-      <w:r>
-        <w:rPr>
-          <w:rFonts w:ascii="Times New Roman" w:cs="Times New Roman" w:eastAsia="Times New Roman" w:hAnsi="Times New Roman"/>
-          <w:sz w:val="28"/>
-          <w:szCs w:val="28"/>
-        </w:rPr>
-        <w:t xml:space="preserve">6) сайт должен запускаться в среде XAMPP без установки дополнительных библиотек;</w:t>
-      </w:r>
-    </w:p>
-    <w:p>
-      <w:pPr>
-        <w:spacing w:after="0" w:before="0" w:line="360"/>
-        <w:ind w:firstLine="709"/>
-        <w:jc w:val="both"/>
-      </w:pPr>
-      <w:r>
-        <w:rPr>
-          <w:rFonts w:ascii="Times New Roman" w:cs="Times New Roman" w:eastAsia="Times New Roman" w:hAnsi="Times New Roman"/>
-          <w:sz w:val="28"/>
-          <w:szCs w:val="28"/>
-        </w:rPr>
-        <w:t xml:space="preserve">7) код должен быть простым и понятным: без фреймворков и неиспользуемых фрагментов.</w:t>
-      </w:r>
-    </w:p>
-    <w:p>
-      <w:pPr>
-        <w:spacing w:after="0" w:before="0" w:line="360"/>
-        <w:ind w:firstLine="709"/>
-        <w:jc w:val="both"/>
-      </w:pPr>
-      <w:r>
-        <w:rPr>
-          <w:rFonts w:ascii="Times New Roman" w:cs="Times New Roman" w:eastAsia="Times New Roman" w:hAnsi="Times New Roman"/>
-          <w:sz w:val="28"/>
-          <w:szCs w:val="28"/>
-        </w:rPr>
-        <w:t xml:space="preserve">Права трёх ролей сведены в таблицу 1.</w:t>
+        <w:t xml:space="preserve">Сайт должен знакомить посетителей с услугами и выполненными проектами, позволять зарегистрированным клиентам заказывать услуги, а администратору – управлять всем содержимым. Он должен быть выдержан в едином стиле, корректно отображаться на экранах любой ширины и запускаться в XAMPP без дополнительных библиотек. Подробные требования приведены в техническом задании, права ролей – в таблице 1.</w:t>
       </w:r>
     </w:p>
     <w:p>
@@ -2480,128 +2130,6 @@
                 <w:szCs w:val="24"/>
               </w:rPr>
               <w:t xml:space="preserve">+</w:t>
-            </w:r>
-          </w:p>
-        </w:tc>
-      </w:tr>
-      <w:tr>
-        <w:tc>
-          <w:tcPr>
-            <w:tcW w:type="dxa" w:w="4555"/>
-            <w:tcBorders>
-              <w:top w:val="single" w:color="000000" w:sz="4"/>
-              <w:left w:val="single" w:color="000000" w:sz="4"/>
-              <w:bottom w:val="single" w:color="000000" w:sz="4"/>
-              <w:right w:val="single" w:color="000000" w:sz="4"/>
-            </w:tcBorders>
-            <w:tcMar>
-              <w:top w:type="dxa" w:w="40"/>
-              <w:left w:type="dxa" w:w="80"/>
-              <w:bottom w:type="dxa" w:w="40"/>
-              <w:right w:type="dxa" w:w="80"/>
-            </w:tcMar>
-          </w:tcPr>
-          <w:p>
-            <w:pPr>
-              <w:spacing w:line="240"/>
-            </w:pPr>
-            <w:r>
-              <w:rPr>
-                <w:rFonts w:ascii="Times New Roman" w:cs="Times New Roman" w:eastAsia="Times New Roman" w:hAnsi="Times New Roman"/>
-                <w:sz w:val="24"/>
-                <w:szCs w:val="24"/>
-              </w:rPr>
-              <w:t xml:space="preserve">Регистрация и вход</w:t>
-            </w:r>
-          </w:p>
-        </w:tc>
-        <w:tc>
-          <w:tcPr>
-            <w:tcW w:type="dxa" w:w="1500"/>
-            <w:tcBorders>
-              <w:top w:val="single" w:color="000000" w:sz="4"/>
-              <w:left w:val="single" w:color="000000" w:sz="4"/>
-              <w:bottom w:val="single" w:color="000000" w:sz="4"/>
-              <w:right w:val="single" w:color="000000" w:sz="4"/>
-            </w:tcBorders>
-            <w:tcMar>
-              <w:top w:type="dxa" w:w="40"/>
-              <w:left w:type="dxa" w:w="80"/>
-              <w:bottom w:type="dxa" w:w="40"/>
-              <w:right w:type="dxa" w:w="80"/>
-            </w:tcMar>
-          </w:tcPr>
-          <w:p>
-            <w:pPr>
-              <w:spacing w:line="240"/>
-            </w:pPr>
-            <w:r>
-              <w:rPr>
-                <w:rFonts w:ascii="Times New Roman" w:cs="Times New Roman" w:eastAsia="Times New Roman" w:hAnsi="Times New Roman"/>
-                <w:sz w:val="24"/>
-                <w:szCs w:val="24"/>
-              </w:rPr>
-              <w:t xml:space="preserve">+</w:t>
-            </w:r>
-          </w:p>
-        </w:tc>
-        <w:tc>
-          <w:tcPr>
-            <w:tcW w:type="dxa" w:w="1500"/>
-            <w:tcBorders>
-              <w:top w:val="single" w:color="000000" w:sz="4"/>
-              <w:left w:val="single" w:color="000000" w:sz="4"/>
-              <w:bottom w:val="single" w:color="000000" w:sz="4"/>
-              <w:right w:val="single" w:color="000000" w:sz="4"/>
-            </w:tcBorders>
-            <w:tcMar>
-              <w:top w:type="dxa" w:w="40"/>
-              <w:left w:type="dxa" w:w="80"/>
-              <w:bottom w:type="dxa" w:w="40"/>
-              <w:right w:type="dxa" w:w="80"/>
-            </w:tcMar>
-          </w:tcPr>
-          <w:p>
-            <w:pPr>
-              <w:spacing w:line="240"/>
-            </w:pPr>
-            <w:r>
-              <w:rPr>
-                <w:rFonts w:ascii="Times New Roman" w:cs="Times New Roman" w:eastAsia="Times New Roman" w:hAnsi="Times New Roman"/>
-                <w:sz w:val="24"/>
-                <w:szCs w:val="24"/>
-              </w:rPr>
-              <w:t xml:space="preserve">–</w:t>
-            </w:r>
-          </w:p>
-        </w:tc>
-        <w:tc>
-          <w:tcPr>
-            <w:tcW w:type="dxa" w:w="1800"/>
-            <w:tcBorders>
-              <w:top w:val="single" w:color="000000" w:sz="4"/>
-              <w:left w:val="single" w:color="000000" w:sz="4"/>
-              <w:bottom w:val="single" w:color="000000" w:sz="4"/>
-              <w:right w:val="single" w:color="000000" w:sz="4"/>
-            </w:tcBorders>
-            <w:tcMar>
-              <w:top w:type="dxa" w:w="40"/>
-              <w:left w:type="dxa" w:w="80"/>
-              <w:bottom w:type="dxa" w:w="40"/>
-              <w:right w:type="dxa" w:w="80"/>
-            </w:tcMar>
-          </w:tcPr>
-          <w:p>
-            <w:pPr>
-              <w:spacing w:line="240"/>
-            </w:pPr>
-            <w:r>
-              <w:rPr>
-                <w:rFonts w:ascii="Times New Roman" w:cs="Times New Roman" w:eastAsia="Times New Roman" w:hAnsi="Times New Roman"/>
-                <w:sz w:val="24"/>
-                <w:szCs w:val="24"/>
-              </w:rPr>
-              <w:t xml:space="preserve">–</w:t>
             </w:r>
           </w:p>
         </w:tc>
@@ -3094,143 +2622,35 @@
           </w:p>
         </w:tc>
       </w:tr>
-      <w:tr>
-        <w:tc>
-          <w:tcPr>
-            <w:tcW w:type="dxa" w:w="4555"/>
-            <w:tcBorders>
-              <w:top w:val="single" w:color="000000" w:sz="4"/>
-              <w:left w:val="single" w:color="000000" w:sz="4"/>
-              <w:bottom w:val="single" w:color="000000" w:sz="4"/>
-              <w:right w:val="single" w:color="000000" w:sz="4"/>
-            </w:tcBorders>
-            <w:tcMar>
-              <w:top w:type="dxa" w:w="40"/>
-              <w:left w:type="dxa" w:w="80"/>
-              <w:bottom w:type="dxa" w:w="40"/>
-              <w:right w:type="dxa" w:w="80"/>
-            </w:tcMar>
-          </w:tcPr>
-          <w:p>
-            <w:pPr>
-              <w:spacing w:line="240"/>
-            </w:pPr>
-            <w:r>
-              <w:rPr>
-                <w:rFonts w:ascii="Times New Roman" w:cs="Times New Roman" w:eastAsia="Times New Roman" w:hAnsi="Times New Roman"/>
-                <w:sz w:val="24"/>
-                <w:szCs w:val="24"/>
-              </w:rPr>
-              <w:t xml:space="preserve">Просмотр и удаление обращений</w:t>
-            </w:r>
-          </w:p>
-        </w:tc>
-        <w:tc>
-          <w:tcPr>
-            <w:tcW w:type="dxa" w:w="1500"/>
-            <w:tcBorders>
-              <w:top w:val="single" w:color="000000" w:sz="4"/>
-              <w:left w:val="single" w:color="000000" w:sz="4"/>
-              <w:bottom w:val="single" w:color="000000" w:sz="4"/>
-              <w:right w:val="single" w:color="000000" w:sz="4"/>
-            </w:tcBorders>
-            <w:tcMar>
-              <w:top w:type="dxa" w:w="40"/>
-              <w:left w:type="dxa" w:w="80"/>
-              <w:bottom w:type="dxa" w:w="40"/>
-              <w:right w:type="dxa" w:w="80"/>
-            </w:tcMar>
-          </w:tcPr>
-          <w:p>
-            <w:pPr>
-              <w:spacing w:line="240"/>
-            </w:pPr>
-            <w:r>
-              <w:rPr>
-                <w:rFonts w:ascii="Times New Roman" w:cs="Times New Roman" w:eastAsia="Times New Roman" w:hAnsi="Times New Roman"/>
-                <w:sz w:val="24"/>
-                <w:szCs w:val="24"/>
-              </w:rPr>
-              <w:t xml:space="preserve">–</w:t>
-            </w:r>
-          </w:p>
-        </w:tc>
-        <w:tc>
-          <w:tcPr>
-            <w:tcW w:type="dxa" w:w="1500"/>
-            <w:tcBorders>
-              <w:top w:val="single" w:color="000000" w:sz="4"/>
-              <w:left w:val="single" w:color="000000" w:sz="4"/>
-              <w:bottom w:val="single" w:color="000000" w:sz="4"/>
-              <w:right w:val="single" w:color="000000" w:sz="4"/>
-            </w:tcBorders>
-            <w:tcMar>
-              <w:top w:type="dxa" w:w="40"/>
-              <w:left w:type="dxa" w:w="80"/>
-              <w:bottom w:type="dxa" w:w="40"/>
-              <w:right w:type="dxa" w:w="80"/>
-            </w:tcMar>
-          </w:tcPr>
-          <w:p>
-            <w:pPr>
-              <w:spacing w:line="240"/>
-            </w:pPr>
-            <w:r>
-              <w:rPr>
-                <w:rFonts w:ascii="Times New Roman" w:cs="Times New Roman" w:eastAsia="Times New Roman" w:hAnsi="Times New Roman"/>
-                <w:sz w:val="24"/>
-                <w:szCs w:val="24"/>
-              </w:rPr>
-              <w:t xml:space="preserve">–</w:t>
-            </w:r>
-          </w:p>
-        </w:tc>
-        <w:tc>
-          <w:tcPr>
-            <w:tcW w:type="dxa" w:w="1800"/>
-            <w:tcBorders>
-              <w:top w:val="single" w:color="000000" w:sz="4"/>
-              <w:left w:val="single" w:color="000000" w:sz="4"/>
-              <w:bottom w:val="single" w:color="000000" w:sz="4"/>
-              <w:right w:val="single" w:color="000000" w:sz="4"/>
-            </w:tcBorders>
-            <w:tcMar>
-              <w:top w:type="dxa" w:w="40"/>
-              <w:left w:type="dxa" w:w="80"/>
-              <w:bottom w:type="dxa" w:w="40"/>
-              <w:right w:type="dxa" w:w="80"/>
-            </w:tcMar>
-          </w:tcPr>
-          <w:p>
-            <w:pPr>
-              <w:spacing w:line="240"/>
-            </w:pPr>
-            <w:r>
-              <w:rPr>
-                <w:rFonts w:ascii="Times New Roman" w:cs="Times New Roman" w:eastAsia="Times New Roman" w:hAnsi="Times New Roman"/>
-                <w:sz w:val="24"/>
-                <w:szCs w:val="24"/>
-              </w:rPr>
-              <w:t xml:space="preserve">+</w:t>
-            </w:r>
-          </w:p>
-        </w:tc>
-      </w:tr>
     </w:tbl>
     <w:p>
       <w:pPr>
         <w:spacing w:after="120"/>
       </w:pPr>
+    </w:p>
+    <w:p>
+      <w:pPr>
+        <w:keepNext/>
+        <w:spacing w:line="360"/>
+      </w:pPr>
+      <w:r>
+        <w:rPr>
+          <w:rFonts w:ascii="Times New Roman" w:cs="Times New Roman" w:eastAsia="Times New Roman" w:hAnsi="Times New Roman"/>
+          <w:sz w:val="28"/>
+          <w:szCs w:val="28"/>
+        </w:rPr>
+        <w:t xml:space="preserve"/>
+      </w:r>
     </w:p>
     <w:p>
       <w:pPr>
         <w:pStyle w:val="Heading2"/>
         <w:keepNext/>
-        <w:spacing w:after="240" w:before="240" w:line="360"/>
+        <w:spacing w:after="0" w:before="0" w:line="360"/>
         <w:ind w:firstLine="709"/>
-        <w:jc w:val="left"/>
-      </w:pPr>
-      <w:bookmarkStart w:name="h11" w:id="11"/>
+        <w:jc w:val="both"/>
+      </w:pPr>
+      <w:bookmarkStart w:name="h10" w:id="10"/>
       <w:r>
         <w:rPr>
           <w:rFonts w:ascii="Times New Roman" w:cs="Times New Roman" w:eastAsia="Times New Roman" w:hAnsi="Times New Roman"/>
@@ -3240,9 +2660,23 @@
           <w:sz w:val="28"/>
           <w:szCs w:val="28"/>
         </w:rPr>
-        <w:t xml:space="preserve">2.2 Используемые инструменты и запуск в XAMPP</w:t>
-      </w:r>
-      <w:bookmarkEnd w:id="11"/>
+        <w:t xml:space="preserve">2.2 Инструменты и запуск в XAMPP</w:t>
+      </w:r>
+      <w:bookmarkEnd w:id="10"/>
+    </w:p>
+    <w:p>
+      <w:pPr>
+        <w:keepNext/>
+        <w:spacing w:line="360"/>
+      </w:pPr>
+      <w:r>
+        <w:rPr>
+          <w:rFonts w:ascii="Times New Roman" w:cs="Times New Roman" w:eastAsia="Times New Roman" w:hAnsi="Times New Roman"/>
+          <w:sz w:val="28"/>
+          <w:szCs w:val="28"/>
+        </w:rPr>
+        <w:t xml:space="preserve"/>
+      </w:r>
     </w:p>
     <w:p>
       <w:pPr>
@@ -3256,7 +2690,7 @@
           <w:sz w:val="28"/>
           <w:szCs w:val="28"/>
         </w:rPr>
-        <w:t xml:space="preserve">Для разработки и локального запуска использовался пакет </w:t>
+        <w:t xml:space="preserve">Для разработки и запуска использовался пакет </w:t>
       </w:r>
       <w:r>
         <w:rPr>
@@ -3274,7 +2708,7 @@
           <w:sz w:val="28"/>
           <w:szCs w:val="28"/>
         </w:rPr>
-        <w:t xml:space="preserve"> – бесплатная сборка, включающая web-сервер Apache, интерпретатор PHP и СУБД MariaDB (MySQL), а также web-интерфейс phpMyAdmin [38]. Панель управления XAMPP представлена на рисунке 1.</w:t>
+        <w:t xml:space="preserve">, включающий web-сервер Apache, интерпретатор PHP, СУБД MariaDB и web-интерфейс phpMyAdmin [38]. Панель управления XAMPP представлена на рисунке 1.</w:t>
       </w:r>
     </w:p>
     <w:p>
@@ -3350,7 +2784,25 @@
           <w:sz w:val="28"/>
           <w:szCs w:val="28"/>
         </w:rPr>
-        <w:t xml:space="preserve">Порядок запуска сайта следующий. Папка проекта landshaft копируется в каталог C:\xampp\htdocs. В панели управления XAMPP нажимаются кнопки Start напротив модулей Apache и MySQL; после успешного запуска названия модулей подсвечиваются зелёным, а в столбце Port(s) отображаются порты 80, 443 и 3306 (рисунок 2).</w:t>
+        <w:t xml:space="preserve">Код писался в редакторе </w:t>
+      </w:r>
+      <w:r>
+        <w:rPr>
+          <w:rFonts w:ascii="Times New Roman" w:cs="Times New Roman" w:eastAsia="Times New Roman" w:hAnsi="Times New Roman"/>
+          <w:i/>
+          <w:iCs/>
+          <w:sz w:val="28"/>
+          <w:szCs w:val="28"/>
+        </w:rPr>
+        <w:t xml:space="preserve">Visual Studio Code</w:t>
+      </w:r>
+      <w:r>
+        <w:rPr>
+          <w:rFonts w:ascii="Times New Roman" w:cs="Times New Roman" w:eastAsia="Times New Roman" w:hAnsi="Times New Roman"/>
+          <w:sz w:val="28"/>
+          <w:szCs w:val="28"/>
+        </w:rPr>
+        <w:t xml:space="preserve">. Для запуска папка проекта landshaft копируется в каталог C:\xampp\htdocs, а в панели управления XAMPP запускаются модули Apache и MySQL (рисунок 2).</w:t>
       </w:r>
     </w:p>
     <w:p>
@@ -3426,230 +2878,32 @@
           <w:sz w:val="28"/>
           <w:szCs w:val="28"/>
         </w:rPr>
-        <w:t xml:space="preserve">Далее в браузере открывается адрес http://localhost/phpmyadmin, выбирается вкладка «Импорт», указывается файл database.sql из папки проекта и нажимается кнопка «Вперёд». Скрипт сам создаёт базу данных landshaft, все таблицы и тестовые записи, поэтому вручную в phpMyAdmin ничего создавать не нужно. После импорта сайт доступен по адресу http://localhost/landshaft/. Для входа подготовлены две учётные записи: администратор admin@zdvor.ru и клиент user@zdvor.ru, пароль у обеих – 123456.</w:t>
-      </w:r>
-    </w:p>
-    <w:p>
-      <w:pPr>
+        <w:t xml:space="preserve">Затем в phpMyAdmin (http://localhost/phpmyadmin) на вкладке «Импорт» выбирается файл database.sql: скрипт сам создаёт базу данных landshaft, таблицы и тестовые записи. После этого сайт доступен по адресу http://localhost/landshaft/. Для входа подготовлены учётные записи администратора admin@zdvor.ru и клиента user@zdvor.ru с паролем 123456. Параметры подключения к базе вынесены в файл includes/config.php.</w:t>
+      </w:r>
+    </w:p>
+    <w:p>
+      <w:pPr>
+        <w:keepNext/>
+        <w:spacing w:line="360"/>
+      </w:pPr>
+      <w:r>
+        <w:rPr>
+          <w:rFonts w:ascii="Times New Roman" w:cs="Times New Roman" w:eastAsia="Times New Roman" w:hAnsi="Times New Roman"/>
+          <w:sz w:val="28"/>
+          <w:szCs w:val="28"/>
+        </w:rPr>
+        <w:t xml:space="preserve"/>
+      </w:r>
+    </w:p>
+    <w:p>
+      <w:pPr>
+        <w:pStyle w:val="Heading2"/>
+        <w:keepNext/>
         <w:spacing w:after="0" w:before="0" w:line="360"/>
         <w:ind w:firstLine="709"/>
         <w:jc w:val="both"/>
       </w:pPr>
-      <w:r>
-        <w:rPr>
-          <w:rFonts w:ascii="Times New Roman" w:cs="Times New Roman" w:eastAsia="Times New Roman" w:hAnsi="Times New Roman"/>
-          <w:sz w:val="28"/>
-          <w:szCs w:val="28"/>
-        </w:rPr>
-        <w:t xml:space="preserve">Параметры подключения к базе вынесены в файл includes/config.php. Для стандартной установки XAMPP они уже подходят: сервер localhost, пользователь root, пустой пароль. Если папка сайта названа иначе, достаточно изменить константу BASE_URL.</w:t>
-      </w:r>
-    </w:p>
-    <w:p>
-      <w:pPr>
-        <w:keepNext/>
-        <w:spacing w:before="120" w:line="360"/>
-      </w:pPr>
-      <w:r>
-        <w:rPr>
-          <w:rFonts w:ascii="Times New Roman" w:cs="Times New Roman" w:eastAsia="Times New Roman" w:hAnsi="Times New Roman"/>
-          <w:sz w:val="28"/>
-          <w:szCs w:val="28"/>
-        </w:rPr>
-        <w:t xml:space="preserve">Листинг 1 – Файл настроек includes/config.php</w:t>
-      </w:r>
-    </w:p>
-    <w:p>
-      <w:pPr>
-        <w:keepNext/>
-        <w:keepLines/>
-        <w:spacing w:after="0" w:line="240"/>
-      </w:pPr>
-      <w:r>
-        <w:rPr>
-          <w:rFonts w:ascii="Courier New" w:cs="Courier New" w:eastAsia="Courier New" w:hAnsi="Courier New"/>
-          <w:sz w:val="20"/>
-          <w:szCs w:val="20"/>
-        </w:rPr>
-        <w:t xml:space="preserve">&lt;?php</w:t>
-      </w:r>
-    </w:p>
-    <w:p>
-      <w:pPr>
-        <w:keepNext/>
-        <w:keepLines/>
-        <w:spacing w:after="0" w:line="240"/>
-      </w:pPr>
-      <w:r>
-        <w:rPr>
-          <w:rFonts w:ascii="Courier New" w:cs="Courier New" w:eastAsia="Courier New" w:hAnsi="Courier New"/>
-          <w:sz w:val="20"/>
-          <w:szCs w:val="20"/>
-        </w:rPr>
-        <w:t xml:space="preserve">const DB_HOST = 'localhost';</w:t>
-      </w:r>
-    </w:p>
-    <w:p>
-      <w:pPr>
-        <w:keepNext w:val="false"/>
-        <w:keepLines/>
-        <w:spacing w:after="0" w:line="240"/>
-      </w:pPr>
-      <w:r>
-        <w:rPr>
-          <w:rFonts w:ascii="Courier New" w:cs="Courier New" w:eastAsia="Courier New" w:hAnsi="Courier New"/>
-          <w:sz w:val="20"/>
-          <w:szCs w:val="20"/>
-        </w:rPr>
-        <w:t xml:space="preserve">const DB_NAME = 'landshaft';</w:t>
-      </w:r>
-    </w:p>
-    <w:p>
-      <w:pPr>
-        <w:keepNext w:val="false"/>
-        <w:keepLines/>
-        <w:spacing w:after="0" w:line="240"/>
-      </w:pPr>
-      <w:r>
-        <w:rPr>
-          <w:rFonts w:ascii="Courier New" w:cs="Courier New" w:eastAsia="Courier New" w:hAnsi="Courier New"/>
-          <w:sz w:val="20"/>
-          <w:szCs w:val="20"/>
-        </w:rPr>
-        <w:t xml:space="preserve">const DB_USER = 'root';</w:t>
-      </w:r>
-    </w:p>
-    <w:p>
-      <w:pPr>
-        <w:keepNext w:val="false"/>
-        <w:keepLines/>
-        <w:spacing w:after="0" w:line="240"/>
-      </w:pPr>
-      <w:r>
-        <w:rPr>
-          <w:rFonts w:ascii="Courier New" w:cs="Courier New" w:eastAsia="Courier New" w:hAnsi="Courier New"/>
-          <w:sz w:val="20"/>
-          <w:szCs w:val="20"/>
-        </w:rPr>
-        <w:t xml:space="preserve">const DB_PASS = '';</w:t>
-      </w:r>
-    </w:p>
-    <w:p>
-      <w:pPr>
-        <w:keepNext w:val="false"/>
-        <w:keepLines/>
-        <w:spacing w:after="0" w:line="240"/>
-      </w:pPr>
-      <w:r>
-        <w:rPr>
-          <w:rFonts w:ascii="Courier New" w:cs="Courier New" w:eastAsia="Courier New" w:hAnsi="Courier New"/>
-          <w:sz w:val="20"/>
-          <w:szCs w:val="20"/>
-        </w:rPr>
-        <w:t xml:space="preserve"> </w:t>
-      </w:r>
-    </w:p>
-    <w:p>
-      <w:pPr>
-        <w:keepNext w:val="false"/>
-        <w:keepLines/>
-        <w:spacing w:after="0" w:line="240"/>
-      </w:pPr>
-      <w:r>
-        <w:rPr>
-          <w:rFonts w:ascii="Courier New" w:cs="Courier New" w:eastAsia="Courier New" w:hAnsi="Courier New"/>
-          <w:sz w:val="20"/>
-          <w:szCs w:val="20"/>
-        </w:rPr>
-        <w:t xml:space="preserve">const BASE_URL = '/landshaft/';</w:t>
-      </w:r>
-    </w:p>
-    <w:p>
-      <w:pPr>
-        <w:keepNext w:val="false"/>
-        <w:keepLines/>
-        <w:spacing w:after="0" w:line="240"/>
-      </w:pPr>
-      <w:r>
-        <w:rPr>
-          <w:rFonts w:ascii="Courier New" w:cs="Courier New" w:eastAsia="Courier New" w:hAnsi="Courier New"/>
-          <w:sz w:val="20"/>
-          <w:szCs w:val="20"/>
-        </w:rPr>
-        <w:t xml:space="preserve"> </w:t>
-      </w:r>
-    </w:p>
-    <w:p>
-      <w:pPr>
-        <w:keepNext w:val="false"/>
-        <w:keepLines/>
-        <w:spacing w:after="160" w:line="240"/>
-      </w:pPr>
-      <w:r>
-        <w:rPr>
-          <w:rFonts w:ascii="Courier New" w:cs="Courier New" w:eastAsia="Courier New" w:hAnsi="Courier New"/>
-          <w:sz w:val="20"/>
-          <w:szCs w:val="20"/>
-        </w:rPr>
-        <w:t xml:space="preserve">const SITE_NAME = 'Зелёный двор';</w:t>
-      </w:r>
-    </w:p>
-    <w:p>
-      <w:pPr>
-        <w:spacing w:after="0" w:before="0" w:line="360"/>
-        <w:ind w:firstLine="709"/>
-        <w:jc w:val="both"/>
-      </w:pPr>
-      <w:r>
-        <w:rPr>
-          <w:rFonts w:ascii="Times New Roman" w:cs="Times New Roman" w:eastAsia="Times New Roman" w:hAnsi="Times New Roman"/>
-          <w:sz w:val="28"/>
-          <w:szCs w:val="28"/>
-        </w:rPr>
-        <w:t xml:space="preserve">Код писался в редакторе </w:t>
-      </w:r>
-      <w:r>
-        <w:rPr>
-          <w:rFonts w:ascii="Times New Roman" w:cs="Times New Roman" w:eastAsia="Times New Roman" w:hAnsi="Times New Roman"/>
-          <w:i/>
-          <w:iCs/>
-          <w:sz w:val="28"/>
-          <w:szCs w:val="28"/>
-        </w:rPr>
-        <w:t xml:space="preserve">Visual Studio Code</w:t>
-      </w:r>
-      <w:r>
-        <w:rPr>
-          <w:rFonts w:ascii="Times New Roman" w:cs="Times New Roman" w:eastAsia="Times New Roman" w:hAnsi="Times New Roman"/>
-          <w:sz w:val="28"/>
-          <w:szCs w:val="28"/>
-        </w:rPr>
-        <w:t xml:space="preserve"> с подсветкой синтаксиса PHP, HTML, CSS и JavaScript. Для проверки вёрстки на разных экранах использовался режим адаптивного дизайна в инструментах разработчика браузера. Сайт не требует подключения к интернету: все изображения и скрипты хранятся локально, из внешних ресурсов загружаются только шрифты Google Fonts, а при их недоступности браузер использует системные шрифты.</w:t>
-      </w:r>
-    </w:p>
-    <w:p>
-      <w:pPr>
-        <w:spacing w:after="0" w:before="0" w:line="360"/>
-        <w:ind w:firstLine="709"/>
-        <w:jc w:val="both"/>
-      </w:pPr>
-      <w:r>
-        <w:rPr>
-          <w:rFonts w:ascii="Times New Roman" w:cs="Times New Roman" w:eastAsia="Times New Roman" w:hAnsi="Times New Roman"/>
-          <w:sz w:val="28"/>
-          <w:szCs w:val="28"/>
-        </w:rPr>
-        <w:t xml:space="preserve">Иллюстрации для карточек услуг и портфолио выполнены в векторном формате SVG. Это позволило не использовать чужие фотографии с неясной лицензией, а сами файлы весят единицы килобайт и чётко выглядят на экранах любой плотности. Через административную панель любое изображение можно заменить на фотографию в формате JPG, PNG или WebP.</w:t>
-      </w:r>
-    </w:p>
-    <w:p>
-      <w:pPr>
-        <w:pStyle w:val="Heading2"/>
-        <w:keepNext/>
-        <w:spacing w:after="240" w:before="240" w:line="360"/>
-        <w:ind w:firstLine="709"/>
-        <w:jc w:val="left"/>
-      </w:pPr>
-      <w:bookmarkStart w:name="h12" w:id="12"/>
+      <w:bookmarkStart w:name="h11" w:id="11"/>
       <w:r>
         <w:rPr>
           <w:rFonts w:ascii="Times New Roman" w:cs="Times New Roman" w:eastAsia="Times New Roman" w:hAnsi="Times New Roman"/>
@@ -3661,7 +2915,21 @@
         </w:rPr>
         <w:t xml:space="preserve">2.3 Структура проекта и базы данных</w:t>
       </w:r>
-      <w:bookmarkEnd w:id="12"/>
+      <w:bookmarkEnd w:id="11"/>
+    </w:p>
+    <w:p>
+      <w:pPr>
+        <w:keepNext/>
+        <w:spacing w:line="360"/>
+      </w:pPr>
+      <w:r>
+        <w:rPr>
+          <w:rFonts w:ascii="Times New Roman" w:cs="Times New Roman" w:eastAsia="Times New Roman" w:hAnsi="Times New Roman"/>
+          <w:sz w:val="28"/>
+          <w:szCs w:val="28"/>
+        </w:rPr>
+        <w:t xml:space="preserve"/>
+      </w:r>
     </w:p>
     <w:p>
       <w:pPr>
@@ -3675,7 +2943,7 @@
           <w:sz w:val="28"/>
           <w:szCs w:val="28"/>
         </w:rPr>
-        <w:t xml:space="preserve">Сайт состоит из трёх групп страниц, различающихся уровнем доступа, и общих файлов, которые подключаются на каждой странице. Карта сайта приведена на рисунке 3.</w:t>
+        <w:t xml:space="preserve">Сайт состоит из трёх групп страниц, различающихся уровнем доступа, и общих файлов (рисунок 3). Каждая страница – отдельный PHP-файл, который по порядку обрабатывает отправленную форму, выбирает данные из базы и выводит HTML-шаблон. Шапка, подвал и карточки услуг и проектов вынесены в папку includes, страницы администратора – в папку admin, стили, скрипт и иллюстрации – в папку assets. Структура каталогов показана на рисунке 4.</w:t>
       </w:r>
     </w:p>
     <w:p>
@@ -3687,7 +2955,7 @@
       <w:r>
         <w:drawing>
           <wp:inline distT="0" distB="0" distL="0" distR="0">
-            <wp:extent cx="5762625" cy="2171700"/>
+            <wp:extent cx="5400675" cy="2038350"/>
             <wp:effectExtent t="0" r="0" b="0" l="0"/>
             <wp:docPr id="1" name="" descr="" title=""/>
             <wp:cNvGraphicFramePr>
@@ -3712,7 +2980,7 @@
                   <pic:spPr bwMode="auto">
                     <a:xfrm>
                       <a:off x="0" y="0"/>
-                      <a:ext cx="5762625" cy="2171700"/>
+                      <a:ext cx="5400675" cy="2038350"/>
                     </a:xfrm>
                     <a:prstGeom prst="rect">
                       <a:avLst/>
@@ -3741,21 +3009,6 @@
     </w:p>
     <w:p>
       <w:pPr>
-        <w:spacing w:after="0" w:before="0" w:line="360"/>
-        <w:ind w:firstLine="709"/>
-        <w:jc w:val="both"/>
-      </w:pPr>
-      <w:r>
-        <w:rPr>
-          <w:rFonts w:ascii="Times New Roman" w:cs="Times New Roman" w:eastAsia="Times New Roman" w:hAnsi="Times New Roman"/>
-          <w:sz w:val="28"/>
-          <w:szCs w:val="28"/>
-        </w:rPr>
-        <w:t xml:space="preserve">Каждая страница сайта – отдельный PHP-файл, который выполняет три действия по порядку: обрабатывает отправленную форму (если она была), выбирает данные из базы и выводит HTML-шаблон. Повторяющиеся части – шапка, подвал, карточки услуг и проектов – вынесены в папку includes. Структура каталогов показана на рисунке 4.</w:t>
-      </w:r>
-    </w:p>
-    <w:p>
-      <w:pPr>
         <w:keepNext/>
         <w:spacing w:after="0" w:before="120"/>
         <w:jc w:val="center"/>
@@ -3763,7 +3016,7 @@
       <w:r>
         <w:drawing>
           <wp:inline distT="0" distB="0" distL="0" distR="0">
-            <wp:extent cx="5038725" cy="4543425"/>
+            <wp:extent cx="4676775" cy="4219575"/>
             <wp:effectExtent t="0" r="0" b="0" l="0"/>
             <wp:docPr id="1" name="" descr="" title=""/>
             <wp:cNvGraphicFramePr>
@@ -3788,7 +3041,7 @@
                   <pic:spPr bwMode="auto">
                     <a:xfrm>
                       <a:off x="0" y="0"/>
-                      <a:ext cx="5038725" cy="4543425"/>
+                      <a:ext cx="4676775" cy="4219575"/>
                     </a:xfrm>
                     <a:prstGeom prst="rect">
                       <a:avLst/>
@@ -3827,7 +3080,7 @@
           <w:sz w:val="28"/>
           <w:szCs w:val="28"/>
         </w:rPr>
-        <w:t xml:space="preserve">Центральный файл includes/functions.php подключается первой строкой каждой страницы. Он запускает сессию и содержит небольшой набор функций, которые используются по всему сайту. Самая важная из них – db(), возвращающая подключение к базе данных. Подключение создаётся один раз за запрос и хранится в статической переменной; режим ERRMODE_EXCEPTION заставляет PDO сообщать об ошибках исключениями, а FETCH_ASSOC – возвращать строки в виде ассоциативных массивов.</w:t>
+        <w:t xml:space="preserve">Файл includes/functions.php подключается первой строкой каждой страницы. Он запускает сессию и содержит общие функции: подключение к базе данных, экранирование вывода, проверку прав доступа, одноразовые сообщения и загрузку изображений. Подключение создаётся один раз за запрос:</w:t>
       </w:r>
     </w:p>
     <w:p>
@@ -3841,7 +3094,7 @@
           <w:sz w:val="28"/>
           <w:szCs w:val="28"/>
         </w:rPr>
-        <w:t xml:space="preserve">Листинг 2 – Функция подключения к базе данных</w:t>
+        <w:t xml:space="preserve">Листинг 1 – Функция подключения к базе данных</w:t>
       </w:r>
     </w:p>
     <w:p>
@@ -4096,22 +3349,7 @@
           <w:sz w:val="28"/>
           <w:szCs w:val="28"/>
         </w:rPr>
-        <w:t xml:space="preserve">Остальные функции решают по одной задаче каждая: e() экранирует текст перед выводом в HTML, money() форматирует цену, redirect() выполняет перенаправление, current_user(), is_admin(), require_login() и require_admin() отвечают за проверку прав, flash() и take_flash() передают одноразовое сообщение между запросами, upload_image() и image_url() работают с изображениями. Полный текст файла приведён в приложении А.</w:t>
-      </w:r>
-    </w:p>
-    <w:p>
-      <w:pPr>
-        <w:spacing w:after="0" w:before="0" w:line="360"/>
-        <w:ind w:firstLine="709"/>
-        <w:jc w:val="both"/>
-      </w:pPr>
-      <w:r>
-        <w:rPr>
-          <w:rFonts w:ascii="Times New Roman" w:cs="Times New Roman" w:eastAsia="Times New Roman" w:hAnsi="Times New Roman"/>
-          <w:sz w:val="28"/>
-          <w:szCs w:val="28"/>
-        </w:rPr>
-        <w:t xml:space="preserve">База данных landshaft состоит из пяти таблиц. Их состав и связи показаны на ER-диаграмме (рисунок 5), назначение – в таблице 2.</w:t>
+        <w:t xml:space="preserve">База данных landshaft состоит из пяти таблиц (рисунок 5, таблица 2).</w:t>
       </w:r>
     </w:p>
     <w:p>
@@ -4123,7 +3361,7 @@
       <w:r>
         <w:drawing>
           <wp:inline distT="0" distB="0" distL="0" distR="0">
-            <wp:extent cx="5762625" cy="3086100"/>
+            <wp:extent cx="5400675" cy="2895600"/>
             <wp:effectExtent t="0" r="0" b="0" l="0"/>
             <wp:docPr id="1" name="" descr="" title=""/>
             <wp:cNvGraphicFramePr>
@@ -4148,7 +3386,7 @@
                   <pic:spPr bwMode="auto">
                     <a:xfrm>
                       <a:off x="0" y="0"/>
-                      <a:ext cx="5762625" cy="3086100"/>
+                      <a:ext cx="5400675" cy="2895600"/>
                     </a:xfrm>
                     <a:prstGeom prst="rect">
                       <a:avLst/>
@@ -4358,7 +3596,7 @@
                 <w:sz w:val="24"/>
                 <w:szCs w:val="24"/>
               </w:rPr>
-              <w:t xml:space="preserve">Учётные записи клиентов и администраторов: имя, e-mail (уникальный), телефон, хеш пароля, роль</w:t>
+              <w:t xml:space="preserve">Пользователи: имя, e-mail, телефон, хеш пароля, роль</w:t>
             </w:r>
           </w:p>
         </w:tc>
@@ -4388,7 +3626,7 @@
                 <w:sz w:val="24"/>
                 <w:szCs w:val="24"/>
               </w:rPr>
-              <w:t xml:space="preserve">Один пользователь – много заказов</w:t>
+              <w:t xml:space="preserve">Один ко многим с orders</w:t>
             </w:r>
           </w:p>
         </w:tc>
@@ -4450,7 +3688,7 @@
                 <w:sz w:val="24"/>
                 <w:szCs w:val="24"/>
               </w:rPr>
-              <w:t xml:space="preserve">Услуги студии: название, категория, описание, цена за единицу, единица измерения, изображение</w:t>
+              <w:t xml:space="preserve">Услуги: название, категория, описание, цена за единицу, изображение</w:t>
             </w:r>
           </w:p>
         </w:tc>
@@ -4480,7 +3718,7 @@
                 <w:sz w:val="24"/>
                 <w:szCs w:val="24"/>
               </w:rPr>
-              <w:t xml:space="preserve">Одна услуга – много заказов</w:t>
+              <w:t xml:space="preserve">Один ко многим с orders</w:t>
             </w:r>
           </w:p>
         </w:tc>
@@ -4542,7 +3780,7 @@
                 <w:sz w:val="24"/>
                 <w:szCs w:val="24"/>
               </w:rPr>
-              <w:t xml:space="preserve">Заказы: кто заказал, какую услугу, объём, итоговая сумма, комментарий, статус</w:t>
+              <w:t xml:space="preserve">Заказы: клиент, услуга, объём, сумма, комментарий, статус</w:t>
             </w:r>
           </w:p>
         </w:tc>
@@ -4572,7 +3810,7 @@
                 <w:sz w:val="24"/>
                 <w:szCs w:val="24"/>
               </w:rPr>
-              <w:t xml:space="preserve">Внешние ключи user_id и service_id с каскадным удалением</w:t>
+              <w:t xml:space="preserve">Внешние ключи с каскадным удалением</w:t>
             </w:r>
           </w:p>
         </w:tc>
@@ -4726,7 +3964,7 @@
                 <w:sz w:val="24"/>
                 <w:szCs w:val="24"/>
               </w:rPr>
-              <w:t xml:space="preserve">Обращения с формы «Контакты»: имя, телефон, текст</w:t>
+              <w:t xml:space="preserve">Обращения с формы «Контакты»</w:t>
             </w:r>
           </w:p>
         </w:tc>
@@ -4779,13 +4017,13 @@
           <w:sz w:val="28"/>
           <w:szCs w:val="28"/>
         </w:rPr>
-        <w:t xml:space="preserve">Таблица orders связывает пользователей и услуги отношением «многие ко многим»: один клиент может заказать несколько услуг, а одну услугу заказывают многие клиенты. Для обоих внешних ключей задано правило ON DELETE CASCADE. Статус заказа хранится в поле типа ENUM с четырьмя значениями: new (новый), in_work (в работе), done (выполнен) и canceled (отменён). Создание таблицы заказов в файле database.sql выглядит так:</w:t>
+        <w:t xml:space="preserve">Сумма заказа сохраняется в момент оформления, чтобы последующее изменение цены услуги не меняло стоимость уже принятых заказов. Статус заказа хранится в поле типа ENUM: new (новый), in_work (в работе), done (выполнен), canceled (отменён).</w:t>
       </w:r>
     </w:p>
     <w:p>
       <w:pPr>
         <w:keepNext/>
-        <w:spacing w:before="120" w:line="360"/>
+        <w:spacing w:line="360"/>
       </w:pPr>
       <w:r>
         <w:rPr>
@@ -4793,198 +4031,18 @@
           <w:sz w:val="28"/>
           <w:szCs w:val="28"/>
         </w:rPr>
-        <w:t xml:space="preserve">Листинг 3 – Создание таблицы заказов</w:t>
-      </w:r>
-    </w:p>
-    <w:p>
-      <w:pPr>
-        <w:keepNext/>
-        <w:keepLines/>
-        <w:spacing w:after="0" w:line="240"/>
-      </w:pPr>
-      <w:r>
-        <w:rPr>
-          <w:rFonts w:ascii="Courier New" w:cs="Courier New" w:eastAsia="Courier New" w:hAnsi="Courier New"/>
-          <w:sz w:val="20"/>
-          <w:szCs w:val="20"/>
-        </w:rPr>
-        <w:t xml:space="preserve">CREATE TABLE orders (</w:t>
-      </w:r>
-    </w:p>
-    <w:p>
-      <w:pPr>
-        <w:keepNext/>
-        <w:keepLines/>
-        <w:spacing w:after="0" w:line="240"/>
-      </w:pPr>
-      <w:r>
-        <w:rPr>
-          <w:rFonts w:ascii="Courier New" w:cs="Courier New" w:eastAsia="Courier New" w:hAnsi="Courier New"/>
-          <w:sz w:val="20"/>
-          <w:szCs w:val="20"/>
-        </w:rPr>
-        <w:t xml:space="preserve">    id         INT AUTO_INCREMENT PRIMARY KEY,</w:t>
-      </w:r>
-    </w:p>
-    <w:p>
-      <w:pPr>
-        <w:keepNext w:val="false"/>
-        <w:keepLines/>
-        <w:spacing w:after="0" w:line="240"/>
-      </w:pPr>
-      <w:r>
-        <w:rPr>
-          <w:rFonts w:ascii="Courier New" w:cs="Courier New" w:eastAsia="Courier New" w:hAnsi="Courier New"/>
-          <w:sz w:val="20"/>
-          <w:szCs w:val="20"/>
-        </w:rPr>
-        <w:t xml:space="preserve">    user_id    INT NOT NULL,</w:t>
-      </w:r>
-    </w:p>
-    <w:p>
-      <w:pPr>
-        <w:keepNext w:val="false"/>
-        <w:keepLines/>
-        <w:spacing w:after="0" w:line="240"/>
-      </w:pPr>
-      <w:r>
-        <w:rPr>
-          <w:rFonts w:ascii="Courier New" w:cs="Courier New" w:eastAsia="Courier New" w:hAnsi="Courier New"/>
-          <w:sz w:val="20"/>
-          <w:szCs w:val="20"/>
-        </w:rPr>
-        <w:t xml:space="preserve">    service_id INT NOT NULL,</w:t>
-      </w:r>
-    </w:p>
-    <w:p>
-      <w:pPr>
-        <w:keepNext w:val="false"/>
-        <w:keepLines/>
-        <w:spacing w:after="0" w:line="240"/>
-      </w:pPr>
-      <w:r>
-        <w:rPr>
-          <w:rFonts w:ascii="Courier New" w:cs="Courier New" w:eastAsia="Courier New" w:hAnsi="Courier New"/>
-          <w:sz w:val="20"/>
-          <w:szCs w:val="20"/>
-        </w:rPr>
-        <w:t xml:space="preserve">    quantity   INT NOT NULL,</w:t>
-      </w:r>
-    </w:p>
-    <w:p>
-      <w:pPr>
-        <w:keepNext w:val="false"/>
-        <w:keepLines/>
-        <w:spacing w:after="0" w:line="240"/>
-      </w:pPr>
-      <w:r>
-        <w:rPr>
-          <w:rFonts w:ascii="Courier New" w:cs="Courier New" w:eastAsia="Courier New" w:hAnsi="Courier New"/>
-          <w:sz w:val="20"/>
-          <w:szCs w:val="20"/>
-        </w:rPr>
-        <w:t xml:space="preserve">    total      DECIMAL(12, 2) NOT NULL,</w:t>
-      </w:r>
-    </w:p>
-    <w:p>
-      <w:pPr>
-        <w:keepNext w:val="false"/>
-        <w:keepLines/>
-        <w:spacing w:after="0" w:line="240"/>
-      </w:pPr>
-      <w:r>
-        <w:rPr>
-          <w:rFonts w:ascii="Courier New" w:cs="Courier New" w:eastAsia="Courier New" w:hAnsi="Courier New"/>
-          <w:sz w:val="20"/>
-          <w:szCs w:val="20"/>
-        </w:rPr>
-        <w:t xml:space="preserve">    comment    TEXT,</w:t>
-      </w:r>
-    </w:p>
-    <w:p>
-      <w:pPr>
-        <w:keepNext w:val="false"/>
-        <w:keepLines/>
-        <w:spacing w:after="0" w:line="240"/>
-      </w:pPr>
-      <w:r>
-        <w:rPr>
-          <w:rFonts w:ascii="Courier New" w:cs="Courier New" w:eastAsia="Courier New" w:hAnsi="Courier New"/>
-          <w:sz w:val="20"/>
-          <w:szCs w:val="20"/>
-        </w:rPr>
-        <w:t xml:space="preserve">    status     ENUM('new', 'in_work', 'done', 'canceled') NOT NULL DEFAULT 'new',</w:t>
-      </w:r>
-    </w:p>
-    <w:p>
-      <w:pPr>
-        <w:keepNext w:val="false"/>
-        <w:keepLines/>
-        <w:spacing w:after="0" w:line="240"/>
-      </w:pPr>
-      <w:r>
-        <w:rPr>
-          <w:rFonts w:ascii="Courier New" w:cs="Courier New" w:eastAsia="Courier New" w:hAnsi="Courier New"/>
-          <w:sz w:val="20"/>
-          <w:szCs w:val="20"/>
-        </w:rPr>
-        <w:t xml:space="preserve">    created_at DATETIME NOT NULL DEFAULT CURRENT_TIMESTAMP,</w:t>
-      </w:r>
-    </w:p>
-    <w:p>
-      <w:pPr>
-        <w:keepNext w:val="false"/>
-        <w:keepLines/>
-        <w:spacing w:after="0" w:line="240"/>
-      </w:pPr>
-      <w:r>
-        <w:rPr>
-          <w:rFonts w:ascii="Courier New" w:cs="Courier New" w:eastAsia="Courier New" w:hAnsi="Courier New"/>
-          <w:sz w:val="20"/>
-          <w:szCs w:val="20"/>
-        </w:rPr>
-        <w:t xml:space="preserve">    FOREIGN KEY (user_id)    REFERENCES users(id)    ON DELETE CASCADE,</w:t>
-      </w:r>
-    </w:p>
-    <w:p>
-      <w:pPr>
-        <w:keepNext w:val="false"/>
-        <w:keepLines/>
-        <w:spacing w:after="0" w:line="240"/>
-      </w:pPr>
-      <w:r>
-        <w:rPr>
-          <w:rFonts w:ascii="Courier New" w:cs="Courier New" w:eastAsia="Courier New" w:hAnsi="Courier New"/>
-          <w:sz w:val="20"/>
-          <w:szCs w:val="20"/>
-        </w:rPr>
-        <w:t xml:space="preserve">    FOREIGN KEY (service_id) REFERENCES services(id) ON DELETE CASCADE</w:t>
-      </w:r>
-    </w:p>
-    <w:p>
-      <w:pPr>
-        <w:keepNext w:val="false"/>
-        <w:keepLines/>
-        <w:spacing w:after="160" w:line="240"/>
-      </w:pPr>
-      <w:r>
-        <w:rPr>
-          <w:rFonts w:ascii="Courier New" w:cs="Courier New" w:eastAsia="Courier New" w:hAnsi="Courier New"/>
-          <w:sz w:val="20"/>
-          <w:szCs w:val="20"/>
-        </w:rPr>
-        <w:t xml:space="preserve">) ENGINE=InnoDB;</w:t>
+        <w:t xml:space="preserve"/>
       </w:r>
     </w:p>
     <w:p>
       <w:pPr>
         <w:pStyle w:val="Heading2"/>
         <w:keepNext/>
-        <w:spacing w:after="240" w:before="240" w:line="360"/>
+        <w:spacing w:after="0" w:before="0" w:line="360"/>
         <w:ind w:firstLine="709"/>
-        <w:jc w:val="left"/>
-      </w:pPr>
-      <w:bookmarkStart w:name="h13" w:id="13"/>
+        <w:jc w:val="both"/>
+      </w:pPr>
+      <w:bookmarkStart w:name="h12" w:id="12"/>
       <w:r>
         <w:rPr>
           <w:rFonts w:ascii="Times New Roman" w:cs="Times New Roman" w:eastAsia="Times New Roman" w:hAnsi="Times New Roman"/>
@@ -4996,7 +4054,21 @@
         </w:rPr>
         <w:t xml:space="preserve">2.4 Публичная часть сайта</w:t>
       </w:r>
-      <w:bookmarkEnd w:id="13"/>
+      <w:bookmarkEnd w:id="12"/>
+    </w:p>
+    <w:p>
+      <w:pPr>
+        <w:keepNext/>
+        <w:spacing w:line="360"/>
+      </w:pPr>
+      <w:r>
+        <w:rPr>
+          <w:rFonts w:ascii="Times New Roman" w:cs="Times New Roman" w:eastAsia="Times New Roman" w:hAnsi="Times New Roman"/>
+          <w:sz w:val="28"/>
+          <w:szCs w:val="28"/>
+        </w:rPr>
+        <w:t xml:space="preserve"/>
+      </w:r>
     </w:p>
     <w:p>
       <w:pPr>
@@ -5010,7 +4082,7 @@
           <w:sz w:val="28"/>
           <w:szCs w:val="28"/>
         </w:rPr>
-        <w:t xml:space="preserve">Главная страница index.php открывается первым экраном с крупным заголовком, кратким описанием студии и двумя кнопками: «Выбрать услугу» и «Смотреть работы» (рисунок 6). Шапка сайта закреплена в верхней части окна и остаётся видимой при прокрутке; текущий раздел в меню подчёркнут.</w:t>
+        <w:t xml:space="preserve">Главная страница открывается экраном с заголовком, описанием студии и кнопками «Выбрать услугу» и «Смотреть работы» (рисунок 6). Шапка закреплена вверху окна, текущий раздел в меню подчёркнут.</w:t>
       </w:r>
     </w:p>
     <w:p>
@@ -5022,7 +4094,7 @@
       <w:r>
         <w:drawing>
           <wp:inline distT="0" distB="0" distL="0" distR="0">
-            <wp:extent cx="5762625" cy="3371850"/>
+            <wp:extent cx="5400675" cy="3162300"/>
             <wp:effectExtent t="0" r="0" b="0" l="0"/>
             <wp:docPr id="1" name="" descr="" title=""/>
             <wp:cNvGraphicFramePr>
@@ -5047,7 +4119,7 @@
                   <pic:spPr bwMode="auto">
                     <a:xfrm>
                       <a:off x="0" y="0"/>
-                      <a:ext cx="5762625" cy="3371850"/>
+                      <a:ext cx="5400675" cy="3162300"/>
                     </a:xfrm>
                     <a:prstGeom prst="rect">
                       <a:avLst/>
@@ -5086,7 +4158,7 @@
           <w:sz w:val="28"/>
           <w:szCs w:val="28"/>
         </w:rPr>
-        <w:t xml:space="preserve">Ниже расположены карточки с цифрами – количеством проектов в портфолио и услуг (они считаются запросом COUNT(*) к базе, поэтому меняются автоматически) и стажем студии, – блок преимуществ и три популярные услуги (рисунок 7).</w:t>
+        <w:t xml:space="preserve">Ниже расположены цифры, которые считаются запросами к базе, преимущества студии, популярные услуги, этапы работы и последние проекты (рисунок 7). Карточки услуг и проектов выводятся общими шаблонами, которые используются и в каталоге.</w:t>
       </w:r>
     </w:p>
     <w:p>
@@ -5098,7 +4170,7 @@
       <w:r>
         <w:drawing>
           <wp:inline distT="0" distB="0" distL="0" distR="0">
-            <wp:extent cx="5762625" cy="5057775"/>
+            <wp:extent cx="5038725" cy="4429125"/>
             <wp:effectExtent t="0" r="0" b="0" l="0"/>
             <wp:docPr id="1" name="" descr="" title=""/>
             <wp:cNvGraphicFramePr>
@@ -5123,7 +4195,7 @@
                   <pic:spPr bwMode="auto">
                     <a:xfrm>
                       <a:off x="0" y="0"/>
-                      <a:ext cx="5762625" cy="5057775"/>
+                      <a:ext cx="5038725" cy="4429125"/>
                     </a:xfrm>
                     <a:prstGeom prst="rect">
                       <a:avLst/>
@@ -5147,7 +4219,7 @@
           <w:sz w:val="28"/>
           <w:szCs w:val="28"/>
         </w:rPr>
-        <w:t xml:space="preserve">Рисунок 7 – Блоки преимуществ и популярных услуг на главной странице</w:t>
+        <w:t xml:space="preserve">Рисунок 7 – Блоки преимуществ и популярных услуг</w:t>
       </w:r>
     </w:p>
     <w:p>
@@ -5162,7 +4234,7 @@
           <w:sz w:val="28"/>
           <w:szCs w:val="28"/>
         </w:rPr>
-        <w:t xml:space="preserve">Завершают главную страницу описание этапов работы, три последних проекта из портфолио и призыв получить консультацию (рисунок 8). Нумерация этапов «01–04» сделана средствами CSS через счётчики counter-reset и counter-increment, без лишней разметки.</w:t>
+        <w:t xml:space="preserve">Страница «Услуги» выводит каталог в виде сетки карточек с ценой за единицу и кнопкой «Заказать». Над каталогом расположены кнопки категорий; их список выбирается из базы, поэтому новая категория сразу появляется в фильтре (рисунок 8).</w:t>
       </w:r>
     </w:p>
     <w:p>
@@ -5174,7 +4246,7 @@
       <w:r>
         <w:drawing>
           <wp:inline distT="0" distB="0" distL="0" distR="0">
-            <wp:extent cx="5762625" cy="4552950"/>
+            <wp:extent cx="5400675" cy="3162300"/>
             <wp:effectExtent t="0" r="0" b="0" l="0"/>
             <wp:docPr id="1" name="" descr="" title=""/>
             <wp:cNvGraphicFramePr>
@@ -5199,7 +4271,7 @@
                   <pic:spPr bwMode="auto">
                     <a:xfrm>
                       <a:off x="0" y="0"/>
-                      <a:ext cx="5762625" cy="4552950"/>
+                      <a:ext cx="5400675" cy="3162300"/>
                     </a:xfrm>
                     <a:prstGeom prst="rect">
                       <a:avLst/>
@@ -5223,7 +4295,7 @@
           <w:sz w:val="28"/>
           <w:szCs w:val="28"/>
         </w:rPr>
-        <w:t xml:space="preserve">Рисунок 8 – Этапы работы и проекты на главной странице</w:t>
+        <w:t xml:space="preserve">Рисунок 8 – Каталог услуг с фильтром по категории</w:t>
       </w:r>
     </w:p>
     <w:p>
@@ -5238,126 +4310,7 @@
           <w:sz w:val="28"/>
           <w:szCs w:val="28"/>
         </w:rPr>
-        <w:t xml:space="preserve">Данные для страницы выбираются тремя короткими запросами, после чего подключается шапка и выводится шаблон. Карточки услуг и проектов выводятся через общие файлы service_card.php и project_card.php, которые используются и на главной странице, и в каталоге, – так одна и та же разметка не дублируется.</w:t>
-      </w:r>
-    </w:p>
-    <w:p>
-      <w:pPr>
-        <w:keepNext/>
-        <w:spacing w:before="120" w:line="360"/>
-      </w:pPr>
-      <w:r>
-        <w:rPr>
-          <w:rFonts w:ascii="Times New Roman" w:cs="Times New Roman" w:eastAsia="Times New Roman" w:hAnsi="Times New Roman"/>
-          <w:sz w:val="28"/>
-          <w:szCs w:val="28"/>
-        </w:rPr>
-        <w:t xml:space="preserve">Листинг 4 – Выборка и вывод карточек на главной странице</w:t>
-      </w:r>
-    </w:p>
-    <w:p>
-      <w:pPr>
-        <w:keepNext/>
-        <w:keepLines/>
-        <w:spacing w:after="0" w:line="240"/>
-      </w:pPr>
-      <w:r>
-        <w:rPr>
-          <w:rFonts w:ascii="Courier New" w:cs="Courier New" w:eastAsia="Courier New" w:hAnsi="Courier New"/>
-          <w:sz w:val="20"/>
-          <w:szCs w:val="20"/>
-        </w:rPr>
-        <w:t xml:space="preserve">$services = db()-&gt;query('SELECT * FROM services ORDER BY id LIMIT 3')-&gt;fetchAll();</w:t>
-      </w:r>
-    </w:p>
-    <w:p>
-      <w:pPr>
-        <w:keepNext/>
-        <w:keepLines/>
-        <w:spacing w:after="0" w:line="240"/>
-      </w:pPr>
-      <w:r>
-        <w:rPr>
-          <w:rFonts w:ascii="Courier New" w:cs="Courier New" w:eastAsia="Courier New" w:hAnsi="Courier New"/>
-          <w:sz w:val="20"/>
-          <w:szCs w:val="20"/>
-        </w:rPr>
-        <w:t xml:space="preserve">$projects = db()-&gt;query('SELECT * FROM projects ORDER BY year DESC, id DESC LIMIT 3')-&gt;fetchAll();</w:t>
-      </w:r>
-    </w:p>
-    <w:p>
-      <w:pPr>
-        <w:keepNext w:val="false"/>
-        <w:keepLines/>
-        <w:spacing w:after="0" w:line="240"/>
-      </w:pPr>
-      <w:r>
-        <w:rPr>
-          <w:rFonts w:ascii="Courier New" w:cs="Courier New" w:eastAsia="Courier New" w:hAnsi="Courier New"/>
-          <w:sz w:val="20"/>
-          <w:szCs w:val="20"/>
-        </w:rPr>
-        <w:t xml:space="preserve">...</w:t>
-      </w:r>
-    </w:p>
-    <w:p>
-      <w:pPr>
-        <w:keepNext w:val="false"/>
-        <w:keepLines/>
-        <w:spacing w:after="0" w:line="240"/>
-      </w:pPr>
-      <w:r>
-        <w:rPr>
-          <w:rFonts w:ascii="Courier New" w:cs="Courier New" w:eastAsia="Courier New" w:hAnsi="Courier New"/>
-          <w:sz w:val="20"/>
-          <w:szCs w:val="20"/>
-        </w:rPr>
-        <w:t xml:space="preserve">&lt;div class="grid"&gt;</w:t>
-      </w:r>
-    </w:p>
-    <w:p>
-      <w:pPr>
-        <w:keepNext w:val="false"/>
-        <w:keepLines/>
-        <w:spacing w:after="0" w:line="240"/>
-      </w:pPr>
-      <w:r>
-        <w:rPr>
-          <w:rFonts w:ascii="Courier New" w:cs="Courier New" w:eastAsia="Courier New" w:hAnsi="Courier New"/>
-          <w:sz w:val="20"/>
-          <w:szCs w:val="20"/>
-        </w:rPr>
-        <w:t xml:space="preserve">    &lt;?php foreach ($services as $service) require 'includes/service_card.php'; ?&gt;</w:t>
-      </w:r>
-    </w:p>
-    <w:p>
-      <w:pPr>
-        <w:keepNext w:val="false"/>
-        <w:keepLines/>
-        <w:spacing w:after="160" w:line="240"/>
-      </w:pPr>
-      <w:r>
-        <w:rPr>
-          <w:rFonts w:ascii="Courier New" w:cs="Courier New" w:eastAsia="Courier New" w:hAnsi="Courier New"/>
-          <w:sz w:val="20"/>
-          <w:szCs w:val="20"/>
-        </w:rPr>
-        <w:t xml:space="preserve">&lt;/div&gt;</w:t>
-      </w:r>
-    </w:p>
-    <w:p>
-      <w:pPr>
-        <w:spacing w:after="0" w:before="0" w:line="360"/>
-        <w:ind w:firstLine="709"/>
-        <w:jc w:val="both"/>
-      </w:pPr>
-      <w:r>
-        <w:rPr>
-          <w:rFonts w:ascii="Times New Roman" w:cs="Times New Roman" w:eastAsia="Times New Roman" w:hAnsi="Times New Roman"/>
-          <w:sz w:val="28"/>
-          <w:szCs w:val="28"/>
-        </w:rPr>
-        <w:t xml:space="preserve">Страница «Услуги» (services.php) показывает весь каталог в виде сетки карточек (рисунок 9). В каждой карточке есть иллюстрация, категория, название, описание, цена за единицу и кнопка «Заказать». Сетка построена на CSS Grid с правилом repeat(auto-fill, minmax(320px, 1fr)): количество колонок подбирается под ширину экрана автоматически.</w:t>
+        <w:t xml:space="preserve">Страница «Портфолио» выводит выполненные проекты, начиная с новых; подпись с названием и площадью лежит поверх изображения (рисунок 9).</w:t>
       </w:r>
     </w:p>
     <w:p>
@@ -5369,7 +4322,7 @@
       <w:r>
         <w:drawing>
           <wp:inline distT="0" distB="0" distL="0" distR="0">
-            <wp:extent cx="5762625" cy="4848225"/>
+            <wp:extent cx="5400675" cy="3162300"/>
             <wp:effectExtent t="0" r="0" b="0" l="0"/>
             <wp:docPr id="1" name="" descr="" title=""/>
             <wp:cNvGraphicFramePr>
@@ -5394,7 +4347,7 @@
                   <pic:spPr bwMode="auto">
                     <a:xfrm>
                       <a:off x="0" y="0"/>
-                      <a:ext cx="5762625" cy="4848225"/>
+                      <a:ext cx="5400675" cy="3162300"/>
                     </a:xfrm>
                     <a:prstGeom prst="rect">
                       <a:avLst/>
@@ -5418,7 +4371,7 @@
           <w:sz w:val="28"/>
           <w:szCs w:val="28"/>
         </w:rPr>
-        <w:t xml:space="preserve">Рисунок 9 – Каталог услуг</w:t>
+        <w:t xml:space="preserve">Рисунок 9 – Страница портфолио</w:t>
       </w:r>
     </w:p>
     <w:p>
@@ -5433,7 +4386,7 @@
           <w:sz w:val="28"/>
           <w:szCs w:val="28"/>
         </w:rPr>
-        <w:t xml:space="preserve">Над каталогом расположены кнопки категорий. Список категорий не задан в коде, а выбирается из базы запросом SELECT DISTINCT category, поэтому новая категория, добавленная администратором, сразу появляется в фильтре. Выбранная категория передаётся в адресе страницы параметром category и подставляется в подготовленный запрос (рисунок 10).</w:t>
+        <w:t xml:space="preserve">По щелчку на проект открывается окно с крупным изображением и описанием (рисунок 10). Окно заполняется скриптом из атрибутов карточки, без дополнительного запроса к серверу.</w:t>
       </w:r>
     </w:p>
     <w:p>
@@ -5445,7 +4398,7 @@
       <w:r>
         <w:drawing>
           <wp:inline distT="0" distB="0" distL="0" distR="0">
-            <wp:extent cx="5762625" cy="3371850"/>
+            <wp:extent cx="5400675" cy="3162300"/>
             <wp:effectExtent t="0" r="0" b="0" l="0"/>
             <wp:docPr id="1" name="" descr="" title=""/>
             <wp:cNvGraphicFramePr>
@@ -5470,7 +4423,7 @@
                   <pic:spPr bwMode="auto">
                     <a:xfrm>
                       <a:off x="0" y="0"/>
-                      <a:ext cx="5762625" cy="3371850"/>
+                      <a:ext cx="5400675" cy="3162300"/>
                     </a:xfrm>
                     <a:prstGeom prst="rect">
                       <a:avLst/>
@@ -5494,13 +4447,14 @@
           <w:sz w:val="28"/>
           <w:szCs w:val="28"/>
         </w:rPr>
-        <w:t xml:space="preserve">Рисунок 10 – Фильтр услуг по категории «Благоустройство»</w:t>
-      </w:r>
-    </w:p>
-    <w:p>
-      <w:pPr>
-        <w:keepNext/>
-        <w:spacing w:before="120" w:line="360"/>
+        <w:t xml:space="preserve">Рисунок 10 – Окно просмотра проекта</w:t>
+      </w:r>
+    </w:p>
+    <w:p>
+      <w:pPr>
+        <w:spacing w:after="0" w:before="0" w:line="360"/>
+        <w:ind w:firstLine="709"/>
+        <w:jc w:val="both"/>
       </w:pPr>
       <w:r>
         <w:rPr>
@@ -5508,142 +4462,7 @@
           <w:sz w:val="28"/>
           <w:szCs w:val="28"/>
         </w:rPr>
-        <w:t xml:space="preserve">Листинг 5 – Фильтрация услуг по категории</w:t>
-      </w:r>
-    </w:p>
-    <w:p>
-      <w:pPr>
-        <w:keepNext/>
-        <w:keepLines/>
-        <w:spacing w:after="0" w:line="240"/>
-      </w:pPr>
-      <w:r>
-        <w:rPr>
-          <w:rFonts w:ascii="Courier New" w:cs="Courier New" w:eastAsia="Courier New" w:hAnsi="Courier New"/>
-          <w:sz w:val="20"/>
-          <w:szCs w:val="20"/>
-        </w:rPr>
-        <w:t xml:space="preserve">$category = $_GET['category'] ?? '';</w:t>
-      </w:r>
-    </w:p>
-    <w:p>
-      <w:pPr>
-        <w:keepNext/>
-        <w:keepLines/>
-        <w:spacing w:after="0" w:line="240"/>
-      </w:pPr>
-      <w:r>
-        <w:rPr>
-          <w:rFonts w:ascii="Courier New" w:cs="Courier New" w:eastAsia="Courier New" w:hAnsi="Courier New"/>
-          <w:sz w:val="20"/>
-          <w:szCs w:val="20"/>
-        </w:rPr>
-        <w:t xml:space="preserve">if ($category !== '') {</w:t>
-      </w:r>
-    </w:p>
-    <w:p>
-      <w:pPr>
-        <w:keepNext w:val="false"/>
-        <w:keepLines/>
-        <w:spacing w:after="0" w:line="240"/>
-      </w:pPr>
-      <w:r>
-        <w:rPr>
-          <w:rFonts w:ascii="Courier New" w:cs="Courier New" w:eastAsia="Courier New" w:hAnsi="Courier New"/>
-          <w:sz w:val="20"/>
-          <w:szCs w:val="20"/>
-        </w:rPr>
-        <w:t xml:space="preserve">    $stmt = db()-&gt;prepare('SELECT * FROM services WHERE category = ? ORDER BY price');</w:t>
-      </w:r>
-    </w:p>
-    <w:p>
-      <w:pPr>
-        <w:keepNext w:val="false"/>
-        <w:keepLines/>
-        <w:spacing w:after="0" w:line="240"/>
-      </w:pPr>
-      <w:r>
-        <w:rPr>
-          <w:rFonts w:ascii="Courier New" w:cs="Courier New" w:eastAsia="Courier New" w:hAnsi="Courier New"/>
-          <w:sz w:val="20"/>
-          <w:szCs w:val="20"/>
-        </w:rPr>
-        <w:t xml:space="preserve">    $stmt-&gt;execute([$category]);</w:t>
-      </w:r>
-    </w:p>
-    <w:p>
-      <w:pPr>
-        <w:keepNext w:val="false"/>
-        <w:keepLines/>
-        <w:spacing w:after="0" w:line="240"/>
-      </w:pPr>
-      <w:r>
-        <w:rPr>
-          <w:rFonts w:ascii="Courier New" w:cs="Courier New" w:eastAsia="Courier New" w:hAnsi="Courier New"/>
-          <w:sz w:val="20"/>
-          <w:szCs w:val="20"/>
-        </w:rPr>
-        <w:t xml:space="preserve">} else {</w:t>
-      </w:r>
-    </w:p>
-    <w:p>
-      <w:pPr>
-        <w:keepNext w:val="false"/>
-        <w:keepLines/>
-        <w:spacing w:after="0" w:line="240"/>
-      </w:pPr>
-      <w:r>
-        <w:rPr>
-          <w:rFonts w:ascii="Courier New" w:cs="Courier New" w:eastAsia="Courier New" w:hAnsi="Courier New"/>
-          <w:sz w:val="20"/>
-          <w:szCs w:val="20"/>
-        </w:rPr>
-        <w:t xml:space="preserve">    $stmt = db()-&gt;query('SELECT * FROM services ORDER BY category, price');</w:t>
-      </w:r>
-    </w:p>
-    <w:p>
-      <w:pPr>
-        <w:keepNext w:val="false"/>
-        <w:keepLines/>
-        <w:spacing w:after="0" w:line="240"/>
-      </w:pPr>
-      <w:r>
-        <w:rPr>
-          <w:rFonts w:ascii="Courier New" w:cs="Courier New" w:eastAsia="Courier New" w:hAnsi="Courier New"/>
-          <w:sz w:val="20"/>
-          <w:szCs w:val="20"/>
-        </w:rPr>
-        <w:t xml:space="preserve">}</w:t>
-      </w:r>
-    </w:p>
-    <w:p>
-      <w:pPr>
-        <w:keepNext w:val="false"/>
-        <w:keepLines/>
-        <w:spacing w:after="160" w:line="240"/>
-      </w:pPr>
-      <w:r>
-        <w:rPr>
-          <w:rFonts w:ascii="Courier New" w:cs="Courier New" w:eastAsia="Courier New" w:hAnsi="Courier New"/>
-          <w:sz w:val="20"/>
-          <w:szCs w:val="20"/>
-        </w:rPr>
-        <w:t xml:space="preserve">$services = $stmt-&gt;fetchAll();</w:t>
-      </w:r>
-    </w:p>
-    <w:p>
-      <w:pPr>
-        <w:spacing w:after="0" w:before="0" w:line="360"/>
-        <w:ind w:firstLine="709"/>
-        <w:jc w:val="both"/>
-      </w:pPr>
-      <w:r>
-        <w:rPr>
-          <w:rFonts w:ascii="Times New Roman" w:cs="Times New Roman" w:eastAsia="Times New Roman" w:hAnsi="Times New Roman"/>
-          <w:sz w:val="28"/>
-          <w:szCs w:val="28"/>
-        </w:rPr>
-        <w:t xml:space="preserve">Страница «Портфолио» (portfolio.php) выводит выполненные проекты, начиная с самых новых (рисунок 11). При наведении изображение плавно увеличивается, а подпись с названием и площадью лежит поверх картинки на полупрозрачном градиенте.</w:t>
+        <w:t xml:space="preserve">Страница «Контакты» содержит адрес, телефон и форму бесплатной консультации, доступную без регистрации (рисунок 11). Обращение записывается в таблицу messages, после чего выполняется перенаправление с сообщением об успехе, что исключает повторную отправку формы при обновлении страницы.</w:t>
       </w:r>
     </w:p>
     <w:p>
@@ -5655,7 +4474,7 @@
       <w:r>
         <w:drawing>
           <wp:inline distT="0" distB="0" distL="0" distR="0">
-            <wp:extent cx="5762625" cy="3371850"/>
+            <wp:extent cx="5400675" cy="3162300"/>
             <wp:effectExtent t="0" r="0" b="0" l="0"/>
             <wp:docPr id="1" name="" descr="" title=""/>
             <wp:cNvGraphicFramePr>
@@ -5680,7 +4499,7 @@
                   <pic:spPr bwMode="auto">
                     <a:xfrm>
                       <a:off x="0" y="0"/>
-                      <a:ext cx="5762625" cy="3371850"/>
+                      <a:ext cx="5400675" cy="3162300"/>
                     </a:xfrm>
                     <a:prstGeom prst="rect">
                       <a:avLst/>
@@ -5704,7 +4523,7 @@
           <w:sz w:val="28"/>
           <w:szCs w:val="28"/>
         </w:rPr>
-        <w:t xml:space="preserve">Рисунок 11 – Страница портфолио</w:t>
+        <w:t xml:space="preserve">Рисунок 11 – Страница контактов с формой обратной связи</w:t>
       </w:r>
     </w:p>
     <w:p>
@@ -5719,7 +4538,7 @@
           <w:sz w:val="28"/>
           <w:szCs w:val="28"/>
         </w:rPr>
-        <w:t xml:space="preserve">По щелчку на проект открывается окно с крупным изображением и подробным описанием (рисунок 12). Окно заполняется скриптом main.js из атрибутов data-title и data-text карточки, поэтому дополнительный запрос к серверу не нужен. Закрыть окно можно крестиком или щелчком по затемнённому фону.</w:t>
+        <w:t xml:space="preserve">Вёрстка адаптирована под мобильные устройства: при ширине экрана менее 900 пикселей меню сворачивается в кнопку, а колонки выстраиваются друг под другом (рисунок 12).</w:t>
       </w:r>
     </w:p>
     <w:p>
@@ -5731,7 +4550,7 @@
       <w:r>
         <w:drawing>
           <wp:inline distT="0" distB="0" distL="0" distR="0">
-            <wp:extent cx="5762625" cy="3371850"/>
+            <wp:extent cx="3238500" cy="3200400"/>
             <wp:effectExtent t="0" r="0" b="0" l="0"/>
             <wp:docPr id="1" name="" descr="" title=""/>
             <wp:cNvGraphicFramePr>
@@ -5756,7 +4575,7 @@
                   <pic:spPr bwMode="auto">
                     <a:xfrm>
                       <a:off x="0" y="0"/>
-                      <a:ext cx="5762625" cy="3371850"/>
+                      <a:ext cx="3238500" cy="3200400"/>
                     </a:xfrm>
                     <a:prstGeom prst="rect">
                       <a:avLst/>
@@ -5780,13 +4599,13 @@
           <w:sz w:val="28"/>
           <w:szCs w:val="28"/>
         </w:rPr>
-        <w:t xml:space="preserve">Рисунок 12 – Окно просмотра проекта</w:t>
+        <w:t xml:space="preserve">Рисунок 12 – Главная страница и меню на смартфоне</w:t>
       </w:r>
     </w:p>
     <w:p>
       <w:pPr>
         <w:keepNext/>
-        <w:spacing w:before="120" w:line="360"/>
+        <w:spacing w:line="360"/>
       </w:pPr>
       <w:r>
         <w:rPr>
@@ -5794,142 +4613,58 @@
           <w:sz w:val="28"/>
           <w:szCs w:val="28"/>
         </w:rPr>
-        <w:t xml:space="preserve">Листинг 6 – Открытие окна проекта</w:t>
-      </w:r>
-    </w:p>
-    <w:p>
-      <w:pPr>
+        <w:t xml:space="preserve"/>
+      </w:r>
+    </w:p>
+    <w:p>
+      <w:pPr>
+        <w:pStyle w:val="Heading2"/>
         <w:keepNext/>
-        <w:keepLines/>
-        <w:spacing w:after="0" w:line="240"/>
-      </w:pPr>
-      <w:r>
-        <w:rPr>
-          <w:rFonts w:ascii="Courier New" w:cs="Courier New" w:eastAsia="Courier New" w:hAnsi="Courier New"/>
-          <w:sz w:val="20"/>
-          <w:szCs w:val="20"/>
-        </w:rPr>
-        <w:t xml:space="preserve">document.querySelectorAll('[data-lightbox]').forEach(project =&gt; {</w:t>
-      </w:r>
-    </w:p>
-    <w:p>
-      <w:pPr>
-        <w:keepNext/>
-        <w:keepLines/>
-        <w:spacing w:after="0" w:line="240"/>
-      </w:pPr>
-      <w:r>
-        <w:rPr>
-          <w:rFonts w:ascii="Courier New" w:cs="Courier New" w:eastAsia="Courier New" w:hAnsi="Courier New"/>
-          <w:sz w:val="20"/>
-          <w:szCs w:val="20"/>
-        </w:rPr>
-        <w:t xml:space="preserve">    project.addEventListener('click', () =&gt; {</w:t>
-      </w:r>
-    </w:p>
-    <w:p>
-      <w:pPr>
-        <w:keepNext w:val="false"/>
-        <w:keepLines/>
-        <w:spacing w:after="0" w:line="240"/>
-      </w:pPr>
-      <w:r>
-        <w:rPr>
-          <w:rFonts w:ascii="Courier New" w:cs="Courier New" w:eastAsia="Courier New" w:hAnsi="Courier New"/>
-          <w:sz w:val="20"/>
-          <w:szCs w:val="20"/>
-        </w:rPr>
-        <w:t xml:space="preserve">        lightbox.querySelector('img').src = project.querySelector('img').src;</w:t>
-      </w:r>
-    </w:p>
-    <w:p>
-      <w:pPr>
-        <w:keepNext w:val="false"/>
-        <w:keepLines/>
-        <w:spacing w:after="0" w:line="240"/>
-      </w:pPr>
-      <w:r>
-        <w:rPr>
-          <w:rFonts w:ascii="Courier New" w:cs="Courier New" w:eastAsia="Courier New" w:hAnsi="Courier New"/>
-          <w:sz w:val="20"/>
-          <w:szCs w:val="20"/>
-        </w:rPr>
-        <w:t xml:space="preserve">        lightbox.querySelector('h3').textContent = project.dataset.title;</w:t>
-      </w:r>
-    </w:p>
-    <w:p>
-      <w:pPr>
-        <w:keepNext w:val="false"/>
-        <w:keepLines/>
-        <w:spacing w:after="0" w:line="240"/>
-      </w:pPr>
-      <w:r>
-        <w:rPr>
-          <w:rFonts w:ascii="Courier New" w:cs="Courier New" w:eastAsia="Courier New" w:hAnsi="Courier New"/>
-          <w:sz w:val="20"/>
-          <w:szCs w:val="20"/>
-        </w:rPr>
-        <w:t xml:space="preserve">        lightbox.querySelector('p').textContent = project.dataset.text;</w:t>
-      </w:r>
-    </w:p>
-    <w:p>
-      <w:pPr>
-        <w:keepNext w:val="false"/>
-        <w:keepLines/>
-        <w:spacing w:after="0" w:line="240"/>
-      </w:pPr>
-      <w:r>
-        <w:rPr>
-          <w:rFonts w:ascii="Courier New" w:cs="Courier New" w:eastAsia="Courier New" w:hAnsi="Courier New"/>
-          <w:sz w:val="20"/>
-          <w:szCs w:val="20"/>
-        </w:rPr>
-        <w:t xml:space="preserve">        lightbox.classList.add('open');</w:t>
-      </w:r>
-    </w:p>
-    <w:p>
-      <w:pPr>
-        <w:keepNext w:val="false"/>
-        <w:keepLines/>
-        <w:spacing w:after="0" w:line="240"/>
-      </w:pPr>
-      <w:r>
-        <w:rPr>
-          <w:rFonts w:ascii="Courier New" w:cs="Courier New" w:eastAsia="Courier New" w:hAnsi="Courier New"/>
-          <w:sz w:val="20"/>
-          <w:szCs w:val="20"/>
-        </w:rPr>
-        <w:t xml:space="preserve">    });</w:t>
-      </w:r>
-    </w:p>
-    <w:p>
-      <w:pPr>
-        <w:keepNext w:val="false"/>
-        <w:keepLines/>
-        <w:spacing w:after="160" w:line="240"/>
-      </w:pPr>
-      <w:r>
-        <w:rPr>
-          <w:rFonts w:ascii="Courier New" w:cs="Courier New" w:eastAsia="Courier New" w:hAnsi="Courier New"/>
-          <w:sz w:val="20"/>
-          <w:szCs w:val="20"/>
-        </w:rPr>
-        <w:t xml:space="preserve">});</w:t>
-      </w:r>
-    </w:p>
-    <w:p>
-      <w:pPr>
         <w:spacing w:after="0" w:before="0" w:line="360"/>
         <w:ind w:firstLine="709"/>
         <w:jc w:val="both"/>
       </w:pPr>
+      <w:bookmarkStart w:name="h13" w:id="13"/>
+      <w:r>
+        <w:rPr>
+          <w:rFonts w:ascii="Times New Roman" w:cs="Times New Roman" w:eastAsia="Times New Roman" w:hAnsi="Times New Roman"/>
+          <w:b/>
+          <w:bCs/>
+          <w:color w:val="000000"/>
+          <w:sz w:val="28"/>
+          <w:szCs w:val="28"/>
+        </w:rPr>
+        <w:t xml:space="preserve">2.5 Регистрация, вход и личный кабинет</w:t>
+      </w:r>
+      <w:bookmarkEnd w:id="13"/>
+    </w:p>
+    <w:p>
+      <w:pPr>
+        <w:keepNext/>
+        <w:spacing w:line="360"/>
+      </w:pPr>
       <w:r>
         <w:rPr>
           <w:rFonts w:ascii="Times New Roman" w:cs="Times New Roman" w:eastAsia="Times New Roman" w:hAnsi="Times New Roman"/>
           <w:sz w:val="28"/>
           <w:szCs w:val="28"/>
         </w:rPr>
-        <w:t xml:space="preserve">Страница «Контакты» (contacts.php) содержит адрес, телефон, почту, режим работы и форму бесплатной консультации, доступную без регистрации (рисунок 13). Если пользователь уже вошёл, поля имени и телефона заполняются из его профиля.</w:t>
+        <w:t xml:space="preserve"/>
+      </w:r>
+    </w:p>
+    <w:p>
+      <w:pPr>
+        <w:spacing w:after="0" w:before="0" w:line="360"/>
+        <w:ind w:firstLine="709"/>
+        <w:jc w:val="both"/>
+      </w:pPr>
+      <w:r>
+        <w:rPr>
+          <w:rFonts w:ascii="Times New Roman" w:cs="Times New Roman" w:eastAsia="Times New Roman" w:hAnsi="Times New Roman"/>
+          <w:sz w:val="28"/>
+          <w:szCs w:val="28"/>
+        </w:rPr>
+        <w:t xml:space="preserve">Заказать услугу может только зарегистрированный пользователь. При регистрации на сервере проверяются корректность и уникальность e-mail, длина пароля и совпадение паролей; при ошибке форма показывается снова с сообщением (рисунок 13). В базу записывается не пароль, а его хеш.</w:t>
       </w:r>
     </w:p>
     <w:p>
@@ -5941,7 +4676,7 @@
       <w:r>
         <w:drawing>
           <wp:inline distT="0" distB="0" distL="0" distR="0">
-            <wp:extent cx="5762625" cy="3371850"/>
+            <wp:extent cx="5400675" cy="3162300"/>
             <wp:effectExtent t="0" r="0" b="0" l="0"/>
             <wp:docPr id="1" name="" descr="" title=""/>
             <wp:cNvGraphicFramePr>
@@ -5966,7 +4701,7 @@
                   <pic:spPr bwMode="auto">
                     <a:xfrm>
                       <a:off x="0" y="0"/>
-                      <a:ext cx="5762625" cy="3371850"/>
+                      <a:ext cx="5400675" cy="3162300"/>
                     </a:xfrm>
                     <a:prstGeom prst="rect">
                       <a:avLst/>
@@ -5990,7 +4725,7 @@
           <w:sz w:val="28"/>
           <w:szCs w:val="28"/>
         </w:rPr>
-        <w:t xml:space="preserve">Рисунок 13 – Страница контактов с формой обратной связи</w:t>
+        <w:t xml:space="preserve">Рисунок 13 – Ошибка при регистрации</w:t>
       </w:r>
     </w:p>
     <w:p>
@@ -6005,7 +4740,186 @@
           <w:sz w:val="28"/>
           <w:szCs w:val="28"/>
         </w:rPr>
-        <w:t xml:space="preserve">После отправки форма проверяется на сервере, обращение записывается в таблицу messages, и выполняется перенаправление на ту же страницу с сообщением об успехе (рисунок 14). Перенаправление после POST-запроса (шаблон Post/Redirect/Get) защищает от повторной отправки формы при обновлении страницы. Сообщение передаётся через сессию функцией flash() и исчезает через четыре секунды.</w:t>
+        <w:t xml:space="preserve">При входе пользователь ищется по e-mail, а пароль сверяется с хешем. Сообщение об ошибке не уточняет, что именно неверно, чтобы по нему нельзя было узнать, зарегистрирован ли адрес:</w:t>
+      </w:r>
+    </w:p>
+    <w:p>
+      <w:pPr>
+        <w:keepNext/>
+        <w:spacing w:before="120" w:line="360"/>
+      </w:pPr>
+      <w:r>
+        <w:rPr>
+          <w:rFonts w:ascii="Times New Roman" w:cs="Times New Roman" w:eastAsia="Times New Roman" w:hAnsi="Times New Roman"/>
+          <w:sz w:val="28"/>
+          <w:szCs w:val="28"/>
+        </w:rPr>
+        <w:t xml:space="preserve">Листинг 2 – Проверка пароля при входе</w:t>
+      </w:r>
+    </w:p>
+    <w:p>
+      <w:pPr>
+        <w:keepNext/>
+        <w:keepLines/>
+        <w:spacing w:after="0" w:line="240"/>
+      </w:pPr>
+      <w:r>
+        <w:rPr>
+          <w:rFonts w:ascii="Courier New" w:cs="Courier New" w:eastAsia="Courier New" w:hAnsi="Courier New"/>
+          <w:sz w:val="20"/>
+          <w:szCs w:val="20"/>
+        </w:rPr>
+        <w:t xml:space="preserve">$stmt = db()-&gt;prepare('SELECT * FROM users WHERE email = ?');</w:t>
+      </w:r>
+    </w:p>
+    <w:p>
+      <w:pPr>
+        <w:keepNext/>
+        <w:keepLines/>
+        <w:spacing w:after="0" w:line="240"/>
+      </w:pPr>
+      <w:r>
+        <w:rPr>
+          <w:rFonts w:ascii="Courier New" w:cs="Courier New" w:eastAsia="Courier New" w:hAnsi="Courier New"/>
+          <w:sz w:val="20"/>
+          <w:szCs w:val="20"/>
+        </w:rPr>
+        <w:t xml:space="preserve">$stmt-&gt;execute([trim($_POST['email'])]);</w:t>
+      </w:r>
+    </w:p>
+    <w:p>
+      <w:pPr>
+        <w:keepNext w:val="false"/>
+        <w:keepLines/>
+        <w:spacing w:after="0" w:line="240"/>
+      </w:pPr>
+      <w:r>
+        <w:rPr>
+          <w:rFonts w:ascii="Courier New" w:cs="Courier New" w:eastAsia="Courier New" w:hAnsi="Courier New"/>
+          <w:sz w:val="20"/>
+          <w:szCs w:val="20"/>
+        </w:rPr>
+        <w:t xml:space="preserve">$found = $stmt-&gt;fetch();</w:t>
+      </w:r>
+    </w:p>
+    <w:p>
+      <w:pPr>
+        <w:keepNext w:val="false"/>
+        <w:keepLines/>
+        <w:spacing w:after="0" w:line="240"/>
+      </w:pPr>
+      <w:r>
+        <w:rPr>
+          <w:rFonts w:ascii="Courier New" w:cs="Courier New" w:eastAsia="Courier New" w:hAnsi="Courier New"/>
+          <w:sz w:val="20"/>
+          <w:szCs w:val="20"/>
+        </w:rPr>
+        <w:t xml:space="preserve"> </w:t>
+      </w:r>
+    </w:p>
+    <w:p>
+      <w:pPr>
+        <w:keepNext w:val="false"/>
+        <w:keepLines/>
+        <w:spacing w:after="0" w:line="240"/>
+      </w:pPr>
+      <w:r>
+        <w:rPr>
+          <w:rFonts w:ascii="Courier New" w:cs="Courier New" w:eastAsia="Courier New" w:hAnsi="Courier New"/>
+          <w:sz w:val="20"/>
+          <w:szCs w:val="20"/>
+        </w:rPr>
+        <w:t xml:space="preserve">if ($found &amp;&amp; password_verify($_POST['password'], $found['password'])) {</w:t>
+      </w:r>
+    </w:p>
+    <w:p>
+      <w:pPr>
+        <w:keepNext w:val="false"/>
+        <w:keepLines/>
+        <w:spacing w:after="0" w:line="240"/>
+      </w:pPr>
+      <w:r>
+        <w:rPr>
+          <w:rFonts w:ascii="Courier New" w:cs="Courier New" w:eastAsia="Courier New" w:hAnsi="Courier New"/>
+          <w:sz w:val="20"/>
+          <w:szCs w:val="20"/>
+        </w:rPr>
+        <w:t xml:space="preserve">    unset($found['password']);</w:t>
+      </w:r>
+    </w:p>
+    <w:p>
+      <w:pPr>
+        <w:keepNext w:val="false"/>
+        <w:keepLines/>
+        <w:spacing w:after="0" w:line="240"/>
+      </w:pPr>
+      <w:r>
+        <w:rPr>
+          <w:rFonts w:ascii="Courier New" w:cs="Courier New" w:eastAsia="Courier New" w:hAnsi="Courier New"/>
+          <w:sz w:val="20"/>
+          <w:szCs w:val="20"/>
+        </w:rPr>
+        <w:t xml:space="preserve">    $_SESSION['user'] = $found;</w:t>
+      </w:r>
+    </w:p>
+    <w:p>
+      <w:pPr>
+        <w:keepNext w:val="false"/>
+        <w:keepLines/>
+        <w:spacing w:after="0" w:line="240"/>
+      </w:pPr>
+      <w:r>
+        <w:rPr>
+          <w:rFonts w:ascii="Courier New" w:cs="Courier New" w:eastAsia="Courier New" w:hAnsi="Courier New"/>
+          <w:sz w:val="20"/>
+          <w:szCs w:val="20"/>
+        </w:rPr>
+        <w:t xml:space="preserve">    redirect($found['role'] === 'admin' ? 'admin/index.php' : 'profile.php');</w:t>
+      </w:r>
+    </w:p>
+    <w:p>
+      <w:pPr>
+        <w:keepNext w:val="false"/>
+        <w:keepLines/>
+        <w:spacing w:after="0" w:line="240"/>
+      </w:pPr>
+      <w:r>
+        <w:rPr>
+          <w:rFonts w:ascii="Courier New" w:cs="Courier New" w:eastAsia="Courier New" w:hAnsi="Courier New"/>
+          <w:sz w:val="20"/>
+          <w:szCs w:val="20"/>
+        </w:rPr>
+        <w:t xml:space="preserve">}</w:t>
+      </w:r>
+    </w:p>
+    <w:p>
+      <w:pPr>
+        <w:keepNext w:val="false"/>
+        <w:keepLines/>
+        <w:spacing w:after="160" w:line="240"/>
+      </w:pPr>
+      <w:r>
+        <w:rPr>
+          <w:rFonts w:ascii="Courier New" w:cs="Courier New" w:eastAsia="Courier New" w:hAnsi="Courier New"/>
+          <w:sz w:val="20"/>
+          <w:szCs w:val="20"/>
+        </w:rPr>
+        <w:t xml:space="preserve">$error = 'Неверный e-mail или пароль';</w:t>
+      </w:r>
+    </w:p>
+    <w:p>
+      <w:pPr>
+        <w:spacing w:after="0" w:before="0" w:line="360"/>
+        <w:ind w:firstLine="709"/>
+        <w:jc w:val="both"/>
+      </w:pPr>
+      <w:r>
+        <w:rPr>
+          <w:rFonts w:ascii="Times New Roman" w:cs="Times New Roman" w:eastAsia="Times New Roman" w:hAnsi="Times New Roman"/>
+          <w:sz w:val="28"/>
+          <w:szCs w:val="28"/>
+        </w:rPr>
+        <w:t xml:space="preserve">Сообщение о неверных данных показано на рисунке 14. Администратор после входа попадает сразу в админ-панель, клиент – в личный кабинет.</w:t>
       </w:r>
     </w:p>
     <w:p>
@@ -6017,7 +4931,7 @@
       <w:r>
         <w:drawing>
           <wp:inline distT="0" distB="0" distL="0" distR="0">
-            <wp:extent cx="5762625" cy="3371850"/>
+            <wp:extent cx="5400675" cy="3162300"/>
             <wp:effectExtent t="0" r="0" b="0" l="0"/>
             <wp:docPr id="1" name="" descr="" title=""/>
             <wp:cNvGraphicFramePr>
@@ -6042,7 +4956,7 @@
                   <pic:spPr bwMode="auto">
                     <a:xfrm>
                       <a:off x="0" y="0"/>
-                      <a:ext cx="5762625" cy="3371850"/>
+                      <a:ext cx="5400675" cy="3162300"/>
                     </a:xfrm>
                     <a:prstGeom prst="rect">
                       <a:avLst/>
@@ -6066,7 +4980,7 @@
           <w:sz w:val="28"/>
           <w:szCs w:val="28"/>
         </w:rPr>
-        <w:t xml:space="preserve">Рисунок 14 – Сообщение об успешной отправке обращения</w:t>
+        <w:t xml:space="preserve">Рисунок 14 – Сообщение о неверном e-mail или пароле</w:t>
       </w:r>
     </w:p>
     <w:p>
@@ -6081,7 +4995,7 @@
           <w:sz w:val="28"/>
           <w:szCs w:val="28"/>
         </w:rPr>
-        <w:t xml:space="preserve">Вёрстка адаптирована под мобильные устройства. При ширине экрана менее 900 пикселей меню сворачивается в кнопку «☰», колонки выстраиваются друг под другом, а широкие таблицы админ-панели получают горизонтальную прокрутку (рисунок 15).</w:t>
+        <w:t xml:space="preserve">На странице услуги клиент вводит объём работ, и скрипт сразу пересчитывает предварительную стоимость (рисунок 15).</w:t>
       </w:r>
     </w:p>
     <w:p>
@@ -6093,7 +5007,7 @@
       <w:r>
         <w:drawing>
           <wp:inline distT="0" distB="0" distL="0" distR="0">
-            <wp:extent cx="3962400" cy="3914775"/>
+            <wp:extent cx="5400675" cy="3162300"/>
             <wp:effectExtent t="0" r="0" b="0" l="0"/>
             <wp:docPr id="1" name="" descr="" title=""/>
             <wp:cNvGraphicFramePr>
@@ -6118,7 +5032,7 @@
                   <pic:spPr bwMode="auto">
                     <a:xfrm>
                       <a:off x="0" y="0"/>
-                      <a:ext cx="3962400" cy="3914775"/>
+                      <a:ext cx="5400675" cy="3162300"/>
                     </a:xfrm>
                     <a:prstGeom prst="rect">
                       <a:avLst/>
@@ -6142,30 +5056,8 @@
           <w:sz w:val="28"/>
           <w:szCs w:val="28"/>
         </w:rPr>
-        <w:t xml:space="preserve">Рисунок 15 – Главная страница и открытое меню на смартфоне</w:t>
-      </w:r>
-    </w:p>
-    <w:p>
-      <w:pPr>
-        <w:pStyle w:val="Heading2"/>
-        <w:keepNext/>
-        <w:spacing w:after="240" w:before="240" w:line="360"/>
-        <w:ind w:firstLine="709"/>
-        <w:jc w:val="left"/>
-      </w:pPr>
-      <w:bookmarkStart w:name="h14" w:id="14"/>
-      <w:r>
-        <w:rPr>
-          <w:rFonts w:ascii="Times New Roman" w:cs="Times New Roman" w:eastAsia="Times New Roman" w:hAnsi="Times New Roman"/>
-          <w:b/>
-          <w:bCs/>
-          <w:color w:val="000000"/>
-          <w:sz w:val="28"/>
-          <w:szCs w:val="28"/>
-        </w:rPr>
-        <w:t xml:space="preserve">2.5 Регистрация, авторизация и личный кабинет</w:t>
-      </w:r>
-      <w:bookmarkEnd w:id="14"/>
+        <w:t xml:space="preserve">Рисунок 15 – Оформление заказа с расчётом стоимости</w:t>
+      </w:r>
     </w:p>
     <w:p>
       <w:pPr>
@@ -6179,7 +5071,111 @@
           <w:sz w:val="28"/>
           <w:szCs w:val="28"/>
         </w:rPr>
-        <w:t xml:space="preserve">Заказать услугу может только зарегистрированный пользователь – так у студии всегда есть контакты клиента, а клиент может отслеживать заказ. Если гость нажимает «Заказать», на странице услуги вместо формы он видит предложение войти или зарегистрироваться (рисунок 16).</w:t>
+        <w:t xml:space="preserve">Значение из браузера можно подменить, поэтому сервер пересчитывает сумму сам, по цене из базы данных:</w:t>
+      </w:r>
+    </w:p>
+    <w:p>
+      <w:pPr>
+        <w:keepNext/>
+        <w:spacing w:before="120" w:line="360"/>
+      </w:pPr>
+      <w:r>
+        <w:rPr>
+          <w:rFonts w:ascii="Times New Roman" w:cs="Times New Roman" w:eastAsia="Times New Roman" w:hAnsi="Times New Roman"/>
+          <w:sz w:val="28"/>
+          <w:szCs w:val="28"/>
+        </w:rPr>
+        <w:t xml:space="preserve">Листинг 3 – Сохранение заказа</w:t>
+      </w:r>
+    </w:p>
+    <w:p>
+      <w:pPr>
+        <w:keepNext/>
+        <w:keepLines/>
+        <w:spacing w:after="0" w:line="240"/>
+      </w:pPr>
+      <w:r>
+        <w:rPr>
+          <w:rFonts w:ascii="Courier New" w:cs="Courier New" w:eastAsia="Courier New" w:hAnsi="Courier New"/>
+          <w:sz w:val="20"/>
+          <w:szCs w:val="20"/>
+        </w:rPr>
+        <w:t xml:space="preserve">$quantity = max(1, (int)$_POST['quantity']);</w:t>
+      </w:r>
+    </w:p>
+    <w:p>
+      <w:pPr>
+        <w:keepNext/>
+        <w:keepLines/>
+        <w:spacing w:after="0" w:line="240"/>
+      </w:pPr>
+      <w:r>
+        <w:rPr>
+          <w:rFonts w:ascii="Courier New" w:cs="Courier New" w:eastAsia="Courier New" w:hAnsi="Courier New"/>
+          <w:sz w:val="20"/>
+          <w:szCs w:val="20"/>
+        </w:rPr>
+        <w:t xml:space="preserve">$total    = $quantity * $service['price'];</w:t>
+      </w:r>
+    </w:p>
+    <w:p>
+      <w:pPr>
+        <w:keepNext w:val="false"/>
+        <w:keepLines/>
+        <w:spacing w:after="0" w:line="240"/>
+      </w:pPr>
+      <w:r>
+        <w:rPr>
+          <w:rFonts w:ascii="Courier New" w:cs="Courier New" w:eastAsia="Courier New" w:hAnsi="Courier New"/>
+          <w:sz w:val="20"/>
+          <w:szCs w:val="20"/>
+        </w:rPr>
+        <w:t xml:space="preserve"> </w:t>
+      </w:r>
+    </w:p>
+    <w:p>
+      <w:pPr>
+        <w:keepNext w:val="false"/>
+        <w:keepLines/>
+        <w:spacing w:after="0" w:line="240"/>
+      </w:pPr>
+      <w:r>
+        <w:rPr>
+          <w:rFonts w:ascii="Courier New" w:cs="Courier New" w:eastAsia="Courier New" w:hAnsi="Courier New"/>
+          <w:sz w:val="20"/>
+          <w:szCs w:val="20"/>
+        </w:rPr>
+        <w:t xml:space="preserve">$stmt = db()-&gt;prepare('INSERT INTO orders (user_id, service_id, quantity, total, comment) VALUES (?, ?, ?, ?, ?)');</w:t>
+      </w:r>
+    </w:p>
+    <w:p>
+      <w:pPr>
+        <w:keepNext w:val="false"/>
+        <w:keepLines/>
+        <w:spacing w:after="160" w:line="240"/>
+      </w:pPr>
+      <w:r>
+        <w:rPr>
+          <w:rFonts w:ascii="Courier New" w:cs="Courier New" w:eastAsia="Courier New" w:hAnsi="Courier New"/>
+          <w:sz w:val="20"/>
+          <w:szCs w:val="20"/>
+        </w:rPr>
+        <w:t xml:space="preserve">$stmt-&gt;execute([$user['id'], $service['id'], $quantity, $total, trim($_POST['comment'])]);</w:t>
+      </w:r>
+    </w:p>
+    <w:p>
+      <w:pPr>
+        <w:spacing w:after="0" w:before="0" w:line="360"/>
+        <w:ind w:firstLine="709"/>
+        <w:jc w:val="both"/>
+      </w:pPr>
+      <w:r>
+        <w:rPr>
+          <w:rFonts w:ascii="Times New Roman" w:cs="Times New Roman" w:eastAsia="Times New Roman" w:hAnsi="Times New Roman"/>
+          <w:sz w:val="28"/>
+          <w:szCs w:val="28"/>
+        </w:rPr>
+        <w:t xml:space="preserve">В личном кабинете клиент видит свои заказы со статусами и может изменить имя, телефон и пароль (рисунок 16). Пока заказ имеет статус «Новый», его можно отменить; запрос проверяет и номер заказа, и его владельца, поэтому отменить чужой заказ невозможно.</w:t>
       </w:r>
     </w:p>
     <w:p>
@@ -6191,7 +5187,7 @@
       <w:r>
         <w:drawing>
           <wp:inline distT="0" distB="0" distL="0" distR="0">
-            <wp:extent cx="5762625" cy="3371850"/>
+            <wp:extent cx="5400675" cy="3162300"/>
             <wp:effectExtent t="0" r="0" b="0" l="0"/>
             <wp:docPr id="1" name="" descr="" title=""/>
             <wp:cNvGraphicFramePr>
@@ -6216,7 +5212,7 @@
                   <pic:spPr bwMode="auto">
                     <a:xfrm>
                       <a:off x="0" y="0"/>
-                      <a:ext cx="5762625" cy="3371850"/>
+                      <a:ext cx="5400675" cy="3162300"/>
                     </a:xfrm>
                     <a:prstGeom prst="rect">
                       <a:avLst/>
@@ -6240,7 +5236,7 @@
           <w:sz w:val="28"/>
           <w:szCs w:val="28"/>
         </w:rPr>
-        <w:t xml:space="preserve">Рисунок 16 – Страница услуги для неавторизованного пользователя</w:t>
+        <w:t xml:space="preserve">Рисунок 16 – Личный кабинет клиента</w:t>
       </w:r>
     </w:p>
     <w:p>
@@ -6255,7 +5251,7 @@
           <w:sz w:val="28"/>
           <w:szCs w:val="28"/>
         </w:rPr>
-        <w:t xml:space="preserve">Форма регистрации (register.php) запрашивает имя, e-mail, телефон и пароль с подтверждением. Проверки выполняются на сервере: корректность e-mail функцией filter_var, длина пароля не менее шести символов, совпадение паролей и уникальность e-mail. При ошибке форма показывается снова с сообщением, а введённые данные (кроме паролей) сохраняются в полях (рисунок 17).</w:t>
+        <w:t xml:space="preserve">Отменённый заказ остаётся в списке со статусом «Отменён» (рисунок 17).</w:t>
       </w:r>
     </w:p>
     <w:p>
@@ -6267,7 +5263,7 @@
       <w:r>
         <w:drawing>
           <wp:inline distT="0" distB="0" distL="0" distR="0">
-            <wp:extent cx="5762625" cy="3371850"/>
+            <wp:extent cx="5400675" cy="3162300"/>
             <wp:effectExtent t="0" r="0" b="0" l="0"/>
             <wp:docPr id="1" name="" descr="" title=""/>
             <wp:cNvGraphicFramePr>
@@ -6292,7 +5288,7 @@
                   <pic:spPr bwMode="auto">
                     <a:xfrm>
                       <a:off x="0" y="0"/>
-                      <a:ext cx="5762625" cy="3371850"/>
+                      <a:ext cx="5400675" cy="3162300"/>
                     </a:xfrm>
                     <a:prstGeom prst="rect">
                       <a:avLst/>
@@ -6316,28 +5312,64 @@
           <w:sz w:val="28"/>
           <w:szCs w:val="28"/>
         </w:rPr>
-        <w:t xml:space="preserve">Рисунок 17 – Ошибка при регистрации: пароли не совпадают</w:t>
-      </w:r>
-    </w:p>
-    <w:p>
-      <w:pPr>
+        <w:t xml:space="preserve">Рисунок 17 – Отменённый заказ в личном кабинете</w:t>
+      </w:r>
+    </w:p>
+    <w:p>
+      <w:pPr>
+        <w:keepNext/>
+        <w:spacing w:line="360"/>
+      </w:pPr>
+      <w:r>
+        <w:rPr>
+          <w:rFonts w:ascii="Times New Roman" w:cs="Times New Roman" w:eastAsia="Times New Roman" w:hAnsi="Times New Roman"/>
+          <w:sz w:val="28"/>
+          <w:szCs w:val="28"/>
+        </w:rPr>
+        <w:t xml:space="preserve"/>
+      </w:r>
+    </w:p>
+    <w:p>
+      <w:pPr>
+        <w:pStyle w:val="Heading2"/>
+        <w:keepNext/>
         <w:spacing w:after="0" w:before="0" w:line="360"/>
         <w:ind w:firstLine="709"/>
         <w:jc w:val="both"/>
       </w:pPr>
+      <w:bookmarkStart w:name="h14" w:id="14"/>
+      <w:r>
+        <w:rPr>
+          <w:rFonts w:ascii="Times New Roman" w:cs="Times New Roman" w:eastAsia="Times New Roman" w:hAnsi="Times New Roman"/>
+          <w:b/>
+          <w:bCs/>
+          <w:color w:val="000000"/>
+          <w:sz w:val="28"/>
+          <w:szCs w:val="28"/>
+        </w:rPr>
+        <w:t xml:space="preserve">2.6 Административная панель</w:t>
+      </w:r>
+      <w:bookmarkEnd w:id="14"/>
+    </w:p>
+    <w:p>
+      <w:pPr>
+        <w:keepNext/>
+        <w:spacing w:line="360"/>
+      </w:pPr>
       <w:r>
         <w:rPr>
           <w:rFonts w:ascii="Times New Roman" w:cs="Times New Roman" w:eastAsia="Times New Roman" w:hAnsi="Times New Roman"/>
           <w:sz w:val="28"/>
           <w:szCs w:val="28"/>
         </w:rPr>
-        <w:t xml:space="preserve">В базу записывается не пароль, а его хеш, полученный функцией password_hash(). После регистрации пользователь сразу считается вошедшим: его данные записываются в сессию.</w:t>
-      </w:r>
-    </w:p>
-    <w:p>
-      <w:pPr>
-        <w:keepNext/>
-        <w:spacing w:before="120" w:line="360"/>
+        <w:t xml:space="preserve"/>
+      </w:r>
+    </w:p>
+    <w:p>
+      <w:pPr>
+        <w:spacing w:after="0" w:before="0" w:line="360"/>
+        <w:ind w:firstLine="709"/>
+        <w:jc w:val="both"/>
       </w:pPr>
       <w:r>
         <w:rPr>
@@ -6345,22 +5377,21 @@
           <w:sz w:val="28"/>
           <w:szCs w:val="28"/>
         </w:rPr>
-        <w:t xml:space="preserve">Листинг 7 – Сохранение нового пользователя</w:t>
+        <w:t xml:space="preserve">Каждая страница админ-панели начинается с вызова функции require_admin(), которая перенаправляет на главную страницу любого, кто не является администратором. Поэтому, даже зная адрес страницы, клиент не сможет её открыть:</w:t>
       </w:r>
     </w:p>
     <w:p>
       <w:pPr>
         <w:keepNext/>
-        <w:keepLines/>
-        <w:spacing w:after="0" w:line="240"/>
-      </w:pPr>
-      <w:r>
-        <w:rPr>
-          <w:rFonts w:ascii="Courier New" w:cs="Courier New" w:eastAsia="Courier New" w:hAnsi="Courier New"/>
-          <w:sz w:val="20"/>
-          <w:szCs w:val="20"/>
-        </w:rPr>
-        <w:t xml:space="preserve">$stmt = db()-&gt;prepare('INSERT INTO users (name, email, phone, password) VALUES (?, ?, ?, ?)');</w:t>
+        <w:spacing w:before="120" w:line="360"/>
+      </w:pPr>
+      <w:r>
+        <w:rPr>
+          <w:rFonts w:ascii="Times New Roman" w:cs="Times New Roman" w:eastAsia="Times New Roman" w:hAnsi="Times New Roman"/>
+          <w:sz w:val="28"/>
+          <w:szCs w:val="28"/>
+        </w:rPr>
+        <w:t xml:space="preserve">Листинг 4 – Проверка прав администратора</w:t>
       </w:r>
     </w:p>
     <w:p>
@@ -6375,37 +5406,67 @@
           <w:sz w:val="20"/>
           <w:szCs w:val="20"/>
         </w:rPr>
-        <w:t xml:space="preserve">$stmt-&gt;execute([$name, $email, $phone, password_hash($password, PASSWORD_DEFAULT)]);</w:t>
-      </w:r>
-    </w:p>
-    <w:p>
-      <w:pPr>
-        <w:keepNext w:val="false"/>
-        <w:keepLines/>
-        <w:spacing w:after="0" w:line="240"/>
-      </w:pPr>
-      <w:r>
-        <w:rPr>
-          <w:rFonts w:ascii="Courier New" w:cs="Courier New" w:eastAsia="Courier New" w:hAnsi="Courier New"/>
-          <w:sz w:val="20"/>
-          <w:szCs w:val="20"/>
-        </w:rPr>
-        <w:t xml:space="preserve"> </w:t>
-      </w:r>
-    </w:p>
-    <w:p>
-      <w:pPr>
-        <w:keepNext w:val="false"/>
-        <w:keepLines/>
-        <w:spacing w:after="0" w:line="240"/>
-      </w:pPr>
-      <w:r>
-        <w:rPr>
-          <w:rFonts w:ascii="Courier New" w:cs="Courier New" w:eastAsia="Courier New" w:hAnsi="Courier New"/>
-          <w:sz w:val="20"/>
-          <w:szCs w:val="20"/>
-        </w:rPr>
-        <w:t xml:space="preserve">$_SESSION['user'] = ['id' =&gt; db()-&gt;lastInsertId(), 'name' =&gt; $name,</w:t>
+        <w:t xml:space="preserve">function require_admin(): void</w:t>
+      </w:r>
+    </w:p>
+    <w:p>
+      <w:pPr>
+        <w:keepNext/>
+        <w:keepLines/>
+        <w:spacing w:after="0" w:line="240"/>
+      </w:pPr>
+      <w:r>
+        <w:rPr>
+          <w:rFonts w:ascii="Courier New" w:cs="Courier New" w:eastAsia="Courier New" w:hAnsi="Courier New"/>
+          <w:sz w:val="20"/>
+          <w:szCs w:val="20"/>
+        </w:rPr>
+        <w:t xml:space="preserve">{</w:t>
+      </w:r>
+    </w:p>
+    <w:p>
+      <w:pPr>
+        <w:keepNext w:val="false"/>
+        <w:keepLines/>
+        <w:spacing w:after="0" w:line="240"/>
+      </w:pPr>
+      <w:r>
+        <w:rPr>
+          <w:rFonts w:ascii="Courier New" w:cs="Courier New" w:eastAsia="Courier New" w:hAnsi="Courier New"/>
+          <w:sz w:val="20"/>
+          <w:szCs w:val="20"/>
+        </w:rPr>
+        <w:t xml:space="preserve">    if (!is_admin()) {</w:t>
+      </w:r>
+    </w:p>
+    <w:p>
+      <w:pPr>
+        <w:keepNext w:val="false"/>
+        <w:keepLines/>
+        <w:spacing w:after="0" w:line="240"/>
+      </w:pPr>
+      <w:r>
+        <w:rPr>
+          <w:rFonts w:ascii="Courier New" w:cs="Courier New" w:eastAsia="Courier New" w:hAnsi="Courier New"/>
+          <w:sz w:val="20"/>
+          <w:szCs w:val="20"/>
+        </w:rPr>
+        <w:t xml:space="preserve">        redirect('index.php');</w:t>
+      </w:r>
+    </w:p>
+    <w:p>
+      <w:pPr>
+        <w:keepNext w:val="false"/>
+        <w:keepLines/>
+        <w:spacing w:after="0" w:line="240"/>
+      </w:pPr>
+      <w:r>
+        <w:rPr>
+          <w:rFonts w:ascii="Courier New" w:cs="Courier New" w:eastAsia="Courier New" w:hAnsi="Courier New"/>
+          <w:sz w:val="20"/>
+          <w:szCs w:val="20"/>
+        </w:rPr>
+        <w:t xml:space="preserve">    }</w:t>
       </w:r>
     </w:p>
     <w:p>
@@ -6420,7 +5481,7 @@
           <w:sz w:val="20"/>
           <w:szCs w:val="20"/>
         </w:rPr>
-        <w:t xml:space="preserve">                     'email' =&gt; $email, 'phone' =&gt; $phone, 'role' =&gt; 'user'];</w:t>
+        <w:t xml:space="preserve">}</w:t>
       </w:r>
     </w:p>
     <w:p>
@@ -6435,7 +5496,7 @@
           <w:sz w:val="28"/>
           <w:szCs w:val="28"/>
         </w:rPr>
-        <w:t xml:space="preserve">Вход (login.php) выполняется по e-mail и паролю. Пользователь ищется в базе по e-mail, а пароль сверяется с хешем функцией password_verify(). Сообщение об ошибке намеренно не уточняет, что именно неверно – e-mail или пароль, чтобы по нему нельзя было узнать, зарегистрирован ли адрес (рисунок 18). Администратор после входа попадает сразу в админ-панель, клиент – в личный кабинет.</w:t>
+        <w:t xml:space="preserve">Панель открывается сводкой: число новых заказов и заказов в работе, выручка и количество клиентов, а также обращения с формы «Контакты» (рисунок 18).</w:t>
       </w:r>
     </w:p>
     <w:p>
@@ -6447,7 +5508,7 @@
       <w:r>
         <w:drawing>
           <wp:inline distT="0" distB="0" distL="0" distR="0">
-            <wp:extent cx="5762625" cy="3371850"/>
+            <wp:extent cx="5400675" cy="3238500"/>
             <wp:effectExtent t="0" r="0" b="0" l="0"/>
             <wp:docPr id="1" name="" descr="" title=""/>
             <wp:cNvGraphicFramePr>
@@ -6472,7 +5533,7 @@
                   <pic:spPr bwMode="auto">
                     <a:xfrm>
                       <a:off x="0" y="0"/>
-                      <a:ext cx="5762625" cy="3371850"/>
+                      <a:ext cx="5400675" cy="3238500"/>
                     </a:xfrm>
                     <a:prstGeom prst="rect">
                       <a:avLst/>
@@ -6496,13 +5557,14 @@
           <w:sz w:val="28"/>
           <w:szCs w:val="28"/>
         </w:rPr>
-        <w:t xml:space="preserve">Рисунок 18 – Сообщение о неверном e-mail или пароле</w:t>
-      </w:r>
-    </w:p>
-    <w:p>
-      <w:pPr>
-        <w:keepNext/>
-        <w:spacing w:before="120" w:line="360"/>
+        <w:t xml:space="preserve">Рисунок 18 – Сводка админ-панели</w:t>
+      </w:r>
+    </w:p>
+    <w:p>
+      <w:pPr>
+        <w:spacing w:after="0" w:before="0" w:line="360"/>
+        <w:ind w:firstLine="709"/>
+        <w:jc w:val="both"/>
       </w:pPr>
       <w:r>
         <w:rPr>
@@ -6510,172 +5572,7 @@
           <w:sz w:val="28"/>
           <w:szCs w:val="28"/>
         </w:rPr>
-        <w:t xml:space="preserve">Листинг 8 – Проверка пароля при входе</w:t>
-      </w:r>
-    </w:p>
-    <w:p>
-      <w:pPr>
-        <w:keepNext/>
-        <w:keepLines/>
-        <w:spacing w:after="0" w:line="240"/>
-      </w:pPr>
-      <w:r>
-        <w:rPr>
-          <w:rFonts w:ascii="Courier New" w:cs="Courier New" w:eastAsia="Courier New" w:hAnsi="Courier New"/>
-          <w:sz w:val="20"/>
-          <w:szCs w:val="20"/>
-        </w:rPr>
-        <w:t xml:space="preserve">$stmt = db()-&gt;prepare('SELECT * FROM users WHERE email = ?');</w:t>
-      </w:r>
-    </w:p>
-    <w:p>
-      <w:pPr>
-        <w:keepNext/>
-        <w:keepLines/>
-        <w:spacing w:after="0" w:line="240"/>
-      </w:pPr>
-      <w:r>
-        <w:rPr>
-          <w:rFonts w:ascii="Courier New" w:cs="Courier New" w:eastAsia="Courier New" w:hAnsi="Courier New"/>
-          <w:sz w:val="20"/>
-          <w:szCs w:val="20"/>
-        </w:rPr>
-        <w:t xml:space="preserve">$stmt-&gt;execute([trim($_POST['email'])]);</w:t>
-      </w:r>
-    </w:p>
-    <w:p>
-      <w:pPr>
-        <w:keepNext w:val="false"/>
-        <w:keepLines/>
-        <w:spacing w:after="0" w:line="240"/>
-      </w:pPr>
-      <w:r>
-        <w:rPr>
-          <w:rFonts w:ascii="Courier New" w:cs="Courier New" w:eastAsia="Courier New" w:hAnsi="Courier New"/>
-          <w:sz w:val="20"/>
-          <w:szCs w:val="20"/>
-        </w:rPr>
-        <w:t xml:space="preserve">$found = $stmt-&gt;fetch();</w:t>
-      </w:r>
-    </w:p>
-    <w:p>
-      <w:pPr>
-        <w:keepNext w:val="false"/>
-        <w:keepLines/>
-        <w:spacing w:after="0" w:line="240"/>
-      </w:pPr>
-      <w:r>
-        <w:rPr>
-          <w:rFonts w:ascii="Courier New" w:cs="Courier New" w:eastAsia="Courier New" w:hAnsi="Courier New"/>
-          <w:sz w:val="20"/>
-          <w:szCs w:val="20"/>
-        </w:rPr>
-        <w:t xml:space="preserve"> </w:t>
-      </w:r>
-    </w:p>
-    <w:p>
-      <w:pPr>
-        <w:keepNext w:val="false"/>
-        <w:keepLines/>
-        <w:spacing w:after="0" w:line="240"/>
-      </w:pPr>
-      <w:r>
-        <w:rPr>
-          <w:rFonts w:ascii="Courier New" w:cs="Courier New" w:eastAsia="Courier New" w:hAnsi="Courier New"/>
-          <w:sz w:val="20"/>
-          <w:szCs w:val="20"/>
-        </w:rPr>
-        <w:t xml:space="preserve">if ($found &amp;&amp; password_verify($_POST['password'], $found['password'])) {</w:t>
-      </w:r>
-    </w:p>
-    <w:p>
-      <w:pPr>
-        <w:keepNext w:val="false"/>
-        <w:keepLines/>
-        <w:spacing w:after="0" w:line="240"/>
-      </w:pPr>
-      <w:r>
-        <w:rPr>
-          <w:rFonts w:ascii="Courier New" w:cs="Courier New" w:eastAsia="Courier New" w:hAnsi="Courier New"/>
-          <w:sz w:val="20"/>
-          <w:szCs w:val="20"/>
-        </w:rPr>
-        <w:t xml:space="preserve">    unset($found['password']);</w:t>
-      </w:r>
-    </w:p>
-    <w:p>
-      <w:pPr>
-        <w:keepNext w:val="false"/>
-        <w:keepLines/>
-        <w:spacing w:after="0" w:line="240"/>
-      </w:pPr>
-      <w:r>
-        <w:rPr>
-          <w:rFonts w:ascii="Courier New" w:cs="Courier New" w:eastAsia="Courier New" w:hAnsi="Courier New"/>
-          <w:sz w:val="20"/>
-          <w:szCs w:val="20"/>
-        </w:rPr>
-        <w:t xml:space="preserve">    $_SESSION['user'] = $found;</w:t>
-      </w:r>
-    </w:p>
-    <w:p>
-      <w:pPr>
-        <w:keepNext w:val="false"/>
-        <w:keepLines/>
-        <w:spacing w:after="0" w:line="240"/>
-      </w:pPr>
-      <w:r>
-        <w:rPr>
-          <w:rFonts w:ascii="Courier New" w:cs="Courier New" w:eastAsia="Courier New" w:hAnsi="Courier New"/>
-          <w:sz w:val="20"/>
-          <w:szCs w:val="20"/>
-        </w:rPr>
-        <w:t xml:space="preserve">    redirect($found['role'] === 'admin' ? 'admin/index.php' : 'profile.php');</w:t>
-      </w:r>
-    </w:p>
-    <w:p>
-      <w:pPr>
-        <w:keepNext w:val="false"/>
-        <w:keepLines/>
-        <w:spacing w:after="0" w:line="240"/>
-      </w:pPr>
-      <w:r>
-        <w:rPr>
-          <w:rFonts w:ascii="Courier New" w:cs="Courier New" w:eastAsia="Courier New" w:hAnsi="Courier New"/>
-          <w:sz w:val="20"/>
-          <w:szCs w:val="20"/>
-        </w:rPr>
-        <w:t xml:space="preserve">}</w:t>
-      </w:r>
-    </w:p>
-    <w:p>
-      <w:pPr>
-        <w:keepNext w:val="false"/>
-        <w:keepLines/>
-        <w:spacing w:after="160" w:line="240"/>
-      </w:pPr>
-      <w:r>
-        <w:rPr>
-          <w:rFonts w:ascii="Courier New" w:cs="Courier New" w:eastAsia="Courier New" w:hAnsi="Courier New"/>
-          <w:sz w:val="20"/>
-          <w:szCs w:val="20"/>
-        </w:rPr>
-        <w:t xml:space="preserve">$error = 'Неверный e-mail или пароль';</w:t>
-      </w:r>
-    </w:p>
-    <w:p>
-      <w:pPr>
-        <w:spacing w:after="0" w:before="0" w:line="360"/>
-        <w:ind w:firstLine="709"/>
-        <w:jc w:val="both"/>
-      </w:pPr>
-      <w:r>
-        <w:rPr>
-          <w:rFonts w:ascii="Times New Roman" w:cs="Times New Roman" w:eastAsia="Times New Roman" w:hAnsi="Times New Roman"/>
-          <w:sz w:val="28"/>
-          <w:szCs w:val="28"/>
-        </w:rPr>
-        <w:t xml:space="preserve">После входа в шапке вместо кнопок «Войти» и «Регистрация» появляются имя пользователя, ссылка на личный кабинет и кнопка «Выйти». Личный кабинет нового клиента показан на рисунке 19.</w:t>
+        <w:t xml:space="preserve">В разделе «Заказы» выводятся все заказы с данными клиента и услуги – таблицы orders, users и services соединяются оператором JOIN. Статус меняется выпадающим списком прямо в таблице, и клиент сразу видит его в личном кабинете (рисунок 19).</w:t>
       </w:r>
     </w:p>
     <w:p>
@@ -6687,7 +5584,7 @@
       <w:r>
         <w:drawing>
           <wp:inline distT="0" distB="0" distL="0" distR="0">
-            <wp:extent cx="5762625" cy="3371850"/>
+            <wp:extent cx="5400675" cy="3238500"/>
             <wp:effectExtent t="0" r="0" b="0" l="0"/>
             <wp:docPr id="1" name="" descr="" title=""/>
             <wp:cNvGraphicFramePr>
@@ -6712,7 +5609,7 @@
                   <pic:spPr bwMode="auto">
                     <a:xfrm>
                       <a:off x="0" y="0"/>
-                      <a:ext cx="5762625" cy="3371850"/>
+                      <a:ext cx="5400675" cy="3238500"/>
                     </a:xfrm>
                     <a:prstGeom prst="rect">
                       <a:avLst/>
@@ -6736,7 +5633,7 @@
           <w:sz w:val="28"/>
           <w:szCs w:val="28"/>
         </w:rPr>
-        <w:t xml:space="preserve">Рисунок 19 – Личный кабинет после регистрации</w:t>
+        <w:t xml:space="preserve">Рисунок 19 – Изменение статуса заказа</w:t>
       </w:r>
     </w:p>
     <w:p>
@@ -6751,7 +5648,7 @@
           <w:sz w:val="28"/>
           <w:szCs w:val="28"/>
         </w:rPr>
-        <w:t xml:space="preserve">На странице услуги авторизованный клиент видит форму заказа (рисунок 20). При вводе количества скрипт сразу пересчитывает предварительную стоимость: цена за единицу передаётся в атрибуте data-price поля ввода.</w:t>
+        <w:t xml:space="preserve">Раздел «Услуги» объединяет форму и таблицу всех услуг с миниатюрами (рисунок 20).</w:t>
       </w:r>
     </w:p>
     <w:p>
@@ -6763,7 +5660,7 @@
       <w:r>
         <w:drawing>
           <wp:inline distT="0" distB="0" distL="0" distR="0">
-            <wp:extent cx="5762625" cy="3371850"/>
+            <wp:extent cx="5400675" cy="3238500"/>
             <wp:effectExtent t="0" r="0" b="0" l="0"/>
             <wp:docPr id="1" name="" descr="" title=""/>
             <wp:cNvGraphicFramePr>
@@ -6788,7 +5685,7 @@
                   <pic:spPr bwMode="auto">
                     <a:xfrm>
                       <a:off x="0" y="0"/>
-                      <a:ext cx="5762625" cy="3371850"/>
+                      <a:ext cx="5400675" cy="3238500"/>
                     </a:xfrm>
                     <a:prstGeom prst="rect">
                       <a:avLst/>
@@ -6812,13 +5709,14 @@
           <w:sz w:val="28"/>
           <w:szCs w:val="28"/>
         </w:rPr>
-        <w:t xml:space="preserve">Рисунок 20 – Оформление заказа с расчётом стоимости</w:t>
-      </w:r>
-    </w:p>
-    <w:p>
-      <w:pPr>
-        <w:keepNext/>
-        <w:spacing w:before="120" w:line="360"/>
+        <w:t xml:space="preserve">Рисунок 20 – Управление услугами</w:t>
+      </w:r>
+    </w:p>
+    <w:p>
+      <w:pPr>
+        <w:spacing w:after="0" w:before="0" w:line="360"/>
+        <w:ind w:firstLine="709"/>
+        <w:jc w:val="both"/>
       </w:pPr>
       <w:r>
         <w:rPr>
@@ -6826,261 +5724,7 @@
           <w:sz w:val="28"/>
           <w:szCs w:val="28"/>
         </w:rPr>
-        <w:t xml:space="preserve">Листинг 9 – Калькулятор стоимости в main.js</w:t>
-      </w:r>
-    </w:p>
-    <w:p>
-      <w:pPr>
-        <w:keepNext/>
-        <w:keepLines/>
-        <w:spacing w:after="0" w:line="240"/>
-      </w:pPr>
-      <w:r>
-        <w:rPr>
-          <w:rFonts w:ascii="Courier New" w:cs="Courier New" w:eastAsia="Courier New" w:hAnsi="Courier New"/>
-          <w:sz w:val="20"/>
-          <w:szCs w:val="20"/>
-        </w:rPr>
-        <w:t xml:space="preserve">const quantity = document.getElementById('quantity');</w:t>
-      </w:r>
-    </w:p>
-    <w:p>
-      <w:pPr>
-        <w:keepNext/>
-        <w:keepLines/>
-        <w:spacing w:after="0" w:line="240"/>
-      </w:pPr>
-      <w:r>
-        <w:rPr>
-          <w:rFonts w:ascii="Courier New" w:cs="Courier New" w:eastAsia="Courier New" w:hAnsi="Courier New"/>
-          <w:sz w:val="20"/>
-          <w:szCs w:val="20"/>
-        </w:rPr>
-        <w:t xml:space="preserve">if (quantity) {</w:t>
-      </w:r>
-    </w:p>
-    <w:p>
-      <w:pPr>
-        <w:keepNext w:val="false"/>
-        <w:keepLines/>
-        <w:spacing w:after="0" w:line="240"/>
-      </w:pPr>
-      <w:r>
-        <w:rPr>
-          <w:rFonts w:ascii="Courier New" w:cs="Courier New" w:eastAsia="Courier New" w:hAnsi="Courier New"/>
-          <w:sz w:val="20"/>
-          <w:szCs w:val="20"/>
-        </w:rPr>
-        <w:t xml:space="preserve">    const total = document.getElementById('total');</w:t>
-      </w:r>
-    </w:p>
-    <w:p>
-      <w:pPr>
-        <w:keepNext w:val="false"/>
-        <w:keepLines/>
-        <w:spacing w:after="0" w:line="240"/>
-      </w:pPr>
-      <w:r>
-        <w:rPr>
-          <w:rFonts w:ascii="Courier New" w:cs="Courier New" w:eastAsia="Courier New" w:hAnsi="Courier New"/>
-          <w:sz w:val="20"/>
-          <w:szCs w:val="20"/>
-        </w:rPr>
-        <w:t xml:space="preserve">    const price = Number(quantity.dataset.price);</w:t>
-      </w:r>
-    </w:p>
-    <w:p>
-      <w:pPr>
-        <w:keepNext w:val="false"/>
-        <w:keepLines/>
-        <w:spacing w:after="0" w:line="240"/>
-      </w:pPr>
-      <w:r>
-        <w:rPr>
-          <w:rFonts w:ascii="Courier New" w:cs="Courier New" w:eastAsia="Courier New" w:hAnsi="Courier New"/>
-          <w:sz w:val="20"/>
-          <w:szCs w:val="20"/>
-        </w:rPr>
-        <w:t xml:space="preserve">    quantity.addEventListener('input', () =&gt; {</w:t>
-      </w:r>
-    </w:p>
-    <w:p>
-      <w:pPr>
-        <w:keepNext w:val="false"/>
-        <w:keepLines/>
-        <w:spacing w:after="0" w:line="240"/>
-      </w:pPr>
-      <w:r>
-        <w:rPr>
-          <w:rFonts w:ascii="Courier New" w:cs="Courier New" w:eastAsia="Courier New" w:hAnsi="Courier New"/>
-          <w:sz w:val="20"/>
-          <w:szCs w:val="20"/>
-        </w:rPr>
-        <w:t xml:space="preserve">        const sum = Math.max(1, Number(quantity.value) || 1) * price;</w:t>
-      </w:r>
-    </w:p>
-    <w:p>
-      <w:pPr>
-        <w:keepNext w:val="false"/>
-        <w:keepLines/>
-        <w:spacing w:after="0" w:line="240"/>
-      </w:pPr>
-      <w:r>
-        <w:rPr>
-          <w:rFonts w:ascii="Courier New" w:cs="Courier New" w:eastAsia="Courier New" w:hAnsi="Courier New"/>
-          <w:sz w:val="20"/>
-          <w:szCs w:val="20"/>
-        </w:rPr>
-        <w:t xml:space="preserve">        total.textContent = sum.toLocaleString('ru-RU') + ' ₽';</w:t>
-      </w:r>
-    </w:p>
-    <w:p>
-      <w:pPr>
-        <w:keepNext w:val="false"/>
-        <w:keepLines/>
-        <w:spacing w:after="0" w:line="240"/>
-      </w:pPr>
-      <w:r>
-        <w:rPr>
-          <w:rFonts w:ascii="Courier New" w:cs="Courier New" w:eastAsia="Courier New" w:hAnsi="Courier New"/>
-          <w:sz w:val="20"/>
-          <w:szCs w:val="20"/>
-        </w:rPr>
-        <w:t xml:space="preserve">    });</w:t>
-      </w:r>
-    </w:p>
-    <w:p>
-      <w:pPr>
-        <w:keepNext w:val="false"/>
-        <w:keepLines/>
-        <w:spacing w:after="160" w:line="240"/>
-      </w:pPr>
-      <w:r>
-        <w:rPr>
-          <w:rFonts w:ascii="Courier New" w:cs="Courier New" w:eastAsia="Courier New" w:hAnsi="Courier New"/>
-          <w:sz w:val="20"/>
-          <w:szCs w:val="20"/>
-        </w:rPr>
-        <w:t xml:space="preserve">}</w:t>
-      </w:r>
-    </w:p>
-    <w:p>
-      <w:pPr>
-        <w:spacing w:after="0" w:before="0" w:line="360"/>
-        <w:ind w:firstLine="709"/>
-        <w:jc w:val="both"/>
-      </w:pPr>
-      <w:r>
-        <w:rPr>
-          <w:rFonts w:ascii="Times New Roman" w:cs="Times New Roman" w:eastAsia="Times New Roman" w:hAnsi="Times New Roman"/>
-          <w:sz w:val="28"/>
-          <w:szCs w:val="28"/>
-        </w:rPr>
-        <w:t xml:space="preserve">Сумма в браузере служит только подсказкой. Значение, отправленное из формы, можно подменить, поэтому сервер пересчитывает итог сам, по цене из базы данных, и только после этого сохраняет заказ:</w:t>
-      </w:r>
-    </w:p>
-    <w:p>
-      <w:pPr>
-        <w:keepNext/>
-        <w:spacing w:before="120" w:line="360"/>
-      </w:pPr>
-      <w:r>
-        <w:rPr>
-          <w:rFonts w:ascii="Times New Roman" w:cs="Times New Roman" w:eastAsia="Times New Roman" w:hAnsi="Times New Roman"/>
-          <w:sz w:val="28"/>
-          <w:szCs w:val="28"/>
-        </w:rPr>
-        <w:t xml:space="preserve">Листинг 10 – Сохранение заказа в order.php</w:t>
-      </w:r>
-    </w:p>
-    <w:p>
-      <w:pPr>
-        <w:keepNext/>
-        <w:keepLines/>
-        <w:spacing w:after="0" w:line="240"/>
-      </w:pPr>
-      <w:r>
-        <w:rPr>
-          <w:rFonts w:ascii="Courier New" w:cs="Courier New" w:eastAsia="Courier New" w:hAnsi="Courier New"/>
-          <w:sz w:val="20"/>
-          <w:szCs w:val="20"/>
-        </w:rPr>
-        <w:t xml:space="preserve">$quantity = max(1, (int)$_POST['quantity']);</w:t>
-      </w:r>
-    </w:p>
-    <w:p>
-      <w:pPr>
-        <w:keepNext/>
-        <w:keepLines/>
-        <w:spacing w:after="0" w:line="240"/>
-      </w:pPr>
-      <w:r>
-        <w:rPr>
-          <w:rFonts w:ascii="Courier New" w:cs="Courier New" w:eastAsia="Courier New" w:hAnsi="Courier New"/>
-          <w:sz w:val="20"/>
-          <w:szCs w:val="20"/>
-        </w:rPr>
-        <w:t xml:space="preserve">$total    = $quantity * $service['price'];</w:t>
-      </w:r>
-    </w:p>
-    <w:p>
-      <w:pPr>
-        <w:keepNext w:val="false"/>
-        <w:keepLines/>
-        <w:spacing w:after="0" w:line="240"/>
-      </w:pPr>
-      <w:r>
-        <w:rPr>
-          <w:rFonts w:ascii="Courier New" w:cs="Courier New" w:eastAsia="Courier New" w:hAnsi="Courier New"/>
-          <w:sz w:val="20"/>
-          <w:szCs w:val="20"/>
-        </w:rPr>
-        <w:t xml:space="preserve"> </w:t>
-      </w:r>
-    </w:p>
-    <w:p>
-      <w:pPr>
-        <w:keepNext w:val="false"/>
-        <w:keepLines/>
-        <w:spacing w:after="0" w:line="240"/>
-      </w:pPr>
-      <w:r>
-        <w:rPr>
-          <w:rFonts w:ascii="Courier New" w:cs="Courier New" w:eastAsia="Courier New" w:hAnsi="Courier New"/>
-          <w:sz w:val="20"/>
-          <w:szCs w:val="20"/>
-        </w:rPr>
-        <w:t xml:space="preserve">$stmt = db()-&gt;prepare('INSERT INTO orders (user_id, service_id, quantity, total, comment) VALUES (?, ?, ?, ?, ?)');</w:t>
-      </w:r>
-    </w:p>
-    <w:p>
-      <w:pPr>
-        <w:keepNext w:val="false"/>
-        <w:keepLines/>
-        <w:spacing w:after="160" w:line="240"/>
-      </w:pPr>
-      <w:r>
-        <w:rPr>
-          <w:rFonts w:ascii="Courier New" w:cs="Courier New" w:eastAsia="Courier New" w:hAnsi="Courier New"/>
-          <w:sz w:val="20"/>
-          <w:szCs w:val="20"/>
-        </w:rPr>
-        <w:t xml:space="preserve">$stmt-&gt;execute([$user['id'], $service['id'], $quantity, $total, trim($_POST['comment'])]);</w:t>
-      </w:r>
-    </w:p>
-    <w:p>
-      <w:pPr>
-        <w:spacing w:after="0" w:before="0" w:line="360"/>
-        <w:ind w:firstLine="709"/>
-        <w:jc w:val="both"/>
-      </w:pPr>
-      <w:r>
-        <w:rPr>
-          <w:rFonts w:ascii="Times New Roman" w:cs="Times New Roman" w:eastAsia="Times New Roman" w:hAnsi="Times New Roman"/>
-          <w:sz w:val="28"/>
-          <w:szCs w:val="28"/>
-        </w:rPr>
-        <w:t xml:space="preserve">После оформления клиент попадает в личный кабинет, где заказ отображается со статусом «Новый» (рисунок 21). Список заказов выбирается запросом с соединением таблиц orders и services, чтобы показать название услуги и единицу измерения.</w:t>
+        <w:t xml:space="preserve">На рисунке 21 открыта услуга «Ландшафтный проект участка», цена изменяется со 150 до 170 рублей за квадратный метр. Без параметра в адресе форма служит для добавления, а ссылка «Изменить» заполняет её данными выбранной услуги; при сохранении выполняется INSERT или UPDATE. Изображение можно загрузить в формате JPG, PNG или WebP.</w:t>
       </w:r>
     </w:p>
     <w:p>
@@ -7092,7 +5736,7 @@
       <w:r>
         <w:drawing>
           <wp:inline distT="0" distB="0" distL="0" distR="0">
-            <wp:extent cx="5762625" cy="3371850"/>
+            <wp:extent cx="5400675" cy="3162300"/>
             <wp:effectExtent t="0" r="0" b="0" l="0"/>
             <wp:docPr id="1" name="" descr="" title=""/>
             <wp:cNvGraphicFramePr>
@@ -7117,7 +5761,7 @@
                   <pic:spPr bwMode="auto">
                     <a:xfrm>
                       <a:off x="0" y="0"/>
-                      <a:ext cx="5762625" cy="3371850"/>
+                      <a:ext cx="5400675" cy="3162300"/>
                     </a:xfrm>
                     <a:prstGeom prst="rect">
                       <a:avLst/>
@@ -7141,7 +5785,7 @@
           <w:sz w:val="28"/>
           <w:szCs w:val="28"/>
         </w:rPr>
-        <w:t xml:space="preserve">Рисунок 21 – Новый заказ в личном кабинете</w:t>
+        <w:t xml:space="preserve">Рисунок 21 – Редактирование услуги</w:t>
       </w:r>
     </w:p>
     <w:p>
@@ -7156,7 +5800,7 @@
           <w:sz w:val="28"/>
           <w:szCs w:val="28"/>
         </w:rPr>
-        <w:t xml:space="preserve">Пока заказ не взят в работу, клиент может его отменить. Условие в запросе UPDATE проверяет сразу три вещи: номер заказа, принадлежность заказа текущему пользователю и статус «Новый». Поэтому отменить чужой заказ или заказ, который уже выполняется, невозможно, даже если подменить номер в форме (рисунок 22).</w:t>
+        <w:t xml:space="preserve">Добавленная услуга сразу появляется в каталоге на сайте (рисунок 22). Удаление выполняется после подтверждения, а заказы удалённой услуги удаляются автоматически по правилу ON DELETE CASCADE.</w:t>
       </w:r>
     </w:p>
     <w:p>
@@ -7168,7 +5812,7 @@
       <w:r>
         <w:drawing>
           <wp:inline distT="0" distB="0" distL="0" distR="0">
-            <wp:extent cx="5762625" cy="3371850"/>
+            <wp:extent cx="5400675" cy="3162300"/>
             <wp:effectExtent t="0" r="0" b="0" l="0"/>
             <wp:docPr id="1" name="" descr="" title=""/>
             <wp:cNvGraphicFramePr>
@@ -7193,7 +5837,7 @@
                   <pic:spPr bwMode="auto">
                     <a:xfrm>
                       <a:off x="0" y="0"/>
-                      <a:ext cx="5762625" cy="3371850"/>
+                      <a:ext cx="5400675" cy="3162300"/>
                     </a:xfrm>
                     <a:prstGeom prst="rect">
                       <a:avLst/>
@@ -7217,13 +5861,14 @@
           <w:sz w:val="28"/>
           <w:szCs w:val="28"/>
         </w:rPr>
-        <w:t xml:space="preserve">Рисунок 22 – Отменённый заказ в личном кабинете</w:t>
-      </w:r>
-    </w:p>
-    <w:p>
-      <w:pPr>
-        <w:keepNext/>
-        <w:spacing w:before="120" w:line="360"/>
+        <w:t xml:space="preserve">Рисунок 22 – Новая услуга в каталоге</w:t>
+      </w:r>
+    </w:p>
+    <w:p>
+      <w:pPr>
+        <w:spacing w:after="0" w:before="0" w:line="360"/>
+        <w:ind w:firstLine="709"/>
+        <w:jc w:val="both"/>
       </w:pPr>
       <w:r>
         <w:rPr>
@@ -7231,283 +5876,7 @@
           <w:sz w:val="28"/>
           <w:szCs w:val="28"/>
         </w:rPr>
-        <w:t xml:space="preserve">Листинг 11 – Отмена заказа клиентом</w:t>
-      </w:r>
-    </w:p>
-    <w:p>
-      <w:pPr>
-        <w:keepNext w:val="false"/>
-        <w:keepLines/>
-        <w:spacing w:after="0" w:line="240"/>
-      </w:pPr>
-      <w:r>
-        <w:rPr>
-          <w:rFonts w:ascii="Courier New" w:cs="Courier New" w:eastAsia="Courier New" w:hAnsi="Courier New"/>
-          <w:sz w:val="20"/>
-          <w:szCs w:val="20"/>
-        </w:rPr>
-        <w:t xml:space="preserve">db()-&gt;prepare("UPDATE orders SET status = 'canceled' WHERE id = ? AND user_id = ? AND status = 'new'")</w:t>
-      </w:r>
-    </w:p>
-    <w:p>
-      <w:pPr>
-        <w:keepNext w:val="false"/>
-        <w:keepLines/>
-        <w:spacing w:after="160" w:line="240"/>
-      </w:pPr>
-      <w:r>
-        <w:rPr>
-          <w:rFonts w:ascii="Courier New" w:cs="Courier New" w:eastAsia="Courier New" w:hAnsi="Courier New"/>
-          <w:sz w:val="20"/>
-          <w:szCs w:val="20"/>
-        </w:rPr>
-        <w:t xml:space="preserve">    -&gt;execute([(int)$_POST['order_id'], $user['id']]);</w:t>
-      </w:r>
-    </w:p>
-    <w:p>
-      <w:pPr>
-        <w:spacing w:after="0" w:before="0" w:line="360"/>
-        <w:ind w:firstLine="709"/>
-        <w:jc w:val="both"/>
-      </w:pPr>
-      <w:r>
-        <w:rPr>
-          <w:rFonts w:ascii="Times New Roman" w:cs="Times New Roman" w:eastAsia="Times New Roman" w:hAnsi="Times New Roman"/>
-          <w:sz w:val="28"/>
-          <w:szCs w:val="28"/>
-        </w:rPr>
-        <w:t xml:space="preserve">В левой части личного кабинета клиент может изменить имя, телефон и пароль. Поле пароля можно оставить пустым – тогда он не меняется. После сохранения новые данные записываются и в базу, и в сессию, поэтому имя в шапке обновляется сразу.</w:t>
-      </w:r>
-    </w:p>
-    <w:p>
-      <w:pPr>
-        <w:pStyle w:val="Heading2"/>
-        <w:keepNext/>
-        <w:spacing w:after="240" w:before="240" w:line="360"/>
-        <w:ind w:firstLine="709"/>
-        <w:jc w:val="left"/>
-      </w:pPr>
-      <w:bookmarkStart w:name="h15" w:id="15"/>
-      <w:r>
-        <w:rPr>
-          <w:rFonts w:ascii="Times New Roman" w:cs="Times New Roman" w:eastAsia="Times New Roman" w:hAnsi="Times New Roman"/>
-          <w:b/>
-          <w:bCs/>
-          <w:color w:val="000000"/>
-          <w:sz w:val="28"/>
-          <w:szCs w:val="28"/>
-        </w:rPr>
-        <w:t xml:space="preserve">2.6 Административная панель и её влияние на базу данных</w:t>
-      </w:r>
-      <w:bookmarkEnd w:id="15"/>
-    </w:p>
-    <w:p>
-      <w:pPr>
-        <w:spacing w:after="0" w:before="0" w:line="360"/>
-        <w:ind w:firstLine="709"/>
-        <w:jc w:val="both"/>
-      </w:pPr>
-      <w:r>
-        <w:rPr>
-          <w:rFonts w:ascii="Times New Roman" w:cs="Times New Roman" w:eastAsia="Times New Roman" w:hAnsi="Times New Roman"/>
-          <w:sz w:val="28"/>
-          <w:szCs w:val="28"/>
-        </w:rPr>
-        <w:t xml:space="preserve">Все страницы админ-панели находятся в папке admin и начинаются с вызова require_admin(). Функция проверяет роль пользователя в сессии и перенаправляет на главную страницу любого, кто не является администратором. Таким образом, даже зная адрес страницы, клиент или гость не сможет её открыть.</w:t>
-      </w:r>
-    </w:p>
-    <w:p>
-      <w:pPr>
-        <w:keepNext/>
-        <w:spacing w:before="120" w:line="360"/>
-      </w:pPr>
-      <w:r>
-        <w:rPr>
-          <w:rFonts w:ascii="Times New Roman" w:cs="Times New Roman" w:eastAsia="Times New Roman" w:hAnsi="Times New Roman"/>
-          <w:sz w:val="28"/>
-          <w:szCs w:val="28"/>
-        </w:rPr>
-        <w:t xml:space="preserve">Листинг 12 – Проверка прав администратора</w:t>
-      </w:r>
-    </w:p>
-    <w:p>
-      <w:pPr>
-        <w:keepNext/>
-        <w:keepLines/>
-        <w:spacing w:after="0" w:line="240"/>
-      </w:pPr>
-      <w:r>
-        <w:rPr>
-          <w:rFonts w:ascii="Courier New" w:cs="Courier New" w:eastAsia="Courier New" w:hAnsi="Courier New"/>
-          <w:sz w:val="20"/>
-          <w:szCs w:val="20"/>
-        </w:rPr>
-        <w:t xml:space="preserve">function is_admin(): bool</w:t>
-      </w:r>
-    </w:p>
-    <w:p>
-      <w:pPr>
-        <w:keepNext/>
-        <w:keepLines/>
-        <w:spacing w:after="0" w:line="240"/>
-      </w:pPr>
-      <w:r>
-        <w:rPr>
-          <w:rFonts w:ascii="Courier New" w:cs="Courier New" w:eastAsia="Courier New" w:hAnsi="Courier New"/>
-          <w:sz w:val="20"/>
-          <w:szCs w:val="20"/>
-        </w:rPr>
-        <w:t xml:space="preserve">{</w:t>
-      </w:r>
-    </w:p>
-    <w:p>
-      <w:pPr>
-        <w:keepNext w:val="false"/>
-        <w:keepLines/>
-        <w:spacing w:after="0" w:line="240"/>
-      </w:pPr>
-      <w:r>
-        <w:rPr>
-          <w:rFonts w:ascii="Courier New" w:cs="Courier New" w:eastAsia="Courier New" w:hAnsi="Courier New"/>
-          <w:sz w:val="20"/>
-          <w:szCs w:val="20"/>
-        </w:rPr>
-        <w:t xml:space="preserve">    return (current_user()['role'] ?? '') === 'admin';</w:t>
-      </w:r>
-    </w:p>
-    <w:p>
-      <w:pPr>
-        <w:keepNext w:val="false"/>
-        <w:keepLines/>
-        <w:spacing w:after="0" w:line="240"/>
-      </w:pPr>
-      <w:r>
-        <w:rPr>
-          <w:rFonts w:ascii="Courier New" w:cs="Courier New" w:eastAsia="Courier New" w:hAnsi="Courier New"/>
-          <w:sz w:val="20"/>
-          <w:szCs w:val="20"/>
-        </w:rPr>
-        <w:t xml:space="preserve">}</w:t>
-      </w:r>
-    </w:p>
-    <w:p>
-      <w:pPr>
-        <w:keepNext w:val="false"/>
-        <w:keepLines/>
-        <w:spacing w:after="0" w:line="240"/>
-      </w:pPr>
-      <w:r>
-        <w:rPr>
-          <w:rFonts w:ascii="Courier New" w:cs="Courier New" w:eastAsia="Courier New" w:hAnsi="Courier New"/>
-          <w:sz w:val="20"/>
-          <w:szCs w:val="20"/>
-        </w:rPr>
-        <w:t xml:space="preserve"> </w:t>
-      </w:r>
-    </w:p>
-    <w:p>
-      <w:pPr>
-        <w:keepNext w:val="false"/>
-        <w:keepLines/>
-        <w:spacing w:after="0" w:line="240"/>
-      </w:pPr>
-      <w:r>
-        <w:rPr>
-          <w:rFonts w:ascii="Courier New" w:cs="Courier New" w:eastAsia="Courier New" w:hAnsi="Courier New"/>
-          <w:sz w:val="20"/>
-          <w:szCs w:val="20"/>
-        </w:rPr>
-        <w:t xml:space="preserve">function require_admin(): void</w:t>
-      </w:r>
-    </w:p>
-    <w:p>
-      <w:pPr>
-        <w:keepNext w:val="false"/>
-        <w:keepLines/>
-        <w:spacing w:after="0" w:line="240"/>
-      </w:pPr>
-      <w:r>
-        <w:rPr>
-          <w:rFonts w:ascii="Courier New" w:cs="Courier New" w:eastAsia="Courier New" w:hAnsi="Courier New"/>
-          <w:sz w:val="20"/>
-          <w:szCs w:val="20"/>
-        </w:rPr>
-        <w:t xml:space="preserve">{</w:t>
-      </w:r>
-    </w:p>
-    <w:p>
-      <w:pPr>
-        <w:keepNext w:val="false"/>
-        <w:keepLines/>
-        <w:spacing w:after="0" w:line="240"/>
-      </w:pPr>
-      <w:r>
-        <w:rPr>
-          <w:rFonts w:ascii="Courier New" w:cs="Courier New" w:eastAsia="Courier New" w:hAnsi="Courier New"/>
-          <w:sz w:val="20"/>
-          <w:szCs w:val="20"/>
-        </w:rPr>
-        <w:t xml:space="preserve">    if (!is_admin()) {</w:t>
-      </w:r>
-    </w:p>
-    <w:p>
-      <w:pPr>
-        <w:keepNext w:val="false"/>
-        <w:keepLines/>
-        <w:spacing w:after="0" w:line="240"/>
-      </w:pPr>
-      <w:r>
-        <w:rPr>
-          <w:rFonts w:ascii="Courier New" w:cs="Courier New" w:eastAsia="Courier New" w:hAnsi="Courier New"/>
-          <w:sz w:val="20"/>
-          <w:szCs w:val="20"/>
-        </w:rPr>
-        <w:t xml:space="preserve">        redirect('index.php');</w:t>
-      </w:r>
-    </w:p>
-    <w:p>
-      <w:pPr>
-        <w:keepNext w:val="false"/>
-        <w:keepLines/>
-        <w:spacing w:after="0" w:line="240"/>
-      </w:pPr>
-      <w:r>
-        <w:rPr>
-          <w:rFonts w:ascii="Courier New" w:cs="Courier New" w:eastAsia="Courier New" w:hAnsi="Courier New"/>
-          <w:sz w:val="20"/>
-          <w:szCs w:val="20"/>
-        </w:rPr>
-        <w:t xml:space="preserve">    }</w:t>
-      </w:r>
-    </w:p>
-    <w:p>
-      <w:pPr>
-        <w:keepNext w:val="false"/>
-        <w:keepLines/>
-        <w:spacing w:after="160" w:line="240"/>
-      </w:pPr>
-      <w:r>
-        <w:rPr>
-          <w:rFonts w:ascii="Courier New" w:cs="Courier New" w:eastAsia="Courier New" w:hAnsi="Courier New"/>
-          <w:sz w:val="20"/>
-          <w:szCs w:val="20"/>
-        </w:rPr>
-        <w:t xml:space="preserve">}</w:t>
-      </w:r>
-    </w:p>
-    <w:p>
-      <w:pPr>
-        <w:spacing w:after="0" w:before="0" w:line="360"/>
-        <w:ind w:firstLine="709"/>
-        <w:jc w:val="both"/>
-      </w:pPr>
-      <w:r>
-        <w:rPr>
-          <w:rFonts w:ascii="Times New Roman" w:cs="Times New Roman" w:eastAsia="Times New Roman" w:hAnsi="Times New Roman"/>
-          <w:sz w:val="28"/>
-          <w:szCs w:val="28"/>
-        </w:rPr>
-        <w:t xml:space="preserve">Панель открывается сводкой (рисунок 23). В карточках показано число новых заказов и заказов в работе, выручка по выполненным заказам и количество клиентов. Каждое значение – результат отдельного агрегирующего запроса (COUNT и SUM). Ниже выводится таблица обращений с формы «Контакты»; обработанное обращение можно удалить.</w:t>
+        <w:t xml:space="preserve">Раздел «Портфолио» устроен так же: форма добавления и изменения проекта и таблица с миниатюрами (рисунок 23).</w:t>
       </w:r>
     </w:p>
     <w:p>
@@ -7519,7 +5888,7 @@
       <w:r>
         <w:drawing>
           <wp:inline distT="0" distB="0" distL="0" distR="0">
-            <wp:extent cx="5762625" cy="3457575"/>
+            <wp:extent cx="5400675" cy="3238500"/>
             <wp:effectExtent t="0" r="0" b="0" l="0"/>
             <wp:docPr id="1" name="" descr="" title=""/>
             <wp:cNvGraphicFramePr>
@@ -7544,7 +5913,7 @@
                   <pic:spPr bwMode="auto">
                     <a:xfrm>
                       <a:off x="0" y="0"/>
-                      <a:ext cx="5762625" cy="3457575"/>
+                      <a:ext cx="5400675" cy="3238500"/>
                     </a:xfrm>
                     <a:prstGeom prst="rect">
                       <a:avLst/>
@@ -7568,7 +5937,7 @@
           <w:sz w:val="28"/>
           <w:szCs w:val="28"/>
         </w:rPr>
-        <w:t xml:space="preserve">Рисунок 23 – Сводка админ-панели и обращения с сайта</w:t>
+        <w:t xml:space="preserve">Рисунок 23 – Управление портфолио</w:t>
       </w:r>
     </w:p>
     <w:p>
@@ -7583,7 +5952,7 @@
           <w:sz w:val="28"/>
           <w:szCs w:val="28"/>
         </w:rPr>
-        <w:t xml:space="preserve">Раздел «Заказы» выводит все заказы с данными клиента и услуги (рисунок 24). Запрос соединяет три таблицы: orders, users и services.</w:t>
+        <w:t xml:space="preserve">В разделе «Пользователи» администратор меняет данные и роли пользователей, создаёт и удаляет учётные записи (рисунок 24). Перед сохранением проверяется уникальность e-mail, а удалить собственную учётную запись администратор не может.</w:t>
       </w:r>
     </w:p>
     <w:p>
@@ -7595,7 +5964,7 @@
       <w:r>
         <w:drawing>
           <wp:inline distT="0" distB="0" distL="0" distR="0">
-            <wp:extent cx="5762625" cy="3457575"/>
+            <wp:extent cx="5400675" cy="3238500"/>
             <wp:effectExtent t="0" r="0" b="0" l="0"/>
             <wp:docPr id="1" name="" descr="" title=""/>
             <wp:cNvGraphicFramePr>
@@ -7620,7 +5989,7 @@
                   <pic:spPr bwMode="auto">
                     <a:xfrm>
                       <a:off x="0" y="0"/>
-                      <a:ext cx="5762625" cy="3457575"/>
+                      <a:ext cx="5400675" cy="3238500"/>
                     </a:xfrm>
                     <a:prstGeom prst="rect">
                       <a:avLst/>
@@ -7644,13 +6013,14 @@
           <w:sz w:val="28"/>
           <w:szCs w:val="28"/>
         </w:rPr>
-        <w:t xml:space="preserve">Рисунок 24 – Список заказов в админ-панели</w:t>
-      </w:r>
-    </w:p>
-    <w:p>
-      <w:pPr>
-        <w:keepNext/>
-        <w:spacing w:before="120" w:line="360"/>
+        <w:t xml:space="preserve">Рисунок 24 – Управление пользователями</w:t>
+      </w:r>
+    </w:p>
+    <w:p>
+      <w:pPr>
+        <w:spacing w:after="0" w:before="0" w:line="360"/>
+        <w:ind w:firstLine="709"/>
+        <w:jc w:val="both"/>
       </w:pPr>
       <w:r>
         <w:rPr>
@@ -7658,97 +6028,7 @@
           <w:sz w:val="28"/>
           <w:szCs w:val="28"/>
         </w:rPr>
-        <w:t xml:space="preserve">Листинг 13 – Выборка заказов с данными клиента и услуги</w:t>
-      </w:r>
-    </w:p>
-    <w:p>
-      <w:pPr>
-        <w:keepNext/>
-        <w:keepLines/>
-        <w:spacing w:after="0" w:line="240"/>
-      </w:pPr>
-      <w:r>
-        <w:rPr>
-          <w:rFonts w:ascii="Courier New" w:cs="Courier New" w:eastAsia="Courier New" w:hAnsi="Courier New"/>
-          <w:sz w:val="20"/>
-          <w:szCs w:val="20"/>
-        </w:rPr>
-        <w:t xml:space="preserve">SELECT orders.*, users.name, users.phone, services.title, services.unit</w:t>
-      </w:r>
-    </w:p>
-    <w:p>
-      <w:pPr>
-        <w:keepNext/>
-        <w:keepLines/>
-        <w:spacing w:after="0" w:line="240"/>
-      </w:pPr>
-      <w:r>
-        <w:rPr>
-          <w:rFonts w:ascii="Courier New" w:cs="Courier New" w:eastAsia="Courier New" w:hAnsi="Courier New"/>
-          <w:sz w:val="20"/>
-          <w:szCs w:val="20"/>
-        </w:rPr>
-        <w:t xml:space="preserve">FROM orders</w:t>
-      </w:r>
-    </w:p>
-    <w:p>
-      <w:pPr>
-        <w:keepNext w:val="false"/>
-        <w:keepLines/>
-        <w:spacing w:after="0" w:line="240"/>
-      </w:pPr>
-      <w:r>
-        <w:rPr>
-          <w:rFonts w:ascii="Courier New" w:cs="Courier New" w:eastAsia="Courier New" w:hAnsi="Courier New"/>
-          <w:sz w:val="20"/>
-          <w:szCs w:val="20"/>
-        </w:rPr>
-        <w:t xml:space="preserve">JOIN users    ON users.id    = orders.user_id</w:t>
-      </w:r>
-    </w:p>
-    <w:p>
-      <w:pPr>
-        <w:keepNext w:val="false"/>
-        <w:keepLines/>
-        <w:spacing w:after="0" w:line="240"/>
-      </w:pPr>
-      <w:r>
-        <w:rPr>
-          <w:rFonts w:ascii="Courier New" w:cs="Courier New" w:eastAsia="Courier New" w:hAnsi="Courier New"/>
-          <w:sz w:val="20"/>
-          <w:szCs w:val="20"/>
-        </w:rPr>
-        <w:t xml:space="preserve">JOIN services ON services.id = orders.service_id</w:t>
-      </w:r>
-    </w:p>
-    <w:p>
-      <w:pPr>
-        <w:keepNext w:val="false"/>
-        <w:keepLines/>
-        <w:spacing w:after="160" w:line="240"/>
-      </w:pPr>
-      <w:r>
-        <w:rPr>
-          <w:rFonts w:ascii="Courier New" w:cs="Courier New" w:eastAsia="Courier New" w:hAnsi="Courier New"/>
-          <w:sz w:val="20"/>
-          <w:szCs w:val="20"/>
-        </w:rPr>
-        <w:t xml:space="preserve">ORDER BY orders.created_at DESC</w:t>
-      </w:r>
-    </w:p>
-    <w:p>
-      <w:pPr>
-        <w:spacing w:after="0" w:before="0" w:line="360"/>
-        <w:ind w:firstLine="709"/>
-        <w:jc w:val="both"/>
-      </w:pPr>
-      <w:r>
-        <w:rPr>
-          <w:rFonts w:ascii="Times New Roman" w:cs="Times New Roman" w:eastAsia="Times New Roman" w:hAnsi="Times New Roman"/>
-          <w:sz w:val="28"/>
-          <w:szCs w:val="28"/>
-        </w:rPr>
-        <w:t xml:space="preserve">Статус меняется выпадающим списком прямо в таблице: благодаря атрибуту data-autosubmit форма отправляется сразу после выбора значения, без отдельной кнопки. Сервер принимает только значения из списка ORDER_STATUSES и выполняет команду UPDATE. Результат показан на рисунке 25: заказ переведён в статус «В работе», и клиент увидит это в своём личном кабинете.</w:t>
+        <w:t xml:space="preserve">Попытка сохранить пользователя с уже занятым e-mail завершается сообщением об ошибке (рисунок 25).</w:t>
       </w:r>
     </w:p>
     <w:p>
@@ -7760,7 +6040,7 @@
       <w:r>
         <w:drawing>
           <wp:inline distT="0" distB="0" distL="0" distR="0">
-            <wp:extent cx="5762625" cy="3457575"/>
+            <wp:extent cx="5400675" cy="3162300"/>
             <wp:effectExtent t="0" r="0" b="0" l="0"/>
             <wp:docPr id="1" name="" descr="" title=""/>
             <wp:cNvGraphicFramePr>
@@ -7785,7 +6065,7 @@
                   <pic:spPr bwMode="auto">
                     <a:xfrm>
                       <a:off x="0" y="0"/>
-                      <a:ext cx="5762625" cy="3457575"/>
+                      <a:ext cx="5400675" cy="3162300"/>
                     </a:xfrm>
                     <a:prstGeom prst="rect">
                       <a:avLst/>
@@ -7809,7 +6089,7 @@
           <w:sz w:val="28"/>
           <w:szCs w:val="28"/>
         </w:rPr>
-        <w:t xml:space="preserve">Рисунок 25 – Изменение статуса заказа</w:t>
+        <w:t xml:space="preserve">Рисунок 25 – Попытка создать пользователя с занятым e-mail</w:t>
       </w:r>
     </w:p>
     <w:p>
@@ -7824,7 +6104,7 @@
           <w:sz w:val="28"/>
           <w:szCs w:val="28"/>
         </w:rPr>
-        <w:t xml:space="preserve">Раздел «Услуги» объединяет на одной странице форму и таблицу всех услуг (рисунок 26). Если в адресе нет параметра edit, форма пустая и служит для добавления; ссылка «Изменить» открывает ту же страницу с параметром ?edit=ID, и форма заполняется данными выбранной услуги.</w:t>
+        <w:t xml:space="preserve">При удалении пользователя каскадно удаляются и его заказы: после удаления клиента «Иван Петров» в разделе «Заказы» остались только заказы других клиентов (рисунок 26).</w:t>
       </w:r>
     </w:p>
     <w:p>
@@ -7836,7 +6116,7 @@
       <w:r>
         <w:drawing>
           <wp:inline distT="0" distB="0" distL="0" distR="0">
-            <wp:extent cx="5762625" cy="3457575"/>
+            <wp:extent cx="5400675" cy="3238500"/>
             <wp:effectExtent t="0" r="0" b="0" l="0"/>
             <wp:docPr id="1" name="" descr="" title=""/>
             <wp:cNvGraphicFramePr>
@@ -7861,7 +6141,7 @@
                   <pic:spPr bwMode="auto">
                     <a:xfrm>
                       <a:off x="0" y="0"/>
-                      <a:ext cx="5762625" cy="3457575"/>
+                      <a:ext cx="5400675" cy="3238500"/>
                     </a:xfrm>
                     <a:prstGeom prst="rect">
                       <a:avLst/>
@@ -7885,1168 +6165,32 @@
           <w:sz w:val="28"/>
           <w:szCs w:val="28"/>
         </w:rPr>
-        <w:t xml:space="preserve">Рисунок 26 – Управление услугами</w:t>
-      </w:r>
-    </w:p>
-    <w:p>
-      <w:pPr>
+        <w:t xml:space="preserve">Рисунок 26 – Заказы после удаления пользователя</w:t>
+      </w:r>
+    </w:p>
+    <w:p>
+      <w:pPr>
+        <w:keepNext/>
+        <w:spacing w:line="360"/>
+      </w:pPr>
+      <w:r>
+        <w:rPr>
+          <w:rFonts w:ascii="Times New Roman" w:cs="Times New Roman" w:eastAsia="Times New Roman" w:hAnsi="Times New Roman"/>
+          <w:sz w:val="28"/>
+          <w:szCs w:val="28"/>
+        </w:rPr>
+        <w:t xml:space="preserve"/>
+      </w:r>
+    </w:p>
+    <w:p>
+      <w:pPr>
+        <w:pStyle w:val="Heading2"/>
+        <w:keepNext/>
         <w:spacing w:after="0" w:before="0" w:line="360"/>
         <w:ind w:firstLine="709"/>
         <w:jc w:val="both"/>
       </w:pPr>
-      <w:r>
-        <w:rPr>
-          <w:rFonts w:ascii="Times New Roman" w:cs="Times New Roman" w:eastAsia="Times New Roman" w:hAnsi="Times New Roman"/>
-          <w:sz w:val="28"/>
-          <w:szCs w:val="28"/>
-        </w:rPr>
-        <w:t xml:space="preserve">На рисунке 27 открыта услуга «Ландшафтный проект участка», цена изменяется со 150 до 170 рублей за квадратный метр. После сохранения выполняется команда UPDATE, и новая цена сразу отображается в каталоге и в калькуляторе. Ранее оформленные заказы при этом не меняются, так как их сумма сохранена в поле total.</w:t>
-      </w:r>
-    </w:p>
-    <w:p>
-      <w:pPr>
-        <w:keepNext/>
-        <w:spacing w:after="0" w:before="120"/>
-        <w:jc w:val="center"/>
-      </w:pPr>
-      <w:r>
-        <w:drawing>
-          <wp:inline distT="0" distB="0" distL="0" distR="0">
-            <wp:extent cx="5762625" cy="3371850"/>
-            <wp:effectExtent t="0" r="0" b="0" l="0"/>
-            <wp:docPr id="1" name="" descr="" title=""/>
-            <wp:cNvGraphicFramePr>
-              <a:graphicFrameLocks xmlns:a="http://schemas.openxmlformats.org/drawingml/2006/main" noChangeAspect="1"/>
-            </wp:cNvGraphicFramePr>
-            <a:graphic xmlns:a="http://schemas.openxmlformats.org/drawingml/2006/main">
-              <a:graphicData uri="http://schemas.openxmlformats.org/drawingml/2006/picture">
-                <pic:pic xmlns:pic="http://schemas.openxmlformats.org/drawingml/2006/picture">
-                  <pic:nvPicPr>
-                    <pic:cNvPr id="0" name="" descr=""/>
-                    <pic:cNvPicPr>
-                      <a:picLocks noChangeAspect="1" noChangeArrowheads="1"/>
-                    </pic:cNvPicPr>
-                  </pic:nvPicPr>
-                  <pic:blipFill>
-                    <a:blip r:embed="rId35" cstate="none"/>
-                    <a:srcRect/>
-                    <a:stretch>
-                      <a:fillRect/>
-                    </a:stretch>
-                  </pic:blipFill>
-                  <pic:spPr bwMode="auto">
-                    <a:xfrm>
-                      <a:off x="0" y="0"/>
-                      <a:ext cx="5762625" cy="3371850"/>
-                    </a:xfrm>
-                    <a:prstGeom prst="rect">
-                      <a:avLst/>
-                    </a:prstGeom>
-                  </pic:spPr>
-                </pic:pic>
-              </a:graphicData>
-            </a:graphic>
-          </wp:inline>
-        </w:drawing>
-      </w:r>
-    </w:p>
-    <w:p>
-      <w:pPr>
-        <w:spacing w:after="120" w:line="360"/>
-        <w:jc w:val="center"/>
-      </w:pPr>
-      <w:r>
-        <w:rPr>
-          <w:rFonts w:ascii="Times New Roman" w:cs="Times New Roman" w:eastAsia="Times New Roman" w:hAnsi="Times New Roman"/>
-          <w:sz w:val="28"/>
-          <w:szCs w:val="28"/>
-        </w:rPr>
-        <w:t xml:space="preserve">Рисунок 27 – Редактирование услуги</w:t>
-      </w:r>
-    </w:p>
-    <w:p>
-      <w:pPr>
-        <w:spacing w:after="0" w:before="0" w:line="360"/>
-        <w:ind w:firstLine="709"/>
-        <w:jc w:val="both"/>
-      </w:pPr>
-      <w:r>
-        <w:rPr>
-          <w:rFonts w:ascii="Times New Roman" w:cs="Times New Roman" w:eastAsia="Times New Roman" w:hAnsi="Times New Roman"/>
-          <w:sz w:val="28"/>
-          <w:szCs w:val="28"/>
-        </w:rPr>
-        <w:t xml:space="preserve">Добавление и изменение обрабатываются одним блоком кода: если скрытое поле id равно нулю, выполняется INSERT, иначе – UPDATE. Значения собираются в массив один раз, а для изменения к нему добавляется идентификатор записи.</w:t>
-      </w:r>
-    </w:p>
-    <w:p>
-      <w:pPr>
-        <w:keepNext/>
-        <w:spacing w:before="120" w:line="360"/>
-      </w:pPr>
-      <w:r>
-        <w:rPr>
-          <w:rFonts w:ascii="Times New Roman" w:cs="Times New Roman" w:eastAsia="Times New Roman" w:hAnsi="Times New Roman"/>
-          <w:sz w:val="28"/>
-          <w:szCs w:val="28"/>
-        </w:rPr>
-        <w:t xml:space="preserve">Листинг 14 – Сохранение услуги (добавление или изменение)</w:t>
-      </w:r>
-    </w:p>
-    <w:p>
-      <w:pPr>
-        <w:keepNext/>
-        <w:keepLines/>
-        <w:spacing w:after="0" w:line="240"/>
-      </w:pPr>
-      <w:r>
-        <w:rPr>
-          <w:rFonts w:ascii="Courier New" w:cs="Courier New" w:eastAsia="Courier New" w:hAnsi="Courier New"/>
-          <w:sz w:val="20"/>
-          <w:szCs w:val="20"/>
-        </w:rPr>
-        <w:t xml:space="preserve">$data = [</w:t>
-      </w:r>
-    </w:p>
-    <w:p>
-      <w:pPr>
-        <w:keepNext/>
-        <w:keepLines/>
-        <w:spacing w:after="0" w:line="240"/>
-      </w:pPr>
-      <w:r>
-        <w:rPr>
-          <w:rFonts w:ascii="Courier New" w:cs="Courier New" w:eastAsia="Courier New" w:hAnsi="Courier New"/>
-          <w:sz w:val="20"/>
-          <w:szCs w:val="20"/>
-        </w:rPr>
-        <w:t xml:space="preserve">    trim($_POST['title']),</w:t>
-      </w:r>
-    </w:p>
-    <w:p>
-      <w:pPr>
-        <w:keepNext w:val="false"/>
-        <w:keepLines/>
-        <w:spacing w:after="0" w:line="240"/>
-      </w:pPr>
-      <w:r>
-        <w:rPr>
-          <w:rFonts w:ascii="Courier New" w:cs="Courier New" w:eastAsia="Courier New" w:hAnsi="Courier New"/>
-          <w:sz w:val="20"/>
-          <w:szCs w:val="20"/>
-        </w:rPr>
-        <w:t xml:space="preserve">    trim($_POST['category']),</w:t>
-      </w:r>
-    </w:p>
-    <w:p>
-      <w:pPr>
-        <w:keepNext w:val="false"/>
-        <w:keepLines/>
-        <w:spacing w:after="0" w:line="240"/>
-      </w:pPr>
-      <w:r>
-        <w:rPr>
-          <w:rFonts w:ascii="Courier New" w:cs="Courier New" w:eastAsia="Courier New" w:hAnsi="Courier New"/>
-          <w:sz w:val="20"/>
-          <w:szCs w:val="20"/>
-        </w:rPr>
-        <w:t xml:space="preserve">    trim($_POST['description']),</w:t>
-      </w:r>
-    </w:p>
-    <w:p>
-      <w:pPr>
-        <w:keepNext w:val="false"/>
-        <w:keepLines/>
-        <w:spacing w:after="0" w:line="240"/>
-      </w:pPr>
-      <w:r>
-        <w:rPr>
-          <w:rFonts w:ascii="Courier New" w:cs="Courier New" w:eastAsia="Courier New" w:hAnsi="Courier New"/>
-          <w:sz w:val="20"/>
-          <w:szCs w:val="20"/>
-        </w:rPr>
-        <w:t xml:space="preserve">    (float)$_POST['price'],</w:t>
-      </w:r>
-    </w:p>
-    <w:p>
-      <w:pPr>
-        <w:keepNext w:val="false"/>
-        <w:keepLines/>
-        <w:spacing w:after="0" w:line="240"/>
-      </w:pPr>
-      <w:r>
-        <w:rPr>
-          <w:rFonts w:ascii="Courier New" w:cs="Courier New" w:eastAsia="Courier New" w:hAnsi="Courier New"/>
-          <w:sz w:val="20"/>
-          <w:szCs w:val="20"/>
-        </w:rPr>
-        <w:t xml:space="preserve">    trim($_POST['unit']),</w:t>
-      </w:r>
-    </w:p>
-    <w:p>
-      <w:pPr>
-        <w:keepNext w:val="false"/>
-        <w:keepLines/>
-        <w:spacing w:after="0" w:line="240"/>
-      </w:pPr>
-      <w:r>
-        <w:rPr>
-          <w:rFonts w:ascii="Courier New" w:cs="Courier New" w:eastAsia="Courier New" w:hAnsi="Courier New"/>
-          <w:sz w:val="20"/>
-          <w:szCs w:val="20"/>
-        </w:rPr>
-        <w:t xml:space="preserve">    upload_image('image', $_POST['old_image']),</w:t>
-      </w:r>
-    </w:p>
-    <w:p>
-      <w:pPr>
-        <w:keepNext w:val="false"/>
-        <w:keepLines/>
-        <w:spacing w:after="0" w:line="240"/>
-      </w:pPr>
-      <w:r>
-        <w:rPr>
-          <w:rFonts w:ascii="Courier New" w:cs="Courier New" w:eastAsia="Courier New" w:hAnsi="Courier New"/>
-          <w:sz w:val="20"/>
-          <w:szCs w:val="20"/>
-        </w:rPr>
-        <w:t xml:space="preserve">];</w:t>
-      </w:r>
-    </w:p>
-    <w:p>
-      <w:pPr>
-        <w:keepNext w:val="false"/>
-        <w:keepLines/>
-        <w:spacing w:after="0" w:line="240"/>
-      </w:pPr>
-      <w:r>
-        <w:rPr>
-          <w:rFonts w:ascii="Courier New" w:cs="Courier New" w:eastAsia="Courier New" w:hAnsi="Courier New"/>
-          <w:sz w:val="20"/>
-          <w:szCs w:val="20"/>
-        </w:rPr>
-        <w:t xml:space="preserve">if ($id) {</w:t>
-      </w:r>
-    </w:p>
-    <w:p>
-      <w:pPr>
-        <w:keepNext w:val="false"/>
-        <w:keepLines/>
-        <w:spacing w:after="0" w:line="240"/>
-      </w:pPr>
-      <w:r>
-        <w:rPr>
-          <w:rFonts w:ascii="Courier New" w:cs="Courier New" w:eastAsia="Courier New" w:hAnsi="Courier New"/>
-          <w:sz w:val="20"/>
-          <w:szCs w:val="20"/>
-        </w:rPr>
-        <w:t xml:space="preserve">    $data[] = $id;</w:t>
-      </w:r>
-    </w:p>
-    <w:p>
-      <w:pPr>
-        <w:keepNext w:val="false"/>
-        <w:keepLines/>
-        <w:spacing w:after="0" w:line="240"/>
-      </w:pPr>
-      <w:r>
-        <w:rPr>
-          <w:rFonts w:ascii="Courier New" w:cs="Courier New" w:eastAsia="Courier New" w:hAnsi="Courier New"/>
-          <w:sz w:val="20"/>
-          <w:szCs w:val="20"/>
-        </w:rPr>
-        <w:t xml:space="preserve">    db()-&gt;prepare('UPDATE services SET title = ?, category = ?, description = ?, price = ?, unit = ?, image = ? WHERE id = ?')-&gt;execute($data);</w:t>
-      </w:r>
-    </w:p>
-    <w:p>
-      <w:pPr>
-        <w:keepNext w:val="false"/>
-        <w:keepLines/>
-        <w:spacing w:after="0" w:line="240"/>
-      </w:pPr>
-      <w:r>
-        <w:rPr>
-          <w:rFonts w:ascii="Courier New" w:cs="Courier New" w:eastAsia="Courier New" w:hAnsi="Courier New"/>
-          <w:sz w:val="20"/>
-          <w:szCs w:val="20"/>
-        </w:rPr>
-        <w:t xml:space="preserve">} else {</w:t>
-      </w:r>
-    </w:p>
-    <w:p>
-      <w:pPr>
-        <w:keepNext w:val="false"/>
-        <w:keepLines/>
-        <w:spacing w:after="0" w:line="240"/>
-      </w:pPr>
-      <w:r>
-        <w:rPr>
-          <w:rFonts w:ascii="Courier New" w:cs="Courier New" w:eastAsia="Courier New" w:hAnsi="Courier New"/>
-          <w:sz w:val="20"/>
-          <w:szCs w:val="20"/>
-        </w:rPr>
-        <w:t xml:space="preserve">    db()-&gt;prepare('INSERT INTO services (title, category, description, price, unit, image) VALUES (?, ?, ?, ?, ?, ?)')-&gt;execute($data);</w:t>
-      </w:r>
-    </w:p>
-    <w:p>
-      <w:pPr>
-        <w:keepNext w:val="false"/>
-        <w:keepLines/>
-        <w:spacing w:after="160" w:line="240"/>
-      </w:pPr>
-      <w:r>
-        <w:rPr>
-          <w:rFonts w:ascii="Courier New" w:cs="Courier New" w:eastAsia="Courier New" w:hAnsi="Courier New"/>
-          <w:sz w:val="20"/>
-          <w:szCs w:val="20"/>
-        </w:rPr>
-        <w:t xml:space="preserve">}</w:t>
-      </w:r>
-    </w:p>
-    <w:p>
-      <w:pPr>
-        <w:spacing w:after="0" w:before="0" w:line="360"/>
-        <w:ind w:firstLine="709"/>
-        <w:jc w:val="both"/>
-      </w:pPr>
-      <w:r>
-        <w:rPr>
-          <w:rFonts w:ascii="Times New Roman" w:cs="Times New Roman" w:eastAsia="Times New Roman" w:hAnsi="Times New Roman"/>
-          <w:sz w:val="28"/>
-          <w:szCs w:val="28"/>
-        </w:rPr>
-        <w:t xml:space="preserve">Функция upload_image() принимает изображение из формы. Она проверяет, что файл действительно загружен и имеет расширение jpg, jpeg, png или webp, сохраняет его в папку uploads под уникальным именем и возвращает путь. Если новый файл не выбран, остаётся прежнее изображение. На рисунке 28 заполнена форма новой услуги «Вертикальное озеленение».</w:t>
-      </w:r>
-    </w:p>
-    <w:p>
-      <w:pPr>
-        <w:keepNext/>
-        <w:spacing w:after="0" w:before="120"/>
-        <w:jc w:val="center"/>
-      </w:pPr>
-      <w:r>
-        <w:drawing>
-          <wp:inline distT="0" distB="0" distL="0" distR="0">
-            <wp:extent cx="5762625" cy="3371850"/>
-            <wp:effectExtent t="0" r="0" b="0" l="0"/>
-            <wp:docPr id="1" name="" descr="" title=""/>
-            <wp:cNvGraphicFramePr>
-              <a:graphicFrameLocks xmlns:a="http://schemas.openxmlformats.org/drawingml/2006/main" noChangeAspect="1"/>
-            </wp:cNvGraphicFramePr>
-            <a:graphic xmlns:a="http://schemas.openxmlformats.org/drawingml/2006/main">
-              <a:graphicData uri="http://schemas.openxmlformats.org/drawingml/2006/picture">
-                <pic:pic xmlns:pic="http://schemas.openxmlformats.org/drawingml/2006/picture">
-                  <pic:nvPicPr>
-                    <pic:cNvPr id="0" name="" descr=""/>
-                    <pic:cNvPicPr>
-                      <a:picLocks noChangeAspect="1" noChangeArrowheads="1"/>
-                    </pic:cNvPicPr>
-                  </pic:nvPicPr>
-                  <pic:blipFill>
-                    <a:blip r:embed="rId36" cstate="none"/>
-                    <a:srcRect/>
-                    <a:stretch>
-                      <a:fillRect/>
-                    </a:stretch>
-                  </pic:blipFill>
-                  <pic:spPr bwMode="auto">
-                    <a:xfrm>
-                      <a:off x="0" y="0"/>
-                      <a:ext cx="5762625" cy="3371850"/>
-                    </a:xfrm>
-                    <a:prstGeom prst="rect">
-                      <a:avLst/>
-                    </a:prstGeom>
-                  </pic:spPr>
-                </pic:pic>
-              </a:graphicData>
-            </a:graphic>
-          </wp:inline>
-        </w:drawing>
-      </w:r>
-    </w:p>
-    <w:p>
-      <w:pPr>
-        <w:spacing w:after="120" w:line="360"/>
-        <w:jc w:val="center"/>
-      </w:pPr>
-      <w:r>
-        <w:rPr>
-          <w:rFonts w:ascii="Times New Roman" w:cs="Times New Roman" w:eastAsia="Times New Roman" w:hAnsi="Times New Roman"/>
-          <w:sz w:val="28"/>
-          <w:szCs w:val="28"/>
-        </w:rPr>
-        <w:t xml:space="preserve">Рисунок 28 – Добавление новой услуги</w:t>
-      </w:r>
-    </w:p>
-    <w:p>
-      <w:pPr>
-        <w:spacing w:after="0" w:before="0" w:line="360"/>
-        <w:ind w:firstLine="709"/>
-        <w:jc w:val="both"/>
-      </w:pPr>
-      <w:r>
-        <w:rPr>
-          <w:rFonts w:ascii="Times New Roman" w:cs="Times New Roman" w:eastAsia="Times New Roman" w:hAnsi="Times New Roman"/>
-          <w:sz w:val="28"/>
-          <w:szCs w:val="28"/>
-        </w:rPr>
-        <w:t xml:space="preserve">После сохранения строка появляется в таблице services, а на сайте новая услуга сразу видна в каталоге в категории «Озеленение» (рисунок 29).</w:t>
-      </w:r>
-    </w:p>
-    <w:p>
-      <w:pPr>
-        <w:keepNext/>
-        <w:spacing w:after="0" w:before="120"/>
-        <w:jc w:val="center"/>
-      </w:pPr>
-      <w:r>
-        <w:drawing>
-          <wp:inline distT="0" distB="0" distL="0" distR="0">
-            <wp:extent cx="5762625" cy="3371850"/>
-            <wp:effectExtent t="0" r="0" b="0" l="0"/>
-            <wp:docPr id="1" name="" descr="" title=""/>
-            <wp:cNvGraphicFramePr>
-              <a:graphicFrameLocks xmlns:a="http://schemas.openxmlformats.org/drawingml/2006/main" noChangeAspect="1"/>
-            </wp:cNvGraphicFramePr>
-            <a:graphic xmlns:a="http://schemas.openxmlformats.org/drawingml/2006/main">
-              <a:graphicData uri="http://schemas.openxmlformats.org/drawingml/2006/picture">
-                <pic:pic xmlns:pic="http://schemas.openxmlformats.org/drawingml/2006/picture">
-                  <pic:nvPicPr>
-                    <pic:cNvPr id="0" name="" descr=""/>
-                    <pic:cNvPicPr>
-                      <a:picLocks noChangeAspect="1" noChangeArrowheads="1"/>
-                    </pic:cNvPicPr>
-                  </pic:nvPicPr>
-                  <pic:blipFill>
-                    <a:blip r:embed="rId37" cstate="none"/>
-                    <a:srcRect/>
-                    <a:stretch>
-                      <a:fillRect/>
-                    </a:stretch>
-                  </pic:blipFill>
-                  <pic:spPr bwMode="auto">
-                    <a:xfrm>
-                      <a:off x="0" y="0"/>
-                      <a:ext cx="5762625" cy="3371850"/>
-                    </a:xfrm>
-                    <a:prstGeom prst="rect">
-                      <a:avLst/>
-                    </a:prstGeom>
-                  </pic:spPr>
-                </pic:pic>
-              </a:graphicData>
-            </a:graphic>
-          </wp:inline>
-        </w:drawing>
-      </w:r>
-    </w:p>
-    <w:p>
-      <w:pPr>
-        <w:spacing w:after="120" w:line="360"/>
-        <w:jc w:val="center"/>
-      </w:pPr>
-      <w:r>
-        <w:rPr>
-          <w:rFonts w:ascii="Times New Roman" w:cs="Times New Roman" w:eastAsia="Times New Roman" w:hAnsi="Times New Roman"/>
-          <w:sz w:val="28"/>
-          <w:szCs w:val="28"/>
-        </w:rPr>
-        <w:t xml:space="preserve">Рисунок 29 – Новая услуга в каталоге на сайте</w:t>
-      </w:r>
-    </w:p>
-    <w:p>
-      <w:pPr>
-        <w:spacing w:after="0" w:before="0" w:line="360"/>
-        <w:ind w:firstLine="709"/>
-        <w:jc w:val="both"/>
-      </w:pPr>
-      <w:r>
-        <w:rPr>
-          <w:rFonts w:ascii="Times New Roman" w:cs="Times New Roman" w:eastAsia="Times New Roman" w:hAnsi="Times New Roman"/>
-          <w:sz w:val="28"/>
-          <w:szCs w:val="28"/>
-        </w:rPr>
-        <w:t xml:space="preserve">Удаление выполняется кнопкой «Удалить» после подтверждения в диалоговом окне браузера. Подтверждение реализовано одним обработчиком для всех форм с атрибутом data-confirm, текст вопроса берётся из этого атрибута. После удаления строки из таблицы services из базы также удаляются все заказы этой услуги благодаря правилу ON DELETE CASCADE, поэтому в системе не остаётся заказов, ссылающихся на несуществующую услугу (рисунок 30).</w:t>
-      </w:r>
-    </w:p>
-    <w:p>
-      <w:pPr>
-        <w:keepNext/>
-        <w:spacing w:after="0" w:before="120"/>
-        <w:jc w:val="center"/>
-      </w:pPr>
-      <w:r>
-        <w:drawing>
-          <wp:inline distT="0" distB="0" distL="0" distR="0">
-            <wp:extent cx="5762625" cy="3371850"/>
-            <wp:effectExtent t="0" r="0" b="0" l="0"/>
-            <wp:docPr id="1" name="" descr="" title=""/>
-            <wp:cNvGraphicFramePr>
-              <a:graphicFrameLocks xmlns:a="http://schemas.openxmlformats.org/drawingml/2006/main" noChangeAspect="1"/>
-            </wp:cNvGraphicFramePr>
-            <a:graphic xmlns:a="http://schemas.openxmlformats.org/drawingml/2006/main">
-              <a:graphicData uri="http://schemas.openxmlformats.org/drawingml/2006/picture">
-                <pic:pic xmlns:pic="http://schemas.openxmlformats.org/drawingml/2006/picture">
-                  <pic:nvPicPr>
-                    <pic:cNvPr id="0" name="" descr=""/>
-                    <pic:cNvPicPr>
-                      <a:picLocks noChangeAspect="1" noChangeArrowheads="1"/>
-                    </pic:cNvPicPr>
-                  </pic:nvPicPr>
-                  <pic:blipFill>
-                    <a:blip r:embed="rId38" cstate="none"/>
-                    <a:srcRect/>
-                    <a:stretch>
-                      <a:fillRect/>
-                    </a:stretch>
-                  </pic:blipFill>
-                  <pic:spPr bwMode="auto">
-                    <a:xfrm>
-                      <a:off x="0" y="0"/>
-                      <a:ext cx="5762625" cy="3371850"/>
-                    </a:xfrm>
-                    <a:prstGeom prst="rect">
-                      <a:avLst/>
-                    </a:prstGeom>
-                  </pic:spPr>
-                </pic:pic>
-              </a:graphicData>
-            </a:graphic>
-          </wp:inline>
-        </w:drawing>
-      </w:r>
-    </w:p>
-    <w:p>
-      <w:pPr>
-        <w:spacing w:after="120" w:line="360"/>
-        <w:jc w:val="center"/>
-      </w:pPr>
-      <w:r>
-        <w:rPr>
-          <w:rFonts w:ascii="Times New Roman" w:cs="Times New Roman" w:eastAsia="Times New Roman" w:hAnsi="Times New Roman"/>
-          <w:sz w:val="28"/>
-          <w:szCs w:val="28"/>
-        </w:rPr>
-        <w:t xml:space="preserve">Рисунок 30 – Сообщение об удалении услуги</w:t>
-      </w:r>
-    </w:p>
-    <w:p>
-      <w:pPr>
-        <w:spacing w:after="0" w:before="0" w:line="360"/>
-        <w:ind w:firstLine="709"/>
-        <w:jc w:val="both"/>
-      </w:pPr>
-      <w:r>
-        <w:rPr>
-          <w:rFonts w:ascii="Times New Roman" w:cs="Times New Roman" w:eastAsia="Times New Roman" w:hAnsi="Times New Roman"/>
-          <w:sz w:val="28"/>
-          <w:szCs w:val="28"/>
-        </w:rPr>
-        <w:t xml:space="preserve">Раздел «Портфолио» устроен так же, как раздел услуг: форма добавления и изменения проекта и таблица с миниатюрами (рисунок 31). Для проекта указываются название, местоположение, площадь, год, описание и изображение.</w:t>
-      </w:r>
-    </w:p>
-    <w:p>
-      <w:pPr>
-        <w:keepNext/>
-        <w:spacing w:after="0" w:before="120"/>
-        <w:jc w:val="center"/>
-      </w:pPr>
-      <w:r>
-        <w:drawing>
-          <wp:inline distT="0" distB="0" distL="0" distR="0">
-            <wp:extent cx="5762625" cy="3457575"/>
-            <wp:effectExtent t="0" r="0" b="0" l="0"/>
-            <wp:docPr id="1" name="" descr="" title=""/>
-            <wp:cNvGraphicFramePr>
-              <a:graphicFrameLocks xmlns:a="http://schemas.openxmlformats.org/drawingml/2006/main" noChangeAspect="1"/>
-            </wp:cNvGraphicFramePr>
-            <a:graphic xmlns:a="http://schemas.openxmlformats.org/drawingml/2006/main">
-              <a:graphicData uri="http://schemas.openxmlformats.org/drawingml/2006/picture">
-                <pic:pic xmlns:pic="http://schemas.openxmlformats.org/drawingml/2006/picture">
-                  <pic:nvPicPr>
-                    <pic:cNvPr id="0" name="" descr=""/>
-                    <pic:cNvPicPr>
-                      <a:picLocks noChangeAspect="1" noChangeArrowheads="1"/>
-                    </pic:cNvPicPr>
-                  </pic:nvPicPr>
-                  <pic:blipFill>
-                    <a:blip r:embed="rId39" cstate="none"/>
-                    <a:srcRect/>
-                    <a:stretch>
-                      <a:fillRect/>
-                    </a:stretch>
-                  </pic:blipFill>
-                  <pic:spPr bwMode="auto">
-                    <a:xfrm>
-                      <a:off x="0" y="0"/>
-                      <a:ext cx="5762625" cy="3457575"/>
-                    </a:xfrm>
-                    <a:prstGeom prst="rect">
-                      <a:avLst/>
-                    </a:prstGeom>
-                  </pic:spPr>
-                </pic:pic>
-              </a:graphicData>
-            </a:graphic>
-          </wp:inline>
-        </w:drawing>
-      </w:r>
-    </w:p>
-    <w:p>
-      <w:pPr>
-        <w:spacing w:after="120" w:line="360"/>
-        <w:jc w:val="center"/>
-      </w:pPr>
-      <w:r>
-        <w:rPr>
-          <w:rFonts w:ascii="Times New Roman" w:cs="Times New Roman" w:eastAsia="Times New Roman" w:hAnsi="Times New Roman"/>
-          <w:sz w:val="28"/>
-          <w:szCs w:val="28"/>
-        </w:rPr>
-        <w:t xml:space="preserve">Рисунок 31 – Управление портфолио</w:t>
-      </w:r>
-    </w:p>
-    <w:p>
-      <w:pPr>
-        <w:spacing w:after="0" w:before="0" w:line="360"/>
-        <w:ind w:firstLine="709"/>
-        <w:jc w:val="both"/>
-      </w:pPr>
-      <w:r>
-        <w:rPr>
-          <w:rFonts w:ascii="Times New Roman" w:cs="Times New Roman" w:eastAsia="Times New Roman" w:hAnsi="Times New Roman"/>
-          <w:sz w:val="28"/>
-          <w:szCs w:val="28"/>
-        </w:rPr>
-        <w:t xml:space="preserve">Форма редактирования проекта показана на рисунке 32. Изменения сразу отражаются на страницах «Портфолио» и «Главная».</w:t>
-      </w:r>
-    </w:p>
-    <w:p>
-      <w:pPr>
-        <w:keepNext/>
-        <w:spacing w:after="0" w:before="120"/>
-        <w:jc w:val="center"/>
-      </w:pPr>
-      <w:r>
-        <w:drawing>
-          <wp:inline distT="0" distB="0" distL="0" distR="0">
-            <wp:extent cx="5762625" cy="3371850"/>
-            <wp:effectExtent t="0" r="0" b="0" l="0"/>
-            <wp:docPr id="1" name="" descr="" title=""/>
-            <wp:cNvGraphicFramePr>
-              <a:graphicFrameLocks xmlns:a="http://schemas.openxmlformats.org/drawingml/2006/main" noChangeAspect="1"/>
-            </wp:cNvGraphicFramePr>
-            <a:graphic xmlns:a="http://schemas.openxmlformats.org/drawingml/2006/main">
-              <a:graphicData uri="http://schemas.openxmlformats.org/drawingml/2006/picture">
-                <pic:pic xmlns:pic="http://schemas.openxmlformats.org/drawingml/2006/picture">
-                  <pic:nvPicPr>
-                    <pic:cNvPr id="0" name="" descr=""/>
-                    <pic:cNvPicPr>
-                      <a:picLocks noChangeAspect="1" noChangeArrowheads="1"/>
-                    </pic:cNvPicPr>
-                  </pic:nvPicPr>
-                  <pic:blipFill>
-                    <a:blip r:embed="rId40" cstate="none"/>
-                    <a:srcRect/>
-                    <a:stretch>
-                      <a:fillRect/>
-                    </a:stretch>
-                  </pic:blipFill>
-                  <pic:spPr bwMode="auto">
-                    <a:xfrm>
-                      <a:off x="0" y="0"/>
-                      <a:ext cx="5762625" cy="3371850"/>
-                    </a:xfrm>
-                    <a:prstGeom prst="rect">
-                      <a:avLst/>
-                    </a:prstGeom>
-                  </pic:spPr>
-                </pic:pic>
-              </a:graphicData>
-            </a:graphic>
-          </wp:inline>
-        </w:drawing>
-      </w:r>
-    </w:p>
-    <w:p>
-      <w:pPr>
-        <w:spacing w:after="120" w:line="360"/>
-        <w:jc w:val="center"/>
-      </w:pPr>
-      <w:r>
-        <w:rPr>
-          <w:rFonts w:ascii="Times New Roman" w:cs="Times New Roman" w:eastAsia="Times New Roman" w:hAnsi="Times New Roman"/>
-          <w:sz w:val="28"/>
-          <w:szCs w:val="28"/>
-        </w:rPr>
-        <w:t xml:space="preserve">Рисунок 32 – Редактирование проекта портфолио</w:t>
-      </w:r>
-    </w:p>
-    <w:p>
-      <w:pPr>
-        <w:spacing w:after="0" w:before="0" w:line="360"/>
-        <w:ind w:firstLine="709"/>
-        <w:jc w:val="both"/>
-      </w:pPr>
-      <w:r>
-        <w:rPr>
-          <w:rFonts w:ascii="Times New Roman" w:cs="Times New Roman" w:eastAsia="Times New Roman" w:hAnsi="Times New Roman"/>
-          <w:sz w:val="28"/>
-          <w:szCs w:val="28"/>
-        </w:rPr>
-        <w:t xml:space="preserve">Раздел «Пользователи» показывает всех зарегистрированных пользователей с количеством их заказов (рисунок 33). Количество подсчитывается запросом с LEFT JOIN и GROUP BY, чтобы в списке были и пользователи без заказов.</w:t>
-      </w:r>
-    </w:p>
-    <w:p>
-      <w:pPr>
-        <w:keepNext/>
-        <w:spacing w:after="0" w:before="120"/>
-        <w:jc w:val="center"/>
-      </w:pPr>
-      <w:r>
-        <w:drawing>
-          <wp:inline distT="0" distB="0" distL="0" distR="0">
-            <wp:extent cx="5762625" cy="3457575"/>
-            <wp:effectExtent t="0" r="0" b="0" l="0"/>
-            <wp:docPr id="1" name="" descr="" title=""/>
-            <wp:cNvGraphicFramePr>
-              <a:graphicFrameLocks xmlns:a="http://schemas.openxmlformats.org/drawingml/2006/main" noChangeAspect="1"/>
-            </wp:cNvGraphicFramePr>
-            <a:graphic xmlns:a="http://schemas.openxmlformats.org/drawingml/2006/main">
-              <a:graphicData uri="http://schemas.openxmlformats.org/drawingml/2006/picture">
-                <pic:pic xmlns:pic="http://schemas.openxmlformats.org/drawingml/2006/picture">
-                  <pic:nvPicPr>
-                    <pic:cNvPr id="0" name="" descr=""/>
-                    <pic:cNvPicPr>
-                      <a:picLocks noChangeAspect="1" noChangeArrowheads="1"/>
-                    </pic:cNvPicPr>
-                  </pic:nvPicPr>
-                  <pic:blipFill>
-                    <a:blip r:embed="rId41" cstate="none"/>
-                    <a:srcRect/>
-                    <a:stretch>
-                      <a:fillRect/>
-                    </a:stretch>
-                  </pic:blipFill>
-                  <pic:spPr bwMode="auto">
-                    <a:xfrm>
-                      <a:off x="0" y="0"/>
-                      <a:ext cx="5762625" cy="3457575"/>
-                    </a:xfrm>
-                    <a:prstGeom prst="rect">
-                      <a:avLst/>
-                    </a:prstGeom>
-                  </pic:spPr>
-                </pic:pic>
-              </a:graphicData>
-            </a:graphic>
-          </wp:inline>
-        </w:drawing>
-      </w:r>
-    </w:p>
-    <w:p>
-      <w:pPr>
-        <w:spacing w:after="120" w:line="360"/>
-        <w:jc w:val="center"/>
-      </w:pPr>
-      <w:r>
-        <w:rPr>
-          <w:rFonts w:ascii="Times New Roman" w:cs="Times New Roman" w:eastAsia="Times New Roman" w:hAnsi="Times New Roman"/>
-          <w:sz w:val="28"/>
-          <w:szCs w:val="28"/>
-        </w:rPr>
-        <w:t xml:space="preserve">Рисунок 33 – Управление пользователями</w:t>
-      </w:r>
-    </w:p>
-    <w:p>
-      <w:pPr>
-        <w:spacing w:after="0" w:before="0" w:line="360"/>
-        <w:ind w:firstLine="709"/>
-        <w:jc w:val="both"/>
-      </w:pPr>
-      <w:r>
-        <w:rPr>
-          <w:rFonts w:ascii="Times New Roman" w:cs="Times New Roman" w:eastAsia="Times New Roman" w:hAnsi="Times New Roman"/>
-          <w:sz w:val="28"/>
-          <w:szCs w:val="28"/>
-        </w:rPr>
-        <w:t xml:space="preserve">Администратор может изменить имя, e-mail, телефон, роль и пароль пользователя, а также создать нового пользователя, в том числе ещё одного администратора (рисунок 34).</w:t>
-      </w:r>
-    </w:p>
-    <w:p>
-      <w:pPr>
-        <w:keepNext/>
-        <w:spacing w:after="0" w:before="120"/>
-        <w:jc w:val="center"/>
-      </w:pPr>
-      <w:r>
-        <w:drawing>
-          <wp:inline distT="0" distB="0" distL="0" distR="0">
-            <wp:extent cx="5762625" cy="3371850"/>
-            <wp:effectExtent t="0" r="0" b="0" l="0"/>
-            <wp:docPr id="1" name="" descr="" title=""/>
-            <wp:cNvGraphicFramePr>
-              <a:graphicFrameLocks xmlns:a="http://schemas.openxmlformats.org/drawingml/2006/main" noChangeAspect="1"/>
-            </wp:cNvGraphicFramePr>
-            <a:graphic xmlns:a="http://schemas.openxmlformats.org/drawingml/2006/main">
-              <a:graphicData uri="http://schemas.openxmlformats.org/drawingml/2006/picture">
-                <pic:pic xmlns:pic="http://schemas.openxmlformats.org/drawingml/2006/picture">
-                  <pic:nvPicPr>
-                    <pic:cNvPr id="0" name="" descr=""/>
-                    <pic:cNvPicPr>
-                      <a:picLocks noChangeAspect="1" noChangeArrowheads="1"/>
-                    </pic:cNvPicPr>
-                  </pic:nvPicPr>
-                  <pic:blipFill>
-                    <a:blip r:embed="rId42" cstate="none"/>
-                    <a:srcRect/>
-                    <a:stretch>
-                      <a:fillRect/>
-                    </a:stretch>
-                  </pic:blipFill>
-                  <pic:spPr bwMode="auto">
-                    <a:xfrm>
-                      <a:off x="0" y="0"/>
-                      <a:ext cx="5762625" cy="3371850"/>
-                    </a:xfrm>
-                    <a:prstGeom prst="rect">
-                      <a:avLst/>
-                    </a:prstGeom>
-                  </pic:spPr>
-                </pic:pic>
-              </a:graphicData>
-            </a:graphic>
-          </wp:inline>
-        </w:drawing>
-      </w:r>
-    </w:p>
-    <w:p>
-      <w:pPr>
-        <w:spacing w:after="120" w:line="360"/>
-        <w:jc w:val="center"/>
-      </w:pPr>
-      <w:r>
-        <w:rPr>
-          <w:rFonts w:ascii="Times New Roman" w:cs="Times New Roman" w:eastAsia="Times New Roman" w:hAnsi="Times New Roman"/>
-          <w:sz w:val="28"/>
-          <w:szCs w:val="28"/>
-        </w:rPr>
-        <w:t xml:space="preserve">Рисунок 34 – Назначение пользователю роли администратора</w:t>
-      </w:r>
-    </w:p>
-    <w:p>
-      <w:pPr>
-        <w:spacing w:after="0" w:before="0" w:line="360"/>
-        <w:ind w:firstLine="709"/>
-        <w:jc w:val="both"/>
-      </w:pPr>
-      <w:r>
-        <w:rPr>
-          <w:rFonts w:ascii="Times New Roman" w:cs="Times New Roman" w:eastAsia="Times New Roman" w:hAnsi="Times New Roman"/>
-          <w:sz w:val="28"/>
-          <w:szCs w:val="28"/>
-        </w:rPr>
-        <w:t xml:space="preserve">Перед сохранением проверяется, что e-mail не занят другим пользователем; иначе выводится сообщение об ошибке (рисунок 35). Удалить собственную учётную запись администратор не может – и кнопка «Удалить» в его строке не выводится, и сервер дополнительно проверяет это условие. Так исключается ситуация, когда на сайте не остаётся ни одного администратора.</w:t>
-      </w:r>
-    </w:p>
-    <w:p>
-      <w:pPr>
-        <w:keepNext/>
-        <w:spacing w:after="0" w:before="120"/>
-        <w:jc w:val="center"/>
-      </w:pPr>
-      <w:r>
-        <w:drawing>
-          <wp:inline distT="0" distB="0" distL="0" distR="0">
-            <wp:extent cx="5762625" cy="3371850"/>
-            <wp:effectExtent t="0" r="0" b="0" l="0"/>
-            <wp:docPr id="1" name="" descr="" title=""/>
-            <wp:cNvGraphicFramePr>
-              <a:graphicFrameLocks xmlns:a="http://schemas.openxmlformats.org/drawingml/2006/main" noChangeAspect="1"/>
-            </wp:cNvGraphicFramePr>
-            <a:graphic xmlns:a="http://schemas.openxmlformats.org/drawingml/2006/main">
-              <a:graphicData uri="http://schemas.openxmlformats.org/drawingml/2006/picture">
-                <pic:pic xmlns:pic="http://schemas.openxmlformats.org/drawingml/2006/picture">
-                  <pic:nvPicPr>
-                    <pic:cNvPr id="0" name="" descr=""/>
-                    <pic:cNvPicPr>
-                      <a:picLocks noChangeAspect="1" noChangeArrowheads="1"/>
-                    </pic:cNvPicPr>
-                  </pic:nvPicPr>
-                  <pic:blipFill>
-                    <a:blip r:embed="rId43" cstate="none"/>
-                    <a:srcRect/>
-                    <a:stretch>
-                      <a:fillRect/>
-                    </a:stretch>
-                  </pic:blipFill>
-                  <pic:spPr bwMode="auto">
-                    <a:xfrm>
-                      <a:off x="0" y="0"/>
-                      <a:ext cx="5762625" cy="3371850"/>
-                    </a:xfrm>
-                    <a:prstGeom prst="rect">
-                      <a:avLst/>
-                    </a:prstGeom>
-                  </pic:spPr>
-                </pic:pic>
-              </a:graphicData>
-            </a:graphic>
-          </wp:inline>
-        </w:drawing>
-      </w:r>
-    </w:p>
-    <w:p>
-      <w:pPr>
-        <w:spacing w:after="120" w:line="360"/>
-        <w:jc w:val="center"/>
-      </w:pPr>
-      <w:r>
-        <w:rPr>
-          <w:rFonts w:ascii="Times New Roman" w:cs="Times New Roman" w:eastAsia="Times New Roman" w:hAnsi="Times New Roman"/>
-          <w:sz w:val="28"/>
-          <w:szCs w:val="28"/>
-        </w:rPr>
-        <w:t xml:space="preserve">Рисунок 35 – Попытка создать пользователя с занятым e-mail</w:t>
-      </w:r>
-    </w:p>
-    <w:p>
-      <w:pPr>
-        <w:spacing w:after="0" w:before="0" w:line="360"/>
-        <w:ind w:firstLine="709"/>
-        <w:jc w:val="both"/>
-      </w:pPr>
-      <w:r>
-        <w:rPr>
-          <w:rFonts w:ascii="Times New Roman" w:cs="Times New Roman" w:eastAsia="Times New Roman" w:hAnsi="Times New Roman"/>
-          <w:sz w:val="28"/>
-          <w:szCs w:val="28"/>
-        </w:rPr>
-        <w:t xml:space="preserve">При удалении пользователя каскадно удаляются и его заказы (рисунок 36).</w:t>
-      </w:r>
-    </w:p>
-    <w:p>
-      <w:pPr>
-        <w:keepNext/>
-        <w:spacing w:after="0" w:before="120"/>
-        <w:jc w:val="center"/>
-      </w:pPr>
-      <w:r>
-        <w:drawing>
-          <wp:inline distT="0" distB="0" distL="0" distR="0">
-            <wp:extent cx="5762625" cy="3371850"/>
-            <wp:effectExtent t="0" r="0" b="0" l="0"/>
-            <wp:docPr id="1" name="" descr="" title=""/>
-            <wp:cNvGraphicFramePr>
-              <a:graphicFrameLocks xmlns:a="http://schemas.openxmlformats.org/drawingml/2006/main" noChangeAspect="1"/>
-            </wp:cNvGraphicFramePr>
-            <a:graphic xmlns:a="http://schemas.openxmlformats.org/drawingml/2006/main">
-              <a:graphicData uri="http://schemas.openxmlformats.org/drawingml/2006/picture">
-                <pic:pic xmlns:pic="http://schemas.openxmlformats.org/drawingml/2006/picture">
-                  <pic:nvPicPr>
-                    <pic:cNvPr id="0" name="" descr=""/>
-                    <pic:cNvPicPr>
-                      <a:picLocks noChangeAspect="1" noChangeArrowheads="1"/>
-                    </pic:cNvPicPr>
-                  </pic:nvPicPr>
-                  <pic:blipFill>
-                    <a:blip r:embed="rId44" cstate="none"/>
-                    <a:srcRect/>
-                    <a:stretch>
-                      <a:fillRect/>
-                    </a:stretch>
-                  </pic:blipFill>
-                  <pic:spPr bwMode="auto">
-                    <a:xfrm>
-                      <a:off x="0" y="0"/>
-                      <a:ext cx="5762625" cy="3371850"/>
-                    </a:xfrm>
-                    <a:prstGeom prst="rect">
-                      <a:avLst/>
-                    </a:prstGeom>
-                  </pic:spPr>
-                </pic:pic>
-              </a:graphicData>
-            </a:graphic>
-          </wp:inline>
-        </w:drawing>
-      </w:r>
-    </w:p>
-    <w:p>
-      <w:pPr>
-        <w:spacing w:after="120" w:line="360"/>
-        <w:jc w:val="center"/>
-      </w:pPr>
-      <w:r>
-        <w:rPr>
-          <w:rFonts w:ascii="Times New Roman" w:cs="Times New Roman" w:eastAsia="Times New Roman" w:hAnsi="Times New Roman"/>
-          <w:sz w:val="28"/>
-          <w:szCs w:val="28"/>
-        </w:rPr>
-        <w:t xml:space="preserve">Рисунок 36 – Удаление пользователя</w:t>
-      </w:r>
-    </w:p>
-    <w:p>
-      <w:pPr>
-        <w:spacing w:after="0" w:before="0" w:line="360"/>
-        <w:ind w:firstLine="709"/>
-        <w:jc w:val="both"/>
-      </w:pPr>
-      <w:r>
-        <w:rPr>
-          <w:rFonts w:ascii="Times New Roman" w:cs="Times New Roman" w:eastAsia="Times New Roman" w:hAnsi="Times New Roman"/>
-          <w:sz w:val="28"/>
-          <w:szCs w:val="28"/>
-        </w:rPr>
-        <w:t xml:space="preserve">На рисунке 37 видно, что после удаления клиента «Иван Петров» его заказы исчезли и из раздела «Заказы», а остались только заказы других клиентов.</w:t>
-      </w:r>
-    </w:p>
-    <w:p>
-      <w:pPr>
-        <w:keepNext/>
-        <w:spacing w:after="0" w:before="120"/>
-        <w:jc w:val="center"/>
-      </w:pPr>
-      <w:r>
-        <w:drawing>
-          <wp:inline distT="0" distB="0" distL="0" distR="0">
-            <wp:extent cx="5762625" cy="3457575"/>
-            <wp:effectExtent t="0" r="0" b="0" l="0"/>
-            <wp:docPr id="1" name="" descr="" title=""/>
-            <wp:cNvGraphicFramePr>
-              <a:graphicFrameLocks xmlns:a="http://schemas.openxmlformats.org/drawingml/2006/main" noChangeAspect="1"/>
-            </wp:cNvGraphicFramePr>
-            <a:graphic xmlns:a="http://schemas.openxmlformats.org/drawingml/2006/main">
-              <a:graphicData uri="http://schemas.openxmlformats.org/drawingml/2006/picture">
-                <pic:pic xmlns:pic="http://schemas.openxmlformats.org/drawingml/2006/picture">
-                  <pic:nvPicPr>
-                    <pic:cNvPr id="0" name="" descr=""/>
-                    <pic:cNvPicPr>
-                      <a:picLocks noChangeAspect="1" noChangeArrowheads="1"/>
-                    </pic:cNvPicPr>
-                  </pic:nvPicPr>
-                  <pic:blipFill>
-                    <a:blip r:embed="rId45" cstate="none"/>
-                    <a:srcRect/>
-                    <a:stretch>
-                      <a:fillRect/>
-                    </a:stretch>
-                  </pic:blipFill>
-                  <pic:spPr bwMode="auto">
-                    <a:xfrm>
-                      <a:off x="0" y="0"/>
-                      <a:ext cx="5762625" cy="3457575"/>
-                    </a:xfrm>
-                    <a:prstGeom prst="rect">
-                      <a:avLst/>
-                    </a:prstGeom>
-                  </pic:spPr>
-                </pic:pic>
-              </a:graphicData>
-            </a:graphic>
-          </wp:inline>
-        </w:drawing>
-      </w:r>
-    </w:p>
-    <w:p>
-      <w:pPr>
-        <w:spacing w:after="120" w:line="360"/>
-        <w:jc w:val="center"/>
-      </w:pPr>
-      <w:r>
-        <w:rPr>
-          <w:rFonts w:ascii="Times New Roman" w:cs="Times New Roman" w:eastAsia="Times New Roman" w:hAnsi="Times New Roman"/>
-          <w:sz w:val="28"/>
-          <w:szCs w:val="28"/>
-        </w:rPr>
-        <w:t xml:space="preserve">Рисунок 37 – Список заказов после удаления пользователя</w:t>
-      </w:r>
-    </w:p>
-    <w:p>
-      <w:pPr>
-        <w:spacing w:after="0" w:before="0" w:line="360"/>
-        <w:ind w:firstLine="709"/>
-        <w:jc w:val="both"/>
-      </w:pPr>
-      <w:r>
-        <w:rPr>
-          <w:rFonts w:ascii="Times New Roman" w:cs="Times New Roman" w:eastAsia="Times New Roman" w:hAnsi="Times New Roman"/>
-          <w:sz w:val="28"/>
-          <w:szCs w:val="28"/>
-        </w:rPr>
-        <w:t xml:space="preserve">Таким образом, действия в админ-панели влияют на базу данных следующим образом:</w:t>
-      </w:r>
-    </w:p>
-    <w:p>
-      <w:pPr>
-        <w:spacing w:after="0" w:before="0" w:line="360"/>
-        <w:ind w:firstLine="709"/>
-        <w:jc w:val="both"/>
-      </w:pPr>
-      <w:r>
-        <w:rPr>
-          <w:rFonts w:ascii="Times New Roman" w:cs="Times New Roman" w:eastAsia="Times New Roman" w:hAnsi="Times New Roman"/>
-          <w:sz w:val="28"/>
-          <w:szCs w:val="28"/>
-        </w:rPr>
-        <w:t xml:space="preserve">1) добавление услуги, проекта или пользователя создаёт новую строку командой INSERT и сразу отображается на публичных страницах;</w:t>
-      </w:r>
-    </w:p>
-    <w:p>
-      <w:pPr>
-        <w:spacing w:after="0" w:before="0" w:line="360"/>
-        <w:ind w:firstLine="709"/>
-        <w:jc w:val="both"/>
-      </w:pPr>
-      <w:r>
-        <w:rPr>
-          <w:rFonts w:ascii="Times New Roman" w:cs="Times New Roman" w:eastAsia="Times New Roman" w:hAnsi="Times New Roman"/>
-          <w:sz w:val="28"/>
-          <w:szCs w:val="28"/>
-        </w:rPr>
-        <w:t xml:space="preserve">2) изменение записи выполняется командой UPDATE; благодаря тому что сумма заказа хранится отдельно, изменение цены не искажает уже принятые заказы;</w:t>
-      </w:r>
-    </w:p>
-    <w:p>
-      <w:pPr>
-        <w:spacing w:after="0" w:before="0" w:line="360"/>
-        <w:ind w:firstLine="709"/>
-        <w:jc w:val="both"/>
-      </w:pPr>
-      <w:r>
-        <w:rPr>
-          <w:rFonts w:ascii="Times New Roman" w:cs="Times New Roman" w:eastAsia="Times New Roman" w:hAnsi="Times New Roman"/>
-          <w:sz w:val="28"/>
-          <w:szCs w:val="28"/>
-        </w:rPr>
-        <w:t xml:space="preserve">3) удаление выполняется командой DELETE, а связанные заказы удаляются автоматически по правилу ON DELETE CASCADE, что сохраняет ссылочную целостность;</w:t>
-      </w:r>
-    </w:p>
-    <w:p>
-      <w:pPr>
-        <w:spacing w:after="0" w:before="0" w:line="360"/>
-        <w:ind w:firstLine="709"/>
-        <w:jc w:val="both"/>
-      </w:pPr>
-      <w:r>
-        <w:rPr>
-          <w:rFonts w:ascii="Times New Roman" w:cs="Times New Roman" w:eastAsia="Times New Roman" w:hAnsi="Times New Roman"/>
-          <w:sz w:val="28"/>
-          <w:szCs w:val="28"/>
-        </w:rPr>
-        <w:t xml:space="preserve">4) смена статуса заказа меняет одно поле и сразу видна клиенту в личном кабинете.</w:t>
-      </w:r>
-    </w:p>
-    <w:p>
-      <w:pPr>
-        <w:pStyle w:val="Heading2"/>
-        <w:keepNext/>
-        <w:spacing w:after="240" w:before="240" w:line="360"/>
-        <w:ind w:firstLine="709"/>
-        <w:jc w:val="left"/>
-      </w:pPr>
-      <w:bookmarkStart w:name="h16" w:id="16"/>
+      <w:bookmarkStart w:name="h15" w:id="15"/>
       <w:r>
         <w:rPr>
           <w:rFonts w:ascii="Times New Roman" w:cs="Times New Roman" w:eastAsia="Times New Roman" w:hAnsi="Times New Roman"/>
@@ -9058,7 +6202,21 @@
         </w:rPr>
         <w:t xml:space="preserve">2.7 Безопасность и тестирование</w:t>
       </w:r>
-      <w:bookmarkEnd w:id="16"/>
+      <w:bookmarkEnd w:id="15"/>
+    </w:p>
+    <w:p>
+      <w:pPr>
+        <w:keepNext/>
+        <w:spacing w:line="360"/>
+      </w:pPr>
+      <w:r>
+        <w:rPr>
+          <w:rFonts w:ascii="Times New Roman" w:cs="Times New Roman" w:eastAsia="Times New Roman" w:hAnsi="Times New Roman"/>
+          <w:sz w:val="28"/>
+          <w:szCs w:val="28"/>
+        </w:rPr>
+        <w:t xml:space="preserve"/>
+      </w:r>
     </w:p>
     <w:p>
       <w:pPr>
@@ -9072,7 +6230,7 @@
           <w:sz w:val="28"/>
           <w:szCs w:val="28"/>
         </w:rPr>
-        <w:t xml:space="preserve">При разработке учтены основные угрозы для web-приложений из перечня OWASP Top 10 [37]:</w:t>
+        <w:t xml:space="preserve">При разработке учтены основные угрозы из перечня OWASP Top 10 [37]: запросы выполняются через подготовленные выражения PDO, выводимые данные экранируются функцией htmlspecialchars, пароли хранятся в виде хеша, права проверяются на сервере, сумма заказа пересчитывается на сервере, а через форму загрузки принимаются только изображения.</w:t>
       </w:r>
     </w:p>
     <w:p>
@@ -9087,112 +6245,7 @@
           <w:sz w:val="28"/>
           <w:szCs w:val="28"/>
         </w:rPr>
-        <w:t xml:space="preserve">1) SQL-инъекции исключены: все запросы с данными пользователя выполняются как подготовленные выражения PDO;</w:t>
-      </w:r>
-    </w:p>
-    <w:p>
-      <w:pPr>
-        <w:spacing w:after="0" w:before="0" w:line="360"/>
-        <w:ind w:firstLine="709"/>
-        <w:jc w:val="both"/>
-      </w:pPr>
-      <w:r>
-        <w:rPr>
-          <w:rFonts w:ascii="Times New Roman" w:cs="Times New Roman" w:eastAsia="Times New Roman" w:hAnsi="Times New Roman"/>
-          <w:sz w:val="28"/>
-          <w:szCs w:val="28"/>
-        </w:rPr>
-        <w:t xml:space="preserve">2) межсайтовый скриптинг (XSS) предотвращается функцией e(), которая преобразует специальные символы HTML во всех выводимых данных, введённых пользователями;</w:t>
-      </w:r>
-    </w:p>
-    <w:p>
-      <w:pPr>
-        <w:spacing w:after="0" w:before="0" w:line="360"/>
-        <w:ind w:firstLine="709"/>
-        <w:jc w:val="both"/>
-      </w:pPr>
-      <w:r>
-        <w:rPr>
-          <w:rFonts w:ascii="Times New Roman" w:cs="Times New Roman" w:eastAsia="Times New Roman" w:hAnsi="Times New Roman"/>
-          <w:sz w:val="28"/>
-          <w:szCs w:val="28"/>
-        </w:rPr>
-        <w:t xml:space="preserve">3) пароли хранятся только в виде хеша bcrypt, полученного функцией password_hash();</w:t>
-      </w:r>
-    </w:p>
-    <w:p>
-      <w:pPr>
-        <w:spacing w:after="0" w:before="0" w:line="360"/>
-        <w:ind w:firstLine="709"/>
-        <w:jc w:val="both"/>
-      </w:pPr>
-      <w:r>
-        <w:rPr>
-          <w:rFonts w:ascii="Times New Roman" w:cs="Times New Roman" w:eastAsia="Times New Roman" w:hAnsi="Times New Roman"/>
-          <w:sz w:val="28"/>
-          <w:szCs w:val="28"/>
-        </w:rPr>
-        <w:t xml:space="preserve">4) доступ к страницам ограничивается на сервере функциями require_login() и require_admin(), а не только скрытием ссылок в меню;</w:t>
-      </w:r>
-    </w:p>
-    <w:p>
-      <w:pPr>
-        <w:spacing w:after="0" w:before="0" w:line="360"/>
-        <w:ind w:firstLine="709"/>
-        <w:jc w:val="both"/>
-      </w:pPr>
-      <w:r>
-        <w:rPr>
-          <w:rFonts w:ascii="Times New Roman" w:cs="Times New Roman" w:eastAsia="Times New Roman" w:hAnsi="Times New Roman"/>
-          <w:sz w:val="28"/>
-          <w:szCs w:val="28"/>
-        </w:rPr>
-        <w:t xml:space="preserve">5) стоимость заказа пересчитывается на сервере, статус заказа принимается только из допустимого списка;</w:t>
-      </w:r>
-    </w:p>
-    <w:p>
-      <w:pPr>
-        <w:spacing w:after="0" w:before="0" w:line="360"/>
-        <w:ind w:firstLine="709"/>
-        <w:jc w:val="both"/>
-      </w:pPr>
-      <w:r>
-        <w:rPr>
-          <w:rFonts w:ascii="Times New Roman" w:cs="Times New Roman" w:eastAsia="Times New Roman" w:hAnsi="Times New Roman"/>
-          <w:sz w:val="28"/>
-          <w:szCs w:val="28"/>
-        </w:rPr>
-        <w:t xml:space="preserve">6) через форму загрузки принимаются только изображения с разрешёнными расширениями, файлы получают новое случайное имя.</w:t>
-      </w:r>
-    </w:p>
-    <w:p>
-      <w:pPr>
-        <w:spacing w:after="0" w:before="0" w:line="360"/>
-        <w:ind w:firstLine="709"/>
-        <w:jc w:val="both"/>
-      </w:pPr>
-      <w:r>
-        <w:rPr>
-          <w:rFonts w:ascii="Times New Roman" w:cs="Times New Roman" w:eastAsia="Times New Roman" w:hAnsi="Times New Roman"/>
-          <w:sz w:val="28"/>
-          <w:szCs w:val="28"/>
-        </w:rPr>
-        <w:t xml:space="preserve">Тестирование проводилось вручную по сценариям для каждой роли, а также автоматизированно – скриптом, который в браузере Chromium проходил те же сценарии и проверял, что на страницах нет ошибок PHP и JavaScript. Проверены следующие сценарии: просмотр всех публичных страниц гостем; фильтрация услуг; открытие окна проекта; отправка формы обратной связи; попытка заказа без входа; регистрация с несовпадающими паролями и с корректными данными; оформление заказа с расчётом стоимости; отмена заказа; изменение профиля; вход с неверным паролем; попытка клиента открыть админ-панель; смена статуса заказа; добавление, изменение и удаление услуги, проекта и пользователя; попытка создать пользователя с занятым e-mail; отображение сайта на экране шириной 390 пикселей. Все сценарии выполнены успешно, ошибок не обнаружено.</w:t>
-      </w:r>
-    </w:p>
-    <w:p>
-      <w:pPr>
-        <w:spacing w:after="0" w:before="0" w:line="360"/>
-        <w:ind w:firstLine="709"/>
-        <w:jc w:val="both"/>
-      </w:pPr>
-      <w:r>
-        <w:rPr>
-          <w:rFonts w:ascii="Times New Roman" w:cs="Times New Roman" w:eastAsia="Times New Roman" w:hAnsi="Times New Roman"/>
-          <w:sz w:val="28"/>
-          <w:szCs w:val="28"/>
-        </w:rPr>
-        <w:t xml:space="preserve">Для размещения сайта в интернете подойдёт любой хостинг с поддержкой PHP и MySQL: на нём создаётся база данных, в неё импортируется файл database.sql, файлы сайта загружаются в корневой каталог, а в config.php указываются выданные хостингом параметры подключения и BASE_URL = '/'.</w:t>
+        <w:t xml:space="preserve">Тестирование проводилось по сценариям для каждой роли: просмотр страниц гостем, фильтрация услуг, отправка обращения, регистрация с ошибкой и без, оформление и отмена заказа, вход с неверным паролем, попытка клиента открыть админ-панель, добавление, изменение и удаление услуг, проектов и пользователей, отображение на смартфоне. Все сценарии выполнены успешно.</w:t>
       </w:r>
     </w:p>
     <w:p>
@@ -9200,11 +6253,11 @@
         <w:pStyle w:val="Heading1"/>
         <w:keepNext/>
         <w:pageBreakBefore/>
-        <w:spacing w:after="240" w:before="0" w:line="360"/>
+        <w:spacing w:after="0" w:before="0" w:line="360"/>
         <w:ind w:firstLine="0"/>
         <w:jc w:val="center"/>
       </w:pPr>
-      <w:bookmarkStart w:name="h17" w:id="17"/>
+      <w:bookmarkStart w:name="h16" w:id="16"/>
       <w:r>
         <w:rPr>
           <w:rFonts w:ascii="Times New Roman" w:cs="Times New Roman" w:eastAsia="Times New Roman" w:hAnsi="Times New Roman"/>
@@ -9216,7 +6269,21 @@
         </w:rPr>
         <w:t xml:space="preserve">Заключение</w:t>
       </w:r>
-      <w:bookmarkEnd w:id="17"/>
+      <w:bookmarkEnd w:id="16"/>
+    </w:p>
+    <w:p>
+      <w:pPr>
+        <w:keepNext/>
+        <w:spacing w:line="360"/>
+      </w:pPr>
+      <w:r>
+        <w:rPr>
+          <w:rFonts w:ascii="Times New Roman" w:cs="Times New Roman" w:eastAsia="Times New Roman" w:hAnsi="Times New Roman"/>
+          <w:sz w:val="28"/>
+          <w:szCs w:val="28"/>
+        </w:rPr>
+        <w:t xml:space="preserve"/>
+      </w:r>
     </w:p>
     <w:p>
       <w:pPr>
@@ -9230,7 +6297,7 @@
           <w:sz w:val="28"/>
           <w:szCs w:val="28"/>
         </w:rPr>
-        <w:t xml:space="preserve">В ходе выполнения курсовой работы был разработан web-сайт студии ландшафтного дизайна «Зелёный двор». Работа выполнена с использованием технологий HTML5, CSS3, JavaScript, PHP и СУБД MySQL и запускается в среде XAMPP.</w:t>
+        <w:t xml:space="preserve">В ходе выполнения курсовой работы разработан web-сайт студии ландшафтного дизайна «Зелёный двор» на технологиях HTML5, CSS3, JavaScript, PHP и MySQL с запуском в среде XAMPP.</w:t>
       </w:r>
     </w:p>
     <w:p>
@@ -9245,7 +6312,7 @@
           <w:sz w:val="28"/>
           <w:szCs w:val="28"/>
         </w:rPr>
-        <w:t xml:space="preserve">В теоретической части изучена предметная область: этапы создания сада, виды услуг и то, какая информация важна клиенту при выборе студии. Рассмотрены технологии клиентской части – семантическая разметка HTML5, раскладки Flexbox и Grid, медиазапросы и работа с DOM на JavaScript, – а также серверный язык PHP с расширением PDO и реляционная СУБД MySQL. Отдельно проанализированы требования законодательства о персональных данных и защите прав потребителей и государственные стандарты, относящиеся к разработке и документированию сайта.</w:t>
+        <w:t xml:space="preserve">В теоретической части изучена предметная область, рассмотрены технологии клиентской и серверной разработки, реляционная СУБД MySQL, а также требования законодательства о персональных данных и государственных стандартов.</w:t>
       </w:r>
     </w:p>
     <w:p>
@@ -9260,7 +6327,7 @@
           <w:sz w:val="28"/>
           <w:szCs w:val="28"/>
         </w:rPr>
-        <w:t xml:space="preserve">В практической части:</w:t>
+        <w:t xml:space="preserve">В практической части сформулированы требования и права ролей, спроектирована база данных из пяти таблиц, реализованы публичные страницы, регистрация и вход, калькулятор стоимости, личный кабинет и административная панель, обеспечена защита от SQL-инъекций и XSS, выполнена адаптивная вёрстка и проведено тестирование.</w:t>
       </w:r>
     </w:p>
     <w:p>
@@ -9275,7 +6342,7 @@
           <w:sz w:val="28"/>
           <w:szCs w:val="28"/>
         </w:rPr>
-        <w:t xml:space="preserve">1) сформулированы требования к сайту и правам трёх ролей пользователей;</w:t>
+        <w:t xml:space="preserve">Сайт может стать основой для ресурса реальной студии. В дальнейшем его можно дополнить отзывами клиентов, несколькими фотографиями для проекта и уведомлениями о смене статуса заказа по электронной почте.</w:t>
       </w:r>
     </w:p>
     <w:p>
@@ -9290,126 +6357,6 @@
           <w:sz w:val="28"/>
           <w:szCs w:val="28"/>
         </w:rPr>
-        <w:t xml:space="preserve">2) спроектирована база данных из пяти таблиц с внешними ключами и каскадным удалением;</w:t>
-      </w:r>
-    </w:p>
-    <w:p>
-      <w:pPr>
-        <w:spacing w:after="0" w:before="0" w:line="360"/>
-        <w:ind w:firstLine="709"/>
-        <w:jc w:val="both"/>
-      </w:pPr>
-      <w:r>
-        <w:rPr>
-          <w:rFonts w:ascii="Times New Roman" w:cs="Times New Roman" w:eastAsia="Times New Roman" w:hAnsi="Times New Roman"/>
-          <w:sz w:val="28"/>
-          <w:szCs w:val="28"/>
-        </w:rPr>
-        <w:t xml:space="preserve">3) реализованы главная страница, каталог услуг с фильтром, портфолио с окном просмотра и страница контактов с формой обратной связи;</w:t>
-      </w:r>
-    </w:p>
-    <w:p>
-      <w:pPr>
-        <w:spacing w:after="0" w:before="0" w:line="360"/>
-        <w:ind w:firstLine="709"/>
-        <w:jc w:val="both"/>
-      </w:pPr>
-      <w:r>
-        <w:rPr>
-          <w:rFonts w:ascii="Times New Roman" w:cs="Times New Roman" w:eastAsia="Times New Roman" w:hAnsi="Times New Roman"/>
-          <w:sz w:val="28"/>
-          <w:szCs w:val="28"/>
-        </w:rPr>
-        <w:t xml:space="preserve">4) реализованы регистрация, вход, калькулятор стоимости, оформление и отмена заказов, личный кабинет;</w:t>
-      </w:r>
-    </w:p>
-    <w:p>
-      <w:pPr>
-        <w:spacing w:after="0" w:before="0" w:line="360"/>
-        <w:ind w:firstLine="709"/>
-        <w:jc w:val="both"/>
-      </w:pPr>
-      <w:r>
-        <w:rPr>
-          <w:rFonts w:ascii="Times New Roman" w:cs="Times New Roman" w:eastAsia="Times New Roman" w:hAnsi="Times New Roman"/>
-          <w:sz w:val="28"/>
-          <w:szCs w:val="28"/>
-        </w:rPr>
-        <w:t xml:space="preserve">5) создана административная панель для управления заказами, услугами, портфолио, пользователями и обращениями;</w:t>
-      </w:r>
-    </w:p>
-    <w:p>
-      <w:pPr>
-        <w:spacing w:after="0" w:before="0" w:line="360"/>
-        <w:ind w:firstLine="709"/>
-        <w:jc w:val="both"/>
-      </w:pPr>
-      <w:r>
-        <w:rPr>
-          <w:rFonts w:ascii="Times New Roman" w:cs="Times New Roman" w:eastAsia="Times New Roman" w:hAnsi="Times New Roman"/>
-          <w:sz w:val="28"/>
-          <w:szCs w:val="28"/>
-        </w:rPr>
-        <w:t xml:space="preserve">6) обеспечена защита от SQL-инъекций и XSS, хранение паролей в виде хеша и серверная проверка прав;</w:t>
-      </w:r>
-    </w:p>
-    <w:p>
-      <w:pPr>
-        <w:spacing w:after="0" w:before="0" w:line="360"/>
-        <w:ind w:firstLine="709"/>
-        <w:jc w:val="both"/>
-      </w:pPr>
-      <w:r>
-        <w:rPr>
-          <w:rFonts w:ascii="Times New Roman" w:cs="Times New Roman" w:eastAsia="Times New Roman" w:hAnsi="Times New Roman"/>
-          <w:sz w:val="28"/>
-          <w:szCs w:val="28"/>
-        </w:rPr>
-        <w:t xml:space="preserve">7) выполнена адаптивная вёрстка и проведено тестирование всех сценариев.</w:t>
-      </w:r>
-    </w:p>
-    <w:p>
-      <w:pPr>
-        <w:spacing w:after="0" w:before="0" w:line="360"/>
-        <w:ind w:firstLine="709"/>
-        <w:jc w:val="both"/>
-      </w:pPr>
-      <w:r>
-        <w:rPr>
-          <w:rFonts w:ascii="Times New Roman" w:cs="Times New Roman" w:eastAsia="Times New Roman" w:hAnsi="Times New Roman"/>
-          <w:sz w:val="28"/>
-          <w:szCs w:val="28"/>
-        </w:rPr>
-        <w:t xml:space="preserve">Код сайта организован так, чтобы его было легко читать и изменять: каждая страница сначала обрабатывает форму, затем получает данные и выводит шаблон; общие функции и повторяющиеся элементы вынесены в отдельные файлы; фреймворки и неиспользуемый код отсутствуют.</w:t>
-      </w:r>
-    </w:p>
-    <w:p>
-      <w:pPr>
-        <w:spacing w:after="0" w:before="0" w:line="360"/>
-        <w:ind w:firstLine="709"/>
-        <w:jc w:val="both"/>
-      </w:pPr>
-      <w:r>
-        <w:rPr>
-          <w:rFonts w:ascii="Times New Roman" w:cs="Times New Roman" w:eastAsia="Times New Roman" w:hAnsi="Times New Roman"/>
-          <w:sz w:val="28"/>
-          <w:szCs w:val="28"/>
-        </w:rPr>
-        <w:t xml:space="preserve">Сайт может стать основой для ресурса реальной студии. В дальнейшем его можно развить, добавив отзывы клиентов, загрузку нескольких фотографий для проекта, уведомления о смене статуса заказа по электронной почте и согласие на обработку персональных данных в формах.</w:t>
-      </w:r>
-    </w:p>
-    <w:p>
-      <w:pPr>
-        <w:spacing w:after="0" w:before="0" w:line="360"/>
-        <w:ind w:firstLine="709"/>
-        <w:jc w:val="both"/>
-      </w:pPr>
-      <w:r>
-        <w:rPr>
-          <w:rFonts w:ascii="Times New Roman" w:cs="Times New Roman" w:eastAsia="Times New Roman" w:hAnsi="Times New Roman"/>
-          <w:sz w:val="28"/>
-          <w:szCs w:val="28"/>
-        </w:rPr>
         <w:t xml:space="preserve">Таким образом, цель курсовой работы достигнута, все поставленные задачи выполнены.</w:t>
       </w:r>
     </w:p>
@@ -9418,11 +6365,11 @@
         <w:pStyle w:val="Heading1"/>
         <w:keepNext/>
         <w:pageBreakBefore/>
-        <w:spacing w:after="240" w:before="0" w:line="360"/>
+        <w:spacing w:after="0" w:before="0" w:line="360"/>
         <w:ind w:firstLine="0"/>
         <w:jc w:val="center"/>
       </w:pPr>
-      <w:bookmarkStart w:name="h18" w:id="18"/>
+      <w:bookmarkStart w:name="h17" w:id="17"/>
       <w:r>
         <w:rPr>
           <w:rFonts w:ascii="Times New Roman" w:cs="Times New Roman" w:eastAsia="Times New Roman" w:hAnsi="Times New Roman"/>
@@ -9434,7 +6381,21 @@
         </w:rPr>
         <w:t xml:space="preserve">Список использованных источников</w:t>
       </w:r>
-      <w:bookmarkEnd w:id="18"/>
+      <w:bookmarkEnd w:id="17"/>
+    </w:p>
+    <w:p>
+      <w:pPr>
+        <w:keepNext/>
+        <w:spacing w:line="360"/>
+      </w:pPr>
+      <w:r>
+        <w:rPr>
+          <w:rFonts w:ascii="Times New Roman" w:cs="Times New Roman" w:eastAsia="Times New Roman" w:hAnsi="Times New Roman"/>
+          <w:sz w:val="28"/>
+          <w:szCs w:val="28"/>
+        </w:rPr>
+        <w:t xml:space="preserve"/>
+      </w:r>
     </w:p>
     <w:p>
       <w:pPr>
@@ -10060,11 +7021,11 @@
         <w:pStyle w:val="Heading1"/>
         <w:keepNext/>
         <w:pageBreakBefore/>
-        <w:spacing w:after="240" w:before="0" w:line="360"/>
+        <w:spacing w:after="0" w:before="0" w:line="360"/>
         <w:ind w:firstLine="0"/>
         <w:jc w:val="center"/>
       </w:pPr>
-      <w:bookmarkStart w:name="h19" w:id="19"/>
+      <w:bookmarkStart w:name="h18" w:id="18"/>
       <w:r>
         <w:rPr>
           <w:rFonts w:ascii="Times New Roman" w:cs="Times New Roman" w:eastAsia="Times New Roman" w:hAnsi="Times New Roman"/>
@@ -10076,7 +7037,21 @@
         </w:rPr>
         <w:t xml:space="preserve">Приложение А. Листинг программного кода</w:t>
       </w:r>
-      <w:bookmarkEnd w:id="19"/>
+      <w:bookmarkEnd w:id="18"/>
+    </w:p>
+    <w:p>
+      <w:pPr>
+        <w:keepNext/>
+        <w:spacing w:line="360"/>
+      </w:pPr>
+      <w:r>
+        <w:rPr>
+          <w:rFonts w:ascii="Times New Roman" w:cs="Times New Roman" w:eastAsia="Times New Roman" w:hAnsi="Times New Roman"/>
+          <w:sz w:val="28"/>
+          <w:szCs w:val="28"/>
+        </w:rPr>
+        <w:t xml:space="preserve"/>
+      </w:r>
     </w:p>
     <w:p>
       <w:pPr>

--- a/kursovaya-landshaft/docs/Курсовая_работа.docx
+++ b/kursovaya-landshaft/docs/Курсовая_работа.docx
@@ -472,7 +472,7 @@
           <w:sz w:val="28"/>
           <w:szCs w:val="28"/>
         </w:rPr>
-        <w:t xml:space="preserve">: 59 страниц, 26 рисунков, 2 таблицы, 39 источников, 1 приложение.</w:t>
+        <w:t xml:space="preserve">: 63 страниц, 26 рисунков, 2 таблицы, 39 источников, 1 приложение.</w:t>
       </w:r>
     </w:p>
     <w:p>
@@ -929,7 +929,7 @@
           </w:rPr>
           <w:t xml:space="preserve">2.5 Регистрация, вход и личный кабинет</w:t>
           <w:tab/>
-          <w:t xml:space="preserve">15</w:t>
+          <w:t xml:space="preserve">16</w:t>
         </w:r>
       </w:hyperlink>
     </w:p>
@@ -971,7 +971,7 @@
           </w:rPr>
           <w:t xml:space="preserve">2.7 Безопасность и тестирование</w:t>
           <w:tab/>
-          <w:t xml:space="preserve">23</w:t>
+          <w:t xml:space="preserve">24</w:t>
         </w:r>
       </w:hyperlink>
     </w:p>
@@ -992,7 +992,7 @@
           </w:rPr>
           <w:t xml:space="preserve">Заключение</w:t>
           <w:tab/>
-          <w:t xml:space="preserve">25</w:t>
+          <w:t xml:space="preserve">26</w:t>
         </w:r>
       </w:hyperlink>
     </w:p>
@@ -1013,7 +1013,7 @@
           </w:rPr>
           <w:t xml:space="preserve">Список использованных источников</w:t>
           <w:tab/>
-          <w:t xml:space="preserve">26</w:t>
+          <w:t xml:space="preserve">27</w:t>
         </w:r>
       </w:hyperlink>
     </w:p>
@@ -1034,7 +1034,7 @@
           </w:rPr>
           <w:t xml:space="preserve">Приложение А. Листинг программного кода</w:t>
           <w:tab/>
-          <w:t xml:space="preserve">30</w:t>
+          <w:t xml:space="preserve">31</w:t>
         </w:r>
       </w:hyperlink>
     </w:p>
@@ -4082,7 +4082,7 @@
           <w:sz w:val="28"/>
           <w:szCs w:val="28"/>
         </w:rPr>
-        <w:t xml:space="preserve">Главная страница открывается экраном с заголовком, описанием студии и кнопками «Выбрать услугу» и «Смотреть работы» (рисунок 6). Шапка закреплена вверху окна, текущий раздел в меню подчёркнут.</w:t>
+        <w:t xml:space="preserve">Главная страница открывается экраном с заголовком, описанием студии и кнопками «Выбрать услугу» и «Портфолио» (рисунок 6). Шапка закреплена вверху окна, текущий раздел в меню подчёркнут. Для заголовков используется шрифт Unbounded, для текста – Onest, палитра построена на природных оттенках с одним ярким акцентным цветом.</w:t>
       </w:r>
     </w:p>
     <w:p>
@@ -4170,7 +4170,7 @@
       <w:r>
         <w:drawing>
           <wp:inline distT="0" distB="0" distL="0" distR="0">
-            <wp:extent cx="5038725" cy="4429125"/>
+            <wp:extent cx="5038725" cy="4648200"/>
             <wp:effectExtent t="0" r="0" b="0" l="0"/>
             <wp:docPr id="1" name="" descr="" title=""/>
             <wp:cNvGraphicFramePr>
@@ -4195,7 +4195,7 @@
                   <pic:spPr bwMode="auto">
                     <a:xfrm>
                       <a:off x="0" y="0"/>
-                      <a:ext cx="5038725" cy="4429125"/>
+                      <a:ext cx="5038725" cy="4648200"/>
                     </a:xfrm>
                     <a:prstGeom prst="rect">
                       <a:avLst/>
@@ -4310,7 +4310,7 @@
           <w:sz w:val="28"/>
           <w:szCs w:val="28"/>
         </w:rPr>
-        <w:t xml:space="preserve">Страница «Портфолио» выводит выполненные проекты, начиная с новых; подпись с названием и площадью лежит поверх изображения (рисунок 9).</w:t>
+        <w:t xml:space="preserve">Страница «Портфолио» выводит выполненные проекты, начиная с новых; под изображением указаны название, место, площадь и год (рисунок 9).</w:t>
       </w:r>
     </w:p>
     <w:p>
@@ -10331,7 +10331,7 @@
           <w:sz w:val="20"/>
           <w:szCs w:val="20"/>
         </w:rPr>
-        <w:t xml:space="preserve">    &lt;link href="https://fonts.googleapis.com/css2?family=Manrope:wght@400;600;700&amp;family=Playfair+Display:wght@600;700&amp;display=swap" rel="stylesheet"&gt;</w:t>
+        <w:t xml:space="preserve">    &lt;link href="https://fonts.googleapis.com/css2?family=Onest:wght@400;500;600&amp;family=Unbounded:wght@400;500;600&amp;display=swap" rel="stylesheet"&gt;</w:t>
       </w:r>
     </w:p>
     <w:p>
@@ -10421,37 +10421,7 @@
           <w:sz w:val="20"/>
           <w:szCs w:val="20"/>
         </w:rPr>
-        <w:t xml:space="preserve">        &lt;a class="logo" href="&lt;?= BASE_URL ?&gt;index.php"&gt;</w:t>
-      </w:r>
-    </w:p>
-    <w:p>
-      <w:pPr>
-        <w:keepNext w:val="false"/>
-        <w:keepLines/>
-        <w:spacing w:after="0" w:line="240"/>
-      </w:pPr>
-      <w:r>
-        <w:rPr>
-          <w:rFonts w:ascii="Courier New" w:cs="Courier New" w:eastAsia="Courier New" w:hAnsi="Courier New"/>
-          <w:sz w:val="20"/>
-          <w:szCs w:val="20"/>
-        </w:rPr>
-        <w:t xml:space="preserve">            &lt;span class="logo__icon"&gt;❦&lt;/span&gt; &lt;?= SITE_NAME ?&gt;</w:t>
-      </w:r>
-    </w:p>
-    <w:p>
-      <w:pPr>
-        <w:keepNext w:val="false"/>
-        <w:keepLines/>
-        <w:spacing w:after="0" w:line="240"/>
-      </w:pPr>
-      <w:r>
-        <w:rPr>
-          <w:rFonts w:ascii="Courier New" w:cs="Courier New" w:eastAsia="Courier New" w:hAnsi="Courier New"/>
-          <w:sz w:val="20"/>
-          <w:szCs w:val="20"/>
-        </w:rPr>
-        <w:t xml:space="preserve">        &lt;/a&gt;</w:t>
+        <w:t xml:space="preserve">        &lt;a class="logo" href="&lt;?= BASE_URL ?&gt;index.php"&gt;&lt;?= SITE_NAME ?&gt;&lt;span class="logo__dot"&gt;&lt;/span&gt;&lt;/a&gt;</w:t>
       </w:r>
     </w:p>
     <w:p>
@@ -10481,7 +10451,7 @@
           <w:sz w:val="20"/>
           <w:szCs w:val="20"/>
         </w:rPr>
-        <w:t xml:space="preserve">        &lt;button class="burger" type="button" aria-label="Меню"&gt;☰&lt;/button&gt;</w:t>
+        <w:t xml:space="preserve">        &lt;button class="burger" type="button"&gt;Меню&lt;/button&gt;</w:t>
       </w:r>
     </w:p>
     <w:p>
@@ -10706,7 +10676,7 @@
           <w:sz w:val="20"/>
           <w:szCs w:val="20"/>
         </w:rPr>
-        <w:t xml:space="preserve">                    👤 &lt;?= e($user['name']) ?&gt;</w:t>
+        <w:t xml:space="preserve">                    &lt;?= e($user['name']) ?&gt;</w:t>
       </w:r>
     </w:p>
     <w:p>
@@ -10781,7 +10751,7 @@
           <w:sz w:val="20"/>
           <w:szCs w:val="20"/>
         </w:rPr>
-        <w:t xml:space="preserve">                &lt;a href="&lt;?= BASE_URL ?&gt;register.php" class="btn btn--small"&gt;Регистрация&lt;/a&gt;</w:t>
+        <w:t xml:space="preserve">                &lt;a href="&lt;?= BASE_URL ?&gt;register.php" class="btn btn--small btn--dark"&gt;Регистрация&lt;/a&gt;</w:t>
       </w:r>
     </w:p>
     <w:p>
@@ -11005,52 +10975,52 @@
           <w:sz w:val="20"/>
           <w:szCs w:val="20"/>
         </w:rPr>
-        <w:t xml:space="preserve">    &lt;div class="container footer__inner"&gt;</w:t>
-      </w:r>
-    </w:p>
-    <w:p>
-      <w:pPr>
-        <w:keepNext w:val="false"/>
-        <w:keepLines/>
-        <w:spacing w:after="0" w:line="240"/>
-      </w:pPr>
-      <w:r>
-        <w:rPr>
-          <w:rFonts w:ascii="Courier New" w:cs="Courier New" w:eastAsia="Courier New" w:hAnsi="Courier New"/>
-          <w:sz w:val="20"/>
-          <w:szCs w:val="20"/>
-        </w:rPr>
-        <w:t xml:space="preserve">        &lt;div&gt;</w:t>
-      </w:r>
-    </w:p>
-    <w:p>
-      <w:pPr>
-        <w:keepNext w:val="false"/>
-        <w:keepLines/>
-        <w:spacing w:after="0" w:line="240"/>
-      </w:pPr>
-      <w:r>
-        <w:rPr>
-          <w:rFonts w:ascii="Courier New" w:cs="Courier New" w:eastAsia="Courier New" w:hAnsi="Courier New"/>
-          <w:sz w:val="20"/>
-          <w:szCs w:val="20"/>
-        </w:rPr>
-        <w:t xml:space="preserve">            &lt;div class="logo"&gt;&lt;span class="logo__icon"&gt;❦&lt;/span&gt; &lt;?= SITE_NAME ?&gt;&lt;/div&gt;</w:t>
-      </w:r>
-    </w:p>
-    <w:p>
-      <w:pPr>
-        <w:keepNext w:val="false"/>
-        <w:keepLines/>
-        <w:spacing w:after="0" w:line="240"/>
-      </w:pPr>
-      <w:r>
-        <w:rPr>
-          <w:rFonts w:ascii="Courier New" w:cs="Courier New" w:eastAsia="Courier New" w:hAnsi="Courier New"/>
-          <w:sz w:val="20"/>
-          <w:szCs w:val="20"/>
-        </w:rPr>
-        <w:t xml:space="preserve">            &lt;p&gt;Студия ландшафтного дизайна. Проектируем и создаём сады с 2015 года.&lt;/p&gt;</w:t>
+        <w:t xml:space="preserve">    &lt;div class="container"&gt;</w:t>
+      </w:r>
+    </w:p>
+    <w:p>
+      <w:pPr>
+        <w:keepNext w:val="false"/>
+        <w:keepLines/>
+        <w:spacing w:after="0" w:line="240"/>
+      </w:pPr>
+      <w:r>
+        <w:rPr>
+          <w:rFonts w:ascii="Courier New" w:cs="Courier New" w:eastAsia="Courier New" w:hAnsi="Courier New"/>
+          <w:sz w:val="20"/>
+          <w:szCs w:val="20"/>
+        </w:rPr>
+        <w:t xml:space="preserve">        &lt;div class="footer__top"&gt;</w:t>
+      </w:r>
+    </w:p>
+    <w:p>
+      <w:pPr>
+        <w:keepNext w:val="false"/>
+        <w:keepLines/>
+        <w:spacing w:after="0" w:line="240"/>
+      </w:pPr>
+      <w:r>
+        <w:rPr>
+          <w:rFonts w:ascii="Courier New" w:cs="Courier New" w:eastAsia="Courier New" w:hAnsi="Courier New"/>
+          <w:sz w:val="20"/>
+          <w:szCs w:val="20"/>
+        </w:rPr>
+        <w:t xml:space="preserve">            &lt;p class="footer__slogan"&gt;Проектируем и создаём сады в Красноярске и пригороде с 2015 года.&lt;/p&gt;</w:t>
+      </w:r>
+    </w:p>
+    <w:p>
+      <w:pPr>
+        <w:keepNext w:val="false"/>
+        <w:keepLines/>
+        <w:spacing w:after="0" w:line="240"/>
+      </w:pPr>
+      <w:r>
+        <w:rPr>
+          <w:rFonts w:ascii="Courier New" w:cs="Courier New" w:eastAsia="Courier New" w:hAnsi="Courier New"/>
+          <w:sz w:val="20"/>
+          <w:szCs w:val="20"/>
+        </w:rPr>
+        <w:t xml:space="preserve">            &lt;a class="btn btn--accent" href="&lt;?= BASE_URL ?&gt;contacts.php"&gt;Обсудить проект&lt;/a&gt;</w:t>
       </w:r>
     </w:p>
     <w:p>
@@ -11080,67 +11050,217 @@
           <w:sz w:val="20"/>
           <w:szCs w:val="20"/>
         </w:rPr>
-        <w:t xml:space="preserve">        &lt;div&gt;</w:t>
-      </w:r>
-    </w:p>
-    <w:p>
-      <w:pPr>
-        <w:keepNext w:val="false"/>
-        <w:keepLines/>
-        <w:spacing w:after="0" w:line="240"/>
-      </w:pPr>
-      <w:r>
-        <w:rPr>
-          <w:rFonts w:ascii="Courier New" w:cs="Courier New" w:eastAsia="Courier New" w:hAnsi="Courier New"/>
-          <w:sz w:val="20"/>
-          <w:szCs w:val="20"/>
-        </w:rPr>
-        <w:t xml:space="preserve">            &lt;h4&gt;Разделы&lt;/h4&gt;</w:t>
-      </w:r>
-    </w:p>
-    <w:p>
-      <w:pPr>
-        <w:keepNext w:val="false"/>
-        <w:keepLines/>
-        <w:spacing w:after="0" w:line="240"/>
-      </w:pPr>
-      <w:r>
-        <w:rPr>
-          <w:rFonts w:ascii="Courier New" w:cs="Courier New" w:eastAsia="Courier New" w:hAnsi="Courier New"/>
-          <w:sz w:val="20"/>
-          <w:szCs w:val="20"/>
-        </w:rPr>
-        <w:t xml:space="preserve">            &lt;a href="&lt;?= BASE_URL ?&gt;services.php"&gt;Услуги&lt;/a&gt;</w:t>
-      </w:r>
-    </w:p>
-    <w:p>
-      <w:pPr>
-        <w:keepNext w:val="false"/>
-        <w:keepLines/>
-        <w:spacing w:after="0" w:line="240"/>
-      </w:pPr>
-      <w:r>
-        <w:rPr>
-          <w:rFonts w:ascii="Courier New" w:cs="Courier New" w:eastAsia="Courier New" w:hAnsi="Courier New"/>
-          <w:sz w:val="20"/>
-          <w:szCs w:val="20"/>
-        </w:rPr>
-        <w:t xml:space="preserve">            &lt;a href="&lt;?= BASE_URL ?&gt;portfolio.php"&gt;Портфолио&lt;/a&gt;</w:t>
-      </w:r>
-    </w:p>
-    <w:p>
-      <w:pPr>
-        <w:keepNext w:val="false"/>
-        <w:keepLines/>
-        <w:spacing w:after="0" w:line="240"/>
-      </w:pPr>
-      <w:r>
-        <w:rPr>
-          <w:rFonts w:ascii="Courier New" w:cs="Courier New" w:eastAsia="Courier New" w:hAnsi="Courier New"/>
-          <w:sz w:val="20"/>
-          <w:szCs w:val="20"/>
-        </w:rPr>
-        <w:t xml:space="preserve">            &lt;a href="&lt;?= BASE_URL ?&gt;contacts.php"&gt;Контакты&lt;/a&gt;</w:t>
+        <w:t xml:space="preserve">        &lt;div class="footer__grid"&gt;</w:t>
+      </w:r>
+    </w:p>
+    <w:p>
+      <w:pPr>
+        <w:keepNext w:val="false"/>
+        <w:keepLines/>
+        <w:spacing w:after="0" w:line="240"/>
+      </w:pPr>
+      <w:r>
+        <w:rPr>
+          <w:rFonts w:ascii="Courier New" w:cs="Courier New" w:eastAsia="Courier New" w:hAnsi="Courier New"/>
+          <w:sz w:val="20"/>
+          <w:szCs w:val="20"/>
+        </w:rPr>
+        <w:t xml:space="preserve">            &lt;div&gt;</w:t>
+      </w:r>
+    </w:p>
+    <w:p>
+      <w:pPr>
+        <w:keepNext w:val="false"/>
+        <w:keepLines/>
+        <w:spacing w:after="0" w:line="240"/>
+      </w:pPr>
+      <w:r>
+        <w:rPr>
+          <w:rFonts w:ascii="Courier New" w:cs="Courier New" w:eastAsia="Courier New" w:hAnsi="Courier New"/>
+          <w:sz w:val="20"/>
+          <w:szCs w:val="20"/>
+        </w:rPr>
+        <w:t xml:space="preserve">                &lt;span class="eyebrow"&gt;Разделы&lt;/span&gt;</w:t>
+      </w:r>
+    </w:p>
+    <w:p>
+      <w:pPr>
+        <w:keepNext w:val="false"/>
+        <w:keepLines/>
+        <w:spacing w:after="0" w:line="240"/>
+      </w:pPr>
+      <w:r>
+        <w:rPr>
+          <w:rFonts w:ascii="Courier New" w:cs="Courier New" w:eastAsia="Courier New" w:hAnsi="Courier New"/>
+          <w:sz w:val="20"/>
+          <w:szCs w:val="20"/>
+        </w:rPr>
+        <w:t xml:space="preserve">                &lt;a href="&lt;?= BASE_URL ?&gt;services.php"&gt;Услуги&lt;/a&gt;</w:t>
+      </w:r>
+    </w:p>
+    <w:p>
+      <w:pPr>
+        <w:keepNext w:val="false"/>
+        <w:keepLines/>
+        <w:spacing w:after="0" w:line="240"/>
+      </w:pPr>
+      <w:r>
+        <w:rPr>
+          <w:rFonts w:ascii="Courier New" w:cs="Courier New" w:eastAsia="Courier New" w:hAnsi="Courier New"/>
+          <w:sz w:val="20"/>
+          <w:szCs w:val="20"/>
+        </w:rPr>
+        <w:t xml:space="preserve">                &lt;a href="&lt;?= BASE_URL ?&gt;portfolio.php"&gt;Портфолио&lt;/a&gt;</w:t>
+      </w:r>
+    </w:p>
+    <w:p>
+      <w:pPr>
+        <w:keepNext w:val="false"/>
+        <w:keepLines/>
+        <w:spacing w:after="0" w:line="240"/>
+      </w:pPr>
+      <w:r>
+        <w:rPr>
+          <w:rFonts w:ascii="Courier New" w:cs="Courier New" w:eastAsia="Courier New" w:hAnsi="Courier New"/>
+          <w:sz w:val="20"/>
+          <w:szCs w:val="20"/>
+        </w:rPr>
+        <w:t xml:space="preserve">                &lt;a href="&lt;?= BASE_URL ?&gt;contacts.php"&gt;Контакты&lt;/a&gt;</w:t>
+      </w:r>
+    </w:p>
+    <w:p>
+      <w:pPr>
+        <w:keepNext w:val="false"/>
+        <w:keepLines/>
+        <w:spacing w:after="0" w:line="240"/>
+      </w:pPr>
+      <w:r>
+        <w:rPr>
+          <w:rFonts w:ascii="Courier New" w:cs="Courier New" w:eastAsia="Courier New" w:hAnsi="Courier New"/>
+          <w:sz w:val="20"/>
+          <w:szCs w:val="20"/>
+        </w:rPr>
+        <w:t xml:space="preserve">            &lt;/div&gt;</w:t>
+      </w:r>
+    </w:p>
+    <w:p>
+      <w:pPr>
+        <w:keepNext w:val="false"/>
+        <w:keepLines/>
+        <w:spacing w:after="0" w:line="240"/>
+      </w:pPr>
+      <w:r>
+        <w:rPr>
+          <w:rFonts w:ascii="Courier New" w:cs="Courier New" w:eastAsia="Courier New" w:hAnsi="Courier New"/>
+          <w:sz w:val="20"/>
+          <w:szCs w:val="20"/>
+        </w:rPr>
+        <w:t xml:space="preserve">            &lt;div&gt;</w:t>
+      </w:r>
+    </w:p>
+    <w:p>
+      <w:pPr>
+        <w:keepNext w:val="false"/>
+        <w:keepLines/>
+        <w:spacing w:after="0" w:line="240"/>
+      </w:pPr>
+      <w:r>
+        <w:rPr>
+          <w:rFonts w:ascii="Courier New" w:cs="Courier New" w:eastAsia="Courier New" w:hAnsi="Courier New"/>
+          <w:sz w:val="20"/>
+          <w:szCs w:val="20"/>
+        </w:rPr>
+        <w:t xml:space="preserve">                &lt;span class="eyebrow"&gt;Адрес&lt;/span&gt;</w:t>
+      </w:r>
+    </w:p>
+    <w:p>
+      <w:pPr>
+        <w:keepNext w:val="false"/>
+        <w:keepLines/>
+        <w:spacing w:after="0" w:line="240"/>
+      </w:pPr>
+      <w:r>
+        <w:rPr>
+          <w:rFonts w:ascii="Courier New" w:cs="Courier New" w:eastAsia="Courier New" w:hAnsi="Courier New"/>
+          <w:sz w:val="20"/>
+          <w:szCs w:val="20"/>
+        </w:rPr>
+        <w:t xml:space="preserve">                &lt;p&gt;г. Красноярск,&lt;br&gt;ул. Садовая, 12&lt;/p&gt;</w:t>
+      </w:r>
+    </w:p>
+    <w:p>
+      <w:pPr>
+        <w:keepNext w:val="false"/>
+        <w:keepLines/>
+        <w:spacing w:after="0" w:line="240"/>
+      </w:pPr>
+      <w:r>
+        <w:rPr>
+          <w:rFonts w:ascii="Courier New" w:cs="Courier New" w:eastAsia="Courier New" w:hAnsi="Courier New"/>
+          <w:sz w:val="20"/>
+          <w:szCs w:val="20"/>
+        </w:rPr>
+        <w:t xml:space="preserve">            &lt;/div&gt;</w:t>
+      </w:r>
+    </w:p>
+    <w:p>
+      <w:pPr>
+        <w:keepNext w:val="false"/>
+        <w:keepLines/>
+        <w:spacing w:after="0" w:line="240"/>
+      </w:pPr>
+      <w:r>
+        <w:rPr>
+          <w:rFonts w:ascii="Courier New" w:cs="Courier New" w:eastAsia="Courier New" w:hAnsi="Courier New"/>
+          <w:sz w:val="20"/>
+          <w:szCs w:val="20"/>
+        </w:rPr>
+        <w:t xml:space="preserve">            &lt;div&gt;</w:t>
+      </w:r>
+    </w:p>
+    <w:p>
+      <w:pPr>
+        <w:keepNext w:val="false"/>
+        <w:keepLines/>
+        <w:spacing w:after="0" w:line="240"/>
+      </w:pPr>
+      <w:r>
+        <w:rPr>
+          <w:rFonts w:ascii="Courier New" w:cs="Courier New" w:eastAsia="Courier New" w:hAnsi="Courier New"/>
+          <w:sz w:val="20"/>
+          <w:szCs w:val="20"/>
+        </w:rPr>
+        <w:t xml:space="preserve">                &lt;span class="eyebrow"&gt;Связь&lt;/span&gt;</w:t>
+      </w:r>
+    </w:p>
+    <w:p>
+      <w:pPr>
+        <w:keepNext w:val="false"/>
+        <w:keepLines/>
+        <w:spacing w:after="0" w:line="240"/>
+      </w:pPr>
+      <w:r>
+        <w:rPr>
+          <w:rFonts w:ascii="Courier New" w:cs="Courier New" w:eastAsia="Courier New" w:hAnsi="Courier New"/>
+          <w:sz w:val="20"/>
+          <w:szCs w:val="20"/>
+        </w:rPr>
+        <w:t xml:space="preserve">                &lt;p&gt;+7 (391) 200-10-10&lt;br&gt;info@zdvor.ru&lt;/p&gt;</w:t>
+      </w:r>
+    </w:p>
+    <w:p>
+      <w:pPr>
+        <w:keepNext w:val="false"/>
+        <w:keepLines/>
+        <w:spacing w:after="0" w:line="240"/>
+      </w:pPr>
+      <w:r>
+        <w:rPr>
+          <w:rFonts w:ascii="Courier New" w:cs="Courier New" w:eastAsia="Courier New" w:hAnsi="Courier New"/>
+          <w:sz w:val="20"/>
+          <w:szCs w:val="20"/>
+        </w:rPr>
+        <w:t xml:space="preserve">            &lt;/div&gt;</w:t>
       </w:r>
     </w:p>
     <w:p>
@@ -11170,37 +11290,52 @@
           <w:sz w:val="20"/>
           <w:szCs w:val="20"/>
         </w:rPr>
-        <w:t xml:space="preserve">        &lt;div&gt;</w:t>
-      </w:r>
-    </w:p>
-    <w:p>
-      <w:pPr>
-        <w:keepNext w:val="false"/>
-        <w:keepLines/>
-        <w:spacing w:after="0" w:line="240"/>
-      </w:pPr>
-      <w:r>
-        <w:rPr>
-          <w:rFonts w:ascii="Courier New" w:cs="Courier New" w:eastAsia="Courier New" w:hAnsi="Courier New"/>
-          <w:sz w:val="20"/>
-          <w:szCs w:val="20"/>
-        </w:rPr>
-        <w:t xml:space="preserve">            &lt;h4&gt;Контакты&lt;/h4&gt;</w:t>
-      </w:r>
-    </w:p>
-    <w:p>
-      <w:pPr>
-        <w:keepNext w:val="false"/>
-        <w:keepLines/>
-        <w:spacing w:after="0" w:line="240"/>
-      </w:pPr>
-      <w:r>
-        <w:rPr>
-          <w:rFonts w:ascii="Courier New" w:cs="Courier New" w:eastAsia="Courier New" w:hAnsi="Courier New"/>
-          <w:sz w:val="20"/>
-          <w:szCs w:val="20"/>
-        </w:rPr>
-        <w:t xml:space="preserve">            &lt;p&gt;г. Красноярск, ул. Садовая, 12&lt;br&gt;+7 (391) 200-10-10&lt;br&gt;info@zdvor.ru&lt;/p&gt;</w:t>
+        <w:t xml:space="preserve">        &lt;div class="footer__brand"&gt;&lt;?= SITE_NAME ?&gt;&lt;/div&gt;</w:t>
+      </w:r>
+    </w:p>
+    <w:p>
+      <w:pPr>
+        <w:keepNext w:val="false"/>
+        <w:keepLines/>
+        <w:spacing w:after="0" w:line="240"/>
+      </w:pPr>
+      <w:r>
+        <w:rPr>
+          <w:rFonts w:ascii="Courier New" w:cs="Courier New" w:eastAsia="Courier New" w:hAnsi="Courier New"/>
+          <w:sz w:val="20"/>
+          <w:szCs w:val="20"/>
+        </w:rPr>
+        <w:t xml:space="preserve">        &lt;div class="footer__copy"&gt;</w:t>
+      </w:r>
+    </w:p>
+    <w:p>
+      <w:pPr>
+        <w:keepNext w:val="false"/>
+        <w:keepLines/>
+        <w:spacing w:after="0" w:line="240"/>
+      </w:pPr>
+      <w:r>
+        <w:rPr>
+          <w:rFonts w:ascii="Courier New" w:cs="Courier New" w:eastAsia="Courier New" w:hAnsi="Courier New"/>
+          <w:sz w:val="20"/>
+          <w:szCs w:val="20"/>
+        </w:rPr>
+        <w:t xml:space="preserve">            &lt;span&gt;© &lt;?= date('Y') ?&gt; &lt;?= SITE_NAME ?&gt;&lt;/span&gt;</w:t>
+      </w:r>
+    </w:p>
+    <w:p>
+      <w:pPr>
+        <w:keepNext w:val="false"/>
+        <w:keepLines/>
+        <w:spacing w:after="0" w:line="240"/>
+      </w:pPr>
+      <w:r>
+        <w:rPr>
+          <w:rFonts w:ascii="Courier New" w:cs="Courier New" w:eastAsia="Courier New" w:hAnsi="Courier New"/>
+          <w:sz w:val="20"/>
+          <w:szCs w:val="20"/>
+        </w:rPr>
+        <w:t xml:space="preserve">            &lt;span&gt;Студия ландшафтного дизайна&lt;/span&gt;</w:t>
       </w:r>
     </w:p>
     <w:p>
@@ -11231,21 +11366,6 @@
           <w:szCs w:val="20"/>
         </w:rPr>
         <w:t xml:space="preserve">    &lt;/div&gt;</w:t>
-      </w:r>
-    </w:p>
-    <w:p>
-      <w:pPr>
-        <w:keepNext w:val="false"/>
-        <w:keepLines/>
-        <w:spacing w:after="0" w:line="240"/>
-      </w:pPr>
-      <w:r>
-        <w:rPr>
-          <w:rFonts w:ascii="Courier New" w:cs="Courier New" w:eastAsia="Courier New" w:hAnsi="Courier New"/>
-          <w:sz w:val="20"/>
-          <w:szCs w:val="20"/>
-        </w:rPr>
-        <w:t xml:space="preserve">    &lt;div class="footer__copy"&gt;© &lt;?= date('Y') ?&gt; &lt;?= SITE_NAME ?&gt;&lt;/div&gt;</w:t>
       </w:r>
     </w:p>
     <w:p>
@@ -11364,7 +11484,37 @@
           <w:sz w:val="20"/>
           <w:szCs w:val="20"/>
         </w:rPr>
-        <w:t xml:space="preserve">    &lt;img class="card__img" src="&lt;?= image_url($service['image']) ?&gt;" alt="&lt;?= e($service['title']) ?&gt;"&gt;</w:t>
+        <w:t xml:space="preserve">    &lt;a class="card__media" href="&lt;?= BASE_URL ?&gt;order.php?id=&lt;?= $service['id'] ?&gt;"&gt;</w:t>
+      </w:r>
+    </w:p>
+    <w:p>
+      <w:pPr>
+        <w:keepNext w:val="false"/>
+        <w:keepLines/>
+        <w:spacing w:after="0" w:line="240"/>
+      </w:pPr>
+      <w:r>
+        <w:rPr>
+          <w:rFonts w:ascii="Courier New" w:cs="Courier New" w:eastAsia="Courier New" w:hAnsi="Courier New"/>
+          <w:sz w:val="20"/>
+          <w:szCs w:val="20"/>
+        </w:rPr>
+        <w:t xml:space="preserve">        &lt;img src="&lt;?= image_url($service['image']) ?&gt;" alt="&lt;?= e($service['title']) ?&gt;"&gt;</w:t>
+      </w:r>
+    </w:p>
+    <w:p>
+      <w:pPr>
+        <w:keepNext w:val="false"/>
+        <w:keepLines/>
+        <w:spacing w:after="0" w:line="240"/>
+      </w:pPr>
+      <w:r>
+        <w:rPr>
+          <w:rFonts w:ascii="Courier New" w:cs="Courier New" w:eastAsia="Courier New" w:hAnsi="Courier New"/>
+          <w:sz w:val="20"/>
+          <w:szCs w:val="20"/>
+        </w:rPr>
+        <w:t xml:space="preserve">    &lt;/a&gt;</w:t>
       </w:r>
     </w:p>
     <w:p>
@@ -11394,7 +11544,52 @@
           <w:sz w:val="20"/>
           <w:szCs w:val="20"/>
         </w:rPr>
-        <w:t xml:space="preserve">        &lt;span class="tag"&gt;&lt;?= e($service['category']) ?&gt;&lt;/span&gt;</w:t>
+        <w:t xml:space="preserve">        &lt;div class="card__meta"&gt;</w:t>
+      </w:r>
+    </w:p>
+    <w:p>
+      <w:pPr>
+        <w:keepNext w:val="false"/>
+        <w:keepLines/>
+        <w:spacing w:after="0" w:line="240"/>
+      </w:pPr>
+      <w:r>
+        <w:rPr>
+          <w:rFonts w:ascii="Courier New" w:cs="Courier New" w:eastAsia="Courier New" w:hAnsi="Courier New"/>
+          <w:sz w:val="20"/>
+          <w:szCs w:val="20"/>
+        </w:rPr>
+        <w:t xml:space="preserve">            &lt;span&gt;&lt;?= e($service['category']) ?&gt;&lt;/span&gt;</w:t>
+      </w:r>
+    </w:p>
+    <w:p>
+      <w:pPr>
+        <w:keepNext w:val="false"/>
+        <w:keepLines/>
+        <w:spacing w:after="0" w:line="240"/>
+      </w:pPr>
+      <w:r>
+        <w:rPr>
+          <w:rFonts w:ascii="Courier New" w:cs="Courier New" w:eastAsia="Courier New" w:hAnsi="Courier New"/>
+          <w:sz w:val="20"/>
+          <w:szCs w:val="20"/>
+        </w:rPr>
+        <w:t xml:space="preserve">            &lt;span&gt;от &lt;?= money($service['price']) ?&gt; / &lt;?= e($service['unit']) ?&gt;&lt;/span&gt;</w:t>
+      </w:r>
+    </w:p>
+    <w:p>
+      <w:pPr>
+        <w:keepNext w:val="false"/>
+        <w:keepLines/>
+        <w:spacing w:after="0" w:line="240"/>
+      </w:pPr>
+      <w:r>
+        <w:rPr>
+          <w:rFonts w:ascii="Courier New" w:cs="Courier New" w:eastAsia="Courier New" w:hAnsi="Courier New"/>
+          <w:sz w:val="20"/>
+          <w:szCs w:val="20"/>
+        </w:rPr>
+        <w:t xml:space="preserve">        &lt;/div&gt;</w:t>
       </w:r>
     </w:p>
     <w:p>
@@ -11439,52 +11634,7 @@
           <w:sz w:val="20"/>
           <w:szCs w:val="20"/>
         </w:rPr>
-        <w:t xml:space="preserve">        &lt;div class="card__footer"&gt;</w:t>
-      </w:r>
-    </w:p>
-    <w:p>
-      <w:pPr>
-        <w:keepNext w:val="false"/>
-        <w:keepLines/>
-        <w:spacing w:after="0" w:line="240"/>
-      </w:pPr>
-      <w:r>
-        <w:rPr>
-          <w:rFonts w:ascii="Courier New" w:cs="Courier New" w:eastAsia="Courier New" w:hAnsi="Courier New"/>
-          <w:sz w:val="20"/>
-          <w:szCs w:val="20"/>
-        </w:rPr>
-        <w:t xml:space="preserve">            &lt;span class="price"&gt;от &lt;?= money($service['price']) ?&gt; / &lt;?= e($service['unit']) ?&gt;&lt;/span&gt;</w:t>
-      </w:r>
-    </w:p>
-    <w:p>
-      <w:pPr>
-        <w:keepNext w:val="false"/>
-        <w:keepLines/>
-        <w:spacing w:after="0" w:line="240"/>
-      </w:pPr>
-      <w:r>
-        <w:rPr>
-          <w:rFonts w:ascii="Courier New" w:cs="Courier New" w:eastAsia="Courier New" w:hAnsi="Courier New"/>
-          <w:sz w:val="20"/>
-          <w:szCs w:val="20"/>
-        </w:rPr>
-        <w:t xml:space="preserve">            &lt;a class="btn btn--small" href="&lt;?= BASE_URL ?&gt;order.php?id=&lt;?= $service['id'] ?&gt;"&gt;Заказать&lt;/a&gt;</w:t>
-      </w:r>
-    </w:p>
-    <w:p>
-      <w:pPr>
-        <w:keepNext w:val="false"/>
-        <w:keepLines/>
-        <w:spacing w:after="0" w:line="240"/>
-      </w:pPr>
-      <w:r>
-        <w:rPr>
-          <w:rFonts w:ascii="Courier New" w:cs="Courier New" w:eastAsia="Courier New" w:hAnsi="Courier New"/>
-          <w:sz w:val="20"/>
-          <w:szCs w:val="20"/>
-        </w:rPr>
-        <w:t xml:space="preserve">        &lt;/div&gt;</w:t>
+        <w:t xml:space="preserve">        &lt;a class="link-arrow" href="&lt;?= BASE_URL ?&gt;order.php?id=&lt;?= $service['id'] ?&gt;"&gt;Заказать&lt;/a&gt;</w:t>
       </w:r>
     </w:p>
     <w:p>
@@ -11588,7 +11738,37 @@
           <w:sz w:val="20"/>
           <w:szCs w:val="20"/>
         </w:rPr>
-        <w:t xml:space="preserve">    &lt;img src="&lt;?= image_url($project['image']) ?&gt;" alt="&lt;?= e($project['title']) ?&gt;"&gt;</w:t>
+        <w:t xml:space="preserve">    &lt;div class="project__media"&gt;</w:t>
+      </w:r>
+    </w:p>
+    <w:p>
+      <w:pPr>
+        <w:keepNext w:val="false"/>
+        <w:keepLines/>
+        <w:spacing w:after="0" w:line="240"/>
+      </w:pPr>
+      <w:r>
+        <w:rPr>
+          <w:rFonts w:ascii="Courier New" w:cs="Courier New" w:eastAsia="Courier New" w:hAnsi="Courier New"/>
+          <w:sz w:val="20"/>
+          <w:szCs w:val="20"/>
+        </w:rPr>
+        <w:t xml:space="preserve">        &lt;img src="&lt;?= image_url($project['image']) ?&gt;" alt="&lt;?= e($project['title']) ?&gt;"&gt;</w:t>
+      </w:r>
+    </w:p>
+    <w:p>
+      <w:pPr>
+        <w:keepNext w:val="false"/>
+        <w:keepLines/>
+        <w:spacing w:after="0" w:line="240"/>
+      </w:pPr>
+      <w:r>
+        <w:rPr>
+          <w:rFonts w:ascii="Courier New" w:cs="Courier New" w:eastAsia="Courier New" w:hAnsi="Courier New"/>
+          <w:sz w:val="20"/>
+          <w:szCs w:val="20"/>
+        </w:rPr>
+        <w:t xml:space="preserve">    &lt;/div&gt;</w:t>
       </w:r>
     </w:p>
     <w:p>
@@ -11633,7 +11813,7 @@
           <w:sz w:val="20"/>
           <w:szCs w:val="20"/>
         </w:rPr>
-        <w:t xml:space="preserve">        &lt;span&gt;&lt;?= e($project['location']) ?&gt;, &lt;?= $project['area'] ?&gt; м²&lt;/span&gt;</w:t>
+        <w:t xml:space="preserve">        &lt;span&gt;&lt;?= e($project['location']) ?&gt; · &lt;?= $project['area'] ?&gt; м² · &lt;?= $project['year'] ?&gt;&lt;/span&gt;</w:t>
       </w:r>
     </w:p>
     <w:p>
@@ -11917,97 +12097,142 @@
           <w:sz w:val="20"/>
           <w:szCs w:val="20"/>
         </w:rPr>
-        <w:t xml:space="preserve">&lt;section class="hero" style="background-image: url('&lt;?= BASE_URL ?&gt;assets/img/hero.svg')"&gt;</w:t>
-      </w:r>
-    </w:p>
-    <w:p>
-      <w:pPr>
-        <w:keepNext w:val="false"/>
-        <w:keepLines/>
-        <w:spacing w:after="0" w:line="240"/>
-      </w:pPr>
-      <w:r>
-        <w:rPr>
-          <w:rFonts w:ascii="Courier New" w:cs="Courier New" w:eastAsia="Courier New" w:hAnsi="Courier New"/>
-          <w:sz w:val="20"/>
-          <w:szCs w:val="20"/>
-        </w:rPr>
-        <w:t xml:space="preserve">    &lt;div class="container hero__content"&gt;</w:t>
-      </w:r>
-    </w:p>
-    <w:p>
-      <w:pPr>
-        <w:keepNext w:val="false"/>
-        <w:keepLines/>
-        <w:spacing w:after="0" w:line="240"/>
-      </w:pPr>
-      <w:r>
-        <w:rPr>
-          <w:rFonts w:ascii="Courier New" w:cs="Courier New" w:eastAsia="Courier New" w:hAnsi="Courier New"/>
-          <w:sz w:val="20"/>
-          <w:szCs w:val="20"/>
-        </w:rPr>
-        <w:t xml:space="preserve">        &lt;h1&gt;Создаём сады,&lt;br&gt;в которых хочется жить&lt;/h1&gt;</w:t>
-      </w:r>
-    </w:p>
-    <w:p>
-      <w:pPr>
-        <w:keepNext w:val="false"/>
-        <w:keepLines/>
-        <w:spacing w:after="0" w:line="240"/>
-      </w:pPr>
-      <w:r>
-        <w:rPr>
-          <w:rFonts w:ascii="Courier New" w:cs="Courier New" w:eastAsia="Courier New" w:hAnsi="Courier New"/>
-          <w:sz w:val="20"/>
-          <w:szCs w:val="20"/>
-        </w:rPr>
-        <w:t xml:space="preserve">        &lt;p&gt;Проектирование, озеленение и благоустройство частных участков в Красноярске и пригороде. От идеи до первого урожая.&lt;/p&gt;</w:t>
-      </w:r>
-    </w:p>
-    <w:p>
-      <w:pPr>
-        <w:keepNext w:val="false"/>
-        <w:keepLines/>
-        <w:spacing w:after="0" w:line="240"/>
-      </w:pPr>
-      <w:r>
-        <w:rPr>
-          <w:rFonts w:ascii="Courier New" w:cs="Courier New" w:eastAsia="Courier New" w:hAnsi="Courier New"/>
-          <w:sz w:val="20"/>
-          <w:szCs w:val="20"/>
-        </w:rPr>
-        <w:t xml:space="preserve">        &lt;div class="hero__buttons"&gt;</w:t>
-      </w:r>
-    </w:p>
-    <w:p>
-      <w:pPr>
-        <w:keepNext w:val="false"/>
-        <w:keepLines/>
-        <w:spacing w:after="0" w:line="240"/>
-      </w:pPr>
-      <w:r>
-        <w:rPr>
-          <w:rFonts w:ascii="Courier New" w:cs="Courier New" w:eastAsia="Courier New" w:hAnsi="Courier New"/>
-          <w:sz w:val="20"/>
-          <w:szCs w:val="20"/>
-        </w:rPr>
-        <w:t xml:space="preserve">            &lt;a class="btn" href="services.php"&gt;Выбрать услугу&lt;/a&gt;</w:t>
-      </w:r>
-    </w:p>
-    <w:p>
-      <w:pPr>
-        <w:keepNext w:val="false"/>
-        <w:keepLines/>
-        <w:spacing w:after="0" w:line="240"/>
-      </w:pPr>
-      <w:r>
-        <w:rPr>
-          <w:rFonts w:ascii="Courier New" w:cs="Courier New" w:eastAsia="Courier New" w:hAnsi="Courier New"/>
-          <w:sz w:val="20"/>
-          <w:szCs w:val="20"/>
-        </w:rPr>
-        <w:t xml:space="preserve">            &lt;a class="btn btn--light" href="portfolio.php"&gt;Смотреть работы&lt;/a&gt;</w:t>
+        <w:t xml:space="preserve">&lt;section class="container hero"&gt;</w:t>
+      </w:r>
+    </w:p>
+    <w:p>
+      <w:pPr>
+        <w:keepNext w:val="false"/>
+        <w:keepLines/>
+        <w:spacing w:after="0" w:line="240"/>
+      </w:pPr>
+      <w:r>
+        <w:rPr>
+          <w:rFonts w:ascii="Courier New" w:cs="Courier New" w:eastAsia="Courier New" w:hAnsi="Courier New"/>
+          <w:sz w:val="20"/>
+          <w:szCs w:val="20"/>
+        </w:rPr>
+        <w:t xml:space="preserve">    &lt;div class="hero__media" style="background-image: url('&lt;?= BASE_URL ?&gt;assets/img/hero.svg')"&gt;</w:t>
+      </w:r>
+    </w:p>
+    <w:p>
+      <w:pPr>
+        <w:keepNext w:val="false"/>
+        <w:keepLines/>
+        <w:spacing w:after="0" w:line="240"/>
+      </w:pPr>
+      <w:r>
+        <w:rPr>
+          <w:rFonts w:ascii="Courier New" w:cs="Courier New" w:eastAsia="Courier New" w:hAnsi="Courier New"/>
+          <w:sz w:val="20"/>
+          <w:szCs w:val="20"/>
+        </w:rPr>
+        <w:t xml:space="preserve">        &lt;span class="eyebrow eyebrow--light"&gt;Студия ландшафтного дизайна · Красноярск&lt;/span&gt;</w:t>
+      </w:r>
+    </w:p>
+    <w:p>
+      <w:pPr>
+        <w:keepNext w:val="false"/>
+        <w:keepLines/>
+        <w:spacing w:after="0" w:line="240"/>
+      </w:pPr>
+      <w:r>
+        <w:rPr>
+          <w:rFonts w:ascii="Courier New" w:cs="Courier New" w:eastAsia="Courier New" w:hAnsi="Courier New"/>
+          <w:sz w:val="20"/>
+          <w:szCs w:val="20"/>
+        </w:rPr>
+        <w:t xml:space="preserve">        &lt;h1&gt;Создаём сады, в&amp;nbsp;которых хочется жить&lt;/h1&gt;</w:t>
+      </w:r>
+    </w:p>
+    <w:p>
+      <w:pPr>
+        <w:keepNext w:val="false"/>
+        <w:keepLines/>
+        <w:spacing w:after="0" w:line="240"/>
+      </w:pPr>
+      <w:r>
+        <w:rPr>
+          <w:rFonts w:ascii="Courier New" w:cs="Courier New" w:eastAsia="Courier New" w:hAnsi="Courier New"/>
+          <w:sz w:val="20"/>
+          <w:szCs w:val="20"/>
+        </w:rPr>
+        <w:t xml:space="preserve">        &lt;div class="hero__bottom"&gt;</w:t>
+      </w:r>
+    </w:p>
+    <w:p>
+      <w:pPr>
+        <w:keepNext w:val="false"/>
+        <w:keepLines/>
+        <w:spacing w:after="0" w:line="240"/>
+      </w:pPr>
+      <w:r>
+        <w:rPr>
+          <w:rFonts w:ascii="Courier New" w:cs="Courier New" w:eastAsia="Courier New" w:hAnsi="Courier New"/>
+          <w:sz w:val="20"/>
+          <w:szCs w:val="20"/>
+        </w:rPr>
+        <w:t xml:space="preserve">            &lt;p&gt;Проектирование, озеленение и благоустройство частных участков. От идеи до первого урожая.&lt;/p&gt;</w:t>
+      </w:r>
+    </w:p>
+    <w:p>
+      <w:pPr>
+        <w:keepNext w:val="false"/>
+        <w:keepLines/>
+        <w:spacing w:after="0" w:line="240"/>
+      </w:pPr>
+      <w:r>
+        <w:rPr>
+          <w:rFonts w:ascii="Courier New" w:cs="Courier New" w:eastAsia="Courier New" w:hAnsi="Courier New"/>
+          <w:sz w:val="20"/>
+          <w:szCs w:val="20"/>
+        </w:rPr>
+        <w:t xml:space="preserve">            &lt;div class="hero__buttons"&gt;</w:t>
+      </w:r>
+    </w:p>
+    <w:p>
+      <w:pPr>
+        <w:keepNext w:val="false"/>
+        <w:keepLines/>
+        <w:spacing w:after="0" w:line="240"/>
+      </w:pPr>
+      <w:r>
+        <w:rPr>
+          <w:rFonts w:ascii="Courier New" w:cs="Courier New" w:eastAsia="Courier New" w:hAnsi="Courier New"/>
+          <w:sz w:val="20"/>
+          <w:szCs w:val="20"/>
+        </w:rPr>
+        <w:t xml:space="preserve">                &lt;a class="btn btn--accent" href="services.php"&gt;Выбрать услугу&lt;/a&gt;</w:t>
+      </w:r>
+    </w:p>
+    <w:p>
+      <w:pPr>
+        <w:keepNext w:val="false"/>
+        <w:keepLines/>
+        <w:spacing w:after="0" w:line="240"/>
+      </w:pPr>
+      <w:r>
+        <w:rPr>
+          <w:rFonts w:ascii="Courier New" w:cs="Courier New" w:eastAsia="Courier New" w:hAnsi="Courier New"/>
+          <w:sz w:val="20"/>
+          <w:szCs w:val="20"/>
+        </w:rPr>
+        <w:t xml:space="preserve">                &lt;a class="btn btn--ghost" href="portfolio.php"&gt;Портфолио&lt;/a&gt;</w:t>
+      </w:r>
+    </w:p>
+    <w:p>
+      <w:pPr>
+        <w:keepNext w:val="false"/>
+        <w:keepLines/>
+        <w:spacing w:after="0" w:line="240"/>
+      </w:pPr>
+      <w:r>
+        <w:rPr>
+          <w:rFonts w:ascii="Courier New" w:cs="Courier New" w:eastAsia="Courier New" w:hAnsi="Courier New"/>
+          <w:sz w:val="20"/>
+          <w:szCs w:val="20"/>
+        </w:rPr>
+        <w:t xml:space="preserve">            &lt;/div&gt;</w:t>
       </w:r>
     </w:p>
     <w:p>
@@ -12232,7 +12457,52 @@
           <w:sz w:val="20"/>
           <w:szCs w:val="20"/>
         </w:rPr>
-        <w:t xml:space="preserve">    &lt;h2 class="section__title"&gt;Почему выбирают нас&lt;/h2&gt;</w:t>
+        <w:t xml:space="preserve">    &lt;div class="section-head"&gt;</w:t>
+      </w:r>
+    </w:p>
+    <w:p>
+      <w:pPr>
+        <w:keepNext w:val="false"/>
+        <w:keepLines/>
+        <w:spacing w:after="0" w:line="240"/>
+      </w:pPr>
+      <w:r>
+        <w:rPr>
+          <w:rFonts w:ascii="Courier New" w:cs="Courier New" w:eastAsia="Courier New" w:hAnsi="Courier New"/>
+          <w:sz w:val="20"/>
+          <w:szCs w:val="20"/>
+        </w:rPr>
+        <w:t xml:space="preserve">        &lt;span class="eyebrow"&gt;Почему мы&lt;/span&gt;</w:t>
+      </w:r>
+    </w:p>
+    <w:p>
+      <w:pPr>
+        <w:keepNext w:val="false"/>
+        <w:keepLines/>
+        <w:spacing w:after="0" w:line="240"/>
+      </w:pPr>
+      <w:r>
+        <w:rPr>
+          <w:rFonts w:ascii="Courier New" w:cs="Courier New" w:eastAsia="Courier New" w:hAnsi="Courier New"/>
+          <w:sz w:val="20"/>
+          <w:szCs w:val="20"/>
+        </w:rPr>
+        <w:t xml:space="preserve">        &lt;h2&gt;Делаем сад под ваш участок, климат и образ жизни&lt;/h2&gt;</w:t>
+      </w:r>
+    </w:p>
+    <w:p>
+      <w:pPr>
+        <w:keepNext w:val="false"/>
+        <w:keepLines/>
+        <w:spacing w:after="0" w:line="240"/>
+      </w:pPr>
+      <w:r>
+        <w:rPr>
+          <w:rFonts w:ascii="Courier New" w:cs="Courier New" w:eastAsia="Courier New" w:hAnsi="Courier New"/>
+          <w:sz w:val="20"/>
+          <w:szCs w:val="20"/>
+        </w:rPr>
+        <w:t xml:space="preserve">    &lt;/div&gt;</w:t>
       </w:r>
     </w:p>
     <w:p>
@@ -12262,52 +12532,52 @@
           <w:sz w:val="20"/>
           <w:szCs w:val="20"/>
         </w:rPr>
-        <w:t xml:space="preserve">        &lt;div class="feature"&gt;&lt;span&gt;🌿&lt;/span&gt;&lt;h3&gt;Растения для Сибири&lt;/h3&gt;&lt;p&gt;Подбираем только зимостойкие сорта, которые переживут морозы.&lt;/p&gt;&lt;/div&gt;</w:t>
-      </w:r>
-    </w:p>
-    <w:p>
-      <w:pPr>
-        <w:keepNext w:val="false"/>
-        <w:keepLines/>
-        <w:spacing w:after="0" w:line="240"/>
-      </w:pPr>
-      <w:r>
-        <w:rPr>
-          <w:rFonts w:ascii="Courier New" w:cs="Courier New" w:eastAsia="Courier New" w:hAnsi="Courier New"/>
-          <w:sz w:val="20"/>
-          <w:szCs w:val="20"/>
-        </w:rPr>
-        <w:t xml:space="preserve">        &lt;div class="feature"&gt;&lt;span&gt;📐&lt;/span&gt;&lt;h3&gt;Проект до мелочей&lt;/h3&gt;&lt;p&gt;Генплан, дендроплан и 3D-модель — видите сад до начала работ.&lt;/p&gt;&lt;/div&gt;</w:t>
-      </w:r>
-    </w:p>
-    <w:p>
-      <w:pPr>
-        <w:keepNext w:val="false"/>
-        <w:keepLines/>
-        <w:spacing w:after="0" w:line="240"/>
-      </w:pPr>
-      <w:r>
-        <w:rPr>
-          <w:rFonts w:ascii="Courier New" w:cs="Courier New" w:eastAsia="Courier New" w:hAnsi="Courier New"/>
-          <w:sz w:val="20"/>
-          <w:szCs w:val="20"/>
-        </w:rPr>
-        <w:t xml:space="preserve">        &lt;div class="feature"&gt;&lt;span&gt;🤝&lt;/span&gt;&lt;h3&gt;Один договор&lt;/h3&gt;&lt;p&gt;Проектируем, строим и ухаживаем сами, без субподрядчиков.&lt;/p&gt;&lt;/div&gt;</w:t>
-      </w:r>
-    </w:p>
-    <w:p>
-      <w:pPr>
-        <w:keepNext w:val="false"/>
-        <w:keepLines/>
-        <w:spacing w:after="0" w:line="240"/>
-      </w:pPr>
-      <w:r>
-        <w:rPr>
-          <w:rFonts w:ascii="Courier New" w:cs="Courier New" w:eastAsia="Courier New" w:hAnsi="Courier New"/>
-          <w:sz w:val="20"/>
-          <w:szCs w:val="20"/>
-        </w:rPr>
-        <w:t xml:space="preserve">        &lt;div class="feature"&gt;&lt;span&gt;🛡️&lt;/span&gt;&lt;h3&gt;Гарантия 2 года&lt;/h3&gt;&lt;p&gt;Бесплатно заменим растение, если оно не прижилось.&lt;/p&gt;&lt;/div&gt;</w:t>
+        <w:t xml:space="preserve">        &lt;div class="feature"&gt;&lt;span class="feature__num"&gt;01&lt;/span&gt;&lt;h3&gt;Растения для Сибири&lt;/h3&gt;&lt;p&gt;Подбираем только зимостойкие сорта, которые переживут морозы.&lt;/p&gt;&lt;/div&gt;</w:t>
+      </w:r>
+    </w:p>
+    <w:p>
+      <w:pPr>
+        <w:keepNext w:val="false"/>
+        <w:keepLines/>
+        <w:spacing w:after="0" w:line="240"/>
+      </w:pPr>
+      <w:r>
+        <w:rPr>
+          <w:rFonts w:ascii="Courier New" w:cs="Courier New" w:eastAsia="Courier New" w:hAnsi="Courier New"/>
+          <w:sz w:val="20"/>
+          <w:szCs w:val="20"/>
+        </w:rPr>
+        <w:t xml:space="preserve">        &lt;div class="feature"&gt;&lt;span class="feature__num"&gt;02&lt;/span&gt;&lt;h3&gt;Проект до мелочей&lt;/h3&gt;&lt;p&gt;Генплан, дендроплан и 3D-модель — видите сад до начала работ.&lt;/p&gt;&lt;/div&gt;</w:t>
+      </w:r>
+    </w:p>
+    <w:p>
+      <w:pPr>
+        <w:keepNext w:val="false"/>
+        <w:keepLines/>
+        <w:spacing w:after="0" w:line="240"/>
+      </w:pPr>
+      <w:r>
+        <w:rPr>
+          <w:rFonts w:ascii="Courier New" w:cs="Courier New" w:eastAsia="Courier New" w:hAnsi="Courier New"/>
+          <w:sz w:val="20"/>
+          <w:szCs w:val="20"/>
+        </w:rPr>
+        <w:t xml:space="preserve">        &lt;div class="feature"&gt;&lt;span class="feature__num"&gt;03&lt;/span&gt;&lt;h3&gt;Один договор&lt;/h3&gt;&lt;p&gt;Проектируем, строим и ухаживаем сами, без субподрядчиков.&lt;/p&gt;&lt;/div&gt;</w:t>
+      </w:r>
+    </w:p>
+    <w:p>
+      <w:pPr>
+        <w:keepNext w:val="false"/>
+        <w:keepLines/>
+        <w:spacing w:after="0" w:line="240"/>
+      </w:pPr>
+      <w:r>
+        <w:rPr>
+          <w:rFonts w:ascii="Courier New" w:cs="Courier New" w:eastAsia="Courier New" w:hAnsi="Courier New"/>
+          <w:sz w:val="20"/>
+          <w:szCs w:val="20"/>
+        </w:rPr>
+        <w:t xml:space="preserve">        &lt;div class="feature"&gt;&lt;span class="feature__num"&gt;04&lt;/span&gt;&lt;h3&gt;Гарантия 2 года&lt;/h3&gt;&lt;p&gt;Бесплатно заменим растение, если оно не прижилось.&lt;/p&gt;&lt;/div&gt;</w:t>
       </w:r>
     </w:p>
     <w:p>
@@ -12367,7 +12637,202 @@
           <w:sz w:val="20"/>
           <w:szCs w:val="20"/>
         </w:rPr>
-        <w:t xml:space="preserve">&lt;section class="section section--tinted"&gt;</w:t>
+        <w:t xml:space="preserve">&lt;section class="section container"&gt;</w:t>
+      </w:r>
+    </w:p>
+    <w:p>
+      <w:pPr>
+        <w:keepNext w:val="false"/>
+        <w:keepLines/>
+        <w:spacing w:after="0" w:line="240"/>
+      </w:pPr>
+      <w:r>
+        <w:rPr>
+          <w:rFonts w:ascii="Courier New" w:cs="Courier New" w:eastAsia="Courier New" w:hAnsi="Courier New"/>
+          <w:sz w:val="20"/>
+          <w:szCs w:val="20"/>
+        </w:rPr>
+        <w:t xml:space="preserve">    &lt;div class="section-head section-head--row"&gt;</w:t>
+      </w:r>
+    </w:p>
+    <w:p>
+      <w:pPr>
+        <w:keepNext w:val="false"/>
+        <w:keepLines/>
+        <w:spacing w:after="0" w:line="240"/>
+      </w:pPr>
+      <w:r>
+        <w:rPr>
+          <w:rFonts w:ascii="Courier New" w:cs="Courier New" w:eastAsia="Courier New" w:hAnsi="Courier New"/>
+          <w:sz w:val="20"/>
+          <w:szCs w:val="20"/>
+        </w:rPr>
+        <w:t xml:space="preserve">        &lt;div&gt;</w:t>
+      </w:r>
+    </w:p>
+    <w:p>
+      <w:pPr>
+        <w:keepNext w:val="false"/>
+        <w:keepLines/>
+        <w:spacing w:after="0" w:line="240"/>
+      </w:pPr>
+      <w:r>
+        <w:rPr>
+          <w:rFonts w:ascii="Courier New" w:cs="Courier New" w:eastAsia="Courier New" w:hAnsi="Courier New"/>
+          <w:sz w:val="20"/>
+          <w:szCs w:val="20"/>
+        </w:rPr>
+        <w:t xml:space="preserve">            &lt;span class="eyebrow"&gt;Услуги&lt;/span&gt;</w:t>
+      </w:r>
+    </w:p>
+    <w:p>
+      <w:pPr>
+        <w:keepNext w:val="false"/>
+        <w:keepLines/>
+        <w:spacing w:after="0" w:line="240"/>
+      </w:pPr>
+      <w:r>
+        <w:rPr>
+          <w:rFonts w:ascii="Courier New" w:cs="Courier New" w:eastAsia="Courier New" w:hAnsi="Courier New"/>
+          <w:sz w:val="20"/>
+          <w:szCs w:val="20"/>
+        </w:rPr>
+        <w:t xml:space="preserve">            &lt;h2&gt;Популярные услуги&lt;/h2&gt;</w:t>
+      </w:r>
+    </w:p>
+    <w:p>
+      <w:pPr>
+        <w:keepNext w:val="false"/>
+        <w:keepLines/>
+        <w:spacing w:after="0" w:line="240"/>
+      </w:pPr>
+      <w:r>
+        <w:rPr>
+          <w:rFonts w:ascii="Courier New" w:cs="Courier New" w:eastAsia="Courier New" w:hAnsi="Courier New"/>
+          <w:sz w:val="20"/>
+          <w:szCs w:val="20"/>
+        </w:rPr>
+        <w:t xml:space="preserve">        &lt;/div&gt;</w:t>
+      </w:r>
+    </w:p>
+    <w:p>
+      <w:pPr>
+        <w:keepNext w:val="false"/>
+        <w:keepLines/>
+        <w:spacing w:after="0" w:line="240"/>
+      </w:pPr>
+      <w:r>
+        <w:rPr>
+          <w:rFonts w:ascii="Courier New" w:cs="Courier New" w:eastAsia="Courier New" w:hAnsi="Courier New"/>
+          <w:sz w:val="20"/>
+          <w:szCs w:val="20"/>
+        </w:rPr>
+        <w:t xml:space="preserve">        &lt;a class="link-arrow" href="services.php"&gt;Все услуги&lt;/a&gt;</w:t>
+      </w:r>
+    </w:p>
+    <w:p>
+      <w:pPr>
+        <w:keepNext w:val="false"/>
+        <w:keepLines/>
+        <w:spacing w:after="0" w:line="240"/>
+      </w:pPr>
+      <w:r>
+        <w:rPr>
+          <w:rFonts w:ascii="Courier New" w:cs="Courier New" w:eastAsia="Courier New" w:hAnsi="Courier New"/>
+          <w:sz w:val="20"/>
+          <w:szCs w:val="20"/>
+        </w:rPr>
+        <w:t xml:space="preserve">    &lt;/div&gt;</w:t>
+      </w:r>
+    </w:p>
+    <w:p>
+      <w:pPr>
+        <w:keepNext w:val="false"/>
+        <w:keepLines/>
+        <w:spacing w:after="0" w:line="240"/>
+      </w:pPr>
+      <w:r>
+        <w:rPr>
+          <w:rFonts w:ascii="Courier New" w:cs="Courier New" w:eastAsia="Courier New" w:hAnsi="Courier New"/>
+          <w:sz w:val="20"/>
+          <w:szCs w:val="20"/>
+        </w:rPr>
+        <w:t xml:space="preserve">    &lt;div class="grid"&gt;</w:t>
+      </w:r>
+    </w:p>
+    <w:p>
+      <w:pPr>
+        <w:keepNext w:val="false"/>
+        <w:keepLines/>
+        <w:spacing w:after="0" w:line="240"/>
+      </w:pPr>
+      <w:r>
+        <w:rPr>
+          <w:rFonts w:ascii="Courier New" w:cs="Courier New" w:eastAsia="Courier New" w:hAnsi="Courier New"/>
+          <w:sz w:val="20"/>
+          <w:szCs w:val="20"/>
+        </w:rPr>
+        <w:t xml:space="preserve">        &lt;?php foreach ($services as $service) require 'includes/service_card.php'; ?&gt;</w:t>
+      </w:r>
+    </w:p>
+    <w:p>
+      <w:pPr>
+        <w:keepNext w:val="false"/>
+        <w:keepLines/>
+        <w:spacing w:after="0" w:line="240"/>
+      </w:pPr>
+      <w:r>
+        <w:rPr>
+          <w:rFonts w:ascii="Courier New" w:cs="Courier New" w:eastAsia="Courier New" w:hAnsi="Courier New"/>
+          <w:sz w:val="20"/>
+          <w:szCs w:val="20"/>
+        </w:rPr>
+        <w:t xml:space="preserve">    &lt;/div&gt;</w:t>
+      </w:r>
+    </w:p>
+    <w:p>
+      <w:pPr>
+        <w:keepNext w:val="false"/>
+        <w:keepLines/>
+        <w:spacing w:after="0" w:line="240"/>
+      </w:pPr>
+      <w:r>
+        <w:rPr>
+          <w:rFonts w:ascii="Courier New" w:cs="Courier New" w:eastAsia="Courier New" w:hAnsi="Courier New"/>
+          <w:sz w:val="20"/>
+          <w:szCs w:val="20"/>
+        </w:rPr>
+        <w:t xml:space="preserve">&lt;/section&gt;</w:t>
+      </w:r>
+    </w:p>
+    <w:p>
+      <w:pPr>
+        <w:keepNext w:val="false"/>
+        <w:keepLines/>
+        <w:spacing w:after="0" w:line="240"/>
+      </w:pPr>
+      <w:r>
+        <w:rPr>
+          <w:rFonts w:ascii="Courier New" w:cs="Courier New" w:eastAsia="Courier New" w:hAnsi="Courier New"/>
+          <w:sz w:val="20"/>
+          <w:szCs w:val="20"/>
+        </w:rPr>
+        <w:t xml:space="preserve"> </w:t>
+      </w:r>
+    </w:p>
+    <w:p>
+      <w:pPr>
+        <w:keepNext w:val="false"/>
+        <w:keepLines/>
+        <w:spacing w:after="0" w:line="240"/>
+      </w:pPr>
+      <w:r>
+        <w:rPr>
+          <w:rFonts w:ascii="Courier New" w:cs="Courier New" w:eastAsia="Courier New" w:hAnsi="Courier New"/>
+          <w:sz w:val="20"/>
+          <w:szCs w:val="20"/>
+        </w:rPr>
+        <w:t xml:space="preserve">&lt;section class="section section--dark"&gt;</w:t>
       </w:r>
     </w:p>
     <w:p>
@@ -12397,37 +12862,37 @@
           <w:sz w:val="20"/>
           <w:szCs w:val="20"/>
         </w:rPr>
-        <w:t xml:space="preserve">        &lt;h2 class="section__title"&gt;Популярные услуги&lt;/h2&gt;</w:t>
-      </w:r>
-    </w:p>
-    <w:p>
-      <w:pPr>
-        <w:keepNext w:val="false"/>
-        <w:keepLines/>
-        <w:spacing w:after="0" w:line="240"/>
-      </w:pPr>
-      <w:r>
-        <w:rPr>
-          <w:rFonts w:ascii="Courier New" w:cs="Courier New" w:eastAsia="Courier New" w:hAnsi="Courier New"/>
-          <w:sz w:val="20"/>
-          <w:szCs w:val="20"/>
-        </w:rPr>
-        <w:t xml:space="preserve">        &lt;div class="grid"&gt;</w:t>
-      </w:r>
-    </w:p>
-    <w:p>
-      <w:pPr>
-        <w:keepNext w:val="false"/>
-        <w:keepLines/>
-        <w:spacing w:after="0" w:line="240"/>
-      </w:pPr>
-      <w:r>
-        <w:rPr>
-          <w:rFonts w:ascii="Courier New" w:cs="Courier New" w:eastAsia="Courier New" w:hAnsi="Courier New"/>
-          <w:sz w:val="20"/>
-          <w:szCs w:val="20"/>
-        </w:rPr>
-        <w:t xml:space="preserve">            &lt;?php foreach ($services as $service) require 'includes/service_card.php'; ?&gt;</w:t>
+        <w:t xml:space="preserve">        &lt;div class="section-head"&gt;</w:t>
+      </w:r>
+    </w:p>
+    <w:p>
+      <w:pPr>
+        <w:keepNext w:val="false"/>
+        <w:keepLines/>
+        <w:spacing w:after="0" w:line="240"/>
+      </w:pPr>
+      <w:r>
+        <w:rPr>
+          <w:rFonts w:ascii="Courier New" w:cs="Courier New" w:eastAsia="Courier New" w:hAnsi="Courier New"/>
+          <w:sz w:val="20"/>
+          <w:szCs w:val="20"/>
+        </w:rPr>
+        <w:t xml:space="preserve">            &lt;span class="eyebrow eyebrow--light"&gt;Процесс&lt;/span&gt;</w:t>
+      </w:r>
+    </w:p>
+    <w:p>
+      <w:pPr>
+        <w:keepNext w:val="false"/>
+        <w:keepLines/>
+        <w:spacing w:after="0" w:line="240"/>
+      </w:pPr>
+      <w:r>
+        <w:rPr>
+          <w:rFonts w:ascii="Courier New" w:cs="Courier New" w:eastAsia="Courier New" w:hAnsi="Courier New"/>
+          <w:sz w:val="20"/>
+          <w:szCs w:val="20"/>
+        </w:rPr>
+        <w:t xml:space="preserve">            &lt;h2&gt;Как мы работаем&lt;/h2&gt;</w:t>
       </w:r>
     </w:p>
     <w:p>
@@ -12457,7 +12922,82 @@
           <w:sz w:val="20"/>
           <w:szCs w:val="20"/>
         </w:rPr>
-        <w:t xml:space="preserve">        &lt;div class="center"&gt;&lt;a class="btn btn--outline" href="services.php"&gt;Все услуги&lt;/a&gt;&lt;/div&gt;</w:t>
+        <w:t xml:space="preserve">        &lt;ol class="steps"&gt;</w:t>
+      </w:r>
+    </w:p>
+    <w:p>
+      <w:pPr>
+        <w:keepNext w:val="false"/>
+        <w:keepLines/>
+        <w:spacing w:after="0" w:line="240"/>
+      </w:pPr>
+      <w:r>
+        <w:rPr>
+          <w:rFonts w:ascii="Courier New" w:cs="Courier New" w:eastAsia="Courier New" w:hAnsi="Courier New"/>
+          <w:sz w:val="20"/>
+          <w:szCs w:val="20"/>
+        </w:rPr>
+        <w:t xml:space="preserve">            &lt;li&gt;&lt;strong&gt;Заявка&lt;/strong&gt;Оставляете заказ на сайте или звоните нам&lt;/li&gt;</w:t>
+      </w:r>
+    </w:p>
+    <w:p>
+      <w:pPr>
+        <w:keepNext w:val="false"/>
+        <w:keepLines/>
+        <w:spacing w:after="0" w:line="240"/>
+      </w:pPr>
+      <w:r>
+        <w:rPr>
+          <w:rFonts w:ascii="Courier New" w:cs="Courier New" w:eastAsia="Courier New" w:hAnsi="Courier New"/>
+          <w:sz w:val="20"/>
+          <w:szCs w:val="20"/>
+        </w:rPr>
+        <w:t xml:space="preserve">            &lt;li&gt;&lt;strong&gt;Выезд&lt;/strong&gt;Специалист осматривает участок и делает замеры&lt;/li&gt;</w:t>
+      </w:r>
+    </w:p>
+    <w:p>
+      <w:pPr>
+        <w:keepNext w:val="false"/>
+        <w:keepLines/>
+        <w:spacing w:after="0" w:line="240"/>
+      </w:pPr>
+      <w:r>
+        <w:rPr>
+          <w:rFonts w:ascii="Courier New" w:cs="Courier New" w:eastAsia="Courier New" w:hAnsi="Courier New"/>
+          <w:sz w:val="20"/>
+          <w:szCs w:val="20"/>
+        </w:rPr>
+        <w:t xml:space="preserve">            &lt;li&gt;&lt;strong&gt;Проект&lt;/strong&gt;Согласовываем план, смету и сроки&lt;/li&gt;</w:t>
+      </w:r>
+    </w:p>
+    <w:p>
+      <w:pPr>
+        <w:keepNext w:val="false"/>
+        <w:keepLines/>
+        <w:spacing w:after="0" w:line="240"/>
+      </w:pPr>
+      <w:r>
+        <w:rPr>
+          <w:rFonts w:ascii="Courier New" w:cs="Courier New" w:eastAsia="Courier New" w:hAnsi="Courier New"/>
+          <w:sz w:val="20"/>
+          <w:szCs w:val="20"/>
+        </w:rPr>
+        <w:t xml:space="preserve">            &lt;li&gt;&lt;strong&gt;Реализация&lt;/strong&gt;Создаём сад и передаём его вам с рекомендациями&lt;/li&gt;</w:t>
+      </w:r>
+    </w:p>
+    <w:p>
+      <w:pPr>
+        <w:keepNext w:val="false"/>
+        <w:keepLines/>
+        <w:spacing w:after="0" w:line="240"/>
+      </w:pPr>
+      <w:r>
+        <w:rPr>
+          <w:rFonts w:ascii="Courier New" w:cs="Courier New" w:eastAsia="Courier New" w:hAnsi="Courier New"/>
+          <w:sz w:val="20"/>
+          <w:szCs w:val="20"/>
+        </w:rPr>
+        <w:t xml:space="preserve">        &lt;/ol&gt;</w:t>
       </w:r>
     </w:p>
     <w:p>
@@ -12532,97 +13072,142 @@
           <w:sz w:val="20"/>
           <w:szCs w:val="20"/>
         </w:rPr>
-        <w:t xml:space="preserve">    &lt;h2 class="section__title"&gt;Как мы работаем&lt;/h2&gt;</w:t>
-      </w:r>
-    </w:p>
-    <w:p>
-      <w:pPr>
-        <w:keepNext w:val="false"/>
-        <w:keepLines/>
-        <w:spacing w:after="0" w:line="240"/>
-      </w:pPr>
-      <w:r>
-        <w:rPr>
-          <w:rFonts w:ascii="Courier New" w:cs="Courier New" w:eastAsia="Courier New" w:hAnsi="Courier New"/>
-          <w:sz w:val="20"/>
-          <w:szCs w:val="20"/>
-        </w:rPr>
-        <w:t xml:space="preserve">    &lt;ol class="steps"&gt;</w:t>
-      </w:r>
-    </w:p>
-    <w:p>
-      <w:pPr>
-        <w:keepNext w:val="false"/>
-        <w:keepLines/>
-        <w:spacing w:after="0" w:line="240"/>
-      </w:pPr>
-      <w:r>
-        <w:rPr>
-          <w:rFonts w:ascii="Courier New" w:cs="Courier New" w:eastAsia="Courier New" w:hAnsi="Courier New"/>
-          <w:sz w:val="20"/>
-          <w:szCs w:val="20"/>
-        </w:rPr>
-        <w:t xml:space="preserve">        &lt;li&gt;&lt;strong&gt;Заявка&lt;/strong&gt;Оставляете заказ на сайте или звоните нам&lt;/li&gt;</w:t>
-      </w:r>
-    </w:p>
-    <w:p>
-      <w:pPr>
-        <w:keepNext w:val="false"/>
-        <w:keepLines/>
-        <w:spacing w:after="0" w:line="240"/>
-      </w:pPr>
-      <w:r>
-        <w:rPr>
-          <w:rFonts w:ascii="Courier New" w:cs="Courier New" w:eastAsia="Courier New" w:hAnsi="Courier New"/>
-          <w:sz w:val="20"/>
-          <w:szCs w:val="20"/>
-        </w:rPr>
-        <w:t xml:space="preserve">        &lt;li&gt;&lt;strong&gt;Выезд&lt;/strong&gt;Специалист осматривает участок и делает замеры&lt;/li&gt;</w:t>
-      </w:r>
-    </w:p>
-    <w:p>
-      <w:pPr>
-        <w:keepNext w:val="false"/>
-        <w:keepLines/>
-        <w:spacing w:after="0" w:line="240"/>
-      </w:pPr>
-      <w:r>
-        <w:rPr>
-          <w:rFonts w:ascii="Courier New" w:cs="Courier New" w:eastAsia="Courier New" w:hAnsi="Courier New"/>
-          <w:sz w:val="20"/>
-          <w:szCs w:val="20"/>
-        </w:rPr>
-        <w:t xml:space="preserve">        &lt;li&gt;&lt;strong&gt;Проект&lt;/strong&gt;Согласовываем план, смету и сроки&lt;/li&gt;</w:t>
-      </w:r>
-    </w:p>
-    <w:p>
-      <w:pPr>
-        <w:keepNext w:val="false"/>
-        <w:keepLines/>
-        <w:spacing w:after="0" w:line="240"/>
-      </w:pPr>
-      <w:r>
-        <w:rPr>
-          <w:rFonts w:ascii="Courier New" w:cs="Courier New" w:eastAsia="Courier New" w:hAnsi="Courier New"/>
-          <w:sz w:val="20"/>
-          <w:szCs w:val="20"/>
-        </w:rPr>
-        <w:t xml:space="preserve">        &lt;li&gt;&lt;strong&gt;Реализация&lt;/strong&gt;Создаём сад и передаём его вам с рекомендациями&lt;/li&gt;</w:t>
-      </w:r>
-    </w:p>
-    <w:p>
-      <w:pPr>
-        <w:keepNext w:val="false"/>
-        <w:keepLines/>
-        <w:spacing w:after="0" w:line="240"/>
-      </w:pPr>
-      <w:r>
-        <w:rPr>
-          <w:rFonts w:ascii="Courier New" w:cs="Courier New" w:eastAsia="Courier New" w:hAnsi="Courier New"/>
-          <w:sz w:val="20"/>
-          <w:szCs w:val="20"/>
-        </w:rPr>
-        <w:t xml:space="preserve">    &lt;/ol&gt;</w:t>
+        <w:t xml:space="preserve">    &lt;div class="section-head section-head--row"&gt;</w:t>
+      </w:r>
+    </w:p>
+    <w:p>
+      <w:pPr>
+        <w:keepNext w:val="false"/>
+        <w:keepLines/>
+        <w:spacing w:after="0" w:line="240"/>
+      </w:pPr>
+      <w:r>
+        <w:rPr>
+          <w:rFonts w:ascii="Courier New" w:cs="Courier New" w:eastAsia="Courier New" w:hAnsi="Courier New"/>
+          <w:sz w:val="20"/>
+          <w:szCs w:val="20"/>
+        </w:rPr>
+        <w:t xml:space="preserve">        &lt;div&gt;</w:t>
+      </w:r>
+    </w:p>
+    <w:p>
+      <w:pPr>
+        <w:keepNext w:val="false"/>
+        <w:keepLines/>
+        <w:spacing w:after="0" w:line="240"/>
+      </w:pPr>
+      <w:r>
+        <w:rPr>
+          <w:rFonts w:ascii="Courier New" w:cs="Courier New" w:eastAsia="Courier New" w:hAnsi="Courier New"/>
+          <w:sz w:val="20"/>
+          <w:szCs w:val="20"/>
+        </w:rPr>
+        <w:t xml:space="preserve">            &lt;span class="eyebrow"&gt;Портфолио&lt;/span&gt;</w:t>
+      </w:r>
+    </w:p>
+    <w:p>
+      <w:pPr>
+        <w:keepNext w:val="false"/>
+        <w:keepLines/>
+        <w:spacing w:after="0" w:line="240"/>
+      </w:pPr>
+      <w:r>
+        <w:rPr>
+          <w:rFonts w:ascii="Courier New" w:cs="Courier New" w:eastAsia="Courier New" w:hAnsi="Courier New"/>
+          <w:sz w:val="20"/>
+          <w:szCs w:val="20"/>
+        </w:rPr>
+        <w:t xml:space="preserve">            &lt;h2&gt;Последние работы&lt;/h2&gt;</w:t>
+      </w:r>
+    </w:p>
+    <w:p>
+      <w:pPr>
+        <w:keepNext w:val="false"/>
+        <w:keepLines/>
+        <w:spacing w:after="0" w:line="240"/>
+      </w:pPr>
+      <w:r>
+        <w:rPr>
+          <w:rFonts w:ascii="Courier New" w:cs="Courier New" w:eastAsia="Courier New" w:hAnsi="Courier New"/>
+          <w:sz w:val="20"/>
+          <w:szCs w:val="20"/>
+        </w:rPr>
+        <w:t xml:space="preserve">        &lt;/div&gt;</w:t>
+      </w:r>
+    </w:p>
+    <w:p>
+      <w:pPr>
+        <w:keepNext w:val="false"/>
+        <w:keepLines/>
+        <w:spacing w:after="0" w:line="240"/>
+      </w:pPr>
+      <w:r>
+        <w:rPr>
+          <w:rFonts w:ascii="Courier New" w:cs="Courier New" w:eastAsia="Courier New" w:hAnsi="Courier New"/>
+          <w:sz w:val="20"/>
+          <w:szCs w:val="20"/>
+        </w:rPr>
+        <w:t xml:space="preserve">        &lt;a class="link-arrow" href="portfolio.php"&gt;Все проекты&lt;/a&gt;</w:t>
+      </w:r>
+    </w:p>
+    <w:p>
+      <w:pPr>
+        <w:keepNext w:val="false"/>
+        <w:keepLines/>
+        <w:spacing w:after="0" w:line="240"/>
+      </w:pPr>
+      <w:r>
+        <w:rPr>
+          <w:rFonts w:ascii="Courier New" w:cs="Courier New" w:eastAsia="Courier New" w:hAnsi="Courier New"/>
+          <w:sz w:val="20"/>
+          <w:szCs w:val="20"/>
+        </w:rPr>
+        <w:t xml:space="preserve">    &lt;/div&gt;</w:t>
+      </w:r>
+    </w:p>
+    <w:p>
+      <w:pPr>
+        <w:keepNext w:val="false"/>
+        <w:keepLines/>
+        <w:spacing w:after="0" w:line="240"/>
+      </w:pPr>
+      <w:r>
+        <w:rPr>
+          <w:rFonts w:ascii="Courier New" w:cs="Courier New" w:eastAsia="Courier New" w:hAnsi="Courier New"/>
+          <w:sz w:val="20"/>
+          <w:szCs w:val="20"/>
+        </w:rPr>
+        <w:t xml:space="preserve">    &lt;div class="grid"&gt;</w:t>
+      </w:r>
+    </w:p>
+    <w:p>
+      <w:pPr>
+        <w:keepNext w:val="false"/>
+        <w:keepLines/>
+        <w:spacing w:after="0" w:line="240"/>
+      </w:pPr>
+      <w:r>
+        <w:rPr>
+          <w:rFonts w:ascii="Courier New" w:cs="Courier New" w:eastAsia="Courier New" w:hAnsi="Courier New"/>
+          <w:sz w:val="20"/>
+          <w:szCs w:val="20"/>
+        </w:rPr>
+        <w:t xml:space="preserve">        &lt;?php foreach ($projects as $project) require 'includes/project_card.php'; ?&gt;</w:t>
+      </w:r>
+    </w:p>
+    <w:p>
+      <w:pPr>
+        <w:keepNext w:val="false"/>
+        <w:keepLines/>
+        <w:spacing w:after="0" w:line="240"/>
+      </w:pPr>
+      <w:r>
+        <w:rPr>
+          <w:rFonts w:ascii="Courier New" w:cs="Courier New" w:eastAsia="Courier New" w:hAnsi="Courier New"/>
+          <w:sz w:val="20"/>
+          <w:szCs w:val="20"/>
+        </w:rPr>
+        <w:t xml:space="preserve">    &lt;/div&gt;</w:t>
       </w:r>
     </w:p>
     <w:p>
@@ -12667,202 +13252,52 @@
           <w:sz w:val="20"/>
           <w:szCs w:val="20"/>
         </w:rPr>
-        <w:t xml:space="preserve">&lt;section class="section section--tinted"&gt;</w:t>
-      </w:r>
-    </w:p>
-    <w:p>
-      <w:pPr>
-        <w:keepNext w:val="false"/>
-        <w:keepLines/>
-        <w:spacing w:after="0" w:line="240"/>
-      </w:pPr>
-      <w:r>
-        <w:rPr>
-          <w:rFonts w:ascii="Courier New" w:cs="Courier New" w:eastAsia="Courier New" w:hAnsi="Courier New"/>
-          <w:sz w:val="20"/>
-          <w:szCs w:val="20"/>
-        </w:rPr>
-        <w:t xml:space="preserve">    &lt;div class="container"&gt;</w:t>
-      </w:r>
-    </w:p>
-    <w:p>
-      <w:pPr>
-        <w:keepNext w:val="false"/>
-        <w:keepLines/>
-        <w:spacing w:after="0" w:line="240"/>
-      </w:pPr>
-      <w:r>
-        <w:rPr>
-          <w:rFonts w:ascii="Courier New" w:cs="Courier New" w:eastAsia="Courier New" w:hAnsi="Courier New"/>
-          <w:sz w:val="20"/>
-          <w:szCs w:val="20"/>
-        </w:rPr>
-        <w:t xml:space="preserve">        &lt;h2 class="section__title"&gt;Наши работы&lt;/h2&gt;</w:t>
-      </w:r>
-    </w:p>
-    <w:p>
-      <w:pPr>
-        <w:keepNext w:val="false"/>
-        <w:keepLines/>
-        <w:spacing w:after="0" w:line="240"/>
-      </w:pPr>
-      <w:r>
-        <w:rPr>
-          <w:rFonts w:ascii="Courier New" w:cs="Courier New" w:eastAsia="Courier New" w:hAnsi="Courier New"/>
-          <w:sz w:val="20"/>
-          <w:szCs w:val="20"/>
-        </w:rPr>
-        <w:t xml:space="preserve">        &lt;div class="grid"&gt;</w:t>
-      </w:r>
-    </w:p>
-    <w:p>
-      <w:pPr>
-        <w:keepNext w:val="false"/>
-        <w:keepLines/>
-        <w:spacing w:after="0" w:line="240"/>
-      </w:pPr>
-      <w:r>
-        <w:rPr>
-          <w:rFonts w:ascii="Courier New" w:cs="Courier New" w:eastAsia="Courier New" w:hAnsi="Courier New"/>
-          <w:sz w:val="20"/>
-          <w:szCs w:val="20"/>
-        </w:rPr>
-        <w:t xml:space="preserve">            &lt;?php foreach ($projects as $project) require 'includes/project_card.php'; ?&gt;</w:t>
-      </w:r>
-    </w:p>
-    <w:p>
-      <w:pPr>
-        <w:keepNext w:val="false"/>
-        <w:keepLines/>
-        <w:spacing w:after="0" w:line="240"/>
-      </w:pPr>
-      <w:r>
-        <w:rPr>
-          <w:rFonts w:ascii="Courier New" w:cs="Courier New" w:eastAsia="Courier New" w:hAnsi="Courier New"/>
-          <w:sz w:val="20"/>
-          <w:szCs w:val="20"/>
-        </w:rPr>
-        <w:t xml:space="preserve">        &lt;/div&gt;</w:t>
-      </w:r>
-    </w:p>
-    <w:p>
-      <w:pPr>
-        <w:keepNext w:val="false"/>
-        <w:keepLines/>
-        <w:spacing w:after="0" w:line="240"/>
-      </w:pPr>
-      <w:r>
-        <w:rPr>
-          <w:rFonts w:ascii="Courier New" w:cs="Courier New" w:eastAsia="Courier New" w:hAnsi="Courier New"/>
-          <w:sz w:val="20"/>
-          <w:szCs w:val="20"/>
-        </w:rPr>
-        <w:t xml:space="preserve">        &lt;div class="center"&gt;&lt;a class="btn btn--outline" href="portfolio.php"&gt;Всё портфолио&lt;/a&gt;&lt;/div&gt;</w:t>
-      </w:r>
-    </w:p>
-    <w:p>
-      <w:pPr>
-        <w:keepNext w:val="false"/>
-        <w:keepLines/>
-        <w:spacing w:after="0" w:line="240"/>
-      </w:pPr>
-      <w:r>
-        <w:rPr>
-          <w:rFonts w:ascii="Courier New" w:cs="Courier New" w:eastAsia="Courier New" w:hAnsi="Courier New"/>
-          <w:sz w:val="20"/>
-          <w:szCs w:val="20"/>
-        </w:rPr>
-        <w:t xml:space="preserve">    &lt;/div&gt;</w:t>
-      </w:r>
-    </w:p>
-    <w:p>
-      <w:pPr>
-        <w:keepNext w:val="false"/>
-        <w:keepLines/>
-        <w:spacing w:after="0" w:line="240"/>
-      </w:pPr>
-      <w:r>
-        <w:rPr>
-          <w:rFonts w:ascii="Courier New" w:cs="Courier New" w:eastAsia="Courier New" w:hAnsi="Courier New"/>
-          <w:sz w:val="20"/>
-          <w:szCs w:val="20"/>
-        </w:rPr>
-        <w:t xml:space="preserve">&lt;/section&gt;</w:t>
-      </w:r>
-    </w:p>
-    <w:p>
-      <w:pPr>
-        <w:keepNext w:val="false"/>
-        <w:keepLines/>
-        <w:spacing w:after="0" w:line="240"/>
-      </w:pPr>
-      <w:r>
-        <w:rPr>
-          <w:rFonts w:ascii="Courier New" w:cs="Courier New" w:eastAsia="Courier New" w:hAnsi="Courier New"/>
-          <w:sz w:val="20"/>
-          <w:szCs w:val="20"/>
-        </w:rPr>
-        <w:t xml:space="preserve"> </w:t>
-      </w:r>
-    </w:p>
-    <w:p>
-      <w:pPr>
-        <w:keepNext w:val="false"/>
-        <w:keepLines/>
-        <w:spacing w:after="0" w:line="240"/>
-      </w:pPr>
-      <w:r>
-        <w:rPr>
-          <w:rFonts w:ascii="Courier New" w:cs="Courier New" w:eastAsia="Courier New" w:hAnsi="Courier New"/>
-          <w:sz w:val="20"/>
-          <w:szCs w:val="20"/>
-        </w:rPr>
-        <w:t xml:space="preserve">&lt;section class="cta container"&gt;</w:t>
-      </w:r>
-    </w:p>
-    <w:p>
-      <w:pPr>
-        <w:keepNext w:val="false"/>
-        <w:keepLines/>
-        <w:spacing w:after="0" w:line="240"/>
-      </w:pPr>
-      <w:r>
-        <w:rPr>
-          <w:rFonts w:ascii="Courier New" w:cs="Courier New" w:eastAsia="Courier New" w:hAnsi="Courier New"/>
-          <w:sz w:val="20"/>
-          <w:szCs w:val="20"/>
-        </w:rPr>
-        <w:t xml:space="preserve">    &lt;h2&gt;Хотите такой же сад?&lt;/h2&gt;</w:t>
-      </w:r>
-    </w:p>
-    <w:p>
-      <w:pPr>
-        <w:keepNext w:val="false"/>
-        <w:keepLines/>
-        <w:spacing w:after="0" w:line="240"/>
-      </w:pPr>
-      <w:r>
-        <w:rPr>
-          <w:rFonts w:ascii="Courier New" w:cs="Courier New" w:eastAsia="Courier New" w:hAnsi="Courier New"/>
-          <w:sz w:val="20"/>
-          <w:szCs w:val="20"/>
-        </w:rPr>
-        <w:t xml:space="preserve">    &lt;p&gt;Расскажите о своём участке — перезвоним и бесплатно проконсультируем.&lt;/p&gt;</w:t>
-      </w:r>
-    </w:p>
-    <w:p>
-      <w:pPr>
-        <w:keepNext w:val="false"/>
-        <w:keepLines/>
-        <w:spacing w:after="0" w:line="240"/>
-      </w:pPr>
-      <w:r>
-        <w:rPr>
-          <w:rFonts w:ascii="Courier New" w:cs="Courier New" w:eastAsia="Courier New" w:hAnsi="Courier New"/>
-          <w:sz w:val="20"/>
-          <w:szCs w:val="20"/>
-        </w:rPr>
-        <w:t xml:space="preserve">    &lt;a class="btn btn--light" href="contacts.php"&gt;Получить консультацию&lt;/a&gt;</w:t>
+        <w:t xml:space="preserve">&lt;section class="container cta"&gt;</w:t>
+      </w:r>
+    </w:p>
+    <w:p>
+      <w:pPr>
+        <w:keepNext w:val="false"/>
+        <w:keepLines/>
+        <w:spacing w:after="0" w:line="240"/>
+      </w:pPr>
+      <w:r>
+        <w:rPr>
+          <w:rFonts w:ascii="Courier New" w:cs="Courier New" w:eastAsia="Courier New" w:hAnsi="Courier New"/>
+          <w:sz w:val="20"/>
+          <w:szCs w:val="20"/>
+        </w:rPr>
+        <w:t xml:space="preserve">    &lt;span class="eyebrow"&gt;Консультация&lt;/span&gt;</w:t>
+      </w:r>
+    </w:p>
+    <w:p>
+      <w:pPr>
+        <w:keepNext w:val="false"/>
+        <w:keepLines/>
+        <w:spacing w:after="0" w:line="240"/>
+      </w:pPr>
+      <w:r>
+        <w:rPr>
+          <w:rFonts w:ascii="Courier New" w:cs="Courier New" w:eastAsia="Courier New" w:hAnsi="Courier New"/>
+          <w:sz w:val="20"/>
+          <w:szCs w:val="20"/>
+        </w:rPr>
+        <w:t xml:space="preserve">    &lt;h2&gt;Расскажите о своём участке —&lt;br&gt;перезвоним и бесплатно проконсультируем&lt;/h2&gt;</w:t>
+      </w:r>
+    </w:p>
+    <w:p>
+      <w:pPr>
+        <w:keepNext w:val="false"/>
+        <w:keepLines/>
+        <w:spacing w:after="0" w:line="240"/>
+      </w:pPr>
+      <w:r>
+        <w:rPr>
+          <w:rFonts w:ascii="Courier New" w:cs="Courier New" w:eastAsia="Courier New" w:hAnsi="Courier New"/>
+          <w:sz w:val="20"/>
+          <w:szCs w:val="20"/>
+        </w:rPr>
+        <w:t xml:space="preserve">    &lt;a class="btn btn--accent" href="contacts.php"&gt;Получить консультацию&lt;/a&gt;</w:t>
       </w:r>
     </w:p>
     <w:p>
@@ -15558,52 +15993,52 @@
           <w:sz w:val="20"/>
           <w:szCs w:val="20"/>
         </w:rPr>
-        <w:t xml:space="preserve">        &lt;div&gt;&lt;span&gt;📍&lt;/span&gt;&lt;p&gt;&lt;strong&gt;Адрес&lt;/strong&gt;г. Красноярск, ул. Садовая, 12&lt;/p&gt;&lt;/div&gt;</w:t>
-      </w:r>
-    </w:p>
-    <w:p>
-      <w:pPr>
-        <w:keepNext w:val="false"/>
-        <w:keepLines/>
-        <w:spacing w:after="0" w:line="240"/>
-      </w:pPr>
-      <w:r>
-        <w:rPr>
-          <w:rFonts w:ascii="Courier New" w:cs="Courier New" w:eastAsia="Courier New" w:hAnsi="Courier New"/>
-          <w:sz w:val="20"/>
-          <w:szCs w:val="20"/>
-        </w:rPr>
-        <w:t xml:space="preserve">        &lt;div&gt;&lt;span&gt;📞&lt;/span&gt;&lt;p&gt;&lt;strong&gt;Телефон&lt;/strong&gt;+7 (391) 200-10-10&lt;/p&gt;&lt;/div&gt;</w:t>
-      </w:r>
-    </w:p>
-    <w:p>
-      <w:pPr>
-        <w:keepNext w:val="false"/>
-        <w:keepLines/>
-        <w:spacing w:after="0" w:line="240"/>
-      </w:pPr>
-      <w:r>
-        <w:rPr>
-          <w:rFonts w:ascii="Courier New" w:cs="Courier New" w:eastAsia="Courier New" w:hAnsi="Courier New"/>
-          <w:sz w:val="20"/>
-          <w:szCs w:val="20"/>
-        </w:rPr>
-        <w:t xml:space="preserve">        &lt;div&gt;&lt;span&gt;✉️&lt;/span&gt;&lt;p&gt;&lt;strong&gt;Почта&lt;/strong&gt;info@zdvor.ru&lt;/p&gt;&lt;/div&gt;</w:t>
-      </w:r>
-    </w:p>
-    <w:p>
-      <w:pPr>
-        <w:keepNext w:val="false"/>
-        <w:keepLines/>
-        <w:spacing w:after="0" w:line="240"/>
-      </w:pPr>
-      <w:r>
-        <w:rPr>
-          <w:rFonts w:ascii="Courier New" w:cs="Courier New" w:eastAsia="Courier New" w:hAnsi="Courier New"/>
-          <w:sz w:val="20"/>
-          <w:szCs w:val="20"/>
-        </w:rPr>
-        <w:t xml:space="preserve">        &lt;div&gt;&lt;span&gt;🕘&lt;/span&gt;&lt;p&gt;&lt;strong&gt;Режим работы&lt;/strong&gt;Пн–Сб, 9:00–19:00&lt;/p&gt;&lt;/div&gt;</w:t>
+        <w:t xml:space="preserve">        &lt;div&gt;&lt;span class="eyebrow"&gt;Адрес&lt;/span&gt;&lt;p&gt;г. Красноярск, ул. Садовая, 12&lt;/p&gt;&lt;/div&gt;</w:t>
+      </w:r>
+    </w:p>
+    <w:p>
+      <w:pPr>
+        <w:keepNext w:val="false"/>
+        <w:keepLines/>
+        <w:spacing w:after="0" w:line="240"/>
+      </w:pPr>
+      <w:r>
+        <w:rPr>
+          <w:rFonts w:ascii="Courier New" w:cs="Courier New" w:eastAsia="Courier New" w:hAnsi="Courier New"/>
+          <w:sz w:val="20"/>
+          <w:szCs w:val="20"/>
+        </w:rPr>
+        <w:t xml:space="preserve">        &lt;div&gt;&lt;span class="eyebrow"&gt;Телефон&lt;/span&gt;&lt;p&gt;+7 (391) 200-10-10&lt;/p&gt;&lt;/div&gt;</w:t>
+      </w:r>
+    </w:p>
+    <w:p>
+      <w:pPr>
+        <w:keepNext w:val="false"/>
+        <w:keepLines/>
+        <w:spacing w:after="0" w:line="240"/>
+      </w:pPr>
+      <w:r>
+        <w:rPr>
+          <w:rFonts w:ascii="Courier New" w:cs="Courier New" w:eastAsia="Courier New" w:hAnsi="Courier New"/>
+          <w:sz w:val="20"/>
+          <w:szCs w:val="20"/>
+        </w:rPr>
+        <w:t xml:space="preserve">        &lt;div&gt;&lt;span class="eyebrow"&gt;Почта&lt;/span&gt;&lt;p&gt;info@zdvor.ru&lt;/p&gt;&lt;/div&gt;</w:t>
+      </w:r>
+    </w:p>
+    <w:p>
+      <w:pPr>
+        <w:keepNext w:val="false"/>
+        <w:keepLines/>
+        <w:spacing w:after="0" w:line="240"/>
+      </w:pPr>
+      <w:r>
+        <w:rPr>
+          <w:rFonts w:ascii="Courier New" w:cs="Courier New" w:eastAsia="Courier New" w:hAnsi="Courier New"/>
+          <w:sz w:val="20"/>
+          <w:szCs w:val="20"/>
+        </w:rPr>
+        <w:t xml:space="preserve">        &lt;div&gt;&lt;span class="eyebrow"&gt;Режим работы&lt;/span&gt;&lt;p&gt;Пн–Сб, 9:00–19:00&lt;/p&gt;&lt;/div&gt;</w:t>
       </w:r>
     </w:p>
     <w:p>
@@ -24937,187 +25372,172 @@
           <w:sz w:val="20"/>
           <w:szCs w:val="20"/>
         </w:rPr>
-        <w:t xml:space="preserve">    --green-dark: #1f4d3a;</w:t>
-      </w:r>
-    </w:p>
-    <w:p>
-      <w:pPr>
-        <w:keepNext w:val="false"/>
-        <w:keepLines/>
-        <w:spacing w:after="0" w:line="240"/>
-      </w:pPr>
-      <w:r>
-        <w:rPr>
-          <w:rFonts w:ascii="Courier New" w:cs="Courier New" w:eastAsia="Courier New" w:hAnsi="Courier New"/>
-          <w:sz w:val="20"/>
-          <w:szCs w:val="20"/>
-        </w:rPr>
-        <w:t xml:space="preserve">    --green: #2f6b4f;</w:t>
-      </w:r>
-    </w:p>
-    <w:p>
-      <w:pPr>
-        <w:keepNext w:val="false"/>
-        <w:keepLines/>
-        <w:spacing w:after="0" w:line="240"/>
-      </w:pPr>
-      <w:r>
-        <w:rPr>
-          <w:rFonts w:ascii="Courier New" w:cs="Courier New" w:eastAsia="Courier New" w:hAnsi="Courier New"/>
-          <w:sz w:val="20"/>
-          <w:szCs w:val="20"/>
-        </w:rPr>
-        <w:t xml:space="preserve">    --green-light: #8fb996;</w:t>
-      </w:r>
-    </w:p>
-    <w:p>
-      <w:pPr>
-        <w:keepNext w:val="false"/>
-        <w:keepLines/>
-        <w:spacing w:after="0" w:line="240"/>
-      </w:pPr>
-      <w:r>
-        <w:rPr>
-          <w:rFonts w:ascii="Courier New" w:cs="Courier New" w:eastAsia="Courier New" w:hAnsi="Courier New"/>
-          <w:sz w:val="20"/>
-          <w:szCs w:val="20"/>
-        </w:rPr>
-        <w:t xml:space="preserve">    --cream: #f6f3ea;</w:t>
-      </w:r>
-    </w:p>
-    <w:p>
-      <w:pPr>
-        <w:keepNext w:val="false"/>
-        <w:keepLines/>
-        <w:spacing w:after="0" w:line="240"/>
-      </w:pPr>
-      <w:r>
-        <w:rPr>
-          <w:rFonts w:ascii="Courier New" w:cs="Courier New" w:eastAsia="Courier New" w:hAnsi="Courier New"/>
-          <w:sz w:val="20"/>
-          <w:szCs w:val="20"/>
-        </w:rPr>
-        <w:t xml:space="preserve">    --sand: #ebe4d3;</w:t>
-      </w:r>
-    </w:p>
-    <w:p>
-      <w:pPr>
-        <w:keepNext w:val="false"/>
-        <w:keepLines/>
-        <w:spacing w:after="0" w:line="240"/>
-      </w:pPr>
-      <w:r>
-        <w:rPr>
-          <w:rFonts w:ascii="Courier New" w:cs="Courier New" w:eastAsia="Courier New" w:hAnsi="Courier New"/>
-          <w:sz w:val="20"/>
-          <w:szCs w:val="20"/>
-        </w:rPr>
-        <w:t xml:space="preserve">    --accent: #c8794a;</w:t>
-      </w:r>
-    </w:p>
-    <w:p>
-      <w:pPr>
-        <w:keepNext w:val="false"/>
-        <w:keepLines/>
-        <w:spacing w:after="0" w:line="240"/>
-      </w:pPr>
-      <w:r>
-        <w:rPr>
-          <w:rFonts w:ascii="Courier New" w:cs="Courier New" w:eastAsia="Courier New" w:hAnsi="Courier New"/>
-          <w:sz w:val="20"/>
-          <w:szCs w:val="20"/>
-        </w:rPr>
-        <w:t xml:space="preserve">    --text: #2b2b2b;</w:t>
-      </w:r>
-    </w:p>
-    <w:p>
-      <w:pPr>
-        <w:keepNext w:val="false"/>
-        <w:keepLines/>
-        <w:spacing w:after="0" w:line="240"/>
-      </w:pPr>
-      <w:r>
-        <w:rPr>
-          <w:rFonts w:ascii="Courier New" w:cs="Courier New" w:eastAsia="Courier New" w:hAnsi="Courier New"/>
-          <w:sz w:val="20"/>
-          <w:szCs w:val="20"/>
-        </w:rPr>
-        <w:t xml:space="preserve">    --muted: #6b6f68;</w:t>
-      </w:r>
-    </w:p>
-    <w:p>
-      <w:pPr>
-        <w:keepNext w:val="false"/>
-        <w:keepLines/>
-        <w:spacing w:after="0" w:line="240"/>
-      </w:pPr>
-      <w:r>
-        <w:rPr>
-          <w:rFonts w:ascii="Courier New" w:cs="Courier New" w:eastAsia="Courier New" w:hAnsi="Courier New"/>
-          <w:sz w:val="20"/>
-          <w:szCs w:val="20"/>
-        </w:rPr>
-        <w:t xml:space="preserve">    --white: #ffffff;</w:t>
-      </w:r>
-    </w:p>
-    <w:p>
-      <w:pPr>
-        <w:keepNext w:val="false"/>
-        <w:keepLines/>
-        <w:spacing w:after="0" w:line="240"/>
-      </w:pPr>
-      <w:r>
-        <w:rPr>
-          <w:rFonts w:ascii="Courier New" w:cs="Courier New" w:eastAsia="Courier New" w:hAnsi="Courier New"/>
-          <w:sz w:val="20"/>
-          <w:szCs w:val="20"/>
-        </w:rPr>
-        <w:t xml:space="preserve">    --radius: 14px;</w:t>
-      </w:r>
-    </w:p>
-    <w:p>
-      <w:pPr>
-        <w:keepNext w:val="false"/>
-        <w:keepLines/>
-        <w:spacing w:after="0" w:line="240"/>
-      </w:pPr>
-      <w:r>
-        <w:rPr>
-          <w:rFonts w:ascii="Courier New" w:cs="Courier New" w:eastAsia="Courier New" w:hAnsi="Courier New"/>
-          <w:sz w:val="20"/>
-          <w:szCs w:val="20"/>
-        </w:rPr>
-        <w:t xml:space="preserve">    --shadow: 0 8px 24px rgba(31, 77, 58, .10);</w:t>
-      </w:r>
-    </w:p>
-    <w:p>
-      <w:pPr>
-        <w:keepNext w:val="false"/>
-        <w:keepLines/>
-        <w:spacing w:after="0" w:line="240"/>
-      </w:pPr>
-      <w:r>
-        <w:rPr>
-          <w:rFonts w:ascii="Courier New" w:cs="Courier New" w:eastAsia="Courier New" w:hAnsi="Courier New"/>
-          <w:sz w:val="20"/>
-          <w:szCs w:val="20"/>
-        </w:rPr>
-        <w:t xml:space="preserve">    --font-title: 'Playfair Display', Georgia, serif;</w:t>
-      </w:r>
-    </w:p>
-    <w:p>
-      <w:pPr>
-        <w:keepNext w:val="false"/>
-        <w:keepLines/>
-        <w:spacing w:after="0" w:line="240"/>
-      </w:pPr>
-      <w:r>
-        <w:rPr>
-          <w:rFonts w:ascii="Courier New" w:cs="Courier New" w:eastAsia="Courier New" w:hAnsi="Courier New"/>
-          <w:sz w:val="20"/>
-          <w:szCs w:val="20"/>
-        </w:rPr>
-        <w:t xml:space="preserve">    --font-text: 'Manrope', 'Segoe UI', Arial, sans-serif;</w:t>
+        <w:t xml:space="preserve">    --bg: #f2f0ea;</w:t>
+      </w:r>
+    </w:p>
+    <w:p>
+      <w:pPr>
+        <w:keepNext w:val="false"/>
+        <w:keepLines/>
+        <w:spacing w:after="0" w:line="240"/>
+      </w:pPr>
+      <w:r>
+        <w:rPr>
+          <w:rFonts w:ascii="Courier New" w:cs="Courier New" w:eastAsia="Courier New" w:hAnsi="Courier New"/>
+          <w:sz w:val="20"/>
+          <w:szCs w:val="20"/>
+        </w:rPr>
+        <w:t xml:space="preserve">    --bg-alt: #e8e5dc;</w:t>
+      </w:r>
+    </w:p>
+    <w:p>
+      <w:pPr>
+        <w:keepNext w:val="false"/>
+        <w:keepLines/>
+        <w:spacing w:after="0" w:line="240"/>
+      </w:pPr>
+      <w:r>
+        <w:rPr>
+          <w:rFonts w:ascii="Courier New" w:cs="Courier New" w:eastAsia="Courier New" w:hAnsi="Courier New"/>
+          <w:sz w:val="20"/>
+          <w:szCs w:val="20"/>
+        </w:rPr>
+        <w:t xml:space="preserve">    --surface: #ffffff;</w:t>
+      </w:r>
+    </w:p>
+    <w:p>
+      <w:pPr>
+        <w:keepNext w:val="false"/>
+        <w:keepLines/>
+        <w:spacing w:after="0" w:line="240"/>
+      </w:pPr>
+      <w:r>
+        <w:rPr>
+          <w:rFonts w:ascii="Courier New" w:cs="Courier New" w:eastAsia="Courier New" w:hAnsi="Courier New"/>
+          <w:sz w:val="20"/>
+          <w:szCs w:val="20"/>
+        </w:rPr>
+        <w:t xml:space="preserve">    --ink: #141613;</w:t>
+      </w:r>
+    </w:p>
+    <w:p>
+      <w:pPr>
+        <w:keepNext w:val="false"/>
+        <w:keepLines/>
+        <w:spacing w:after="0" w:line="240"/>
+      </w:pPr>
+      <w:r>
+        <w:rPr>
+          <w:rFonts w:ascii="Courier New" w:cs="Courier New" w:eastAsia="Courier New" w:hAnsi="Courier New"/>
+          <w:sz w:val="20"/>
+          <w:szCs w:val="20"/>
+        </w:rPr>
+        <w:t xml:space="preserve">    --muted: #6d7068;</w:t>
+      </w:r>
+    </w:p>
+    <w:p>
+      <w:pPr>
+        <w:keepNext w:val="false"/>
+        <w:keepLines/>
+        <w:spacing w:after="0" w:line="240"/>
+      </w:pPr>
+      <w:r>
+        <w:rPr>
+          <w:rFonts w:ascii="Courier New" w:cs="Courier New" w:eastAsia="Courier New" w:hAnsi="Courier New"/>
+          <w:sz w:val="20"/>
+          <w:szCs w:val="20"/>
+        </w:rPr>
+        <w:t xml:space="preserve">    --line: #d5d1c5;</w:t>
+      </w:r>
+    </w:p>
+    <w:p>
+      <w:pPr>
+        <w:keepNext w:val="false"/>
+        <w:keepLines/>
+        <w:spacing w:after="0" w:line="240"/>
+      </w:pPr>
+      <w:r>
+        <w:rPr>
+          <w:rFonts w:ascii="Courier New" w:cs="Courier New" w:eastAsia="Courier New" w:hAnsi="Courier New"/>
+          <w:sz w:val="20"/>
+          <w:szCs w:val="20"/>
+        </w:rPr>
+        <w:t xml:space="preserve">    --forest: #1e2f23;</w:t>
+      </w:r>
+    </w:p>
+    <w:p>
+      <w:pPr>
+        <w:keepNext w:val="false"/>
+        <w:keepLines/>
+        <w:spacing w:after="0" w:line="240"/>
+      </w:pPr>
+      <w:r>
+        <w:rPr>
+          <w:rFonts w:ascii="Courier New" w:cs="Courier New" w:eastAsia="Courier New" w:hAnsi="Courier New"/>
+          <w:sz w:val="20"/>
+          <w:szCs w:val="20"/>
+        </w:rPr>
+        <w:t xml:space="preserve">    --accent: #d6f36a;</w:t>
+      </w:r>
+    </w:p>
+    <w:p>
+      <w:pPr>
+        <w:keepNext w:val="false"/>
+        <w:keepLines/>
+        <w:spacing w:after="0" w:line="240"/>
+      </w:pPr>
+      <w:r>
+        <w:rPr>
+          <w:rFonts w:ascii="Courier New" w:cs="Courier New" w:eastAsia="Courier New" w:hAnsi="Courier New"/>
+          <w:sz w:val="20"/>
+          <w:szCs w:val="20"/>
+        </w:rPr>
+        <w:t xml:space="preserve">    --danger: #b0413e;</w:t>
+      </w:r>
+    </w:p>
+    <w:p>
+      <w:pPr>
+        <w:keepNext w:val="false"/>
+        <w:keepLines/>
+        <w:spacing w:after="0" w:line="240"/>
+      </w:pPr>
+      <w:r>
+        <w:rPr>
+          <w:rFonts w:ascii="Courier New" w:cs="Courier New" w:eastAsia="Courier New" w:hAnsi="Courier New"/>
+          <w:sz w:val="20"/>
+          <w:szCs w:val="20"/>
+        </w:rPr>
+        <w:t xml:space="preserve">    --radius: 20px;</w:t>
+      </w:r>
+    </w:p>
+    <w:p>
+      <w:pPr>
+        <w:keepNext w:val="false"/>
+        <w:keepLines/>
+        <w:spacing w:after="0" w:line="240"/>
+      </w:pPr>
+      <w:r>
+        <w:rPr>
+          <w:rFonts w:ascii="Courier New" w:cs="Courier New" w:eastAsia="Courier New" w:hAnsi="Courier New"/>
+          <w:sz w:val="20"/>
+          <w:szCs w:val="20"/>
+        </w:rPr>
+        <w:t xml:space="preserve">    --font-title: 'Unbounded', 'Arial Black', sans-serif;</w:t>
+      </w:r>
+    </w:p>
+    <w:p>
+      <w:pPr>
+        <w:keepNext w:val="false"/>
+        <w:keepLines/>
+        <w:spacing w:after="0" w:line="240"/>
+      </w:pPr>
+      <w:r>
+        <w:rPr>
+          <w:rFonts w:ascii="Courier New" w:cs="Courier New" w:eastAsia="Courier New" w:hAnsi="Courier New"/>
+          <w:sz w:val="20"/>
+          <w:szCs w:val="20"/>
+        </w:rPr>
+        <w:t xml:space="preserve">    --font-text: 'Onest', 'Segoe UI', Arial, sans-serif;</w:t>
       </w:r>
     </w:p>
     <w:p>
@@ -25222,52 +25642,52 @@
           <w:sz w:val="20"/>
           <w:szCs w:val="20"/>
         </w:rPr>
-        <w:t xml:space="preserve">    font-family: var(--font-text);</w:t>
-      </w:r>
-    </w:p>
-    <w:p>
-      <w:pPr>
-        <w:keepNext w:val="false"/>
-        <w:keepLines/>
-        <w:spacing w:after="0" w:line="240"/>
-      </w:pPr>
-      <w:r>
-        <w:rPr>
-          <w:rFonts w:ascii="Courier New" w:cs="Courier New" w:eastAsia="Courier New" w:hAnsi="Courier New"/>
-          <w:sz w:val="20"/>
-          <w:szCs w:val="20"/>
-        </w:rPr>
-        <w:t xml:space="preserve">    color: var(--text);</w:t>
-      </w:r>
-    </w:p>
-    <w:p>
-      <w:pPr>
-        <w:keepNext w:val="false"/>
-        <w:keepLines/>
-        <w:spacing w:after="0" w:line="240"/>
-      </w:pPr>
-      <w:r>
-        <w:rPr>
-          <w:rFonts w:ascii="Courier New" w:cs="Courier New" w:eastAsia="Courier New" w:hAnsi="Courier New"/>
-          <w:sz w:val="20"/>
-          <w:szCs w:val="20"/>
-        </w:rPr>
-        <w:t xml:space="preserve">    background: var(--cream);</w:t>
-      </w:r>
-    </w:p>
-    <w:p>
-      <w:pPr>
-        <w:keepNext w:val="false"/>
-        <w:keepLines/>
-        <w:spacing w:after="0" w:line="240"/>
-      </w:pPr>
-      <w:r>
-        <w:rPr>
-          <w:rFonts w:ascii="Courier New" w:cs="Courier New" w:eastAsia="Courier New" w:hAnsi="Courier New"/>
-          <w:sz w:val="20"/>
-          <w:szCs w:val="20"/>
-        </w:rPr>
-        <w:t xml:space="preserve">    line-height: 1.6;</w:t>
+        <w:t xml:space="preserve">    font: 16px/1.6 var(--font-text);</w:t>
+      </w:r>
+    </w:p>
+    <w:p>
+      <w:pPr>
+        <w:keepNext w:val="false"/>
+        <w:keepLines/>
+        <w:spacing w:after="0" w:line="240"/>
+      </w:pPr>
+      <w:r>
+        <w:rPr>
+          <w:rFonts w:ascii="Courier New" w:cs="Courier New" w:eastAsia="Courier New" w:hAnsi="Courier New"/>
+          <w:sz w:val="20"/>
+          <w:szCs w:val="20"/>
+        </w:rPr>
+        <w:t xml:space="preserve">    color: var(--ink);</w:t>
+      </w:r>
+    </w:p>
+    <w:p>
+      <w:pPr>
+        <w:keepNext w:val="false"/>
+        <w:keepLines/>
+        <w:spacing w:after="0" w:line="240"/>
+      </w:pPr>
+      <w:r>
+        <w:rPr>
+          <w:rFonts w:ascii="Courier New" w:cs="Courier New" w:eastAsia="Courier New" w:hAnsi="Courier New"/>
+          <w:sz w:val="20"/>
+          <w:szCs w:val="20"/>
+        </w:rPr>
+        <w:t xml:space="preserve">    background: var(--bg);</w:t>
+      </w:r>
+    </w:p>
+    <w:p>
+      <w:pPr>
+        <w:keepNext w:val="false"/>
+        <w:keepLines/>
+        <w:spacing w:after="0" w:line="240"/>
+      </w:pPr>
+      <w:r>
+        <w:rPr>
+          <w:rFonts w:ascii="Courier New" w:cs="Courier New" w:eastAsia="Courier New" w:hAnsi="Courier New"/>
+          <w:sz w:val="20"/>
+          <w:szCs w:val="20"/>
+        </w:rPr>
+        <w:t xml:space="preserve">    -webkit-font-smoothing: antialiased;</w:t>
       </w:r>
     </w:p>
     <w:p>
@@ -25312,67 +25732,172 @@
           <w:sz w:val="20"/>
           <w:szCs w:val="20"/>
         </w:rPr>
-        <w:t xml:space="preserve">h1, h2, h3 { font-family: var(--font-title); color: var(--green-dark); line-height: 1.2; margin: 0 0 .6em; }</w:t>
-      </w:r>
-    </w:p>
-    <w:p>
-      <w:pPr>
-        <w:keepNext w:val="false"/>
-        <w:keepLines/>
-        <w:spacing w:after="0" w:line="240"/>
-      </w:pPr>
-      <w:r>
-        <w:rPr>
-          <w:rFonts w:ascii="Courier New" w:cs="Courier New" w:eastAsia="Courier New" w:hAnsi="Courier New"/>
-          <w:sz w:val="20"/>
-          <w:szCs w:val="20"/>
-        </w:rPr>
-        <w:t xml:space="preserve">h1 { font-size: 2.4rem; }</w:t>
-      </w:r>
-    </w:p>
-    <w:p>
-      <w:pPr>
-        <w:keepNext w:val="false"/>
-        <w:keepLines/>
-        <w:spacing w:after="0" w:line="240"/>
-      </w:pPr>
-      <w:r>
-        <w:rPr>
-          <w:rFonts w:ascii="Courier New" w:cs="Courier New" w:eastAsia="Courier New" w:hAnsi="Courier New"/>
-          <w:sz w:val="20"/>
-          <w:szCs w:val="20"/>
-        </w:rPr>
-        <w:t xml:space="preserve">h2 { font-size: 1.8rem; }</w:t>
-      </w:r>
-    </w:p>
-    <w:p>
-      <w:pPr>
-        <w:keepNext w:val="false"/>
-        <w:keepLines/>
-        <w:spacing w:after="0" w:line="240"/>
-      </w:pPr>
-      <w:r>
-        <w:rPr>
-          <w:rFonts w:ascii="Courier New" w:cs="Courier New" w:eastAsia="Courier New" w:hAnsi="Courier New"/>
-          <w:sz w:val="20"/>
-          <w:szCs w:val="20"/>
-        </w:rPr>
-        <w:t xml:space="preserve">h3 { font-size: 1.25rem; }</w:t>
-      </w:r>
-    </w:p>
-    <w:p>
-      <w:pPr>
-        <w:keepNext w:val="false"/>
-        <w:keepLines/>
-        <w:spacing w:after="0" w:line="240"/>
-      </w:pPr>
-      <w:r>
-        <w:rPr>
-          <w:rFonts w:ascii="Courier New" w:cs="Courier New" w:eastAsia="Courier New" w:hAnsi="Courier New"/>
-          <w:sz w:val="20"/>
-          <w:szCs w:val="20"/>
-        </w:rPr>
-        <w:t xml:space="preserve">a { color: var(--green); }</w:t>
+        <w:t xml:space="preserve">h1, h2, h3 {</w:t>
+      </w:r>
+    </w:p>
+    <w:p>
+      <w:pPr>
+        <w:keepNext w:val="false"/>
+        <w:keepLines/>
+        <w:spacing w:after="0" w:line="240"/>
+      </w:pPr>
+      <w:r>
+        <w:rPr>
+          <w:rFonts w:ascii="Courier New" w:cs="Courier New" w:eastAsia="Courier New" w:hAnsi="Courier New"/>
+          <w:sz w:val="20"/>
+          <w:szCs w:val="20"/>
+        </w:rPr>
+        <w:t xml:space="preserve">    font-family: var(--font-title);</w:t>
+      </w:r>
+    </w:p>
+    <w:p>
+      <w:pPr>
+        <w:keepNext w:val="false"/>
+        <w:keepLines/>
+        <w:spacing w:after="0" w:line="240"/>
+      </w:pPr>
+      <w:r>
+        <w:rPr>
+          <w:rFonts w:ascii="Courier New" w:cs="Courier New" w:eastAsia="Courier New" w:hAnsi="Courier New"/>
+          <w:sz w:val="20"/>
+          <w:szCs w:val="20"/>
+        </w:rPr>
+        <w:t xml:space="preserve">    font-weight: 500;</w:t>
+      </w:r>
+    </w:p>
+    <w:p>
+      <w:pPr>
+        <w:keepNext w:val="false"/>
+        <w:keepLines/>
+        <w:spacing w:after="0" w:line="240"/>
+      </w:pPr>
+      <w:r>
+        <w:rPr>
+          <w:rFonts w:ascii="Courier New" w:cs="Courier New" w:eastAsia="Courier New" w:hAnsi="Courier New"/>
+          <w:sz w:val="20"/>
+          <w:szCs w:val="20"/>
+        </w:rPr>
+        <w:t xml:space="preserve">    line-height: 1.12;</w:t>
+      </w:r>
+    </w:p>
+    <w:p>
+      <w:pPr>
+        <w:keepNext w:val="false"/>
+        <w:keepLines/>
+        <w:spacing w:after="0" w:line="240"/>
+      </w:pPr>
+      <w:r>
+        <w:rPr>
+          <w:rFonts w:ascii="Courier New" w:cs="Courier New" w:eastAsia="Courier New" w:hAnsi="Courier New"/>
+          <w:sz w:val="20"/>
+          <w:szCs w:val="20"/>
+        </w:rPr>
+        <w:t xml:space="preserve">    letter-spacing: -0.02em;</w:t>
+      </w:r>
+    </w:p>
+    <w:p>
+      <w:pPr>
+        <w:keepNext w:val="false"/>
+        <w:keepLines/>
+        <w:spacing w:after="0" w:line="240"/>
+      </w:pPr>
+      <w:r>
+        <w:rPr>
+          <w:rFonts w:ascii="Courier New" w:cs="Courier New" w:eastAsia="Courier New" w:hAnsi="Courier New"/>
+          <w:sz w:val="20"/>
+          <w:szCs w:val="20"/>
+        </w:rPr>
+        <w:t xml:space="preserve">    margin: 0 0 .6em;</w:t>
+      </w:r>
+    </w:p>
+    <w:p>
+      <w:pPr>
+        <w:keepNext w:val="false"/>
+        <w:keepLines/>
+        <w:spacing w:after="0" w:line="240"/>
+      </w:pPr>
+      <w:r>
+        <w:rPr>
+          <w:rFonts w:ascii="Courier New" w:cs="Courier New" w:eastAsia="Courier New" w:hAnsi="Courier New"/>
+          <w:sz w:val="20"/>
+          <w:szCs w:val="20"/>
+        </w:rPr>
+        <w:t xml:space="preserve">}</w:t>
+      </w:r>
+    </w:p>
+    <w:p>
+      <w:pPr>
+        <w:keepNext w:val="false"/>
+        <w:keepLines/>
+        <w:spacing w:after="0" w:line="240"/>
+      </w:pPr>
+      <w:r>
+        <w:rPr>
+          <w:rFonts w:ascii="Courier New" w:cs="Courier New" w:eastAsia="Courier New" w:hAnsi="Courier New"/>
+          <w:sz w:val="20"/>
+          <w:szCs w:val="20"/>
+        </w:rPr>
+        <w:t xml:space="preserve">h1 { font-size: clamp(2rem, 5vw, 3.6rem); }</w:t>
+      </w:r>
+    </w:p>
+    <w:p>
+      <w:pPr>
+        <w:keepNext w:val="false"/>
+        <w:keepLines/>
+        <w:spacing w:after="0" w:line="240"/>
+      </w:pPr>
+      <w:r>
+        <w:rPr>
+          <w:rFonts w:ascii="Courier New" w:cs="Courier New" w:eastAsia="Courier New" w:hAnsi="Courier New"/>
+          <w:sz w:val="20"/>
+          <w:szCs w:val="20"/>
+        </w:rPr>
+        <w:t xml:space="preserve">h2 { font-size: clamp(1.5rem, 3vw, 2.4rem); }</w:t>
+      </w:r>
+    </w:p>
+    <w:p>
+      <w:pPr>
+        <w:keepNext w:val="false"/>
+        <w:keepLines/>
+        <w:spacing w:after="0" w:line="240"/>
+      </w:pPr>
+      <w:r>
+        <w:rPr>
+          <w:rFonts w:ascii="Courier New" w:cs="Courier New" w:eastAsia="Courier New" w:hAnsi="Courier New"/>
+          <w:sz w:val="20"/>
+          <w:szCs w:val="20"/>
+        </w:rPr>
+        <w:t xml:space="preserve">h3 { font-size: 1.15rem; }</w:t>
+      </w:r>
+    </w:p>
+    <w:p>
+      <w:pPr>
+        <w:keepNext w:val="false"/>
+        <w:keepLines/>
+        <w:spacing w:after="0" w:line="240"/>
+      </w:pPr>
+      <w:r>
+        <w:rPr>
+          <w:rFonts w:ascii="Courier New" w:cs="Courier New" w:eastAsia="Courier New" w:hAnsi="Courier New"/>
+          <w:sz w:val="20"/>
+          <w:szCs w:val="20"/>
+        </w:rPr>
+        <w:t xml:space="preserve">p { margin: 0 0 1em; }</w:t>
+      </w:r>
+    </w:p>
+    <w:p>
+      <w:pPr>
+        <w:keepNext w:val="false"/>
+        <w:keepLines/>
+        <w:spacing w:after="0" w:line="240"/>
+      </w:pPr>
+      <w:r>
+        <w:rPr>
+          <w:rFonts w:ascii="Courier New" w:cs="Courier New" w:eastAsia="Courier New" w:hAnsi="Courier New"/>
+          <w:sz w:val="20"/>
+          <w:szCs w:val="20"/>
+        </w:rPr>
+        <w:t xml:space="preserve">a { color: inherit; }</w:t>
       </w:r>
     </w:p>
     <w:p>
@@ -25417,82 +25942,52 @@
           <w:sz w:val="20"/>
           <w:szCs w:val="20"/>
         </w:rPr>
-        <w:t xml:space="preserve">.container { width: min(1160px, 100% - 32px); margin: 0 auto; }</w:t>
-      </w:r>
-    </w:p>
-    <w:p>
-      <w:pPr>
-        <w:keepNext w:val="false"/>
-        <w:keepLines/>
-        <w:spacing w:after="0" w:line="240"/>
-      </w:pPr>
-      <w:r>
-        <w:rPr>
-          <w:rFonts w:ascii="Courier New" w:cs="Courier New" w:eastAsia="Courier New" w:hAnsi="Courier New"/>
-          <w:sz w:val="20"/>
-          <w:szCs w:val="20"/>
-        </w:rPr>
-        <w:t xml:space="preserve">.section { padding: 64px 0; }</w:t>
-      </w:r>
-    </w:p>
-    <w:p>
-      <w:pPr>
-        <w:keepNext w:val="false"/>
-        <w:keepLines/>
-        <w:spacing w:after="0" w:line="240"/>
-      </w:pPr>
-      <w:r>
-        <w:rPr>
-          <w:rFonts w:ascii="Courier New" w:cs="Courier New" w:eastAsia="Courier New" w:hAnsi="Courier New"/>
-          <w:sz w:val="20"/>
-          <w:szCs w:val="20"/>
-        </w:rPr>
-        <w:t xml:space="preserve">.section--tinted { background: var(--sand); }</w:t>
-      </w:r>
-    </w:p>
-    <w:p>
-      <w:pPr>
-        <w:keepNext w:val="false"/>
-        <w:keepLines/>
-        <w:spacing w:after="0" w:line="240"/>
-      </w:pPr>
-      <w:r>
-        <w:rPr>
-          <w:rFonts w:ascii="Courier New" w:cs="Courier New" w:eastAsia="Courier New" w:hAnsi="Courier New"/>
-          <w:sz w:val="20"/>
-          <w:szCs w:val="20"/>
-        </w:rPr>
-        <w:t xml:space="preserve">.section__title { text-align: center; margin-bottom: 36px; }</w:t>
-      </w:r>
-    </w:p>
-    <w:p>
-      <w:pPr>
-        <w:keepNext w:val="false"/>
-        <w:keepLines/>
-        <w:spacing w:after="0" w:line="240"/>
-      </w:pPr>
-      <w:r>
-        <w:rPr>
-          <w:rFonts w:ascii="Courier New" w:cs="Courier New" w:eastAsia="Courier New" w:hAnsi="Courier New"/>
-          <w:sz w:val="20"/>
-          <w:szCs w:val="20"/>
-        </w:rPr>
-        <w:t xml:space="preserve">.center { text-align: center; margin-top: 32px; }</w:t>
-      </w:r>
-    </w:p>
-    <w:p>
-      <w:pPr>
-        <w:keepNext w:val="false"/>
-        <w:keepLines/>
-        <w:spacing w:after="0" w:line="240"/>
-      </w:pPr>
-      <w:r>
-        <w:rPr>
-          <w:rFonts w:ascii="Courier New" w:cs="Courier New" w:eastAsia="Courier New" w:hAnsi="Courier New"/>
-          <w:sz w:val="20"/>
-          <w:szCs w:val="20"/>
-        </w:rPr>
-        <w:t xml:space="preserve">.empty { color: var(--muted); text-align: center; }</w:t>
+        <w:t xml:space="preserve">.container { width: min(1240px, 100% - 32px); margin: 0 auto; }</w:t>
+      </w:r>
+    </w:p>
+    <w:p>
+      <w:pPr>
+        <w:keepNext w:val="false"/>
+        <w:keepLines/>
+        <w:spacing w:after="0" w:line="240"/>
+      </w:pPr>
+      <w:r>
+        <w:rPr>
+          <w:rFonts w:ascii="Courier New" w:cs="Courier New" w:eastAsia="Courier New" w:hAnsi="Courier New"/>
+          <w:sz w:val="20"/>
+          <w:szCs w:val="20"/>
+        </w:rPr>
+        <w:t xml:space="preserve">.section { padding: 88px 0; }</w:t>
+      </w:r>
+    </w:p>
+    <w:p>
+      <w:pPr>
+        <w:keepNext w:val="false"/>
+        <w:keepLines/>
+        <w:spacing w:after="0" w:line="240"/>
+      </w:pPr>
+      <w:r>
+        <w:rPr>
+          <w:rFonts w:ascii="Courier New" w:cs="Courier New" w:eastAsia="Courier New" w:hAnsi="Courier New"/>
+          <w:sz w:val="20"/>
+          <w:szCs w:val="20"/>
+        </w:rPr>
+        <w:t xml:space="preserve">.section--dark { background: var(--forest); color: var(--bg); }</w:t>
+      </w:r>
+    </w:p>
+    <w:p>
+      <w:pPr>
+        <w:keepNext w:val="false"/>
+        <w:keepLines/>
+        <w:spacing w:after="0" w:line="240"/>
+      </w:pPr>
+      <w:r>
+        <w:rPr>
+          <w:rFonts w:ascii="Courier New" w:cs="Courier New" w:eastAsia="Courier New" w:hAnsi="Courier New"/>
+          <w:sz w:val="20"/>
+          <w:szCs w:val="20"/>
+        </w:rPr>
+        <w:t xml:space="preserve">.empty { color: var(--muted); }</w:t>
       </w:r>
     </w:p>
     <w:p>
@@ -25522,6 +26017,276 @@
           <w:sz w:val="20"/>
           <w:szCs w:val="20"/>
         </w:rPr>
+        <w:t xml:space="preserve">.eyebrow {</w:t>
+      </w:r>
+    </w:p>
+    <w:p>
+      <w:pPr>
+        <w:keepNext w:val="false"/>
+        <w:keepLines/>
+        <w:spacing w:after="0" w:line="240"/>
+      </w:pPr>
+      <w:r>
+        <w:rPr>
+          <w:rFonts w:ascii="Courier New" w:cs="Courier New" w:eastAsia="Courier New" w:hAnsi="Courier New"/>
+          <w:sz w:val="20"/>
+          <w:szCs w:val="20"/>
+        </w:rPr>
+        <w:t xml:space="preserve">    display: inline-flex;</w:t>
+      </w:r>
+    </w:p>
+    <w:p>
+      <w:pPr>
+        <w:keepNext w:val="false"/>
+        <w:keepLines/>
+        <w:spacing w:after="0" w:line="240"/>
+      </w:pPr>
+      <w:r>
+        <w:rPr>
+          <w:rFonts w:ascii="Courier New" w:cs="Courier New" w:eastAsia="Courier New" w:hAnsi="Courier New"/>
+          <w:sz w:val="20"/>
+          <w:szCs w:val="20"/>
+        </w:rPr>
+        <w:t xml:space="preserve">    align-items: center;</w:t>
+      </w:r>
+    </w:p>
+    <w:p>
+      <w:pPr>
+        <w:keepNext w:val="false"/>
+        <w:keepLines/>
+        <w:spacing w:after="0" w:line="240"/>
+      </w:pPr>
+      <w:r>
+        <w:rPr>
+          <w:rFonts w:ascii="Courier New" w:cs="Courier New" w:eastAsia="Courier New" w:hAnsi="Courier New"/>
+          <w:sz w:val="20"/>
+          <w:szCs w:val="20"/>
+        </w:rPr>
+        <w:t xml:space="preserve">    gap: 10px;</w:t>
+      </w:r>
+    </w:p>
+    <w:p>
+      <w:pPr>
+        <w:keepNext w:val="false"/>
+        <w:keepLines/>
+        <w:spacing w:after="0" w:line="240"/>
+      </w:pPr>
+      <w:r>
+        <w:rPr>
+          <w:rFonts w:ascii="Courier New" w:cs="Courier New" w:eastAsia="Courier New" w:hAnsi="Courier New"/>
+          <w:sz w:val="20"/>
+          <w:szCs w:val="20"/>
+        </w:rPr>
+        <w:t xml:space="preserve">    font-size: .78rem;</w:t>
+      </w:r>
+    </w:p>
+    <w:p>
+      <w:pPr>
+        <w:keepNext w:val="false"/>
+        <w:keepLines/>
+        <w:spacing w:after="0" w:line="240"/>
+      </w:pPr>
+      <w:r>
+        <w:rPr>
+          <w:rFonts w:ascii="Courier New" w:cs="Courier New" w:eastAsia="Courier New" w:hAnsi="Courier New"/>
+          <w:sz w:val="20"/>
+          <w:szCs w:val="20"/>
+        </w:rPr>
+        <w:t xml:space="preserve">    font-weight: 600;</w:t>
+      </w:r>
+    </w:p>
+    <w:p>
+      <w:pPr>
+        <w:keepNext w:val="false"/>
+        <w:keepLines/>
+        <w:spacing w:after="0" w:line="240"/>
+      </w:pPr>
+      <w:r>
+        <w:rPr>
+          <w:rFonts w:ascii="Courier New" w:cs="Courier New" w:eastAsia="Courier New" w:hAnsi="Courier New"/>
+          <w:sz w:val="20"/>
+          <w:szCs w:val="20"/>
+        </w:rPr>
+        <w:t xml:space="preserve">    letter-spacing: .12em;</w:t>
+      </w:r>
+    </w:p>
+    <w:p>
+      <w:pPr>
+        <w:keepNext w:val="false"/>
+        <w:keepLines/>
+        <w:spacing w:after="0" w:line="240"/>
+      </w:pPr>
+      <w:r>
+        <w:rPr>
+          <w:rFonts w:ascii="Courier New" w:cs="Courier New" w:eastAsia="Courier New" w:hAnsi="Courier New"/>
+          <w:sz w:val="20"/>
+          <w:szCs w:val="20"/>
+        </w:rPr>
+        <w:t xml:space="preserve">    text-transform: uppercase;</w:t>
+      </w:r>
+    </w:p>
+    <w:p>
+      <w:pPr>
+        <w:keepNext w:val="false"/>
+        <w:keepLines/>
+        <w:spacing w:after="0" w:line="240"/>
+      </w:pPr>
+      <w:r>
+        <w:rPr>
+          <w:rFonts w:ascii="Courier New" w:cs="Courier New" w:eastAsia="Courier New" w:hAnsi="Courier New"/>
+          <w:sz w:val="20"/>
+          <w:szCs w:val="20"/>
+        </w:rPr>
+        <w:t xml:space="preserve">    color: var(--muted);</w:t>
+      </w:r>
+    </w:p>
+    <w:p>
+      <w:pPr>
+        <w:keepNext w:val="false"/>
+        <w:keepLines/>
+        <w:spacing w:after="0" w:line="240"/>
+      </w:pPr>
+      <w:r>
+        <w:rPr>
+          <w:rFonts w:ascii="Courier New" w:cs="Courier New" w:eastAsia="Courier New" w:hAnsi="Courier New"/>
+          <w:sz w:val="20"/>
+          <w:szCs w:val="20"/>
+        </w:rPr>
+        <w:t xml:space="preserve">    margin-bottom: 18px;</w:t>
+      </w:r>
+    </w:p>
+    <w:p>
+      <w:pPr>
+        <w:keepNext w:val="false"/>
+        <w:keepLines/>
+        <w:spacing w:after="0" w:line="240"/>
+      </w:pPr>
+      <w:r>
+        <w:rPr>
+          <w:rFonts w:ascii="Courier New" w:cs="Courier New" w:eastAsia="Courier New" w:hAnsi="Courier New"/>
+          <w:sz w:val="20"/>
+          <w:szCs w:val="20"/>
+        </w:rPr>
+        <w:t xml:space="preserve">}</w:t>
+      </w:r>
+    </w:p>
+    <w:p>
+      <w:pPr>
+        <w:keepNext w:val="false"/>
+        <w:keepLines/>
+        <w:spacing w:after="0" w:line="240"/>
+      </w:pPr>
+      <w:r>
+        <w:rPr>
+          <w:rFonts w:ascii="Courier New" w:cs="Courier New" w:eastAsia="Courier New" w:hAnsi="Courier New"/>
+          <w:sz w:val="20"/>
+          <w:szCs w:val="20"/>
+        </w:rPr>
+        <w:t xml:space="preserve">.eyebrow::before { content: ''; width: 8px; height: 8px; border-radius: 50%; background: var(--accent); }</w:t>
+      </w:r>
+    </w:p>
+    <w:p>
+      <w:pPr>
+        <w:keepNext w:val="false"/>
+        <w:keepLines/>
+        <w:spacing w:after="0" w:line="240"/>
+      </w:pPr>
+      <w:r>
+        <w:rPr>
+          <w:rFonts w:ascii="Courier New" w:cs="Courier New" w:eastAsia="Courier New" w:hAnsi="Courier New"/>
+          <w:sz w:val="20"/>
+          <w:szCs w:val="20"/>
+        </w:rPr>
+        <w:t xml:space="preserve">.eyebrow--light { color: rgba(255, 255, 255, .75); }</w:t>
+      </w:r>
+    </w:p>
+    <w:p>
+      <w:pPr>
+        <w:keepNext w:val="false"/>
+        <w:keepLines/>
+        <w:spacing w:after="0" w:line="240"/>
+      </w:pPr>
+      <w:r>
+        <w:rPr>
+          <w:rFonts w:ascii="Courier New" w:cs="Courier New" w:eastAsia="Courier New" w:hAnsi="Courier New"/>
+          <w:sz w:val="20"/>
+          <w:szCs w:val="20"/>
+        </w:rPr>
+        <w:t xml:space="preserve"> </w:t>
+      </w:r>
+    </w:p>
+    <w:p>
+      <w:pPr>
+        <w:keepNext w:val="false"/>
+        <w:keepLines/>
+        <w:spacing w:after="0" w:line="240"/>
+      </w:pPr>
+      <w:r>
+        <w:rPr>
+          <w:rFonts w:ascii="Courier New" w:cs="Courier New" w:eastAsia="Courier New" w:hAnsi="Courier New"/>
+          <w:sz w:val="20"/>
+          <w:szCs w:val="20"/>
+        </w:rPr>
+        <w:t xml:space="preserve">.section-head { max-width: 760px; margin-bottom: 48px; }</w:t>
+      </w:r>
+    </w:p>
+    <w:p>
+      <w:pPr>
+        <w:keepNext w:val="false"/>
+        <w:keepLines/>
+        <w:spacing w:after="0" w:line="240"/>
+      </w:pPr>
+      <w:r>
+        <w:rPr>
+          <w:rFonts w:ascii="Courier New" w:cs="Courier New" w:eastAsia="Courier New" w:hAnsi="Courier New"/>
+          <w:sz w:val="20"/>
+          <w:szCs w:val="20"/>
+        </w:rPr>
+        <w:t xml:space="preserve">.section-head--row { max-width: none; display: flex; justify-content: space-between; align-items: flex-end; gap: 24px; }</w:t>
+      </w:r>
+    </w:p>
+    <w:p>
+      <w:pPr>
+        <w:keepNext w:val="false"/>
+        <w:keepLines/>
+        <w:spacing w:after="0" w:line="240"/>
+      </w:pPr>
+      <w:r>
+        <w:rPr>
+          <w:rFonts w:ascii="Courier New" w:cs="Courier New" w:eastAsia="Courier New" w:hAnsi="Courier New"/>
+          <w:sz w:val="20"/>
+          <w:szCs w:val="20"/>
+        </w:rPr>
+        <w:t xml:space="preserve">.section-head--row h2 { margin: 0; }</w:t>
+      </w:r>
+    </w:p>
+    <w:p>
+      <w:pPr>
+        <w:keepNext w:val="false"/>
+        <w:keepLines/>
+        <w:spacing w:after="0" w:line="240"/>
+      </w:pPr>
+      <w:r>
+        <w:rPr>
+          <w:rFonts w:ascii="Courier New" w:cs="Courier New" w:eastAsia="Courier New" w:hAnsi="Courier New"/>
+          <w:sz w:val="20"/>
+          <w:szCs w:val="20"/>
+        </w:rPr>
+        <w:t xml:space="preserve"> </w:t>
+      </w:r>
+    </w:p>
+    <w:p>
+      <w:pPr>
+        <w:keepNext w:val="false"/>
+        <w:keepLines/>
+        <w:spacing w:after="0" w:line="240"/>
+      </w:pPr>
+      <w:r>
+        <w:rPr>
+          <w:rFonts w:ascii="Courier New" w:cs="Courier New" w:eastAsia="Courier New" w:hAnsi="Courier New"/>
+          <w:sz w:val="20"/>
+          <w:szCs w:val="20"/>
+        </w:rPr>
         <w:t xml:space="preserve">.btn {</w:t>
       </w:r>
     </w:p>
@@ -25537,97 +26302,142 @@
           <w:sz w:val="20"/>
           <w:szCs w:val="20"/>
         </w:rPr>
-        <w:t xml:space="preserve">    display: inline-block;</w:t>
-      </w:r>
-    </w:p>
-    <w:p>
-      <w:pPr>
-        <w:keepNext w:val="false"/>
-        <w:keepLines/>
-        <w:spacing w:after="0" w:line="240"/>
-      </w:pPr>
-      <w:r>
-        <w:rPr>
-          <w:rFonts w:ascii="Courier New" w:cs="Courier New" w:eastAsia="Courier New" w:hAnsi="Courier New"/>
-          <w:sz w:val="20"/>
-          <w:szCs w:val="20"/>
-        </w:rPr>
-        <w:t xml:space="preserve">    padding: 12px 26px;</w:t>
-      </w:r>
-    </w:p>
-    <w:p>
-      <w:pPr>
-        <w:keepNext w:val="false"/>
-        <w:keepLines/>
-        <w:spacing w:after="0" w:line="240"/>
-      </w:pPr>
-      <w:r>
-        <w:rPr>
-          <w:rFonts w:ascii="Courier New" w:cs="Courier New" w:eastAsia="Courier New" w:hAnsi="Courier New"/>
-          <w:sz w:val="20"/>
-          <w:szCs w:val="20"/>
-        </w:rPr>
-        <w:t xml:space="preserve">    border: 2px solid var(--green);</w:t>
-      </w:r>
-    </w:p>
-    <w:p>
-      <w:pPr>
-        <w:keepNext w:val="false"/>
-        <w:keepLines/>
-        <w:spacing w:after="0" w:line="240"/>
-      </w:pPr>
-      <w:r>
-        <w:rPr>
-          <w:rFonts w:ascii="Courier New" w:cs="Courier New" w:eastAsia="Courier New" w:hAnsi="Courier New"/>
-          <w:sz w:val="20"/>
-          <w:szCs w:val="20"/>
-        </w:rPr>
-        <w:t xml:space="preserve">    border-radius: 40px;</w:t>
-      </w:r>
-    </w:p>
-    <w:p>
-      <w:pPr>
-        <w:keepNext w:val="false"/>
-        <w:keepLines/>
-        <w:spacing w:after="0" w:line="240"/>
-      </w:pPr>
-      <w:r>
-        <w:rPr>
-          <w:rFonts w:ascii="Courier New" w:cs="Courier New" w:eastAsia="Courier New" w:hAnsi="Courier New"/>
-          <w:sz w:val="20"/>
-          <w:szCs w:val="20"/>
-        </w:rPr>
-        <w:t xml:space="preserve">    background: var(--green);</w:t>
-      </w:r>
-    </w:p>
-    <w:p>
-      <w:pPr>
-        <w:keepNext w:val="false"/>
-        <w:keepLines/>
-        <w:spacing w:after="0" w:line="240"/>
-      </w:pPr>
-      <w:r>
-        <w:rPr>
-          <w:rFonts w:ascii="Courier New" w:cs="Courier New" w:eastAsia="Courier New" w:hAnsi="Courier New"/>
-          <w:sz w:val="20"/>
-          <w:szCs w:val="20"/>
-        </w:rPr>
-        <w:t xml:space="preserve">    color: var(--white);</w:t>
-      </w:r>
-    </w:p>
-    <w:p>
-      <w:pPr>
-        <w:keepNext w:val="false"/>
-        <w:keepLines/>
-        <w:spacing w:after="0" w:line="240"/>
-      </w:pPr>
-      <w:r>
-        <w:rPr>
-          <w:rFonts w:ascii="Courier New" w:cs="Courier New" w:eastAsia="Courier New" w:hAnsi="Courier New"/>
-          <w:sz w:val="20"/>
-          <w:szCs w:val="20"/>
-        </w:rPr>
-        <w:t xml:space="preserve">    font: 600 1rem var(--font-text);</w:t>
+        <w:t xml:space="preserve">    display: inline-flex;</w:t>
+      </w:r>
+    </w:p>
+    <w:p>
+      <w:pPr>
+        <w:keepNext w:val="false"/>
+        <w:keepLines/>
+        <w:spacing w:after="0" w:line="240"/>
+      </w:pPr>
+      <w:r>
+        <w:rPr>
+          <w:rFonts w:ascii="Courier New" w:cs="Courier New" w:eastAsia="Courier New" w:hAnsi="Courier New"/>
+          <w:sz w:val="20"/>
+          <w:szCs w:val="20"/>
+        </w:rPr>
+        <w:t xml:space="preserve">    align-items: center;</w:t>
+      </w:r>
+    </w:p>
+    <w:p>
+      <w:pPr>
+        <w:keepNext w:val="false"/>
+        <w:keepLines/>
+        <w:spacing w:after="0" w:line="240"/>
+      </w:pPr>
+      <w:r>
+        <w:rPr>
+          <w:rFonts w:ascii="Courier New" w:cs="Courier New" w:eastAsia="Courier New" w:hAnsi="Courier New"/>
+          <w:sz w:val="20"/>
+          <w:szCs w:val="20"/>
+        </w:rPr>
+        <w:t xml:space="preserve">    justify-content: center;</w:t>
+      </w:r>
+    </w:p>
+    <w:p>
+      <w:pPr>
+        <w:keepNext w:val="false"/>
+        <w:keepLines/>
+        <w:spacing w:after="0" w:line="240"/>
+      </w:pPr>
+      <w:r>
+        <w:rPr>
+          <w:rFonts w:ascii="Courier New" w:cs="Courier New" w:eastAsia="Courier New" w:hAnsi="Courier New"/>
+          <w:sz w:val="20"/>
+          <w:szCs w:val="20"/>
+        </w:rPr>
+        <w:t xml:space="preserve">    gap: 8px;</w:t>
+      </w:r>
+    </w:p>
+    <w:p>
+      <w:pPr>
+        <w:keepNext w:val="false"/>
+        <w:keepLines/>
+        <w:spacing w:after="0" w:line="240"/>
+      </w:pPr>
+      <w:r>
+        <w:rPr>
+          <w:rFonts w:ascii="Courier New" w:cs="Courier New" w:eastAsia="Courier New" w:hAnsi="Courier New"/>
+          <w:sz w:val="20"/>
+          <w:szCs w:val="20"/>
+        </w:rPr>
+        <w:t xml:space="preserve">    padding: 14px 28px;</w:t>
+      </w:r>
+    </w:p>
+    <w:p>
+      <w:pPr>
+        <w:keepNext w:val="false"/>
+        <w:keepLines/>
+        <w:spacing w:after="0" w:line="240"/>
+      </w:pPr>
+      <w:r>
+        <w:rPr>
+          <w:rFonts w:ascii="Courier New" w:cs="Courier New" w:eastAsia="Courier New" w:hAnsi="Courier New"/>
+          <w:sz w:val="20"/>
+          <w:szCs w:val="20"/>
+        </w:rPr>
+        <w:t xml:space="preserve">    border: 1px solid var(--ink);</w:t>
+      </w:r>
+    </w:p>
+    <w:p>
+      <w:pPr>
+        <w:keepNext w:val="false"/>
+        <w:keepLines/>
+        <w:spacing w:after="0" w:line="240"/>
+      </w:pPr>
+      <w:r>
+        <w:rPr>
+          <w:rFonts w:ascii="Courier New" w:cs="Courier New" w:eastAsia="Courier New" w:hAnsi="Courier New"/>
+          <w:sz w:val="20"/>
+          <w:szCs w:val="20"/>
+        </w:rPr>
+        <w:t xml:space="preserve">    border-radius: 100px;</w:t>
+      </w:r>
+    </w:p>
+    <w:p>
+      <w:pPr>
+        <w:keepNext w:val="false"/>
+        <w:keepLines/>
+        <w:spacing w:after="0" w:line="240"/>
+      </w:pPr>
+      <w:r>
+        <w:rPr>
+          <w:rFonts w:ascii="Courier New" w:cs="Courier New" w:eastAsia="Courier New" w:hAnsi="Courier New"/>
+          <w:sz w:val="20"/>
+          <w:szCs w:val="20"/>
+        </w:rPr>
+        <w:t xml:space="preserve">    background: var(--ink);</w:t>
+      </w:r>
+    </w:p>
+    <w:p>
+      <w:pPr>
+        <w:keepNext w:val="false"/>
+        <w:keepLines/>
+        <w:spacing w:after="0" w:line="240"/>
+      </w:pPr>
+      <w:r>
+        <w:rPr>
+          <w:rFonts w:ascii="Courier New" w:cs="Courier New" w:eastAsia="Courier New" w:hAnsi="Courier New"/>
+          <w:sz w:val="20"/>
+          <w:szCs w:val="20"/>
+        </w:rPr>
+        <w:t xml:space="preserve">    color: var(--bg);</w:t>
+      </w:r>
+    </w:p>
+    <w:p>
+      <w:pPr>
+        <w:keepNext w:val="false"/>
+        <w:keepLines/>
+        <w:spacing w:after="0" w:line="240"/>
+      </w:pPr>
+      <w:r>
+        <w:rPr>
+          <w:rFonts w:ascii="Courier New" w:cs="Courier New" w:eastAsia="Courier New" w:hAnsi="Courier New"/>
+          <w:sz w:val="20"/>
+          <w:szCs w:val="20"/>
+        </w:rPr>
+        <w:t xml:space="preserve">    font: 500 .95rem var(--font-text);</w:t>
       </w:r>
     </w:p>
     <w:p>
@@ -25672,7 +26482,7 @@
           <w:sz w:val="20"/>
           <w:szCs w:val="20"/>
         </w:rPr>
-        <w:t xml:space="preserve">    transition: background .2s, transform .2s;</w:t>
+        <w:t xml:space="preserve">    transition: background .2s, color .2s, border-color .2s;</w:t>
       </w:r>
     </w:p>
     <w:p>
@@ -25702,82 +26512,127 @@
           <w:sz w:val="20"/>
           <w:szCs w:val="20"/>
         </w:rPr>
-        <w:t xml:space="preserve">.btn:hover { background: var(--green-dark); transform: translateY(-2px); }</w:t>
-      </w:r>
-    </w:p>
-    <w:p>
-      <w:pPr>
-        <w:keepNext w:val="false"/>
-        <w:keepLines/>
-        <w:spacing w:after="0" w:line="240"/>
-      </w:pPr>
-      <w:r>
-        <w:rPr>
-          <w:rFonts w:ascii="Courier New" w:cs="Courier New" w:eastAsia="Courier New" w:hAnsi="Courier New"/>
-          <w:sz w:val="20"/>
-          <w:szCs w:val="20"/>
-        </w:rPr>
-        <w:t xml:space="preserve">.btn--small { padding: 7px 18px; font-size: .9rem; }</w:t>
-      </w:r>
-    </w:p>
-    <w:p>
-      <w:pPr>
-        <w:keepNext w:val="false"/>
-        <w:keepLines/>
-        <w:spacing w:after="0" w:line="240"/>
-      </w:pPr>
-      <w:r>
-        <w:rPr>
-          <w:rFonts w:ascii="Courier New" w:cs="Courier New" w:eastAsia="Courier New" w:hAnsi="Courier New"/>
-          <w:sz w:val="20"/>
-          <w:szCs w:val="20"/>
-        </w:rPr>
-        <w:t xml:space="preserve">.btn--light { background: var(--white); color: var(--green-dark); border-color: var(--white); }</w:t>
-      </w:r>
-    </w:p>
-    <w:p>
-      <w:pPr>
-        <w:keepNext w:val="false"/>
-        <w:keepLines/>
-        <w:spacing w:after="0" w:line="240"/>
-      </w:pPr>
-      <w:r>
-        <w:rPr>
-          <w:rFonts w:ascii="Courier New" w:cs="Courier New" w:eastAsia="Courier New" w:hAnsi="Courier New"/>
-          <w:sz w:val="20"/>
-          <w:szCs w:val="20"/>
-        </w:rPr>
-        <w:t xml:space="preserve">.btn--light:hover { background: var(--cream); }</w:t>
-      </w:r>
-    </w:p>
-    <w:p>
-      <w:pPr>
-        <w:keepNext w:val="false"/>
-        <w:keepLines/>
-        <w:spacing w:after="0" w:line="240"/>
-      </w:pPr>
-      <w:r>
-        <w:rPr>
-          <w:rFonts w:ascii="Courier New" w:cs="Courier New" w:eastAsia="Courier New" w:hAnsi="Courier New"/>
-          <w:sz w:val="20"/>
-          <w:szCs w:val="20"/>
-        </w:rPr>
-        <w:t xml:space="preserve">.btn--outline { background: transparent; color: var(--green); }</w:t>
-      </w:r>
-    </w:p>
-    <w:p>
-      <w:pPr>
-        <w:keepNext w:val="false"/>
-        <w:keepLines/>
-        <w:spacing w:after="0" w:line="240"/>
-      </w:pPr>
-      <w:r>
-        <w:rPr>
-          <w:rFonts w:ascii="Courier New" w:cs="Courier New" w:eastAsia="Courier New" w:hAnsi="Courier New"/>
-          <w:sz w:val="20"/>
-          <w:szCs w:val="20"/>
-        </w:rPr>
-        <w:t xml:space="preserve">.btn--outline:hover { color: var(--white); }</w:t>
+        <w:t xml:space="preserve">.btn:hover { background: var(--forest); border-color: var(--forest); }</w:t>
+      </w:r>
+    </w:p>
+    <w:p>
+      <w:pPr>
+        <w:keepNext w:val="false"/>
+        <w:keepLines/>
+        <w:spacing w:after="0" w:line="240"/>
+      </w:pPr>
+      <w:r>
+        <w:rPr>
+          <w:rFonts w:ascii="Courier New" w:cs="Courier New" w:eastAsia="Courier New" w:hAnsi="Courier New"/>
+          <w:sz w:val="20"/>
+          <w:szCs w:val="20"/>
+        </w:rPr>
+        <w:t xml:space="preserve">.btn--small { padding: 9px 20px; font-size: .88rem; }</w:t>
+      </w:r>
+    </w:p>
+    <w:p>
+      <w:pPr>
+        <w:keepNext w:val="false"/>
+        <w:keepLines/>
+        <w:spacing w:after="0" w:line="240"/>
+      </w:pPr>
+      <w:r>
+        <w:rPr>
+          <w:rFonts w:ascii="Courier New" w:cs="Courier New" w:eastAsia="Courier New" w:hAnsi="Courier New"/>
+          <w:sz w:val="20"/>
+          <w:szCs w:val="20"/>
+        </w:rPr>
+        <w:t xml:space="preserve">.btn--dark { background: var(--ink); color: var(--bg); }</w:t>
+      </w:r>
+    </w:p>
+    <w:p>
+      <w:pPr>
+        <w:keepNext w:val="false"/>
+        <w:keepLines/>
+        <w:spacing w:after="0" w:line="240"/>
+      </w:pPr>
+      <w:r>
+        <w:rPr>
+          <w:rFonts w:ascii="Courier New" w:cs="Courier New" w:eastAsia="Courier New" w:hAnsi="Courier New"/>
+          <w:sz w:val="20"/>
+          <w:szCs w:val="20"/>
+        </w:rPr>
+        <w:t xml:space="preserve">.btn--accent { background: var(--accent); border-color: var(--accent); color: var(--ink); }</w:t>
+      </w:r>
+    </w:p>
+    <w:p>
+      <w:pPr>
+        <w:keepNext w:val="false"/>
+        <w:keepLines/>
+        <w:spacing w:after="0" w:line="240"/>
+      </w:pPr>
+      <w:r>
+        <w:rPr>
+          <w:rFonts w:ascii="Courier New" w:cs="Courier New" w:eastAsia="Courier New" w:hAnsi="Courier New"/>
+          <w:sz w:val="20"/>
+          <w:szCs w:val="20"/>
+        </w:rPr>
+        <w:t xml:space="preserve">.btn--accent:hover { background: var(--ink); border-color: var(--ink); color: var(--accent); }</w:t>
+      </w:r>
+    </w:p>
+    <w:p>
+      <w:pPr>
+        <w:keepNext w:val="false"/>
+        <w:keepLines/>
+        <w:spacing w:after="0" w:line="240"/>
+      </w:pPr>
+      <w:r>
+        <w:rPr>
+          <w:rFonts w:ascii="Courier New" w:cs="Courier New" w:eastAsia="Courier New" w:hAnsi="Courier New"/>
+          <w:sz w:val="20"/>
+          <w:szCs w:val="20"/>
+        </w:rPr>
+        <w:t xml:space="preserve">.btn--ghost { background: transparent; border-color: rgba(255, 255, 255, .6); color: #fff; }</w:t>
+      </w:r>
+    </w:p>
+    <w:p>
+      <w:pPr>
+        <w:keepNext w:val="false"/>
+        <w:keepLines/>
+        <w:spacing w:after="0" w:line="240"/>
+      </w:pPr>
+      <w:r>
+        <w:rPr>
+          <w:rFonts w:ascii="Courier New" w:cs="Courier New" w:eastAsia="Courier New" w:hAnsi="Courier New"/>
+          <w:sz w:val="20"/>
+          <w:szCs w:val="20"/>
+        </w:rPr>
+        <w:t xml:space="preserve">.btn--ghost:hover { background: #fff; border-color: #fff; color: var(--ink); }</w:t>
+      </w:r>
+    </w:p>
+    <w:p>
+      <w:pPr>
+        <w:keepNext w:val="false"/>
+        <w:keepLines/>
+        <w:spacing w:after="0" w:line="240"/>
+      </w:pPr>
+      <w:r>
+        <w:rPr>
+          <w:rFonts w:ascii="Courier New" w:cs="Courier New" w:eastAsia="Courier New" w:hAnsi="Courier New"/>
+          <w:sz w:val="20"/>
+          <w:szCs w:val="20"/>
+        </w:rPr>
+        <w:t xml:space="preserve">.btn--outline { background: transparent; color: var(--ink); }</w:t>
+      </w:r>
+    </w:p>
+    <w:p>
+      <w:pPr>
+        <w:keepNext w:val="false"/>
+        <w:keepLines/>
+        <w:spacing w:after="0" w:line="240"/>
+      </w:pPr>
+      <w:r>
+        <w:rPr>
+          <w:rFonts w:ascii="Courier New" w:cs="Courier New" w:eastAsia="Courier New" w:hAnsi="Courier New"/>
+          <w:sz w:val="20"/>
+          <w:szCs w:val="20"/>
+        </w:rPr>
+        <w:t xml:space="preserve">.btn--outline:hover { background: var(--ink); color: var(--bg); }</w:t>
       </w:r>
     </w:p>
     <w:p>
@@ -25807,22 +26662,172 @@
           <w:sz w:val="20"/>
           <w:szCs w:val="20"/>
         </w:rPr>
-        <w:t xml:space="preserve">.link-button { background: none; border: 0; padding: 0; color: var(--green); font: inherit; cursor: pointer; text-decoration: underline; }</w:t>
-      </w:r>
-    </w:p>
-    <w:p>
-      <w:pPr>
-        <w:keepNext w:val="false"/>
-        <w:keepLines/>
-        <w:spacing w:after="0" w:line="240"/>
-      </w:pPr>
-      <w:r>
-        <w:rPr>
-          <w:rFonts w:ascii="Courier New" w:cs="Courier New" w:eastAsia="Courier New" w:hAnsi="Courier New"/>
-          <w:sz w:val="20"/>
-          <w:szCs w:val="20"/>
-        </w:rPr>
-        <w:t xml:space="preserve">.link-button--danger { color: #b23b3b; }</w:t>
+        <w:t xml:space="preserve">.link-arrow {</w:t>
+      </w:r>
+    </w:p>
+    <w:p>
+      <w:pPr>
+        <w:keepNext w:val="false"/>
+        <w:keepLines/>
+        <w:spacing w:after="0" w:line="240"/>
+      </w:pPr>
+      <w:r>
+        <w:rPr>
+          <w:rFonts w:ascii="Courier New" w:cs="Courier New" w:eastAsia="Courier New" w:hAnsi="Courier New"/>
+          <w:sz w:val="20"/>
+          <w:szCs w:val="20"/>
+        </w:rPr>
+        <w:t xml:space="preserve">    display: inline-flex;</w:t>
+      </w:r>
+    </w:p>
+    <w:p>
+      <w:pPr>
+        <w:keepNext w:val="false"/>
+        <w:keepLines/>
+        <w:spacing w:after="0" w:line="240"/>
+      </w:pPr>
+      <w:r>
+        <w:rPr>
+          <w:rFonts w:ascii="Courier New" w:cs="Courier New" w:eastAsia="Courier New" w:hAnsi="Courier New"/>
+          <w:sz w:val="20"/>
+          <w:szCs w:val="20"/>
+        </w:rPr>
+        <w:t xml:space="preserve">    align-items: center;</w:t>
+      </w:r>
+    </w:p>
+    <w:p>
+      <w:pPr>
+        <w:keepNext w:val="false"/>
+        <w:keepLines/>
+        <w:spacing w:after="0" w:line="240"/>
+      </w:pPr>
+      <w:r>
+        <w:rPr>
+          <w:rFonts w:ascii="Courier New" w:cs="Courier New" w:eastAsia="Courier New" w:hAnsi="Courier New"/>
+          <w:sz w:val="20"/>
+          <w:szCs w:val="20"/>
+        </w:rPr>
+        <w:t xml:space="preserve">    gap: 10px;</w:t>
+      </w:r>
+    </w:p>
+    <w:p>
+      <w:pPr>
+        <w:keepNext w:val="false"/>
+        <w:keepLines/>
+        <w:spacing w:after="0" w:line="240"/>
+      </w:pPr>
+      <w:r>
+        <w:rPr>
+          <w:rFonts w:ascii="Courier New" w:cs="Courier New" w:eastAsia="Courier New" w:hAnsi="Courier New"/>
+          <w:sz w:val="20"/>
+          <w:szCs w:val="20"/>
+        </w:rPr>
+        <w:t xml:space="preserve">    font-weight: 500;</w:t>
+      </w:r>
+    </w:p>
+    <w:p>
+      <w:pPr>
+        <w:keepNext w:val="false"/>
+        <w:keepLines/>
+        <w:spacing w:after="0" w:line="240"/>
+      </w:pPr>
+      <w:r>
+        <w:rPr>
+          <w:rFonts w:ascii="Courier New" w:cs="Courier New" w:eastAsia="Courier New" w:hAnsi="Courier New"/>
+          <w:sz w:val="20"/>
+          <w:szCs w:val="20"/>
+        </w:rPr>
+        <w:t xml:space="preserve">    text-decoration: none;</w:t>
+      </w:r>
+    </w:p>
+    <w:p>
+      <w:pPr>
+        <w:keepNext w:val="false"/>
+        <w:keepLines/>
+        <w:spacing w:after="0" w:line="240"/>
+      </w:pPr>
+      <w:r>
+        <w:rPr>
+          <w:rFonts w:ascii="Courier New" w:cs="Courier New" w:eastAsia="Courier New" w:hAnsi="Courier New"/>
+          <w:sz w:val="20"/>
+          <w:szCs w:val="20"/>
+        </w:rPr>
+        <w:t xml:space="preserve">    border-bottom: 1px solid currentColor;</w:t>
+      </w:r>
+    </w:p>
+    <w:p>
+      <w:pPr>
+        <w:keepNext w:val="false"/>
+        <w:keepLines/>
+        <w:spacing w:after="0" w:line="240"/>
+      </w:pPr>
+      <w:r>
+        <w:rPr>
+          <w:rFonts w:ascii="Courier New" w:cs="Courier New" w:eastAsia="Courier New" w:hAnsi="Courier New"/>
+          <w:sz w:val="20"/>
+          <w:szCs w:val="20"/>
+        </w:rPr>
+        <w:t xml:space="preserve">    padding-bottom: 2px;</w:t>
+      </w:r>
+    </w:p>
+    <w:p>
+      <w:pPr>
+        <w:keepNext w:val="false"/>
+        <w:keepLines/>
+        <w:spacing w:after="0" w:line="240"/>
+      </w:pPr>
+      <w:r>
+        <w:rPr>
+          <w:rFonts w:ascii="Courier New" w:cs="Courier New" w:eastAsia="Courier New" w:hAnsi="Courier New"/>
+          <w:sz w:val="20"/>
+          <w:szCs w:val="20"/>
+        </w:rPr>
+        <w:t xml:space="preserve">    white-space: nowrap;</w:t>
+      </w:r>
+    </w:p>
+    <w:p>
+      <w:pPr>
+        <w:keepNext w:val="false"/>
+        <w:keepLines/>
+        <w:spacing w:after="0" w:line="240"/>
+      </w:pPr>
+      <w:r>
+        <w:rPr>
+          <w:rFonts w:ascii="Courier New" w:cs="Courier New" w:eastAsia="Courier New" w:hAnsi="Courier New"/>
+          <w:sz w:val="20"/>
+          <w:szCs w:val="20"/>
+        </w:rPr>
+        <w:t xml:space="preserve">}</w:t>
+      </w:r>
+    </w:p>
+    <w:p>
+      <w:pPr>
+        <w:keepNext w:val="false"/>
+        <w:keepLines/>
+        <w:spacing w:after="0" w:line="240"/>
+      </w:pPr>
+      <w:r>
+        <w:rPr>
+          <w:rFonts w:ascii="Courier New" w:cs="Courier New" w:eastAsia="Courier New" w:hAnsi="Courier New"/>
+          <w:sz w:val="20"/>
+          <w:szCs w:val="20"/>
+        </w:rPr>
+        <w:t xml:space="preserve">.link-arrow::after { content: '→'; transition: transform .2s; }</w:t>
+      </w:r>
+    </w:p>
+    <w:p>
+      <w:pPr>
+        <w:keepNext w:val="false"/>
+        <w:keepLines/>
+        <w:spacing w:after="0" w:line="240"/>
+      </w:pPr>
+      <w:r>
+        <w:rPr>
+          <w:rFonts w:ascii="Courier New" w:cs="Courier New" w:eastAsia="Courier New" w:hAnsi="Courier New"/>
+          <w:sz w:val="20"/>
+          <w:szCs w:val="20"/>
+        </w:rPr>
+        <w:t xml:space="preserve">.link-arrow:hover::after { transform: translateX(4px); }</w:t>
       </w:r>
     </w:p>
     <w:p>
@@ -25852,7 +26857,52 @@
           <w:sz w:val="20"/>
           <w:szCs w:val="20"/>
         </w:rPr>
-        <w:t xml:space="preserve">.header { background: var(--white); box-shadow: 0 2px 10px rgba(0, 0, 0, .05); position: sticky; top: 0; z-index: 10; }</w:t>
+        <w:t xml:space="preserve">.link-button { background: none; border: 0; padding: 0; color: var(--ink); font: inherit; cursor: pointer; text-decoration: underline; text-underline-offset: 3px; }</w:t>
+      </w:r>
+    </w:p>
+    <w:p>
+      <w:pPr>
+        <w:keepNext w:val="false"/>
+        <w:keepLines/>
+        <w:spacing w:after="0" w:line="240"/>
+      </w:pPr>
+      <w:r>
+        <w:rPr>
+          <w:rFonts w:ascii="Courier New" w:cs="Courier New" w:eastAsia="Courier New" w:hAnsi="Courier New"/>
+          <w:sz w:val="20"/>
+          <w:szCs w:val="20"/>
+        </w:rPr>
+        <w:t xml:space="preserve">.link-button--danger { color: var(--danger); }</w:t>
+      </w:r>
+    </w:p>
+    <w:p>
+      <w:pPr>
+        <w:keepNext w:val="false"/>
+        <w:keepLines/>
+        <w:spacing w:after="0" w:line="240"/>
+      </w:pPr>
+      <w:r>
+        <w:rPr>
+          <w:rFonts w:ascii="Courier New" w:cs="Courier New" w:eastAsia="Courier New" w:hAnsi="Courier New"/>
+          <w:sz w:val="20"/>
+          <w:szCs w:val="20"/>
+        </w:rPr>
+        <w:t xml:space="preserve"> </w:t>
+      </w:r>
+    </w:p>
+    <w:p>
+      <w:pPr>
+        <w:keepNext w:val="false"/>
+        <w:keepLines/>
+        <w:spacing w:after="0" w:line="240"/>
+      </w:pPr>
+      <w:r>
+        <w:rPr>
+          <w:rFonts w:ascii="Courier New" w:cs="Courier New" w:eastAsia="Courier New" w:hAnsi="Courier New"/>
+          <w:sz w:val="20"/>
+          <w:szCs w:val="20"/>
+        </w:rPr>
+        <w:t xml:space="preserve">.header { position: sticky; top: 0; z-index: 10; background: rgba(242, 240, 234, .88); backdrop-filter: blur(12px); border-bottom: 1px solid var(--line); }</w:t>
       </w:r>
     </w:p>
     <w:p>
@@ -25882,22 +26932,22 @@
           <w:sz w:val="20"/>
           <w:szCs w:val="20"/>
         </w:rPr>
-        <w:t xml:space="preserve">.logo { font: 700 1.4rem var(--font-title); color: var(--green-dark); text-decoration: none; }</w:t>
-      </w:r>
-    </w:p>
-    <w:p>
-      <w:pPr>
-        <w:keepNext w:val="false"/>
-        <w:keepLines/>
-        <w:spacing w:after="0" w:line="240"/>
-      </w:pPr>
-      <w:r>
-        <w:rPr>
-          <w:rFonts w:ascii="Courier New" w:cs="Courier New" w:eastAsia="Courier New" w:hAnsi="Courier New"/>
-          <w:sz w:val="20"/>
-          <w:szCs w:val="20"/>
-        </w:rPr>
-        <w:t xml:space="preserve">.logo__icon { color: var(--accent); }</w:t>
+        <w:t xml:space="preserve">.logo { font: 600 1.05rem var(--font-title); letter-spacing: -0.02em; text-decoration: none; display: inline-flex; align-items: flex-start; gap: 4px; }</w:t>
+      </w:r>
+    </w:p>
+    <w:p>
+      <w:pPr>
+        <w:keepNext w:val="false"/>
+        <w:keepLines/>
+        <w:spacing w:after="0" w:line="240"/>
+      </w:pPr>
+      <w:r>
+        <w:rPr>
+          <w:rFonts w:ascii="Courier New" w:cs="Courier New" w:eastAsia="Courier New" w:hAnsi="Courier New"/>
+          <w:sz w:val="20"/>
+          <w:szCs w:val="20"/>
+        </w:rPr>
+        <w:t xml:space="preserve">.logo__dot { width: 8px; height: 8px; border-radius: 50%; background: var(--forest); margin-top: 2px; }</w:t>
       </w:r>
     </w:p>
     <w:p>
@@ -25927,67 +26977,82 @@
           <w:sz w:val="20"/>
           <w:szCs w:val="20"/>
         </w:rPr>
-        <w:t xml:space="preserve">.nav { display: flex; align-items: center; gap: 22px; }</w:t>
-      </w:r>
-    </w:p>
-    <w:p>
-      <w:pPr>
-        <w:keepNext w:val="false"/>
-        <w:keepLines/>
-        <w:spacing w:after="0" w:line="240"/>
-      </w:pPr>
-      <w:r>
-        <w:rPr>
-          <w:rFonts w:ascii="Courier New" w:cs="Courier New" w:eastAsia="Courier New" w:hAnsi="Courier New"/>
-          <w:sz w:val="20"/>
-          <w:szCs w:val="20"/>
-        </w:rPr>
-        <w:t xml:space="preserve">.nav a:not(.btn) { color: var(--text); text-decoration: none; font-weight: 600; padding: 6px 0; border-bottom: 2px solid transparent; }</w:t>
-      </w:r>
-    </w:p>
-    <w:p>
-      <w:pPr>
-        <w:keepNext w:val="false"/>
-        <w:keepLines/>
-        <w:spacing w:after="0" w:line="240"/>
-      </w:pPr>
-      <w:r>
-        <w:rPr>
-          <w:rFonts w:ascii="Courier New" w:cs="Courier New" w:eastAsia="Courier New" w:hAnsi="Courier New"/>
-          <w:sz w:val="20"/>
-          <w:szCs w:val="20"/>
-        </w:rPr>
-        <w:t xml:space="preserve">.nav a:not(.btn):hover, .nav a.active { color: var(--green); border-color: var(--green); }</w:t>
-      </w:r>
-    </w:p>
-    <w:p>
-      <w:pPr>
-        <w:keepNext w:val="false"/>
-        <w:keepLines/>
-        <w:spacing w:after="0" w:line="240"/>
-      </w:pPr>
-      <w:r>
-        <w:rPr>
-          <w:rFonts w:ascii="Courier New" w:cs="Courier New" w:eastAsia="Courier New" w:hAnsi="Courier New"/>
-          <w:sz w:val="20"/>
-          <w:szCs w:val="20"/>
-        </w:rPr>
-        <w:t xml:space="preserve">.nav__sep { width: 1px; height: 24px; background: var(--sand); }</w:t>
-      </w:r>
-    </w:p>
-    <w:p>
-      <w:pPr>
-        <w:keepNext w:val="false"/>
-        <w:keepLines/>
-        <w:spacing w:after="0" w:line="240"/>
-      </w:pPr>
-      <w:r>
-        <w:rPr>
-          <w:rFonts w:ascii="Courier New" w:cs="Courier New" w:eastAsia="Courier New" w:hAnsi="Courier New"/>
-          <w:sz w:val="20"/>
-          <w:szCs w:val="20"/>
-        </w:rPr>
-        <w:t xml:space="preserve">.burger { display: none; background: none; border: 0; font-size: 1.8rem; color: var(--green-dark); cursor: pointer; }</w:t>
+        <w:t xml:space="preserve">.nav { display: flex; align-items: center; gap: 28px; font-size: .95rem; }</w:t>
+      </w:r>
+    </w:p>
+    <w:p>
+      <w:pPr>
+        <w:keepNext w:val="false"/>
+        <w:keepLines/>
+        <w:spacing w:after="0" w:line="240"/>
+      </w:pPr>
+      <w:r>
+        <w:rPr>
+          <w:rFonts w:ascii="Courier New" w:cs="Courier New" w:eastAsia="Courier New" w:hAnsi="Courier New"/>
+          <w:sz w:val="20"/>
+          <w:szCs w:val="20"/>
+        </w:rPr>
+        <w:t xml:space="preserve">.nav a:not(.btn) { text-decoration: none; color: var(--muted); transition: color .2s; }</w:t>
+      </w:r>
+    </w:p>
+    <w:p>
+      <w:pPr>
+        <w:keepNext w:val="false"/>
+        <w:keepLines/>
+        <w:spacing w:after="0" w:line="240"/>
+      </w:pPr>
+      <w:r>
+        <w:rPr>
+          <w:rFonts w:ascii="Courier New" w:cs="Courier New" w:eastAsia="Courier New" w:hAnsi="Courier New"/>
+          <w:sz w:val="20"/>
+          <w:szCs w:val="20"/>
+        </w:rPr>
+        <w:t xml:space="preserve">.nav a:not(.btn):hover, .nav a.active { color: var(--ink); }</w:t>
+      </w:r>
+    </w:p>
+    <w:p>
+      <w:pPr>
+        <w:keepNext w:val="false"/>
+        <w:keepLines/>
+        <w:spacing w:after="0" w:line="240"/>
+      </w:pPr>
+      <w:r>
+        <w:rPr>
+          <w:rFonts w:ascii="Courier New" w:cs="Courier New" w:eastAsia="Courier New" w:hAnsi="Courier New"/>
+          <w:sz w:val="20"/>
+          <w:szCs w:val="20"/>
+        </w:rPr>
+        <w:t xml:space="preserve">.nav a.active { text-decoration: underline; text-underline-offset: 6px; text-decoration-thickness: 1px; }</w:t>
+      </w:r>
+    </w:p>
+    <w:p>
+      <w:pPr>
+        <w:keepNext w:val="false"/>
+        <w:keepLines/>
+        <w:spacing w:after="0" w:line="240"/>
+      </w:pPr>
+      <w:r>
+        <w:rPr>
+          <w:rFonts w:ascii="Courier New" w:cs="Courier New" w:eastAsia="Courier New" w:hAnsi="Courier New"/>
+          <w:sz w:val="20"/>
+          <w:szCs w:val="20"/>
+        </w:rPr>
+        <w:t xml:space="preserve">.nav__sep { width: 1px; height: 20px; background: var(--line); }</w:t>
+      </w:r>
+    </w:p>
+    <w:p>
+      <w:pPr>
+        <w:keepNext w:val="false"/>
+        <w:keepLines/>
+        <w:spacing w:after="0" w:line="240"/>
+      </w:pPr>
+      <w:r>
+        <w:rPr>
+          <w:rFonts w:ascii="Courier New" w:cs="Courier New" w:eastAsia="Courier New" w:hAnsi="Courier New"/>
+          <w:sz w:val="20"/>
+          <w:szCs w:val="20"/>
+        </w:rPr>
+        <w:t xml:space="preserve">.burger { display: none; background: none; border: 1px solid var(--ink); border-radius: 100px; padding: 7px 16px; font: 500 .88rem var(--font-text); cursor: pointer; }</w:t>
       </w:r>
     </w:p>
     <w:p>
@@ -26047,22 +27112,22 @@
           <w:sz w:val="20"/>
           <w:szCs w:val="20"/>
         </w:rPr>
-        <w:t xml:space="preserve">    padding: 14px 22px; border-radius: var(--radius);</w:t>
-      </w:r>
-    </w:p>
-    <w:p>
-      <w:pPr>
-        <w:keepNext w:val="false"/>
-        <w:keepLines/>
-        <w:spacing w:after="0" w:line="240"/>
-      </w:pPr>
-      <w:r>
-        <w:rPr>
-          <w:rFonts w:ascii="Courier New" w:cs="Courier New" w:eastAsia="Courier New" w:hAnsi="Courier New"/>
-          <w:sz w:val="20"/>
-          <w:szCs w:val="20"/>
-        </w:rPr>
-        <w:t xml:space="preserve">    background: var(--green); color: var(--white); box-shadow: var(--shadow);</w:t>
+        <w:t xml:space="preserve">    padding: 14px 22px; border-radius: 14px;</w:t>
+      </w:r>
+    </w:p>
+    <w:p>
+      <w:pPr>
+        <w:keepNext w:val="false"/>
+        <w:keepLines/>
+        <w:spacing w:after="0" w:line="240"/>
+      </w:pPr>
+      <w:r>
+        <w:rPr>
+          <w:rFonts w:ascii="Courier New" w:cs="Courier New" w:eastAsia="Courier New" w:hAnsi="Courier New"/>
+          <w:sz w:val="20"/>
+          <w:szCs w:val="20"/>
+        </w:rPr>
+        <w:t xml:space="preserve">    background: var(--ink); color: var(--bg);</w:t>
       </w:r>
     </w:p>
     <w:p>
@@ -26107,7 +27172,7 @@
           <w:sz w:val="20"/>
           <w:szCs w:val="20"/>
         </w:rPr>
-        <w:t xml:space="preserve">.flash--error { background: #b23b3b; }</w:t>
+        <w:t xml:space="preserve">.flash--error { background: var(--danger); color: #fff; }</w:t>
       </w:r>
     </w:p>
     <w:p>
@@ -26152,37 +27217,22 @@
           <w:sz w:val="20"/>
           <w:szCs w:val="20"/>
         </w:rPr>
-        <w:t xml:space="preserve">.hero {</w:t>
-      </w:r>
-    </w:p>
-    <w:p>
-      <w:pPr>
-        <w:keepNext w:val="false"/>
-        <w:keepLines/>
-        <w:spacing w:after="0" w:line="240"/>
-      </w:pPr>
-      <w:r>
-        <w:rPr>
-          <w:rFonts w:ascii="Courier New" w:cs="Courier New" w:eastAsia="Courier New" w:hAnsi="Courier New"/>
-          <w:sz w:val="20"/>
-          <w:szCs w:val="20"/>
-        </w:rPr>
-        <w:t xml:space="preserve">    min-height: 560px; display: flex; align-items: center;</w:t>
-      </w:r>
-    </w:p>
-    <w:p>
-      <w:pPr>
-        <w:keepNext w:val="false"/>
-        <w:keepLines/>
-        <w:spacing w:after="0" w:line="240"/>
-      </w:pPr>
-      <w:r>
-        <w:rPr>
-          <w:rFonts w:ascii="Courier New" w:cs="Courier New" w:eastAsia="Courier New" w:hAnsi="Courier New"/>
-          <w:sz w:val="20"/>
-          <w:szCs w:val="20"/>
-        </w:rPr>
-        <w:t xml:space="preserve">    background-size: cover; background-position: center bottom;</w:t>
+        <w:t xml:space="preserve">.hero { padding-top: 24px; }</w:t>
+      </w:r>
+    </w:p>
+    <w:p>
+      <w:pPr>
+        <w:keepNext w:val="false"/>
+        <w:keepLines/>
+        <w:spacing w:after="0" w:line="240"/>
+      </w:pPr>
+      <w:r>
+        <w:rPr>
+          <w:rFonts w:ascii="Courier New" w:cs="Courier New" w:eastAsia="Courier New" w:hAnsi="Courier New"/>
+          <w:sz w:val="20"/>
+          <w:szCs w:val="20"/>
+        </w:rPr>
+        <w:t xml:space="preserve">.hero__media {</w:t>
       </w:r>
     </w:p>
     <w:p>
@@ -26212,6 +27262,156 @@
           <w:sz w:val="20"/>
           <w:szCs w:val="20"/>
         </w:rPr>
+        <w:t xml:space="preserve">    min-height: min(78vh, 720px);</w:t>
+      </w:r>
+    </w:p>
+    <w:p>
+      <w:pPr>
+        <w:keepNext w:val="false"/>
+        <w:keepLines/>
+        <w:spacing w:after="0" w:line="240"/>
+      </w:pPr>
+      <w:r>
+        <w:rPr>
+          <w:rFonts w:ascii="Courier New" w:cs="Courier New" w:eastAsia="Courier New" w:hAnsi="Courier New"/>
+          <w:sz w:val="20"/>
+          <w:szCs w:val="20"/>
+        </w:rPr>
+        <w:t xml:space="preserve">    border-radius: var(--radius);</w:t>
+      </w:r>
+    </w:p>
+    <w:p>
+      <w:pPr>
+        <w:keepNext w:val="false"/>
+        <w:keepLines/>
+        <w:spacing w:after="0" w:line="240"/>
+      </w:pPr>
+      <w:r>
+        <w:rPr>
+          <w:rFonts w:ascii="Courier New" w:cs="Courier New" w:eastAsia="Courier New" w:hAnsi="Courier New"/>
+          <w:sz w:val="20"/>
+          <w:szCs w:val="20"/>
+        </w:rPr>
+        <w:t xml:space="preserve">    overflow: hidden;</w:t>
+      </w:r>
+    </w:p>
+    <w:p>
+      <w:pPr>
+        <w:keepNext w:val="false"/>
+        <w:keepLines/>
+        <w:spacing w:after="0" w:line="240"/>
+      </w:pPr>
+      <w:r>
+        <w:rPr>
+          <w:rFonts w:ascii="Courier New" w:cs="Courier New" w:eastAsia="Courier New" w:hAnsi="Courier New"/>
+          <w:sz w:val="20"/>
+          <w:szCs w:val="20"/>
+        </w:rPr>
+        <w:t xml:space="preserve">    background-size: cover;</w:t>
+      </w:r>
+    </w:p>
+    <w:p>
+      <w:pPr>
+        <w:keepNext w:val="false"/>
+        <w:keepLines/>
+        <w:spacing w:after="0" w:line="240"/>
+      </w:pPr>
+      <w:r>
+        <w:rPr>
+          <w:rFonts w:ascii="Courier New" w:cs="Courier New" w:eastAsia="Courier New" w:hAnsi="Courier New"/>
+          <w:sz w:val="20"/>
+          <w:szCs w:val="20"/>
+        </w:rPr>
+        <w:t xml:space="preserve">    background-position: center 70%;</w:t>
+      </w:r>
+    </w:p>
+    <w:p>
+      <w:pPr>
+        <w:keepNext w:val="false"/>
+        <w:keepLines/>
+        <w:spacing w:after="0" w:line="240"/>
+      </w:pPr>
+      <w:r>
+        <w:rPr>
+          <w:rFonts w:ascii="Courier New" w:cs="Courier New" w:eastAsia="Courier New" w:hAnsi="Courier New"/>
+          <w:sz w:val="20"/>
+          <w:szCs w:val="20"/>
+        </w:rPr>
+        <w:t xml:space="preserve">    padding: clamp(24px, 4vw, 56px);</w:t>
+      </w:r>
+    </w:p>
+    <w:p>
+      <w:pPr>
+        <w:keepNext w:val="false"/>
+        <w:keepLines/>
+        <w:spacing w:after="0" w:line="240"/>
+      </w:pPr>
+      <w:r>
+        <w:rPr>
+          <w:rFonts w:ascii="Courier New" w:cs="Courier New" w:eastAsia="Courier New" w:hAnsi="Courier New"/>
+          <w:sz w:val="20"/>
+          <w:szCs w:val="20"/>
+        </w:rPr>
+        <w:t xml:space="preserve">    display: flex;</w:t>
+      </w:r>
+    </w:p>
+    <w:p>
+      <w:pPr>
+        <w:keepNext w:val="false"/>
+        <w:keepLines/>
+        <w:spacing w:after="0" w:line="240"/>
+      </w:pPr>
+      <w:r>
+        <w:rPr>
+          <w:rFonts w:ascii="Courier New" w:cs="Courier New" w:eastAsia="Courier New" w:hAnsi="Courier New"/>
+          <w:sz w:val="20"/>
+          <w:szCs w:val="20"/>
+        </w:rPr>
+        <w:t xml:space="preserve">    flex-direction: column;</w:t>
+      </w:r>
+    </w:p>
+    <w:p>
+      <w:pPr>
+        <w:keepNext w:val="false"/>
+        <w:keepLines/>
+        <w:spacing w:after="0" w:line="240"/>
+      </w:pPr>
+      <w:r>
+        <w:rPr>
+          <w:rFonts w:ascii="Courier New" w:cs="Courier New" w:eastAsia="Courier New" w:hAnsi="Courier New"/>
+          <w:sz w:val="20"/>
+          <w:szCs w:val="20"/>
+        </w:rPr>
+        <w:t xml:space="preserve">    justify-content: flex-end;</w:t>
+      </w:r>
+    </w:p>
+    <w:p>
+      <w:pPr>
+        <w:keepNext w:val="false"/>
+        <w:keepLines/>
+        <w:spacing w:after="0" w:line="240"/>
+      </w:pPr>
+      <w:r>
+        <w:rPr>
+          <w:rFonts w:ascii="Courier New" w:cs="Courier New" w:eastAsia="Courier New" w:hAnsi="Courier New"/>
+          <w:sz w:val="20"/>
+          <w:szCs w:val="20"/>
+        </w:rPr>
+        <w:t xml:space="preserve">    color: #fff;</w:t>
+      </w:r>
+    </w:p>
+    <w:p>
+      <w:pPr>
+        <w:keepNext w:val="false"/>
+        <w:keepLines/>
+        <w:spacing w:after="0" w:line="240"/>
+      </w:pPr>
+      <w:r>
+        <w:rPr>
+          <w:rFonts w:ascii="Courier New" w:cs="Courier New" w:eastAsia="Courier New" w:hAnsi="Courier New"/>
+          <w:sz w:val="20"/>
+          <w:szCs w:val="20"/>
+        </w:rPr>
         <w:t xml:space="preserve">}</w:t>
       </w:r>
     </w:p>
@@ -26227,67 +27427,82 @@
           <w:sz w:val="20"/>
           <w:szCs w:val="20"/>
         </w:rPr>
-        <w:t xml:space="preserve">.hero::before { content: ''; position: absolute; inset: 0; background: linear-gradient(90deg, rgba(20, 50, 37, .75), rgba(20, 50, 37, .1)); }</w:t>
-      </w:r>
-    </w:p>
-    <w:p>
-      <w:pPr>
-        <w:keepNext w:val="false"/>
-        <w:keepLines/>
-        <w:spacing w:after="0" w:line="240"/>
-      </w:pPr>
-      <w:r>
-        <w:rPr>
-          <w:rFonts w:ascii="Courier New" w:cs="Courier New" w:eastAsia="Courier New" w:hAnsi="Courier New"/>
-          <w:sz w:val="20"/>
-          <w:szCs w:val="20"/>
-        </w:rPr>
-        <w:t xml:space="preserve">.hero__content { position: relative; color: var(--white); }</w:t>
-      </w:r>
-    </w:p>
-    <w:p>
-      <w:pPr>
-        <w:keepNext w:val="false"/>
-        <w:keepLines/>
-        <w:spacing w:after="0" w:line="240"/>
-      </w:pPr>
-      <w:r>
-        <w:rPr>
-          <w:rFonts w:ascii="Courier New" w:cs="Courier New" w:eastAsia="Courier New" w:hAnsi="Courier New"/>
-          <w:sz w:val="20"/>
-          <w:szCs w:val="20"/>
-        </w:rPr>
-        <w:t xml:space="preserve">.hero h1 { color: var(--white); font-size: 3.2rem; }</w:t>
-      </w:r>
-    </w:p>
-    <w:p>
-      <w:pPr>
-        <w:keepNext w:val="false"/>
-        <w:keepLines/>
-        <w:spacing w:after="0" w:line="240"/>
-      </w:pPr>
-      <w:r>
-        <w:rPr>
-          <w:rFonts w:ascii="Courier New" w:cs="Courier New" w:eastAsia="Courier New" w:hAnsi="Courier New"/>
-          <w:sz w:val="20"/>
-          <w:szCs w:val="20"/>
-        </w:rPr>
-        <w:t xml:space="preserve">.hero p { max-width: 520px; font-size: 1.15rem; }</w:t>
-      </w:r>
-    </w:p>
-    <w:p>
-      <w:pPr>
-        <w:keepNext w:val="false"/>
-        <w:keepLines/>
-        <w:spacing w:after="0" w:line="240"/>
-      </w:pPr>
-      <w:r>
-        <w:rPr>
-          <w:rFonts w:ascii="Courier New" w:cs="Courier New" w:eastAsia="Courier New" w:hAnsi="Courier New"/>
-          <w:sz w:val="20"/>
-          <w:szCs w:val="20"/>
-        </w:rPr>
-        <w:t xml:space="preserve">.hero__buttons { display: flex; gap: 16px; flex-wrap: wrap; margin-top: 28px; }</w:t>
+        <w:t xml:space="preserve">.hero__media::before { content: ''; position: absolute; inset: 0; background: linear-gradient(180deg, rgba(20, 22, 19, .05) 30%, rgba(20, 22, 19, .72)); }</w:t>
+      </w:r>
+    </w:p>
+    <w:p>
+      <w:pPr>
+        <w:keepNext w:val="false"/>
+        <w:keepLines/>
+        <w:spacing w:after="0" w:line="240"/>
+      </w:pPr>
+      <w:r>
+        <w:rPr>
+          <w:rFonts w:ascii="Courier New" w:cs="Courier New" w:eastAsia="Courier New" w:hAnsi="Courier New"/>
+          <w:sz w:val="20"/>
+          <w:szCs w:val="20"/>
+        </w:rPr>
+        <w:t xml:space="preserve">.hero__media &gt; * { position: relative; }</w:t>
+      </w:r>
+    </w:p>
+    <w:p>
+      <w:pPr>
+        <w:keepNext w:val="false"/>
+        <w:keepLines/>
+        <w:spacing w:after="0" w:line="240"/>
+      </w:pPr>
+      <w:r>
+        <w:rPr>
+          <w:rFonts w:ascii="Courier New" w:cs="Courier New" w:eastAsia="Courier New" w:hAnsi="Courier New"/>
+          <w:sz w:val="20"/>
+          <w:szCs w:val="20"/>
+        </w:rPr>
+        <w:t xml:space="preserve">.hero h1 { font-size: clamp(2.3rem, 6.4vw, 5.4rem); max-width: 14ch; margin-bottom: 32px; }</w:t>
+      </w:r>
+    </w:p>
+    <w:p>
+      <w:pPr>
+        <w:keepNext w:val="false"/>
+        <w:keepLines/>
+        <w:spacing w:after="0" w:line="240"/>
+      </w:pPr>
+      <w:r>
+        <w:rPr>
+          <w:rFonts w:ascii="Courier New" w:cs="Courier New" w:eastAsia="Courier New" w:hAnsi="Courier New"/>
+          <w:sz w:val="20"/>
+          <w:szCs w:val="20"/>
+        </w:rPr>
+        <w:t xml:space="preserve">.hero__bottom { display: flex; justify-content: space-between; align-items: flex-end; gap: 32px; flex-wrap: wrap; }</w:t>
+      </w:r>
+    </w:p>
+    <w:p>
+      <w:pPr>
+        <w:keepNext w:val="false"/>
+        <w:keepLines/>
+        <w:spacing w:after="0" w:line="240"/>
+      </w:pPr>
+      <w:r>
+        <w:rPr>
+          <w:rFonts w:ascii="Courier New" w:cs="Courier New" w:eastAsia="Courier New" w:hAnsi="Courier New"/>
+          <w:sz w:val="20"/>
+          <w:szCs w:val="20"/>
+        </w:rPr>
+        <w:t xml:space="preserve">.hero__bottom p { max-width: 440px; margin: 0; color: rgba(255, 255, 255, .85); }</w:t>
+      </w:r>
+    </w:p>
+    <w:p>
+      <w:pPr>
+        <w:keepNext w:val="false"/>
+        <w:keepLines/>
+        <w:spacing w:after="0" w:line="240"/>
+      </w:pPr>
+      <w:r>
+        <w:rPr>
+          <w:rFonts w:ascii="Courier New" w:cs="Courier New" w:eastAsia="Courier New" w:hAnsi="Courier New"/>
+          <w:sz w:val="20"/>
+          <w:szCs w:val="20"/>
+        </w:rPr>
+        <w:t xml:space="preserve">.hero__buttons { display: flex; gap: 12px; flex-wrap: wrap; }</w:t>
       </w:r>
     </w:p>
     <w:p>
@@ -26317,37 +27532,37 @@
           <w:sz w:val="20"/>
           <w:szCs w:val="20"/>
         </w:rPr>
-        <w:t xml:space="preserve">.page-head { background: var(--green-dark); color: var(--sand); padding: 48px 0 40px; }</w:t>
-      </w:r>
-    </w:p>
-    <w:p>
-      <w:pPr>
-        <w:keepNext w:val="false"/>
-        <w:keepLines/>
-        <w:spacing w:after="0" w:line="240"/>
-      </w:pPr>
-      <w:r>
-        <w:rPr>
-          <w:rFonts w:ascii="Courier New" w:cs="Courier New" w:eastAsia="Courier New" w:hAnsi="Courier New"/>
-          <w:sz w:val="20"/>
-          <w:szCs w:val="20"/>
-        </w:rPr>
-        <w:t xml:space="preserve">.page-head h1 { color: var(--white); }</w:t>
-      </w:r>
-    </w:p>
-    <w:p>
-      <w:pPr>
-        <w:keepNext w:val="false"/>
-        <w:keepLines/>
-        <w:spacing w:after="0" w:line="240"/>
-      </w:pPr>
-      <w:r>
-        <w:rPr>
-          <w:rFonts w:ascii="Courier New" w:cs="Courier New" w:eastAsia="Courier New" w:hAnsi="Courier New"/>
-          <w:sz w:val="20"/>
-          <w:szCs w:val="20"/>
-        </w:rPr>
-        <w:t xml:space="preserve">.page-head p { margin: 0; max-width: 640px; }</w:t>
+        <w:t xml:space="preserve">.page-head { padding: 72px 0 8px; }</w:t>
+      </w:r>
+    </w:p>
+    <w:p>
+      <w:pPr>
+        <w:keepNext w:val="false"/>
+        <w:keepLines/>
+        <w:spacing w:after="0" w:line="240"/>
+      </w:pPr>
+      <w:r>
+        <w:rPr>
+          <w:rFonts w:ascii="Courier New" w:cs="Courier New" w:eastAsia="Courier New" w:hAnsi="Courier New"/>
+          <w:sz w:val="20"/>
+          <w:szCs w:val="20"/>
+        </w:rPr>
+        <w:t xml:space="preserve">.page-head h1 { margin-bottom: 16px; }</w:t>
+      </w:r>
+    </w:p>
+    <w:p>
+      <w:pPr>
+        <w:keepNext w:val="false"/>
+        <w:keepLines/>
+        <w:spacing w:after="0" w:line="240"/>
+      </w:pPr>
+      <w:r>
+        <w:rPr>
+          <w:rFonts w:ascii="Courier New" w:cs="Courier New" w:eastAsia="Courier New" w:hAnsi="Courier New"/>
+          <w:sz w:val="20"/>
+          <w:szCs w:val="20"/>
+        </w:rPr>
+        <w:t xml:space="preserve">.page-head p { max-width: 620px; color: var(--muted); margin: 0; }</w:t>
       </w:r>
     </w:p>
     <w:p>
@@ -26377,52 +27592,52 @@
           <w:sz w:val="20"/>
           <w:szCs w:val="20"/>
         </w:rPr>
-        <w:t xml:space="preserve">.stats { display: grid; grid-template-columns: repeat(auto-fit, minmax(180px, 1fr)); gap: 20px; margin-top: -48px; position: relative; }</w:t>
-      </w:r>
-    </w:p>
-    <w:p>
-      <w:pPr>
-        <w:keepNext w:val="false"/>
-        <w:keepLines/>
-        <w:spacing w:after="0" w:line="240"/>
-      </w:pPr>
-      <w:r>
-        <w:rPr>
-          <w:rFonts w:ascii="Courier New" w:cs="Courier New" w:eastAsia="Courier New" w:hAnsi="Courier New"/>
-          <w:sz w:val="20"/>
-          <w:szCs w:val="20"/>
-        </w:rPr>
-        <w:t xml:space="preserve">.stats--admin { margin: 0 0 40px; }</w:t>
-      </w:r>
-    </w:p>
-    <w:p>
-      <w:pPr>
-        <w:keepNext w:val="false"/>
-        <w:keepLines/>
-        <w:spacing w:after="0" w:line="240"/>
-      </w:pPr>
-      <w:r>
-        <w:rPr>
-          <w:rFonts w:ascii="Courier New" w:cs="Courier New" w:eastAsia="Courier New" w:hAnsi="Courier New"/>
-          <w:sz w:val="20"/>
-          <w:szCs w:val="20"/>
-        </w:rPr>
-        <w:t xml:space="preserve">.stats__item { background: var(--white); border-radius: var(--radius); padding: 24px; text-align: center; box-shadow: var(--shadow); }</w:t>
-      </w:r>
-    </w:p>
-    <w:p>
-      <w:pPr>
-        <w:keepNext w:val="false"/>
-        <w:keepLines/>
-        <w:spacing w:after="0" w:line="240"/>
-      </w:pPr>
-      <w:r>
-        <w:rPr>
-          <w:rFonts w:ascii="Courier New" w:cs="Courier New" w:eastAsia="Courier New" w:hAnsi="Courier New"/>
-          <w:sz w:val="20"/>
-          <w:szCs w:val="20"/>
-        </w:rPr>
-        <w:t xml:space="preserve">.stats__item strong { display: block; font: 700 2.2rem var(--font-title); color: var(--accent); }</w:t>
+        <w:t xml:space="preserve">.stats { display: grid; grid-template-columns: repeat(3, 1fr); border-bottom: 1px solid var(--line); }</w:t>
+      </w:r>
+    </w:p>
+    <w:p>
+      <w:pPr>
+        <w:keepNext w:val="false"/>
+        <w:keepLines/>
+        <w:spacing w:after="0" w:line="240"/>
+      </w:pPr>
+      <w:r>
+        <w:rPr>
+          <w:rFonts w:ascii="Courier New" w:cs="Courier New" w:eastAsia="Courier New" w:hAnsi="Courier New"/>
+          <w:sz w:val="20"/>
+          <w:szCs w:val="20"/>
+        </w:rPr>
+        <w:t xml:space="preserve">.stats__item { padding: 40px 0 32px; }</w:t>
+      </w:r>
+    </w:p>
+    <w:p>
+      <w:pPr>
+        <w:keepNext w:val="false"/>
+        <w:keepLines/>
+        <w:spacing w:after="0" w:line="240"/>
+      </w:pPr>
+      <w:r>
+        <w:rPr>
+          <w:rFonts w:ascii="Courier New" w:cs="Courier New" w:eastAsia="Courier New" w:hAnsi="Courier New"/>
+          <w:sz w:val="20"/>
+          <w:szCs w:val="20"/>
+        </w:rPr>
+        <w:t xml:space="preserve">.stats__item + .stats__item { border-left: 1px solid var(--line); padding-left: 32px; }</w:t>
+      </w:r>
+    </w:p>
+    <w:p>
+      <w:pPr>
+        <w:keepNext w:val="false"/>
+        <w:keepLines/>
+        <w:spacing w:after="0" w:line="240"/>
+      </w:pPr>
+      <w:r>
+        <w:rPr>
+          <w:rFonts w:ascii="Courier New" w:cs="Courier New" w:eastAsia="Courier New" w:hAnsi="Courier New"/>
+          <w:sz w:val="20"/>
+          <w:szCs w:val="20"/>
+        </w:rPr>
+        <w:t xml:space="preserve">.stats__item strong { display: block; font: 500 clamp(2.4rem, 5vw, 3.8rem)/1 var(--font-title); letter-spacing: -0.03em; margin-bottom: 10px; }</w:t>
       </w:r>
     </w:p>
     <w:p>
@@ -26452,6 +27667,51 @@
           <w:sz w:val="20"/>
           <w:szCs w:val="20"/>
         </w:rPr>
+        <w:t xml:space="preserve">.stats--admin { grid-template-columns: repeat(4, 1fr); border: 1px solid var(--line); border-radius: var(--radius); background: var(--surface); margin-bottom: 48px; }</w:t>
+      </w:r>
+    </w:p>
+    <w:p>
+      <w:pPr>
+        <w:keepNext w:val="false"/>
+        <w:keepLines/>
+        <w:spacing w:after="0" w:line="240"/>
+      </w:pPr>
+      <w:r>
+        <w:rPr>
+          <w:rFonts w:ascii="Courier New" w:cs="Courier New" w:eastAsia="Courier New" w:hAnsi="Courier New"/>
+          <w:sz w:val="20"/>
+          <w:szCs w:val="20"/>
+        </w:rPr>
+        <w:t xml:space="preserve">.stats--admin .stats__item { padding: 28px; }</w:t>
+      </w:r>
+    </w:p>
+    <w:p>
+      <w:pPr>
+        <w:keepNext w:val="false"/>
+        <w:keepLines/>
+        <w:spacing w:after="0" w:line="240"/>
+      </w:pPr>
+      <w:r>
+        <w:rPr>
+          <w:rFonts w:ascii="Courier New" w:cs="Courier New" w:eastAsia="Courier New" w:hAnsi="Courier New"/>
+          <w:sz w:val="20"/>
+          <w:szCs w:val="20"/>
+        </w:rPr>
+        <w:t xml:space="preserve">.stats--admin strong { font-size: 2.2rem; }</w:t>
+      </w:r>
+    </w:p>
+    <w:p>
+      <w:pPr>
+        <w:keepNext w:val="false"/>
+        <w:keepLines/>
+        <w:spacing w:after="0" w:line="240"/>
+      </w:pPr>
+      <w:r>
+        <w:rPr>
+          <w:rFonts w:ascii="Courier New" w:cs="Courier New" w:eastAsia="Courier New" w:hAnsi="Courier New"/>
+          <w:sz w:val="20"/>
+          <w:szCs w:val="20"/>
+        </w:rPr>
         <w:t xml:space="preserve"> </w:t>
       </w:r>
     </w:p>
@@ -26467,37 +27727,37 @@
           <w:sz w:val="20"/>
           <w:szCs w:val="20"/>
         </w:rPr>
-        <w:t xml:space="preserve">.features { display: grid; grid-template-columns: repeat(auto-fit, minmax(230px, 1fr)); gap: 24px; }</w:t>
-      </w:r>
-    </w:p>
-    <w:p>
-      <w:pPr>
-        <w:keepNext w:val="false"/>
-        <w:keepLines/>
-        <w:spacing w:after="0" w:line="240"/>
-      </w:pPr>
-      <w:r>
-        <w:rPr>
-          <w:rFonts w:ascii="Courier New" w:cs="Courier New" w:eastAsia="Courier New" w:hAnsi="Courier New"/>
-          <w:sz w:val="20"/>
-          <w:szCs w:val="20"/>
-        </w:rPr>
-        <w:t xml:space="preserve">.feature { background: var(--white); padding: 28px; border-radius: var(--radius); box-shadow: var(--shadow); }</w:t>
-      </w:r>
-    </w:p>
-    <w:p>
-      <w:pPr>
-        <w:keepNext w:val="false"/>
-        <w:keepLines/>
-        <w:spacing w:after="0" w:line="240"/>
-      </w:pPr>
-      <w:r>
-        <w:rPr>
-          <w:rFonts w:ascii="Courier New" w:cs="Courier New" w:eastAsia="Courier New" w:hAnsi="Courier New"/>
-          <w:sz w:val="20"/>
-          <w:szCs w:val="20"/>
-        </w:rPr>
-        <w:t xml:space="preserve">.feature span { font-size: 2rem; }</w:t>
+        <w:t xml:space="preserve">.features { display: grid; grid-template-columns: repeat(4, 1fr); gap: 32px; }</w:t>
+      </w:r>
+    </w:p>
+    <w:p>
+      <w:pPr>
+        <w:keepNext w:val="false"/>
+        <w:keepLines/>
+        <w:spacing w:after="0" w:line="240"/>
+      </w:pPr>
+      <w:r>
+        <w:rPr>
+          <w:rFonts w:ascii="Courier New" w:cs="Courier New" w:eastAsia="Courier New" w:hAnsi="Courier New"/>
+          <w:sz w:val="20"/>
+          <w:szCs w:val="20"/>
+        </w:rPr>
+        <w:t xml:space="preserve">.feature { border-top: 1px solid var(--ink); padding-top: 20px; }</w:t>
+      </w:r>
+    </w:p>
+    <w:p>
+      <w:pPr>
+        <w:keepNext w:val="false"/>
+        <w:keepLines/>
+        <w:spacing w:after="0" w:line="240"/>
+      </w:pPr>
+      <w:r>
+        <w:rPr>
+          <w:rFonts w:ascii="Courier New" w:cs="Courier New" w:eastAsia="Courier New" w:hAnsi="Courier New"/>
+          <w:sz w:val="20"/>
+          <w:szCs w:val="20"/>
+        </w:rPr>
+        <w:t xml:space="preserve">.feature__num { display: block; font: 500 .85rem var(--font-title); color: var(--muted); margin-bottom: 40px; }</w:t>
       </w:r>
     </w:p>
     <w:p>
@@ -26542,52 +27802,52 @@
           <w:sz w:val="20"/>
           <w:szCs w:val="20"/>
         </w:rPr>
-        <w:t xml:space="preserve">.steps { list-style: none; padding: 0; margin: 0; display: grid; grid-template-columns: repeat(auto-fit, minmax(220px, 1fr)); gap: 24px; counter-reset: step; }</w:t>
-      </w:r>
-    </w:p>
-    <w:p>
-      <w:pPr>
-        <w:keepNext w:val="false"/>
-        <w:keepLines/>
-        <w:spacing w:after="0" w:line="240"/>
-      </w:pPr>
-      <w:r>
-        <w:rPr>
-          <w:rFonts w:ascii="Courier New" w:cs="Courier New" w:eastAsia="Courier New" w:hAnsi="Courier New"/>
-          <w:sz w:val="20"/>
-          <w:szCs w:val="20"/>
-        </w:rPr>
-        <w:t xml:space="preserve">.steps li { counter-increment: step; padding: 24px; border-top: 3px solid var(--green-light); color: var(--muted); }</w:t>
-      </w:r>
-    </w:p>
-    <w:p>
-      <w:pPr>
-        <w:keepNext w:val="false"/>
-        <w:keepLines/>
-        <w:spacing w:after="0" w:line="240"/>
-      </w:pPr>
-      <w:r>
-        <w:rPr>
-          <w:rFonts w:ascii="Courier New" w:cs="Courier New" w:eastAsia="Courier New" w:hAnsi="Courier New"/>
-          <w:sz w:val="20"/>
-          <w:szCs w:val="20"/>
-        </w:rPr>
-        <w:t xml:space="preserve">.steps li::before { content: '0' counter(step); display: block; font: 700 2.4rem var(--font-title); color: var(--green-light); }</w:t>
-      </w:r>
-    </w:p>
-    <w:p>
-      <w:pPr>
-        <w:keepNext w:val="false"/>
-        <w:keepLines/>
-        <w:spacing w:after="0" w:line="240"/>
-      </w:pPr>
-      <w:r>
-        <w:rPr>
-          <w:rFonts w:ascii="Courier New" w:cs="Courier New" w:eastAsia="Courier New" w:hAnsi="Courier New"/>
-          <w:sz w:val="20"/>
-          <w:szCs w:val="20"/>
-        </w:rPr>
-        <w:t xml:space="preserve">.steps strong { display: block; color: var(--green-dark); font-size: 1.15rem; }</w:t>
+        <w:t xml:space="preserve">.steps { list-style: none; padding: 0; margin: 0; display: grid; grid-template-columns: repeat(4, 1fr); gap: 32px; counter-reset: step; }</w:t>
+      </w:r>
+    </w:p>
+    <w:p>
+      <w:pPr>
+        <w:keepNext w:val="false"/>
+        <w:keepLines/>
+        <w:spacing w:after="0" w:line="240"/>
+      </w:pPr>
+      <w:r>
+        <w:rPr>
+          <w:rFonts w:ascii="Courier New" w:cs="Courier New" w:eastAsia="Courier New" w:hAnsi="Courier New"/>
+          <w:sz w:val="20"/>
+          <w:szCs w:val="20"/>
+        </w:rPr>
+        <w:t xml:space="preserve">.steps li { counter-increment: step; border-top: 1px solid rgba(255, 255, 255, .25); padding-top: 20px; color: rgba(255, 255, 255, .7); }</w:t>
+      </w:r>
+    </w:p>
+    <w:p>
+      <w:pPr>
+        <w:keepNext w:val="false"/>
+        <w:keepLines/>
+        <w:spacing w:after="0" w:line="240"/>
+      </w:pPr>
+      <w:r>
+        <w:rPr>
+          <w:rFonts w:ascii="Courier New" w:cs="Courier New" w:eastAsia="Courier New" w:hAnsi="Courier New"/>
+          <w:sz w:val="20"/>
+          <w:szCs w:val="20"/>
+        </w:rPr>
+        <w:t xml:space="preserve">.steps li::before { content: counter(step, decimal-leading-zero); display: block; font: 500 3rem/1 var(--font-title); color: var(--accent); margin-bottom: 28px; }</w:t>
+      </w:r>
+    </w:p>
+    <w:p>
+      <w:pPr>
+        <w:keepNext w:val="false"/>
+        <w:keepLines/>
+        <w:spacing w:after="0" w:line="240"/>
+      </w:pPr>
+      <w:r>
+        <w:rPr>
+          <w:rFonts w:ascii="Courier New" w:cs="Courier New" w:eastAsia="Courier New" w:hAnsi="Courier New"/>
+          <w:sz w:val="20"/>
+          <w:szCs w:val="20"/>
+        </w:rPr>
+        <w:t xml:space="preserve">.steps strong { display: block; color: #fff; font-family: var(--font-title); font-weight: 500; margin-bottom: 6px; }</w:t>
       </w:r>
     </w:p>
     <w:p>
@@ -26617,22 +27877,67 @@
           <w:sz w:val="20"/>
           <w:szCs w:val="20"/>
         </w:rPr>
-        <w:t xml:space="preserve">.cta { background: var(--green); color: var(--sand); border-radius: var(--radius); padding: 48px; margin: 64px auto; text-align: center; }</w:t>
-      </w:r>
-    </w:p>
-    <w:p>
-      <w:pPr>
-        <w:keepNext w:val="false"/>
-        <w:keepLines/>
-        <w:spacing w:after="0" w:line="240"/>
-      </w:pPr>
-      <w:r>
-        <w:rPr>
-          <w:rFonts w:ascii="Courier New" w:cs="Courier New" w:eastAsia="Courier New" w:hAnsi="Courier New"/>
-          <w:sz w:val="20"/>
-          <w:szCs w:val="20"/>
-        </w:rPr>
-        <w:t xml:space="preserve">.cta h2 { color: var(--white); }</w:t>
+        <w:t xml:space="preserve">.cta { margin: 0 auto 88px; padding: clamp(32px, 6vw, 80px); background: var(--accent); border-radius: var(--radius); }</w:t>
+      </w:r>
+    </w:p>
+    <w:p>
+      <w:pPr>
+        <w:keepNext w:val="false"/>
+        <w:keepLines/>
+        <w:spacing w:after="0" w:line="240"/>
+      </w:pPr>
+      <w:r>
+        <w:rPr>
+          <w:rFonts w:ascii="Courier New" w:cs="Courier New" w:eastAsia="Courier New" w:hAnsi="Courier New"/>
+          <w:sz w:val="20"/>
+          <w:szCs w:val="20"/>
+        </w:rPr>
+        <w:t xml:space="preserve">.cta h2 { max-width: 22ch; margin-bottom: 36px; }</w:t>
+      </w:r>
+    </w:p>
+    <w:p>
+      <w:pPr>
+        <w:keepNext w:val="false"/>
+        <w:keepLines/>
+        <w:spacing w:after="0" w:line="240"/>
+      </w:pPr>
+      <w:r>
+        <w:rPr>
+          <w:rFonts w:ascii="Courier New" w:cs="Courier New" w:eastAsia="Courier New" w:hAnsi="Courier New"/>
+          <w:sz w:val="20"/>
+          <w:szCs w:val="20"/>
+        </w:rPr>
+        <w:t xml:space="preserve">.cta .eyebrow { color: var(--ink); }</w:t>
+      </w:r>
+    </w:p>
+    <w:p>
+      <w:pPr>
+        <w:keepNext w:val="false"/>
+        <w:keepLines/>
+        <w:spacing w:after="0" w:line="240"/>
+      </w:pPr>
+      <w:r>
+        <w:rPr>
+          <w:rFonts w:ascii="Courier New" w:cs="Courier New" w:eastAsia="Courier New" w:hAnsi="Courier New"/>
+          <w:sz w:val="20"/>
+          <w:szCs w:val="20"/>
+        </w:rPr>
+        <w:t xml:space="preserve">.cta .eyebrow::before { background: var(--ink); }</w:t>
+      </w:r>
+    </w:p>
+    <w:p>
+      <w:pPr>
+        <w:keepNext w:val="false"/>
+        <w:keepLines/>
+        <w:spacing w:after="0" w:line="240"/>
+      </w:pPr>
+      <w:r>
+        <w:rPr>
+          <w:rFonts w:ascii="Courier New" w:cs="Courier New" w:eastAsia="Courier New" w:hAnsi="Courier New"/>
+          <w:sz w:val="20"/>
+          <w:szCs w:val="20"/>
+        </w:rPr>
+        <w:t xml:space="preserve">.cta .btn--accent { background: var(--ink); border-color: var(--ink); color: var(--accent); }</w:t>
       </w:r>
     </w:p>
     <w:p>
@@ -26662,67 +27967,97 @@
           <w:sz w:val="20"/>
           <w:szCs w:val="20"/>
         </w:rPr>
-        <w:t xml:space="preserve">.grid { display: grid; grid-template-columns: repeat(auto-fill, minmax(320px, 1fr)); gap: 28px; }</w:t>
-      </w:r>
-    </w:p>
-    <w:p>
-      <w:pPr>
-        <w:keepNext w:val="false"/>
-        <w:keepLines/>
-        <w:spacing w:after="0" w:line="240"/>
-      </w:pPr>
-      <w:r>
-        <w:rPr>
-          <w:rFonts w:ascii="Courier New" w:cs="Courier New" w:eastAsia="Courier New" w:hAnsi="Courier New"/>
-          <w:sz w:val="20"/>
-          <w:szCs w:val="20"/>
-        </w:rPr>
-        <w:t xml:space="preserve">.card { background: var(--white); border-radius: var(--radius); overflow: hidden; box-shadow: var(--shadow); display: flex; flex-direction: column; transition: transform .25s; }</w:t>
-      </w:r>
-    </w:p>
-    <w:p>
-      <w:pPr>
-        <w:keepNext w:val="false"/>
-        <w:keepLines/>
-        <w:spacing w:after="0" w:line="240"/>
-      </w:pPr>
-      <w:r>
-        <w:rPr>
-          <w:rFonts w:ascii="Courier New" w:cs="Courier New" w:eastAsia="Courier New" w:hAnsi="Courier New"/>
-          <w:sz w:val="20"/>
-          <w:szCs w:val="20"/>
-        </w:rPr>
-        <w:t xml:space="preserve">.card:hover { transform: translateY(-6px); }</w:t>
-      </w:r>
-    </w:p>
-    <w:p>
-      <w:pPr>
-        <w:keepNext w:val="false"/>
-        <w:keepLines/>
-        <w:spacing w:after="0" w:line="240"/>
-      </w:pPr>
-      <w:r>
-        <w:rPr>
-          <w:rFonts w:ascii="Courier New" w:cs="Courier New" w:eastAsia="Courier New" w:hAnsi="Courier New"/>
-          <w:sz w:val="20"/>
-          <w:szCs w:val="20"/>
-        </w:rPr>
-        <w:t xml:space="preserve">.card__img { height: 200px; width: 100%; object-fit: cover; }</w:t>
-      </w:r>
-    </w:p>
-    <w:p>
-      <w:pPr>
-        <w:keepNext w:val="false"/>
-        <w:keepLines/>
-        <w:spacing w:after="0" w:line="240"/>
-      </w:pPr>
-      <w:r>
-        <w:rPr>
-          <w:rFonts w:ascii="Courier New" w:cs="Courier New" w:eastAsia="Courier New" w:hAnsi="Courier New"/>
-          <w:sz w:val="20"/>
-          <w:szCs w:val="20"/>
-        </w:rPr>
-        <w:t xml:space="preserve">.card__body { padding: 22px; display: flex; flex-direction: column; flex: 1; }</w:t>
+        <w:t xml:space="preserve">.grid { display: grid; grid-template-columns: repeat(auto-fill, minmax(320px, 1fr)); gap: 48px 28px; }</w:t>
+      </w:r>
+    </w:p>
+    <w:p>
+      <w:pPr>
+        <w:keepNext w:val="false"/>
+        <w:keepLines/>
+        <w:spacing w:after="0" w:line="240"/>
+      </w:pPr>
+      <w:r>
+        <w:rPr>
+          <w:rFonts w:ascii="Courier New" w:cs="Courier New" w:eastAsia="Courier New" w:hAnsi="Courier New"/>
+          <w:sz w:val="20"/>
+          <w:szCs w:val="20"/>
+        </w:rPr>
+        <w:t xml:space="preserve"> </w:t>
+      </w:r>
+    </w:p>
+    <w:p>
+      <w:pPr>
+        <w:keepNext w:val="false"/>
+        <w:keepLines/>
+        <w:spacing w:after="0" w:line="240"/>
+      </w:pPr>
+      <w:r>
+        <w:rPr>
+          <w:rFonts w:ascii="Courier New" w:cs="Courier New" w:eastAsia="Courier New" w:hAnsi="Courier New"/>
+          <w:sz w:val="20"/>
+          <w:szCs w:val="20"/>
+        </w:rPr>
+        <w:t xml:space="preserve">.card { display: flex; flex-direction: column; }</w:t>
+      </w:r>
+    </w:p>
+    <w:p>
+      <w:pPr>
+        <w:keepNext w:val="false"/>
+        <w:keepLines/>
+        <w:spacing w:after="0" w:line="240"/>
+      </w:pPr>
+      <w:r>
+        <w:rPr>
+          <w:rFonts w:ascii="Courier New" w:cs="Courier New" w:eastAsia="Courier New" w:hAnsi="Courier New"/>
+          <w:sz w:val="20"/>
+          <w:szCs w:val="20"/>
+        </w:rPr>
+        <w:t xml:space="preserve">.card__media { display: block; border-radius: var(--radius); overflow: hidden; aspect-ratio: 4 / 3; margin-bottom: 20px; }</w:t>
+      </w:r>
+    </w:p>
+    <w:p>
+      <w:pPr>
+        <w:keepNext w:val="false"/>
+        <w:keepLines/>
+        <w:spacing w:after="0" w:line="240"/>
+      </w:pPr>
+      <w:r>
+        <w:rPr>
+          <w:rFonts w:ascii="Courier New" w:cs="Courier New" w:eastAsia="Courier New" w:hAnsi="Courier New"/>
+          <w:sz w:val="20"/>
+          <w:szCs w:val="20"/>
+        </w:rPr>
+        <w:t xml:space="preserve">.card__media img { width: 100%; height: 100%; object-fit: cover; transition: transform .6s; }</w:t>
+      </w:r>
+    </w:p>
+    <w:p>
+      <w:pPr>
+        <w:keepNext w:val="false"/>
+        <w:keepLines/>
+        <w:spacing w:after="0" w:line="240"/>
+      </w:pPr>
+      <w:r>
+        <w:rPr>
+          <w:rFonts w:ascii="Courier New" w:cs="Courier New" w:eastAsia="Courier New" w:hAnsi="Courier New"/>
+          <w:sz w:val="20"/>
+          <w:szCs w:val="20"/>
+        </w:rPr>
+        <w:t xml:space="preserve">.card:hover .card__media img { transform: scale(1.04); }</w:t>
+      </w:r>
+    </w:p>
+    <w:p>
+      <w:pPr>
+        <w:keepNext w:val="false"/>
+        <w:keepLines/>
+        <w:spacing w:after="0" w:line="240"/>
+      </w:pPr>
+      <w:r>
+        <w:rPr>
+          <w:rFonts w:ascii="Courier New" w:cs="Courier New" w:eastAsia="Courier New" w:hAnsi="Courier New"/>
+          <w:sz w:val="20"/>
+          <w:szCs w:val="20"/>
+        </w:rPr>
+        <w:t xml:space="preserve">.card__body { display: flex; flex-direction: column; flex: 1; }</w:t>
       </w:r>
     </w:p>
     <w:p>
@@ -26752,37 +28087,37 @@
           <w:sz w:val="20"/>
           <w:szCs w:val="20"/>
         </w:rPr>
-        <w:t xml:space="preserve">.card__footer { display: flex; justify-content: space-between; align-items: center; gap: 12px; }</w:t>
-      </w:r>
-    </w:p>
-    <w:p>
-      <w:pPr>
-        <w:keepNext w:val="false"/>
-        <w:keepLines/>
-        <w:spacing w:after="0" w:line="240"/>
-      </w:pPr>
-      <w:r>
-        <w:rPr>
-          <w:rFonts w:ascii="Courier New" w:cs="Courier New" w:eastAsia="Courier New" w:hAnsi="Courier New"/>
-          <w:sz w:val="20"/>
-          <w:szCs w:val="20"/>
-        </w:rPr>
-        <w:t xml:space="preserve">.tag { display: inline-block; align-self: flex-start; background: var(--cream); color: var(--green); font-size: .8rem; font-weight: 600; padding: 3px 12px; border-radius: 20px; margin-bottom: 10px; }</w:t>
-      </w:r>
-    </w:p>
-    <w:p>
-      <w:pPr>
-        <w:keepNext w:val="false"/>
-        <w:keepLines/>
-        <w:spacing w:after="0" w:line="240"/>
-      </w:pPr>
-      <w:r>
-        <w:rPr>
-          <w:rFonts w:ascii="Courier New" w:cs="Courier New" w:eastAsia="Courier New" w:hAnsi="Courier New"/>
-          <w:sz w:val="20"/>
-          <w:szCs w:val="20"/>
-        </w:rPr>
-        <w:t xml:space="preserve">.price { font-weight: 700; color: var(--accent); }</w:t>
+        <w:t xml:space="preserve">.card__body .link-arrow { align-self: flex-start; }</w:t>
+      </w:r>
+    </w:p>
+    <w:p>
+      <w:pPr>
+        <w:keepNext w:val="false"/>
+        <w:keepLines/>
+        <w:spacing w:after="0" w:line="240"/>
+      </w:pPr>
+      <w:r>
+        <w:rPr>
+          <w:rFonts w:ascii="Courier New" w:cs="Courier New" w:eastAsia="Courier New" w:hAnsi="Courier New"/>
+          <w:sz w:val="20"/>
+          <w:szCs w:val="20"/>
+        </w:rPr>
+        <w:t xml:space="preserve">.card__meta { display: flex; justify-content: space-between; gap: 12px; font-size: .85rem; color: var(--muted); border-bottom: 1px solid var(--line); padding-bottom: 12px; margin-bottom: 16px; }</w:t>
+      </w:r>
+    </w:p>
+    <w:p>
+      <w:pPr>
+        <w:keepNext w:val="false"/>
+        <w:keepLines/>
+        <w:spacing w:after="0" w:line="240"/>
+      </w:pPr>
+      <w:r>
+        <w:rPr>
+          <w:rFonts w:ascii="Courier New" w:cs="Courier New" w:eastAsia="Courier New" w:hAnsi="Courier New"/>
+          <w:sz w:val="20"/>
+          <w:szCs w:val="20"/>
+        </w:rPr>
+        <w:t xml:space="preserve">.card__meta span:last-child { color: var(--ink); font-weight: 500; }</w:t>
       </w:r>
     </w:p>
     <w:p>
@@ -26812,37 +28147,22 @@
           <w:sz w:val="20"/>
           <w:szCs w:val="20"/>
         </w:rPr>
-        <w:t xml:space="preserve">.filters { display: flex; flex-wrap: wrap; gap: 10px; justify-content: center; margin-bottom: 36px; }</w:t>
-      </w:r>
-    </w:p>
-    <w:p>
-      <w:pPr>
-        <w:keepNext w:val="false"/>
-        <w:keepLines/>
-        <w:spacing w:after="0" w:line="240"/>
-      </w:pPr>
-      <w:r>
-        <w:rPr>
-          <w:rFonts w:ascii="Courier New" w:cs="Courier New" w:eastAsia="Courier New" w:hAnsi="Courier New"/>
-          <w:sz w:val="20"/>
-          <w:szCs w:val="20"/>
-        </w:rPr>
-        <w:t xml:space="preserve">.filters a { padding: 8px 20px; border-radius: 30px; background: var(--white); color: var(--text); text-decoration: none; font-weight: 600; }</w:t>
-      </w:r>
-    </w:p>
-    <w:p>
-      <w:pPr>
-        <w:keepNext w:val="false"/>
-        <w:keepLines/>
-        <w:spacing w:after="0" w:line="240"/>
-      </w:pPr>
-      <w:r>
-        <w:rPr>
-          <w:rFonts w:ascii="Courier New" w:cs="Courier New" w:eastAsia="Courier New" w:hAnsi="Courier New"/>
-          <w:sz w:val="20"/>
-          <w:szCs w:val="20"/>
-        </w:rPr>
-        <w:t xml:space="preserve">.filters a.active, .filters a:hover { background: var(--green); color: var(--white); }</w:t>
+        <w:t xml:space="preserve">.tag { display: inline-block; font-size: .78rem; font-weight: 600; letter-spacing: .1em; text-transform: uppercase; color: var(--muted); margin-bottom: 12px; }</w:t>
+      </w:r>
+    </w:p>
+    <w:p>
+      <w:pPr>
+        <w:keepNext w:val="false"/>
+        <w:keepLines/>
+        <w:spacing w:after="0" w:line="240"/>
+      </w:pPr>
+      <w:r>
+        <w:rPr>
+          <w:rFonts w:ascii="Courier New" w:cs="Courier New" w:eastAsia="Courier New" w:hAnsi="Courier New"/>
+          <w:sz w:val="20"/>
+          <w:szCs w:val="20"/>
+        </w:rPr>
+        <w:t xml:space="preserve">.price { font-weight: 600; }</w:t>
       </w:r>
     </w:p>
     <w:p>
@@ -26872,67 +28192,52 @@
           <w:sz w:val="20"/>
           <w:szCs w:val="20"/>
         </w:rPr>
-        <w:t xml:space="preserve">.project { margin: 0; position: relative; border-radius: var(--radius); overflow: hidden; cursor: pointer; box-shadow: var(--shadow); }</w:t>
-      </w:r>
-    </w:p>
-    <w:p>
-      <w:pPr>
-        <w:keepNext w:val="false"/>
-        <w:keepLines/>
-        <w:spacing w:after="0" w:line="240"/>
-      </w:pPr>
-      <w:r>
-        <w:rPr>
-          <w:rFonts w:ascii="Courier New" w:cs="Courier New" w:eastAsia="Courier New" w:hAnsi="Courier New"/>
-          <w:sz w:val="20"/>
-          <w:szCs w:val="20"/>
-        </w:rPr>
-        <w:t xml:space="preserve">.project img { height: 260px; width: 100%; object-fit: cover; transition: transform .4s; }</w:t>
-      </w:r>
-    </w:p>
-    <w:p>
-      <w:pPr>
-        <w:keepNext w:val="false"/>
-        <w:keepLines/>
-        <w:spacing w:after="0" w:line="240"/>
-      </w:pPr>
-      <w:r>
-        <w:rPr>
-          <w:rFonts w:ascii="Courier New" w:cs="Courier New" w:eastAsia="Courier New" w:hAnsi="Courier New"/>
-          <w:sz w:val="20"/>
-          <w:szCs w:val="20"/>
-        </w:rPr>
-        <w:t xml:space="preserve">.project:hover img { transform: scale(1.06); }</w:t>
-      </w:r>
-    </w:p>
-    <w:p>
-      <w:pPr>
-        <w:keepNext w:val="false"/>
-        <w:keepLines/>
-        <w:spacing w:after="0" w:line="240"/>
-      </w:pPr>
-      <w:r>
-        <w:rPr>
-          <w:rFonts w:ascii="Courier New" w:cs="Courier New" w:eastAsia="Courier New" w:hAnsi="Courier New"/>
-          <w:sz w:val="20"/>
-          <w:szCs w:val="20"/>
-        </w:rPr>
-        <w:t xml:space="preserve">.project figcaption { position: absolute; left: 0; right: 0; bottom: 0; padding: 40px 20px 16px; color: var(--white); background: linear-gradient(transparent, rgba(0, 0, 0, .65)); }</w:t>
-      </w:r>
-    </w:p>
-    <w:p>
-      <w:pPr>
-        <w:keepNext w:val="false"/>
-        <w:keepLines/>
-        <w:spacing w:after="0" w:line="240"/>
-      </w:pPr>
-      <w:r>
-        <w:rPr>
-          <w:rFonts w:ascii="Courier New" w:cs="Courier New" w:eastAsia="Courier New" w:hAnsi="Courier New"/>
-          <w:sz w:val="20"/>
-          <w:szCs w:val="20"/>
-        </w:rPr>
-        <w:t xml:space="preserve">.project figcaption strong { display: block; font: 600 1.2rem var(--font-title); }</w:t>
+        <w:t xml:space="preserve">.filters { display: flex; flex-wrap: wrap; gap: 8px; margin-bottom: 48px; }</w:t>
+      </w:r>
+    </w:p>
+    <w:p>
+      <w:pPr>
+        <w:keepNext w:val="false"/>
+        <w:keepLines/>
+        <w:spacing w:after="0" w:line="240"/>
+      </w:pPr>
+      <w:r>
+        <w:rPr>
+          <w:rFonts w:ascii="Courier New" w:cs="Courier New" w:eastAsia="Courier New" w:hAnsi="Courier New"/>
+          <w:sz w:val="20"/>
+          <w:szCs w:val="20"/>
+        </w:rPr>
+        <w:t xml:space="preserve">.filters a { padding: 9px 20px; border: 1px solid var(--line); border-radius: 100px; text-decoration: none; font-size: .92rem; transition: border-color .2s, background .2s; }</w:t>
+      </w:r>
+    </w:p>
+    <w:p>
+      <w:pPr>
+        <w:keepNext w:val="false"/>
+        <w:keepLines/>
+        <w:spacing w:after="0" w:line="240"/>
+      </w:pPr>
+      <w:r>
+        <w:rPr>
+          <w:rFonts w:ascii="Courier New" w:cs="Courier New" w:eastAsia="Courier New" w:hAnsi="Courier New"/>
+          <w:sz w:val="20"/>
+          <w:szCs w:val="20"/>
+        </w:rPr>
+        <w:t xml:space="preserve">.filters a:hover { border-color: var(--ink); }</w:t>
+      </w:r>
+    </w:p>
+    <w:p>
+      <w:pPr>
+        <w:keepNext w:val="false"/>
+        <w:keepLines/>
+        <w:spacing w:after="0" w:line="240"/>
+      </w:pPr>
+      <w:r>
+        <w:rPr>
+          <w:rFonts w:ascii="Courier New" w:cs="Courier New" w:eastAsia="Courier New" w:hAnsi="Courier New"/>
+          <w:sz w:val="20"/>
+          <w:szCs w:val="20"/>
+        </w:rPr>
+        <w:t xml:space="preserve">.filters a.active { background: var(--ink); border-color: var(--ink); color: var(--bg); }</w:t>
       </w:r>
     </w:p>
     <w:p>
@@ -26962,7 +28267,112 @@
           <w:sz w:val="20"/>
           <w:szCs w:val="20"/>
         </w:rPr>
-        <w:t xml:space="preserve">.lightbox { display: none; position: fixed; inset: 0; z-index: 30; background: rgba(0, 0, 0, .7); align-items: center; justify-content: center; padding: 16px; }</w:t>
+        <w:t xml:space="preserve">.project { margin: 0; cursor: pointer; }</w:t>
+      </w:r>
+    </w:p>
+    <w:p>
+      <w:pPr>
+        <w:keepNext w:val="false"/>
+        <w:keepLines/>
+        <w:spacing w:after="0" w:line="240"/>
+      </w:pPr>
+      <w:r>
+        <w:rPr>
+          <w:rFonts w:ascii="Courier New" w:cs="Courier New" w:eastAsia="Courier New" w:hAnsi="Courier New"/>
+          <w:sz w:val="20"/>
+          <w:szCs w:val="20"/>
+        </w:rPr>
+        <w:t xml:space="preserve">.project__media { border-radius: var(--radius); overflow: hidden; aspect-ratio: 4 / 3; margin-bottom: 16px; }</w:t>
+      </w:r>
+    </w:p>
+    <w:p>
+      <w:pPr>
+        <w:keepNext w:val="false"/>
+        <w:keepLines/>
+        <w:spacing w:after="0" w:line="240"/>
+      </w:pPr>
+      <w:r>
+        <w:rPr>
+          <w:rFonts w:ascii="Courier New" w:cs="Courier New" w:eastAsia="Courier New" w:hAnsi="Courier New"/>
+          <w:sz w:val="20"/>
+          <w:szCs w:val="20"/>
+        </w:rPr>
+        <w:t xml:space="preserve">.project__media img { width: 100%; height: 100%; object-fit: cover; transition: transform .6s; }</w:t>
+      </w:r>
+    </w:p>
+    <w:p>
+      <w:pPr>
+        <w:keepNext w:val="false"/>
+        <w:keepLines/>
+        <w:spacing w:after="0" w:line="240"/>
+      </w:pPr>
+      <w:r>
+        <w:rPr>
+          <w:rFonts w:ascii="Courier New" w:cs="Courier New" w:eastAsia="Courier New" w:hAnsi="Courier New"/>
+          <w:sz w:val="20"/>
+          <w:szCs w:val="20"/>
+        </w:rPr>
+        <w:t xml:space="preserve">.project:hover .project__media img { transform: scale(1.04); }</w:t>
+      </w:r>
+    </w:p>
+    <w:p>
+      <w:pPr>
+        <w:keepNext w:val="false"/>
+        <w:keepLines/>
+        <w:spacing w:after="0" w:line="240"/>
+      </w:pPr>
+      <w:r>
+        <w:rPr>
+          <w:rFonts w:ascii="Courier New" w:cs="Courier New" w:eastAsia="Courier New" w:hAnsi="Courier New"/>
+          <w:sz w:val="20"/>
+          <w:szCs w:val="20"/>
+        </w:rPr>
+        <w:t xml:space="preserve">.project figcaption strong { display: block; font: 500 1.1rem var(--font-title); letter-spacing: -0.01em; margin-bottom: 4px; }</w:t>
+      </w:r>
+    </w:p>
+    <w:p>
+      <w:pPr>
+        <w:keepNext w:val="false"/>
+        <w:keepLines/>
+        <w:spacing w:after="0" w:line="240"/>
+      </w:pPr>
+      <w:r>
+        <w:rPr>
+          <w:rFonts w:ascii="Courier New" w:cs="Courier New" w:eastAsia="Courier New" w:hAnsi="Courier New"/>
+          <w:sz w:val="20"/>
+          <w:szCs w:val="20"/>
+        </w:rPr>
+        <w:t xml:space="preserve">.project figcaption span { color: var(--muted); font-size: .92rem; }</w:t>
+      </w:r>
+    </w:p>
+    <w:p>
+      <w:pPr>
+        <w:keepNext w:val="false"/>
+        <w:keepLines/>
+        <w:spacing w:after="0" w:line="240"/>
+      </w:pPr>
+      <w:r>
+        <w:rPr>
+          <w:rFonts w:ascii="Courier New" w:cs="Courier New" w:eastAsia="Courier New" w:hAnsi="Courier New"/>
+          <w:sz w:val="20"/>
+          <w:szCs w:val="20"/>
+        </w:rPr>
+        <w:t xml:space="preserve"> </w:t>
+      </w:r>
+    </w:p>
+    <w:p>
+      <w:pPr>
+        <w:keepNext w:val="false"/>
+        <w:keepLines/>
+        <w:spacing w:after="0" w:line="240"/>
+      </w:pPr>
+      <w:r>
+        <w:rPr>
+          <w:rFonts w:ascii="Courier New" w:cs="Courier New" w:eastAsia="Courier New" w:hAnsi="Courier New"/>
+          <w:sz w:val="20"/>
+          <w:szCs w:val="20"/>
+        </w:rPr>
+        <w:t xml:space="preserve">.lightbox { display: none; position: fixed; inset: 0; z-index: 30; background: rgba(20, 22, 19, .75); align-items: center; justify-content: center; padding: 16px; }</w:t>
       </w:r>
     </w:p>
     <w:p>
@@ -26992,7 +28402,7 @@
           <w:sz w:val="20"/>
           <w:szCs w:val="20"/>
         </w:rPr>
-        <w:t xml:space="preserve">.lightbox__box { background: var(--white); border-radius: var(--radius); max-width: 760px; width: 100%; padding: 0 0 20px; position: relative; overflow: hidden; }</w:t>
+        <w:t xml:space="preserve">.lightbox__box { background: var(--bg); border-radius: var(--radius); max-width: 880px; width: 100%; padding-bottom: 12px; position: relative; overflow: hidden; }</w:t>
       </w:r>
     </w:p>
     <w:p>
@@ -27022,37 +28432,52 @@
           <w:sz w:val="20"/>
           <w:szCs w:val="20"/>
         </w:rPr>
-        <w:t xml:space="preserve">.lightbox__box h3, .lightbox__box p { padding: 0 24px; }</w:t>
-      </w:r>
-    </w:p>
-    <w:p>
-      <w:pPr>
-        <w:keepNext w:val="false"/>
-        <w:keepLines/>
-        <w:spacing w:after="0" w:line="240"/>
-      </w:pPr>
-      <w:r>
-        <w:rPr>
-          <w:rFonts w:ascii="Courier New" w:cs="Courier New" w:eastAsia="Courier New" w:hAnsi="Courier New"/>
-          <w:sz w:val="20"/>
-          <w:szCs w:val="20"/>
-        </w:rPr>
-        <w:t xml:space="preserve">.lightbox__box h3 { margin-top: 20px; }</w:t>
-      </w:r>
-    </w:p>
-    <w:p>
-      <w:pPr>
-        <w:keepNext w:val="false"/>
-        <w:keepLines/>
-        <w:spacing w:after="0" w:line="240"/>
-      </w:pPr>
-      <w:r>
-        <w:rPr>
-          <w:rFonts w:ascii="Courier New" w:cs="Courier New" w:eastAsia="Courier New" w:hAnsi="Courier New"/>
-          <w:sz w:val="20"/>
-          <w:szCs w:val="20"/>
-        </w:rPr>
-        <w:t xml:space="preserve">.lightbox__close { position: absolute; top: 10px; right: 14px; background: var(--white); border: 0; border-radius: 50%; width: 36px; height: 36px; font-size: 1.5rem; cursor: pointer; }</w:t>
+        <w:t xml:space="preserve">.lightbox__box h3, .lightbox__box p { padding: 0 28px; }</w:t>
+      </w:r>
+    </w:p>
+    <w:p>
+      <w:pPr>
+        <w:keepNext w:val="false"/>
+        <w:keepLines/>
+        <w:spacing w:after="0" w:line="240"/>
+      </w:pPr>
+      <w:r>
+        <w:rPr>
+          <w:rFonts w:ascii="Courier New" w:cs="Courier New" w:eastAsia="Courier New" w:hAnsi="Courier New"/>
+          <w:sz w:val="20"/>
+          <w:szCs w:val="20"/>
+        </w:rPr>
+        <w:t xml:space="preserve">.lightbox__box h3 { margin: 24px 0 8px; font-size: 1.4rem; }</w:t>
+      </w:r>
+    </w:p>
+    <w:p>
+      <w:pPr>
+        <w:keepNext w:val="false"/>
+        <w:keepLines/>
+        <w:spacing w:after="0" w:line="240"/>
+      </w:pPr>
+      <w:r>
+        <w:rPr>
+          <w:rFonts w:ascii="Courier New" w:cs="Courier New" w:eastAsia="Courier New" w:hAnsi="Courier New"/>
+          <w:sz w:val="20"/>
+          <w:szCs w:val="20"/>
+        </w:rPr>
+        <w:t xml:space="preserve">.lightbox__box p { color: var(--muted); }</w:t>
+      </w:r>
+    </w:p>
+    <w:p>
+      <w:pPr>
+        <w:keepNext w:val="false"/>
+        <w:keepLines/>
+        <w:spacing w:after="0" w:line="240"/>
+      </w:pPr>
+      <w:r>
+        <w:rPr>
+          <w:rFonts w:ascii="Courier New" w:cs="Courier New" w:eastAsia="Courier New" w:hAnsi="Courier New"/>
+          <w:sz w:val="20"/>
+          <w:szCs w:val="20"/>
+        </w:rPr>
+        <w:t xml:space="preserve">.lightbox__close { position: absolute; top: 14px; right: 14px; width: 40px; height: 40px; border: 0; border-radius: 50%; background: var(--bg); font-size: 1.4rem; cursor: pointer; }</w:t>
       </w:r>
     </w:p>
     <w:p>
@@ -27082,22 +28507,37 @@
           <w:sz w:val="20"/>
           <w:szCs w:val="20"/>
         </w:rPr>
-        <w:t xml:space="preserve">.form { background: var(--white); padding: 32px; border-radius: var(--radius); box-shadow: var(--shadow); align-self: start; }</w:t>
-      </w:r>
-    </w:p>
-    <w:p>
-      <w:pPr>
-        <w:keepNext w:val="false"/>
-        <w:keepLines/>
-        <w:spacing w:after="0" w:line="240"/>
-      </w:pPr>
-      <w:r>
-        <w:rPr>
-          <w:rFonts w:ascii="Courier New" w:cs="Courier New" w:eastAsia="Courier New" w:hAnsi="Courier New"/>
-          <w:sz w:val="20"/>
-          <w:szCs w:val="20"/>
-        </w:rPr>
-        <w:t xml:space="preserve">.form label { display: block; margin-bottom: 16px; font-weight: 600; font-size: .95rem; }</w:t>
+        <w:t xml:space="preserve">.form { background: var(--surface); padding: 36px; border-radius: var(--radius); border: 1px solid var(--line); align-self: start; }</w:t>
+      </w:r>
+    </w:p>
+    <w:p>
+      <w:pPr>
+        <w:keepNext w:val="false"/>
+        <w:keepLines/>
+        <w:spacing w:after="0" w:line="240"/>
+      </w:pPr>
+      <w:r>
+        <w:rPr>
+          <w:rFonts w:ascii="Courier New" w:cs="Courier New" w:eastAsia="Courier New" w:hAnsi="Courier New"/>
+          <w:sz w:val="20"/>
+          <w:szCs w:val="20"/>
+        </w:rPr>
+        <w:t xml:space="preserve">.form h1, .form h2 { font-size: 1.6rem; }</w:t>
+      </w:r>
+    </w:p>
+    <w:p>
+      <w:pPr>
+        <w:keepNext w:val="false"/>
+        <w:keepLines/>
+        <w:spacing w:after="0" w:line="240"/>
+      </w:pPr>
+      <w:r>
+        <w:rPr>
+          <w:rFonts w:ascii="Courier New" w:cs="Courier New" w:eastAsia="Courier New" w:hAnsi="Courier New"/>
+          <w:sz w:val="20"/>
+          <w:szCs w:val="20"/>
+        </w:rPr>
+        <w:t xml:space="preserve">.form label { display: block; margin-bottom: 18px; font-size: .88rem; color: var(--muted); }</w:t>
       </w:r>
     </w:p>
     <w:p>
@@ -27127,22 +28567,52 @@
           <w:sz w:val="20"/>
           <w:szCs w:val="20"/>
         </w:rPr>
-        <w:t xml:space="preserve">    display: block; width: 100%; margin-top: 6px; padding: 11px 14px;</w:t>
-      </w:r>
-    </w:p>
-    <w:p>
-      <w:pPr>
-        <w:keepNext w:val="false"/>
-        <w:keepLines/>
-        <w:spacing w:after="0" w:line="240"/>
-      </w:pPr>
-      <w:r>
-        <w:rPr>
-          <w:rFonts w:ascii="Courier New" w:cs="Courier New" w:eastAsia="Courier New" w:hAnsi="Courier New"/>
-          <w:sz w:val="20"/>
-          <w:szCs w:val="20"/>
-        </w:rPr>
-        <w:t xml:space="preserve">    border: 1px solid #d6d2c4; border-radius: 10px; font: 1rem var(--font-text); background: var(--cream);</w:t>
+        <w:t xml:space="preserve">    display: block; width: 100%; margin-top: 8px; padding: 13px 16px;</w:t>
+      </w:r>
+    </w:p>
+    <w:p>
+      <w:pPr>
+        <w:keepNext w:val="false"/>
+        <w:keepLines/>
+        <w:spacing w:after="0" w:line="240"/>
+      </w:pPr>
+      <w:r>
+        <w:rPr>
+          <w:rFonts w:ascii="Courier New" w:cs="Courier New" w:eastAsia="Courier New" w:hAnsi="Courier New"/>
+          <w:sz w:val="20"/>
+          <w:szCs w:val="20"/>
+        </w:rPr>
+        <w:t xml:space="preserve">    border: 1px solid var(--line); border-radius: 12px;</w:t>
+      </w:r>
+    </w:p>
+    <w:p>
+      <w:pPr>
+        <w:keepNext w:val="false"/>
+        <w:keepLines/>
+        <w:spacing w:after="0" w:line="240"/>
+      </w:pPr>
+      <w:r>
+        <w:rPr>
+          <w:rFonts w:ascii="Courier New" w:cs="Courier New" w:eastAsia="Courier New" w:hAnsi="Courier New"/>
+          <w:sz w:val="20"/>
+          <w:szCs w:val="20"/>
+        </w:rPr>
+        <w:t xml:space="preserve">    font: 1rem var(--font-text); color: var(--ink); background: var(--bg);</w:t>
+      </w:r>
+    </w:p>
+    <w:p>
+      <w:pPr>
+        <w:keepNext w:val="false"/>
+        <w:keepLines/>
+        <w:spacing w:after="0" w:line="240"/>
+      </w:pPr>
+      <w:r>
+        <w:rPr>
+          <w:rFonts w:ascii="Courier New" w:cs="Courier New" w:eastAsia="Courier New" w:hAnsi="Courier New"/>
+          <w:sz w:val="20"/>
+          <w:szCs w:val="20"/>
+        </w:rPr>
+        <w:t xml:space="preserve">    transition: border-color .2s, background .2s;</w:t>
       </w:r>
     </w:p>
     <w:p>
@@ -27172,7 +28642,7 @@
           <w:sz w:val="20"/>
           <w:szCs w:val="20"/>
         </w:rPr>
-        <w:t xml:space="preserve">.form input:focus, .form textarea:focus, .form select:focus { outline: 2px solid var(--green-light); border-color: transparent; }</w:t>
+        <w:t xml:space="preserve">.form input:focus, .form textarea:focus, .form select:focus { outline: none; border-color: var(--ink); background: var(--surface); }</w:t>
       </w:r>
     </w:p>
     <w:p>
@@ -27202,37 +28672,37 @@
           <w:sz w:val="20"/>
           <w:szCs w:val="20"/>
         </w:rPr>
-        <w:t xml:space="preserve">.form__error { background: #fbe9e9; color: #b23b3b; padding: 10px 14px; border-radius: 10px; }</w:t>
-      </w:r>
-    </w:p>
-    <w:p>
-      <w:pPr>
-        <w:keepNext w:val="false"/>
-        <w:keepLines/>
-        <w:spacing w:after="0" w:line="240"/>
-      </w:pPr>
-      <w:r>
-        <w:rPr>
-          <w:rFonts w:ascii="Courier New" w:cs="Courier New" w:eastAsia="Courier New" w:hAnsi="Courier New"/>
-          <w:sz w:val="20"/>
-          <w:szCs w:val="20"/>
-        </w:rPr>
-        <w:t xml:space="preserve">.form__hint { color: var(--muted); margin-bottom: 0; }</w:t>
-      </w:r>
-    </w:p>
-    <w:p>
-      <w:pPr>
-        <w:keepNext w:val="false"/>
-        <w:keepLines/>
-        <w:spacing w:after="0" w:line="240"/>
-      </w:pPr>
-      <w:r>
-        <w:rPr>
-          <w:rFonts w:ascii="Courier New" w:cs="Courier New" w:eastAsia="Courier New" w:hAnsi="Courier New"/>
-          <w:sz w:val="20"/>
-          <w:szCs w:val="20"/>
-        </w:rPr>
-        <w:t xml:space="preserve">.form .btn { margin-right: 8px; }</w:t>
+        <w:t xml:space="preserve">.form__error { background: #f6e3e1; color: var(--danger); padding: 12px 16px; border-radius: 12px; }</w:t>
+      </w:r>
+    </w:p>
+    <w:p>
+      <w:pPr>
+        <w:keepNext w:val="false"/>
+        <w:keepLines/>
+        <w:spacing w:after="0" w:line="240"/>
+      </w:pPr>
+      <w:r>
+        <w:rPr>
+          <w:rFonts w:ascii="Courier New" w:cs="Courier New" w:eastAsia="Courier New" w:hAnsi="Courier New"/>
+          <w:sz w:val="20"/>
+          <w:szCs w:val="20"/>
+        </w:rPr>
+        <w:t xml:space="preserve">.form__hint { color: var(--muted); margin: 16px 0 0; font-size: .92rem; }</w:t>
+      </w:r>
+    </w:p>
+    <w:p>
+      <w:pPr>
+        <w:keepNext w:val="false"/>
+        <w:keepLines/>
+        <w:spacing w:after="0" w:line="240"/>
+      </w:pPr>
+      <w:r>
+        <w:rPr>
+          <w:rFonts w:ascii="Courier New" w:cs="Courier New" w:eastAsia="Courier New" w:hAnsi="Courier New"/>
+          <w:sz w:val="20"/>
+          <w:szCs w:val="20"/>
+        </w:rPr>
+        <w:t xml:space="preserve">.form .btn { margin: 4px 8px 0 0; }</w:t>
       </w:r>
     </w:p>
     <w:p>
@@ -27262,67 +28732,67 @@
           <w:sz w:val="20"/>
           <w:szCs w:val="20"/>
         </w:rPr>
-        <w:t xml:space="preserve">.two-columns { display: grid; grid-template-columns: 1fr 1fr; gap: 48px; }</w:t>
-      </w:r>
-    </w:p>
-    <w:p>
-      <w:pPr>
-        <w:keepNext w:val="false"/>
-        <w:keepLines/>
-        <w:spacing w:after="0" w:line="240"/>
-      </w:pPr>
-      <w:r>
-        <w:rPr>
-          <w:rFonts w:ascii="Courier New" w:cs="Courier New" w:eastAsia="Courier New" w:hAnsi="Courier New"/>
-          <w:sz w:val="20"/>
-          <w:szCs w:val="20"/>
-        </w:rPr>
-        <w:t xml:space="preserve">.auth { max-width: 460px; }</w:t>
-      </w:r>
-    </w:p>
-    <w:p>
-      <w:pPr>
-        <w:keepNext w:val="false"/>
-        <w:keepLines/>
-        <w:spacing w:after="0" w:line="240"/>
-      </w:pPr>
-      <w:r>
-        <w:rPr>
-          <w:rFonts w:ascii="Courier New" w:cs="Courier New" w:eastAsia="Courier New" w:hAnsi="Courier New"/>
-          <w:sz w:val="20"/>
-          <w:szCs w:val="20"/>
-        </w:rPr>
-        <w:t xml:space="preserve">.order__img { border-radius: var(--radius); height: 280px; width: 100%; object-fit: cover; margin-bottom: 20px; }</w:t>
-      </w:r>
-    </w:p>
-    <w:p>
-      <w:pPr>
-        <w:keepNext w:val="false"/>
-        <w:keepLines/>
-        <w:spacing w:after="0" w:line="240"/>
-      </w:pPr>
-      <w:r>
-        <w:rPr>
-          <w:rFonts w:ascii="Courier New" w:cs="Courier New" w:eastAsia="Courier New" w:hAnsi="Courier New"/>
-          <w:sz w:val="20"/>
-          <w:szCs w:val="20"/>
-        </w:rPr>
-        <w:t xml:space="preserve">.total { font-size: 1.1rem; }</w:t>
-      </w:r>
-    </w:p>
-    <w:p>
-      <w:pPr>
-        <w:keepNext w:val="false"/>
-        <w:keepLines/>
-        <w:spacing w:after="0" w:line="240"/>
-      </w:pPr>
-      <w:r>
-        <w:rPr>
-          <w:rFonts w:ascii="Courier New" w:cs="Courier New" w:eastAsia="Courier New" w:hAnsi="Courier New"/>
-          <w:sz w:val="20"/>
-          <w:szCs w:val="20"/>
-        </w:rPr>
-        <w:t xml:space="preserve">.total strong { color: var(--accent); font-size: 1.4rem; }</w:t>
+        <w:t xml:space="preserve">.two-columns { display: grid; grid-template-columns: 1fr 1fr; gap: 64px; }</w:t>
+      </w:r>
+    </w:p>
+    <w:p>
+      <w:pPr>
+        <w:keepNext w:val="false"/>
+        <w:keepLines/>
+        <w:spacing w:after="0" w:line="240"/>
+      </w:pPr>
+      <w:r>
+        <w:rPr>
+          <w:rFonts w:ascii="Courier New" w:cs="Courier New" w:eastAsia="Courier New" w:hAnsi="Courier New"/>
+          <w:sz w:val="20"/>
+          <w:szCs w:val="20"/>
+        </w:rPr>
+        <w:t xml:space="preserve">.auth { max-width: 480px; }</w:t>
+      </w:r>
+    </w:p>
+    <w:p>
+      <w:pPr>
+        <w:keepNext w:val="false"/>
+        <w:keepLines/>
+        <w:spacing w:after="0" w:line="240"/>
+      </w:pPr>
+      <w:r>
+        <w:rPr>
+          <w:rFonts w:ascii="Courier New" w:cs="Courier New" w:eastAsia="Courier New" w:hAnsi="Courier New"/>
+          <w:sz w:val="20"/>
+          <w:szCs w:val="20"/>
+        </w:rPr>
+        <w:t xml:space="preserve">.order__img { border-radius: var(--radius); aspect-ratio: 16 / 10; width: 100%; object-fit: cover; margin-bottom: 28px; }</w:t>
+      </w:r>
+    </w:p>
+    <w:p>
+      <w:pPr>
+        <w:keepNext w:val="false"/>
+        <w:keepLines/>
+        <w:spacing w:after="0" w:line="240"/>
+      </w:pPr>
+      <w:r>
+        <w:rPr>
+          <w:rFonts w:ascii="Courier New" w:cs="Courier New" w:eastAsia="Courier New" w:hAnsi="Courier New"/>
+          <w:sz w:val="20"/>
+          <w:szCs w:val="20"/>
+        </w:rPr>
+        <w:t xml:space="preserve">.total { font-size: 1rem; color: var(--muted); border-top: 1px solid var(--line); padding-top: 16px; }</w:t>
+      </w:r>
+    </w:p>
+    <w:p>
+      <w:pPr>
+        <w:keepNext w:val="false"/>
+        <w:keepLines/>
+        <w:spacing w:after="0" w:line="240"/>
+      </w:pPr>
+      <w:r>
+        <w:rPr>
+          <w:rFonts w:ascii="Courier New" w:cs="Courier New" w:eastAsia="Courier New" w:hAnsi="Courier New"/>
+          <w:sz w:val="20"/>
+          <w:szCs w:val="20"/>
+        </w:rPr>
+        <w:t xml:space="preserve">.total strong { display: block; color: var(--ink); font: 500 1.8rem var(--font-title); margin-top: 4px; }</w:t>
       </w:r>
     </w:p>
     <w:p>
@@ -27352,67 +28822,52 @@
           <w:sz w:val="20"/>
           <w:szCs w:val="20"/>
         </w:rPr>
-        <w:t xml:space="preserve">.contacts { display: grid; gap: 24px; align-content: start; }</w:t>
-      </w:r>
-    </w:p>
-    <w:p>
-      <w:pPr>
-        <w:keepNext w:val="false"/>
-        <w:keepLines/>
-        <w:spacing w:after="0" w:line="240"/>
-      </w:pPr>
-      <w:r>
-        <w:rPr>
-          <w:rFonts w:ascii="Courier New" w:cs="Courier New" w:eastAsia="Courier New" w:hAnsi="Courier New"/>
-          <w:sz w:val="20"/>
-          <w:szCs w:val="20"/>
-        </w:rPr>
-        <w:t xml:space="preserve">.contacts div { display: flex; gap: 16px; align-items: center; }</w:t>
-      </w:r>
-    </w:p>
-    <w:p>
-      <w:pPr>
-        <w:keepNext w:val="false"/>
-        <w:keepLines/>
-        <w:spacing w:after="0" w:line="240"/>
-      </w:pPr>
-      <w:r>
-        <w:rPr>
-          <w:rFonts w:ascii="Courier New" w:cs="Courier New" w:eastAsia="Courier New" w:hAnsi="Courier New"/>
-          <w:sz w:val="20"/>
-          <w:szCs w:val="20"/>
-        </w:rPr>
-        <w:t xml:space="preserve">.contacts span { font-size: 1.6rem; background: var(--white); width: 56px; height: 56px; border-radius: 50%; display: grid; place-items: center; box-shadow: var(--shadow); flex-shrink: 0; }</w:t>
-      </w:r>
-    </w:p>
-    <w:p>
-      <w:pPr>
-        <w:keepNext w:val="false"/>
-        <w:keepLines/>
-        <w:spacing w:after="0" w:line="240"/>
-      </w:pPr>
-      <w:r>
-        <w:rPr>
-          <w:rFonts w:ascii="Courier New" w:cs="Courier New" w:eastAsia="Courier New" w:hAnsi="Courier New"/>
-          <w:sz w:val="20"/>
-          <w:szCs w:val="20"/>
-        </w:rPr>
-        <w:t xml:space="preserve">.contacts p { margin: 0; }</w:t>
-      </w:r>
-    </w:p>
-    <w:p>
-      <w:pPr>
-        <w:keepNext w:val="false"/>
-        <w:keepLines/>
-        <w:spacing w:after="0" w:line="240"/>
-      </w:pPr>
-      <w:r>
-        <w:rPr>
-          <w:rFonts w:ascii="Courier New" w:cs="Courier New" w:eastAsia="Courier New" w:hAnsi="Courier New"/>
-          <w:sz w:val="20"/>
-          <w:szCs w:val="20"/>
-        </w:rPr>
-        <w:t xml:space="preserve">.contacts strong { display: block; color: var(--green-dark); }</w:t>
+        <w:t xml:space="preserve">.contacts { display: grid; grid-template-columns: 1fr 1fr; gap: 40px 24px; align-content: start; }</w:t>
+      </w:r>
+    </w:p>
+    <w:p>
+      <w:pPr>
+        <w:keepNext w:val="false"/>
+        <w:keepLines/>
+        <w:spacing w:after="0" w:line="240"/>
+      </w:pPr>
+      <w:r>
+        <w:rPr>
+          <w:rFonts w:ascii="Courier New" w:cs="Courier New" w:eastAsia="Courier New" w:hAnsi="Courier New"/>
+          <w:sz w:val="20"/>
+          <w:szCs w:val="20"/>
+        </w:rPr>
+        <w:t xml:space="preserve">.contacts div { border-top: 1px solid var(--ink); padding-top: 16px; }</w:t>
+      </w:r>
+    </w:p>
+    <w:p>
+      <w:pPr>
+        <w:keepNext w:val="false"/>
+        <w:keepLines/>
+        <w:spacing w:after="0" w:line="240"/>
+      </w:pPr>
+      <w:r>
+        <w:rPr>
+          <w:rFonts w:ascii="Courier New" w:cs="Courier New" w:eastAsia="Courier New" w:hAnsi="Courier New"/>
+          <w:sz w:val="20"/>
+          <w:szCs w:val="20"/>
+        </w:rPr>
+        <w:t xml:space="preserve">.contacts .eyebrow { margin-bottom: 10px; }</w:t>
+      </w:r>
+    </w:p>
+    <w:p>
+      <w:pPr>
+        <w:keepNext w:val="false"/>
+        <w:keepLines/>
+        <w:spacing w:after="0" w:line="240"/>
+      </w:pPr>
+      <w:r>
+        <w:rPr>
+          <w:rFonts w:ascii="Courier New" w:cs="Courier New" w:eastAsia="Courier New" w:hAnsi="Courier New"/>
+          <w:sz w:val="20"/>
+          <w:szCs w:val="20"/>
+        </w:rPr>
+        <w:t xml:space="preserve">.contacts p { font: 500 1.1rem var(--font-title); letter-spacing: -0.01em; margin: 0; }</w:t>
       </w:r>
     </w:p>
     <w:p>
@@ -27442,22 +28897,67 @@
           <w:sz w:val="20"/>
           <w:szCs w:val="20"/>
         </w:rPr>
-        <w:t xml:space="preserve">.profile { display: grid; grid-template-columns: 360px 1fr; gap: 40px; }</w:t>
-      </w:r>
-    </w:p>
-    <w:p>
-      <w:pPr>
-        <w:keepNext w:val="false"/>
-        <w:keepLines/>
-        <w:spacing w:after="0" w:line="240"/>
-      </w:pPr>
-      <w:r>
-        <w:rPr>
-          <w:rFonts w:ascii="Courier New" w:cs="Courier New" w:eastAsia="Courier New" w:hAnsi="Courier New"/>
-          <w:sz w:val="20"/>
-          <w:szCs w:val="20"/>
-        </w:rPr>
-        <w:t xml:space="preserve">.order-row { display: flex; justify-content: space-between; gap: 16px; background: var(--white); padding: 18px 22px; border-radius: var(--radius); margin-bottom: 14px; box-shadow: var(--shadow); }</w:t>
+        <w:t xml:space="preserve">.profile { display: grid; grid-template-columns: 380px 1fr; gap: 48px; }</w:t>
+      </w:r>
+    </w:p>
+    <w:p>
+      <w:pPr>
+        <w:keepNext w:val="false"/>
+        <w:keepLines/>
+        <w:spacing w:after="0" w:line="240"/>
+      </w:pPr>
+      <w:r>
+        <w:rPr>
+          <w:rFonts w:ascii="Courier New" w:cs="Courier New" w:eastAsia="Courier New" w:hAnsi="Courier New"/>
+          <w:sz w:val="20"/>
+          <w:szCs w:val="20"/>
+        </w:rPr>
+        <w:t xml:space="preserve">.profile h2 { font-size: 1.5rem; }</w:t>
+      </w:r>
+    </w:p>
+    <w:p>
+      <w:pPr>
+        <w:keepNext w:val="false"/>
+        <w:keepLines/>
+        <w:spacing w:after="0" w:line="240"/>
+      </w:pPr>
+      <w:r>
+        <w:rPr>
+          <w:rFonts w:ascii="Courier New" w:cs="Courier New" w:eastAsia="Courier New" w:hAnsi="Courier New"/>
+          <w:sz w:val="20"/>
+          <w:szCs w:val="20"/>
+        </w:rPr>
+        <w:t xml:space="preserve">.order-row { display: flex; justify-content: space-between; gap: 16px; padding: 20px 0; border-bottom: 1px solid var(--line); }</w:t>
+      </w:r>
+    </w:p>
+    <w:p>
+      <w:pPr>
+        <w:keepNext w:val="false"/>
+        <w:keepLines/>
+        <w:spacing w:after="0" w:line="240"/>
+      </w:pPr>
+      <w:r>
+        <w:rPr>
+          <w:rFonts w:ascii="Courier New" w:cs="Courier New" w:eastAsia="Courier New" w:hAnsi="Courier New"/>
+          <w:sz w:val="20"/>
+          <w:szCs w:val="20"/>
+        </w:rPr>
+        <w:t xml:space="preserve">.order-row:first-of-type { border-top: 1px solid var(--line); }</w:t>
+      </w:r>
+    </w:p>
+    <w:p>
+      <w:pPr>
+        <w:keepNext w:val="false"/>
+        <w:keepLines/>
+        <w:spacing w:after="0" w:line="240"/>
+      </w:pPr>
+      <w:r>
+        <w:rPr>
+          <w:rFonts w:ascii="Courier New" w:cs="Courier New" w:eastAsia="Courier New" w:hAnsi="Courier New"/>
+          <w:sz w:val="20"/>
+          <w:szCs w:val="20"/>
+        </w:rPr>
+        <w:t xml:space="preserve">.order-row strong { font-family: var(--font-title); font-weight: 500; }</w:t>
       </w:r>
     </w:p>
     <w:p>
@@ -27517,67 +29017,67 @@
           <w:sz w:val="20"/>
           <w:szCs w:val="20"/>
         </w:rPr>
-        <w:t xml:space="preserve">.status { display: inline-block; padding: 4px 12px; border-radius: 20px; font-size: .85rem; font-weight: 600; border: 0; }</w:t>
-      </w:r>
-    </w:p>
-    <w:p>
-      <w:pPr>
-        <w:keepNext w:val="false"/>
-        <w:keepLines/>
-        <w:spacing w:after="0" w:line="240"/>
-      </w:pPr>
-      <w:r>
-        <w:rPr>
-          <w:rFonts w:ascii="Courier New" w:cs="Courier New" w:eastAsia="Courier New" w:hAnsi="Courier New"/>
-          <w:sz w:val="20"/>
-          <w:szCs w:val="20"/>
-        </w:rPr>
-        <w:t xml:space="preserve">.status-new { background: #e3eefb; color: #2c5d99; }</w:t>
-      </w:r>
-    </w:p>
-    <w:p>
-      <w:pPr>
-        <w:keepNext w:val="false"/>
-        <w:keepLines/>
-        <w:spacing w:after="0" w:line="240"/>
-      </w:pPr>
-      <w:r>
-        <w:rPr>
-          <w:rFonts w:ascii="Courier New" w:cs="Courier New" w:eastAsia="Courier New" w:hAnsi="Courier New"/>
-          <w:sz w:val="20"/>
-          <w:szCs w:val="20"/>
-        </w:rPr>
-        <w:t xml:space="preserve">.status-in_work { background: #fff3d6; color: #9a6b00; }</w:t>
-      </w:r>
-    </w:p>
-    <w:p>
-      <w:pPr>
-        <w:keepNext w:val="false"/>
-        <w:keepLines/>
-        <w:spacing w:after="0" w:line="240"/>
-      </w:pPr>
-      <w:r>
-        <w:rPr>
-          <w:rFonts w:ascii="Courier New" w:cs="Courier New" w:eastAsia="Courier New" w:hAnsi="Courier New"/>
-          <w:sz w:val="20"/>
-          <w:szCs w:val="20"/>
-        </w:rPr>
-        <w:t xml:space="preserve">.status-done { background: #dff1e3; color: #2f6b4f; }</w:t>
-      </w:r>
-    </w:p>
-    <w:p>
-      <w:pPr>
-        <w:keepNext w:val="false"/>
-        <w:keepLines/>
-        <w:spacing w:after="0" w:line="240"/>
-      </w:pPr>
-      <w:r>
-        <w:rPr>
-          <w:rFonts w:ascii="Courier New" w:cs="Courier New" w:eastAsia="Courier New" w:hAnsi="Courier New"/>
-          <w:sz w:val="20"/>
-          <w:szCs w:val="20"/>
-        </w:rPr>
-        <w:t xml:space="preserve">.status-canceled { background: #eee; color: #777; }</w:t>
+        <w:t xml:space="preserve">.status { display: inline-block; padding: 5px 12px; border-radius: 100px; font-size: .8rem; font-weight: 500; border: 0; font-family: var(--font-text); }</w:t>
+      </w:r>
+    </w:p>
+    <w:p>
+      <w:pPr>
+        <w:keepNext w:val="false"/>
+        <w:keepLines/>
+        <w:spacing w:after="0" w:line="240"/>
+      </w:pPr>
+      <w:r>
+        <w:rPr>
+          <w:rFonts w:ascii="Courier New" w:cs="Courier New" w:eastAsia="Courier New" w:hAnsi="Courier New"/>
+          <w:sz w:val="20"/>
+          <w:szCs w:val="20"/>
+        </w:rPr>
+        <w:t xml:space="preserve">.status-new { background: #e1e8f5; color: #2d4f8a; }</w:t>
+      </w:r>
+    </w:p>
+    <w:p>
+      <w:pPr>
+        <w:keepNext w:val="false"/>
+        <w:keepLines/>
+        <w:spacing w:after="0" w:line="240"/>
+      </w:pPr>
+      <w:r>
+        <w:rPr>
+          <w:rFonts w:ascii="Courier New" w:cs="Courier New" w:eastAsia="Courier New" w:hAnsi="Courier New"/>
+          <w:sz w:val="20"/>
+          <w:szCs w:val="20"/>
+        </w:rPr>
+        <w:t xml:space="preserve">.status-in_work { background: #f7ecc8; color: #7d5a00; }</w:t>
+      </w:r>
+    </w:p>
+    <w:p>
+      <w:pPr>
+        <w:keepNext w:val="false"/>
+        <w:keepLines/>
+        <w:spacing w:after="0" w:line="240"/>
+      </w:pPr>
+      <w:r>
+        <w:rPr>
+          <w:rFonts w:ascii="Courier New" w:cs="Courier New" w:eastAsia="Courier New" w:hAnsi="Courier New"/>
+          <w:sz w:val="20"/>
+          <w:szCs w:val="20"/>
+        </w:rPr>
+        <w:t xml:space="preserve">.status-done { background: var(--accent); color: var(--ink); }</w:t>
+      </w:r>
+    </w:p>
+    <w:p>
+      <w:pPr>
+        <w:keepNext w:val="false"/>
+        <w:keepLines/>
+        <w:spacing w:after="0" w:line="240"/>
+      </w:pPr>
+      <w:r>
+        <w:rPr>
+          <w:rFonts w:ascii="Courier New" w:cs="Courier New" w:eastAsia="Courier New" w:hAnsi="Courier New"/>
+          <w:sz w:val="20"/>
+          <w:szCs w:val="20"/>
+        </w:rPr>
+        <w:t xml:space="preserve">.status-canceled { background: var(--bg-alt); color: var(--muted); }</w:t>
       </w:r>
     </w:p>
     <w:p>
@@ -27622,37 +29122,67 @@
           <w:sz w:val="20"/>
           <w:szCs w:val="20"/>
         </w:rPr>
-        <w:t xml:space="preserve">.tabs { display: flex; gap: 6px; flex-wrap: wrap; }</w:t>
-      </w:r>
-    </w:p>
-    <w:p>
-      <w:pPr>
-        <w:keepNext w:val="false"/>
-        <w:keepLines/>
-        <w:spacing w:after="0" w:line="240"/>
-      </w:pPr>
-      <w:r>
-        <w:rPr>
-          <w:rFonts w:ascii="Courier New" w:cs="Courier New" w:eastAsia="Courier New" w:hAnsi="Courier New"/>
-          <w:sz w:val="20"/>
-          <w:szCs w:val="20"/>
-        </w:rPr>
-        <w:t xml:space="preserve">.tabs a { padding: 10px 20px; color: var(--sand); text-decoration: none; border-radius: 10px 10px 0 0; font-weight: 600; }</w:t>
-      </w:r>
-    </w:p>
-    <w:p>
-      <w:pPr>
-        <w:keepNext w:val="false"/>
-        <w:keepLines/>
-        <w:spacing w:after="0" w:line="240"/>
-      </w:pPr>
-      <w:r>
-        <w:rPr>
-          <w:rFonts w:ascii="Courier New" w:cs="Courier New" w:eastAsia="Courier New" w:hAnsi="Courier New"/>
-          <w:sz w:val="20"/>
-          <w:szCs w:val="20"/>
-        </w:rPr>
-        <w:t xml:space="preserve">.tabs a.active, .tabs a:hover { background: var(--cream); color: var(--green-dark); }</w:t>
+        <w:t xml:space="preserve">.tabs { display: flex; gap: 8px; flex-wrap: wrap; margin-top: 8px; }</w:t>
+      </w:r>
+    </w:p>
+    <w:p>
+      <w:pPr>
+        <w:keepNext w:val="false"/>
+        <w:keepLines/>
+        <w:spacing w:after="0" w:line="240"/>
+      </w:pPr>
+      <w:r>
+        <w:rPr>
+          <w:rFonts w:ascii="Courier New" w:cs="Courier New" w:eastAsia="Courier New" w:hAnsi="Courier New"/>
+          <w:sz w:val="20"/>
+          <w:szCs w:val="20"/>
+        </w:rPr>
+        <w:t xml:space="preserve">.tabs a { padding: 9px 20px; border: 1px solid var(--line); border-radius: 100px; text-decoration: none; font-size: .92rem; }</w:t>
+      </w:r>
+    </w:p>
+    <w:p>
+      <w:pPr>
+        <w:keepNext w:val="false"/>
+        <w:keepLines/>
+        <w:spacing w:after="0" w:line="240"/>
+      </w:pPr>
+      <w:r>
+        <w:rPr>
+          <w:rFonts w:ascii="Courier New" w:cs="Courier New" w:eastAsia="Courier New" w:hAnsi="Courier New"/>
+          <w:sz w:val="20"/>
+          <w:szCs w:val="20"/>
+        </w:rPr>
+        <w:t xml:space="preserve">.tabs a:hover { border-color: var(--ink); }</w:t>
+      </w:r>
+    </w:p>
+    <w:p>
+      <w:pPr>
+        <w:keepNext w:val="false"/>
+        <w:keepLines/>
+        <w:spacing w:after="0" w:line="240"/>
+      </w:pPr>
+      <w:r>
+        <w:rPr>
+          <w:rFonts w:ascii="Courier New" w:cs="Courier New" w:eastAsia="Courier New" w:hAnsi="Courier New"/>
+          <w:sz w:val="20"/>
+          <w:szCs w:val="20"/>
+        </w:rPr>
+        <w:t xml:space="preserve">.tabs a.active { background: var(--ink); border-color: var(--ink); color: var(--bg); }</w:t>
+      </w:r>
+    </w:p>
+    <w:p>
+      <w:pPr>
+        <w:keepNext w:val="false"/>
+        <w:keepLines/>
+        <w:spacing w:after="0" w:line="240"/>
+      </w:pPr>
+      <w:r>
+        <w:rPr>
+          <w:rFonts w:ascii="Courier New" w:cs="Courier New" w:eastAsia="Courier New" w:hAnsi="Courier New"/>
+          <w:sz w:val="20"/>
+          <w:szCs w:val="20"/>
+        </w:rPr>
+        <w:t xml:space="preserve">.page-head--admin + .section { padding-top: 40px; }</w:t>
       </w:r>
     </w:p>
     <w:p>
@@ -27697,67 +29227,82 @@
           <w:sz w:val="20"/>
           <w:szCs w:val="20"/>
         </w:rPr>
-        <w:t xml:space="preserve">.table { width: 100%; border-collapse: collapse; background: var(--white); border-radius: var(--radius); overflow: hidden; box-shadow: var(--shadow); font-size: .93rem; }</w:t>
-      </w:r>
-    </w:p>
-    <w:p>
-      <w:pPr>
-        <w:keepNext w:val="false"/>
-        <w:keepLines/>
-        <w:spacing w:after="0" w:line="240"/>
-      </w:pPr>
-      <w:r>
-        <w:rPr>
-          <w:rFonts w:ascii="Courier New" w:cs="Courier New" w:eastAsia="Courier New" w:hAnsi="Courier New"/>
-          <w:sz w:val="20"/>
-          <w:szCs w:val="20"/>
-        </w:rPr>
-        <w:t xml:space="preserve">.table th { background: var(--green-dark); color: var(--white); text-align: left; padding: 12px; font-weight: 600; }</w:t>
-      </w:r>
-    </w:p>
-    <w:p>
-      <w:pPr>
-        <w:keepNext w:val="false"/>
-        <w:keepLines/>
-        <w:spacing w:after="0" w:line="240"/>
-      </w:pPr>
-      <w:r>
-        <w:rPr>
-          <w:rFonts w:ascii="Courier New" w:cs="Courier New" w:eastAsia="Courier New" w:hAnsi="Courier New"/>
-          <w:sz w:val="20"/>
-          <w:szCs w:val="20"/>
-        </w:rPr>
-        <w:t xml:space="preserve">.table td { padding: 12px; border-bottom: 1px solid var(--sand); vertical-align: middle; }</w:t>
-      </w:r>
-    </w:p>
-    <w:p>
-      <w:pPr>
-        <w:keepNext w:val="false"/>
-        <w:keepLines/>
-        <w:spacing w:after="0" w:line="240"/>
-      </w:pPr>
-      <w:r>
-        <w:rPr>
-          <w:rFonts w:ascii="Courier New" w:cs="Courier New" w:eastAsia="Courier New" w:hAnsi="Courier New"/>
-          <w:sz w:val="20"/>
-          <w:szCs w:val="20"/>
-        </w:rPr>
-        <w:t xml:space="preserve">.table tr:hover td { background: #fbfaf5; }</w:t>
-      </w:r>
-    </w:p>
-    <w:p>
-      <w:pPr>
-        <w:keepNext w:val="false"/>
-        <w:keepLines/>
-        <w:spacing w:after="0" w:line="240"/>
-      </w:pPr>
-      <w:r>
-        <w:rPr>
-          <w:rFonts w:ascii="Courier New" w:cs="Courier New" w:eastAsia="Courier New" w:hAnsi="Courier New"/>
-          <w:sz w:val="20"/>
-          <w:szCs w:val="20"/>
-        </w:rPr>
-        <w:t xml:space="preserve">.table__thumb { width: 64px; height: 44px; object-fit: cover; border-radius: 6px; }</w:t>
+        <w:t xml:space="preserve">.table { width: 100%; border-collapse: collapse; background: var(--surface); border: 1px solid var(--line); border-radius: var(--radius); overflow: hidden; font-size: .92rem; }</w:t>
+      </w:r>
+    </w:p>
+    <w:p>
+      <w:pPr>
+        <w:keepNext w:val="false"/>
+        <w:keepLines/>
+        <w:spacing w:after="0" w:line="240"/>
+      </w:pPr>
+      <w:r>
+        <w:rPr>
+          <w:rFonts w:ascii="Courier New" w:cs="Courier New" w:eastAsia="Courier New" w:hAnsi="Courier New"/>
+          <w:sz w:val="20"/>
+          <w:szCs w:val="20"/>
+        </w:rPr>
+        <w:t xml:space="preserve">.table th { text-align: left; padding: 14px; font-weight: 500; font-size: .78rem; letter-spacing: .08em; text-transform: uppercase; color: var(--muted); border-bottom: 1px solid var(--line); }</w:t>
+      </w:r>
+    </w:p>
+    <w:p>
+      <w:pPr>
+        <w:keepNext w:val="false"/>
+        <w:keepLines/>
+        <w:spacing w:after="0" w:line="240"/>
+      </w:pPr>
+      <w:r>
+        <w:rPr>
+          <w:rFonts w:ascii="Courier New" w:cs="Courier New" w:eastAsia="Courier New" w:hAnsi="Courier New"/>
+          <w:sz w:val="20"/>
+          <w:szCs w:val="20"/>
+        </w:rPr>
+        <w:t xml:space="preserve">.table td { padding: 14px; border-bottom: 1px solid var(--line); vertical-align: middle; }</w:t>
+      </w:r>
+    </w:p>
+    <w:p>
+      <w:pPr>
+        <w:keepNext w:val="false"/>
+        <w:keepLines/>
+        <w:spacing w:after="0" w:line="240"/>
+      </w:pPr>
+      <w:r>
+        <w:rPr>
+          <w:rFonts w:ascii="Courier New" w:cs="Courier New" w:eastAsia="Courier New" w:hAnsi="Courier New"/>
+          <w:sz w:val="20"/>
+          <w:szCs w:val="20"/>
+        </w:rPr>
+        <w:t xml:space="preserve">.table tr:last-child td { border-bottom: 0; }</w:t>
+      </w:r>
+    </w:p>
+    <w:p>
+      <w:pPr>
+        <w:keepNext w:val="false"/>
+        <w:keepLines/>
+        <w:spacing w:after="0" w:line="240"/>
+      </w:pPr>
+      <w:r>
+        <w:rPr>
+          <w:rFonts w:ascii="Courier New" w:cs="Courier New" w:eastAsia="Courier New" w:hAnsi="Courier New"/>
+          <w:sz w:val="20"/>
+          <w:szCs w:val="20"/>
+        </w:rPr>
+        <w:t xml:space="preserve">.table tr:hover td { background: #faf9f6; }</w:t>
+      </w:r>
+    </w:p>
+    <w:p>
+      <w:pPr>
+        <w:keepNext w:val="false"/>
+        <w:keepLines/>
+        <w:spacing w:after="0" w:line="240"/>
+      </w:pPr>
+      <w:r>
+        <w:rPr>
+          <w:rFonts w:ascii="Courier New" w:cs="Courier New" w:eastAsia="Courier New" w:hAnsi="Courier New"/>
+          <w:sz w:val="20"/>
+          <w:szCs w:val="20"/>
+        </w:rPr>
+        <w:t xml:space="preserve">.table__thumb { width: 64px; height: 44px; object-fit: cover; border-radius: 8px; }</w:t>
       </w:r>
     </w:p>
     <w:p>
@@ -27787,7 +29332,7 @@
           <w:sz w:val="20"/>
           <w:szCs w:val="20"/>
         </w:rPr>
-        <w:t xml:space="preserve">.table__actions form { display: inline; margin-left: 10px; }</w:t>
+        <w:t xml:space="preserve">.table__actions form { display: inline; margin-left: 12px; }</w:t>
       </w:r>
     </w:p>
     <w:p>
@@ -27832,97 +29377,142 @@
           <w:sz w:val="20"/>
           <w:szCs w:val="20"/>
         </w:rPr>
-        <w:t xml:space="preserve">.footer { background: var(--green-dark); color: var(--sand); padding: 48px 0 0; margin-top: 64px; }</w:t>
-      </w:r>
-    </w:p>
-    <w:p>
-      <w:pPr>
-        <w:keepNext w:val="false"/>
-        <w:keepLines/>
-        <w:spacing w:after="0" w:line="240"/>
-      </w:pPr>
-      <w:r>
-        <w:rPr>
-          <w:rFonts w:ascii="Courier New" w:cs="Courier New" w:eastAsia="Courier New" w:hAnsi="Courier New"/>
-          <w:sz w:val="20"/>
-          <w:szCs w:val="20"/>
-        </w:rPr>
-        <w:t xml:space="preserve">.footer__inner { display: grid; grid-template-columns: 2fr 1fr 1fr; gap: 32px; }</w:t>
-      </w:r>
-    </w:p>
-    <w:p>
-      <w:pPr>
-        <w:keepNext w:val="false"/>
-        <w:keepLines/>
-        <w:spacing w:after="0" w:line="240"/>
-      </w:pPr>
-      <w:r>
-        <w:rPr>
-          <w:rFonts w:ascii="Courier New" w:cs="Courier New" w:eastAsia="Courier New" w:hAnsi="Courier New"/>
-          <w:sz w:val="20"/>
-          <w:szCs w:val="20"/>
-        </w:rPr>
-        <w:t xml:space="preserve">.footer .logo { color: var(--white); }</w:t>
-      </w:r>
-    </w:p>
-    <w:p>
-      <w:pPr>
-        <w:keepNext w:val="false"/>
-        <w:keepLines/>
-        <w:spacing w:after="0" w:line="240"/>
-      </w:pPr>
-      <w:r>
-        <w:rPr>
-          <w:rFonts w:ascii="Courier New" w:cs="Courier New" w:eastAsia="Courier New" w:hAnsi="Courier New"/>
-          <w:sz w:val="20"/>
-          <w:szCs w:val="20"/>
-        </w:rPr>
-        <w:t xml:space="preserve">.footer h4 { color: var(--white); margin: 0 0 12px; }</w:t>
-      </w:r>
-    </w:p>
-    <w:p>
-      <w:pPr>
-        <w:keepNext w:val="false"/>
-        <w:keepLines/>
-        <w:spacing w:after="0" w:line="240"/>
-      </w:pPr>
-      <w:r>
-        <w:rPr>
-          <w:rFonts w:ascii="Courier New" w:cs="Courier New" w:eastAsia="Courier New" w:hAnsi="Courier New"/>
-          <w:sz w:val="20"/>
-          <w:szCs w:val="20"/>
-        </w:rPr>
-        <w:t xml:space="preserve">.footer a { display: block; color: var(--sand); text-decoration: none; margin-bottom: 6px; }</w:t>
-      </w:r>
-    </w:p>
-    <w:p>
-      <w:pPr>
-        <w:keepNext w:val="false"/>
-        <w:keepLines/>
-        <w:spacing w:after="0" w:line="240"/>
-      </w:pPr>
-      <w:r>
-        <w:rPr>
-          <w:rFonts w:ascii="Courier New" w:cs="Courier New" w:eastAsia="Courier New" w:hAnsi="Courier New"/>
-          <w:sz w:val="20"/>
-          <w:szCs w:val="20"/>
-        </w:rPr>
-        <w:t xml:space="preserve">.footer a:hover { color: var(--white); }</w:t>
-      </w:r>
-    </w:p>
-    <w:p>
-      <w:pPr>
-        <w:keepNext w:val="false"/>
-        <w:keepLines/>
-        <w:spacing w:after="0" w:line="240"/>
-      </w:pPr>
-      <w:r>
-        <w:rPr>
-          <w:rFonts w:ascii="Courier New" w:cs="Courier New" w:eastAsia="Courier New" w:hAnsi="Courier New"/>
-          <w:sz w:val="20"/>
-          <w:szCs w:val="20"/>
-        </w:rPr>
-        <w:t xml:space="preserve">.footer__copy { text-align: center; padding: 18px; margin-top: 32px; border-top: 1px solid rgba(255, 255, 255, .1); font-size: .9rem; }</w:t>
+        <w:t xml:space="preserve">.footer { background: var(--ink); color: var(--bg); padding: 80px 0 32px; margin-top: 88px; overflow: hidden; }</w:t>
+      </w:r>
+    </w:p>
+    <w:p>
+      <w:pPr>
+        <w:keepNext w:val="false"/>
+        <w:keepLines/>
+        <w:spacing w:after="0" w:line="240"/>
+      </w:pPr>
+      <w:r>
+        <w:rPr>
+          <w:rFonts w:ascii="Courier New" w:cs="Courier New" w:eastAsia="Courier New" w:hAnsi="Courier New"/>
+          <w:sz w:val="20"/>
+          <w:szCs w:val="20"/>
+        </w:rPr>
+        <w:t xml:space="preserve">.footer__top { display: flex; justify-content: space-between; align-items: flex-end; gap: 32px; flex-wrap: wrap; padding-bottom: 56px; border-bottom: 1px solid rgba(255, 255, 255, .15); }</w:t>
+      </w:r>
+    </w:p>
+    <w:p>
+      <w:pPr>
+        <w:keepNext w:val="false"/>
+        <w:keepLines/>
+        <w:spacing w:after="0" w:line="240"/>
+      </w:pPr>
+      <w:r>
+        <w:rPr>
+          <w:rFonts w:ascii="Courier New" w:cs="Courier New" w:eastAsia="Courier New" w:hAnsi="Courier New"/>
+          <w:sz w:val="20"/>
+          <w:szCs w:val="20"/>
+        </w:rPr>
+        <w:t xml:space="preserve">.footer__slogan { font: 500 clamp(1.4rem, 3vw, 2.2rem)/1.2 var(--font-title); letter-spacing: -0.02em; max-width: 22ch; margin: 0; }</w:t>
+      </w:r>
+    </w:p>
+    <w:p>
+      <w:pPr>
+        <w:keepNext w:val="false"/>
+        <w:keepLines/>
+        <w:spacing w:after="0" w:line="240"/>
+      </w:pPr>
+      <w:r>
+        <w:rPr>
+          <w:rFonts w:ascii="Courier New" w:cs="Courier New" w:eastAsia="Courier New" w:hAnsi="Courier New"/>
+          <w:sz w:val="20"/>
+          <w:szCs w:val="20"/>
+        </w:rPr>
+        <w:t xml:space="preserve">.footer__grid { display: grid; grid-template-columns: repeat(3, 1fr); gap: 32px; padding: 48px 0; }</w:t>
+      </w:r>
+    </w:p>
+    <w:p>
+      <w:pPr>
+        <w:keepNext w:val="false"/>
+        <w:keepLines/>
+        <w:spacing w:after="0" w:line="240"/>
+      </w:pPr>
+      <w:r>
+        <w:rPr>
+          <w:rFonts w:ascii="Courier New" w:cs="Courier New" w:eastAsia="Courier New" w:hAnsi="Courier New"/>
+          <w:sz w:val="20"/>
+          <w:szCs w:val="20"/>
+        </w:rPr>
+        <w:t xml:space="preserve">.footer__grid a { display: block; text-decoration: none; margin-bottom: 6px; color: rgba(255, 255, 255, .85); }</w:t>
+      </w:r>
+    </w:p>
+    <w:p>
+      <w:pPr>
+        <w:keepNext w:val="false"/>
+        <w:keepLines/>
+        <w:spacing w:after="0" w:line="240"/>
+      </w:pPr>
+      <w:r>
+        <w:rPr>
+          <w:rFonts w:ascii="Courier New" w:cs="Courier New" w:eastAsia="Courier New" w:hAnsi="Courier New"/>
+          <w:sz w:val="20"/>
+          <w:szCs w:val="20"/>
+        </w:rPr>
+        <w:t xml:space="preserve">.footer__grid a:hover { color: var(--accent); }</w:t>
+      </w:r>
+    </w:p>
+    <w:p>
+      <w:pPr>
+        <w:keepNext w:val="false"/>
+        <w:keepLines/>
+        <w:spacing w:after="0" w:line="240"/>
+      </w:pPr>
+      <w:r>
+        <w:rPr>
+          <w:rFonts w:ascii="Courier New" w:cs="Courier New" w:eastAsia="Courier New" w:hAnsi="Courier New"/>
+          <w:sz w:val="20"/>
+          <w:szCs w:val="20"/>
+        </w:rPr>
+        <w:t xml:space="preserve">.footer__grid p { color: rgba(255, 255, 255, .85); margin: 0; }</w:t>
+      </w:r>
+    </w:p>
+    <w:p>
+      <w:pPr>
+        <w:keepNext w:val="false"/>
+        <w:keepLines/>
+        <w:spacing w:after="0" w:line="240"/>
+      </w:pPr>
+      <w:r>
+        <w:rPr>
+          <w:rFonts w:ascii="Courier New" w:cs="Courier New" w:eastAsia="Courier New" w:hAnsi="Courier New"/>
+          <w:sz w:val="20"/>
+          <w:szCs w:val="20"/>
+        </w:rPr>
+        <w:t xml:space="preserve">.footer .eyebrow { color: rgba(255, 255, 255, .5); display: flex; }</w:t>
+      </w:r>
+    </w:p>
+    <w:p>
+      <w:pPr>
+        <w:keepNext w:val="false"/>
+        <w:keepLines/>
+        <w:spacing w:after="0" w:line="240"/>
+      </w:pPr>
+      <w:r>
+        <w:rPr>
+          <w:rFonts w:ascii="Courier New" w:cs="Courier New" w:eastAsia="Courier New" w:hAnsi="Courier New"/>
+          <w:sz w:val="20"/>
+          <w:szCs w:val="20"/>
+        </w:rPr>
+        <w:t xml:space="preserve">.footer__brand { font: 600 clamp(2.2rem, 9.4vw, 8.4rem)/.95 var(--font-title); letter-spacing: -0.05em; color: var(--accent); white-space: nowrap; }</w:t>
+      </w:r>
+    </w:p>
+    <w:p>
+      <w:pPr>
+        <w:keepNext w:val="false"/>
+        <w:keepLines/>
+        <w:spacing w:after="0" w:line="240"/>
+      </w:pPr>
+      <w:r>
+        <w:rPr>
+          <w:rFonts w:ascii="Courier New" w:cs="Courier New" w:eastAsia="Courier New" w:hAnsi="Courier New"/>
+          <w:sz w:val="20"/>
+          <w:szCs w:val="20"/>
+        </w:rPr>
+        <w:t xml:space="preserve">.footer__copy { display: flex; justify-content: space-between; gap: 16px; margin-top: 32px; font-size: .85rem; color: rgba(255, 255, 255, .5); }</w:t>
       </w:r>
     </w:p>
     <w:p>
@@ -27967,7 +29557,37 @@
           <w:sz w:val="20"/>
           <w:szCs w:val="20"/>
         </w:rPr>
-        <w:t xml:space="preserve">    .two-columns, .profile, .admin-layout, .footer__inner { grid-template-columns: 1fr; }</w:t>
+        <w:t xml:space="preserve">    .two-columns, .profile, .admin-layout { grid-template-columns: 1fr; gap: 40px; }</w:t>
+      </w:r>
+    </w:p>
+    <w:p>
+      <w:pPr>
+        <w:keepNext w:val="false"/>
+        <w:keepLines/>
+        <w:spacing w:after="0" w:line="240"/>
+      </w:pPr>
+      <w:r>
+        <w:rPr>
+          <w:rFonts w:ascii="Courier New" w:cs="Courier New" w:eastAsia="Courier New" w:hAnsi="Courier New"/>
+          <w:sz w:val="20"/>
+          <w:szCs w:val="20"/>
+        </w:rPr>
+        <w:t xml:space="preserve">    .features, .steps { grid-template-columns: 1fr 1fr; }</w:t>
+      </w:r>
+    </w:p>
+    <w:p>
+      <w:pPr>
+        <w:keepNext w:val="false"/>
+        <w:keepLines/>
+        <w:spacing w:after="0" w:line="240"/>
+      </w:pPr>
+      <w:r>
+        <w:rPr>
+          <w:rFonts w:ascii="Courier New" w:cs="Courier New" w:eastAsia="Courier New" w:hAnsi="Courier New"/>
+          <w:sz w:val="20"/>
+          <w:szCs w:val="20"/>
+        </w:rPr>
+        <w:t xml:space="preserve">    .stats--admin { grid-template-columns: 1fr 1fr; }</w:t>
       </w:r>
     </w:p>
     <w:p>
@@ -28057,22 +29677,37 @@
           <w:sz w:val="20"/>
           <w:szCs w:val="20"/>
         </w:rPr>
-        <w:t xml:space="preserve">        flex-direction: column; align-items: flex-start; gap: 12px;</w:t>
-      </w:r>
-    </w:p>
-    <w:p>
-      <w:pPr>
-        <w:keepNext w:val="false"/>
-        <w:keepLines/>
-        <w:spacing w:after="0" w:line="240"/>
-      </w:pPr>
-      <w:r>
-        <w:rPr>
-          <w:rFonts w:ascii="Courier New" w:cs="Courier New" w:eastAsia="Courier New" w:hAnsi="Courier New"/>
-          <w:sz w:val="20"/>
-          <w:szCs w:val="20"/>
-        </w:rPr>
-        <w:t xml:space="preserve">        background: var(--white); padding: 20px 16px; box-shadow: var(--shadow);</w:t>
+        <w:t xml:space="preserve">        flex-direction: column; align-items: flex-start; gap: 16px;</w:t>
+      </w:r>
+    </w:p>
+    <w:p>
+      <w:pPr>
+        <w:keepNext w:val="false"/>
+        <w:keepLines/>
+        <w:spacing w:after="0" w:line="240"/>
+      </w:pPr>
+      <w:r>
+        <w:rPr>
+          <w:rFonts w:ascii="Courier New" w:cs="Courier New" w:eastAsia="Courier New" w:hAnsi="Courier New"/>
+          <w:sz w:val="20"/>
+          <w:szCs w:val="20"/>
+        </w:rPr>
+        <w:t xml:space="preserve">        background: var(--bg); padding: 24px 16px; border-bottom: 1px solid var(--line);</w:t>
+      </w:r>
+    </w:p>
+    <w:p>
+      <w:pPr>
+        <w:keepNext w:val="false"/>
+        <w:keepLines/>
+        <w:spacing w:after="0" w:line="240"/>
+      </w:pPr>
+      <w:r>
+        <w:rPr>
+          <w:rFonts w:ascii="Courier New" w:cs="Courier New" w:eastAsia="Courier New" w:hAnsi="Courier New"/>
+          <w:sz w:val="20"/>
+          <w:szCs w:val="20"/>
+        </w:rPr>
+        <w:t xml:space="preserve">        font-size: 1.1rem;</w:t>
       </w:r>
     </w:p>
     <w:p>
@@ -28177,22 +29812,67 @@
           <w:sz w:val="20"/>
           <w:szCs w:val="20"/>
         </w:rPr>
-        <w:t xml:space="preserve">    h1, .hero h1 { font-size: 2rem; }</w:t>
-      </w:r>
-    </w:p>
-    <w:p>
-      <w:pPr>
-        <w:keepNext w:val="false"/>
-        <w:keepLines/>
-        <w:spacing w:after="0" w:line="240"/>
-      </w:pPr>
-      <w:r>
-        <w:rPr>
-          <w:rFonts w:ascii="Courier New" w:cs="Courier New" w:eastAsia="Courier New" w:hAnsi="Courier New"/>
-          <w:sz w:val="20"/>
-          <w:szCs w:val="20"/>
-        </w:rPr>
-        <w:t xml:space="preserve">    .hero { min-height: 460px; }</w:t>
+        <w:t xml:space="preserve">    .section { padding: 64px 0; }</w:t>
+      </w:r>
+    </w:p>
+    <w:p>
+      <w:pPr>
+        <w:keepNext w:val="false"/>
+        <w:keepLines/>
+        <w:spacing w:after="0" w:line="240"/>
+      </w:pPr>
+      <w:r>
+        <w:rPr>
+          <w:rFonts w:ascii="Courier New" w:cs="Courier New" w:eastAsia="Courier New" w:hAnsi="Courier New"/>
+          <w:sz w:val="20"/>
+          <w:szCs w:val="20"/>
+        </w:rPr>
+        <w:t xml:space="preserve">    .hero__media { min-height: 560px; }</w:t>
+      </w:r>
+    </w:p>
+    <w:p>
+      <w:pPr>
+        <w:keepNext w:val="false"/>
+        <w:keepLines/>
+        <w:spacing w:after="0" w:line="240"/>
+      </w:pPr>
+      <w:r>
+        <w:rPr>
+          <w:rFonts w:ascii="Courier New" w:cs="Courier New" w:eastAsia="Courier New" w:hAnsi="Courier New"/>
+          <w:sz w:val="20"/>
+          <w:szCs w:val="20"/>
+        </w:rPr>
+        <w:t xml:space="preserve">    .stats { grid-template-columns: 1fr; }</w:t>
+      </w:r>
+    </w:p>
+    <w:p>
+      <w:pPr>
+        <w:keepNext w:val="false"/>
+        <w:keepLines/>
+        <w:spacing w:after="0" w:line="240"/>
+      </w:pPr>
+      <w:r>
+        <w:rPr>
+          <w:rFonts w:ascii="Courier New" w:cs="Courier New" w:eastAsia="Courier New" w:hAnsi="Courier New"/>
+          <w:sz w:val="20"/>
+          <w:szCs w:val="20"/>
+        </w:rPr>
+        <w:t xml:space="preserve">    .stats__item + .stats__item { border-left: 0; border-top: 1px solid var(--line); padding-left: 0; }</w:t>
+      </w:r>
+    </w:p>
+    <w:p>
+      <w:pPr>
+        <w:keepNext w:val="false"/>
+        <w:keepLines/>
+        <w:spacing w:after="0" w:line="240"/>
+      </w:pPr>
+      <w:r>
+        <w:rPr>
+          <w:rFonts w:ascii="Courier New" w:cs="Courier New" w:eastAsia="Courier New" w:hAnsi="Courier New"/>
+          <w:sz w:val="20"/>
+          <w:szCs w:val="20"/>
+        </w:rPr>
+        <w:t xml:space="preserve">    .features, .steps, .contacts, .footer__grid { grid-template-columns: 1fr; }</w:t>
       </w:r>
     </w:p>
     <w:p>
@@ -28222,7 +29902,22 @@
           <w:sz w:val="20"/>
           <w:szCs w:val="20"/>
         </w:rPr>
-        <w:t xml:space="preserve">    .cta, .form { padding: 24px; }</w:t>
+        <w:t xml:space="preserve">    .section-head--row { flex-direction: column; align-items: flex-start; }</w:t>
+      </w:r>
+    </w:p>
+    <w:p>
+      <w:pPr>
+        <w:keepNext w:val="false"/>
+        <w:keepLines/>
+        <w:spacing w:after="0" w:line="240"/>
+      </w:pPr>
+      <w:r>
+        <w:rPr>
+          <w:rFonts w:ascii="Courier New" w:cs="Courier New" w:eastAsia="Courier New" w:hAnsi="Courier New"/>
+          <w:sz w:val="20"/>
+          <w:szCs w:val="20"/>
+        </w:rPr>
+        <w:t xml:space="preserve">    .form, .cta { padding: 24px; }</w:t>
       </w:r>
     </w:p>
     <w:p>
@@ -28238,6 +29933,21 @@
           <w:szCs w:val="20"/>
         </w:rPr>
         <w:t xml:space="preserve">    .form__row { grid-template-columns: 1fr; }</w:t>
+      </w:r>
+    </w:p>
+    <w:p>
+      <w:pPr>
+        <w:keepNext w:val="false"/>
+        <w:keepLines/>
+        <w:spacing w:after="0" w:line="240"/>
+      </w:pPr>
+      <w:r>
+        <w:rPr>
+          <w:rFonts w:ascii="Courier New" w:cs="Courier New" w:eastAsia="Courier New" w:hAnsi="Courier New"/>
+          <w:sz w:val="20"/>
+          <w:szCs w:val="20"/>
+        </w:rPr>
+        <w:t xml:space="preserve">    .footer__copy { flex-direction: column; }</w:t>
       </w:r>
     </w:p>
     <w:p>

--- a/kursovaya-landshaft/docs/Курсовая_работа.docx
+++ b/kursovaya-landshaft/docs/Курсовая_работа.docx
@@ -10346,7 +10346,7 @@
           <w:sz w:val="20"/>
           <w:szCs w:val="20"/>
         </w:rPr>
-        <w:t xml:space="preserve">    &lt;link rel="stylesheet" href="&lt;?= BASE_URL ?&gt;assets/css/style.css"&gt;</w:t>
+        <w:t xml:space="preserve">    &lt;link rel="stylesheet" href="&lt;?= BASE_URL ?&gt;assets/css/style.css?v=&lt;?= filemtime(__DIR__ . '/../assets/css/style.css') ?&gt;"&gt;</w:t>
       </w:r>
     </w:p>
     <w:p>
@@ -11410,7 +11410,7 @@
           <w:sz w:val="20"/>
           <w:szCs w:val="20"/>
         </w:rPr>
-        <w:t xml:space="preserve">&lt;script src="&lt;?= BASE_URL ?&gt;assets/js/main.js"&gt;&lt;/script&gt;</w:t>
+        <w:t xml:space="preserve">&lt;script src="&lt;?= BASE_URL ?&gt;assets/js/main.js?v=&lt;?= filemtime(__DIR__ . '/../assets/js/main.js') ?&gt;"&gt;&lt;/script&gt;</w:t>
       </w:r>
     </w:p>
     <w:p>
@@ -25522,7 +25522,7 @@
           <w:sz w:val="20"/>
           <w:szCs w:val="20"/>
         </w:rPr>
-        <w:t xml:space="preserve">    --font-title: 'Unbounded', 'Arial Black', sans-serif;</w:t>
+        <w:t xml:space="preserve">    --font-title: 'Unbounded', 'Segoe UI', Arial, sans-serif;</w:t>
       </w:r>
     </w:p>
     <w:p>

--- a/kursovaya-landshaft/docs/Курсовая_работа.docx
+++ b/kursovaya-landshaft/docs/Курсовая_работа.docx
@@ -472,7 +472,7 @@
           <w:sz w:val="28"/>
           <w:szCs w:val="28"/>
         </w:rPr>
-        <w:t xml:space="preserve">: 63 страниц, 26 рисунков, 2 таблицы, 39 источников, 1 приложение.</w:t>
+        <w:t xml:space="preserve">: 65 страниц, 26 рисунков, 2 таблицы, 39 источников, 1 приложение.</w:t>
       </w:r>
     </w:p>
     <w:p>
@@ -1436,7 +1436,7 @@
           <w:sz w:val="28"/>
           <w:szCs w:val="28"/>
         </w:rPr>
-        <w:t xml:space="preserve">JavaScript выполняется в браузере и меняет страницу без перезагрузки через объектную модель документа (DOM) [13, 16]. На сайте студии он нужен для мобильного меню, пересчёта стоимости при вводе площади, окна просмотра проекта и подтверждения удаления.</w:t>
+        <w:t xml:space="preserve">JavaScript выполняется в браузере и меняет страницу без перезагрузки через объектную модель документа (DOM) [13, 16]. На сайте студии он нужен для мобильного меню, пересчёта стоимости при вводе площади, окна просмотра проекта, подтверждения удаления, а также для плавного появления блоков при прокрутке, которое реализовано через IntersectionObserver и отключается, если пользователь включил в системе режим уменьшения анимации [35].</w:t>
       </w:r>
     </w:p>
     <w:p>
@@ -4082,7 +4082,7 @@
           <w:sz w:val="28"/>
           <w:szCs w:val="28"/>
         </w:rPr>
-        <w:t xml:space="preserve">Главная страница открывается экраном с заголовком, описанием студии и кнопками «Выбрать услугу» и «Портфолио» (рисунок 6). Шапка закреплена вверху окна, текущий раздел в меню подчёркнут. Для заголовков используется шрифт Unbounded, для текста – Onest, палитра построена на природных оттенках с одним ярким акцентным цветом.</w:t>
+        <w:t xml:space="preserve">Главная страница открывается экраном из двух частей: в тёмно-зелёном блоке – заголовок, кнопки «Выбрать услугу» и «Портфолио» и цифры, которые считаются запросами к базе, справа – иллюстрация с вращающимся круглым значком (рисунок 6). Шапка закреплена вверху окна, текущий раздел в меню подчёркнут. Для заголовков используется шрифт Unbounded, для текста – Onest, палитра построена на природных зелёных оттенках с яркими салатовым и персиковым акцентами.</w:t>
       </w:r>
     </w:p>
     <w:p>
@@ -4158,7 +4158,7 @@
           <w:sz w:val="28"/>
           <w:szCs w:val="28"/>
         </w:rPr>
-        <w:t xml:space="preserve">Ниже расположены цифры, которые считаются запросами к базе, преимущества студии, популярные услуги, этапы работы и последние проекты (рисунок 7). Карточки услуг и проектов выводятся общими шаблонами, которые используются и в каталоге.</w:t>
+        <w:t xml:space="preserve">Ниже расположены бегущая строка с направлениями работы, разноцветные плитки преимуществ, популярные услуги, этапы работы и последние проекты (рисунок 7). Карточки услуг и проектов выводятся общими шаблонами, которые используются и в каталоге.</w:t>
       </w:r>
     </w:p>
     <w:p>
@@ -4170,7 +4170,7 @@
       <w:r>
         <w:drawing>
           <wp:inline distT="0" distB="0" distL="0" distR="0">
-            <wp:extent cx="5038725" cy="4648200"/>
+            <wp:extent cx="5038725" cy="5534025"/>
             <wp:effectExtent t="0" r="0" b="0" l="0"/>
             <wp:docPr id="1" name="" descr="" title=""/>
             <wp:cNvGraphicFramePr>
@@ -4195,7 +4195,7 @@
                   <pic:spPr bwMode="auto">
                     <a:xfrm>
                       <a:off x="0" y="0"/>
-                      <a:ext cx="5038725" cy="4648200"/>
+                      <a:ext cx="5038725" cy="5534025"/>
                     </a:xfrm>
                     <a:prstGeom prst="rect">
                       <a:avLst/>
@@ -4310,7 +4310,7 @@
           <w:sz w:val="28"/>
           <w:szCs w:val="28"/>
         </w:rPr>
-        <w:t xml:space="preserve">Страница «Портфолио» выводит выполненные проекты, начиная с новых; под изображением указаны название, место, площадь и год (рисунок 9).</w:t>
+        <w:t xml:space="preserve">Страница «Портфолио» выводит выполненные проекты, начиная с новых; на изображении в светлой плашке указаны название, место, площадь и год (рисунок 9).</w:t>
       </w:r>
     </w:p>
     <w:p>
@@ -11977,37 +11977,37 @@
           <w:sz w:val="20"/>
           <w:szCs w:val="20"/>
         </w:rPr>
-        <w:t xml:space="preserve">    'проектов в портфолио' =&gt; db()-&gt;query('SELECT COUNT(*) FROM projects')-&gt;fetchColumn(),</w:t>
-      </w:r>
-    </w:p>
-    <w:p>
-      <w:pPr>
-        <w:keepNext w:val="false"/>
-        <w:keepLines/>
-        <w:spacing w:after="0" w:line="240"/>
-      </w:pPr>
-      <w:r>
-        <w:rPr>
-          <w:rFonts w:ascii="Courier New" w:cs="Courier New" w:eastAsia="Courier New" w:hAnsi="Courier New"/>
-          <w:sz w:val="20"/>
-          <w:szCs w:val="20"/>
-        </w:rPr>
-        <w:t xml:space="preserve">    'видов услуг'          =&gt; db()-&gt;query('SELECT COUNT(*) FROM services')-&gt;fetchColumn(),</w:t>
-      </w:r>
-    </w:p>
-    <w:p>
-      <w:pPr>
-        <w:keepNext w:val="false"/>
-        <w:keepLines/>
-        <w:spacing w:after="0" w:line="240"/>
-      </w:pPr>
-      <w:r>
-        <w:rPr>
-          <w:rFonts w:ascii="Courier New" w:cs="Courier New" w:eastAsia="Courier New" w:hAnsi="Courier New"/>
-          <w:sz w:val="20"/>
-          <w:szCs w:val="20"/>
-        </w:rPr>
-        <w:t xml:space="preserve">    'лет работы'           =&gt; date('Y') - 2015,</w:t>
+        <w:t xml:space="preserve">    'проектов' =&gt; db()-&gt;query('SELECT COUNT(*) FROM projects')-&gt;fetchColumn(),</w:t>
+      </w:r>
+    </w:p>
+    <w:p>
+      <w:pPr>
+        <w:keepNext w:val="false"/>
+        <w:keepLines/>
+        <w:spacing w:after="0" w:line="240"/>
+      </w:pPr>
+      <w:r>
+        <w:rPr>
+          <w:rFonts w:ascii="Courier New" w:cs="Courier New" w:eastAsia="Courier New" w:hAnsi="Courier New"/>
+          <w:sz w:val="20"/>
+          <w:szCs w:val="20"/>
+        </w:rPr>
+        <w:t xml:space="preserve">    'услуг'    =&gt; db()-&gt;query('SELECT COUNT(*) FROM services')-&gt;fetchColumn(),</w:t>
+      </w:r>
+    </w:p>
+    <w:p>
+      <w:pPr>
+        <w:keepNext w:val="false"/>
+        <w:keepLines/>
+        <w:spacing w:after="0" w:line="240"/>
+      </w:pPr>
+      <w:r>
+        <w:rPr>
+          <w:rFonts w:ascii="Courier New" w:cs="Courier New" w:eastAsia="Courier New" w:hAnsi="Courier New"/>
+          <w:sz w:val="20"/>
+          <w:szCs w:val="20"/>
+        </w:rPr>
+        <w:t xml:space="preserve">    'лет'      =&gt; date('Y') - 2015,</w:t>
       </w:r>
     </w:p>
     <w:p>
@@ -12037,6 +12037,21 @@
           <w:sz w:val="20"/>
           <w:szCs w:val="20"/>
         </w:rPr>
+        <w:t xml:space="preserve">$ticker = ['Проектирование', 'Озеленение', 'Газоны', 'Садовые дорожки', 'Водоёмы', 'Освещение', 'Уход за садом'];</w:t>
+      </w:r>
+    </w:p>
+    <w:p>
+      <w:pPr>
+        <w:keepNext w:val="false"/>
+        <w:keepLines/>
+        <w:spacing w:after="0" w:line="240"/>
+      </w:pPr>
+      <w:r>
+        <w:rPr>
+          <w:rFonts w:ascii="Courier New" w:cs="Courier New" w:eastAsia="Courier New" w:hAnsi="Courier New"/>
+          <w:sz w:val="20"/>
+          <w:szCs w:val="20"/>
+        </w:rPr>
         <w:t xml:space="preserve"> </w:t>
       </w:r>
     </w:p>
@@ -12112,6 +12127,216 @@
           <w:sz w:val="20"/>
           <w:szCs w:val="20"/>
         </w:rPr>
+        <w:t xml:space="preserve">    &lt;div class="hero__text"&gt;</w:t>
+      </w:r>
+    </w:p>
+    <w:p>
+      <w:pPr>
+        <w:keepNext w:val="false"/>
+        <w:keepLines/>
+        <w:spacing w:after="0" w:line="240"/>
+      </w:pPr>
+      <w:r>
+        <w:rPr>
+          <w:rFonts w:ascii="Courier New" w:cs="Courier New" w:eastAsia="Courier New" w:hAnsi="Courier New"/>
+          <w:sz w:val="20"/>
+          <w:szCs w:val="20"/>
+        </w:rPr>
+        <w:t xml:space="preserve">        &lt;span class="eyebrow eyebrow--light"&gt;Студия ландшафтного дизайна · Красноярск&lt;/span&gt;</w:t>
+      </w:r>
+    </w:p>
+    <w:p>
+      <w:pPr>
+        <w:keepNext w:val="false"/>
+        <w:keepLines/>
+        <w:spacing w:after="0" w:line="240"/>
+      </w:pPr>
+      <w:r>
+        <w:rPr>
+          <w:rFonts w:ascii="Courier New" w:cs="Courier New" w:eastAsia="Courier New" w:hAnsi="Courier New"/>
+          <w:sz w:val="20"/>
+          <w:szCs w:val="20"/>
+        </w:rPr>
+        <w:t xml:space="preserve">        &lt;h1&gt;Создаём &lt;em&gt;сады,&lt;/em&gt; в&amp;nbsp;которых хочется жить&lt;/h1&gt;</w:t>
+      </w:r>
+    </w:p>
+    <w:p>
+      <w:pPr>
+        <w:keepNext w:val="false"/>
+        <w:keepLines/>
+        <w:spacing w:after="0" w:line="240"/>
+      </w:pPr>
+      <w:r>
+        <w:rPr>
+          <w:rFonts w:ascii="Courier New" w:cs="Courier New" w:eastAsia="Courier New" w:hAnsi="Courier New"/>
+          <w:sz w:val="20"/>
+          <w:szCs w:val="20"/>
+        </w:rPr>
+        <w:t xml:space="preserve">        &lt;p&gt;Проектирование, озеленение и благоустройство частных участков. От идеи до первого урожая.&lt;/p&gt;</w:t>
+      </w:r>
+    </w:p>
+    <w:p>
+      <w:pPr>
+        <w:keepNext w:val="false"/>
+        <w:keepLines/>
+        <w:spacing w:after="0" w:line="240"/>
+      </w:pPr>
+      <w:r>
+        <w:rPr>
+          <w:rFonts w:ascii="Courier New" w:cs="Courier New" w:eastAsia="Courier New" w:hAnsi="Courier New"/>
+          <w:sz w:val="20"/>
+          <w:szCs w:val="20"/>
+        </w:rPr>
+        <w:t xml:space="preserve">        &lt;div class="hero__buttons"&gt;</w:t>
+      </w:r>
+    </w:p>
+    <w:p>
+      <w:pPr>
+        <w:keepNext w:val="false"/>
+        <w:keepLines/>
+        <w:spacing w:after="0" w:line="240"/>
+      </w:pPr>
+      <w:r>
+        <w:rPr>
+          <w:rFonts w:ascii="Courier New" w:cs="Courier New" w:eastAsia="Courier New" w:hAnsi="Courier New"/>
+          <w:sz w:val="20"/>
+          <w:szCs w:val="20"/>
+        </w:rPr>
+        <w:t xml:space="preserve">            &lt;a class="btn btn--accent" href="services.php"&gt;Выбрать услугу&lt;/a&gt;</w:t>
+      </w:r>
+    </w:p>
+    <w:p>
+      <w:pPr>
+        <w:keepNext w:val="false"/>
+        <w:keepLines/>
+        <w:spacing w:after="0" w:line="240"/>
+      </w:pPr>
+      <w:r>
+        <w:rPr>
+          <w:rFonts w:ascii="Courier New" w:cs="Courier New" w:eastAsia="Courier New" w:hAnsi="Courier New"/>
+          <w:sz w:val="20"/>
+          <w:szCs w:val="20"/>
+        </w:rPr>
+        <w:t xml:space="preserve">            &lt;a class="btn btn--ghost" href="portfolio.php"&gt;Портфолио&lt;/a&gt;</w:t>
+      </w:r>
+    </w:p>
+    <w:p>
+      <w:pPr>
+        <w:keepNext w:val="false"/>
+        <w:keepLines/>
+        <w:spacing w:after="0" w:line="240"/>
+      </w:pPr>
+      <w:r>
+        <w:rPr>
+          <w:rFonts w:ascii="Courier New" w:cs="Courier New" w:eastAsia="Courier New" w:hAnsi="Courier New"/>
+          <w:sz w:val="20"/>
+          <w:szCs w:val="20"/>
+        </w:rPr>
+        <w:t xml:space="preserve">        &lt;/div&gt;</w:t>
+      </w:r>
+    </w:p>
+    <w:p>
+      <w:pPr>
+        <w:keepNext w:val="false"/>
+        <w:keepLines/>
+        <w:spacing w:after="0" w:line="240"/>
+      </w:pPr>
+      <w:r>
+        <w:rPr>
+          <w:rFonts w:ascii="Courier New" w:cs="Courier New" w:eastAsia="Courier New" w:hAnsi="Courier New"/>
+          <w:sz w:val="20"/>
+          <w:szCs w:val="20"/>
+        </w:rPr>
+        <w:t xml:space="preserve">        &lt;div class="hero__stats"&gt;</w:t>
+      </w:r>
+    </w:p>
+    <w:p>
+      <w:pPr>
+        <w:keepNext w:val="false"/>
+        <w:keepLines/>
+        <w:spacing w:after="0" w:line="240"/>
+      </w:pPr>
+      <w:r>
+        <w:rPr>
+          <w:rFonts w:ascii="Courier New" w:cs="Courier New" w:eastAsia="Courier New" w:hAnsi="Courier New"/>
+          <w:sz w:val="20"/>
+          <w:szCs w:val="20"/>
+        </w:rPr>
+        <w:t xml:space="preserve">            &lt;?php foreach ($stats as $label =&gt; $value): ?&gt;</w:t>
+      </w:r>
+    </w:p>
+    <w:p>
+      <w:pPr>
+        <w:keepNext w:val="false"/>
+        <w:keepLines/>
+        <w:spacing w:after="0" w:line="240"/>
+      </w:pPr>
+      <w:r>
+        <w:rPr>
+          <w:rFonts w:ascii="Courier New" w:cs="Courier New" w:eastAsia="Courier New" w:hAnsi="Courier New"/>
+          <w:sz w:val="20"/>
+          <w:szCs w:val="20"/>
+        </w:rPr>
+        <w:t xml:space="preserve">                &lt;div&gt;&lt;strong data-count="&lt;?= $value ?&gt;"&gt;&lt;?= $value ?&gt;&lt;/strong&gt;&lt;span&gt;&lt;?= $label ?&gt;&lt;/span&gt;&lt;/div&gt;</w:t>
+      </w:r>
+    </w:p>
+    <w:p>
+      <w:pPr>
+        <w:keepNext w:val="false"/>
+        <w:keepLines/>
+        <w:spacing w:after="0" w:line="240"/>
+      </w:pPr>
+      <w:r>
+        <w:rPr>
+          <w:rFonts w:ascii="Courier New" w:cs="Courier New" w:eastAsia="Courier New" w:hAnsi="Courier New"/>
+          <w:sz w:val="20"/>
+          <w:szCs w:val="20"/>
+        </w:rPr>
+        <w:t xml:space="preserve">            &lt;?php endforeach; ?&gt;</w:t>
+      </w:r>
+    </w:p>
+    <w:p>
+      <w:pPr>
+        <w:keepNext w:val="false"/>
+        <w:keepLines/>
+        <w:spacing w:after="0" w:line="240"/>
+      </w:pPr>
+      <w:r>
+        <w:rPr>
+          <w:rFonts w:ascii="Courier New" w:cs="Courier New" w:eastAsia="Courier New" w:hAnsi="Courier New"/>
+          <w:sz w:val="20"/>
+          <w:szCs w:val="20"/>
+        </w:rPr>
+        <w:t xml:space="preserve">        &lt;/div&gt;</w:t>
+      </w:r>
+    </w:p>
+    <w:p>
+      <w:pPr>
+        <w:keepNext w:val="false"/>
+        <w:keepLines/>
+        <w:spacing w:after="0" w:line="240"/>
+      </w:pPr>
+      <w:r>
+        <w:rPr>
+          <w:rFonts w:ascii="Courier New" w:cs="Courier New" w:eastAsia="Courier New" w:hAnsi="Courier New"/>
+          <w:sz w:val="20"/>
+          <w:szCs w:val="20"/>
+        </w:rPr>
+        <w:t xml:space="preserve">    &lt;/div&gt;</w:t>
+      </w:r>
+    </w:p>
+    <w:p>
+      <w:pPr>
+        <w:keepNext w:val="false"/>
+        <w:keepLines/>
+        <w:spacing w:after="0" w:line="240"/>
+      </w:pPr>
+      <w:r>
+        <w:rPr>
+          <w:rFonts w:ascii="Courier New" w:cs="Courier New" w:eastAsia="Courier New" w:hAnsi="Courier New"/>
+          <w:sz w:val="20"/>
+          <w:szCs w:val="20"/>
+        </w:rPr>
         <w:t xml:space="preserve">    &lt;div class="hero__media" style="background-image: url('&lt;?= BASE_URL ?&gt;assets/img/hero.svg')"&gt;</w:t>
       </w:r>
     </w:p>
@@ -12127,112 +12352,82 @@
           <w:sz w:val="20"/>
           <w:szCs w:val="20"/>
         </w:rPr>
-        <w:t xml:space="preserve">        &lt;span class="eyebrow eyebrow--light"&gt;Студия ландшафтного дизайна · Красноярск&lt;/span&gt;</w:t>
-      </w:r>
-    </w:p>
-    <w:p>
-      <w:pPr>
-        <w:keepNext w:val="false"/>
-        <w:keepLines/>
-        <w:spacing w:after="0" w:line="240"/>
-      </w:pPr>
-      <w:r>
-        <w:rPr>
-          <w:rFonts w:ascii="Courier New" w:cs="Courier New" w:eastAsia="Courier New" w:hAnsi="Courier New"/>
-          <w:sz w:val="20"/>
-          <w:szCs w:val="20"/>
-        </w:rPr>
-        <w:t xml:space="preserve">        &lt;h1&gt;Создаём сады, в&amp;nbsp;которых хочется жить&lt;/h1&gt;</w:t>
-      </w:r>
-    </w:p>
-    <w:p>
-      <w:pPr>
-        <w:keepNext w:val="false"/>
-        <w:keepLines/>
-        <w:spacing w:after="0" w:line="240"/>
-      </w:pPr>
-      <w:r>
-        <w:rPr>
-          <w:rFonts w:ascii="Courier New" w:cs="Courier New" w:eastAsia="Courier New" w:hAnsi="Courier New"/>
-          <w:sz w:val="20"/>
-          <w:szCs w:val="20"/>
-        </w:rPr>
-        <w:t xml:space="preserve">        &lt;div class="hero__bottom"&gt;</w:t>
-      </w:r>
-    </w:p>
-    <w:p>
-      <w:pPr>
-        <w:keepNext w:val="false"/>
-        <w:keepLines/>
-        <w:spacing w:after="0" w:line="240"/>
-      </w:pPr>
-      <w:r>
-        <w:rPr>
-          <w:rFonts w:ascii="Courier New" w:cs="Courier New" w:eastAsia="Courier New" w:hAnsi="Courier New"/>
-          <w:sz w:val="20"/>
-          <w:szCs w:val="20"/>
-        </w:rPr>
-        <w:t xml:space="preserve">            &lt;p&gt;Проектирование, озеленение и благоустройство частных участков. От идеи до первого урожая.&lt;/p&gt;</w:t>
-      </w:r>
-    </w:p>
-    <w:p>
-      <w:pPr>
-        <w:keepNext w:val="false"/>
-        <w:keepLines/>
-        <w:spacing w:after="0" w:line="240"/>
-      </w:pPr>
-      <w:r>
-        <w:rPr>
-          <w:rFonts w:ascii="Courier New" w:cs="Courier New" w:eastAsia="Courier New" w:hAnsi="Courier New"/>
-          <w:sz w:val="20"/>
-          <w:szCs w:val="20"/>
-        </w:rPr>
-        <w:t xml:space="preserve">            &lt;div class="hero__buttons"&gt;</w:t>
-      </w:r>
-    </w:p>
-    <w:p>
-      <w:pPr>
-        <w:keepNext w:val="false"/>
-        <w:keepLines/>
-        <w:spacing w:after="0" w:line="240"/>
-      </w:pPr>
-      <w:r>
-        <w:rPr>
-          <w:rFonts w:ascii="Courier New" w:cs="Courier New" w:eastAsia="Courier New" w:hAnsi="Courier New"/>
-          <w:sz w:val="20"/>
-          <w:szCs w:val="20"/>
-        </w:rPr>
-        <w:t xml:space="preserve">                &lt;a class="btn btn--accent" href="services.php"&gt;Выбрать услугу&lt;/a&gt;</w:t>
-      </w:r>
-    </w:p>
-    <w:p>
-      <w:pPr>
-        <w:keepNext w:val="false"/>
-        <w:keepLines/>
-        <w:spacing w:after="0" w:line="240"/>
-      </w:pPr>
-      <w:r>
-        <w:rPr>
-          <w:rFonts w:ascii="Courier New" w:cs="Courier New" w:eastAsia="Courier New" w:hAnsi="Courier New"/>
-          <w:sz w:val="20"/>
-          <w:szCs w:val="20"/>
-        </w:rPr>
-        <w:t xml:space="preserve">                &lt;a class="btn btn--ghost" href="portfolio.php"&gt;Портфолио&lt;/a&gt;</w:t>
-      </w:r>
-    </w:p>
-    <w:p>
-      <w:pPr>
-        <w:keepNext w:val="false"/>
-        <w:keepLines/>
-        <w:spacing w:after="0" w:line="240"/>
-      </w:pPr>
-      <w:r>
-        <w:rPr>
-          <w:rFonts w:ascii="Courier New" w:cs="Courier New" w:eastAsia="Courier New" w:hAnsi="Courier New"/>
-          <w:sz w:val="20"/>
-          <w:szCs w:val="20"/>
-        </w:rPr>
-        <w:t xml:space="preserve">            &lt;/div&gt;</w:t>
+        <w:t xml:space="preserve">        &lt;div class="badge"&gt;</w:t>
+      </w:r>
+    </w:p>
+    <w:p>
+      <w:pPr>
+        <w:keepNext w:val="false"/>
+        <w:keepLines/>
+        <w:spacing w:after="0" w:line="240"/>
+      </w:pPr>
+      <w:r>
+        <w:rPr>
+          <w:rFonts w:ascii="Courier New" w:cs="Courier New" w:eastAsia="Courier New" w:hAnsi="Courier New"/>
+          <w:sz w:val="20"/>
+          <w:szCs w:val="20"/>
+        </w:rPr>
+        <w:t xml:space="preserve">            &lt;svg viewBox="0 0 200 200"&gt;</w:t>
+      </w:r>
+    </w:p>
+    <w:p>
+      <w:pPr>
+        <w:keepNext w:val="false"/>
+        <w:keepLines/>
+        <w:spacing w:after="0" w:line="240"/>
+      </w:pPr>
+      <w:r>
+        <w:rPr>
+          <w:rFonts w:ascii="Courier New" w:cs="Courier New" w:eastAsia="Courier New" w:hAnsi="Courier New"/>
+          <w:sz w:val="20"/>
+          <w:szCs w:val="20"/>
+        </w:rPr>
+        <w:t xml:space="preserve">                &lt;defs&gt;&lt;path id="circle" d="M100,100 m-78,0 a78,78 0 1,1 156,0 a78,78 0 1,1 -156,0"/&gt;&lt;/defs&gt;</w:t>
+      </w:r>
+    </w:p>
+    <w:p>
+      <w:pPr>
+        <w:keepNext w:val="false"/>
+        <w:keepLines/>
+        <w:spacing w:after="0" w:line="240"/>
+      </w:pPr>
+      <w:r>
+        <w:rPr>
+          <w:rFonts w:ascii="Courier New" w:cs="Courier New" w:eastAsia="Courier New" w:hAnsi="Courier New"/>
+          <w:sz w:val="20"/>
+          <w:szCs w:val="20"/>
+        </w:rPr>
+        <w:t xml:space="preserve">                &lt;text&gt;&lt;textPath href="#circle"&gt;сады под ключ · с 2015 года · гарантия 2 года ·&lt;/textPath&gt;&lt;/text&gt;</w:t>
+      </w:r>
+    </w:p>
+    <w:p>
+      <w:pPr>
+        <w:keepNext w:val="false"/>
+        <w:keepLines/>
+        <w:spacing w:after="0" w:line="240"/>
+      </w:pPr>
+      <w:r>
+        <w:rPr>
+          <w:rFonts w:ascii="Courier New" w:cs="Courier New" w:eastAsia="Courier New" w:hAnsi="Courier New"/>
+          <w:sz w:val="20"/>
+          <w:szCs w:val="20"/>
+        </w:rPr>
+        <w:t xml:space="preserve">            &lt;/svg&gt;</w:t>
+      </w:r>
+    </w:p>
+    <w:p>
+      <w:pPr>
+        <w:keepNext w:val="false"/>
+        <w:keepLines/>
+        <w:spacing w:after="0" w:line="240"/>
+      </w:pPr>
+      <w:r>
+        <w:rPr>
+          <w:rFonts w:ascii="Courier New" w:cs="Courier New" w:eastAsia="Courier New" w:hAnsi="Courier New"/>
+          <w:sz w:val="20"/>
+          <w:szCs w:val="20"/>
+        </w:rPr>
+        <w:t xml:space="preserve">            &lt;span&gt;✿&lt;/span&gt;</w:t>
       </w:r>
     </w:p>
     <w:p>
@@ -12307,67 +12502,82 @@
           <w:sz w:val="20"/>
           <w:szCs w:val="20"/>
         </w:rPr>
-        <w:t xml:space="preserve">&lt;section class="container stats"&gt;</w:t>
-      </w:r>
-    </w:p>
-    <w:p>
-      <w:pPr>
-        <w:keepNext w:val="false"/>
-        <w:keepLines/>
-        <w:spacing w:after="0" w:line="240"/>
-      </w:pPr>
-      <w:r>
-        <w:rPr>
-          <w:rFonts w:ascii="Courier New" w:cs="Courier New" w:eastAsia="Courier New" w:hAnsi="Courier New"/>
-          <w:sz w:val="20"/>
-          <w:szCs w:val="20"/>
-        </w:rPr>
-        <w:t xml:space="preserve">    &lt;?php foreach ($stats as $label =&gt; $value): ?&gt;</w:t>
-      </w:r>
-    </w:p>
-    <w:p>
-      <w:pPr>
-        <w:keepNext w:val="false"/>
-        <w:keepLines/>
-        <w:spacing w:after="0" w:line="240"/>
-      </w:pPr>
-      <w:r>
-        <w:rPr>
-          <w:rFonts w:ascii="Courier New" w:cs="Courier New" w:eastAsia="Courier New" w:hAnsi="Courier New"/>
-          <w:sz w:val="20"/>
-          <w:szCs w:val="20"/>
-        </w:rPr>
-        <w:t xml:space="preserve">        &lt;div class="stats__item"&gt;</w:t>
-      </w:r>
-    </w:p>
-    <w:p>
-      <w:pPr>
-        <w:keepNext w:val="false"/>
-        <w:keepLines/>
-        <w:spacing w:after="0" w:line="240"/>
-      </w:pPr>
-      <w:r>
-        <w:rPr>
-          <w:rFonts w:ascii="Courier New" w:cs="Courier New" w:eastAsia="Courier New" w:hAnsi="Courier New"/>
-          <w:sz w:val="20"/>
-          <w:szCs w:val="20"/>
-        </w:rPr>
-        <w:t xml:space="preserve">            &lt;strong&gt;&lt;?= $value ?&gt;&lt;/strong&gt;</w:t>
-      </w:r>
-    </w:p>
-    <w:p>
-      <w:pPr>
-        <w:keepNext w:val="false"/>
-        <w:keepLines/>
-        <w:spacing w:after="0" w:line="240"/>
-      </w:pPr>
-      <w:r>
-        <w:rPr>
-          <w:rFonts w:ascii="Courier New" w:cs="Courier New" w:eastAsia="Courier New" w:hAnsi="Courier New"/>
-          <w:sz w:val="20"/>
-          <w:szCs w:val="20"/>
-        </w:rPr>
-        <w:t xml:space="preserve">            &lt;span&gt;&lt;?= $label ?&gt;&lt;/span&gt;</w:t>
+        <w:t xml:space="preserve">&lt;div class="ticker-wrap"&gt;</w:t>
+      </w:r>
+    </w:p>
+    <w:p>
+      <w:pPr>
+        <w:keepNext w:val="false"/>
+        <w:keepLines/>
+        <w:spacing w:after="0" w:line="240"/>
+      </w:pPr>
+      <w:r>
+        <w:rPr>
+          <w:rFonts w:ascii="Courier New" w:cs="Courier New" w:eastAsia="Courier New" w:hAnsi="Courier New"/>
+          <w:sz w:val="20"/>
+          <w:szCs w:val="20"/>
+        </w:rPr>
+        <w:t xml:space="preserve">    &lt;div class="ticker"&gt;</w:t>
+      </w:r>
+    </w:p>
+    <w:p>
+      <w:pPr>
+        <w:keepNext w:val="false"/>
+        <w:keepLines/>
+        <w:spacing w:after="0" w:line="240"/>
+      </w:pPr>
+      <w:r>
+        <w:rPr>
+          <w:rFonts w:ascii="Courier New" w:cs="Courier New" w:eastAsia="Courier New" w:hAnsi="Courier New"/>
+          <w:sz w:val="20"/>
+          <w:szCs w:val="20"/>
+        </w:rPr>
+        <w:t xml:space="preserve">        &lt;div class="ticker__track"&gt;</w:t>
+      </w:r>
+    </w:p>
+    <w:p>
+      <w:pPr>
+        <w:keepNext w:val="false"/>
+        <w:keepLines/>
+        <w:spacing w:after="0" w:line="240"/>
+      </w:pPr>
+      <w:r>
+        <w:rPr>
+          <w:rFonts w:ascii="Courier New" w:cs="Courier New" w:eastAsia="Courier New" w:hAnsi="Courier New"/>
+          <w:sz w:val="20"/>
+          <w:szCs w:val="20"/>
+        </w:rPr>
+        <w:t xml:space="preserve">            &lt;?php for ($i = 0; $i &lt; 2; $i++): ?&gt;</w:t>
+      </w:r>
+    </w:p>
+    <w:p>
+      <w:pPr>
+        <w:keepNext w:val="false"/>
+        <w:keepLines/>
+        <w:spacing w:after="0" w:line="240"/>
+      </w:pPr>
+      <w:r>
+        <w:rPr>
+          <w:rFonts w:ascii="Courier New" w:cs="Courier New" w:eastAsia="Courier New" w:hAnsi="Courier New"/>
+          <w:sz w:val="20"/>
+          <w:szCs w:val="20"/>
+        </w:rPr>
+        <w:t xml:space="preserve">                &lt;?php foreach ($ticker as $word): ?&gt;&lt;span&gt;&lt;?= $word ?&gt;&lt;/span&gt;&lt;?php endforeach; ?&gt;</w:t>
+      </w:r>
+    </w:p>
+    <w:p>
+      <w:pPr>
+        <w:keepNext w:val="false"/>
+        <w:keepLines/>
+        <w:spacing w:after="0" w:line="240"/>
+      </w:pPr>
+      <w:r>
+        <w:rPr>
+          <w:rFonts w:ascii="Courier New" w:cs="Courier New" w:eastAsia="Courier New" w:hAnsi="Courier New"/>
+          <w:sz w:val="20"/>
+          <w:szCs w:val="20"/>
+        </w:rPr>
+        <w:t xml:space="preserve">            &lt;?php endfor; ?&gt;</w:t>
       </w:r>
     </w:p>
     <w:p>
@@ -12397,7 +12607,202 @@
           <w:sz w:val="20"/>
           <w:szCs w:val="20"/>
         </w:rPr>
-        <w:t xml:space="preserve">    &lt;?php endforeach; ?&gt;</w:t>
+        <w:t xml:space="preserve">    &lt;/div&gt;</w:t>
+      </w:r>
+    </w:p>
+    <w:p>
+      <w:pPr>
+        <w:keepNext w:val="false"/>
+        <w:keepLines/>
+        <w:spacing w:after="0" w:line="240"/>
+      </w:pPr>
+      <w:r>
+        <w:rPr>
+          <w:rFonts w:ascii="Courier New" w:cs="Courier New" w:eastAsia="Courier New" w:hAnsi="Courier New"/>
+          <w:sz w:val="20"/>
+          <w:szCs w:val="20"/>
+        </w:rPr>
+        <w:t xml:space="preserve">&lt;/div&gt;</w:t>
+      </w:r>
+    </w:p>
+    <w:p>
+      <w:pPr>
+        <w:keepNext w:val="false"/>
+        <w:keepLines/>
+        <w:spacing w:after="0" w:line="240"/>
+      </w:pPr>
+      <w:r>
+        <w:rPr>
+          <w:rFonts w:ascii="Courier New" w:cs="Courier New" w:eastAsia="Courier New" w:hAnsi="Courier New"/>
+          <w:sz w:val="20"/>
+          <w:szCs w:val="20"/>
+        </w:rPr>
+        <w:t xml:space="preserve"> </w:t>
+      </w:r>
+    </w:p>
+    <w:p>
+      <w:pPr>
+        <w:keepNext w:val="false"/>
+        <w:keepLines/>
+        <w:spacing w:after="0" w:line="240"/>
+      </w:pPr>
+      <w:r>
+        <w:rPr>
+          <w:rFonts w:ascii="Courier New" w:cs="Courier New" w:eastAsia="Courier New" w:hAnsi="Courier New"/>
+          <w:sz w:val="20"/>
+          <w:szCs w:val="20"/>
+        </w:rPr>
+        <w:t xml:space="preserve">&lt;section class="section container"&gt;</w:t>
+      </w:r>
+    </w:p>
+    <w:p>
+      <w:pPr>
+        <w:keepNext w:val="false"/>
+        <w:keepLines/>
+        <w:spacing w:after="0" w:line="240"/>
+      </w:pPr>
+      <w:r>
+        <w:rPr>
+          <w:rFonts w:ascii="Courier New" w:cs="Courier New" w:eastAsia="Courier New" w:hAnsi="Courier New"/>
+          <w:sz w:val="20"/>
+          <w:szCs w:val="20"/>
+        </w:rPr>
+        <w:t xml:space="preserve">    &lt;div class="section-head"&gt;</w:t>
+      </w:r>
+    </w:p>
+    <w:p>
+      <w:pPr>
+        <w:keepNext w:val="false"/>
+        <w:keepLines/>
+        <w:spacing w:after="0" w:line="240"/>
+      </w:pPr>
+      <w:r>
+        <w:rPr>
+          <w:rFonts w:ascii="Courier New" w:cs="Courier New" w:eastAsia="Courier New" w:hAnsi="Courier New"/>
+          <w:sz w:val="20"/>
+          <w:szCs w:val="20"/>
+        </w:rPr>
+        <w:t xml:space="preserve">        &lt;span class="eyebrow"&gt;Почему мы&lt;/span&gt;</w:t>
+      </w:r>
+    </w:p>
+    <w:p>
+      <w:pPr>
+        <w:keepNext w:val="false"/>
+        <w:keepLines/>
+        <w:spacing w:after="0" w:line="240"/>
+      </w:pPr>
+      <w:r>
+        <w:rPr>
+          <w:rFonts w:ascii="Courier New" w:cs="Courier New" w:eastAsia="Courier New" w:hAnsi="Courier New"/>
+          <w:sz w:val="20"/>
+          <w:szCs w:val="20"/>
+        </w:rPr>
+        <w:t xml:space="preserve">        &lt;h2&gt;Делаем сад под ваш участок, климат и образ жизни&lt;/h2&gt;</w:t>
+      </w:r>
+    </w:p>
+    <w:p>
+      <w:pPr>
+        <w:keepNext w:val="false"/>
+        <w:keepLines/>
+        <w:spacing w:after="0" w:line="240"/>
+      </w:pPr>
+      <w:r>
+        <w:rPr>
+          <w:rFonts w:ascii="Courier New" w:cs="Courier New" w:eastAsia="Courier New" w:hAnsi="Courier New"/>
+          <w:sz w:val="20"/>
+          <w:szCs w:val="20"/>
+        </w:rPr>
+        <w:t xml:space="preserve">    &lt;/div&gt;</w:t>
+      </w:r>
+    </w:p>
+    <w:p>
+      <w:pPr>
+        <w:keepNext w:val="false"/>
+        <w:keepLines/>
+        <w:spacing w:after="0" w:line="240"/>
+      </w:pPr>
+      <w:r>
+        <w:rPr>
+          <w:rFonts w:ascii="Courier New" w:cs="Courier New" w:eastAsia="Courier New" w:hAnsi="Courier New"/>
+          <w:sz w:val="20"/>
+          <w:szCs w:val="20"/>
+        </w:rPr>
+        <w:t xml:space="preserve">    &lt;div class="bento"&gt;</w:t>
+      </w:r>
+    </w:p>
+    <w:p>
+      <w:pPr>
+        <w:keepNext w:val="false"/>
+        <w:keepLines/>
+        <w:spacing w:after="0" w:line="240"/>
+      </w:pPr>
+      <w:r>
+        <w:rPr>
+          <w:rFonts w:ascii="Courier New" w:cs="Courier New" w:eastAsia="Courier New" w:hAnsi="Courier New"/>
+          <w:sz w:val="20"/>
+          <w:szCs w:val="20"/>
+        </w:rPr>
+        <w:t xml:space="preserve">        &lt;div class="tile tile--forest"&gt;&lt;span class="tile__num"&gt;01&lt;/span&gt;&lt;h3&gt;Растения для Сибири&lt;/h3&gt;&lt;p&gt;Подбираем только зимостойкие сорта, которые переживут морозы.&lt;/p&gt;&lt;/div&gt;</w:t>
+      </w:r>
+    </w:p>
+    <w:p>
+      <w:pPr>
+        <w:keepNext w:val="false"/>
+        <w:keepLines/>
+        <w:spacing w:after="0" w:line="240"/>
+      </w:pPr>
+      <w:r>
+        <w:rPr>
+          <w:rFonts w:ascii="Courier New" w:cs="Courier New" w:eastAsia="Courier New" w:hAnsi="Courier New"/>
+          <w:sz w:val="20"/>
+          <w:szCs w:val="20"/>
+        </w:rPr>
+        <w:t xml:space="preserve">        &lt;div class="tile tile--lime"&gt;&lt;span class="tile__num"&gt;02&lt;/span&gt;&lt;h3&gt;Проект до мелочей&lt;/h3&gt;&lt;p&gt;Генплан, дендроплан и 3D-модель — видите сад до начала работ.&lt;/p&gt;&lt;/div&gt;</w:t>
+      </w:r>
+    </w:p>
+    <w:p>
+      <w:pPr>
+        <w:keepNext w:val="false"/>
+        <w:keepLines/>
+        <w:spacing w:after="0" w:line="240"/>
+      </w:pPr>
+      <w:r>
+        <w:rPr>
+          <w:rFonts w:ascii="Courier New" w:cs="Courier New" w:eastAsia="Courier New" w:hAnsi="Courier New"/>
+          <w:sz w:val="20"/>
+          <w:szCs w:val="20"/>
+        </w:rPr>
+        <w:t xml:space="preserve">        &lt;div class="tile tile--peach"&gt;&lt;span class="tile__num"&gt;03&lt;/span&gt;&lt;h3&gt;Один договор&lt;/h3&gt;&lt;p&gt;Проектируем, строим и ухаживаем сами, без субподрядчиков.&lt;/p&gt;&lt;/div&gt;</w:t>
+      </w:r>
+    </w:p>
+    <w:p>
+      <w:pPr>
+        <w:keepNext w:val="false"/>
+        <w:keepLines/>
+        <w:spacing w:after="0" w:line="240"/>
+      </w:pPr>
+      <w:r>
+        <w:rPr>
+          <w:rFonts w:ascii="Courier New" w:cs="Courier New" w:eastAsia="Courier New" w:hAnsi="Courier New"/>
+          <w:sz w:val="20"/>
+          <w:szCs w:val="20"/>
+        </w:rPr>
+        <w:t xml:space="preserve">        &lt;div class="tile tile--white"&gt;&lt;span class="tile__num"&gt;04&lt;/span&gt;&lt;h3&gt;Гарантия 2 года&lt;/h3&gt;&lt;p&gt;Бесплатно заменим растение, если оно не прижилось.&lt;/p&gt;&lt;/div&gt;</w:t>
+      </w:r>
+    </w:p>
+    <w:p>
+      <w:pPr>
+        <w:keepNext w:val="false"/>
+        <w:keepLines/>
+        <w:spacing w:after="0" w:line="240"/>
+      </w:pPr>
+      <w:r>
+        <w:rPr>
+          <w:rFonts w:ascii="Courier New" w:cs="Courier New" w:eastAsia="Courier New" w:hAnsi="Courier New"/>
+          <w:sz w:val="20"/>
+          <w:szCs w:val="20"/>
+        </w:rPr>
+        <w:t xml:space="preserve">    &lt;/div&gt;</w:t>
       </w:r>
     </w:p>
     <w:p>
@@ -12457,37 +12862,82 @@
           <w:sz w:val="20"/>
           <w:szCs w:val="20"/>
         </w:rPr>
-        <w:t xml:space="preserve">    &lt;div class="section-head"&gt;</w:t>
-      </w:r>
-    </w:p>
-    <w:p>
-      <w:pPr>
-        <w:keepNext w:val="false"/>
-        <w:keepLines/>
-        <w:spacing w:after="0" w:line="240"/>
-      </w:pPr>
-      <w:r>
-        <w:rPr>
-          <w:rFonts w:ascii="Courier New" w:cs="Courier New" w:eastAsia="Courier New" w:hAnsi="Courier New"/>
-          <w:sz w:val="20"/>
-          <w:szCs w:val="20"/>
-        </w:rPr>
-        <w:t xml:space="preserve">        &lt;span class="eyebrow"&gt;Почему мы&lt;/span&gt;</w:t>
-      </w:r>
-    </w:p>
-    <w:p>
-      <w:pPr>
-        <w:keepNext w:val="false"/>
-        <w:keepLines/>
-        <w:spacing w:after="0" w:line="240"/>
-      </w:pPr>
-      <w:r>
-        <w:rPr>
-          <w:rFonts w:ascii="Courier New" w:cs="Courier New" w:eastAsia="Courier New" w:hAnsi="Courier New"/>
-          <w:sz w:val="20"/>
-          <w:szCs w:val="20"/>
-        </w:rPr>
-        <w:t xml:space="preserve">        &lt;h2&gt;Делаем сад под ваш участок, климат и образ жизни&lt;/h2&gt;</w:t>
+        <w:t xml:space="preserve">    &lt;div class="section-head section-head--row"&gt;</w:t>
+      </w:r>
+    </w:p>
+    <w:p>
+      <w:pPr>
+        <w:keepNext w:val="false"/>
+        <w:keepLines/>
+        <w:spacing w:after="0" w:line="240"/>
+      </w:pPr>
+      <w:r>
+        <w:rPr>
+          <w:rFonts w:ascii="Courier New" w:cs="Courier New" w:eastAsia="Courier New" w:hAnsi="Courier New"/>
+          <w:sz w:val="20"/>
+          <w:szCs w:val="20"/>
+        </w:rPr>
+        <w:t xml:space="preserve">        &lt;div&gt;</w:t>
+      </w:r>
+    </w:p>
+    <w:p>
+      <w:pPr>
+        <w:keepNext w:val="false"/>
+        <w:keepLines/>
+        <w:spacing w:after="0" w:line="240"/>
+      </w:pPr>
+      <w:r>
+        <w:rPr>
+          <w:rFonts w:ascii="Courier New" w:cs="Courier New" w:eastAsia="Courier New" w:hAnsi="Courier New"/>
+          <w:sz w:val="20"/>
+          <w:szCs w:val="20"/>
+        </w:rPr>
+        <w:t xml:space="preserve">            &lt;span class="eyebrow"&gt;Услуги&lt;/span&gt;</w:t>
+      </w:r>
+    </w:p>
+    <w:p>
+      <w:pPr>
+        <w:keepNext w:val="false"/>
+        <w:keepLines/>
+        <w:spacing w:after="0" w:line="240"/>
+      </w:pPr>
+      <w:r>
+        <w:rPr>
+          <w:rFonts w:ascii="Courier New" w:cs="Courier New" w:eastAsia="Courier New" w:hAnsi="Courier New"/>
+          <w:sz w:val="20"/>
+          <w:szCs w:val="20"/>
+        </w:rPr>
+        <w:t xml:space="preserve">            &lt;h2&gt;Популярные услуги&lt;/h2&gt;</w:t>
+      </w:r>
+    </w:p>
+    <w:p>
+      <w:pPr>
+        <w:keepNext w:val="false"/>
+        <w:keepLines/>
+        <w:spacing w:after="0" w:line="240"/>
+      </w:pPr>
+      <w:r>
+        <w:rPr>
+          <w:rFonts w:ascii="Courier New" w:cs="Courier New" w:eastAsia="Courier New" w:hAnsi="Courier New"/>
+          <w:sz w:val="20"/>
+          <w:szCs w:val="20"/>
+        </w:rPr>
+        <w:t xml:space="preserve">        &lt;/div&gt;</w:t>
+      </w:r>
+    </w:p>
+    <w:p>
+      <w:pPr>
+        <w:keepNext w:val="false"/>
+        <w:keepLines/>
+        <w:spacing w:after="0" w:line="240"/>
+      </w:pPr>
+      <w:r>
+        <w:rPr>
+          <w:rFonts w:ascii="Courier New" w:cs="Courier New" w:eastAsia="Courier New" w:hAnsi="Courier New"/>
+          <w:sz w:val="20"/>
+          <w:szCs w:val="20"/>
+        </w:rPr>
+        <w:t xml:space="preserve">        &lt;a class="link-arrow" href="services.php"&gt;Все услуги&lt;/a&gt;</w:t>
       </w:r>
     </w:p>
     <w:p>
@@ -12517,67 +12967,22 @@
           <w:sz w:val="20"/>
           <w:szCs w:val="20"/>
         </w:rPr>
-        <w:t xml:space="preserve">    &lt;div class="features"&gt;</w:t>
-      </w:r>
-    </w:p>
-    <w:p>
-      <w:pPr>
-        <w:keepNext w:val="false"/>
-        <w:keepLines/>
-        <w:spacing w:after="0" w:line="240"/>
-      </w:pPr>
-      <w:r>
-        <w:rPr>
-          <w:rFonts w:ascii="Courier New" w:cs="Courier New" w:eastAsia="Courier New" w:hAnsi="Courier New"/>
-          <w:sz w:val="20"/>
-          <w:szCs w:val="20"/>
-        </w:rPr>
-        <w:t xml:space="preserve">        &lt;div class="feature"&gt;&lt;span class="feature__num"&gt;01&lt;/span&gt;&lt;h3&gt;Растения для Сибири&lt;/h3&gt;&lt;p&gt;Подбираем только зимостойкие сорта, которые переживут морозы.&lt;/p&gt;&lt;/div&gt;</w:t>
-      </w:r>
-    </w:p>
-    <w:p>
-      <w:pPr>
-        <w:keepNext w:val="false"/>
-        <w:keepLines/>
-        <w:spacing w:after="0" w:line="240"/>
-      </w:pPr>
-      <w:r>
-        <w:rPr>
-          <w:rFonts w:ascii="Courier New" w:cs="Courier New" w:eastAsia="Courier New" w:hAnsi="Courier New"/>
-          <w:sz w:val="20"/>
-          <w:szCs w:val="20"/>
-        </w:rPr>
-        <w:t xml:space="preserve">        &lt;div class="feature"&gt;&lt;span class="feature__num"&gt;02&lt;/span&gt;&lt;h3&gt;Проект до мелочей&lt;/h3&gt;&lt;p&gt;Генплан, дендроплан и 3D-модель — видите сад до начала работ.&lt;/p&gt;&lt;/div&gt;</w:t>
-      </w:r>
-    </w:p>
-    <w:p>
-      <w:pPr>
-        <w:keepNext w:val="false"/>
-        <w:keepLines/>
-        <w:spacing w:after="0" w:line="240"/>
-      </w:pPr>
-      <w:r>
-        <w:rPr>
-          <w:rFonts w:ascii="Courier New" w:cs="Courier New" w:eastAsia="Courier New" w:hAnsi="Courier New"/>
-          <w:sz w:val="20"/>
-          <w:szCs w:val="20"/>
-        </w:rPr>
-        <w:t xml:space="preserve">        &lt;div class="feature"&gt;&lt;span class="feature__num"&gt;03&lt;/span&gt;&lt;h3&gt;Один договор&lt;/h3&gt;&lt;p&gt;Проектируем, строим и ухаживаем сами, без субподрядчиков.&lt;/p&gt;&lt;/div&gt;</w:t>
-      </w:r>
-    </w:p>
-    <w:p>
-      <w:pPr>
-        <w:keepNext w:val="false"/>
-        <w:keepLines/>
-        <w:spacing w:after="0" w:line="240"/>
-      </w:pPr>
-      <w:r>
-        <w:rPr>
-          <w:rFonts w:ascii="Courier New" w:cs="Courier New" w:eastAsia="Courier New" w:hAnsi="Courier New"/>
-          <w:sz w:val="20"/>
-          <w:szCs w:val="20"/>
-        </w:rPr>
-        <w:t xml:space="preserve">        &lt;div class="feature"&gt;&lt;span class="feature__num"&gt;04&lt;/span&gt;&lt;h3&gt;Гарантия 2 года&lt;/h3&gt;&lt;p&gt;Бесплатно заменим растение, если оно не прижилось.&lt;/p&gt;&lt;/div&gt;</w:t>
+        <w:t xml:space="preserve">    &lt;div class="grid"&gt;</w:t>
+      </w:r>
+    </w:p>
+    <w:p>
+      <w:pPr>
+        <w:keepNext w:val="false"/>
+        <w:keepLines/>
+        <w:spacing w:after="0" w:line="240"/>
+      </w:pPr>
+      <w:r>
+        <w:rPr>
+          <w:rFonts w:ascii="Courier New" w:cs="Courier New" w:eastAsia="Courier New" w:hAnsi="Courier New"/>
+          <w:sz w:val="20"/>
+          <w:szCs w:val="20"/>
+        </w:rPr>
+        <w:t xml:space="preserve">        &lt;?php foreach ($services as $service) require 'includes/service_card.php'; ?&gt;</w:t>
       </w:r>
     </w:p>
     <w:p>
@@ -12637,6 +13042,231 @@
           <w:sz w:val="20"/>
           <w:szCs w:val="20"/>
         </w:rPr>
+        <w:t xml:space="preserve">&lt;section class="section section--dark"&gt;</w:t>
+      </w:r>
+    </w:p>
+    <w:p>
+      <w:pPr>
+        <w:keepNext w:val="false"/>
+        <w:keepLines/>
+        <w:spacing w:after="0" w:line="240"/>
+      </w:pPr>
+      <w:r>
+        <w:rPr>
+          <w:rFonts w:ascii="Courier New" w:cs="Courier New" w:eastAsia="Courier New" w:hAnsi="Courier New"/>
+          <w:sz w:val="20"/>
+          <w:szCs w:val="20"/>
+        </w:rPr>
+        <w:t xml:space="preserve">    &lt;div class="container"&gt;</w:t>
+      </w:r>
+    </w:p>
+    <w:p>
+      <w:pPr>
+        <w:keepNext w:val="false"/>
+        <w:keepLines/>
+        <w:spacing w:after="0" w:line="240"/>
+      </w:pPr>
+      <w:r>
+        <w:rPr>
+          <w:rFonts w:ascii="Courier New" w:cs="Courier New" w:eastAsia="Courier New" w:hAnsi="Courier New"/>
+          <w:sz w:val="20"/>
+          <w:szCs w:val="20"/>
+        </w:rPr>
+        <w:t xml:space="preserve">        &lt;div class="section-head"&gt;</w:t>
+      </w:r>
+    </w:p>
+    <w:p>
+      <w:pPr>
+        <w:keepNext w:val="false"/>
+        <w:keepLines/>
+        <w:spacing w:after="0" w:line="240"/>
+      </w:pPr>
+      <w:r>
+        <w:rPr>
+          <w:rFonts w:ascii="Courier New" w:cs="Courier New" w:eastAsia="Courier New" w:hAnsi="Courier New"/>
+          <w:sz w:val="20"/>
+          <w:szCs w:val="20"/>
+        </w:rPr>
+        <w:t xml:space="preserve">            &lt;span class="eyebrow eyebrow--light"&gt;Процесс&lt;/span&gt;</w:t>
+      </w:r>
+    </w:p>
+    <w:p>
+      <w:pPr>
+        <w:keepNext w:val="false"/>
+        <w:keepLines/>
+        <w:spacing w:after="0" w:line="240"/>
+      </w:pPr>
+      <w:r>
+        <w:rPr>
+          <w:rFonts w:ascii="Courier New" w:cs="Courier New" w:eastAsia="Courier New" w:hAnsi="Courier New"/>
+          <w:sz w:val="20"/>
+          <w:szCs w:val="20"/>
+        </w:rPr>
+        <w:t xml:space="preserve">            &lt;h2&gt;Как мы работаем&lt;/h2&gt;</w:t>
+      </w:r>
+    </w:p>
+    <w:p>
+      <w:pPr>
+        <w:keepNext w:val="false"/>
+        <w:keepLines/>
+        <w:spacing w:after="0" w:line="240"/>
+      </w:pPr>
+      <w:r>
+        <w:rPr>
+          <w:rFonts w:ascii="Courier New" w:cs="Courier New" w:eastAsia="Courier New" w:hAnsi="Courier New"/>
+          <w:sz w:val="20"/>
+          <w:szCs w:val="20"/>
+        </w:rPr>
+        <w:t xml:space="preserve">        &lt;/div&gt;</w:t>
+      </w:r>
+    </w:p>
+    <w:p>
+      <w:pPr>
+        <w:keepNext w:val="false"/>
+        <w:keepLines/>
+        <w:spacing w:after="0" w:line="240"/>
+      </w:pPr>
+      <w:r>
+        <w:rPr>
+          <w:rFonts w:ascii="Courier New" w:cs="Courier New" w:eastAsia="Courier New" w:hAnsi="Courier New"/>
+          <w:sz w:val="20"/>
+          <w:szCs w:val="20"/>
+        </w:rPr>
+        <w:t xml:space="preserve">        &lt;ol class="steps"&gt;</w:t>
+      </w:r>
+    </w:p>
+    <w:p>
+      <w:pPr>
+        <w:keepNext w:val="false"/>
+        <w:keepLines/>
+        <w:spacing w:after="0" w:line="240"/>
+      </w:pPr>
+      <w:r>
+        <w:rPr>
+          <w:rFonts w:ascii="Courier New" w:cs="Courier New" w:eastAsia="Courier New" w:hAnsi="Courier New"/>
+          <w:sz w:val="20"/>
+          <w:szCs w:val="20"/>
+        </w:rPr>
+        <w:t xml:space="preserve">            &lt;li&gt;&lt;strong&gt;Заявка&lt;/strong&gt;Оставляете заказ на сайте или звоните нам&lt;/li&gt;</w:t>
+      </w:r>
+    </w:p>
+    <w:p>
+      <w:pPr>
+        <w:keepNext w:val="false"/>
+        <w:keepLines/>
+        <w:spacing w:after="0" w:line="240"/>
+      </w:pPr>
+      <w:r>
+        <w:rPr>
+          <w:rFonts w:ascii="Courier New" w:cs="Courier New" w:eastAsia="Courier New" w:hAnsi="Courier New"/>
+          <w:sz w:val="20"/>
+          <w:szCs w:val="20"/>
+        </w:rPr>
+        <w:t xml:space="preserve">            &lt;li&gt;&lt;strong&gt;Выезд&lt;/strong&gt;Специалист осматривает участок и делает замеры&lt;/li&gt;</w:t>
+      </w:r>
+    </w:p>
+    <w:p>
+      <w:pPr>
+        <w:keepNext w:val="false"/>
+        <w:keepLines/>
+        <w:spacing w:after="0" w:line="240"/>
+      </w:pPr>
+      <w:r>
+        <w:rPr>
+          <w:rFonts w:ascii="Courier New" w:cs="Courier New" w:eastAsia="Courier New" w:hAnsi="Courier New"/>
+          <w:sz w:val="20"/>
+          <w:szCs w:val="20"/>
+        </w:rPr>
+        <w:t xml:space="preserve">            &lt;li&gt;&lt;strong&gt;Проект&lt;/strong&gt;Согласовываем план, смету и сроки&lt;/li&gt;</w:t>
+      </w:r>
+    </w:p>
+    <w:p>
+      <w:pPr>
+        <w:keepNext w:val="false"/>
+        <w:keepLines/>
+        <w:spacing w:after="0" w:line="240"/>
+      </w:pPr>
+      <w:r>
+        <w:rPr>
+          <w:rFonts w:ascii="Courier New" w:cs="Courier New" w:eastAsia="Courier New" w:hAnsi="Courier New"/>
+          <w:sz w:val="20"/>
+          <w:szCs w:val="20"/>
+        </w:rPr>
+        <w:t xml:space="preserve">            &lt;li&gt;&lt;strong&gt;Реализация&lt;/strong&gt;Создаём сад и передаём его вам с рекомендациями&lt;/li&gt;</w:t>
+      </w:r>
+    </w:p>
+    <w:p>
+      <w:pPr>
+        <w:keepNext w:val="false"/>
+        <w:keepLines/>
+        <w:spacing w:after="0" w:line="240"/>
+      </w:pPr>
+      <w:r>
+        <w:rPr>
+          <w:rFonts w:ascii="Courier New" w:cs="Courier New" w:eastAsia="Courier New" w:hAnsi="Courier New"/>
+          <w:sz w:val="20"/>
+          <w:szCs w:val="20"/>
+        </w:rPr>
+        <w:t xml:space="preserve">        &lt;/ol&gt;</w:t>
+      </w:r>
+    </w:p>
+    <w:p>
+      <w:pPr>
+        <w:keepNext w:val="false"/>
+        <w:keepLines/>
+        <w:spacing w:after="0" w:line="240"/>
+      </w:pPr>
+      <w:r>
+        <w:rPr>
+          <w:rFonts w:ascii="Courier New" w:cs="Courier New" w:eastAsia="Courier New" w:hAnsi="Courier New"/>
+          <w:sz w:val="20"/>
+          <w:szCs w:val="20"/>
+        </w:rPr>
+        <w:t xml:space="preserve">    &lt;/div&gt;</w:t>
+      </w:r>
+    </w:p>
+    <w:p>
+      <w:pPr>
+        <w:keepNext w:val="false"/>
+        <w:keepLines/>
+        <w:spacing w:after="0" w:line="240"/>
+      </w:pPr>
+      <w:r>
+        <w:rPr>
+          <w:rFonts w:ascii="Courier New" w:cs="Courier New" w:eastAsia="Courier New" w:hAnsi="Courier New"/>
+          <w:sz w:val="20"/>
+          <w:szCs w:val="20"/>
+        </w:rPr>
+        <w:t xml:space="preserve">&lt;/section&gt;</w:t>
+      </w:r>
+    </w:p>
+    <w:p>
+      <w:pPr>
+        <w:keepNext w:val="false"/>
+        <w:keepLines/>
+        <w:spacing w:after="0" w:line="240"/>
+      </w:pPr>
+      <w:r>
+        <w:rPr>
+          <w:rFonts w:ascii="Courier New" w:cs="Courier New" w:eastAsia="Courier New" w:hAnsi="Courier New"/>
+          <w:sz w:val="20"/>
+          <w:szCs w:val="20"/>
+        </w:rPr>
+        <w:t xml:space="preserve"> </w:t>
+      </w:r>
+    </w:p>
+    <w:p>
+      <w:pPr>
+        <w:keepNext w:val="false"/>
+        <w:keepLines/>
+        <w:spacing w:after="0" w:line="240"/>
+      </w:pPr>
+      <w:r>
+        <w:rPr>
+          <w:rFonts w:ascii="Courier New" w:cs="Courier New" w:eastAsia="Courier New" w:hAnsi="Courier New"/>
+          <w:sz w:val="20"/>
+          <w:szCs w:val="20"/>
+        </w:rPr>
         <w:t xml:space="preserve">&lt;section class="section container"&gt;</w:t>
       </w:r>
     </w:p>
@@ -12682,22 +13312,22 @@
           <w:sz w:val="20"/>
           <w:szCs w:val="20"/>
         </w:rPr>
-        <w:t xml:space="preserve">            &lt;span class="eyebrow"&gt;Услуги&lt;/span&gt;</w:t>
-      </w:r>
-    </w:p>
-    <w:p>
-      <w:pPr>
-        <w:keepNext w:val="false"/>
-        <w:keepLines/>
-        <w:spacing w:after="0" w:line="240"/>
-      </w:pPr>
-      <w:r>
-        <w:rPr>
-          <w:rFonts w:ascii="Courier New" w:cs="Courier New" w:eastAsia="Courier New" w:hAnsi="Courier New"/>
-          <w:sz w:val="20"/>
-          <w:szCs w:val="20"/>
-        </w:rPr>
-        <w:t xml:space="preserve">            &lt;h2&gt;Популярные услуги&lt;/h2&gt;</w:t>
+        <w:t xml:space="preserve">            &lt;span class="eyebrow"&gt;Портфолио&lt;/span&gt;</w:t>
+      </w:r>
+    </w:p>
+    <w:p>
+      <w:pPr>
+        <w:keepNext w:val="false"/>
+        <w:keepLines/>
+        <w:spacing w:after="0" w:line="240"/>
+      </w:pPr>
+      <w:r>
+        <w:rPr>
+          <w:rFonts w:ascii="Courier New" w:cs="Courier New" w:eastAsia="Courier New" w:hAnsi="Courier New"/>
+          <w:sz w:val="20"/>
+          <w:szCs w:val="20"/>
+        </w:rPr>
+        <w:t xml:space="preserve">            &lt;h2&gt;Последние работы&lt;/h2&gt;</w:t>
       </w:r>
     </w:p>
     <w:p>
@@ -12727,7 +13357,7 @@
           <w:sz w:val="20"/>
           <w:szCs w:val="20"/>
         </w:rPr>
-        <w:t xml:space="preserve">        &lt;a class="link-arrow" href="services.php"&gt;Все услуги&lt;/a&gt;</w:t>
+        <w:t xml:space="preserve">        &lt;a class="link-arrow" href="portfolio.php"&gt;Все проекты&lt;/a&gt;</w:t>
       </w:r>
     </w:p>
     <w:p>
@@ -12757,22 +13387,22 @@
           <w:sz w:val="20"/>
           <w:szCs w:val="20"/>
         </w:rPr>
-        <w:t xml:space="preserve">    &lt;div class="grid"&gt;</w:t>
-      </w:r>
-    </w:p>
-    <w:p>
-      <w:pPr>
-        <w:keepNext w:val="false"/>
-        <w:keepLines/>
-        <w:spacing w:after="0" w:line="240"/>
-      </w:pPr>
-      <w:r>
-        <w:rPr>
-          <w:rFonts w:ascii="Courier New" w:cs="Courier New" w:eastAsia="Courier New" w:hAnsi="Courier New"/>
-          <w:sz w:val="20"/>
-          <w:szCs w:val="20"/>
-        </w:rPr>
-        <w:t xml:space="preserve">        &lt;?php foreach ($services as $service) require 'includes/service_card.php'; ?&gt;</w:t>
+        <w:t xml:space="preserve">    &lt;div class="gallery"&gt;</w:t>
+      </w:r>
+    </w:p>
+    <w:p>
+      <w:pPr>
+        <w:keepNext w:val="false"/>
+        <w:keepLines/>
+        <w:spacing w:after="0" w:line="240"/>
+      </w:pPr>
+      <w:r>
+        <w:rPr>
+          <w:rFonts w:ascii="Courier New" w:cs="Courier New" w:eastAsia="Courier New" w:hAnsi="Courier New"/>
+          <w:sz w:val="20"/>
+          <w:szCs w:val="20"/>
+        </w:rPr>
+        <w:t xml:space="preserve">        &lt;?php foreach ($projects as $project) require 'includes/project_card.php'; ?&gt;</w:t>
       </w:r>
     </w:p>
     <w:p>
@@ -12832,172 +13462,52 @@
           <w:sz w:val="20"/>
           <w:szCs w:val="20"/>
         </w:rPr>
-        <w:t xml:space="preserve">&lt;section class="section section--dark"&gt;</w:t>
-      </w:r>
-    </w:p>
-    <w:p>
-      <w:pPr>
-        <w:keepNext w:val="false"/>
-        <w:keepLines/>
-        <w:spacing w:after="0" w:line="240"/>
-      </w:pPr>
-      <w:r>
-        <w:rPr>
-          <w:rFonts w:ascii="Courier New" w:cs="Courier New" w:eastAsia="Courier New" w:hAnsi="Courier New"/>
-          <w:sz w:val="20"/>
-          <w:szCs w:val="20"/>
-        </w:rPr>
-        <w:t xml:space="preserve">    &lt;div class="container"&gt;</w:t>
-      </w:r>
-    </w:p>
-    <w:p>
-      <w:pPr>
-        <w:keepNext w:val="false"/>
-        <w:keepLines/>
-        <w:spacing w:after="0" w:line="240"/>
-      </w:pPr>
-      <w:r>
-        <w:rPr>
-          <w:rFonts w:ascii="Courier New" w:cs="Courier New" w:eastAsia="Courier New" w:hAnsi="Courier New"/>
-          <w:sz w:val="20"/>
-          <w:szCs w:val="20"/>
-        </w:rPr>
-        <w:t xml:space="preserve">        &lt;div class="section-head"&gt;</w:t>
-      </w:r>
-    </w:p>
-    <w:p>
-      <w:pPr>
-        <w:keepNext w:val="false"/>
-        <w:keepLines/>
-        <w:spacing w:after="0" w:line="240"/>
-      </w:pPr>
-      <w:r>
-        <w:rPr>
-          <w:rFonts w:ascii="Courier New" w:cs="Courier New" w:eastAsia="Courier New" w:hAnsi="Courier New"/>
-          <w:sz w:val="20"/>
-          <w:szCs w:val="20"/>
-        </w:rPr>
-        <w:t xml:space="preserve">            &lt;span class="eyebrow eyebrow--light"&gt;Процесс&lt;/span&gt;</w:t>
-      </w:r>
-    </w:p>
-    <w:p>
-      <w:pPr>
-        <w:keepNext w:val="false"/>
-        <w:keepLines/>
-        <w:spacing w:after="0" w:line="240"/>
-      </w:pPr>
-      <w:r>
-        <w:rPr>
-          <w:rFonts w:ascii="Courier New" w:cs="Courier New" w:eastAsia="Courier New" w:hAnsi="Courier New"/>
-          <w:sz w:val="20"/>
-          <w:szCs w:val="20"/>
-        </w:rPr>
-        <w:t xml:space="preserve">            &lt;h2&gt;Как мы работаем&lt;/h2&gt;</w:t>
-      </w:r>
-    </w:p>
-    <w:p>
-      <w:pPr>
-        <w:keepNext w:val="false"/>
-        <w:keepLines/>
-        <w:spacing w:after="0" w:line="240"/>
-      </w:pPr>
-      <w:r>
-        <w:rPr>
-          <w:rFonts w:ascii="Courier New" w:cs="Courier New" w:eastAsia="Courier New" w:hAnsi="Courier New"/>
-          <w:sz w:val="20"/>
-          <w:szCs w:val="20"/>
-        </w:rPr>
-        <w:t xml:space="preserve">        &lt;/div&gt;</w:t>
-      </w:r>
-    </w:p>
-    <w:p>
-      <w:pPr>
-        <w:keepNext w:val="false"/>
-        <w:keepLines/>
-        <w:spacing w:after="0" w:line="240"/>
-      </w:pPr>
-      <w:r>
-        <w:rPr>
-          <w:rFonts w:ascii="Courier New" w:cs="Courier New" w:eastAsia="Courier New" w:hAnsi="Courier New"/>
-          <w:sz w:val="20"/>
-          <w:szCs w:val="20"/>
-        </w:rPr>
-        <w:t xml:space="preserve">        &lt;ol class="steps"&gt;</w:t>
-      </w:r>
-    </w:p>
-    <w:p>
-      <w:pPr>
-        <w:keepNext w:val="false"/>
-        <w:keepLines/>
-        <w:spacing w:after="0" w:line="240"/>
-      </w:pPr>
-      <w:r>
-        <w:rPr>
-          <w:rFonts w:ascii="Courier New" w:cs="Courier New" w:eastAsia="Courier New" w:hAnsi="Courier New"/>
-          <w:sz w:val="20"/>
-          <w:szCs w:val="20"/>
-        </w:rPr>
-        <w:t xml:space="preserve">            &lt;li&gt;&lt;strong&gt;Заявка&lt;/strong&gt;Оставляете заказ на сайте или звоните нам&lt;/li&gt;</w:t>
-      </w:r>
-    </w:p>
-    <w:p>
-      <w:pPr>
-        <w:keepNext w:val="false"/>
-        <w:keepLines/>
-        <w:spacing w:after="0" w:line="240"/>
-      </w:pPr>
-      <w:r>
-        <w:rPr>
-          <w:rFonts w:ascii="Courier New" w:cs="Courier New" w:eastAsia="Courier New" w:hAnsi="Courier New"/>
-          <w:sz w:val="20"/>
-          <w:szCs w:val="20"/>
-        </w:rPr>
-        <w:t xml:space="preserve">            &lt;li&gt;&lt;strong&gt;Выезд&lt;/strong&gt;Специалист осматривает участок и делает замеры&lt;/li&gt;</w:t>
-      </w:r>
-    </w:p>
-    <w:p>
-      <w:pPr>
-        <w:keepNext w:val="false"/>
-        <w:keepLines/>
-        <w:spacing w:after="0" w:line="240"/>
-      </w:pPr>
-      <w:r>
-        <w:rPr>
-          <w:rFonts w:ascii="Courier New" w:cs="Courier New" w:eastAsia="Courier New" w:hAnsi="Courier New"/>
-          <w:sz w:val="20"/>
-          <w:szCs w:val="20"/>
-        </w:rPr>
-        <w:t xml:space="preserve">            &lt;li&gt;&lt;strong&gt;Проект&lt;/strong&gt;Согласовываем план, смету и сроки&lt;/li&gt;</w:t>
-      </w:r>
-    </w:p>
-    <w:p>
-      <w:pPr>
-        <w:keepNext w:val="false"/>
-        <w:keepLines/>
-        <w:spacing w:after="0" w:line="240"/>
-      </w:pPr>
-      <w:r>
-        <w:rPr>
-          <w:rFonts w:ascii="Courier New" w:cs="Courier New" w:eastAsia="Courier New" w:hAnsi="Courier New"/>
-          <w:sz w:val="20"/>
-          <w:szCs w:val="20"/>
-        </w:rPr>
-        <w:t xml:space="preserve">            &lt;li&gt;&lt;strong&gt;Реализация&lt;/strong&gt;Создаём сад и передаём его вам с рекомендациями&lt;/li&gt;</w:t>
-      </w:r>
-    </w:p>
-    <w:p>
-      <w:pPr>
-        <w:keepNext w:val="false"/>
-        <w:keepLines/>
-        <w:spacing w:after="0" w:line="240"/>
-      </w:pPr>
-      <w:r>
-        <w:rPr>
-          <w:rFonts w:ascii="Courier New" w:cs="Courier New" w:eastAsia="Courier New" w:hAnsi="Courier New"/>
-          <w:sz w:val="20"/>
-          <w:szCs w:val="20"/>
-        </w:rPr>
-        <w:t xml:space="preserve">        &lt;/ol&gt;</w:t>
+        <w:t xml:space="preserve">&lt;section class="container cta"&gt;</w:t>
+      </w:r>
+    </w:p>
+    <w:p>
+      <w:pPr>
+        <w:keepNext w:val="false"/>
+        <w:keepLines/>
+        <w:spacing w:after="0" w:line="240"/>
+      </w:pPr>
+      <w:r>
+        <w:rPr>
+          <w:rFonts w:ascii="Courier New" w:cs="Courier New" w:eastAsia="Courier New" w:hAnsi="Courier New"/>
+          <w:sz w:val="20"/>
+          <w:szCs w:val="20"/>
+        </w:rPr>
+        <w:t xml:space="preserve">    &lt;div&gt;</w:t>
+      </w:r>
+    </w:p>
+    <w:p>
+      <w:pPr>
+        <w:keepNext w:val="false"/>
+        <w:keepLines/>
+        <w:spacing w:after="0" w:line="240"/>
+      </w:pPr>
+      <w:r>
+        <w:rPr>
+          <w:rFonts w:ascii="Courier New" w:cs="Courier New" w:eastAsia="Courier New" w:hAnsi="Courier New"/>
+          <w:sz w:val="20"/>
+          <w:szCs w:val="20"/>
+        </w:rPr>
+        <w:t xml:space="preserve">        &lt;span class="eyebrow"&gt;Консультация&lt;/span&gt;</w:t>
+      </w:r>
+    </w:p>
+    <w:p>
+      <w:pPr>
+        <w:keepNext w:val="false"/>
+        <w:keepLines/>
+        <w:spacing w:after="0" w:line="240"/>
+      </w:pPr>
+      <w:r>
+        <w:rPr>
+          <w:rFonts w:ascii="Courier New" w:cs="Courier New" w:eastAsia="Courier New" w:hAnsi="Courier New"/>
+          <w:sz w:val="20"/>
+          <w:szCs w:val="20"/>
+        </w:rPr>
+        <w:t xml:space="preserve">        &lt;h2&gt;Расскажите о своём участке — перезвоним и бесплатно проконсультируем&lt;/h2&gt;</w:t>
       </w:r>
     </w:p>
     <w:p>
@@ -13027,277 +13537,7 @@
           <w:sz w:val="20"/>
           <w:szCs w:val="20"/>
         </w:rPr>
-        <w:t xml:space="preserve">&lt;/section&gt;</w:t>
-      </w:r>
-    </w:p>
-    <w:p>
-      <w:pPr>
-        <w:keepNext w:val="false"/>
-        <w:keepLines/>
-        <w:spacing w:after="0" w:line="240"/>
-      </w:pPr>
-      <w:r>
-        <w:rPr>
-          <w:rFonts w:ascii="Courier New" w:cs="Courier New" w:eastAsia="Courier New" w:hAnsi="Courier New"/>
-          <w:sz w:val="20"/>
-          <w:szCs w:val="20"/>
-        </w:rPr>
-        <w:t xml:space="preserve"> </w:t>
-      </w:r>
-    </w:p>
-    <w:p>
-      <w:pPr>
-        <w:keepNext w:val="false"/>
-        <w:keepLines/>
-        <w:spacing w:after="0" w:line="240"/>
-      </w:pPr>
-      <w:r>
-        <w:rPr>
-          <w:rFonts w:ascii="Courier New" w:cs="Courier New" w:eastAsia="Courier New" w:hAnsi="Courier New"/>
-          <w:sz w:val="20"/>
-          <w:szCs w:val="20"/>
-        </w:rPr>
-        <w:t xml:space="preserve">&lt;section class="section container"&gt;</w:t>
-      </w:r>
-    </w:p>
-    <w:p>
-      <w:pPr>
-        <w:keepNext w:val="false"/>
-        <w:keepLines/>
-        <w:spacing w:after="0" w:line="240"/>
-      </w:pPr>
-      <w:r>
-        <w:rPr>
-          <w:rFonts w:ascii="Courier New" w:cs="Courier New" w:eastAsia="Courier New" w:hAnsi="Courier New"/>
-          <w:sz w:val="20"/>
-          <w:szCs w:val="20"/>
-        </w:rPr>
-        <w:t xml:space="preserve">    &lt;div class="section-head section-head--row"&gt;</w:t>
-      </w:r>
-    </w:p>
-    <w:p>
-      <w:pPr>
-        <w:keepNext w:val="false"/>
-        <w:keepLines/>
-        <w:spacing w:after="0" w:line="240"/>
-      </w:pPr>
-      <w:r>
-        <w:rPr>
-          <w:rFonts w:ascii="Courier New" w:cs="Courier New" w:eastAsia="Courier New" w:hAnsi="Courier New"/>
-          <w:sz w:val="20"/>
-          <w:szCs w:val="20"/>
-        </w:rPr>
-        <w:t xml:space="preserve">        &lt;div&gt;</w:t>
-      </w:r>
-    </w:p>
-    <w:p>
-      <w:pPr>
-        <w:keepNext w:val="false"/>
-        <w:keepLines/>
-        <w:spacing w:after="0" w:line="240"/>
-      </w:pPr>
-      <w:r>
-        <w:rPr>
-          <w:rFonts w:ascii="Courier New" w:cs="Courier New" w:eastAsia="Courier New" w:hAnsi="Courier New"/>
-          <w:sz w:val="20"/>
-          <w:szCs w:val="20"/>
-        </w:rPr>
-        <w:t xml:space="preserve">            &lt;span class="eyebrow"&gt;Портфолио&lt;/span&gt;</w:t>
-      </w:r>
-    </w:p>
-    <w:p>
-      <w:pPr>
-        <w:keepNext w:val="false"/>
-        <w:keepLines/>
-        <w:spacing w:after="0" w:line="240"/>
-      </w:pPr>
-      <w:r>
-        <w:rPr>
-          <w:rFonts w:ascii="Courier New" w:cs="Courier New" w:eastAsia="Courier New" w:hAnsi="Courier New"/>
-          <w:sz w:val="20"/>
-          <w:szCs w:val="20"/>
-        </w:rPr>
-        <w:t xml:space="preserve">            &lt;h2&gt;Последние работы&lt;/h2&gt;</w:t>
-      </w:r>
-    </w:p>
-    <w:p>
-      <w:pPr>
-        <w:keepNext w:val="false"/>
-        <w:keepLines/>
-        <w:spacing w:after="0" w:line="240"/>
-      </w:pPr>
-      <w:r>
-        <w:rPr>
-          <w:rFonts w:ascii="Courier New" w:cs="Courier New" w:eastAsia="Courier New" w:hAnsi="Courier New"/>
-          <w:sz w:val="20"/>
-          <w:szCs w:val="20"/>
-        </w:rPr>
-        <w:t xml:space="preserve">        &lt;/div&gt;</w:t>
-      </w:r>
-    </w:p>
-    <w:p>
-      <w:pPr>
-        <w:keepNext w:val="false"/>
-        <w:keepLines/>
-        <w:spacing w:after="0" w:line="240"/>
-      </w:pPr>
-      <w:r>
-        <w:rPr>
-          <w:rFonts w:ascii="Courier New" w:cs="Courier New" w:eastAsia="Courier New" w:hAnsi="Courier New"/>
-          <w:sz w:val="20"/>
-          <w:szCs w:val="20"/>
-        </w:rPr>
-        <w:t xml:space="preserve">        &lt;a class="link-arrow" href="portfolio.php"&gt;Все проекты&lt;/a&gt;</w:t>
-      </w:r>
-    </w:p>
-    <w:p>
-      <w:pPr>
-        <w:keepNext w:val="false"/>
-        <w:keepLines/>
-        <w:spacing w:after="0" w:line="240"/>
-      </w:pPr>
-      <w:r>
-        <w:rPr>
-          <w:rFonts w:ascii="Courier New" w:cs="Courier New" w:eastAsia="Courier New" w:hAnsi="Courier New"/>
-          <w:sz w:val="20"/>
-          <w:szCs w:val="20"/>
-        </w:rPr>
-        <w:t xml:space="preserve">    &lt;/div&gt;</w:t>
-      </w:r>
-    </w:p>
-    <w:p>
-      <w:pPr>
-        <w:keepNext w:val="false"/>
-        <w:keepLines/>
-        <w:spacing w:after="0" w:line="240"/>
-      </w:pPr>
-      <w:r>
-        <w:rPr>
-          <w:rFonts w:ascii="Courier New" w:cs="Courier New" w:eastAsia="Courier New" w:hAnsi="Courier New"/>
-          <w:sz w:val="20"/>
-          <w:szCs w:val="20"/>
-        </w:rPr>
-        <w:t xml:space="preserve">    &lt;div class="grid"&gt;</w:t>
-      </w:r>
-    </w:p>
-    <w:p>
-      <w:pPr>
-        <w:keepNext w:val="false"/>
-        <w:keepLines/>
-        <w:spacing w:after="0" w:line="240"/>
-      </w:pPr>
-      <w:r>
-        <w:rPr>
-          <w:rFonts w:ascii="Courier New" w:cs="Courier New" w:eastAsia="Courier New" w:hAnsi="Courier New"/>
-          <w:sz w:val="20"/>
-          <w:szCs w:val="20"/>
-        </w:rPr>
-        <w:t xml:space="preserve">        &lt;?php foreach ($projects as $project) require 'includes/project_card.php'; ?&gt;</w:t>
-      </w:r>
-    </w:p>
-    <w:p>
-      <w:pPr>
-        <w:keepNext w:val="false"/>
-        <w:keepLines/>
-        <w:spacing w:after="0" w:line="240"/>
-      </w:pPr>
-      <w:r>
-        <w:rPr>
-          <w:rFonts w:ascii="Courier New" w:cs="Courier New" w:eastAsia="Courier New" w:hAnsi="Courier New"/>
-          <w:sz w:val="20"/>
-          <w:szCs w:val="20"/>
-        </w:rPr>
-        <w:t xml:space="preserve">    &lt;/div&gt;</w:t>
-      </w:r>
-    </w:p>
-    <w:p>
-      <w:pPr>
-        <w:keepNext w:val="false"/>
-        <w:keepLines/>
-        <w:spacing w:after="0" w:line="240"/>
-      </w:pPr>
-      <w:r>
-        <w:rPr>
-          <w:rFonts w:ascii="Courier New" w:cs="Courier New" w:eastAsia="Courier New" w:hAnsi="Courier New"/>
-          <w:sz w:val="20"/>
-          <w:szCs w:val="20"/>
-        </w:rPr>
-        <w:t xml:space="preserve">&lt;/section&gt;</w:t>
-      </w:r>
-    </w:p>
-    <w:p>
-      <w:pPr>
-        <w:keepNext w:val="false"/>
-        <w:keepLines/>
-        <w:spacing w:after="0" w:line="240"/>
-      </w:pPr>
-      <w:r>
-        <w:rPr>
-          <w:rFonts w:ascii="Courier New" w:cs="Courier New" w:eastAsia="Courier New" w:hAnsi="Courier New"/>
-          <w:sz w:val="20"/>
-          <w:szCs w:val="20"/>
-        </w:rPr>
-        <w:t xml:space="preserve"> </w:t>
-      </w:r>
-    </w:p>
-    <w:p>
-      <w:pPr>
-        <w:keepNext w:val="false"/>
-        <w:keepLines/>
-        <w:spacing w:after="0" w:line="240"/>
-      </w:pPr>
-      <w:r>
-        <w:rPr>
-          <w:rFonts w:ascii="Courier New" w:cs="Courier New" w:eastAsia="Courier New" w:hAnsi="Courier New"/>
-          <w:sz w:val="20"/>
-          <w:szCs w:val="20"/>
-        </w:rPr>
-        <w:t xml:space="preserve">&lt;section class="container cta"&gt;</w:t>
-      </w:r>
-    </w:p>
-    <w:p>
-      <w:pPr>
-        <w:keepNext w:val="false"/>
-        <w:keepLines/>
-        <w:spacing w:after="0" w:line="240"/>
-      </w:pPr>
-      <w:r>
-        <w:rPr>
-          <w:rFonts w:ascii="Courier New" w:cs="Courier New" w:eastAsia="Courier New" w:hAnsi="Courier New"/>
-          <w:sz w:val="20"/>
-          <w:szCs w:val="20"/>
-        </w:rPr>
-        <w:t xml:space="preserve">    &lt;span class="eyebrow"&gt;Консультация&lt;/span&gt;</w:t>
-      </w:r>
-    </w:p>
-    <w:p>
-      <w:pPr>
-        <w:keepNext w:val="false"/>
-        <w:keepLines/>
-        <w:spacing w:after="0" w:line="240"/>
-      </w:pPr>
-      <w:r>
-        <w:rPr>
-          <w:rFonts w:ascii="Courier New" w:cs="Courier New" w:eastAsia="Courier New" w:hAnsi="Courier New"/>
-          <w:sz w:val="20"/>
-          <w:szCs w:val="20"/>
-        </w:rPr>
-        <w:t xml:space="preserve">    &lt;h2&gt;Расскажите о своём участке —&lt;br&gt;перезвоним и бесплатно проконсультируем&lt;/h2&gt;</w:t>
-      </w:r>
-    </w:p>
-    <w:p>
-      <w:pPr>
-        <w:keepNext w:val="false"/>
-        <w:keepLines/>
-        <w:spacing w:after="0" w:line="240"/>
-      </w:pPr>
-      <w:r>
-        <w:rPr>
-          <w:rFonts w:ascii="Courier New" w:cs="Courier New" w:eastAsia="Courier New" w:hAnsi="Courier New"/>
-          <w:sz w:val="20"/>
-          <w:szCs w:val="20"/>
-        </w:rPr>
-        <w:t xml:space="preserve">    &lt;a class="btn btn--accent" href="contacts.php"&gt;Получить консультацию&lt;/a&gt;</w:t>
+        <w:t xml:space="preserve">    &lt;a class="btn btn--dark btn--big" href="contacts.php"&gt;Получить консультацию&lt;/a&gt;</w:t>
       </w:r>
     </w:p>
     <w:p>
@@ -25372,22 +25612,7 @@
           <w:sz w:val="20"/>
           <w:szCs w:val="20"/>
         </w:rPr>
-        <w:t xml:space="preserve">    --bg: #f2f0ea;</w:t>
-      </w:r>
-    </w:p>
-    <w:p>
-      <w:pPr>
-        <w:keepNext w:val="false"/>
-        <w:keepLines/>
-        <w:spacing w:after="0" w:line="240"/>
-      </w:pPr>
-      <w:r>
-        <w:rPr>
-          <w:rFonts w:ascii="Courier New" w:cs="Courier New" w:eastAsia="Courier New" w:hAnsi="Courier New"/>
-          <w:sz w:val="20"/>
-          <w:szCs w:val="20"/>
-        </w:rPr>
-        <w:t xml:space="preserve">    --bg-alt: #e8e5dc;</w:t>
+        <w:t xml:space="preserve">    --bg: #f6f3ea;</w:t>
       </w:r>
     </w:p>
     <w:p>
@@ -25417,97 +25642,142 @@
           <w:sz w:val="20"/>
           <w:szCs w:val="20"/>
         </w:rPr>
-        <w:t xml:space="preserve">    --ink: #141613;</w:t>
-      </w:r>
-    </w:p>
-    <w:p>
-      <w:pPr>
-        <w:keepNext w:val="false"/>
-        <w:keepLines/>
-        <w:spacing w:after="0" w:line="240"/>
-      </w:pPr>
-      <w:r>
-        <w:rPr>
-          <w:rFonts w:ascii="Courier New" w:cs="Courier New" w:eastAsia="Courier New" w:hAnsi="Courier New"/>
-          <w:sz w:val="20"/>
-          <w:szCs w:val="20"/>
-        </w:rPr>
-        <w:t xml:space="preserve">    --muted: #6d7068;</w:t>
-      </w:r>
-    </w:p>
-    <w:p>
-      <w:pPr>
-        <w:keepNext w:val="false"/>
-        <w:keepLines/>
-        <w:spacing w:after="0" w:line="240"/>
-      </w:pPr>
-      <w:r>
-        <w:rPr>
-          <w:rFonts w:ascii="Courier New" w:cs="Courier New" w:eastAsia="Courier New" w:hAnsi="Courier New"/>
-          <w:sz w:val="20"/>
-          <w:szCs w:val="20"/>
-        </w:rPr>
-        <w:t xml:space="preserve">    --line: #d5d1c5;</w:t>
-      </w:r>
-    </w:p>
-    <w:p>
-      <w:pPr>
-        <w:keepNext w:val="false"/>
-        <w:keepLines/>
-        <w:spacing w:after="0" w:line="240"/>
-      </w:pPr>
-      <w:r>
-        <w:rPr>
-          <w:rFonts w:ascii="Courier New" w:cs="Courier New" w:eastAsia="Courier New" w:hAnsi="Courier New"/>
-          <w:sz w:val="20"/>
-          <w:szCs w:val="20"/>
-        </w:rPr>
-        <w:t xml:space="preserve">    --forest: #1e2f23;</w:t>
-      </w:r>
-    </w:p>
-    <w:p>
-      <w:pPr>
-        <w:keepNext w:val="false"/>
-        <w:keepLines/>
-        <w:spacing w:after="0" w:line="240"/>
-      </w:pPr>
-      <w:r>
-        <w:rPr>
-          <w:rFonts w:ascii="Courier New" w:cs="Courier New" w:eastAsia="Courier New" w:hAnsi="Courier New"/>
-          <w:sz w:val="20"/>
-          <w:szCs w:val="20"/>
-        </w:rPr>
-        <w:t xml:space="preserve">    --accent: #d6f36a;</w:t>
-      </w:r>
-    </w:p>
-    <w:p>
-      <w:pPr>
-        <w:keepNext w:val="false"/>
-        <w:keepLines/>
-        <w:spacing w:after="0" w:line="240"/>
-      </w:pPr>
-      <w:r>
-        <w:rPr>
-          <w:rFonts w:ascii="Courier New" w:cs="Courier New" w:eastAsia="Courier New" w:hAnsi="Courier New"/>
-          <w:sz w:val="20"/>
-          <w:szCs w:val="20"/>
-        </w:rPr>
-        <w:t xml:space="preserve">    --danger: #b0413e;</w:t>
-      </w:r>
-    </w:p>
-    <w:p>
-      <w:pPr>
-        <w:keepNext w:val="false"/>
-        <w:keepLines/>
-        <w:spacing w:after="0" w:line="240"/>
-      </w:pPr>
-      <w:r>
-        <w:rPr>
-          <w:rFonts w:ascii="Courier New" w:cs="Courier New" w:eastAsia="Courier New" w:hAnsi="Courier New"/>
-          <w:sz w:val="20"/>
-          <w:szCs w:val="20"/>
-        </w:rPr>
-        <w:t xml:space="preserve">    --radius: 20px;</w:t>
+        <w:t xml:space="preserve">    --ink: #13201a;</w:t>
+      </w:r>
+    </w:p>
+    <w:p>
+      <w:pPr>
+        <w:keepNext w:val="false"/>
+        <w:keepLines/>
+        <w:spacing w:after="0" w:line="240"/>
+      </w:pPr>
+      <w:r>
+        <w:rPr>
+          <w:rFonts w:ascii="Courier New" w:cs="Courier New" w:eastAsia="Courier New" w:hAnsi="Courier New"/>
+          <w:sz w:val="20"/>
+          <w:szCs w:val="20"/>
+        </w:rPr>
+        <w:t xml:space="preserve">    --muted: #66706a;</w:t>
+      </w:r>
+    </w:p>
+    <w:p>
+      <w:pPr>
+        <w:keepNext w:val="false"/>
+        <w:keepLines/>
+        <w:spacing w:after="0" w:line="240"/>
+      </w:pPr>
+      <w:r>
+        <w:rPr>
+          <w:rFonts w:ascii="Courier New" w:cs="Courier New" w:eastAsia="Courier New" w:hAnsi="Courier New"/>
+          <w:sz w:val="20"/>
+          <w:szCs w:val="20"/>
+        </w:rPr>
+        <w:t xml:space="preserve">    --line: #e1dccd;</w:t>
+      </w:r>
+    </w:p>
+    <w:p>
+      <w:pPr>
+        <w:keepNext w:val="false"/>
+        <w:keepLines/>
+        <w:spacing w:after="0" w:line="240"/>
+      </w:pPr>
+      <w:r>
+        <w:rPr>
+          <w:rFonts w:ascii="Courier New" w:cs="Courier New" w:eastAsia="Courier New" w:hAnsi="Courier New"/>
+          <w:sz w:val="20"/>
+          <w:szCs w:val="20"/>
+        </w:rPr>
+        <w:t xml:space="preserve">    --forest: #1c3b2a;</w:t>
+      </w:r>
+    </w:p>
+    <w:p>
+      <w:pPr>
+        <w:keepNext w:val="false"/>
+        <w:keepLines/>
+        <w:spacing w:after="0" w:line="240"/>
+      </w:pPr>
+      <w:r>
+        <w:rPr>
+          <w:rFonts w:ascii="Courier New" w:cs="Courier New" w:eastAsia="Courier New" w:hAnsi="Courier New"/>
+          <w:sz w:val="20"/>
+          <w:szCs w:val="20"/>
+        </w:rPr>
+        <w:t xml:space="preserve">    --forest-2: #2a5a3d;</w:t>
+      </w:r>
+    </w:p>
+    <w:p>
+      <w:pPr>
+        <w:keepNext w:val="false"/>
+        <w:keepLines/>
+        <w:spacing w:after="0" w:line="240"/>
+      </w:pPr>
+      <w:r>
+        <w:rPr>
+          <w:rFonts w:ascii="Courier New" w:cs="Courier New" w:eastAsia="Courier New" w:hAnsi="Courier New"/>
+          <w:sz w:val="20"/>
+          <w:szCs w:val="20"/>
+        </w:rPr>
+        <w:t xml:space="preserve">    --lime: #c8f169;</w:t>
+      </w:r>
+    </w:p>
+    <w:p>
+      <w:pPr>
+        <w:keepNext w:val="false"/>
+        <w:keepLines/>
+        <w:spacing w:after="0" w:line="240"/>
+      </w:pPr>
+      <w:r>
+        <w:rPr>
+          <w:rFonts w:ascii="Courier New" w:cs="Courier New" w:eastAsia="Courier New" w:hAnsi="Courier New"/>
+          <w:sz w:val="20"/>
+          <w:szCs w:val="20"/>
+        </w:rPr>
+        <w:t xml:space="preserve">    --peach: #ffcfae;</w:t>
+      </w:r>
+    </w:p>
+    <w:p>
+      <w:pPr>
+        <w:keepNext w:val="false"/>
+        <w:keepLines/>
+        <w:spacing w:after="0" w:line="240"/>
+      </w:pPr>
+      <w:r>
+        <w:rPr>
+          <w:rFonts w:ascii="Courier New" w:cs="Courier New" w:eastAsia="Courier New" w:hAnsi="Courier New"/>
+          <w:sz w:val="20"/>
+          <w:szCs w:val="20"/>
+        </w:rPr>
+        <w:t xml:space="preserve">    --coral: #ff7a59;</w:t>
+      </w:r>
+    </w:p>
+    <w:p>
+      <w:pPr>
+        <w:keepNext w:val="false"/>
+        <w:keepLines/>
+        <w:spacing w:after="0" w:line="240"/>
+      </w:pPr>
+      <w:r>
+        <w:rPr>
+          <w:rFonts w:ascii="Courier New" w:cs="Courier New" w:eastAsia="Courier New" w:hAnsi="Courier New"/>
+          <w:sz w:val="20"/>
+          <w:szCs w:val="20"/>
+        </w:rPr>
+        <w:t xml:space="preserve">    --danger: #c2413b;</w:t>
+      </w:r>
+    </w:p>
+    <w:p>
+      <w:pPr>
+        <w:keepNext w:val="false"/>
+        <w:keepLines/>
+        <w:spacing w:after="0" w:line="240"/>
+      </w:pPr>
+      <w:r>
+        <w:rPr>
+          <w:rFonts w:ascii="Courier New" w:cs="Courier New" w:eastAsia="Courier New" w:hAnsi="Courier New"/>
+          <w:sz w:val="20"/>
+          <w:szCs w:val="20"/>
+        </w:rPr>
+        <w:t xml:space="preserve">    --radius: 28px;</w:t>
       </w:r>
     </w:p>
     <w:p>
@@ -25777,7 +26047,7 @@
           <w:sz w:val="20"/>
           <w:szCs w:val="20"/>
         </w:rPr>
-        <w:t xml:space="preserve">    line-height: 1.12;</w:t>
+        <w:t xml:space="preserve">    line-height: 1.1;</w:t>
       </w:r>
     </w:p>
     <w:p>
@@ -25852,7 +26122,7 @@
           <w:sz w:val="20"/>
           <w:szCs w:val="20"/>
         </w:rPr>
-        <w:t xml:space="preserve">h2 { font-size: clamp(1.5rem, 3vw, 2.4rem); }</w:t>
+        <w:t xml:space="preserve">h2 { font-size: clamp(1.6rem, 3.2vw, 2.6rem); }</w:t>
       </w:r>
     </w:p>
     <w:p>
@@ -25927,6 +26197,21 @@
           <w:sz w:val="20"/>
           <w:szCs w:val="20"/>
         </w:rPr>
+        <w:t xml:space="preserve">::selection { background: var(--lime); color: var(--ink); }</w:t>
+      </w:r>
+    </w:p>
+    <w:p>
+      <w:pPr>
+        <w:keepNext w:val="false"/>
+        <w:keepLines/>
+        <w:spacing w:after="0" w:line="240"/>
+      </w:pPr>
+      <w:r>
+        <w:rPr>
+          <w:rFonts w:ascii="Courier New" w:cs="Courier New" w:eastAsia="Courier New" w:hAnsi="Courier New"/>
+          <w:sz w:val="20"/>
+          <w:szCs w:val="20"/>
+        </w:rPr>
         <w:t xml:space="preserve"> </w:t>
       </w:r>
     </w:p>
@@ -25942,37 +26227,37 @@
           <w:sz w:val="20"/>
           <w:szCs w:val="20"/>
         </w:rPr>
-        <w:t xml:space="preserve">.container { width: min(1240px, 100% - 32px); margin: 0 auto; }</w:t>
-      </w:r>
-    </w:p>
-    <w:p>
-      <w:pPr>
-        <w:keepNext w:val="false"/>
-        <w:keepLines/>
-        <w:spacing w:after="0" w:line="240"/>
-      </w:pPr>
-      <w:r>
-        <w:rPr>
-          <w:rFonts w:ascii="Courier New" w:cs="Courier New" w:eastAsia="Courier New" w:hAnsi="Courier New"/>
-          <w:sz w:val="20"/>
-          <w:szCs w:val="20"/>
-        </w:rPr>
-        <w:t xml:space="preserve">.section { padding: 88px 0; }</w:t>
-      </w:r>
-    </w:p>
-    <w:p>
-      <w:pPr>
-        <w:keepNext w:val="false"/>
-        <w:keepLines/>
-        <w:spacing w:after="0" w:line="240"/>
-      </w:pPr>
-      <w:r>
-        <w:rPr>
-          <w:rFonts w:ascii="Courier New" w:cs="Courier New" w:eastAsia="Courier New" w:hAnsi="Courier New"/>
-          <w:sz w:val="20"/>
-          <w:szCs w:val="20"/>
-        </w:rPr>
-        <w:t xml:space="preserve">.section--dark { background: var(--forest); color: var(--bg); }</w:t>
+        <w:t xml:space="preserve">.container { width: min(1260px, 100% - 32px); margin: 0 auto; }</w:t>
+      </w:r>
+    </w:p>
+    <w:p>
+      <w:pPr>
+        <w:keepNext w:val="false"/>
+        <w:keepLines/>
+        <w:spacing w:after="0" w:line="240"/>
+      </w:pPr>
+      <w:r>
+        <w:rPr>
+          <w:rFonts w:ascii="Courier New" w:cs="Courier New" w:eastAsia="Courier New" w:hAnsi="Courier New"/>
+          <w:sz w:val="20"/>
+          <w:szCs w:val="20"/>
+        </w:rPr>
+        <w:t xml:space="preserve">.section { padding: 96px 0; }</w:t>
+      </w:r>
+    </w:p>
+    <w:p>
+      <w:pPr>
+        <w:keepNext w:val="false"/>
+        <w:keepLines/>
+        <w:spacing w:after="0" w:line="240"/>
+      </w:pPr>
+      <w:r>
+        <w:rPr>
+          <w:rFonts w:ascii="Courier New" w:cs="Courier New" w:eastAsia="Courier New" w:hAnsi="Courier New"/>
+          <w:sz w:val="20"/>
+          <w:szCs w:val="20"/>
+        </w:rPr>
+        <w:t xml:space="preserve">.section--dark { background: var(--forest); color: var(--bg); border-radius: var(--radius); width: min(1300px, 100% - 16px); margin: 0 auto; }</w:t>
       </w:r>
     </w:p>
     <w:p>
@@ -26077,7 +26362,52 @@
           <w:sz w:val="20"/>
           <w:szCs w:val="20"/>
         </w:rPr>
-        <w:t xml:space="preserve">    font-size: .78rem;</w:t>
+        <w:t xml:space="preserve">    padding: 6px 14px;</w:t>
+      </w:r>
+    </w:p>
+    <w:p>
+      <w:pPr>
+        <w:keepNext w:val="false"/>
+        <w:keepLines/>
+        <w:spacing w:after="0" w:line="240"/>
+      </w:pPr>
+      <w:r>
+        <w:rPr>
+          <w:rFonts w:ascii="Courier New" w:cs="Courier New" w:eastAsia="Courier New" w:hAnsi="Courier New"/>
+          <w:sz w:val="20"/>
+          <w:szCs w:val="20"/>
+        </w:rPr>
+        <w:t xml:space="preserve">    border-radius: 100px;</w:t>
+      </w:r>
+    </w:p>
+    <w:p>
+      <w:pPr>
+        <w:keepNext w:val="false"/>
+        <w:keepLines/>
+        <w:spacing w:after="0" w:line="240"/>
+      </w:pPr>
+      <w:r>
+        <w:rPr>
+          <w:rFonts w:ascii="Courier New" w:cs="Courier New" w:eastAsia="Courier New" w:hAnsi="Courier New"/>
+          <w:sz w:val="20"/>
+          <w:szCs w:val="20"/>
+        </w:rPr>
+        <w:t xml:space="preserve">    background: var(--surface);</w:t>
+      </w:r>
+    </w:p>
+    <w:p>
+      <w:pPr>
+        <w:keepNext w:val="false"/>
+        <w:keepLines/>
+        <w:spacing w:after="0" w:line="240"/>
+      </w:pPr>
+      <w:r>
+        <w:rPr>
+          <w:rFonts w:ascii="Courier New" w:cs="Courier New" w:eastAsia="Courier New" w:hAnsi="Courier New"/>
+          <w:sz w:val="20"/>
+          <w:szCs w:val="20"/>
+        </w:rPr>
+        <w:t xml:space="preserve">    font-size: .75rem;</w:t>
       </w:r>
     </w:p>
     <w:p>
@@ -26107,7 +26437,7 @@
           <w:sz w:val="20"/>
           <w:szCs w:val="20"/>
         </w:rPr>
-        <w:t xml:space="preserve">    letter-spacing: .12em;</w:t>
+        <w:t xml:space="preserve">    letter-spacing: .1em;</w:t>
       </w:r>
     </w:p>
     <w:p>
@@ -26137,22 +26467,7 @@
           <w:sz w:val="20"/>
           <w:szCs w:val="20"/>
         </w:rPr>
-        <w:t xml:space="preserve">    color: var(--muted);</w:t>
-      </w:r>
-    </w:p>
-    <w:p>
-      <w:pPr>
-        <w:keepNext w:val="false"/>
-        <w:keepLines/>
-        <w:spacing w:after="0" w:line="240"/>
-      </w:pPr>
-      <w:r>
-        <w:rPr>
-          <w:rFonts w:ascii="Courier New" w:cs="Courier New" w:eastAsia="Courier New" w:hAnsi="Courier New"/>
-          <w:sz w:val="20"/>
-          <w:szCs w:val="20"/>
-        </w:rPr>
-        <w:t xml:space="preserve">    margin-bottom: 18px;</w:t>
+        <w:t xml:space="preserve">    margin-bottom: 20px;</w:t>
       </w:r>
     </w:p>
     <w:p>
@@ -26182,22 +26497,37 @@
           <w:sz w:val="20"/>
           <w:szCs w:val="20"/>
         </w:rPr>
-        <w:t xml:space="preserve">.eyebrow::before { content: ''; width: 8px; height: 8px; border-radius: 50%; background: var(--accent); }</w:t>
-      </w:r>
-    </w:p>
-    <w:p>
-      <w:pPr>
-        <w:keepNext w:val="false"/>
-        <w:keepLines/>
-        <w:spacing w:after="0" w:line="240"/>
-      </w:pPr>
-      <w:r>
-        <w:rPr>
-          <w:rFonts w:ascii="Courier New" w:cs="Courier New" w:eastAsia="Courier New" w:hAnsi="Courier New"/>
-          <w:sz w:val="20"/>
-          <w:szCs w:val="20"/>
-        </w:rPr>
-        <w:t xml:space="preserve">.eyebrow--light { color: rgba(255, 255, 255, .75); }</w:t>
+        <w:t xml:space="preserve">.eyebrow::before { content: ''; width: 8px; height: 8px; border-radius: 50%; background: var(--coral); }</w:t>
+      </w:r>
+    </w:p>
+    <w:p>
+      <w:pPr>
+        <w:keepNext w:val="false"/>
+        <w:keepLines/>
+        <w:spacing w:after="0" w:line="240"/>
+      </w:pPr>
+      <w:r>
+        <w:rPr>
+          <w:rFonts w:ascii="Courier New" w:cs="Courier New" w:eastAsia="Courier New" w:hAnsi="Courier New"/>
+          <w:sz w:val="20"/>
+          <w:szCs w:val="20"/>
+        </w:rPr>
+        <w:t xml:space="preserve">.eyebrow--light { background: rgba(255, 255, 255, .12); color: #fff; }</w:t>
+      </w:r>
+    </w:p>
+    <w:p>
+      <w:pPr>
+        <w:keepNext w:val="false"/>
+        <w:keepLines/>
+        <w:spacing w:after="0" w:line="240"/>
+      </w:pPr>
+      <w:r>
+        <w:rPr>
+          <w:rFonts w:ascii="Courier New" w:cs="Courier New" w:eastAsia="Courier New" w:hAnsi="Courier New"/>
+          <w:sz w:val="20"/>
+          <w:szCs w:val="20"/>
+        </w:rPr>
+        <w:t xml:space="preserve">.eyebrow--light::before { background: var(--lime); }</w:t>
       </w:r>
     </w:p>
     <w:p>
@@ -26227,7 +26557,7 @@
           <w:sz w:val="20"/>
           <w:szCs w:val="20"/>
         </w:rPr>
-        <w:t xml:space="preserve">.section-head { max-width: 760px; margin-bottom: 48px; }</w:t>
+        <w:t xml:space="preserve">.section-head { max-width: 780px; margin-bottom: 48px; }</w:t>
       </w:r>
     </w:p>
     <w:p>
@@ -26362,22 +26692,22 @@
           <w:sz w:val="20"/>
           <w:szCs w:val="20"/>
         </w:rPr>
-        <w:t xml:space="preserve">    padding: 14px 28px;</w:t>
-      </w:r>
-    </w:p>
-    <w:p>
-      <w:pPr>
-        <w:keepNext w:val="false"/>
-        <w:keepLines/>
-        <w:spacing w:after="0" w:line="240"/>
-      </w:pPr>
-      <w:r>
-        <w:rPr>
-          <w:rFonts w:ascii="Courier New" w:cs="Courier New" w:eastAsia="Courier New" w:hAnsi="Courier New"/>
-          <w:sz w:val="20"/>
-          <w:szCs w:val="20"/>
-        </w:rPr>
-        <w:t xml:space="preserve">    border: 1px solid var(--ink);</w:t>
+        <w:t xml:space="preserve">    padding: 15px 30px;</w:t>
+      </w:r>
+    </w:p>
+    <w:p>
+      <w:pPr>
+        <w:keepNext w:val="false"/>
+        <w:keepLines/>
+        <w:spacing w:after="0" w:line="240"/>
+      </w:pPr>
+      <w:r>
+        <w:rPr>
+          <w:rFonts w:ascii="Courier New" w:cs="Courier New" w:eastAsia="Courier New" w:hAnsi="Courier New"/>
+          <w:sz w:val="20"/>
+          <w:szCs w:val="20"/>
+        </w:rPr>
+        <w:t xml:space="preserve">    border: 2px solid var(--forest);</w:t>
       </w:r>
     </w:p>
     <w:p>
@@ -26407,37 +26737,37 @@
           <w:sz w:val="20"/>
           <w:szCs w:val="20"/>
         </w:rPr>
-        <w:t xml:space="preserve">    background: var(--ink);</w:t>
-      </w:r>
-    </w:p>
-    <w:p>
-      <w:pPr>
-        <w:keepNext w:val="false"/>
-        <w:keepLines/>
-        <w:spacing w:after="0" w:line="240"/>
-      </w:pPr>
-      <w:r>
-        <w:rPr>
-          <w:rFonts w:ascii="Courier New" w:cs="Courier New" w:eastAsia="Courier New" w:hAnsi="Courier New"/>
-          <w:sz w:val="20"/>
-          <w:szCs w:val="20"/>
-        </w:rPr>
-        <w:t xml:space="preserve">    color: var(--bg);</w:t>
-      </w:r>
-    </w:p>
-    <w:p>
-      <w:pPr>
-        <w:keepNext w:val="false"/>
-        <w:keepLines/>
-        <w:spacing w:after="0" w:line="240"/>
-      </w:pPr>
-      <w:r>
-        <w:rPr>
-          <w:rFonts w:ascii="Courier New" w:cs="Courier New" w:eastAsia="Courier New" w:hAnsi="Courier New"/>
-          <w:sz w:val="20"/>
-          <w:szCs w:val="20"/>
-        </w:rPr>
-        <w:t xml:space="preserve">    font: 500 .95rem var(--font-text);</w:t>
+        <w:t xml:space="preserve">    background: var(--forest);</w:t>
+      </w:r>
+    </w:p>
+    <w:p>
+      <w:pPr>
+        <w:keepNext w:val="false"/>
+        <w:keepLines/>
+        <w:spacing w:after="0" w:line="240"/>
+      </w:pPr>
+      <w:r>
+        <w:rPr>
+          <w:rFonts w:ascii="Courier New" w:cs="Courier New" w:eastAsia="Courier New" w:hAnsi="Courier New"/>
+          <w:sz w:val="20"/>
+          <w:szCs w:val="20"/>
+        </w:rPr>
+        <w:t xml:space="preserve">    color: #fff;</w:t>
+      </w:r>
+    </w:p>
+    <w:p>
+      <w:pPr>
+        <w:keepNext w:val="false"/>
+        <w:keepLines/>
+        <w:spacing w:after="0" w:line="240"/>
+      </w:pPr>
+      <w:r>
+        <w:rPr>
+          <w:rFonts w:ascii="Courier New" w:cs="Courier New" w:eastAsia="Courier New" w:hAnsi="Courier New"/>
+          <w:sz w:val="20"/>
+          <w:szCs w:val="20"/>
+        </w:rPr>
+        <w:t xml:space="preserve">    font: 600 .95rem var(--font-text);</w:t>
       </w:r>
     </w:p>
     <w:p>
@@ -26482,7 +26812,7 @@
           <w:sz w:val="20"/>
           <w:szCs w:val="20"/>
         </w:rPr>
-        <w:t xml:space="preserve">    transition: background .2s, color .2s, border-color .2s;</w:t>
+        <w:t xml:space="preserve">    transition: transform .2s, background .2s, color .2s, border-color .2s;</w:t>
       </w:r>
     </w:p>
     <w:p>
@@ -26512,7 +26842,7 @@
           <w:sz w:val="20"/>
           <w:szCs w:val="20"/>
         </w:rPr>
-        <w:t xml:space="preserve">.btn:hover { background: var(--forest); border-color: var(--forest); }</w:t>
+        <w:t xml:space="preserve">.btn:hover { transform: translateY(-2px); background: var(--forest-2); border-color: var(--forest-2); }</w:t>
       </w:r>
     </w:p>
     <w:p>
@@ -26542,52 +26872,67 @@
           <w:sz w:val="20"/>
           <w:szCs w:val="20"/>
         </w:rPr>
-        <w:t xml:space="preserve">.btn--dark { background: var(--ink); color: var(--bg); }</w:t>
-      </w:r>
-    </w:p>
-    <w:p>
-      <w:pPr>
-        <w:keepNext w:val="false"/>
-        <w:keepLines/>
-        <w:spacing w:after="0" w:line="240"/>
-      </w:pPr>
-      <w:r>
-        <w:rPr>
-          <w:rFonts w:ascii="Courier New" w:cs="Courier New" w:eastAsia="Courier New" w:hAnsi="Courier New"/>
-          <w:sz w:val="20"/>
-          <w:szCs w:val="20"/>
-        </w:rPr>
-        <w:t xml:space="preserve">.btn--accent { background: var(--accent); border-color: var(--accent); color: var(--ink); }</w:t>
-      </w:r>
-    </w:p>
-    <w:p>
-      <w:pPr>
-        <w:keepNext w:val="false"/>
-        <w:keepLines/>
-        <w:spacing w:after="0" w:line="240"/>
-      </w:pPr>
-      <w:r>
-        <w:rPr>
-          <w:rFonts w:ascii="Courier New" w:cs="Courier New" w:eastAsia="Courier New" w:hAnsi="Courier New"/>
-          <w:sz w:val="20"/>
-          <w:szCs w:val="20"/>
-        </w:rPr>
-        <w:t xml:space="preserve">.btn--accent:hover { background: var(--ink); border-color: var(--ink); color: var(--accent); }</w:t>
-      </w:r>
-    </w:p>
-    <w:p>
-      <w:pPr>
-        <w:keepNext w:val="false"/>
-        <w:keepLines/>
-        <w:spacing w:after="0" w:line="240"/>
-      </w:pPr>
-      <w:r>
-        <w:rPr>
-          <w:rFonts w:ascii="Courier New" w:cs="Courier New" w:eastAsia="Courier New" w:hAnsi="Courier New"/>
-          <w:sz w:val="20"/>
-          <w:szCs w:val="20"/>
-        </w:rPr>
-        <w:t xml:space="preserve">.btn--ghost { background: transparent; border-color: rgba(255, 255, 255, .6); color: #fff; }</w:t>
+        <w:t xml:space="preserve">.btn--big { padding: 20px 38px; font-size: 1.05rem; }</w:t>
+      </w:r>
+    </w:p>
+    <w:p>
+      <w:pPr>
+        <w:keepNext w:val="false"/>
+        <w:keepLines/>
+        <w:spacing w:after="0" w:line="240"/>
+      </w:pPr>
+      <w:r>
+        <w:rPr>
+          <w:rFonts w:ascii="Courier New" w:cs="Courier New" w:eastAsia="Courier New" w:hAnsi="Courier New"/>
+          <w:sz w:val="20"/>
+          <w:szCs w:val="20"/>
+        </w:rPr>
+        <w:t xml:space="preserve">.btn--dark { background: var(--ink); border-color: var(--ink); color: #fff; }</w:t>
+      </w:r>
+    </w:p>
+    <w:p>
+      <w:pPr>
+        <w:keepNext w:val="false"/>
+        <w:keepLines/>
+        <w:spacing w:after="0" w:line="240"/>
+      </w:pPr>
+      <w:r>
+        <w:rPr>
+          <w:rFonts w:ascii="Courier New" w:cs="Courier New" w:eastAsia="Courier New" w:hAnsi="Courier New"/>
+          <w:sz w:val="20"/>
+          <w:szCs w:val="20"/>
+        </w:rPr>
+        <w:t xml:space="preserve">.btn--accent { background: var(--lime); border-color: var(--lime); color: var(--ink); }</w:t>
+      </w:r>
+    </w:p>
+    <w:p>
+      <w:pPr>
+        <w:keepNext w:val="false"/>
+        <w:keepLines/>
+        <w:spacing w:after="0" w:line="240"/>
+      </w:pPr>
+      <w:r>
+        <w:rPr>
+          <w:rFonts w:ascii="Courier New" w:cs="Courier New" w:eastAsia="Courier New" w:hAnsi="Courier New"/>
+          <w:sz w:val="20"/>
+          <w:szCs w:val="20"/>
+        </w:rPr>
+        <w:t xml:space="preserve">.btn--accent:hover { background: #fff; border-color: #fff; color: var(--ink); }</w:t>
+      </w:r>
+    </w:p>
+    <w:p>
+      <w:pPr>
+        <w:keepNext w:val="false"/>
+        <w:keepLines/>
+        <w:spacing w:after="0" w:line="240"/>
+      </w:pPr>
+      <w:r>
+        <w:rPr>
+          <w:rFonts w:ascii="Courier New" w:cs="Courier New" w:eastAsia="Courier New" w:hAnsi="Courier New"/>
+          <w:sz w:val="20"/>
+          <w:szCs w:val="20"/>
+        </w:rPr>
+        <w:t xml:space="preserve">.btn--ghost { background: transparent; border-color: rgba(255, 255, 255, .5); color: #fff; }</w:t>
       </w:r>
     </w:p>
     <w:p>
@@ -26617,22 +26962,22 @@
           <w:sz w:val="20"/>
           <w:szCs w:val="20"/>
         </w:rPr>
-        <w:t xml:space="preserve">.btn--outline { background: transparent; color: var(--ink); }</w:t>
-      </w:r>
-    </w:p>
-    <w:p>
-      <w:pPr>
-        <w:keepNext w:val="false"/>
-        <w:keepLines/>
-        <w:spacing w:after="0" w:line="240"/>
-      </w:pPr>
-      <w:r>
-        <w:rPr>
-          <w:rFonts w:ascii="Courier New" w:cs="Courier New" w:eastAsia="Courier New" w:hAnsi="Courier New"/>
-          <w:sz w:val="20"/>
-          <w:szCs w:val="20"/>
-        </w:rPr>
-        <w:t xml:space="preserve">.btn--outline:hover { background: var(--ink); color: var(--bg); }</w:t>
+        <w:t xml:space="preserve">.btn--outline { background: transparent; color: var(--forest); }</w:t>
+      </w:r>
+    </w:p>
+    <w:p>
+      <w:pPr>
+        <w:keepNext w:val="false"/>
+        <w:keepLines/>
+        <w:spacing w:after="0" w:line="240"/>
+      </w:pPr>
+      <w:r>
+        <w:rPr>
+          <w:rFonts w:ascii="Courier New" w:cs="Courier New" w:eastAsia="Courier New" w:hAnsi="Courier New"/>
+          <w:sz w:val="20"/>
+          <w:szCs w:val="20"/>
+        </w:rPr>
+        <w:t xml:space="preserve">.btn--outline:hover { background: var(--forest); color: #fff; }</w:t>
       </w:r>
     </w:p>
     <w:p>
@@ -26722,7 +27067,67 @@
           <w:sz w:val="20"/>
           <w:szCs w:val="20"/>
         </w:rPr>
-        <w:t xml:space="preserve">    font-weight: 500;</w:t>
+        <w:t xml:space="preserve">    padding: 10px 20px;</w:t>
+      </w:r>
+    </w:p>
+    <w:p>
+      <w:pPr>
+        <w:keepNext w:val="false"/>
+        <w:keepLines/>
+        <w:spacing w:after="0" w:line="240"/>
+      </w:pPr>
+      <w:r>
+        <w:rPr>
+          <w:rFonts w:ascii="Courier New" w:cs="Courier New" w:eastAsia="Courier New" w:hAnsi="Courier New"/>
+          <w:sz w:val="20"/>
+          <w:szCs w:val="20"/>
+        </w:rPr>
+        <w:t xml:space="preserve">    border-radius: 100px;</w:t>
+      </w:r>
+    </w:p>
+    <w:p>
+      <w:pPr>
+        <w:keepNext w:val="false"/>
+        <w:keepLines/>
+        <w:spacing w:after="0" w:line="240"/>
+      </w:pPr>
+      <w:r>
+        <w:rPr>
+          <w:rFonts w:ascii="Courier New" w:cs="Courier New" w:eastAsia="Courier New" w:hAnsi="Courier New"/>
+          <w:sz w:val="20"/>
+          <w:szCs w:val="20"/>
+        </w:rPr>
+        <w:t xml:space="preserve">    background: var(--surface);</w:t>
+      </w:r>
+    </w:p>
+    <w:p>
+      <w:pPr>
+        <w:keepNext w:val="false"/>
+        <w:keepLines/>
+        <w:spacing w:after="0" w:line="240"/>
+      </w:pPr>
+      <w:r>
+        <w:rPr>
+          <w:rFonts w:ascii="Courier New" w:cs="Courier New" w:eastAsia="Courier New" w:hAnsi="Courier New"/>
+          <w:sz w:val="20"/>
+          <w:szCs w:val="20"/>
+        </w:rPr>
+        <w:t xml:space="preserve">    font-weight: 600;</w:t>
+      </w:r>
+    </w:p>
+    <w:p>
+      <w:pPr>
+        <w:keepNext w:val="false"/>
+        <w:keepLines/>
+        <w:spacing w:after="0" w:line="240"/>
+      </w:pPr>
+      <w:r>
+        <w:rPr>
+          <w:rFonts w:ascii="Courier New" w:cs="Courier New" w:eastAsia="Courier New" w:hAnsi="Courier New"/>
+          <w:sz w:val="20"/>
+          <w:szCs w:val="20"/>
+        </w:rPr>
+        <w:t xml:space="preserve">    font-size: .92rem;</w:t>
       </w:r>
     </w:p>
     <w:p>
@@ -26752,36 +27157,6 @@
           <w:sz w:val="20"/>
           <w:szCs w:val="20"/>
         </w:rPr>
-        <w:t xml:space="preserve">    border-bottom: 1px solid currentColor;</w:t>
-      </w:r>
-    </w:p>
-    <w:p>
-      <w:pPr>
-        <w:keepNext w:val="false"/>
-        <w:keepLines/>
-        <w:spacing w:after="0" w:line="240"/>
-      </w:pPr>
-      <w:r>
-        <w:rPr>
-          <w:rFonts w:ascii="Courier New" w:cs="Courier New" w:eastAsia="Courier New" w:hAnsi="Courier New"/>
-          <w:sz w:val="20"/>
-          <w:szCs w:val="20"/>
-        </w:rPr>
-        <w:t xml:space="preserve">    padding-bottom: 2px;</w:t>
-      </w:r>
-    </w:p>
-    <w:p>
-      <w:pPr>
-        <w:keepNext w:val="false"/>
-        <w:keepLines/>
-        <w:spacing w:after="0" w:line="240"/>
-      </w:pPr>
-      <w:r>
-        <w:rPr>
-          <w:rFonts w:ascii="Courier New" w:cs="Courier New" w:eastAsia="Courier New" w:hAnsi="Courier New"/>
-          <w:sz w:val="20"/>
-          <w:szCs w:val="20"/>
-        </w:rPr>
         <w:t xml:space="preserve">    white-space: nowrap;</w:t>
       </w:r>
     </w:p>
@@ -26797,6 +27172,21 @@
           <w:sz w:val="20"/>
           <w:szCs w:val="20"/>
         </w:rPr>
+        <w:t xml:space="preserve">    transition: background .2s;</w:t>
+      </w:r>
+    </w:p>
+    <w:p>
+      <w:pPr>
+        <w:keepNext w:val="false"/>
+        <w:keepLines/>
+        <w:spacing w:after="0" w:line="240"/>
+      </w:pPr>
+      <w:r>
+        <w:rPr>
+          <w:rFonts w:ascii="Courier New" w:cs="Courier New" w:eastAsia="Courier New" w:hAnsi="Courier New"/>
+          <w:sz w:val="20"/>
+          <w:szCs w:val="20"/>
+        </w:rPr>
         <w:t xml:space="preserve">}</w:t>
       </w:r>
     </w:p>
@@ -26827,6 +27217,21 @@
           <w:sz w:val="20"/>
           <w:szCs w:val="20"/>
         </w:rPr>
+        <w:t xml:space="preserve">.link-arrow:hover { background: var(--lime); }</w:t>
+      </w:r>
+    </w:p>
+    <w:p>
+      <w:pPr>
+        <w:keepNext w:val="false"/>
+        <w:keepLines/>
+        <w:spacing w:after="0" w:line="240"/>
+      </w:pPr>
+      <w:r>
+        <w:rPr>
+          <w:rFonts w:ascii="Courier New" w:cs="Courier New" w:eastAsia="Courier New" w:hAnsi="Courier New"/>
+          <w:sz w:val="20"/>
+          <w:szCs w:val="20"/>
+        </w:rPr>
         <w:t xml:space="preserve">.link-arrow:hover::after { transform: translateX(4px); }</w:t>
       </w:r>
     </w:p>
@@ -26857,7 +27262,7 @@
           <w:sz w:val="20"/>
           <w:szCs w:val="20"/>
         </w:rPr>
-        <w:t xml:space="preserve">.link-button { background: none; border: 0; padding: 0; color: var(--ink); font: inherit; cursor: pointer; text-decoration: underline; text-underline-offset: 3px; }</w:t>
+        <w:t xml:space="preserve">.link-button { background: none; border: 0; padding: 0; color: var(--forest); font: inherit; cursor: pointer; text-decoration: underline; text-underline-offset: 3px; }</w:t>
       </w:r>
     </w:p>
     <w:p>
@@ -26902,52 +27307,52 @@
           <w:sz w:val="20"/>
           <w:szCs w:val="20"/>
         </w:rPr>
-        <w:t xml:space="preserve">.header { position: sticky; top: 0; z-index: 10; background: rgba(242, 240, 234, .88); backdrop-filter: blur(12px); border-bottom: 1px solid var(--line); }</w:t>
-      </w:r>
-    </w:p>
-    <w:p>
-      <w:pPr>
-        <w:keepNext w:val="false"/>
-        <w:keepLines/>
-        <w:spacing w:after="0" w:line="240"/>
-      </w:pPr>
-      <w:r>
-        <w:rPr>
-          <w:rFonts w:ascii="Courier New" w:cs="Courier New" w:eastAsia="Courier New" w:hAnsi="Courier New"/>
-          <w:sz w:val="20"/>
-          <w:szCs w:val="20"/>
-        </w:rPr>
-        <w:t xml:space="preserve">.header__inner { display: flex; align-items: center; justify-content: space-between; height: 72px; }</w:t>
-      </w:r>
-    </w:p>
-    <w:p>
-      <w:pPr>
-        <w:keepNext w:val="false"/>
-        <w:keepLines/>
-        <w:spacing w:after="0" w:line="240"/>
-      </w:pPr>
-      <w:r>
-        <w:rPr>
-          <w:rFonts w:ascii="Courier New" w:cs="Courier New" w:eastAsia="Courier New" w:hAnsi="Courier New"/>
-          <w:sz w:val="20"/>
-          <w:szCs w:val="20"/>
-        </w:rPr>
-        <w:t xml:space="preserve">.logo { font: 600 1.05rem var(--font-title); letter-spacing: -0.02em; text-decoration: none; display: inline-flex; align-items: flex-start; gap: 4px; }</w:t>
-      </w:r>
-    </w:p>
-    <w:p>
-      <w:pPr>
-        <w:keepNext w:val="false"/>
-        <w:keepLines/>
-        <w:spacing w:after="0" w:line="240"/>
-      </w:pPr>
-      <w:r>
-        <w:rPr>
-          <w:rFonts w:ascii="Courier New" w:cs="Courier New" w:eastAsia="Courier New" w:hAnsi="Courier New"/>
-          <w:sz w:val="20"/>
-          <w:szCs w:val="20"/>
-        </w:rPr>
-        <w:t xml:space="preserve">.logo__dot { width: 8px; height: 8px; border-radius: 50%; background: var(--forest); margin-top: 2px; }</w:t>
+        <w:t xml:space="preserve">.header { position: sticky; top: 0; z-index: 10; background: rgba(246, 243, 234, .85); backdrop-filter: blur(14px); }</w:t>
+      </w:r>
+    </w:p>
+    <w:p>
+      <w:pPr>
+        <w:keepNext w:val="false"/>
+        <w:keepLines/>
+        <w:spacing w:after="0" w:line="240"/>
+      </w:pPr>
+      <w:r>
+        <w:rPr>
+          <w:rFonts w:ascii="Courier New" w:cs="Courier New" w:eastAsia="Courier New" w:hAnsi="Courier New"/>
+          <w:sz w:val="20"/>
+          <w:szCs w:val="20"/>
+        </w:rPr>
+        <w:t xml:space="preserve">.header__inner { display: flex; align-items: center; justify-content: space-between; height: 76px; }</w:t>
+      </w:r>
+    </w:p>
+    <w:p>
+      <w:pPr>
+        <w:keepNext w:val="false"/>
+        <w:keepLines/>
+        <w:spacing w:after="0" w:line="240"/>
+      </w:pPr>
+      <w:r>
+        <w:rPr>
+          <w:rFonts w:ascii="Courier New" w:cs="Courier New" w:eastAsia="Courier New" w:hAnsi="Courier New"/>
+          <w:sz w:val="20"/>
+          <w:szCs w:val="20"/>
+        </w:rPr>
+        <w:t xml:space="preserve">.logo { font: 600 1.1rem var(--font-title); letter-spacing: -0.02em; text-decoration: none; display: inline-flex; align-items: center; gap: 8px; }</w:t>
+      </w:r>
+    </w:p>
+    <w:p>
+      <w:pPr>
+        <w:keepNext w:val="false"/>
+        <w:keepLines/>
+        <w:spacing w:after="0" w:line="240"/>
+      </w:pPr>
+      <w:r>
+        <w:rPr>
+          <w:rFonts w:ascii="Courier New" w:cs="Courier New" w:eastAsia="Courier New" w:hAnsi="Courier New"/>
+          <w:sz w:val="20"/>
+          <w:szCs w:val="20"/>
+        </w:rPr>
+        <w:t xml:space="preserve">.logo__dot { order: -1; width: 28px; height: 28px; border-radius: 50% 50% 50% 4px; background: var(--forest); box-shadow: inset -8px -8px 0 var(--lime); }</w:t>
       </w:r>
     </w:p>
     <w:p>
@@ -26977,82 +27382,82 @@
           <w:sz w:val="20"/>
           <w:szCs w:val="20"/>
         </w:rPr>
-        <w:t xml:space="preserve">.nav { display: flex; align-items: center; gap: 28px; font-size: .95rem; }</w:t>
-      </w:r>
-    </w:p>
-    <w:p>
-      <w:pPr>
-        <w:keepNext w:val="false"/>
-        <w:keepLines/>
-        <w:spacing w:after="0" w:line="240"/>
-      </w:pPr>
-      <w:r>
-        <w:rPr>
-          <w:rFonts w:ascii="Courier New" w:cs="Courier New" w:eastAsia="Courier New" w:hAnsi="Courier New"/>
-          <w:sz w:val="20"/>
-          <w:szCs w:val="20"/>
-        </w:rPr>
-        <w:t xml:space="preserve">.nav a:not(.btn) { text-decoration: none; color: var(--muted); transition: color .2s; }</w:t>
-      </w:r>
-    </w:p>
-    <w:p>
-      <w:pPr>
-        <w:keepNext w:val="false"/>
-        <w:keepLines/>
-        <w:spacing w:after="0" w:line="240"/>
-      </w:pPr>
-      <w:r>
-        <w:rPr>
-          <w:rFonts w:ascii="Courier New" w:cs="Courier New" w:eastAsia="Courier New" w:hAnsi="Courier New"/>
-          <w:sz w:val="20"/>
-          <w:szCs w:val="20"/>
-        </w:rPr>
-        <w:t xml:space="preserve">.nav a:not(.btn):hover, .nav a.active { color: var(--ink); }</w:t>
-      </w:r>
-    </w:p>
-    <w:p>
-      <w:pPr>
-        <w:keepNext w:val="false"/>
-        <w:keepLines/>
-        <w:spacing w:after="0" w:line="240"/>
-      </w:pPr>
-      <w:r>
-        <w:rPr>
-          <w:rFonts w:ascii="Courier New" w:cs="Courier New" w:eastAsia="Courier New" w:hAnsi="Courier New"/>
-          <w:sz w:val="20"/>
-          <w:szCs w:val="20"/>
-        </w:rPr>
-        <w:t xml:space="preserve">.nav a.active { text-decoration: underline; text-underline-offset: 6px; text-decoration-thickness: 1px; }</w:t>
-      </w:r>
-    </w:p>
-    <w:p>
-      <w:pPr>
-        <w:keepNext w:val="false"/>
-        <w:keepLines/>
-        <w:spacing w:after="0" w:line="240"/>
-      </w:pPr>
-      <w:r>
-        <w:rPr>
-          <w:rFonts w:ascii="Courier New" w:cs="Courier New" w:eastAsia="Courier New" w:hAnsi="Courier New"/>
-          <w:sz w:val="20"/>
-          <w:szCs w:val="20"/>
-        </w:rPr>
-        <w:t xml:space="preserve">.nav__sep { width: 1px; height: 20px; background: var(--line); }</w:t>
-      </w:r>
-    </w:p>
-    <w:p>
-      <w:pPr>
-        <w:keepNext w:val="false"/>
-        <w:keepLines/>
-        <w:spacing w:after="0" w:line="240"/>
-      </w:pPr>
-      <w:r>
-        <w:rPr>
-          <w:rFonts w:ascii="Courier New" w:cs="Courier New" w:eastAsia="Courier New" w:hAnsi="Courier New"/>
-          <w:sz w:val="20"/>
-          <w:szCs w:val="20"/>
-        </w:rPr>
-        <w:t xml:space="preserve">.burger { display: none; background: none; border: 1px solid var(--ink); border-radius: 100px; padding: 7px 16px; font: 500 .88rem var(--font-text); cursor: pointer; }</w:t>
+        <w:t xml:space="preserve">.nav { display: flex; align-items: center; gap: 6px; font-size: .95rem; }</w:t>
+      </w:r>
+    </w:p>
+    <w:p>
+      <w:pPr>
+        <w:keepNext w:val="false"/>
+        <w:keepLines/>
+        <w:spacing w:after="0" w:line="240"/>
+      </w:pPr>
+      <w:r>
+        <w:rPr>
+          <w:rFonts w:ascii="Courier New" w:cs="Courier New" w:eastAsia="Courier New" w:hAnsi="Courier New"/>
+          <w:sz w:val="20"/>
+          <w:szCs w:val="20"/>
+        </w:rPr>
+        <w:t xml:space="preserve">.nav a:not(.btn) { text-decoration: none; padding: 8px 14px; border-radius: 100px; transition: background .2s; }</w:t>
+      </w:r>
+    </w:p>
+    <w:p>
+      <w:pPr>
+        <w:keepNext w:val="false"/>
+        <w:keepLines/>
+        <w:spacing w:after="0" w:line="240"/>
+      </w:pPr>
+      <w:r>
+        <w:rPr>
+          <w:rFonts w:ascii="Courier New" w:cs="Courier New" w:eastAsia="Courier New" w:hAnsi="Courier New"/>
+          <w:sz w:val="20"/>
+          <w:szCs w:val="20"/>
+        </w:rPr>
+        <w:t xml:space="preserve">.nav a:not(.btn):hover { background: var(--surface); }</w:t>
+      </w:r>
+    </w:p>
+    <w:p>
+      <w:pPr>
+        <w:keepNext w:val="false"/>
+        <w:keepLines/>
+        <w:spacing w:after="0" w:line="240"/>
+      </w:pPr>
+      <w:r>
+        <w:rPr>
+          <w:rFonts w:ascii="Courier New" w:cs="Courier New" w:eastAsia="Courier New" w:hAnsi="Courier New"/>
+          <w:sz w:val="20"/>
+          <w:szCs w:val="20"/>
+        </w:rPr>
+        <w:t xml:space="preserve">.nav a.active { background: var(--forest); color: #fff; }</w:t>
+      </w:r>
+    </w:p>
+    <w:p>
+      <w:pPr>
+        <w:keepNext w:val="false"/>
+        <w:keepLines/>
+        <w:spacing w:after="0" w:line="240"/>
+      </w:pPr>
+      <w:r>
+        <w:rPr>
+          <w:rFonts w:ascii="Courier New" w:cs="Courier New" w:eastAsia="Courier New" w:hAnsi="Courier New"/>
+          <w:sz w:val="20"/>
+          <w:szCs w:val="20"/>
+        </w:rPr>
+        <w:t xml:space="preserve">.nav__sep { width: 1px; height: 20px; background: var(--line); margin: 0 8px; }</w:t>
+      </w:r>
+    </w:p>
+    <w:p>
+      <w:pPr>
+        <w:keepNext w:val="false"/>
+        <w:keepLines/>
+        <w:spacing w:after="0" w:line="240"/>
+      </w:pPr>
+      <w:r>
+        <w:rPr>
+          <w:rFonts w:ascii="Courier New" w:cs="Courier New" w:eastAsia="Courier New" w:hAnsi="Courier New"/>
+          <w:sz w:val="20"/>
+          <w:szCs w:val="20"/>
+        </w:rPr>
+        <w:t xml:space="preserve">.burger { display: none; background: var(--forest); color: #fff; border: 0; border-radius: 100px; padding: 9px 18px; font: 600 .88rem var(--font-text); cursor: pointer; }</w:t>
       </w:r>
     </w:p>
     <w:p>
@@ -27097,37 +27502,52 @@
           <w:sz w:val="20"/>
           <w:szCs w:val="20"/>
         </w:rPr>
-        <w:t xml:space="preserve">    position: fixed; top: 88px; right: 24px; z-index: 20;</w:t>
-      </w:r>
-    </w:p>
-    <w:p>
-      <w:pPr>
-        <w:keepNext w:val="false"/>
-        <w:keepLines/>
-        <w:spacing w:after="0" w:line="240"/>
-      </w:pPr>
-      <w:r>
-        <w:rPr>
-          <w:rFonts w:ascii="Courier New" w:cs="Courier New" w:eastAsia="Courier New" w:hAnsi="Courier New"/>
-          <w:sz w:val="20"/>
-          <w:szCs w:val="20"/>
-        </w:rPr>
-        <w:t xml:space="preserve">    padding: 14px 22px; border-radius: 14px;</w:t>
-      </w:r>
-    </w:p>
-    <w:p>
-      <w:pPr>
-        <w:keepNext w:val="false"/>
-        <w:keepLines/>
-        <w:spacing w:after="0" w:line="240"/>
-      </w:pPr>
-      <w:r>
-        <w:rPr>
-          <w:rFonts w:ascii="Courier New" w:cs="Courier New" w:eastAsia="Courier New" w:hAnsi="Courier New"/>
-          <w:sz w:val="20"/>
-          <w:szCs w:val="20"/>
-        </w:rPr>
-        <w:t xml:space="preserve">    background: var(--ink); color: var(--bg);</w:t>
+        <w:t xml:space="preserve">    position: fixed; top: 92px; right: 24px; z-index: 20;</w:t>
+      </w:r>
+    </w:p>
+    <w:p>
+      <w:pPr>
+        <w:keepNext w:val="false"/>
+        <w:keepLines/>
+        <w:spacing w:after="0" w:line="240"/>
+      </w:pPr>
+      <w:r>
+        <w:rPr>
+          <w:rFonts w:ascii="Courier New" w:cs="Courier New" w:eastAsia="Courier New" w:hAnsi="Courier New"/>
+          <w:sz w:val="20"/>
+          <w:szCs w:val="20"/>
+        </w:rPr>
+        <w:t xml:space="preserve">    padding: 14px 22px; border-radius: 16px;</w:t>
+      </w:r>
+    </w:p>
+    <w:p>
+      <w:pPr>
+        <w:keepNext w:val="false"/>
+        <w:keepLines/>
+        <w:spacing w:after="0" w:line="240"/>
+      </w:pPr>
+      <w:r>
+        <w:rPr>
+          <w:rFonts w:ascii="Courier New" w:cs="Courier New" w:eastAsia="Courier New" w:hAnsi="Courier New"/>
+          <w:sz w:val="20"/>
+          <w:szCs w:val="20"/>
+        </w:rPr>
+        <w:t xml:space="preserve">    background: var(--forest); color: #fff;</w:t>
+      </w:r>
+    </w:p>
+    <w:p>
+      <w:pPr>
+        <w:keepNext w:val="false"/>
+        <w:keepLines/>
+        <w:spacing w:after="0" w:line="240"/>
+      </w:pPr>
+      <w:r>
+        <w:rPr>
+          <w:rFonts w:ascii="Courier New" w:cs="Courier New" w:eastAsia="Courier New" w:hAnsi="Courier New"/>
+          <w:sz w:val="20"/>
+          <w:szCs w:val="20"/>
+        </w:rPr>
+        <w:t xml:space="preserve">    box-shadow: 0 12px 30px rgba(19, 32, 26, .2);</w:t>
       </w:r>
     </w:p>
     <w:p>
@@ -27172,7 +27592,7 @@
           <w:sz w:val="20"/>
           <w:szCs w:val="20"/>
         </w:rPr>
-        <w:t xml:space="preserve">.flash--error { background: var(--danger); color: #fff; }</w:t>
+        <w:t xml:space="preserve">.flash--error { background: var(--danger); }</w:t>
       </w:r>
     </w:p>
     <w:p>
@@ -27217,22 +27637,127 @@
           <w:sz w:val="20"/>
           <w:szCs w:val="20"/>
         </w:rPr>
-        <w:t xml:space="preserve">.hero { padding-top: 24px; }</w:t>
-      </w:r>
-    </w:p>
-    <w:p>
-      <w:pPr>
-        <w:keepNext w:val="false"/>
-        <w:keepLines/>
-        <w:spacing w:after="0" w:line="240"/>
-      </w:pPr>
-      <w:r>
-        <w:rPr>
-          <w:rFonts w:ascii="Courier New" w:cs="Courier New" w:eastAsia="Courier New" w:hAnsi="Courier New"/>
-          <w:sz w:val="20"/>
-          <w:szCs w:val="20"/>
-        </w:rPr>
-        <w:t xml:space="preserve">.hero__media {</w:t>
+        <w:t xml:space="preserve">.hero { display: grid; grid-template-columns: 1.05fr 1fr; gap: 16px; padding-top: 8px; }</w:t>
+      </w:r>
+    </w:p>
+    <w:p>
+      <w:pPr>
+        <w:keepNext w:val="false"/>
+        <w:keepLines/>
+        <w:spacing w:after="0" w:line="240"/>
+      </w:pPr>
+      <w:r>
+        <w:rPr>
+          <w:rFonts w:ascii="Courier New" w:cs="Courier New" w:eastAsia="Courier New" w:hAnsi="Courier New"/>
+          <w:sz w:val="20"/>
+          <w:szCs w:val="20"/>
+        </w:rPr>
+        <w:t xml:space="preserve">.hero__text {</w:t>
+      </w:r>
+    </w:p>
+    <w:p>
+      <w:pPr>
+        <w:keepNext w:val="false"/>
+        <w:keepLines/>
+        <w:spacing w:after="0" w:line="240"/>
+      </w:pPr>
+      <w:r>
+        <w:rPr>
+          <w:rFonts w:ascii="Courier New" w:cs="Courier New" w:eastAsia="Courier New" w:hAnsi="Courier New"/>
+          <w:sz w:val="20"/>
+          <w:szCs w:val="20"/>
+        </w:rPr>
+        <w:t xml:space="preserve">    background: var(--forest);</w:t>
+      </w:r>
+    </w:p>
+    <w:p>
+      <w:pPr>
+        <w:keepNext w:val="false"/>
+        <w:keepLines/>
+        <w:spacing w:after="0" w:line="240"/>
+      </w:pPr>
+      <w:r>
+        <w:rPr>
+          <w:rFonts w:ascii="Courier New" w:cs="Courier New" w:eastAsia="Courier New" w:hAnsi="Courier New"/>
+          <w:sz w:val="20"/>
+          <w:szCs w:val="20"/>
+        </w:rPr>
+        <w:t xml:space="preserve">    color: #fff;</w:t>
+      </w:r>
+    </w:p>
+    <w:p>
+      <w:pPr>
+        <w:keepNext w:val="false"/>
+        <w:keepLines/>
+        <w:spacing w:after="0" w:line="240"/>
+      </w:pPr>
+      <w:r>
+        <w:rPr>
+          <w:rFonts w:ascii="Courier New" w:cs="Courier New" w:eastAsia="Courier New" w:hAnsi="Courier New"/>
+          <w:sz w:val="20"/>
+          <w:szCs w:val="20"/>
+        </w:rPr>
+        <w:t xml:space="preserve">    border-radius: var(--radius);</w:t>
+      </w:r>
+    </w:p>
+    <w:p>
+      <w:pPr>
+        <w:keepNext w:val="false"/>
+        <w:keepLines/>
+        <w:spacing w:after="0" w:line="240"/>
+      </w:pPr>
+      <w:r>
+        <w:rPr>
+          <w:rFonts w:ascii="Courier New" w:cs="Courier New" w:eastAsia="Courier New" w:hAnsi="Courier New"/>
+          <w:sz w:val="20"/>
+          <w:szCs w:val="20"/>
+        </w:rPr>
+        <w:t xml:space="preserve">    padding: clamp(28px, 4.5vw, 64px);</w:t>
+      </w:r>
+    </w:p>
+    <w:p>
+      <w:pPr>
+        <w:keepNext w:val="false"/>
+        <w:keepLines/>
+        <w:spacing w:after="0" w:line="240"/>
+      </w:pPr>
+      <w:r>
+        <w:rPr>
+          <w:rFonts w:ascii="Courier New" w:cs="Courier New" w:eastAsia="Courier New" w:hAnsi="Courier New"/>
+          <w:sz w:val="20"/>
+          <w:szCs w:val="20"/>
+        </w:rPr>
+        <w:t xml:space="preserve">    display: flex;</w:t>
+      </w:r>
+    </w:p>
+    <w:p>
+      <w:pPr>
+        <w:keepNext w:val="false"/>
+        <w:keepLines/>
+        <w:spacing w:after="0" w:line="240"/>
+      </w:pPr>
+      <w:r>
+        <w:rPr>
+          <w:rFonts w:ascii="Courier New" w:cs="Courier New" w:eastAsia="Courier New" w:hAnsi="Courier New"/>
+          <w:sz w:val="20"/>
+          <w:szCs w:val="20"/>
+        </w:rPr>
+        <w:t xml:space="preserve">    flex-direction: column;</w:t>
+      </w:r>
+    </w:p>
+    <w:p>
+      <w:pPr>
+        <w:keepNext w:val="false"/>
+        <w:keepLines/>
+        <w:spacing w:after="0" w:line="240"/>
+      </w:pPr>
+      <w:r>
+        <w:rPr>
+          <w:rFonts w:ascii="Courier New" w:cs="Courier New" w:eastAsia="Courier New" w:hAnsi="Courier New"/>
+          <w:sz w:val="20"/>
+          <w:szCs w:val="20"/>
+        </w:rPr>
+        <w:t xml:space="preserve">    justify-content: center;</w:t>
       </w:r>
     </w:p>
     <w:p>
@@ -27262,7 +27787,442 @@
           <w:sz w:val="20"/>
           <w:szCs w:val="20"/>
         </w:rPr>
-        <w:t xml:space="preserve">    min-height: min(78vh, 720px);</w:t>
+        <w:t xml:space="preserve">    overflow: hidden;</w:t>
+      </w:r>
+    </w:p>
+    <w:p>
+      <w:pPr>
+        <w:keepNext w:val="false"/>
+        <w:keepLines/>
+        <w:spacing w:after="0" w:line="240"/>
+      </w:pPr>
+      <w:r>
+        <w:rPr>
+          <w:rFonts w:ascii="Courier New" w:cs="Courier New" w:eastAsia="Courier New" w:hAnsi="Courier New"/>
+          <w:sz w:val="20"/>
+          <w:szCs w:val="20"/>
+        </w:rPr>
+        <w:t xml:space="preserve">}</w:t>
+      </w:r>
+    </w:p>
+    <w:p>
+      <w:pPr>
+        <w:keepNext w:val="false"/>
+        <w:keepLines/>
+        <w:spacing w:after="0" w:line="240"/>
+      </w:pPr>
+      <w:r>
+        <w:rPr>
+          <w:rFonts w:ascii="Courier New" w:cs="Courier New" w:eastAsia="Courier New" w:hAnsi="Courier New"/>
+          <w:sz w:val="20"/>
+          <w:szCs w:val="20"/>
+        </w:rPr>
+        <w:t xml:space="preserve">.hero__text::after { content: ''; position: absolute; right: -120px; bottom: -120px; width: 320px; height: 320px; border-radius: 50%; background: var(--forest-2); }</w:t>
+      </w:r>
+    </w:p>
+    <w:p>
+      <w:pPr>
+        <w:keepNext w:val="false"/>
+        <w:keepLines/>
+        <w:spacing w:after="0" w:line="240"/>
+      </w:pPr>
+      <w:r>
+        <w:rPr>
+          <w:rFonts w:ascii="Courier New" w:cs="Courier New" w:eastAsia="Courier New" w:hAnsi="Courier New"/>
+          <w:sz w:val="20"/>
+          <w:szCs w:val="20"/>
+        </w:rPr>
+        <w:t xml:space="preserve">.hero__text &gt; * { position: relative; z-index: 1; }</w:t>
+      </w:r>
+    </w:p>
+    <w:p>
+      <w:pPr>
+        <w:keepNext w:val="false"/>
+        <w:keepLines/>
+        <w:spacing w:after="0" w:line="240"/>
+      </w:pPr>
+      <w:r>
+        <w:rPr>
+          <w:rFonts w:ascii="Courier New" w:cs="Courier New" w:eastAsia="Courier New" w:hAnsi="Courier New"/>
+          <w:sz w:val="20"/>
+          <w:szCs w:val="20"/>
+        </w:rPr>
+        <w:t xml:space="preserve">.hero h1 { font-size: clamp(2.2rem, 4.6vw, 4.2rem); margin-bottom: 24px; }</w:t>
+      </w:r>
+    </w:p>
+    <w:p>
+      <w:pPr>
+        <w:keepNext w:val="false"/>
+        <w:keepLines/>
+        <w:spacing w:after="0" w:line="240"/>
+      </w:pPr>
+      <w:r>
+        <w:rPr>
+          <w:rFonts w:ascii="Courier New" w:cs="Courier New" w:eastAsia="Courier New" w:hAnsi="Courier New"/>
+          <w:sz w:val="20"/>
+          <w:szCs w:val="20"/>
+        </w:rPr>
+        <w:t xml:space="preserve">.hero h1 em { font-style: normal; color: var(--lime); }</w:t>
+      </w:r>
+    </w:p>
+    <w:p>
+      <w:pPr>
+        <w:keepNext w:val="false"/>
+        <w:keepLines/>
+        <w:spacing w:after="0" w:line="240"/>
+      </w:pPr>
+      <w:r>
+        <w:rPr>
+          <w:rFonts w:ascii="Courier New" w:cs="Courier New" w:eastAsia="Courier New" w:hAnsi="Courier New"/>
+          <w:sz w:val="20"/>
+          <w:szCs w:val="20"/>
+        </w:rPr>
+        <w:t xml:space="preserve">.hero__text p { max-width: 460px; color: rgba(255, 255, 255, .8); font-size: 1.05rem; margin-bottom: 32px; }</w:t>
+      </w:r>
+    </w:p>
+    <w:p>
+      <w:pPr>
+        <w:keepNext w:val="false"/>
+        <w:keepLines/>
+        <w:spacing w:after="0" w:line="240"/>
+      </w:pPr>
+      <w:r>
+        <w:rPr>
+          <w:rFonts w:ascii="Courier New" w:cs="Courier New" w:eastAsia="Courier New" w:hAnsi="Courier New"/>
+          <w:sz w:val="20"/>
+          <w:szCs w:val="20"/>
+        </w:rPr>
+        <w:t xml:space="preserve">.hero__buttons { display: flex; gap: 12px; flex-wrap: wrap; }</w:t>
+      </w:r>
+    </w:p>
+    <w:p>
+      <w:pPr>
+        <w:keepNext w:val="false"/>
+        <w:keepLines/>
+        <w:spacing w:after="0" w:line="240"/>
+      </w:pPr>
+      <w:r>
+        <w:rPr>
+          <w:rFonts w:ascii="Courier New" w:cs="Courier New" w:eastAsia="Courier New" w:hAnsi="Courier New"/>
+          <w:sz w:val="20"/>
+          <w:szCs w:val="20"/>
+        </w:rPr>
+        <w:t xml:space="preserve">.hero__stats { display: flex; gap: 40px; margin-top: 48px; padding-top: 28px; border-top: 1px solid rgba(255, 255, 255, .15); }</w:t>
+      </w:r>
+    </w:p>
+    <w:p>
+      <w:pPr>
+        <w:keepNext w:val="false"/>
+        <w:keepLines/>
+        <w:spacing w:after="0" w:line="240"/>
+      </w:pPr>
+      <w:r>
+        <w:rPr>
+          <w:rFonts w:ascii="Courier New" w:cs="Courier New" w:eastAsia="Courier New" w:hAnsi="Courier New"/>
+          <w:sz w:val="20"/>
+          <w:szCs w:val="20"/>
+        </w:rPr>
+        <w:t xml:space="preserve">.hero__stats strong { display: block; font: 500 2.4rem/1 var(--font-title); color: var(--lime); }</w:t>
+      </w:r>
+    </w:p>
+    <w:p>
+      <w:pPr>
+        <w:keepNext w:val="false"/>
+        <w:keepLines/>
+        <w:spacing w:after="0" w:line="240"/>
+      </w:pPr>
+      <w:r>
+        <w:rPr>
+          <w:rFonts w:ascii="Courier New" w:cs="Courier New" w:eastAsia="Courier New" w:hAnsi="Courier New"/>
+          <w:sz w:val="20"/>
+          <w:szCs w:val="20"/>
+        </w:rPr>
+        <w:t xml:space="preserve">.hero__stats span { font-size: .9rem; color: rgba(255, 255, 255, .7); }</w:t>
+      </w:r>
+    </w:p>
+    <w:p>
+      <w:pPr>
+        <w:keepNext w:val="false"/>
+        <w:keepLines/>
+        <w:spacing w:after="0" w:line="240"/>
+      </w:pPr>
+      <w:r>
+        <w:rPr>
+          <w:rFonts w:ascii="Courier New" w:cs="Courier New" w:eastAsia="Courier New" w:hAnsi="Courier New"/>
+          <w:sz w:val="20"/>
+          <w:szCs w:val="20"/>
+        </w:rPr>
+        <w:t xml:space="preserve">.hero__media { position: relative; min-height: 600px; border-radius: var(--radius); background-size: cover; background-position: center bottom; }</w:t>
+      </w:r>
+    </w:p>
+    <w:p>
+      <w:pPr>
+        <w:keepNext w:val="false"/>
+        <w:keepLines/>
+        <w:spacing w:after="0" w:line="240"/>
+      </w:pPr>
+      <w:r>
+        <w:rPr>
+          <w:rFonts w:ascii="Courier New" w:cs="Courier New" w:eastAsia="Courier New" w:hAnsi="Courier New"/>
+          <w:sz w:val="20"/>
+          <w:szCs w:val="20"/>
+        </w:rPr>
+        <w:t xml:space="preserve"> </w:t>
+      </w:r>
+    </w:p>
+    <w:p>
+      <w:pPr>
+        <w:keepNext w:val="false"/>
+        <w:keepLines/>
+        <w:spacing w:after="0" w:line="240"/>
+      </w:pPr>
+      <w:r>
+        <w:rPr>
+          <w:rFonts w:ascii="Courier New" w:cs="Courier New" w:eastAsia="Courier New" w:hAnsi="Courier New"/>
+          <w:sz w:val="20"/>
+          <w:szCs w:val="20"/>
+        </w:rPr>
+        <w:t xml:space="preserve">.badge { position: absolute; left: -54px; top: 48px; width: 150px; height: 150px; border-radius: 50%; background: var(--lime); display: grid; place-items: center; }</w:t>
+      </w:r>
+    </w:p>
+    <w:p>
+      <w:pPr>
+        <w:keepNext w:val="false"/>
+        <w:keepLines/>
+        <w:spacing w:after="0" w:line="240"/>
+      </w:pPr>
+      <w:r>
+        <w:rPr>
+          <w:rFonts w:ascii="Courier New" w:cs="Courier New" w:eastAsia="Courier New" w:hAnsi="Courier New"/>
+          <w:sz w:val="20"/>
+          <w:szCs w:val="20"/>
+        </w:rPr>
+        <w:t xml:space="preserve">.badge svg { position: absolute; inset: 0; animation: spin 16s linear infinite; }</w:t>
+      </w:r>
+    </w:p>
+    <w:p>
+      <w:pPr>
+        <w:keepNext w:val="false"/>
+        <w:keepLines/>
+        <w:spacing w:after="0" w:line="240"/>
+      </w:pPr>
+      <w:r>
+        <w:rPr>
+          <w:rFonts w:ascii="Courier New" w:cs="Courier New" w:eastAsia="Courier New" w:hAnsi="Courier New"/>
+          <w:sz w:val="20"/>
+          <w:szCs w:val="20"/>
+        </w:rPr>
+        <w:t xml:space="preserve">.badge text { font: 600 13.5px var(--font-text); letter-spacing: .14em; text-transform: uppercase; fill: var(--ink); }</w:t>
+      </w:r>
+    </w:p>
+    <w:p>
+      <w:pPr>
+        <w:keepNext w:val="false"/>
+        <w:keepLines/>
+        <w:spacing w:after="0" w:line="240"/>
+      </w:pPr>
+      <w:r>
+        <w:rPr>
+          <w:rFonts w:ascii="Courier New" w:cs="Courier New" w:eastAsia="Courier New" w:hAnsi="Courier New"/>
+          <w:sz w:val="20"/>
+          <w:szCs w:val="20"/>
+        </w:rPr>
+        <w:t xml:space="preserve">.badge span { font-size: 2.4rem; color: var(--forest); }</w:t>
+      </w:r>
+    </w:p>
+    <w:p>
+      <w:pPr>
+        <w:keepNext w:val="false"/>
+        <w:keepLines/>
+        <w:spacing w:after="0" w:line="240"/>
+      </w:pPr>
+      <w:r>
+        <w:rPr>
+          <w:rFonts w:ascii="Courier New" w:cs="Courier New" w:eastAsia="Courier New" w:hAnsi="Courier New"/>
+          <w:sz w:val="20"/>
+          <w:szCs w:val="20"/>
+        </w:rPr>
+        <w:t xml:space="preserve">@keyframes spin { to { transform: rotate(360deg); } }</w:t>
+      </w:r>
+    </w:p>
+    <w:p>
+      <w:pPr>
+        <w:keepNext w:val="false"/>
+        <w:keepLines/>
+        <w:spacing w:after="0" w:line="240"/>
+      </w:pPr>
+      <w:r>
+        <w:rPr>
+          <w:rFonts w:ascii="Courier New" w:cs="Courier New" w:eastAsia="Courier New" w:hAnsi="Courier New"/>
+          <w:sz w:val="20"/>
+          <w:szCs w:val="20"/>
+        </w:rPr>
+        <w:t xml:space="preserve"> </w:t>
+      </w:r>
+    </w:p>
+    <w:p>
+      <w:pPr>
+        <w:keepNext w:val="false"/>
+        <w:keepLines/>
+        <w:spacing w:after="0" w:line="240"/>
+      </w:pPr>
+      <w:r>
+        <w:rPr>
+          <w:rFonts w:ascii="Courier New" w:cs="Courier New" w:eastAsia="Courier New" w:hAnsi="Courier New"/>
+          <w:sz w:val="20"/>
+          <w:szCs w:val="20"/>
+        </w:rPr>
+        <w:t xml:space="preserve">.ticker-wrap { overflow: hidden; padding: 28px 0 12px; }</w:t>
+      </w:r>
+    </w:p>
+    <w:p>
+      <w:pPr>
+        <w:keepNext w:val="false"/>
+        <w:keepLines/>
+        <w:spacing w:after="0" w:line="240"/>
+      </w:pPr>
+      <w:r>
+        <w:rPr>
+          <w:rFonts w:ascii="Courier New" w:cs="Courier New" w:eastAsia="Courier New" w:hAnsi="Courier New"/>
+          <w:sz w:val="20"/>
+          <w:szCs w:val="20"/>
+        </w:rPr>
+        <w:t xml:space="preserve">.ticker { overflow: hidden; background: var(--lime); margin: 0 -20px; padding: 18px 0; transform: rotate(-1.2deg); }</w:t>
+      </w:r>
+    </w:p>
+    <w:p>
+      <w:pPr>
+        <w:keepNext w:val="false"/>
+        <w:keepLines/>
+        <w:spacing w:after="0" w:line="240"/>
+      </w:pPr>
+      <w:r>
+        <w:rPr>
+          <w:rFonts w:ascii="Courier New" w:cs="Courier New" w:eastAsia="Courier New" w:hAnsi="Courier New"/>
+          <w:sz w:val="20"/>
+          <w:szCs w:val="20"/>
+        </w:rPr>
+        <w:t xml:space="preserve">.ticker__track { display: flex; width: max-content; animation: ticker 28s linear infinite; }</w:t>
+      </w:r>
+    </w:p>
+    <w:p>
+      <w:pPr>
+        <w:keepNext w:val="false"/>
+        <w:keepLines/>
+        <w:spacing w:after="0" w:line="240"/>
+      </w:pPr>
+      <w:r>
+        <w:rPr>
+          <w:rFonts w:ascii="Courier New" w:cs="Courier New" w:eastAsia="Courier New" w:hAnsi="Courier New"/>
+          <w:sz w:val="20"/>
+          <w:szCs w:val="20"/>
+        </w:rPr>
+        <w:t xml:space="preserve">.ticker span { font: 500 1.4rem var(--font-title); padding: 0 28px; white-space: nowrap; display: inline-flex; align-items: center; gap: 56px; }</w:t>
+      </w:r>
+    </w:p>
+    <w:p>
+      <w:pPr>
+        <w:keepNext w:val="false"/>
+        <w:keepLines/>
+        <w:spacing w:after="0" w:line="240"/>
+      </w:pPr>
+      <w:r>
+        <w:rPr>
+          <w:rFonts w:ascii="Courier New" w:cs="Courier New" w:eastAsia="Courier New" w:hAnsi="Courier New"/>
+          <w:sz w:val="20"/>
+          <w:szCs w:val="20"/>
+        </w:rPr>
+        <w:t xml:space="preserve">.ticker span::after { content: '✿'; color: var(--forest); }</w:t>
+      </w:r>
+    </w:p>
+    <w:p>
+      <w:pPr>
+        <w:keepNext w:val="false"/>
+        <w:keepLines/>
+        <w:spacing w:after="0" w:line="240"/>
+      </w:pPr>
+      <w:r>
+        <w:rPr>
+          <w:rFonts w:ascii="Courier New" w:cs="Courier New" w:eastAsia="Courier New" w:hAnsi="Courier New"/>
+          <w:sz w:val="20"/>
+          <w:szCs w:val="20"/>
+        </w:rPr>
+        <w:t xml:space="preserve">@keyframes ticker { to { transform: translateX(-50%); } }</w:t>
+      </w:r>
+    </w:p>
+    <w:p>
+      <w:pPr>
+        <w:keepNext w:val="false"/>
+        <w:keepLines/>
+        <w:spacing w:after="0" w:line="240"/>
+      </w:pPr>
+      <w:r>
+        <w:rPr>
+          <w:rFonts w:ascii="Courier New" w:cs="Courier New" w:eastAsia="Courier New" w:hAnsi="Courier New"/>
+          <w:sz w:val="20"/>
+          <w:szCs w:val="20"/>
+        </w:rPr>
+        <w:t xml:space="preserve"> </w:t>
+      </w:r>
+    </w:p>
+    <w:p>
+      <w:pPr>
+        <w:keepNext w:val="false"/>
+        <w:keepLines/>
+        <w:spacing w:after="0" w:line="240"/>
+      </w:pPr>
+      <w:r>
+        <w:rPr>
+          <w:rFonts w:ascii="Courier New" w:cs="Courier New" w:eastAsia="Courier New" w:hAnsi="Courier New"/>
+          <w:sz w:val="20"/>
+          <w:szCs w:val="20"/>
+        </w:rPr>
+        <w:t xml:space="preserve">.page-head { padding: 8px 0 0; }</w:t>
+      </w:r>
+    </w:p>
+    <w:p>
+      <w:pPr>
+        <w:keepNext w:val="false"/>
+        <w:keepLines/>
+        <w:spacing w:after="0" w:line="240"/>
+      </w:pPr>
+      <w:r>
+        <w:rPr>
+          <w:rFonts w:ascii="Courier New" w:cs="Courier New" w:eastAsia="Courier New" w:hAnsi="Courier New"/>
+          <w:sz w:val="20"/>
+          <w:szCs w:val="20"/>
+        </w:rPr>
+        <w:t xml:space="preserve">.page-head .container {</w:t>
+      </w:r>
+    </w:p>
+    <w:p>
+      <w:pPr>
+        <w:keepNext w:val="false"/>
+        <w:keepLines/>
+        <w:spacing w:after="0" w:line="240"/>
+      </w:pPr>
+      <w:r>
+        <w:rPr>
+          <w:rFonts w:ascii="Courier New" w:cs="Courier New" w:eastAsia="Courier New" w:hAnsi="Courier New"/>
+          <w:sz w:val="20"/>
+          <w:szCs w:val="20"/>
+        </w:rPr>
+        <w:t xml:space="preserve">    background: var(--forest) url("data:image/svg+xml,%3Csvg xmlns='http://www.w3.org/2000/svg' width='400' height='400'%3E%3Ccircle cx='360' cy='60' r='150' fill='%232a5a3d'/%3E%3C/svg%3E") no-repeat right top;</w:t>
+      </w:r>
+    </w:p>
+    <w:p>
+      <w:pPr>
+        <w:keepNext w:val="false"/>
+        <w:keepLines/>
+        <w:spacing w:after="0" w:line="240"/>
+      </w:pPr>
+      <w:r>
+        <w:rPr>
+          <w:rFonts w:ascii="Courier New" w:cs="Courier New" w:eastAsia="Courier New" w:hAnsi="Courier New"/>
+          <w:sz w:val="20"/>
+          <w:szCs w:val="20"/>
+        </w:rPr>
+        <w:t xml:space="preserve">    color: #fff;</w:t>
       </w:r>
     </w:p>
     <w:p>
@@ -27292,6 +28252,516 @@
           <w:sz w:val="20"/>
           <w:szCs w:val="20"/>
         </w:rPr>
+        <w:t xml:space="preserve">    padding: clamp(32px, 5vw, 64px);</w:t>
+      </w:r>
+    </w:p>
+    <w:p>
+      <w:pPr>
+        <w:keepNext w:val="false"/>
+        <w:keepLines/>
+        <w:spacing w:after="0" w:line="240"/>
+      </w:pPr>
+      <w:r>
+        <w:rPr>
+          <w:rFonts w:ascii="Courier New" w:cs="Courier New" w:eastAsia="Courier New" w:hAnsi="Courier New"/>
+          <w:sz w:val="20"/>
+          <w:szCs w:val="20"/>
+        </w:rPr>
+        <w:t xml:space="preserve">}</w:t>
+      </w:r>
+    </w:p>
+    <w:p>
+      <w:pPr>
+        <w:keepNext w:val="false"/>
+        <w:keepLines/>
+        <w:spacing w:after="0" w:line="240"/>
+      </w:pPr>
+      <w:r>
+        <w:rPr>
+          <w:rFonts w:ascii="Courier New" w:cs="Courier New" w:eastAsia="Courier New" w:hAnsi="Courier New"/>
+          <w:sz w:val="20"/>
+          <w:szCs w:val="20"/>
+        </w:rPr>
+        <w:t xml:space="preserve">.page-head h1 { margin-bottom: 14px; }</w:t>
+      </w:r>
+    </w:p>
+    <w:p>
+      <w:pPr>
+        <w:keepNext w:val="false"/>
+        <w:keepLines/>
+        <w:spacing w:after="0" w:line="240"/>
+      </w:pPr>
+      <w:r>
+        <w:rPr>
+          <w:rFonts w:ascii="Courier New" w:cs="Courier New" w:eastAsia="Courier New" w:hAnsi="Courier New"/>
+          <w:sz w:val="20"/>
+          <w:szCs w:val="20"/>
+        </w:rPr>
+        <w:t xml:space="preserve">.page-head p { max-width: 620px; color: rgba(255, 255, 255, .75); margin: 0; }</w:t>
+      </w:r>
+    </w:p>
+    <w:p>
+      <w:pPr>
+        <w:keepNext w:val="false"/>
+        <w:keepLines/>
+        <w:spacing w:after="0" w:line="240"/>
+      </w:pPr>
+      <w:r>
+        <w:rPr>
+          <w:rFonts w:ascii="Courier New" w:cs="Courier New" w:eastAsia="Courier New" w:hAnsi="Courier New"/>
+          <w:sz w:val="20"/>
+          <w:szCs w:val="20"/>
+        </w:rPr>
+        <w:t xml:space="preserve"> </w:t>
+      </w:r>
+    </w:p>
+    <w:p>
+      <w:pPr>
+        <w:keepNext w:val="false"/>
+        <w:keepLines/>
+        <w:spacing w:after="0" w:line="240"/>
+      </w:pPr>
+      <w:r>
+        <w:rPr>
+          <w:rFonts w:ascii="Courier New" w:cs="Courier New" w:eastAsia="Courier New" w:hAnsi="Courier New"/>
+          <w:sz w:val="20"/>
+          <w:szCs w:val="20"/>
+        </w:rPr>
+        <w:t xml:space="preserve">.bento { display: grid; grid-template-columns: repeat(4, 1fr); gap: 16px; }</w:t>
+      </w:r>
+    </w:p>
+    <w:p>
+      <w:pPr>
+        <w:keepNext w:val="false"/>
+        <w:keepLines/>
+        <w:spacing w:after="0" w:line="240"/>
+      </w:pPr>
+      <w:r>
+        <w:rPr>
+          <w:rFonts w:ascii="Courier New" w:cs="Courier New" w:eastAsia="Courier New" w:hAnsi="Courier New"/>
+          <w:sz w:val="20"/>
+          <w:szCs w:val="20"/>
+        </w:rPr>
+        <w:t xml:space="preserve">.tile { border-radius: var(--radius); padding: 32px 28px; min-height: 280px; display: flex; flex-direction: column; justify-content: flex-end; transition: transform .3s; }</w:t>
+      </w:r>
+    </w:p>
+    <w:p>
+      <w:pPr>
+        <w:keepNext w:val="false"/>
+        <w:keepLines/>
+        <w:spacing w:after="0" w:line="240"/>
+      </w:pPr>
+      <w:r>
+        <w:rPr>
+          <w:rFonts w:ascii="Courier New" w:cs="Courier New" w:eastAsia="Courier New" w:hAnsi="Courier New"/>
+          <w:sz w:val="20"/>
+          <w:szCs w:val="20"/>
+        </w:rPr>
+        <w:t xml:space="preserve">.tile:hover { transform: translateY(-6px) rotate(-.6deg); }</w:t>
+      </w:r>
+    </w:p>
+    <w:p>
+      <w:pPr>
+        <w:keepNext w:val="false"/>
+        <w:keepLines/>
+        <w:spacing w:after="0" w:line="240"/>
+      </w:pPr>
+      <w:r>
+        <w:rPr>
+          <w:rFonts w:ascii="Courier New" w:cs="Courier New" w:eastAsia="Courier New" w:hAnsi="Courier New"/>
+          <w:sz w:val="20"/>
+          <w:szCs w:val="20"/>
+        </w:rPr>
+        <w:t xml:space="preserve">.tile__num { font: 500 3.2rem/1 var(--font-title); margin-bottom: auto; opacity: .9; }</w:t>
+      </w:r>
+    </w:p>
+    <w:p>
+      <w:pPr>
+        <w:keepNext w:val="false"/>
+        <w:keepLines/>
+        <w:spacing w:after="0" w:line="240"/>
+      </w:pPr>
+      <w:r>
+        <w:rPr>
+          <w:rFonts w:ascii="Courier New" w:cs="Courier New" w:eastAsia="Courier New" w:hAnsi="Courier New"/>
+          <w:sz w:val="20"/>
+          <w:szCs w:val="20"/>
+        </w:rPr>
+        <w:t xml:space="preserve">.tile h3 { margin-top: 32px; }</w:t>
+      </w:r>
+    </w:p>
+    <w:p>
+      <w:pPr>
+        <w:keepNext w:val="false"/>
+        <w:keepLines/>
+        <w:spacing w:after="0" w:line="240"/>
+      </w:pPr>
+      <w:r>
+        <w:rPr>
+          <w:rFonts w:ascii="Courier New" w:cs="Courier New" w:eastAsia="Courier New" w:hAnsi="Courier New"/>
+          <w:sz w:val="20"/>
+          <w:szCs w:val="20"/>
+        </w:rPr>
+        <w:t xml:space="preserve">.tile p { margin: 0; opacity: .8; }</w:t>
+      </w:r>
+    </w:p>
+    <w:p>
+      <w:pPr>
+        <w:keepNext w:val="false"/>
+        <w:keepLines/>
+        <w:spacing w:after="0" w:line="240"/>
+      </w:pPr>
+      <w:r>
+        <w:rPr>
+          <w:rFonts w:ascii="Courier New" w:cs="Courier New" w:eastAsia="Courier New" w:hAnsi="Courier New"/>
+          <w:sz w:val="20"/>
+          <w:szCs w:val="20"/>
+        </w:rPr>
+        <w:t xml:space="preserve">.tile--forest { background: var(--forest); color: #fff; }</w:t>
+      </w:r>
+    </w:p>
+    <w:p>
+      <w:pPr>
+        <w:keepNext w:val="false"/>
+        <w:keepLines/>
+        <w:spacing w:after="0" w:line="240"/>
+      </w:pPr>
+      <w:r>
+        <w:rPr>
+          <w:rFonts w:ascii="Courier New" w:cs="Courier New" w:eastAsia="Courier New" w:hAnsi="Courier New"/>
+          <w:sz w:val="20"/>
+          <w:szCs w:val="20"/>
+        </w:rPr>
+        <w:t xml:space="preserve">.tile--forest .tile__num { color: var(--lime); }</w:t>
+      </w:r>
+    </w:p>
+    <w:p>
+      <w:pPr>
+        <w:keepNext w:val="false"/>
+        <w:keepLines/>
+        <w:spacing w:after="0" w:line="240"/>
+      </w:pPr>
+      <w:r>
+        <w:rPr>
+          <w:rFonts w:ascii="Courier New" w:cs="Courier New" w:eastAsia="Courier New" w:hAnsi="Courier New"/>
+          <w:sz w:val="20"/>
+          <w:szCs w:val="20"/>
+        </w:rPr>
+        <w:t xml:space="preserve">.tile--lime { background: var(--lime); }</w:t>
+      </w:r>
+    </w:p>
+    <w:p>
+      <w:pPr>
+        <w:keepNext w:val="false"/>
+        <w:keepLines/>
+        <w:spacing w:after="0" w:line="240"/>
+      </w:pPr>
+      <w:r>
+        <w:rPr>
+          <w:rFonts w:ascii="Courier New" w:cs="Courier New" w:eastAsia="Courier New" w:hAnsi="Courier New"/>
+          <w:sz w:val="20"/>
+          <w:szCs w:val="20"/>
+        </w:rPr>
+        <w:t xml:space="preserve">.tile--peach { background: var(--peach); }</w:t>
+      </w:r>
+    </w:p>
+    <w:p>
+      <w:pPr>
+        <w:keepNext w:val="false"/>
+        <w:keepLines/>
+        <w:spacing w:after="0" w:line="240"/>
+      </w:pPr>
+      <w:r>
+        <w:rPr>
+          <w:rFonts w:ascii="Courier New" w:cs="Courier New" w:eastAsia="Courier New" w:hAnsi="Courier New"/>
+          <w:sz w:val="20"/>
+          <w:szCs w:val="20"/>
+        </w:rPr>
+        <w:t xml:space="preserve">.tile--white { background: var(--surface); }</w:t>
+      </w:r>
+    </w:p>
+    <w:p>
+      <w:pPr>
+        <w:keepNext w:val="false"/>
+        <w:keepLines/>
+        <w:spacing w:after="0" w:line="240"/>
+      </w:pPr>
+      <w:r>
+        <w:rPr>
+          <w:rFonts w:ascii="Courier New" w:cs="Courier New" w:eastAsia="Courier New" w:hAnsi="Courier New"/>
+          <w:sz w:val="20"/>
+          <w:szCs w:val="20"/>
+        </w:rPr>
+        <w:t xml:space="preserve">.tile--white .tile__num { color: var(--coral); }</w:t>
+      </w:r>
+    </w:p>
+    <w:p>
+      <w:pPr>
+        <w:keepNext w:val="false"/>
+        <w:keepLines/>
+        <w:spacing w:after="0" w:line="240"/>
+      </w:pPr>
+      <w:r>
+        <w:rPr>
+          <w:rFonts w:ascii="Courier New" w:cs="Courier New" w:eastAsia="Courier New" w:hAnsi="Courier New"/>
+          <w:sz w:val="20"/>
+          <w:szCs w:val="20"/>
+        </w:rPr>
+        <w:t xml:space="preserve"> </w:t>
+      </w:r>
+    </w:p>
+    <w:p>
+      <w:pPr>
+        <w:keepNext w:val="false"/>
+        <w:keepLines/>
+        <w:spacing w:after="0" w:line="240"/>
+      </w:pPr>
+      <w:r>
+        <w:rPr>
+          <w:rFonts w:ascii="Courier New" w:cs="Courier New" w:eastAsia="Courier New" w:hAnsi="Courier New"/>
+          <w:sz w:val="20"/>
+          <w:szCs w:val="20"/>
+        </w:rPr>
+        <w:t xml:space="preserve">.steps { list-style: none; padding: 0; margin: 0; display: grid; grid-template-columns: repeat(4, 1fr); gap: 16px; counter-reset: step; }</w:t>
+      </w:r>
+    </w:p>
+    <w:p>
+      <w:pPr>
+        <w:keepNext w:val="false"/>
+        <w:keepLines/>
+        <w:spacing w:after="0" w:line="240"/>
+      </w:pPr>
+      <w:r>
+        <w:rPr>
+          <w:rFonts w:ascii="Courier New" w:cs="Courier New" w:eastAsia="Courier New" w:hAnsi="Courier New"/>
+          <w:sz w:val="20"/>
+          <w:szCs w:val="20"/>
+        </w:rPr>
+        <w:t xml:space="preserve">.steps li { counter-increment: step; background: rgba(255, 255, 255, .06); border-radius: 22px; padding: 28px; color: rgba(255, 255, 255, .7); }</w:t>
+      </w:r>
+    </w:p>
+    <w:p>
+      <w:pPr>
+        <w:keepNext w:val="false"/>
+        <w:keepLines/>
+        <w:spacing w:after="0" w:line="240"/>
+      </w:pPr>
+      <w:r>
+        <w:rPr>
+          <w:rFonts w:ascii="Courier New" w:cs="Courier New" w:eastAsia="Courier New" w:hAnsi="Courier New"/>
+          <w:sz w:val="20"/>
+          <w:szCs w:val="20"/>
+        </w:rPr>
+        <w:t xml:space="preserve">.steps li::before { content: counter(step, decimal-leading-zero); display: inline-grid; place-items: center; width: 56px; height: 56px; border-radius: 50%; background: var(--lime); color: var(--ink); font: 600 1rem var(--font-title); margin-bottom: 28px; }</w:t>
+      </w:r>
+    </w:p>
+    <w:p>
+      <w:pPr>
+        <w:keepNext w:val="false"/>
+        <w:keepLines/>
+        <w:spacing w:after="0" w:line="240"/>
+      </w:pPr>
+      <w:r>
+        <w:rPr>
+          <w:rFonts w:ascii="Courier New" w:cs="Courier New" w:eastAsia="Courier New" w:hAnsi="Courier New"/>
+          <w:sz w:val="20"/>
+          <w:szCs w:val="20"/>
+        </w:rPr>
+        <w:t xml:space="preserve">.steps strong { display: block; color: #fff; font: 500 1.15rem var(--font-title); margin-bottom: 8px; }</w:t>
+      </w:r>
+    </w:p>
+    <w:p>
+      <w:pPr>
+        <w:keepNext w:val="false"/>
+        <w:keepLines/>
+        <w:spacing w:after="0" w:line="240"/>
+      </w:pPr>
+      <w:r>
+        <w:rPr>
+          <w:rFonts w:ascii="Courier New" w:cs="Courier New" w:eastAsia="Courier New" w:hAnsi="Courier New"/>
+          <w:sz w:val="20"/>
+          <w:szCs w:val="20"/>
+        </w:rPr>
+        <w:t xml:space="preserve"> </w:t>
+      </w:r>
+    </w:p>
+    <w:p>
+      <w:pPr>
+        <w:keepNext w:val="false"/>
+        <w:keepLines/>
+        <w:spacing w:after="0" w:line="240"/>
+      </w:pPr>
+      <w:r>
+        <w:rPr>
+          <w:rFonts w:ascii="Courier New" w:cs="Courier New" w:eastAsia="Courier New" w:hAnsi="Courier New"/>
+          <w:sz w:val="20"/>
+          <w:szCs w:val="20"/>
+        </w:rPr>
+        <w:t xml:space="preserve">.cta {</w:t>
+      </w:r>
+    </w:p>
+    <w:p>
+      <w:pPr>
+        <w:keepNext w:val="false"/>
+        <w:keepLines/>
+        <w:spacing w:after="0" w:line="240"/>
+      </w:pPr>
+      <w:r>
+        <w:rPr>
+          <w:rFonts w:ascii="Courier New" w:cs="Courier New" w:eastAsia="Courier New" w:hAnsi="Courier New"/>
+          <w:sz w:val="20"/>
+          <w:szCs w:val="20"/>
+        </w:rPr>
+        <w:t xml:space="preserve">    margin: 0 auto 96px;</w:t>
+      </w:r>
+    </w:p>
+    <w:p>
+      <w:pPr>
+        <w:keepNext w:val="false"/>
+        <w:keepLines/>
+        <w:spacing w:after="0" w:line="240"/>
+      </w:pPr>
+      <w:r>
+        <w:rPr>
+          <w:rFonts w:ascii="Courier New" w:cs="Courier New" w:eastAsia="Courier New" w:hAnsi="Courier New"/>
+          <w:sz w:val="20"/>
+          <w:szCs w:val="20"/>
+        </w:rPr>
+        <w:t xml:space="preserve">    padding: clamp(32px, 6vw, 72px);</w:t>
+      </w:r>
+    </w:p>
+    <w:p>
+      <w:pPr>
+        <w:keepNext w:val="false"/>
+        <w:keepLines/>
+        <w:spacing w:after="0" w:line="240"/>
+      </w:pPr>
+      <w:r>
+        <w:rPr>
+          <w:rFonts w:ascii="Courier New" w:cs="Courier New" w:eastAsia="Courier New" w:hAnsi="Courier New"/>
+          <w:sz w:val="20"/>
+          <w:szCs w:val="20"/>
+        </w:rPr>
+        <w:t xml:space="preserve">    background: var(--peach);</w:t>
+      </w:r>
+    </w:p>
+    <w:p>
+      <w:pPr>
+        <w:keepNext w:val="false"/>
+        <w:keepLines/>
+        <w:spacing w:after="0" w:line="240"/>
+      </w:pPr>
+      <w:r>
+        <w:rPr>
+          <w:rFonts w:ascii="Courier New" w:cs="Courier New" w:eastAsia="Courier New" w:hAnsi="Courier New"/>
+          <w:sz w:val="20"/>
+          <w:szCs w:val="20"/>
+        </w:rPr>
+        <w:t xml:space="preserve">    border-radius: var(--radius);</w:t>
+      </w:r>
+    </w:p>
+    <w:p>
+      <w:pPr>
+        <w:keepNext w:val="false"/>
+        <w:keepLines/>
+        <w:spacing w:after="0" w:line="240"/>
+      </w:pPr>
+      <w:r>
+        <w:rPr>
+          <w:rFonts w:ascii="Courier New" w:cs="Courier New" w:eastAsia="Courier New" w:hAnsi="Courier New"/>
+          <w:sz w:val="20"/>
+          <w:szCs w:val="20"/>
+        </w:rPr>
+        <w:t xml:space="preserve">    display: flex;</w:t>
+      </w:r>
+    </w:p>
+    <w:p>
+      <w:pPr>
+        <w:keepNext w:val="false"/>
+        <w:keepLines/>
+        <w:spacing w:after="0" w:line="240"/>
+      </w:pPr>
+      <w:r>
+        <w:rPr>
+          <w:rFonts w:ascii="Courier New" w:cs="Courier New" w:eastAsia="Courier New" w:hAnsi="Courier New"/>
+          <w:sz w:val="20"/>
+          <w:szCs w:val="20"/>
+        </w:rPr>
+        <w:t xml:space="preserve">    justify-content: space-between;</w:t>
+      </w:r>
+    </w:p>
+    <w:p>
+      <w:pPr>
+        <w:keepNext w:val="false"/>
+        <w:keepLines/>
+        <w:spacing w:after="0" w:line="240"/>
+      </w:pPr>
+      <w:r>
+        <w:rPr>
+          <w:rFonts w:ascii="Courier New" w:cs="Courier New" w:eastAsia="Courier New" w:hAnsi="Courier New"/>
+          <w:sz w:val="20"/>
+          <w:szCs w:val="20"/>
+        </w:rPr>
+        <w:t xml:space="preserve">    align-items: flex-end;</w:t>
+      </w:r>
+    </w:p>
+    <w:p>
+      <w:pPr>
+        <w:keepNext w:val="false"/>
+        <w:keepLines/>
+        <w:spacing w:after="0" w:line="240"/>
+      </w:pPr>
+      <w:r>
+        <w:rPr>
+          <w:rFonts w:ascii="Courier New" w:cs="Courier New" w:eastAsia="Courier New" w:hAnsi="Courier New"/>
+          <w:sz w:val="20"/>
+          <w:szCs w:val="20"/>
+        </w:rPr>
+        <w:t xml:space="preserve">    gap: 32px;</w:t>
+      </w:r>
+    </w:p>
+    <w:p>
+      <w:pPr>
+        <w:keepNext w:val="false"/>
+        <w:keepLines/>
+        <w:spacing w:after="0" w:line="240"/>
+      </w:pPr>
+      <w:r>
+        <w:rPr>
+          <w:rFonts w:ascii="Courier New" w:cs="Courier New" w:eastAsia="Courier New" w:hAnsi="Courier New"/>
+          <w:sz w:val="20"/>
+          <w:szCs w:val="20"/>
+        </w:rPr>
+        <w:t xml:space="preserve">    flex-wrap: wrap;</w:t>
+      </w:r>
+    </w:p>
+    <w:p>
+      <w:pPr>
+        <w:keepNext w:val="false"/>
+        <w:keepLines/>
+        <w:spacing w:after="0" w:line="240"/>
+      </w:pPr>
+      <w:r>
+        <w:rPr>
+          <w:rFonts w:ascii="Courier New" w:cs="Courier New" w:eastAsia="Courier New" w:hAnsi="Courier New"/>
+          <w:sz w:val="20"/>
+          <w:szCs w:val="20"/>
+        </w:rPr>
+        <w:t xml:space="preserve">    position: relative;</w:t>
+      </w:r>
+    </w:p>
+    <w:p>
+      <w:pPr>
+        <w:keepNext w:val="false"/>
+        <w:keepLines/>
+        <w:spacing w:after="0" w:line="240"/>
+      </w:pPr>
+      <w:r>
+        <w:rPr>
+          <w:rFonts w:ascii="Courier New" w:cs="Courier New" w:eastAsia="Courier New" w:hAnsi="Courier New"/>
+          <w:sz w:val="20"/>
+          <w:szCs w:val="20"/>
+        </w:rPr>
         <w:t xml:space="preserve">    overflow: hidden;</w:t>
       </w:r>
     </w:p>
@@ -27307,111 +28777,6 @@
           <w:sz w:val="20"/>
           <w:szCs w:val="20"/>
         </w:rPr>
-        <w:t xml:space="preserve">    background-size: cover;</w:t>
-      </w:r>
-    </w:p>
-    <w:p>
-      <w:pPr>
-        <w:keepNext w:val="false"/>
-        <w:keepLines/>
-        <w:spacing w:after="0" w:line="240"/>
-      </w:pPr>
-      <w:r>
-        <w:rPr>
-          <w:rFonts w:ascii="Courier New" w:cs="Courier New" w:eastAsia="Courier New" w:hAnsi="Courier New"/>
-          <w:sz w:val="20"/>
-          <w:szCs w:val="20"/>
-        </w:rPr>
-        <w:t xml:space="preserve">    background-position: center 70%;</w:t>
-      </w:r>
-    </w:p>
-    <w:p>
-      <w:pPr>
-        <w:keepNext w:val="false"/>
-        <w:keepLines/>
-        <w:spacing w:after="0" w:line="240"/>
-      </w:pPr>
-      <w:r>
-        <w:rPr>
-          <w:rFonts w:ascii="Courier New" w:cs="Courier New" w:eastAsia="Courier New" w:hAnsi="Courier New"/>
-          <w:sz w:val="20"/>
-          <w:szCs w:val="20"/>
-        </w:rPr>
-        <w:t xml:space="preserve">    padding: clamp(24px, 4vw, 56px);</w:t>
-      </w:r>
-    </w:p>
-    <w:p>
-      <w:pPr>
-        <w:keepNext w:val="false"/>
-        <w:keepLines/>
-        <w:spacing w:after="0" w:line="240"/>
-      </w:pPr>
-      <w:r>
-        <w:rPr>
-          <w:rFonts w:ascii="Courier New" w:cs="Courier New" w:eastAsia="Courier New" w:hAnsi="Courier New"/>
-          <w:sz w:val="20"/>
-          <w:szCs w:val="20"/>
-        </w:rPr>
-        <w:t xml:space="preserve">    display: flex;</w:t>
-      </w:r>
-    </w:p>
-    <w:p>
-      <w:pPr>
-        <w:keepNext w:val="false"/>
-        <w:keepLines/>
-        <w:spacing w:after="0" w:line="240"/>
-      </w:pPr>
-      <w:r>
-        <w:rPr>
-          <w:rFonts w:ascii="Courier New" w:cs="Courier New" w:eastAsia="Courier New" w:hAnsi="Courier New"/>
-          <w:sz w:val="20"/>
-          <w:szCs w:val="20"/>
-        </w:rPr>
-        <w:t xml:space="preserve">    flex-direction: column;</w:t>
-      </w:r>
-    </w:p>
-    <w:p>
-      <w:pPr>
-        <w:keepNext w:val="false"/>
-        <w:keepLines/>
-        <w:spacing w:after="0" w:line="240"/>
-      </w:pPr>
-      <w:r>
-        <w:rPr>
-          <w:rFonts w:ascii="Courier New" w:cs="Courier New" w:eastAsia="Courier New" w:hAnsi="Courier New"/>
-          <w:sz w:val="20"/>
-          <w:szCs w:val="20"/>
-        </w:rPr>
-        <w:t xml:space="preserve">    justify-content: flex-end;</w:t>
-      </w:r>
-    </w:p>
-    <w:p>
-      <w:pPr>
-        <w:keepNext w:val="false"/>
-        <w:keepLines/>
-        <w:spacing w:after="0" w:line="240"/>
-      </w:pPr>
-      <w:r>
-        <w:rPr>
-          <w:rFonts w:ascii="Courier New" w:cs="Courier New" w:eastAsia="Courier New" w:hAnsi="Courier New"/>
-          <w:sz w:val="20"/>
-          <w:szCs w:val="20"/>
-        </w:rPr>
-        <w:t xml:space="preserve">    color: #fff;</w:t>
-      </w:r>
-    </w:p>
-    <w:p>
-      <w:pPr>
-        <w:keepNext w:val="false"/>
-        <w:keepLines/>
-        <w:spacing w:after="0" w:line="240"/>
-      </w:pPr>
-      <w:r>
-        <w:rPr>
-          <w:rFonts w:ascii="Courier New" w:cs="Courier New" w:eastAsia="Courier New" w:hAnsi="Courier New"/>
-          <w:sz w:val="20"/>
-          <w:szCs w:val="20"/>
-        </w:rPr>
         <w:t xml:space="preserve">}</w:t>
       </w:r>
     </w:p>
@@ -27427,82 +28792,37 @@
           <w:sz w:val="20"/>
           <w:szCs w:val="20"/>
         </w:rPr>
-        <w:t xml:space="preserve">.hero__media::before { content: ''; position: absolute; inset: 0; background: linear-gradient(180deg, rgba(20, 22, 19, .05) 30%, rgba(20, 22, 19, .72)); }</w:t>
-      </w:r>
-    </w:p>
-    <w:p>
-      <w:pPr>
-        <w:keepNext w:val="false"/>
-        <w:keepLines/>
-        <w:spacing w:after="0" w:line="240"/>
-      </w:pPr>
-      <w:r>
-        <w:rPr>
-          <w:rFonts w:ascii="Courier New" w:cs="Courier New" w:eastAsia="Courier New" w:hAnsi="Courier New"/>
-          <w:sz w:val="20"/>
-          <w:szCs w:val="20"/>
-        </w:rPr>
-        <w:t xml:space="preserve">.hero__media &gt; * { position: relative; }</w:t>
-      </w:r>
-    </w:p>
-    <w:p>
-      <w:pPr>
-        <w:keepNext w:val="false"/>
-        <w:keepLines/>
-        <w:spacing w:after="0" w:line="240"/>
-      </w:pPr>
-      <w:r>
-        <w:rPr>
-          <w:rFonts w:ascii="Courier New" w:cs="Courier New" w:eastAsia="Courier New" w:hAnsi="Courier New"/>
-          <w:sz w:val="20"/>
-          <w:szCs w:val="20"/>
-        </w:rPr>
-        <w:t xml:space="preserve">.hero h1 { font-size: clamp(2.3rem, 6.4vw, 5.4rem); max-width: 14ch; margin-bottom: 32px; }</w:t>
-      </w:r>
-    </w:p>
-    <w:p>
-      <w:pPr>
-        <w:keepNext w:val="false"/>
-        <w:keepLines/>
-        <w:spacing w:after="0" w:line="240"/>
-      </w:pPr>
-      <w:r>
-        <w:rPr>
-          <w:rFonts w:ascii="Courier New" w:cs="Courier New" w:eastAsia="Courier New" w:hAnsi="Courier New"/>
-          <w:sz w:val="20"/>
-          <w:szCs w:val="20"/>
-        </w:rPr>
-        <w:t xml:space="preserve">.hero__bottom { display: flex; justify-content: space-between; align-items: flex-end; gap: 32px; flex-wrap: wrap; }</w:t>
-      </w:r>
-    </w:p>
-    <w:p>
-      <w:pPr>
-        <w:keepNext w:val="false"/>
-        <w:keepLines/>
-        <w:spacing w:after="0" w:line="240"/>
-      </w:pPr>
-      <w:r>
-        <w:rPr>
-          <w:rFonts w:ascii="Courier New" w:cs="Courier New" w:eastAsia="Courier New" w:hAnsi="Courier New"/>
-          <w:sz w:val="20"/>
-          <w:szCs w:val="20"/>
-        </w:rPr>
-        <w:t xml:space="preserve">.hero__bottom p { max-width: 440px; margin: 0; color: rgba(255, 255, 255, .85); }</w:t>
-      </w:r>
-    </w:p>
-    <w:p>
-      <w:pPr>
-        <w:keepNext w:val="false"/>
-        <w:keepLines/>
-        <w:spacing w:after="0" w:line="240"/>
-      </w:pPr>
-      <w:r>
-        <w:rPr>
-          <w:rFonts w:ascii="Courier New" w:cs="Courier New" w:eastAsia="Courier New" w:hAnsi="Courier New"/>
-          <w:sz w:val="20"/>
-          <w:szCs w:val="20"/>
-        </w:rPr>
-        <w:t xml:space="preserve">.hero__buttons { display: flex; gap: 12px; flex-wrap: wrap; }</w:t>
+        <w:t xml:space="preserve">.cta::before { content: ''; position: absolute; right: -60px; top: -60px; width: 220px; height: 220px; border-radius: 50%; background: var(--coral); opacity: .35; }</w:t>
+      </w:r>
+    </w:p>
+    <w:p>
+      <w:pPr>
+        <w:keepNext w:val="false"/>
+        <w:keepLines/>
+        <w:spacing w:after="0" w:line="240"/>
+      </w:pPr>
+      <w:r>
+        <w:rPr>
+          <w:rFonts w:ascii="Courier New" w:cs="Courier New" w:eastAsia="Courier New" w:hAnsi="Courier New"/>
+          <w:sz w:val="20"/>
+          <w:szCs w:val="20"/>
+        </w:rPr>
+        <w:t xml:space="preserve">.cta &gt; * { position: relative; }</w:t>
+      </w:r>
+    </w:p>
+    <w:p>
+      <w:pPr>
+        <w:keepNext w:val="false"/>
+        <w:keepLines/>
+        <w:spacing w:after="0" w:line="240"/>
+      </w:pPr>
+      <w:r>
+        <w:rPr>
+          <w:rFonts w:ascii="Courier New" w:cs="Courier New" w:eastAsia="Courier New" w:hAnsi="Courier New"/>
+          <w:sz w:val="20"/>
+          <w:szCs w:val="20"/>
+        </w:rPr>
+        <w:t xml:space="preserve">.cta h2 { max-width: 20ch; margin: 0; }</w:t>
       </w:r>
     </w:p>
     <w:p>
@@ -27532,37 +28852,7 @@
           <w:sz w:val="20"/>
           <w:szCs w:val="20"/>
         </w:rPr>
-        <w:t xml:space="preserve">.page-head { padding: 72px 0 8px; }</w:t>
-      </w:r>
-    </w:p>
-    <w:p>
-      <w:pPr>
-        <w:keepNext w:val="false"/>
-        <w:keepLines/>
-        <w:spacing w:after="0" w:line="240"/>
-      </w:pPr>
-      <w:r>
-        <w:rPr>
-          <w:rFonts w:ascii="Courier New" w:cs="Courier New" w:eastAsia="Courier New" w:hAnsi="Courier New"/>
-          <w:sz w:val="20"/>
-          <w:szCs w:val="20"/>
-        </w:rPr>
-        <w:t xml:space="preserve">.page-head h1 { margin-bottom: 16px; }</w:t>
-      </w:r>
-    </w:p>
-    <w:p>
-      <w:pPr>
-        <w:keepNext w:val="false"/>
-        <w:keepLines/>
-        <w:spacing w:after="0" w:line="240"/>
-      </w:pPr>
-      <w:r>
-        <w:rPr>
-          <w:rFonts w:ascii="Courier New" w:cs="Courier New" w:eastAsia="Courier New" w:hAnsi="Courier New"/>
-          <w:sz w:val="20"/>
-          <w:szCs w:val="20"/>
-        </w:rPr>
-        <w:t xml:space="preserve">.page-head p { max-width: 620px; color: var(--muted); margin: 0; }</w:t>
+        <w:t xml:space="preserve">.grid { display: grid; grid-template-columns: repeat(auto-fill, minmax(320px, 1fr)); gap: 24px; }</w:t>
       </w:r>
     </w:p>
     <w:p>
@@ -27592,112 +28882,172 @@
           <w:sz w:val="20"/>
           <w:szCs w:val="20"/>
         </w:rPr>
-        <w:t xml:space="preserve">.stats { display: grid; grid-template-columns: repeat(3, 1fr); border-bottom: 1px solid var(--line); }</w:t>
-      </w:r>
-    </w:p>
-    <w:p>
-      <w:pPr>
-        <w:keepNext w:val="false"/>
-        <w:keepLines/>
-        <w:spacing w:after="0" w:line="240"/>
-      </w:pPr>
-      <w:r>
-        <w:rPr>
-          <w:rFonts w:ascii="Courier New" w:cs="Courier New" w:eastAsia="Courier New" w:hAnsi="Courier New"/>
-          <w:sz w:val="20"/>
-          <w:szCs w:val="20"/>
-        </w:rPr>
-        <w:t xml:space="preserve">.stats__item { padding: 40px 0 32px; }</w:t>
-      </w:r>
-    </w:p>
-    <w:p>
-      <w:pPr>
-        <w:keepNext w:val="false"/>
-        <w:keepLines/>
-        <w:spacing w:after="0" w:line="240"/>
-      </w:pPr>
-      <w:r>
-        <w:rPr>
-          <w:rFonts w:ascii="Courier New" w:cs="Courier New" w:eastAsia="Courier New" w:hAnsi="Courier New"/>
-          <w:sz w:val="20"/>
-          <w:szCs w:val="20"/>
-        </w:rPr>
-        <w:t xml:space="preserve">.stats__item + .stats__item { border-left: 1px solid var(--line); padding-left: 32px; }</w:t>
-      </w:r>
-    </w:p>
-    <w:p>
-      <w:pPr>
-        <w:keepNext w:val="false"/>
-        <w:keepLines/>
-        <w:spacing w:after="0" w:line="240"/>
-      </w:pPr>
-      <w:r>
-        <w:rPr>
-          <w:rFonts w:ascii="Courier New" w:cs="Courier New" w:eastAsia="Courier New" w:hAnsi="Courier New"/>
-          <w:sz w:val="20"/>
-          <w:szCs w:val="20"/>
-        </w:rPr>
-        <w:t xml:space="preserve">.stats__item strong { display: block; font: 500 clamp(2.4rem, 5vw, 3.8rem)/1 var(--font-title); letter-spacing: -0.03em; margin-bottom: 10px; }</w:t>
-      </w:r>
-    </w:p>
-    <w:p>
-      <w:pPr>
-        <w:keepNext w:val="false"/>
-        <w:keepLines/>
-        <w:spacing w:after="0" w:line="240"/>
-      </w:pPr>
-      <w:r>
-        <w:rPr>
-          <w:rFonts w:ascii="Courier New" w:cs="Courier New" w:eastAsia="Courier New" w:hAnsi="Courier New"/>
-          <w:sz w:val="20"/>
-          <w:szCs w:val="20"/>
-        </w:rPr>
-        <w:t xml:space="preserve">.stats__item span { color: var(--muted); }</w:t>
-      </w:r>
-    </w:p>
-    <w:p>
-      <w:pPr>
-        <w:keepNext w:val="false"/>
-        <w:keepLines/>
-        <w:spacing w:after="0" w:line="240"/>
-      </w:pPr>
-      <w:r>
-        <w:rPr>
-          <w:rFonts w:ascii="Courier New" w:cs="Courier New" w:eastAsia="Courier New" w:hAnsi="Courier New"/>
-          <w:sz w:val="20"/>
-          <w:szCs w:val="20"/>
-        </w:rPr>
-        <w:t xml:space="preserve">.stats--admin { grid-template-columns: repeat(4, 1fr); border: 1px solid var(--line); border-radius: var(--radius); background: var(--surface); margin-bottom: 48px; }</w:t>
-      </w:r>
-    </w:p>
-    <w:p>
-      <w:pPr>
-        <w:keepNext w:val="false"/>
-        <w:keepLines/>
-        <w:spacing w:after="0" w:line="240"/>
-      </w:pPr>
-      <w:r>
-        <w:rPr>
-          <w:rFonts w:ascii="Courier New" w:cs="Courier New" w:eastAsia="Courier New" w:hAnsi="Courier New"/>
-          <w:sz w:val="20"/>
-          <w:szCs w:val="20"/>
-        </w:rPr>
-        <w:t xml:space="preserve">.stats--admin .stats__item { padding: 28px; }</w:t>
-      </w:r>
-    </w:p>
-    <w:p>
-      <w:pPr>
-        <w:keepNext w:val="false"/>
-        <w:keepLines/>
-        <w:spacing w:after="0" w:line="240"/>
-      </w:pPr>
-      <w:r>
-        <w:rPr>
-          <w:rFonts w:ascii="Courier New" w:cs="Courier New" w:eastAsia="Courier New" w:hAnsi="Courier New"/>
-          <w:sz w:val="20"/>
-          <w:szCs w:val="20"/>
-        </w:rPr>
-        <w:t xml:space="preserve">.stats--admin strong { font-size: 2.2rem; }</w:t>
+        <w:t xml:space="preserve">.card { display: flex; flex-direction: column; background: var(--surface); border-radius: var(--radius); padding: 12px; transition: transform .3s, box-shadow .3s; }</w:t>
+      </w:r>
+    </w:p>
+    <w:p>
+      <w:pPr>
+        <w:keepNext w:val="false"/>
+        <w:keepLines/>
+        <w:spacing w:after="0" w:line="240"/>
+      </w:pPr>
+      <w:r>
+        <w:rPr>
+          <w:rFonts w:ascii="Courier New" w:cs="Courier New" w:eastAsia="Courier New" w:hAnsi="Courier New"/>
+          <w:sz w:val="20"/>
+          <w:szCs w:val="20"/>
+        </w:rPr>
+        <w:t xml:space="preserve">.card:hover { transform: translateY(-6px); box-shadow: 0 24px 50px rgba(19, 32, 26, .1); }</w:t>
+      </w:r>
+    </w:p>
+    <w:p>
+      <w:pPr>
+        <w:keepNext w:val="false"/>
+        <w:keepLines/>
+        <w:spacing w:after="0" w:line="240"/>
+      </w:pPr>
+      <w:r>
+        <w:rPr>
+          <w:rFonts w:ascii="Courier New" w:cs="Courier New" w:eastAsia="Courier New" w:hAnsi="Courier New"/>
+          <w:sz w:val="20"/>
+          <w:szCs w:val="20"/>
+        </w:rPr>
+        <w:t xml:space="preserve">.card__media { display: block; border-radius: 20px; overflow: hidden; aspect-ratio: 4 / 3; }</w:t>
+      </w:r>
+    </w:p>
+    <w:p>
+      <w:pPr>
+        <w:keepNext w:val="false"/>
+        <w:keepLines/>
+        <w:spacing w:after="0" w:line="240"/>
+      </w:pPr>
+      <w:r>
+        <w:rPr>
+          <w:rFonts w:ascii="Courier New" w:cs="Courier New" w:eastAsia="Courier New" w:hAnsi="Courier New"/>
+          <w:sz w:val="20"/>
+          <w:szCs w:val="20"/>
+        </w:rPr>
+        <w:t xml:space="preserve">.card__media img { width: 100%; height: 100%; object-fit: cover; transition: transform .6s; }</w:t>
+      </w:r>
+    </w:p>
+    <w:p>
+      <w:pPr>
+        <w:keepNext w:val="false"/>
+        <w:keepLines/>
+        <w:spacing w:after="0" w:line="240"/>
+      </w:pPr>
+      <w:r>
+        <w:rPr>
+          <w:rFonts w:ascii="Courier New" w:cs="Courier New" w:eastAsia="Courier New" w:hAnsi="Courier New"/>
+          <w:sz w:val="20"/>
+          <w:szCs w:val="20"/>
+        </w:rPr>
+        <w:t xml:space="preserve">.card:hover .card__media img { transform: scale(1.06); }</w:t>
+      </w:r>
+    </w:p>
+    <w:p>
+      <w:pPr>
+        <w:keepNext w:val="false"/>
+        <w:keepLines/>
+        <w:spacing w:after="0" w:line="240"/>
+      </w:pPr>
+      <w:r>
+        <w:rPr>
+          <w:rFonts w:ascii="Courier New" w:cs="Courier New" w:eastAsia="Courier New" w:hAnsi="Courier New"/>
+          <w:sz w:val="20"/>
+          <w:szCs w:val="20"/>
+        </w:rPr>
+        <w:t xml:space="preserve">.card__body { display: flex; flex-direction: column; flex: 1; padding: 18px 12px 12px; }</w:t>
+      </w:r>
+    </w:p>
+    <w:p>
+      <w:pPr>
+        <w:keepNext w:val="false"/>
+        <w:keepLines/>
+        <w:spacing w:after="0" w:line="240"/>
+      </w:pPr>
+      <w:r>
+        <w:rPr>
+          <w:rFonts w:ascii="Courier New" w:cs="Courier New" w:eastAsia="Courier New" w:hAnsi="Courier New"/>
+          <w:sz w:val="20"/>
+          <w:szCs w:val="20"/>
+        </w:rPr>
+        <w:t xml:space="preserve">.card__body p { color: var(--muted); flex: 1; font-size: .95rem; }</w:t>
+      </w:r>
+    </w:p>
+    <w:p>
+      <w:pPr>
+        <w:keepNext w:val="false"/>
+        <w:keepLines/>
+        <w:spacing w:after="0" w:line="240"/>
+      </w:pPr>
+      <w:r>
+        <w:rPr>
+          <w:rFonts w:ascii="Courier New" w:cs="Courier New" w:eastAsia="Courier New" w:hAnsi="Courier New"/>
+          <w:sz w:val="20"/>
+          <w:szCs w:val="20"/>
+        </w:rPr>
+        <w:t xml:space="preserve">.card__body .link-arrow { align-self: flex-start; background: var(--bg); }</w:t>
+      </w:r>
+    </w:p>
+    <w:p>
+      <w:pPr>
+        <w:keepNext w:val="false"/>
+        <w:keepLines/>
+        <w:spacing w:after="0" w:line="240"/>
+      </w:pPr>
+      <w:r>
+        <w:rPr>
+          <w:rFonts w:ascii="Courier New" w:cs="Courier New" w:eastAsia="Courier New" w:hAnsi="Courier New"/>
+          <w:sz w:val="20"/>
+          <w:szCs w:val="20"/>
+        </w:rPr>
+        <w:t xml:space="preserve">.card__body .link-arrow:hover { background: var(--lime); }</w:t>
+      </w:r>
+    </w:p>
+    <w:p>
+      <w:pPr>
+        <w:keepNext w:val="false"/>
+        <w:keepLines/>
+        <w:spacing w:after="0" w:line="240"/>
+      </w:pPr>
+      <w:r>
+        <w:rPr>
+          <w:rFonts w:ascii="Courier New" w:cs="Courier New" w:eastAsia="Courier New" w:hAnsi="Courier New"/>
+          <w:sz w:val="20"/>
+          <w:szCs w:val="20"/>
+        </w:rPr>
+        <w:t xml:space="preserve">.card__meta { display: flex; justify-content: space-between; align-items: center; gap: 12px; margin-bottom: 14px; font-size: .82rem; }</w:t>
+      </w:r>
+    </w:p>
+    <w:p>
+      <w:pPr>
+        <w:keepNext w:val="false"/>
+        <w:keepLines/>
+        <w:spacing w:after="0" w:line="240"/>
+      </w:pPr>
+      <w:r>
+        <w:rPr>
+          <w:rFonts w:ascii="Courier New" w:cs="Courier New" w:eastAsia="Courier New" w:hAnsi="Courier New"/>
+          <w:sz w:val="20"/>
+          <w:szCs w:val="20"/>
+        </w:rPr>
+        <w:t xml:space="preserve">.card__meta span:first-child { color: var(--muted); }</w:t>
+      </w:r>
+    </w:p>
+    <w:p>
+      <w:pPr>
+        <w:keepNext w:val="false"/>
+        <w:keepLines/>
+        <w:spacing w:after="0" w:line="240"/>
+      </w:pPr>
+      <w:r>
+        <w:rPr>
+          <w:rFonts w:ascii="Courier New" w:cs="Courier New" w:eastAsia="Courier New" w:hAnsi="Courier New"/>
+          <w:sz w:val="20"/>
+          <w:szCs w:val="20"/>
+        </w:rPr>
+        <w:t xml:space="preserve">.card__meta span:last-child { background: var(--lime); padding: 5px 12px; border-radius: 100px; font-weight: 600; }</w:t>
       </w:r>
     </w:p>
     <w:p>
@@ -27727,52 +29077,22 @@
           <w:sz w:val="20"/>
           <w:szCs w:val="20"/>
         </w:rPr>
-        <w:t xml:space="preserve">.features { display: grid; grid-template-columns: repeat(4, 1fr); gap: 32px; }</w:t>
-      </w:r>
-    </w:p>
-    <w:p>
-      <w:pPr>
-        <w:keepNext w:val="false"/>
-        <w:keepLines/>
-        <w:spacing w:after="0" w:line="240"/>
-      </w:pPr>
-      <w:r>
-        <w:rPr>
-          <w:rFonts w:ascii="Courier New" w:cs="Courier New" w:eastAsia="Courier New" w:hAnsi="Courier New"/>
-          <w:sz w:val="20"/>
-          <w:szCs w:val="20"/>
-        </w:rPr>
-        <w:t xml:space="preserve">.feature { border-top: 1px solid var(--ink); padding-top: 20px; }</w:t>
-      </w:r>
-    </w:p>
-    <w:p>
-      <w:pPr>
-        <w:keepNext w:val="false"/>
-        <w:keepLines/>
-        <w:spacing w:after="0" w:line="240"/>
-      </w:pPr>
-      <w:r>
-        <w:rPr>
-          <w:rFonts w:ascii="Courier New" w:cs="Courier New" w:eastAsia="Courier New" w:hAnsi="Courier New"/>
-          <w:sz w:val="20"/>
-          <w:szCs w:val="20"/>
-        </w:rPr>
-        <w:t xml:space="preserve">.feature__num { display: block; font: 500 .85rem var(--font-title); color: var(--muted); margin-bottom: 40px; }</w:t>
-      </w:r>
-    </w:p>
-    <w:p>
-      <w:pPr>
-        <w:keepNext w:val="false"/>
-        <w:keepLines/>
-        <w:spacing w:after="0" w:line="240"/>
-      </w:pPr>
-      <w:r>
-        <w:rPr>
-          <w:rFonts w:ascii="Courier New" w:cs="Courier New" w:eastAsia="Courier New" w:hAnsi="Courier New"/>
-          <w:sz w:val="20"/>
-          <w:szCs w:val="20"/>
-        </w:rPr>
-        <w:t xml:space="preserve">.feature p { color: var(--muted); margin: 0; }</w:t>
+        <w:t xml:space="preserve">.tag { display: inline-block; background: var(--lime); padding: 5px 14px; border-radius: 100px; font-size: .8rem; font-weight: 600; margin-bottom: 14px; }</w:t>
+      </w:r>
+    </w:p>
+    <w:p>
+      <w:pPr>
+        <w:keepNext w:val="false"/>
+        <w:keepLines/>
+        <w:spacing w:after="0" w:line="240"/>
+      </w:pPr>
+      <w:r>
+        <w:rPr>
+          <w:rFonts w:ascii="Courier New" w:cs="Courier New" w:eastAsia="Courier New" w:hAnsi="Courier New"/>
+          <w:sz w:val="20"/>
+          <w:szCs w:val="20"/>
+        </w:rPr>
+        <w:t xml:space="preserve">.price { font-weight: 600; color: var(--forest-2); }</w:t>
       </w:r>
     </w:p>
     <w:p>
@@ -27802,52 +29122,52 @@
           <w:sz w:val="20"/>
           <w:szCs w:val="20"/>
         </w:rPr>
-        <w:t xml:space="preserve">.steps { list-style: none; padding: 0; margin: 0; display: grid; grid-template-columns: repeat(4, 1fr); gap: 32px; counter-reset: step; }</w:t>
-      </w:r>
-    </w:p>
-    <w:p>
-      <w:pPr>
-        <w:keepNext w:val="false"/>
-        <w:keepLines/>
-        <w:spacing w:after="0" w:line="240"/>
-      </w:pPr>
-      <w:r>
-        <w:rPr>
-          <w:rFonts w:ascii="Courier New" w:cs="Courier New" w:eastAsia="Courier New" w:hAnsi="Courier New"/>
-          <w:sz w:val="20"/>
-          <w:szCs w:val="20"/>
-        </w:rPr>
-        <w:t xml:space="preserve">.steps li { counter-increment: step; border-top: 1px solid rgba(255, 255, 255, .25); padding-top: 20px; color: rgba(255, 255, 255, .7); }</w:t>
-      </w:r>
-    </w:p>
-    <w:p>
-      <w:pPr>
-        <w:keepNext w:val="false"/>
-        <w:keepLines/>
-        <w:spacing w:after="0" w:line="240"/>
-      </w:pPr>
-      <w:r>
-        <w:rPr>
-          <w:rFonts w:ascii="Courier New" w:cs="Courier New" w:eastAsia="Courier New" w:hAnsi="Courier New"/>
-          <w:sz w:val="20"/>
-          <w:szCs w:val="20"/>
-        </w:rPr>
-        <w:t xml:space="preserve">.steps li::before { content: counter(step, decimal-leading-zero); display: block; font: 500 3rem/1 var(--font-title); color: var(--accent); margin-bottom: 28px; }</w:t>
-      </w:r>
-    </w:p>
-    <w:p>
-      <w:pPr>
-        <w:keepNext w:val="false"/>
-        <w:keepLines/>
-        <w:spacing w:after="0" w:line="240"/>
-      </w:pPr>
-      <w:r>
-        <w:rPr>
-          <w:rFonts w:ascii="Courier New" w:cs="Courier New" w:eastAsia="Courier New" w:hAnsi="Courier New"/>
-          <w:sz w:val="20"/>
-          <w:szCs w:val="20"/>
-        </w:rPr>
-        <w:t xml:space="preserve">.steps strong { display: block; color: #fff; font-family: var(--font-title); font-weight: 500; margin-bottom: 6px; }</w:t>
+        <w:t xml:space="preserve">.filters { display: flex; flex-wrap: wrap; gap: 8px; margin-bottom: 40px; }</w:t>
+      </w:r>
+    </w:p>
+    <w:p>
+      <w:pPr>
+        <w:keepNext w:val="false"/>
+        <w:keepLines/>
+        <w:spacing w:after="0" w:line="240"/>
+      </w:pPr>
+      <w:r>
+        <w:rPr>
+          <w:rFonts w:ascii="Courier New" w:cs="Courier New" w:eastAsia="Courier New" w:hAnsi="Courier New"/>
+          <w:sz w:val="20"/>
+          <w:szCs w:val="20"/>
+        </w:rPr>
+        <w:t xml:space="preserve">.filters a { padding: 10px 22px; border-radius: 100px; background: var(--surface); text-decoration: none; font-weight: 500; font-size: .92rem; transition: background .2s; }</w:t>
+      </w:r>
+    </w:p>
+    <w:p>
+      <w:pPr>
+        <w:keepNext w:val="false"/>
+        <w:keepLines/>
+        <w:spacing w:after="0" w:line="240"/>
+      </w:pPr>
+      <w:r>
+        <w:rPr>
+          <w:rFonts w:ascii="Courier New" w:cs="Courier New" w:eastAsia="Courier New" w:hAnsi="Courier New"/>
+          <w:sz w:val="20"/>
+          <w:szCs w:val="20"/>
+        </w:rPr>
+        <w:t xml:space="preserve">.filters a:hover { background: var(--lime); }</w:t>
+      </w:r>
+    </w:p>
+    <w:p>
+      <w:pPr>
+        <w:keepNext w:val="false"/>
+        <w:keepLines/>
+        <w:spacing w:after="0" w:line="240"/>
+      </w:pPr>
+      <w:r>
+        <w:rPr>
+          <w:rFonts w:ascii="Courier New" w:cs="Courier New" w:eastAsia="Courier New" w:hAnsi="Courier New"/>
+          <w:sz w:val="20"/>
+          <w:szCs w:val="20"/>
+        </w:rPr>
+        <w:t xml:space="preserve">.filters a.active { background: var(--forest); color: #fff; }</w:t>
       </w:r>
     </w:p>
     <w:p>
@@ -27877,67 +29197,37 @@
           <w:sz w:val="20"/>
           <w:szCs w:val="20"/>
         </w:rPr>
-        <w:t xml:space="preserve">.cta { margin: 0 auto 88px; padding: clamp(32px, 6vw, 80px); background: var(--accent); border-radius: var(--radius); }</w:t>
-      </w:r>
-    </w:p>
-    <w:p>
-      <w:pPr>
-        <w:keepNext w:val="false"/>
-        <w:keepLines/>
-        <w:spacing w:after="0" w:line="240"/>
-      </w:pPr>
-      <w:r>
-        <w:rPr>
-          <w:rFonts w:ascii="Courier New" w:cs="Courier New" w:eastAsia="Courier New" w:hAnsi="Courier New"/>
-          <w:sz w:val="20"/>
-          <w:szCs w:val="20"/>
-        </w:rPr>
-        <w:t xml:space="preserve">.cta h2 { max-width: 22ch; margin-bottom: 36px; }</w:t>
-      </w:r>
-    </w:p>
-    <w:p>
-      <w:pPr>
-        <w:keepNext w:val="false"/>
-        <w:keepLines/>
-        <w:spacing w:after="0" w:line="240"/>
-      </w:pPr>
-      <w:r>
-        <w:rPr>
-          <w:rFonts w:ascii="Courier New" w:cs="Courier New" w:eastAsia="Courier New" w:hAnsi="Courier New"/>
-          <w:sz w:val="20"/>
-          <w:szCs w:val="20"/>
-        </w:rPr>
-        <w:t xml:space="preserve">.cta .eyebrow { color: var(--ink); }</w:t>
-      </w:r>
-    </w:p>
-    <w:p>
-      <w:pPr>
-        <w:keepNext w:val="false"/>
-        <w:keepLines/>
-        <w:spacing w:after="0" w:line="240"/>
-      </w:pPr>
-      <w:r>
-        <w:rPr>
-          <w:rFonts w:ascii="Courier New" w:cs="Courier New" w:eastAsia="Courier New" w:hAnsi="Courier New"/>
-          <w:sz w:val="20"/>
-          <w:szCs w:val="20"/>
-        </w:rPr>
-        <w:t xml:space="preserve">.cta .eyebrow::before { background: var(--ink); }</w:t>
-      </w:r>
-    </w:p>
-    <w:p>
-      <w:pPr>
-        <w:keepNext w:val="false"/>
-        <w:keepLines/>
-        <w:spacing w:after="0" w:line="240"/>
-      </w:pPr>
-      <w:r>
-        <w:rPr>
-          <w:rFonts w:ascii="Courier New" w:cs="Courier New" w:eastAsia="Courier New" w:hAnsi="Courier New"/>
-          <w:sz w:val="20"/>
-          <w:szCs w:val="20"/>
-        </w:rPr>
-        <w:t xml:space="preserve">.cta .btn--accent { background: var(--ink); border-color: var(--ink); color: var(--accent); }</w:t>
+        <w:t xml:space="preserve">.gallery { display: grid; grid-template-columns: 1.6fr 1fr; gap: 16px; }</w:t>
+      </w:r>
+    </w:p>
+    <w:p>
+      <w:pPr>
+        <w:keepNext w:val="false"/>
+        <w:keepLines/>
+        <w:spacing w:after="0" w:line="240"/>
+      </w:pPr>
+      <w:r>
+        <w:rPr>
+          <w:rFonts w:ascii="Courier New" w:cs="Courier New" w:eastAsia="Courier New" w:hAnsi="Courier New"/>
+          <w:sz w:val="20"/>
+          <w:szCs w:val="20"/>
+        </w:rPr>
+        <w:t xml:space="preserve">.gallery .project:first-child { grid-row: span 2; }</w:t>
+      </w:r>
+    </w:p>
+    <w:p>
+      <w:pPr>
+        <w:keepNext w:val="false"/>
+        <w:keepLines/>
+        <w:spacing w:after="0" w:line="240"/>
+      </w:pPr>
+      <w:r>
+        <w:rPr>
+          <w:rFonts w:ascii="Courier New" w:cs="Courier New" w:eastAsia="Courier New" w:hAnsi="Courier New"/>
+          <w:sz w:val="20"/>
+          <w:szCs w:val="20"/>
+        </w:rPr>
+        <w:t xml:space="preserve">.gallery .project:first-child .project__media { aspect-ratio: auto; height: 100%; min-height: 420px; }</w:t>
       </w:r>
     </w:p>
     <w:p>
@@ -27967,7 +29257,97 @@
           <w:sz w:val="20"/>
           <w:szCs w:val="20"/>
         </w:rPr>
-        <w:t xml:space="preserve">.grid { display: grid; grid-template-columns: repeat(auto-fill, minmax(320px, 1fr)); gap: 48px 28px; }</w:t>
+        <w:t xml:space="preserve">.project { margin: 0; cursor: pointer; position: relative; display: flex; flex-direction: column; }</w:t>
+      </w:r>
+    </w:p>
+    <w:p>
+      <w:pPr>
+        <w:keepNext w:val="false"/>
+        <w:keepLines/>
+        <w:spacing w:after="0" w:line="240"/>
+      </w:pPr>
+      <w:r>
+        <w:rPr>
+          <w:rFonts w:ascii="Courier New" w:cs="Courier New" w:eastAsia="Courier New" w:hAnsi="Courier New"/>
+          <w:sz w:val="20"/>
+          <w:szCs w:val="20"/>
+        </w:rPr>
+        <w:t xml:space="preserve">.project__media { border-radius: var(--radius); overflow: hidden; aspect-ratio: 4 / 3; flex: 1; }</w:t>
+      </w:r>
+    </w:p>
+    <w:p>
+      <w:pPr>
+        <w:keepNext w:val="false"/>
+        <w:keepLines/>
+        <w:spacing w:after="0" w:line="240"/>
+      </w:pPr>
+      <w:r>
+        <w:rPr>
+          <w:rFonts w:ascii="Courier New" w:cs="Courier New" w:eastAsia="Courier New" w:hAnsi="Courier New"/>
+          <w:sz w:val="20"/>
+          <w:szCs w:val="20"/>
+        </w:rPr>
+        <w:t xml:space="preserve">.project__media img { width: 100%; height: 100%; object-fit: cover; transition: transform .6s; }</w:t>
+      </w:r>
+    </w:p>
+    <w:p>
+      <w:pPr>
+        <w:keepNext w:val="false"/>
+        <w:keepLines/>
+        <w:spacing w:after="0" w:line="240"/>
+      </w:pPr>
+      <w:r>
+        <w:rPr>
+          <w:rFonts w:ascii="Courier New" w:cs="Courier New" w:eastAsia="Courier New" w:hAnsi="Courier New"/>
+          <w:sz w:val="20"/>
+          <w:szCs w:val="20"/>
+        </w:rPr>
+        <w:t xml:space="preserve">.project:hover .project__media img { transform: scale(1.06); }</w:t>
+      </w:r>
+    </w:p>
+    <w:p>
+      <w:pPr>
+        <w:keepNext w:val="false"/>
+        <w:keepLines/>
+        <w:spacing w:after="0" w:line="240"/>
+      </w:pPr>
+      <w:r>
+        <w:rPr>
+          <w:rFonts w:ascii="Courier New" w:cs="Courier New" w:eastAsia="Courier New" w:hAnsi="Courier New"/>
+          <w:sz w:val="20"/>
+          <w:szCs w:val="20"/>
+        </w:rPr>
+        <w:t xml:space="preserve">.project figcaption { position: absolute; left: 14px; bottom: 14px; right: 14px; background: rgba(255, 255, 255, .92); backdrop-filter: blur(8px); border-radius: 18px; padding: 12px 16px; }</w:t>
+      </w:r>
+    </w:p>
+    <w:p>
+      <w:pPr>
+        <w:keepNext w:val="false"/>
+        <w:keepLines/>
+        <w:spacing w:after="0" w:line="240"/>
+      </w:pPr>
+      <w:r>
+        <w:rPr>
+          <w:rFonts w:ascii="Courier New" w:cs="Courier New" w:eastAsia="Courier New" w:hAnsi="Courier New"/>
+          <w:sz w:val="20"/>
+          <w:szCs w:val="20"/>
+        </w:rPr>
+        <w:t xml:space="preserve">.project figcaption strong { display: block; font: 500 1rem var(--font-title); letter-spacing: -0.01em; }</w:t>
+      </w:r>
+    </w:p>
+    <w:p>
+      <w:pPr>
+        <w:keepNext w:val="false"/>
+        <w:keepLines/>
+        <w:spacing w:after="0" w:line="240"/>
+      </w:pPr>
+      <w:r>
+        <w:rPr>
+          <w:rFonts w:ascii="Courier New" w:cs="Courier New" w:eastAsia="Courier New" w:hAnsi="Courier New"/>
+          <w:sz w:val="20"/>
+          <w:szCs w:val="20"/>
+        </w:rPr>
+        <w:t xml:space="preserve">.project figcaption span { color: var(--muted); font-size: .85rem; }</w:t>
       </w:r>
     </w:p>
     <w:p>
@@ -27997,127 +29377,112 @@
           <w:sz w:val="20"/>
           <w:szCs w:val="20"/>
         </w:rPr>
-        <w:t xml:space="preserve">.card { display: flex; flex-direction: column; }</w:t>
-      </w:r>
-    </w:p>
-    <w:p>
-      <w:pPr>
-        <w:keepNext w:val="false"/>
-        <w:keepLines/>
-        <w:spacing w:after="0" w:line="240"/>
-      </w:pPr>
-      <w:r>
-        <w:rPr>
-          <w:rFonts w:ascii="Courier New" w:cs="Courier New" w:eastAsia="Courier New" w:hAnsi="Courier New"/>
-          <w:sz w:val="20"/>
-          <w:szCs w:val="20"/>
-        </w:rPr>
-        <w:t xml:space="preserve">.card__media { display: block; border-radius: var(--radius); overflow: hidden; aspect-ratio: 4 / 3; margin-bottom: 20px; }</w:t>
-      </w:r>
-    </w:p>
-    <w:p>
-      <w:pPr>
-        <w:keepNext w:val="false"/>
-        <w:keepLines/>
-        <w:spacing w:after="0" w:line="240"/>
-      </w:pPr>
-      <w:r>
-        <w:rPr>
-          <w:rFonts w:ascii="Courier New" w:cs="Courier New" w:eastAsia="Courier New" w:hAnsi="Courier New"/>
-          <w:sz w:val="20"/>
-          <w:szCs w:val="20"/>
-        </w:rPr>
-        <w:t xml:space="preserve">.card__media img { width: 100%; height: 100%; object-fit: cover; transition: transform .6s; }</w:t>
-      </w:r>
-    </w:p>
-    <w:p>
-      <w:pPr>
-        <w:keepNext w:val="false"/>
-        <w:keepLines/>
-        <w:spacing w:after="0" w:line="240"/>
-      </w:pPr>
-      <w:r>
-        <w:rPr>
-          <w:rFonts w:ascii="Courier New" w:cs="Courier New" w:eastAsia="Courier New" w:hAnsi="Courier New"/>
-          <w:sz w:val="20"/>
-          <w:szCs w:val="20"/>
-        </w:rPr>
-        <w:t xml:space="preserve">.card:hover .card__media img { transform: scale(1.04); }</w:t>
-      </w:r>
-    </w:p>
-    <w:p>
-      <w:pPr>
-        <w:keepNext w:val="false"/>
-        <w:keepLines/>
-        <w:spacing w:after="0" w:line="240"/>
-      </w:pPr>
-      <w:r>
-        <w:rPr>
-          <w:rFonts w:ascii="Courier New" w:cs="Courier New" w:eastAsia="Courier New" w:hAnsi="Courier New"/>
-          <w:sz w:val="20"/>
-          <w:szCs w:val="20"/>
-        </w:rPr>
-        <w:t xml:space="preserve">.card__body { display: flex; flex-direction: column; flex: 1; }</w:t>
-      </w:r>
-    </w:p>
-    <w:p>
-      <w:pPr>
-        <w:keepNext w:val="false"/>
-        <w:keepLines/>
-        <w:spacing w:after="0" w:line="240"/>
-      </w:pPr>
-      <w:r>
-        <w:rPr>
-          <w:rFonts w:ascii="Courier New" w:cs="Courier New" w:eastAsia="Courier New" w:hAnsi="Courier New"/>
-          <w:sz w:val="20"/>
-          <w:szCs w:val="20"/>
-        </w:rPr>
-        <w:t xml:space="preserve">.card__body p { color: var(--muted); flex: 1; }</w:t>
-      </w:r>
-    </w:p>
-    <w:p>
-      <w:pPr>
-        <w:keepNext w:val="false"/>
-        <w:keepLines/>
-        <w:spacing w:after="0" w:line="240"/>
-      </w:pPr>
-      <w:r>
-        <w:rPr>
-          <w:rFonts w:ascii="Courier New" w:cs="Courier New" w:eastAsia="Courier New" w:hAnsi="Courier New"/>
-          <w:sz w:val="20"/>
-          <w:szCs w:val="20"/>
-        </w:rPr>
-        <w:t xml:space="preserve">.card__body .link-arrow { align-self: flex-start; }</w:t>
-      </w:r>
-    </w:p>
-    <w:p>
-      <w:pPr>
-        <w:keepNext w:val="false"/>
-        <w:keepLines/>
-        <w:spacing w:after="0" w:line="240"/>
-      </w:pPr>
-      <w:r>
-        <w:rPr>
-          <w:rFonts w:ascii="Courier New" w:cs="Courier New" w:eastAsia="Courier New" w:hAnsi="Courier New"/>
-          <w:sz w:val="20"/>
-          <w:szCs w:val="20"/>
-        </w:rPr>
-        <w:t xml:space="preserve">.card__meta { display: flex; justify-content: space-between; gap: 12px; font-size: .85rem; color: var(--muted); border-bottom: 1px solid var(--line); padding-bottom: 12px; margin-bottom: 16px; }</w:t>
-      </w:r>
-    </w:p>
-    <w:p>
-      <w:pPr>
-        <w:keepNext w:val="false"/>
-        <w:keepLines/>
-        <w:spacing w:after="0" w:line="240"/>
-      </w:pPr>
-      <w:r>
-        <w:rPr>
-          <w:rFonts w:ascii="Courier New" w:cs="Courier New" w:eastAsia="Courier New" w:hAnsi="Courier New"/>
-          <w:sz w:val="20"/>
-          <w:szCs w:val="20"/>
-        </w:rPr>
-        <w:t xml:space="preserve">.card__meta span:last-child { color: var(--ink); font-weight: 500; }</w:t>
+        <w:t xml:space="preserve">.lightbox { display: none; position: fixed; inset: 0; z-index: 30; background: rgba(19, 32, 26, .75); align-items: center; justify-content: center; padding: 16px; }</w:t>
+      </w:r>
+    </w:p>
+    <w:p>
+      <w:pPr>
+        <w:keepNext w:val="false"/>
+        <w:keepLines/>
+        <w:spacing w:after="0" w:line="240"/>
+      </w:pPr>
+      <w:r>
+        <w:rPr>
+          <w:rFonts w:ascii="Courier New" w:cs="Courier New" w:eastAsia="Courier New" w:hAnsi="Courier New"/>
+          <w:sz w:val="20"/>
+          <w:szCs w:val="20"/>
+        </w:rPr>
+        <w:t xml:space="preserve">.lightbox.open { display: flex; }</w:t>
+      </w:r>
+    </w:p>
+    <w:p>
+      <w:pPr>
+        <w:keepNext w:val="false"/>
+        <w:keepLines/>
+        <w:spacing w:after="0" w:line="240"/>
+      </w:pPr>
+      <w:r>
+        <w:rPr>
+          <w:rFonts w:ascii="Courier New" w:cs="Courier New" w:eastAsia="Courier New" w:hAnsi="Courier New"/>
+          <w:sz w:val="20"/>
+          <w:szCs w:val="20"/>
+        </w:rPr>
+        <w:t xml:space="preserve">.lightbox__box { background: var(--surface); border-radius: var(--radius); max-width: 880px; width: 100%; padding: 12px 12px 16px; position: relative; overflow: hidden; }</w:t>
+      </w:r>
+    </w:p>
+    <w:p>
+      <w:pPr>
+        <w:keepNext w:val="false"/>
+        <w:keepLines/>
+        <w:spacing w:after="0" w:line="240"/>
+      </w:pPr>
+      <w:r>
+        <w:rPr>
+          <w:rFonts w:ascii="Courier New" w:cs="Courier New" w:eastAsia="Courier New" w:hAnsi="Courier New"/>
+          <w:sz w:val="20"/>
+          <w:szCs w:val="20"/>
+        </w:rPr>
+        <w:t xml:space="preserve">.lightbox__box img { width: 100%; max-height: 60vh; object-fit: cover; border-radius: 20px; }</w:t>
+      </w:r>
+    </w:p>
+    <w:p>
+      <w:pPr>
+        <w:keepNext w:val="false"/>
+        <w:keepLines/>
+        <w:spacing w:after="0" w:line="240"/>
+      </w:pPr>
+      <w:r>
+        <w:rPr>
+          <w:rFonts w:ascii="Courier New" w:cs="Courier New" w:eastAsia="Courier New" w:hAnsi="Courier New"/>
+          <w:sz w:val="20"/>
+          <w:szCs w:val="20"/>
+        </w:rPr>
+        <w:t xml:space="preserve">.lightbox__box h3, .lightbox__box p { padding: 0 16px; }</w:t>
+      </w:r>
+    </w:p>
+    <w:p>
+      <w:pPr>
+        <w:keepNext w:val="false"/>
+        <w:keepLines/>
+        <w:spacing w:after="0" w:line="240"/>
+      </w:pPr>
+      <w:r>
+        <w:rPr>
+          <w:rFonts w:ascii="Courier New" w:cs="Courier New" w:eastAsia="Courier New" w:hAnsi="Courier New"/>
+          <w:sz w:val="20"/>
+          <w:szCs w:val="20"/>
+        </w:rPr>
+        <w:t xml:space="preserve">.lightbox__box h3 { margin: 22px 0 8px; font-size: 1.4rem; }</w:t>
+      </w:r>
+    </w:p>
+    <w:p>
+      <w:pPr>
+        <w:keepNext w:val="false"/>
+        <w:keepLines/>
+        <w:spacing w:after="0" w:line="240"/>
+      </w:pPr>
+      <w:r>
+        <w:rPr>
+          <w:rFonts w:ascii="Courier New" w:cs="Courier New" w:eastAsia="Courier New" w:hAnsi="Courier New"/>
+          <w:sz w:val="20"/>
+          <w:szCs w:val="20"/>
+        </w:rPr>
+        <w:t xml:space="preserve">.lightbox__box p { color: var(--muted); }</w:t>
+      </w:r>
+    </w:p>
+    <w:p>
+      <w:pPr>
+        <w:keepNext w:val="false"/>
+        <w:keepLines/>
+        <w:spacing w:after="0" w:line="240"/>
+      </w:pPr>
+      <w:r>
+        <w:rPr>
+          <w:rFonts w:ascii="Courier New" w:cs="Courier New" w:eastAsia="Courier New" w:hAnsi="Courier New"/>
+          <w:sz w:val="20"/>
+          <w:szCs w:val="20"/>
+        </w:rPr>
+        <w:t xml:space="preserve">.lightbox__close { position: absolute; top: 24px; right: 24px; width: 44px; height: 44px; border: 0; border-radius: 50%; background: var(--lime); font-size: 1.4rem; cursor: pointer; }</w:t>
       </w:r>
     </w:p>
     <w:p>
@@ -28147,22 +29512,202 @@
           <w:sz w:val="20"/>
           <w:szCs w:val="20"/>
         </w:rPr>
-        <w:t xml:space="preserve">.tag { display: inline-block; font-size: .78rem; font-weight: 600; letter-spacing: .1em; text-transform: uppercase; color: var(--muted); margin-bottom: 12px; }</w:t>
-      </w:r>
-    </w:p>
-    <w:p>
-      <w:pPr>
-        <w:keepNext w:val="false"/>
-        <w:keepLines/>
-        <w:spacing w:after="0" w:line="240"/>
-      </w:pPr>
-      <w:r>
-        <w:rPr>
-          <w:rFonts w:ascii="Courier New" w:cs="Courier New" w:eastAsia="Courier New" w:hAnsi="Courier New"/>
-          <w:sz w:val="20"/>
-          <w:szCs w:val="20"/>
-        </w:rPr>
-        <w:t xml:space="preserve">.price { font-weight: 600; }</w:t>
+        <w:t xml:space="preserve">.form { background: var(--surface); padding: 36px; border-radius: var(--radius); align-self: start; }</w:t>
+      </w:r>
+    </w:p>
+    <w:p>
+      <w:pPr>
+        <w:keepNext w:val="false"/>
+        <w:keepLines/>
+        <w:spacing w:after="0" w:line="240"/>
+      </w:pPr>
+      <w:r>
+        <w:rPr>
+          <w:rFonts w:ascii="Courier New" w:cs="Courier New" w:eastAsia="Courier New" w:hAnsi="Courier New"/>
+          <w:sz w:val="20"/>
+          <w:szCs w:val="20"/>
+        </w:rPr>
+        <w:t xml:space="preserve">.form h1, .form h2 { font-size: 1.6rem; }</w:t>
+      </w:r>
+    </w:p>
+    <w:p>
+      <w:pPr>
+        <w:keepNext w:val="false"/>
+        <w:keepLines/>
+        <w:spacing w:after="0" w:line="240"/>
+      </w:pPr>
+      <w:r>
+        <w:rPr>
+          <w:rFonts w:ascii="Courier New" w:cs="Courier New" w:eastAsia="Courier New" w:hAnsi="Courier New"/>
+          <w:sz w:val="20"/>
+          <w:szCs w:val="20"/>
+        </w:rPr>
+        <w:t xml:space="preserve">.form label { display: block; margin-bottom: 18px; font-size: .88rem; font-weight: 500; color: var(--muted); }</w:t>
+      </w:r>
+    </w:p>
+    <w:p>
+      <w:pPr>
+        <w:keepNext w:val="false"/>
+        <w:keepLines/>
+        <w:spacing w:after="0" w:line="240"/>
+      </w:pPr>
+      <w:r>
+        <w:rPr>
+          <w:rFonts w:ascii="Courier New" w:cs="Courier New" w:eastAsia="Courier New" w:hAnsi="Courier New"/>
+          <w:sz w:val="20"/>
+          <w:szCs w:val="20"/>
+        </w:rPr>
+        <w:t xml:space="preserve">.form input, .form textarea, .form select {</w:t>
+      </w:r>
+    </w:p>
+    <w:p>
+      <w:pPr>
+        <w:keepNext w:val="false"/>
+        <w:keepLines/>
+        <w:spacing w:after="0" w:line="240"/>
+      </w:pPr>
+      <w:r>
+        <w:rPr>
+          <w:rFonts w:ascii="Courier New" w:cs="Courier New" w:eastAsia="Courier New" w:hAnsi="Courier New"/>
+          <w:sz w:val="20"/>
+          <w:szCs w:val="20"/>
+        </w:rPr>
+        <w:t xml:space="preserve">    display: block; width: 100%; margin-top: 8px; padding: 14px 18px;</w:t>
+      </w:r>
+    </w:p>
+    <w:p>
+      <w:pPr>
+        <w:keepNext w:val="false"/>
+        <w:keepLines/>
+        <w:spacing w:after="0" w:line="240"/>
+      </w:pPr>
+      <w:r>
+        <w:rPr>
+          <w:rFonts w:ascii="Courier New" w:cs="Courier New" w:eastAsia="Courier New" w:hAnsi="Courier New"/>
+          <w:sz w:val="20"/>
+          <w:szCs w:val="20"/>
+        </w:rPr>
+        <w:t xml:space="preserve">    border: 2px solid transparent; border-radius: 16px;</w:t>
+      </w:r>
+    </w:p>
+    <w:p>
+      <w:pPr>
+        <w:keepNext w:val="false"/>
+        <w:keepLines/>
+        <w:spacing w:after="0" w:line="240"/>
+      </w:pPr>
+      <w:r>
+        <w:rPr>
+          <w:rFonts w:ascii="Courier New" w:cs="Courier New" w:eastAsia="Courier New" w:hAnsi="Courier New"/>
+          <w:sz w:val="20"/>
+          <w:szCs w:val="20"/>
+        </w:rPr>
+        <w:t xml:space="preserve">    font: 1rem var(--font-text); color: var(--ink); background: var(--bg);</w:t>
+      </w:r>
+    </w:p>
+    <w:p>
+      <w:pPr>
+        <w:keepNext w:val="false"/>
+        <w:keepLines/>
+        <w:spacing w:after="0" w:line="240"/>
+      </w:pPr>
+      <w:r>
+        <w:rPr>
+          <w:rFonts w:ascii="Courier New" w:cs="Courier New" w:eastAsia="Courier New" w:hAnsi="Courier New"/>
+          <w:sz w:val="20"/>
+          <w:szCs w:val="20"/>
+        </w:rPr>
+        <w:t xml:space="preserve">    transition: border-color .2s, background .2s;</w:t>
+      </w:r>
+    </w:p>
+    <w:p>
+      <w:pPr>
+        <w:keepNext w:val="false"/>
+        <w:keepLines/>
+        <w:spacing w:after="0" w:line="240"/>
+      </w:pPr>
+      <w:r>
+        <w:rPr>
+          <w:rFonts w:ascii="Courier New" w:cs="Courier New" w:eastAsia="Courier New" w:hAnsi="Courier New"/>
+          <w:sz w:val="20"/>
+          <w:szCs w:val="20"/>
+        </w:rPr>
+        <w:t xml:space="preserve">}</w:t>
+      </w:r>
+    </w:p>
+    <w:p>
+      <w:pPr>
+        <w:keepNext w:val="false"/>
+        <w:keepLines/>
+        <w:spacing w:after="0" w:line="240"/>
+      </w:pPr>
+      <w:r>
+        <w:rPr>
+          <w:rFonts w:ascii="Courier New" w:cs="Courier New" w:eastAsia="Courier New" w:hAnsi="Courier New"/>
+          <w:sz w:val="20"/>
+          <w:szCs w:val="20"/>
+        </w:rPr>
+        <w:t xml:space="preserve">.form input:focus, .form textarea:focus, .form select:focus { outline: none; border-color: var(--forest); background: var(--surface); }</w:t>
+      </w:r>
+    </w:p>
+    <w:p>
+      <w:pPr>
+        <w:keepNext w:val="false"/>
+        <w:keepLines/>
+        <w:spacing w:after="0" w:line="240"/>
+      </w:pPr>
+      <w:r>
+        <w:rPr>
+          <w:rFonts w:ascii="Courier New" w:cs="Courier New" w:eastAsia="Courier New" w:hAnsi="Courier New"/>
+          <w:sz w:val="20"/>
+          <w:szCs w:val="20"/>
+        </w:rPr>
+        <w:t xml:space="preserve">.form__row { display: grid; grid-template-columns: 1fr 1fr; gap: 16px; }</w:t>
+      </w:r>
+    </w:p>
+    <w:p>
+      <w:pPr>
+        <w:keepNext w:val="false"/>
+        <w:keepLines/>
+        <w:spacing w:after="0" w:line="240"/>
+      </w:pPr>
+      <w:r>
+        <w:rPr>
+          <w:rFonts w:ascii="Courier New" w:cs="Courier New" w:eastAsia="Courier New" w:hAnsi="Courier New"/>
+          <w:sz w:val="20"/>
+          <w:szCs w:val="20"/>
+        </w:rPr>
+        <w:t xml:space="preserve">.form__error { background: #fde4e1; color: var(--danger); padding: 12px 16px; border-radius: 14px; }</w:t>
+      </w:r>
+    </w:p>
+    <w:p>
+      <w:pPr>
+        <w:keepNext w:val="false"/>
+        <w:keepLines/>
+        <w:spacing w:after="0" w:line="240"/>
+      </w:pPr>
+      <w:r>
+        <w:rPr>
+          <w:rFonts w:ascii="Courier New" w:cs="Courier New" w:eastAsia="Courier New" w:hAnsi="Courier New"/>
+          <w:sz w:val="20"/>
+          <w:szCs w:val="20"/>
+        </w:rPr>
+        <w:t xml:space="preserve">.form__hint { color: var(--muted); margin: 16px 0 0; font-size: .92rem; }</w:t>
+      </w:r>
+    </w:p>
+    <w:p>
+      <w:pPr>
+        <w:keepNext w:val="false"/>
+        <w:keepLines/>
+        <w:spacing w:after="0" w:line="240"/>
+      </w:pPr>
+      <w:r>
+        <w:rPr>
+          <w:rFonts w:ascii="Courier New" w:cs="Courier New" w:eastAsia="Courier New" w:hAnsi="Courier New"/>
+          <w:sz w:val="20"/>
+          <w:szCs w:val="20"/>
+        </w:rPr>
+        <w:t xml:space="preserve">.form .btn { margin: 4px 8px 0 0; }</w:t>
       </w:r>
     </w:p>
     <w:p>
@@ -28192,52 +29737,67 @@
           <w:sz w:val="20"/>
           <w:szCs w:val="20"/>
         </w:rPr>
-        <w:t xml:space="preserve">.filters { display: flex; flex-wrap: wrap; gap: 8px; margin-bottom: 48px; }</w:t>
-      </w:r>
-    </w:p>
-    <w:p>
-      <w:pPr>
-        <w:keepNext w:val="false"/>
-        <w:keepLines/>
-        <w:spacing w:after="0" w:line="240"/>
-      </w:pPr>
-      <w:r>
-        <w:rPr>
-          <w:rFonts w:ascii="Courier New" w:cs="Courier New" w:eastAsia="Courier New" w:hAnsi="Courier New"/>
-          <w:sz w:val="20"/>
-          <w:szCs w:val="20"/>
-        </w:rPr>
-        <w:t xml:space="preserve">.filters a { padding: 9px 20px; border: 1px solid var(--line); border-radius: 100px; text-decoration: none; font-size: .92rem; transition: border-color .2s, background .2s; }</w:t>
-      </w:r>
-    </w:p>
-    <w:p>
-      <w:pPr>
-        <w:keepNext w:val="false"/>
-        <w:keepLines/>
-        <w:spacing w:after="0" w:line="240"/>
-      </w:pPr>
-      <w:r>
-        <w:rPr>
-          <w:rFonts w:ascii="Courier New" w:cs="Courier New" w:eastAsia="Courier New" w:hAnsi="Courier New"/>
-          <w:sz w:val="20"/>
-          <w:szCs w:val="20"/>
-        </w:rPr>
-        <w:t xml:space="preserve">.filters a:hover { border-color: var(--ink); }</w:t>
-      </w:r>
-    </w:p>
-    <w:p>
-      <w:pPr>
-        <w:keepNext w:val="false"/>
-        <w:keepLines/>
-        <w:spacing w:after="0" w:line="240"/>
-      </w:pPr>
-      <w:r>
-        <w:rPr>
-          <w:rFonts w:ascii="Courier New" w:cs="Courier New" w:eastAsia="Courier New" w:hAnsi="Courier New"/>
-          <w:sz w:val="20"/>
-          <w:szCs w:val="20"/>
-        </w:rPr>
-        <w:t xml:space="preserve">.filters a.active { background: var(--ink); border-color: var(--ink); color: var(--bg); }</w:t>
+        <w:t xml:space="preserve">.two-columns { display: grid; grid-template-columns: 1fr 1fr; gap: 24px; }</w:t>
+      </w:r>
+    </w:p>
+    <w:p>
+      <w:pPr>
+        <w:keepNext w:val="false"/>
+        <w:keepLines/>
+        <w:spacing w:after="0" w:line="240"/>
+      </w:pPr>
+      <w:r>
+        <w:rPr>
+          <w:rFonts w:ascii="Courier New" w:cs="Courier New" w:eastAsia="Courier New" w:hAnsi="Courier New"/>
+          <w:sz w:val="20"/>
+          <w:szCs w:val="20"/>
+        </w:rPr>
+        <w:t xml:space="preserve">.auth { max-width: 500px; }</w:t>
+      </w:r>
+    </w:p>
+    <w:p>
+      <w:pPr>
+        <w:keepNext w:val="false"/>
+        <w:keepLines/>
+        <w:spacing w:after="0" w:line="240"/>
+      </w:pPr>
+      <w:r>
+        <w:rPr>
+          <w:rFonts w:ascii="Courier New" w:cs="Courier New" w:eastAsia="Courier New" w:hAnsi="Courier New"/>
+          <w:sz w:val="20"/>
+          <w:szCs w:val="20"/>
+        </w:rPr>
+        <w:t xml:space="preserve">.order__img { border-radius: var(--radius); aspect-ratio: 16 / 10; width: 100%; object-fit: cover; margin-bottom: 28px; }</w:t>
+      </w:r>
+    </w:p>
+    <w:p>
+      <w:pPr>
+        <w:keepNext w:val="false"/>
+        <w:keepLines/>
+        <w:spacing w:after="0" w:line="240"/>
+      </w:pPr>
+      <w:r>
+        <w:rPr>
+          <w:rFonts w:ascii="Courier New" w:cs="Courier New" w:eastAsia="Courier New" w:hAnsi="Courier New"/>
+          <w:sz w:val="20"/>
+          <w:szCs w:val="20"/>
+        </w:rPr>
+        <w:t xml:space="preserve">.total { color: var(--muted); background: var(--bg); border-radius: 18px; padding: 16px 20px; }</w:t>
+      </w:r>
+    </w:p>
+    <w:p>
+      <w:pPr>
+        <w:keepNext w:val="false"/>
+        <w:keepLines/>
+        <w:spacing w:after="0" w:line="240"/>
+      </w:pPr>
+      <w:r>
+        <w:rPr>
+          <w:rFonts w:ascii="Courier New" w:cs="Courier New" w:eastAsia="Courier New" w:hAnsi="Courier New"/>
+          <w:sz w:val="20"/>
+          <w:szCs w:val="20"/>
+        </w:rPr>
+        <w:t xml:space="preserve">.total strong { display: block; color: var(--forest); font: 500 1.9rem var(--font-title); margin-top: 4px; }</w:t>
       </w:r>
     </w:p>
     <w:p>
@@ -28267,82 +29827,82 @@
           <w:sz w:val="20"/>
           <w:szCs w:val="20"/>
         </w:rPr>
-        <w:t xml:space="preserve">.project { margin: 0; cursor: pointer; }</w:t>
-      </w:r>
-    </w:p>
-    <w:p>
-      <w:pPr>
-        <w:keepNext w:val="false"/>
-        <w:keepLines/>
-        <w:spacing w:after="0" w:line="240"/>
-      </w:pPr>
-      <w:r>
-        <w:rPr>
-          <w:rFonts w:ascii="Courier New" w:cs="Courier New" w:eastAsia="Courier New" w:hAnsi="Courier New"/>
-          <w:sz w:val="20"/>
-          <w:szCs w:val="20"/>
-        </w:rPr>
-        <w:t xml:space="preserve">.project__media { border-radius: var(--radius); overflow: hidden; aspect-ratio: 4 / 3; margin-bottom: 16px; }</w:t>
-      </w:r>
-    </w:p>
-    <w:p>
-      <w:pPr>
-        <w:keepNext w:val="false"/>
-        <w:keepLines/>
-        <w:spacing w:after="0" w:line="240"/>
-      </w:pPr>
-      <w:r>
-        <w:rPr>
-          <w:rFonts w:ascii="Courier New" w:cs="Courier New" w:eastAsia="Courier New" w:hAnsi="Courier New"/>
-          <w:sz w:val="20"/>
-          <w:szCs w:val="20"/>
-        </w:rPr>
-        <w:t xml:space="preserve">.project__media img { width: 100%; height: 100%; object-fit: cover; transition: transform .6s; }</w:t>
-      </w:r>
-    </w:p>
-    <w:p>
-      <w:pPr>
-        <w:keepNext w:val="false"/>
-        <w:keepLines/>
-        <w:spacing w:after="0" w:line="240"/>
-      </w:pPr>
-      <w:r>
-        <w:rPr>
-          <w:rFonts w:ascii="Courier New" w:cs="Courier New" w:eastAsia="Courier New" w:hAnsi="Courier New"/>
-          <w:sz w:val="20"/>
-          <w:szCs w:val="20"/>
-        </w:rPr>
-        <w:t xml:space="preserve">.project:hover .project__media img { transform: scale(1.04); }</w:t>
-      </w:r>
-    </w:p>
-    <w:p>
-      <w:pPr>
-        <w:keepNext w:val="false"/>
-        <w:keepLines/>
-        <w:spacing w:after="0" w:line="240"/>
-      </w:pPr>
-      <w:r>
-        <w:rPr>
-          <w:rFonts w:ascii="Courier New" w:cs="Courier New" w:eastAsia="Courier New" w:hAnsi="Courier New"/>
-          <w:sz w:val="20"/>
-          <w:szCs w:val="20"/>
-        </w:rPr>
-        <w:t xml:space="preserve">.project figcaption strong { display: block; font: 500 1.1rem var(--font-title); letter-spacing: -0.01em; margin-bottom: 4px; }</w:t>
-      </w:r>
-    </w:p>
-    <w:p>
-      <w:pPr>
-        <w:keepNext w:val="false"/>
-        <w:keepLines/>
-        <w:spacing w:after="0" w:line="240"/>
-      </w:pPr>
-      <w:r>
-        <w:rPr>
-          <w:rFonts w:ascii="Courier New" w:cs="Courier New" w:eastAsia="Courier New" w:hAnsi="Courier New"/>
-          <w:sz w:val="20"/>
-          <w:szCs w:val="20"/>
-        </w:rPr>
-        <w:t xml:space="preserve">.project figcaption span { color: var(--muted); font-size: .92rem; }</w:t>
+        <w:t xml:space="preserve">.contacts { display: grid; grid-template-columns: 1fr 1fr; gap: 16px; align-content: start; }</w:t>
+      </w:r>
+    </w:p>
+    <w:p>
+      <w:pPr>
+        <w:keepNext w:val="false"/>
+        <w:keepLines/>
+        <w:spacing w:after="0" w:line="240"/>
+      </w:pPr>
+      <w:r>
+        <w:rPr>
+          <w:rFonts w:ascii="Courier New" w:cs="Courier New" w:eastAsia="Courier New" w:hAnsi="Courier New"/>
+          <w:sz w:val="20"/>
+          <w:szCs w:val="20"/>
+        </w:rPr>
+        <w:t xml:space="preserve">.contacts div { background: var(--surface); border-radius: 22px; padding: 24px; }</w:t>
+      </w:r>
+    </w:p>
+    <w:p>
+      <w:pPr>
+        <w:keepNext w:val="false"/>
+        <w:keepLines/>
+        <w:spacing w:after="0" w:line="240"/>
+      </w:pPr>
+      <w:r>
+        <w:rPr>
+          <w:rFonts w:ascii="Courier New" w:cs="Courier New" w:eastAsia="Courier New" w:hAnsi="Courier New"/>
+          <w:sz w:val="20"/>
+          <w:szCs w:val="20"/>
+        </w:rPr>
+        <w:t xml:space="preserve">.contacts div:first-child { background: var(--lime); }</w:t>
+      </w:r>
+    </w:p>
+    <w:p>
+      <w:pPr>
+        <w:keepNext w:val="false"/>
+        <w:keepLines/>
+        <w:spacing w:after="0" w:line="240"/>
+      </w:pPr>
+      <w:r>
+        <w:rPr>
+          <w:rFonts w:ascii="Courier New" w:cs="Courier New" w:eastAsia="Courier New" w:hAnsi="Courier New"/>
+          <w:sz w:val="20"/>
+          <w:szCs w:val="20"/>
+        </w:rPr>
+        <w:t xml:space="preserve">.contacts div:first-child .eyebrow { background: rgba(255, 255, 255, .6); }</w:t>
+      </w:r>
+    </w:p>
+    <w:p>
+      <w:pPr>
+        <w:keepNext w:val="false"/>
+        <w:keepLines/>
+        <w:spacing w:after="0" w:line="240"/>
+      </w:pPr>
+      <w:r>
+        <w:rPr>
+          <w:rFonts w:ascii="Courier New" w:cs="Courier New" w:eastAsia="Courier New" w:hAnsi="Courier New"/>
+          <w:sz w:val="20"/>
+          <w:szCs w:val="20"/>
+        </w:rPr>
+        <w:t xml:space="preserve">.contacts .eyebrow { margin-bottom: 14px; background: var(--bg); }</w:t>
+      </w:r>
+    </w:p>
+    <w:p>
+      <w:pPr>
+        <w:keepNext w:val="false"/>
+        <w:keepLines/>
+        <w:spacing w:after="0" w:line="240"/>
+      </w:pPr>
+      <w:r>
+        <w:rPr>
+          <w:rFonts w:ascii="Courier New" w:cs="Courier New" w:eastAsia="Courier New" w:hAnsi="Courier New"/>
+          <w:sz w:val="20"/>
+          <w:szCs w:val="20"/>
+        </w:rPr>
+        <w:t xml:space="preserve">.contacts p { font: 500 1.1rem var(--font-title); letter-spacing: -0.01em; margin: 0; }</w:t>
       </w:r>
     </w:p>
     <w:p>
@@ -28372,112 +29932,97 @@
           <w:sz w:val="20"/>
           <w:szCs w:val="20"/>
         </w:rPr>
-        <w:t xml:space="preserve">.lightbox { display: none; position: fixed; inset: 0; z-index: 30; background: rgba(20, 22, 19, .75); align-items: center; justify-content: center; padding: 16px; }</w:t>
-      </w:r>
-    </w:p>
-    <w:p>
-      <w:pPr>
-        <w:keepNext w:val="false"/>
-        <w:keepLines/>
-        <w:spacing w:after="0" w:line="240"/>
-      </w:pPr>
-      <w:r>
-        <w:rPr>
-          <w:rFonts w:ascii="Courier New" w:cs="Courier New" w:eastAsia="Courier New" w:hAnsi="Courier New"/>
-          <w:sz w:val="20"/>
-          <w:szCs w:val="20"/>
-        </w:rPr>
-        <w:t xml:space="preserve">.lightbox.open { display: flex; }</w:t>
-      </w:r>
-    </w:p>
-    <w:p>
-      <w:pPr>
-        <w:keepNext w:val="false"/>
-        <w:keepLines/>
-        <w:spacing w:after="0" w:line="240"/>
-      </w:pPr>
-      <w:r>
-        <w:rPr>
-          <w:rFonts w:ascii="Courier New" w:cs="Courier New" w:eastAsia="Courier New" w:hAnsi="Courier New"/>
-          <w:sz w:val="20"/>
-          <w:szCs w:val="20"/>
-        </w:rPr>
-        <w:t xml:space="preserve">.lightbox__box { background: var(--bg); border-radius: var(--radius); max-width: 880px; width: 100%; padding-bottom: 12px; position: relative; overflow: hidden; }</w:t>
-      </w:r>
-    </w:p>
-    <w:p>
-      <w:pPr>
-        <w:keepNext w:val="false"/>
-        <w:keepLines/>
-        <w:spacing w:after="0" w:line="240"/>
-      </w:pPr>
-      <w:r>
-        <w:rPr>
-          <w:rFonts w:ascii="Courier New" w:cs="Courier New" w:eastAsia="Courier New" w:hAnsi="Courier New"/>
-          <w:sz w:val="20"/>
-          <w:szCs w:val="20"/>
-        </w:rPr>
-        <w:t xml:space="preserve">.lightbox__box img { width: 100%; max-height: 60vh; object-fit: cover; }</w:t>
-      </w:r>
-    </w:p>
-    <w:p>
-      <w:pPr>
-        <w:keepNext w:val="false"/>
-        <w:keepLines/>
-        <w:spacing w:after="0" w:line="240"/>
-      </w:pPr>
-      <w:r>
-        <w:rPr>
-          <w:rFonts w:ascii="Courier New" w:cs="Courier New" w:eastAsia="Courier New" w:hAnsi="Courier New"/>
-          <w:sz w:val="20"/>
-          <w:szCs w:val="20"/>
-        </w:rPr>
-        <w:t xml:space="preserve">.lightbox__box h3, .lightbox__box p { padding: 0 28px; }</w:t>
-      </w:r>
-    </w:p>
-    <w:p>
-      <w:pPr>
-        <w:keepNext w:val="false"/>
-        <w:keepLines/>
-        <w:spacing w:after="0" w:line="240"/>
-      </w:pPr>
-      <w:r>
-        <w:rPr>
-          <w:rFonts w:ascii="Courier New" w:cs="Courier New" w:eastAsia="Courier New" w:hAnsi="Courier New"/>
-          <w:sz w:val="20"/>
-          <w:szCs w:val="20"/>
-        </w:rPr>
-        <w:t xml:space="preserve">.lightbox__box h3 { margin: 24px 0 8px; font-size: 1.4rem; }</w:t>
-      </w:r>
-    </w:p>
-    <w:p>
-      <w:pPr>
-        <w:keepNext w:val="false"/>
-        <w:keepLines/>
-        <w:spacing w:after="0" w:line="240"/>
-      </w:pPr>
-      <w:r>
-        <w:rPr>
-          <w:rFonts w:ascii="Courier New" w:cs="Courier New" w:eastAsia="Courier New" w:hAnsi="Courier New"/>
-          <w:sz w:val="20"/>
-          <w:szCs w:val="20"/>
-        </w:rPr>
-        <w:t xml:space="preserve">.lightbox__box p { color: var(--muted); }</w:t>
-      </w:r>
-    </w:p>
-    <w:p>
-      <w:pPr>
-        <w:keepNext w:val="false"/>
-        <w:keepLines/>
-        <w:spacing w:after="0" w:line="240"/>
-      </w:pPr>
-      <w:r>
-        <w:rPr>
-          <w:rFonts w:ascii="Courier New" w:cs="Courier New" w:eastAsia="Courier New" w:hAnsi="Courier New"/>
-          <w:sz w:val="20"/>
-          <w:szCs w:val="20"/>
-        </w:rPr>
-        <w:t xml:space="preserve">.lightbox__close { position: absolute; top: 14px; right: 14px; width: 40px; height: 40px; border: 0; border-radius: 50%; background: var(--bg); font-size: 1.4rem; cursor: pointer; }</w:t>
+        <w:t xml:space="preserve">.profile { display: grid; grid-template-columns: 380px 1fr; gap: 24px; align-items: start; }</w:t>
+      </w:r>
+    </w:p>
+    <w:p>
+      <w:pPr>
+        <w:keepNext w:val="false"/>
+        <w:keepLines/>
+        <w:spacing w:after="0" w:line="240"/>
+      </w:pPr>
+      <w:r>
+        <w:rPr>
+          <w:rFonts w:ascii="Courier New" w:cs="Courier New" w:eastAsia="Courier New" w:hAnsi="Courier New"/>
+          <w:sz w:val="20"/>
+          <w:szCs w:val="20"/>
+        </w:rPr>
+        <w:t xml:space="preserve">.profile h2 { font-size: 1.5rem; }</w:t>
+      </w:r>
+    </w:p>
+    <w:p>
+      <w:pPr>
+        <w:keepNext w:val="false"/>
+        <w:keepLines/>
+        <w:spacing w:after="0" w:line="240"/>
+      </w:pPr>
+      <w:r>
+        <w:rPr>
+          <w:rFonts w:ascii="Courier New" w:cs="Courier New" w:eastAsia="Courier New" w:hAnsi="Courier New"/>
+          <w:sz w:val="20"/>
+          <w:szCs w:val="20"/>
+        </w:rPr>
+        <w:t xml:space="preserve">.profile &gt; div { background: var(--surface); border-radius: var(--radius); padding: 36px; }</w:t>
+      </w:r>
+    </w:p>
+    <w:p>
+      <w:pPr>
+        <w:keepNext w:val="false"/>
+        <w:keepLines/>
+        <w:spacing w:after="0" w:line="240"/>
+      </w:pPr>
+      <w:r>
+        <w:rPr>
+          <w:rFonts w:ascii="Courier New" w:cs="Courier New" w:eastAsia="Courier New" w:hAnsi="Courier New"/>
+          <w:sz w:val="20"/>
+          <w:szCs w:val="20"/>
+        </w:rPr>
+        <w:t xml:space="preserve">.order-row { display: flex; justify-content: space-between; gap: 16px; padding: 18px 20px; background: var(--bg); border-radius: 18px; margin-bottom: 10px; }</w:t>
+      </w:r>
+    </w:p>
+    <w:p>
+      <w:pPr>
+        <w:keepNext w:val="false"/>
+        <w:keepLines/>
+        <w:spacing w:after="0" w:line="240"/>
+      </w:pPr>
+      <w:r>
+        <w:rPr>
+          <w:rFonts w:ascii="Courier New" w:cs="Courier New" w:eastAsia="Courier New" w:hAnsi="Courier New"/>
+          <w:sz w:val="20"/>
+          <w:szCs w:val="20"/>
+        </w:rPr>
+        <w:t xml:space="preserve">.order-row strong { font-family: var(--font-title); font-weight: 500; }</w:t>
+      </w:r>
+    </w:p>
+    <w:p>
+      <w:pPr>
+        <w:keepNext w:val="false"/>
+        <w:keepLines/>
+        <w:spacing w:after="0" w:line="240"/>
+      </w:pPr>
+      <w:r>
+        <w:rPr>
+          <w:rFonts w:ascii="Courier New" w:cs="Courier New" w:eastAsia="Courier New" w:hAnsi="Courier New"/>
+          <w:sz w:val="20"/>
+          <w:szCs w:val="20"/>
+        </w:rPr>
+        <w:t xml:space="preserve">.order-row span, .order-row em { display: block; color: var(--muted); font-size: .92rem; }</w:t>
+      </w:r>
+    </w:p>
+    <w:p>
+      <w:pPr>
+        <w:keepNext w:val="false"/>
+        <w:keepLines/>
+        <w:spacing w:after="0" w:line="240"/>
+      </w:pPr>
+      <w:r>
+        <w:rPr>
+          <w:rFonts w:ascii="Courier New" w:cs="Courier New" w:eastAsia="Courier New" w:hAnsi="Courier New"/>
+          <w:sz w:val="20"/>
+          <w:szCs w:val="20"/>
+        </w:rPr>
+        <w:t xml:space="preserve">.order-row__side { text-align: right; display: flex; flex-direction: column; align-items: flex-end; gap: 8px; }</w:t>
       </w:r>
     </w:p>
     <w:p>
@@ -28507,112 +30052,742 @@
           <w:sz w:val="20"/>
           <w:szCs w:val="20"/>
         </w:rPr>
-        <w:t xml:space="preserve">.form { background: var(--surface); padding: 36px; border-radius: var(--radius); border: 1px solid var(--line); align-self: start; }</w:t>
-      </w:r>
-    </w:p>
-    <w:p>
-      <w:pPr>
-        <w:keepNext w:val="false"/>
-        <w:keepLines/>
-        <w:spacing w:after="0" w:line="240"/>
-      </w:pPr>
-      <w:r>
-        <w:rPr>
-          <w:rFonts w:ascii="Courier New" w:cs="Courier New" w:eastAsia="Courier New" w:hAnsi="Courier New"/>
-          <w:sz w:val="20"/>
-          <w:szCs w:val="20"/>
-        </w:rPr>
-        <w:t xml:space="preserve">.form h1, .form h2 { font-size: 1.6rem; }</w:t>
-      </w:r>
-    </w:p>
-    <w:p>
-      <w:pPr>
-        <w:keepNext w:val="false"/>
-        <w:keepLines/>
-        <w:spacing w:after="0" w:line="240"/>
-      </w:pPr>
-      <w:r>
-        <w:rPr>
-          <w:rFonts w:ascii="Courier New" w:cs="Courier New" w:eastAsia="Courier New" w:hAnsi="Courier New"/>
-          <w:sz w:val="20"/>
-          <w:szCs w:val="20"/>
-        </w:rPr>
-        <w:t xml:space="preserve">.form label { display: block; margin-bottom: 18px; font-size: .88rem; color: var(--muted); }</w:t>
-      </w:r>
-    </w:p>
-    <w:p>
-      <w:pPr>
-        <w:keepNext w:val="false"/>
-        <w:keepLines/>
-        <w:spacing w:after="0" w:line="240"/>
-      </w:pPr>
-      <w:r>
-        <w:rPr>
-          <w:rFonts w:ascii="Courier New" w:cs="Courier New" w:eastAsia="Courier New" w:hAnsi="Courier New"/>
-          <w:sz w:val="20"/>
-          <w:szCs w:val="20"/>
-        </w:rPr>
-        <w:t xml:space="preserve">.form input, .form textarea, .form select {</w:t>
-      </w:r>
-    </w:p>
-    <w:p>
-      <w:pPr>
-        <w:keepNext w:val="false"/>
-        <w:keepLines/>
-        <w:spacing w:after="0" w:line="240"/>
-      </w:pPr>
-      <w:r>
-        <w:rPr>
-          <w:rFonts w:ascii="Courier New" w:cs="Courier New" w:eastAsia="Courier New" w:hAnsi="Courier New"/>
-          <w:sz w:val="20"/>
-          <w:szCs w:val="20"/>
-        </w:rPr>
-        <w:t xml:space="preserve">    display: block; width: 100%; margin-top: 8px; padding: 13px 16px;</w:t>
-      </w:r>
-    </w:p>
-    <w:p>
-      <w:pPr>
-        <w:keepNext w:val="false"/>
-        <w:keepLines/>
-        <w:spacing w:after="0" w:line="240"/>
-      </w:pPr>
-      <w:r>
-        <w:rPr>
-          <w:rFonts w:ascii="Courier New" w:cs="Courier New" w:eastAsia="Courier New" w:hAnsi="Courier New"/>
-          <w:sz w:val="20"/>
-          <w:szCs w:val="20"/>
-        </w:rPr>
-        <w:t xml:space="preserve">    border: 1px solid var(--line); border-radius: 12px;</w:t>
-      </w:r>
-    </w:p>
-    <w:p>
-      <w:pPr>
-        <w:keepNext w:val="false"/>
-        <w:keepLines/>
-        <w:spacing w:after="0" w:line="240"/>
-      </w:pPr>
-      <w:r>
-        <w:rPr>
-          <w:rFonts w:ascii="Courier New" w:cs="Courier New" w:eastAsia="Courier New" w:hAnsi="Courier New"/>
-          <w:sz w:val="20"/>
-          <w:szCs w:val="20"/>
-        </w:rPr>
-        <w:t xml:space="preserve">    font: 1rem var(--font-text); color: var(--ink); background: var(--bg);</w:t>
-      </w:r>
-    </w:p>
-    <w:p>
-      <w:pPr>
-        <w:keepNext w:val="false"/>
-        <w:keepLines/>
-        <w:spacing w:after="0" w:line="240"/>
-      </w:pPr>
-      <w:r>
-        <w:rPr>
-          <w:rFonts w:ascii="Courier New" w:cs="Courier New" w:eastAsia="Courier New" w:hAnsi="Courier New"/>
-          <w:sz w:val="20"/>
-          <w:szCs w:val="20"/>
-        </w:rPr>
-        <w:t xml:space="preserve">    transition: border-color .2s, background .2s;</w:t>
+        <w:t xml:space="preserve">.status { display: inline-block; padding: 6px 14px; border-radius: 100px; font-size: .8rem; font-weight: 600; border: 0; font-family: var(--font-text); }</w:t>
+      </w:r>
+    </w:p>
+    <w:p>
+      <w:pPr>
+        <w:keepNext w:val="false"/>
+        <w:keepLines/>
+        <w:spacing w:after="0" w:line="240"/>
+      </w:pPr>
+      <w:r>
+        <w:rPr>
+          <w:rFonts w:ascii="Courier New" w:cs="Courier New" w:eastAsia="Courier New" w:hAnsi="Courier New"/>
+          <w:sz w:val="20"/>
+          <w:szCs w:val="20"/>
+        </w:rPr>
+        <w:t xml:space="preserve">.status-new { background: #dbe8ff; color: #2b4f99; }</w:t>
+      </w:r>
+    </w:p>
+    <w:p>
+      <w:pPr>
+        <w:keepNext w:val="false"/>
+        <w:keepLines/>
+        <w:spacing w:after="0" w:line="240"/>
+      </w:pPr>
+      <w:r>
+        <w:rPr>
+          <w:rFonts w:ascii="Courier New" w:cs="Courier New" w:eastAsia="Courier New" w:hAnsi="Courier New"/>
+          <w:sz w:val="20"/>
+          <w:szCs w:val="20"/>
+        </w:rPr>
+        <w:t xml:space="preserve">.status-in_work { background: #ffe9b8; color: #855c00; }</w:t>
+      </w:r>
+    </w:p>
+    <w:p>
+      <w:pPr>
+        <w:keepNext w:val="false"/>
+        <w:keepLines/>
+        <w:spacing w:after="0" w:line="240"/>
+      </w:pPr>
+      <w:r>
+        <w:rPr>
+          <w:rFonts w:ascii="Courier New" w:cs="Courier New" w:eastAsia="Courier New" w:hAnsi="Courier New"/>
+          <w:sz w:val="20"/>
+          <w:szCs w:val="20"/>
+        </w:rPr>
+        <w:t xml:space="preserve">.status-done { background: var(--lime); color: var(--ink); }</w:t>
+      </w:r>
+    </w:p>
+    <w:p>
+      <w:pPr>
+        <w:keepNext w:val="false"/>
+        <w:keepLines/>
+        <w:spacing w:after="0" w:line="240"/>
+      </w:pPr>
+      <w:r>
+        <w:rPr>
+          <w:rFonts w:ascii="Courier New" w:cs="Courier New" w:eastAsia="Courier New" w:hAnsi="Courier New"/>
+          <w:sz w:val="20"/>
+          <w:szCs w:val="20"/>
+        </w:rPr>
+        <w:t xml:space="preserve">.status-canceled { background: #ece8de; color: var(--muted); }</w:t>
+      </w:r>
+    </w:p>
+    <w:p>
+      <w:pPr>
+        <w:keepNext w:val="false"/>
+        <w:keepLines/>
+        <w:spacing w:after="0" w:line="240"/>
+      </w:pPr>
+      <w:r>
+        <w:rPr>
+          <w:rFonts w:ascii="Courier New" w:cs="Courier New" w:eastAsia="Courier New" w:hAnsi="Courier New"/>
+          <w:sz w:val="20"/>
+          <w:szCs w:val="20"/>
+        </w:rPr>
+        <w:t xml:space="preserve"> </w:t>
+      </w:r>
+    </w:p>
+    <w:p>
+      <w:pPr>
+        <w:keepNext w:val="false"/>
+        <w:keepLines/>
+        <w:spacing w:after="0" w:line="240"/>
+      </w:pPr>
+      <w:r>
+        <w:rPr>
+          <w:rFonts w:ascii="Courier New" w:cs="Courier New" w:eastAsia="Courier New" w:hAnsi="Courier New"/>
+          <w:sz w:val="20"/>
+          <w:szCs w:val="20"/>
+        </w:rPr>
+        <w:t xml:space="preserve">.stats { display: grid; grid-template-columns: repeat(4, 1fr); gap: 16px; margin-bottom: 48px; }</w:t>
+      </w:r>
+    </w:p>
+    <w:p>
+      <w:pPr>
+        <w:keepNext w:val="false"/>
+        <w:keepLines/>
+        <w:spacing w:after="0" w:line="240"/>
+      </w:pPr>
+      <w:r>
+        <w:rPr>
+          <w:rFonts w:ascii="Courier New" w:cs="Courier New" w:eastAsia="Courier New" w:hAnsi="Courier New"/>
+          <w:sz w:val="20"/>
+          <w:szCs w:val="20"/>
+        </w:rPr>
+        <w:t xml:space="preserve">.stats__item { background: var(--surface); border-radius: 22px; padding: 24px 28px; }</w:t>
+      </w:r>
+    </w:p>
+    <w:p>
+      <w:pPr>
+        <w:keepNext w:val="false"/>
+        <w:keepLines/>
+        <w:spacing w:after="0" w:line="240"/>
+      </w:pPr>
+      <w:r>
+        <w:rPr>
+          <w:rFonts w:ascii="Courier New" w:cs="Courier New" w:eastAsia="Courier New" w:hAnsi="Courier New"/>
+          <w:sz w:val="20"/>
+          <w:szCs w:val="20"/>
+        </w:rPr>
+        <w:t xml:space="preserve">.stats__item:first-child { background: var(--lime); }</w:t>
+      </w:r>
+    </w:p>
+    <w:p>
+      <w:pPr>
+        <w:keepNext w:val="false"/>
+        <w:keepLines/>
+        <w:spacing w:after="0" w:line="240"/>
+      </w:pPr>
+      <w:r>
+        <w:rPr>
+          <w:rFonts w:ascii="Courier New" w:cs="Courier New" w:eastAsia="Courier New" w:hAnsi="Courier New"/>
+          <w:sz w:val="20"/>
+          <w:szCs w:val="20"/>
+        </w:rPr>
+        <w:t xml:space="preserve">.stats__item strong { display: block; font: 500 2.4rem/1.1 var(--font-title); letter-spacing: -0.03em; margin-bottom: 6px; }</w:t>
+      </w:r>
+    </w:p>
+    <w:p>
+      <w:pPr>
+        <w:keepNext w:val="false"/>
+        <w:keepLines/>
+        <w:spacing w:after="0" w:line="240"/>
+      </w:pPr>
+      <w:r>
+        <w:rPr>
+          <w:rFonts w:ascii="Courier New" w:cs="Courier New" w:eastAsia="Courier New" w:hAnsi="Courier New"/>
+          <w:sz w:val="20"/>
+          <w:szCs w:val="20"/>
+        </w:rPr>
+        <w:t xml:space="preserve">.stats__item span { color: var(--muted); font-size: .92rem; }</w:t>
+      </w:r>
+    </w:p>
+    <w:p>
+      <w:pPr>
+        <w:keepNext w:val="false"/>
+        <w:keepLines/>
+        <w:spacing w:after="0" w:line="240"/>
+      </w:pPr>
+      <w:r>
+        <w:rPr>
+          <w:rFonts w:ascii="Courier New" w:cs="Courier New" w:eastAsia="Courier New" w:hAnsi="Courier New"/>
+          <w:sz w:val="20"/>
+          <w:szCs w:val="20"/>
+        </w:rPr>
+        <w:t xml:space="preserve"> </w:t>
+      </w:r>
+    </w:p>
+    <w:p>
+      <w:pPr>
+        <w:keepNext w:val="false"/>
+        <w:keepLines/>
+        <w:spacing w:after="0" w:line="240"/>
+      </w:pPr>
+      <w:r>
+        <w:rPr>
+          <w:rFonts w:ascii="Courier New" w:cs="Courier New" w:eastAsia="Courier New" w:hAnsi="Courier New"/>
+          <w:sz w:val="20"/>
+          <w:szCs w:val="20"/>
+        </w:rPr>
+        <w:t xml:space="preserve">.page-head--admin .container { padding-bottom: 28px; }</w:t>
+      </w:r>
+    </w:p>
+    <w:p>
+      <w:pPr>
+        <w:keepNext w:val="false"/>
+        <w:keepLines/>
+        <w:spacing w:after="0" w:line="240"/>
+      </w:pPr>
+      <w:r>
+        <w:rPr>
+          <w:rFonts w:ascii="Courier New" w:cs="Courier New" w:eastAsia="Courier New" w:hAnsi="Courier New"/>
+          <w:sz w:val="20"/>
+          <w:szCs w:val="20"/>
+        </w:rPr>
+        <w:t xml:space="preserve">.tabs { display: flex; gap: 8px; flex-wrap: wrap; margin-top: 20px; }</w:t>
+      </w:r>
+    </w:p>
+    <w:p>
+      <w:pPr>
+        <w:keepNext w:val="false"/>
+        <w:keepLines/>
+        <w:spacing w:after="0" w:line="240"/>
+      </w:pPr>
+      <w:r>
+        <w:rPr>
+          <w:rFonts w:ascii="Courier New" w:cs="Courier New" w:eastAsia="Courier New" w:hAnsi="Courier New"/>
+          <w:sz w:val="20"/>
+          <w:szCs w:val="20"/>
+        </w:rPr>
+        <w:t xml:space="preserve">.tabs a { padding: 10px 20px; border-radius: 100px; background: rgba(255, 255, 255, .1); text-decoration: none; font-size: .92rem; font-weight: 500; transition: background .2s; }</w:t>
+      </w:r>
+    </w:p>
+    <w:p>
+      <w:pPr>
+        <w:keepNext w:val="false"/>
+        <w:keepLines/>
+        <w:spacing w:after="0" w:line="240"/>
+      </w:pPr>
+      <w:r>
+        <w:rPr>
+          <w:rFonts w:ascii="Courier New" w:cs="Courier New" w:eastAsia="Courier New" w:hAnsi="Courier New"/>
+          <w:sz w:val="20"/>
+          <w:szCs w:val="20"/>
+        </w:rPr>
+        <w:t xml:space="preserve">.tabs a:hover { background: rgba(255, 255, 255, .2); }</w:t>
+      </w:r>
+    </w:p>
+    <w:p>
+      <w:pPr>
+        <w:keepNext w:val="false"/>
+        <w:keepLines/>
+        <w:spacing w:after="0" w:line="240"/>
+      </w:pPr>
+      <w:r>
+        <w:rPr>
+          <w:rFonts w:ascii="Courier New" w:cs="Courier New" w:eastAsia="Courier New" w:hAnsi="Courier New"/>
+          <w:sz w:val="20"/>
+          <w:szCs w:val="20"/>
+        </w:rPr>
+        <w:t xml:space="preserve">.tabs a.active { background: var(--lime); color: var(--ink); }</w:t>
+      </w:r>
+    </w:p>
+    <w:p>
+      <w:pPr>
+        <w:keepNext w:val="false"/>
+        <w:keepLines/>
+        <w:spacing w:after="0" w:line="240"/>
+      </w:pPr>
+      <w:r>
+        <w:rPr>
+          <w:rFonts w:ascii="Courier New" w:cs="Courier New" w:eastAsia="Courier New" w:hAnsi="Courier New"/>
+          <w:sz w:val="20"/>
+          <w:szCs w:val="20"/>
+        </w:rPr>
+        <w:t xml:space="preserve">.page-head--admin + .section { padding-top: 32px; }</w:t>
+      </w:r>
+    </w:p>
+    <w:p>
+      <w:pPr>
+        <w:keepNext w:val="false"/>
+        <w:keepLines/>
+        <w:spacing w:after="0" w:line="240"/>
+      </w:pPr>
+      <w:r>
+        <w:rPr>
+          <w:rFonts w:ascii="Courier New" w:cs="Courier New" w:eastAsia="Courier New" w:hAnsi="Courier New"/>
+          <w:sz w:val="20"/>
+          <w:szCs w:val="20"/>
+        </w:rPr>
+        <w:t xml:space="preserve"> </w:t>
+      </w:r>
+    </w:p>
+    <w:p>
+      <w:pPr>
+        <w:keepNext w:val="false"/>
+        <w:keepLines/>
+        <w:spacing w:after="0" w:line="240"/>
+      </w:pPr>
+      <w:r>
+        <w:rPr>
+          <w:rFonts w:ascii="Courier New" w:cs="Courier New" w:eastAsia="Courier New" w:hAnsi="Courier New"/>
+          <w:sz w:val="20"/>
+          <w:szCs w:val="20"/>
+        </w:rPr>
+        <w:t xml:space="preserve">.admin-layout { display: grid; grid-template-columns: 360px 1fr; gap: 24px; align-items: start; }</w:t>
+      </w:r>
+    </w:p>
+    <w:p>
+      <w:pPr>
+        <w:keepNext w:val="false"/>
+        <w:keepLines/>
+        <w:spacing w:after="0" w:line="240"/>
+      </w:pPr>
+      <w:r>
+        <w:rPr>
+          <w:rFonts w:ascii="Courier New" w:cs="Courier New" w:eastAsia="Courier New" w:hAnsi="Courier New"/>
+          <w:sz w:val="20"/>
+          <w:szCs w:val="20"/>
+        </w:rPr>
+        <w:t xml:space="preserve">.table { width: 100%; border-collapse: collapse; background: var(--surface); border-radius: var(--radius); overflow: hidden; font-size: .92rem; }</w:t>
+      </w:r>
+    </w:p>
+    <w:p>
+      <w:pPr>
+        <w:keepNext w:val="false"/>
+        <w:keepLines/>
+        <w:spacing w:after="0" w:line="240"/>
+      </w:pPr>
+      <w:r>
+        <w:rPr>
+          <w:rFonts w:ascii="Courier New" w:cs="Courier New" w:eastAsia="Courier New" w:hAnsi="Courier New"/>
+          <w:sz w:val="20"/>
+          <w:szCs w:val="20"/>
+        </w:rPr>
+        <w:t xml:space="preserve">.table th { text-align: left; padding: 16px; font-weight: 600; font-size: .75rem; letter-spacing: .08em; text-transform: uppercase; color: var(--muted); border-bottom: 1px solid var(--line); }</w:t>
+      </w:r>
+    </w:p>
+    <w:p>
+      <w:pPr>
+        <w:keepNext w:val="false"/>
+        <w:keepLines/>
+        <w:spacing w:after="0" w:line="240"/>
+      </w:pPr>
+      <w:r>
+        <w:rPr>
+          <w:rFonts w:ascii="Courier New" w:cs="Courier New" w:eastAsia="Courier New" w:hAnsi="Courier New"/>
+          <w:sz w:val="20"/>
+          <w:szCs w:val="20"/>
+        </w:rPr>
+        <w:t xml:space="preserve">.table td { padding: 14px 16px; border-bottom: 1px solid var(--line); vertical-align: middle; }</w:t>
+      </w:r>
+    </w:p>
+    <w:p>
+      <w:pPr>
+        <w:keepNext w:val="false"/>
+        <w:keepLines/>
+        <w:spacing w:after="0" w:line="240"/>
+      </w:pPr>
+      <w:r>
+        <w:rPr>
+          <w:rFonts w:ascii="Courier New" w:cs="Courier New" w:eastAsia="Courier New" w:hAnsi="Courier New"/>
+          <w:sz w:val="20"/>
+          <w:szCs w:val="20"/>
+        </w:rPr>
+        <w:t xml:space="preserve">.table tr:last-child td { border-bottom: 0; }</w:t>
+      </w:r>
+    </w:p>
+    <w:p>
+      <w:pPr>
+        <w:keepNext w:val="false"/>
+        <w:keepLines/>
+        <w:spacing w:after="0" w:line="240"/>
+      </w:pPr>
+      <w:r>
+        <w:rPr>
+          <w:rFonts w:ascii="Courier New" w:cs="Courier New" w:eastAsia="Courier New" w:hAnsi="Courier New"/>
+          <w:sz w:val="20"/>
+          <w:szCs w:val="20"/>
+        </w:rPr>
+        <w:t xml:space="preserve">.table tr:hover td { background: #fbfaf5; }</w:t>
+      </w:r>
+    </w:p>
+    <w:p>
+      <w:pPr>
+        <w:keepNext w:val="false"/>
+        <w:keepLines/>
+        <w:spacing w:after="0" w:line="240"/>
+      </w:pPr>
+      <w:r>
+        <w:rPr>
+          <w:rFonts w:ascii="Courier New" w:cs="Courier New" w:eastAsia="Courier New" w:hAnsi="Courier New"/>
+          <w:sz w:val="20"/>
+          <w:szCs w:val="20"/>
+        </w:rPr>
+        <w:t xml:space="preserve">.table__thumb { width: 64px; height: 44px; object-fit: cover; border-radius: 10px; }</w:t>
+      </w:r>
+    </w:p>
+    <w:p>
+      <w:pPr>
+        <w:keepNext w:val="false"/>
+        <w:keepLines/>
+        <w:spacing w:after="0" w:line="240"/>
+      </w:pPr>
+      <w:r>
+        <w:rPr>
+          <w:rFonts w:ascii="Courier New" w:cs="Courier New" w:eastAsia="Courier New" w:hAnsi="Courier New"/>
+          <w:sz w:val="20"/>
+          <w:szCs w:val="20"/>
+        </w:rPr>
+        <w:t xml:space="preserve">.table__actions { white-space: nowrap; }</w:t>
+      </w:r>
+    </w:p>
+    <w:p>
+      <w:pPr>
+        <w:keepNext w:val="false"/>
+        <w:keepLines/>
+        <w:spacing w:after="0" w:line="240"/>
+      </w:pPr>
+      <w:r>
+        <w:rPr>
+          <w:rFonts w:ascii="Courier New" w:cs="Courier New" w:eastAsia="Courier New" w:hAnsi="Courier New"/>
+          <w:sz w:val="20"/>
+          <w:szCs w:val="20"/>
+        </w:rPr>
+        <w:t xml:space="preserve">.table__actions form { display: inline; margin-left: 12px; }</w:t>
+      </w:r>
+    </w:p>
+    <w:p>
+      <w:pPr>
+        <w:keepNext w:val="false"/>
+        <w:keepLines/>
+        <w:spacing w:after="0" w:line="240"/>
+      </w:pPr>
+      <w:r>
+        <w:rPr>
+          <w:rFonts w:ascii="Courier New" w:cs="Courier New" w:eastAsia="Courier New" w:hAnsi="Courier New"/>
+          <w:sz w:val="20"/>
+          <w:szCs w:val="20"/>
+        </w:rPr>
+        <w:t xml:space="preserve">.table select.status { cursor: pointer; }</w:t>
+      </w:r>
+    </w:p>
+    <w:p>
+      <w:pPr>
+        <w:keepNext w:val="false"/>
+        <w:keepLines/>
+        <w:spacing w:after="0" w:line="240"/>
+      </w:pPr>
+      <w:r>
+        <w:rPr>
+          <w:rFonts w:ascii="Courier New" w:cs="Courier New" w:eastAsia="Courier New" w:hAnsi="Courier New"/>
+          <w:sz w:val="20"/>
+          <w:szCs w:val="20"/>
+        </w:rPr>
+        <w:t xml:space="preserve"> </w:t>
+      </w:r>
+    </w:p>
+    <w:p>
+      <w:pPr>
+        <w:keepNext w:val="false"/>
+        <w:keepLines/>
+        <w:spacing w:after="0" w:line="240"/>
+      </w:pPr>
+      <w:r>
+        <w:rPr>
+          <w:rFonts w:ascii="Courier New" w:cs="Courier New" w:eastAsia="Courier New" w:hAnsi="Courier New"/>
+          <w:sz w:val="20"/>
+          <w:szCs w:val="20"/>
+        </w:rPr>
+        <w:t xml:space="preserve">.footer { background: var(--forest); color: #fff; padding: 72px 0 32px; margin: 96px 8px 8px; border-radius: var(--radius); overflow: hidden; }</w:t>
+      </w:r>
+    </w:p>
+    <w:p>
+      <w:pPr>
+        <w:keepNext w:val="false"/>
+        <w:keepLines/>
+        <w:spacing w:after="0" w:line="240"/>
+      </w:pPr>
+      <w:r>
+        <w:rPr>
+          <w:rFonts w:ascii="Courier New" w:cs="Courier New" w:eastAsia="Courier New" w:hAnsi="Courier New"/>
+          <w:sz w:val="20"/>
+          <w:szCs w:val="20"/>
+        </w:rPr>
+        <w:t xml:space="preserve">.footer__top { display: flex; justify-content: space-between; align-items: flex-end; gap: 32px; flex-wrap: wrap; padding-bottom: 48px; border-bottom: 1px solid rgba(255, 255, 255, .15); }</w:t>
+      </w:r>
+    </w:p>
+    <w:p>
+      <w:pPr>
+        <w:keepNext w:val="false"/>
+        <w:keepLines/>
+        <w:spacing w:after="0" w:line="240"/>
+      </w:pPr>
+      <w:r>
+        <w:rPr>
+          <w:rFonts w:ascii="Courier New" w:cs="Courier New" w:eastAsia="Courier New" w:hAnsi="Courier New"/>
+          <w:sz w:val="20"/>
+          <w:szCs w:val="20"/>
+        </w:rPr>
+        <w:t xml:space="preserve">.footer__slogan { font: 500 clamp(1.4rem, 3vw, 2.2rem)/1.2 var(--font-title); letter-spacing: -0.02em; max-width: 22ch; margin: 0; }</w:t>
+      </w:r>
+    </w:p>
+    <w:p>
+      <w:pPr>
+        <w:keepNext w:val="false"/>
+        <w:keepLines/>
+        <w:spacing w:after="0" w:line="240"/>
+      </w:pPr>
+      <w:r>
+        <w:rPr>
+          <w:rFonts w:ascii="Courier New" w:cs="Courier New" w:eastAsia="Courier New" w:hAnsi="Courier New"/>
+          <w:sz w:val="20"/>
+          <w:szCs w:val="20"/>
+        </w:rPr>
+        <w:t xml:space="preserve">.footer__grid { display: grid; grid-template-columns: repeat(3, 1fr); gap: 32px; padding: 40px 0; }</w:t>
+      </w:r>
+    </w:p>
+    <w:p>
+      <w:pPr>
+        <w:keepNext w:val="false"/>
+        <w:keepLines/>
+        <w:spacing w:after="0" w:line="240"/>
+      </w:pPr>
+      <w:r>
+        <w:rPr>
+          <w:rFonts w:ascii="Courier New" w:cs="Courier New" w:eastAsia="Courier New" w:hAnsi="Courier New"/>
+          <w:sz w:val="20"/>
+          <w:szCs w:val="20"/>
+        </w:rPr>
+        <w:t xml:space="preserve">.footer__grid a { display: block; text-decoration: none; margin-bottom: 6px; color: rgba(255, 255, 255, .85); }</w:t>
+      </w:r>
+    </w:p>
+    <w:p>
+      <w:pPr>
+        <w:keepNext w:val="false"/>
+        <w:keepLines/>
+        <w:spacing w:after="0" w:line="240"/>
+      </w:pPr>
+      <w:r>
+        <w:rPr>
+          <w:rFonts w:ascii="Courier New" w:cs="Courier New" w:eastAsia="Courier New" w:hAnsi="Courier New"/>
+          <w:sz w:val="20"/>
+          <w:szCs w:val="20"/>
+        </w:rPr>
+        <w:t xml:space="preserve">.footer__grid a:hover { color: var(--lime); }</w:t>
+      </w:r>
+    </w:p>
+    <w:p>
+      <w:pPr>
+        <w:keepNext w:val="false"/>
+        <w:keepLines/>
+        <w:spacing w:after="0" w:line="240"/>
+      </w:pPr>
+      <w:r>
+        <w:rPr>
+          <w:rFonts w:ascii="Courier New" w:cs="Courier New" w:eastAsia="Courier New" w:hAnsi="Courier New"/>
+          <w:sz w:val="20"/>
+          <w:szCs w:val="20"/>
+        </w:rPr>
+        <w:t xml:space="preserve">.footer__grid p { color: rgba(255, 255, 255, .85); margin: 0; }</w:t>
+      </w:r>
+    </w:p>
+    <w:p>
+      <w:pPr>
+        <w:keepNext w:val="false"/>
+        <w:keepLines/>
+        <w:spacing w:after="0" w:line="240"/>
+      </w:pPr>
+      <w:r>
+        <w:rPr>
+          <w:rFonts w:ascii="Courier New" w:cs="Courier New" w:eastAsia="Courier New" w:hAnsi="Courier New"/>
+          <w:sz w:val="20"/>
+          <w:szCs w:val="20"/>
+        </w:rPr>
+        <w:t xml:space="preserve">.footer .eyebrow { display: flex; width: fit-content; background: rgba(255, 255, 255, .1); color: #fff; }</w:t>
+      </w:r>
+    </w:p>
+    <w:p>
+      <w:pPr>
+        <w:keepNext w:val="false"/>
+        <w:keepLines/>
+        <w:spacing w:after="0" w:line="240"/>
+      </w:pPr>
+      <w:r>
+        <w:rPr>
+          <w:rFonts w:ascii="Courier New" w:cs="Courier New" w:eastAsia="Courier New" w:hAnsi="Courier New"/>
+          <w:sz w:val="20"/>
+          <w:szCs w:val="20"/>
+        </w:rPr>
+        <w:t xml:space="preserve">.footer .eyebrow::before { background: var(--lime); }</w:t>
+      </w:r>
+    </w:p>
+    <w:p>
+      <w:pPr>
+        <w:keepNext w:val="false"/>
+        <w:keepLines/>
+        <w:spacing w:after="0" w:line="240"/>
+      </w:pPr>
+      <w:r>
+        <w:rPr>
+          <w:rFonts w:ascii="Courier New" w:cs="Courier New" w:eastAsia="Courier New" w:hAnsi="Courier New"/>
+          <w:sz w:val="20"/>
+          <w:szCs w:val="20"/>
+        </w:rPr>
+        <w:t xml:space="preserve">.footer__brand { font: 600 clamp(2.2rem, 9.2vw, 8.2rem)/.95 var(--font-title); letter-spacing: -0.05em; color: var(--lime); white-space: nowrap; }</w:t>
+      </w:r>
+    </w:p>
+    <w:p>
+      <w:pPr>
+        <w:keepNext w:val="false"/>
+        <w:keepLines/>
+        <w:spacing w:after="0" w:line="240"/>
+      </w:pPr>
+      <w:r>
+        <w:rPr>
+          <w:rFonts w:ascii="Courier New" w:cs="Courier New" w:eastAsia="Courier New" w:hAnsi="Courier New"/>
+          <w:sz w:val="20"/>
+          <w:szCs w:val="20"/>
+        </w:rPr>
+        <w:t xml:space="preserve">.footer__copy { display: flex; justify-content: space-between; gap: 16px; margin-top: 28px; font-size: .85rem; color: rgba(255, 255, 255, .55); }</w:t>
+      </w:r>
+    </w:p>
+    <w:p>
+      <w:pPr>
+        <w:keepNext w:val="false"/>
+        <w:keepLines/>
+        <w:spacing w:after="0" w:line="240"/>
+      </w:pPr>
+      <w:r>
+        <w:rPr>
+          <w:rFonts w:ascii="Courier New" w:cs="Courier New" w:eastAsia="Courier New" w:hAnsi="Courier New"/>
+          <w:sz w:val="20"/>
+          <w:szCs w:val="20"/>
+        </w:rPr>
+        <w:t xml:space="preserve"> </w:t>
+      </w:r>
+    </w:p>
+    <w:p>
+      <w:pPr>
+        <w:keepNext w:val="false"/>
+        <w:keepLines/>
+        <w:spacing w:after="0" w:line="240"/>
+      </w:pPr>
+      <w:r>
+        <w:rPr>
+          <w:rFonts w:ascii="Courier New" w:cs="Courier New" w:eastAsia="Courier New" w:hAnsi="Courier New"/>
+          <w:sz w:val="20"/>
+          <w:szCs w:val="20"/>
+        </w:rPr>
+        <w:t xml:space="preserve">.reveal { opacity: 0; transform: translateY(32px); transition: opacity .8s ease, transform .8s ease; }</w:t>
+      </w:r>
+    </w:p>
+    <w:p>
+      <w:pPr>
+        <w:keepNext w:val="false"/>
+        <w:keepLines/>
+        <w:spacing w:after="0" w:line="240"/>
+      </w:pPr>
+      <w:r>
+        <w:rPr>
+          <w:rFonts w:ascii="Courier New" w:cs="Courier New" w:eastAsia="Courier New" w:hAnsi="Courier New"/>
+          <w:sz w:val="20"/>
+          <w:szCs w:val="20"/>
+        </w:rPr>
+        <w:t xml:space="preserve">.reveal.visible { opacity: 1; transform: none; }</w:t>
+      </w:r>
+    </w:p>
+    <w:p>
+      <w:pPr>
+        <w:keepNext w:val="false"/>
+        <w:keepLines/>
+        <w:spacing w:after="0" w:line="240"/>
+      </w:pPr>
+      <w:r>
+        <w:rPr>
+          <w:rFonts w:ascii="Courier New" w:cs="Courier New" w:eastAsia="Courier New" w:hAnsi="Courier New"/>
+          <w:sz w:val="20"/>
+          <w:szCs w:val="20"/>
+        </w:rPr>
+        <w:t xml:space="preserve">.grid .reveal:nth-child(2), .bento .reveal:nth-child(2), .steps .reveal:nth-child(2), .gallery .reveal:nth-child(2) { transition-delay: .1s; }</w:t>
+      </w:r>
+    </w:p>
+    <w:p>
+      <w:pPr>
+        <w:keepNext w:val="false"/>
+        <w:keepLines/>
+        <w:spacing w:after="0" w:line="240"/>
+      </w:pPr>
+      <w:r>
+        <w:rPr>
+          <w:rFonts w:ascii="Courier New" w:cs="Courier New" w:eastAsia="Courier New" w:hAnsi="Courier New"/>
+          <w:sz w:val="20"/>
+          <w:szCs w:val="20"/>
+        </w:rPr>
+        <w:t xml:space="preserve">.grid .reveal:nth-child(3), .bento .reveal:nth-child(3), .steps .reveal:nth-child(3), .gallery .reveal:nth-child(3) { transition-delay: .2s; }</w:t>
+      </w:r>
+    </w:p>
+    <w:p>
+      <w:pPr>
+        <w:keepNext w:val="false"/>
+        <w:keepLines/>
+        <w:spacing w:after="0" w:line="240"/>
+      </w:pPr>
+      <w:r>
+        <w:rPr>
+          <w:rFonts w:ascii="Courier New" w:cs="Courier New" w:eastAsia="Courier New" w:hAnsi="Courier New"/>
+          <w:sz w:val="20"/>
+          <w:szCs w:val="20"/>
+        </w:rPr>
+        <w:t xml:space="preserve">.bento .reveal:nth-child(4), .steps .reveal:nth-child(4), .gallery .reveal:nth-child(4) { transition-delay: .3s; }</w:t>
+      </w:r>
+    </w:p>
+    <w:p>
+      <w:pPr>
+        <w:keepNext w:val="false"/>
+        <w:keepLines/>
+        <w:spacing w:after="0" w:line="240"/>
+      </w:pPr>
+      <w:r>
+        <w:rPr>
+          <w:rFonts w:ascii="Courier New" w:cs="Courier New" w:eastAsia="Courier New" w:hAnsi="Courier New"/>
+          <w:sz w:val="20"/>
+          <w:szCs w:val="20"/>
+        </w:rPr>
+        <w:t xml:space="preserve"> </w:t>
+      </w:r>
+    </w:p>
+    <w:p>
+      <w:pPr>
+        <w:keepNext w:val="false"/>
+        <w:keepLines/>
+        <w:spacing w:after="0" w:line="240"/>
+      </w:pPr>
+      <w:r>
+        <w:rPr>
+          <w:rFonts w:ascii="Courier New" w:cs="Courier New" w:eastAsia="Courier New" w:hAnsi="Courier New"/>
+          <w:sz w:val="20"/>
+          <w:szCs w:val="20"/>
+        </w:rPr>
+        <w:t xml:space="preserve">@media (prefers-reduced-motion: reduce) {</w:t>
+      </w:r>
+    </w:p>
+    <w:p>
+      <w:pPr>
+        <w:keepNext w:val="false"/>
+        <w:keepLines/>
+        <w:spacing w:after="0" w:line="240"/>
+      </w:pPr>
+      <w:r>
+        <w:rPr>
+          <w:rFonts w:ascii="Courier New" w:cs="Courier New" w:eastAsia="Courier New" w:hAnsi="Courier New"/>
+          <w:sz w:val="20"/>
+          <w:szCs w:val="20"/>
+        </w:rPr>
+        <w:t xml:space="preserve">    .badge svg, .ticker__track { animation: none; }</w:t>
       </w:r>
     </w:p>
     <w:p>
@@ -28642,81 +30817,6 @@
           <w:sz w:val="20"/>
           <w:szCs w:val="20"/>
         </w:rPr>
-        <w:t xml:space="preserve">.form input:focus, .form textarea:focus, .form select:focus { outline: none; border-color: var(--ink); background: var(--surface); }</w:t>
-      </w:r>
-    </w:p>
-    <w:p>
-      <w:pPr>
-        <w:keepNext w:val="false"/>
-        <w:keepLines/>
-        <w:spacing w:after="0" w:line="240"/>
-      </w:pPr>
-      <w:r>
-        <w:rPr>
-          <w:rFonts w:ascii="Courier New" w:cs="Courier New" w:eastAsia="Courier New" w:hAnsi="Courier New"/>
-          <w:sz w:val="20"/>
-          <w:szCs w:val="20"/>
-        </w:rPr>
-        <w:t xml:space="preserve">.form__row { display: grid; grid-template-columns: 1fr 1fr; gap: 16px; }</w:t>
-      </w:r>
-    </w:p>
-    <w:p>
-      <w:pPr>
-        <w:keepNext w:val="false"/>
-        <w:keepLines/>
-        <w:spacing w:after="0" w:line="240"/>
-      </w:pPr>
-      <w:r>
-        <w:rPr>
-          <w:rFonts w:ascii="Courier New" w:cs="Courier New" w:eastAsia="Courier New" w:hAnsi="Courier New"/>
-          <w:sz w:val="20"/>
-          <w:szCs w:val="20"/>
-        </w:rPr>
-        <w:t xml:space="preserve">.form__error { background: #f6e3e1; color: var(--danger); padding: 12px 16px; border-radius: 12px; }</w:t>
-      </w:r>
-    </w:p>
-    <w:p>
-      <w:pPr>
-        <w:keepNext w:val="false"/>
-        <w:keepLines/>
-        <w:spacing w:after="0" w:line="240"/>
-      </w:pPr>
-      <w:r>
-        <w:rPr>
-          <w:rFonts w:ascii="Courier New" w:cs="Courier New" w:eastAsia="Courier New" w:hAnsi="Courier New"/>
-          <w:sz w:val="20"/>
-          <w:szCs w:val="20"/>
-        </w:rPr>
-        <w:t xml:space="preserve">.form__hint { color: var(--muted); margin: 16px 0 0; font-size: .92rem; }</w:t>
-      </w:r>
-    </w:p>
-    <w:p>
-      <w:pPr>
-        <w:keepNext w:val="false"/>
-        <w:keepLines/>
-        <w:spacing w:after="0" w:line="240"/>
-      </w:pPr>
-      <w:r>
-        <w:rPr>
-          <w:rFonts w:ascii="Courier New" w:cs="Courier New" w:eastAsia="Courier New" w:hAnsi="Courier New"/>
-          <w:sz w:val="20"/>
-          <w:szCs w:val="20"/>
-        </w:rPr>
-        <w:t xml:space="preserve">.form .btn { margin: 4px 8px 0 0; }</w:t>
-      </w:r>
-    </w:p>
-    <w:p>
-      <w:pPr>
-        <w:keepNext w:val="false"/>
-        <w:keepLines/>
-        <w:spacing w:after="0" w:line="240"/>
-      </w:pPr>
-      <w:r>
-        <w:rPr>
-          <w:rFonts w:ascii="Courier New" w:cs="Courier New" w:eastAsia="Courier New" w:hAnsi="Courier New"/>
-          <w:sz w:val="20"/>
-          <w:szCs w:val="20"/>
-        </w:rPr>
         <w:t xml:space="preserve"> </w:t>
       </w:r>
     </w:p>
@@ -28732,67 +30832,127 @@
           <w:sz w:val="20"/>
           <w:szCs w:val="20"/>
         </w:rPr>
-        <w:t xml:space="preserve">.two-columns { display: grid; grid-template-columns: 1fr 1fr; gap: 64px; }</w:t>
-      </w:r>
-    </w:p>
-    <w:p>
-      <w:pPr>
-        <w:keepNext w:val="false"/>
-        <w:keepLines/>
-        <w:spacing w:after="0" w:line="240"/>
-      </w:pPr>
-      <w:r>
-        <w:rPr>
-          <w:rFonts w:ascii="Courier New" w:cs="Courier New" w:eastAsia="Courier New" w:hAnsi="Courier New"/>
-          <w:sz w:val="20"/>
-          <w:szCs w:val="20"/>
-        </w:rPr>
-        <w:t xml:space="preserve">.auth { max-width: 480px; }</w:t>
-      </w:r>
-    </w:p>
-    <w:p>
-      <w:pPr>
-        <w:keepNext w:val="false"/>
-        <w:keepLines/>
-        <w:spacing w:after="0" w:line="240"/>
-      </w:pPr>
-      <w:r>
-        <w:rPr>
-          <w:rFonts w:ascii="Courier New" w:cs="Courier New" w:eastAsia="Courier New" w:hAnsi="Courier New"/>
-          <w:sz w:val="20"/>
-          <w:szCs w:val="20"/>
-        </w:rPr>
-        <w:t xml:space="preserve">.order__img { border-radius: var(--radius); aspect-ratio: 16 / 10; width: 100%; object-fit: cover; margin-bottom: 28px; }</w:t>
-      </w:r>
-    </w:p>
-    <w:p>
-      <w:pPr>
-        <w:keepNext w:val="false"/>
-        <w:keepLines/>
-        <w:spacing w:after="0" w:line="240"/>
-      </w:pPr>
-      <w:r>
-        <w:rPr>
-          <w:rFonts w:ascii="Courier New" w:cs="Courier New" w:eastAsia="Courier New" w:hAnsi="Courier New"/>
-          <w:sz w:val="20"/>
-          <w:szCs w:val="20"/>
-        </w:rPr>
-        <w:t xml:space="preserve">.total { font-size: 1rem; color: var(--muted); border-top: 1px solid var(--line); padding-top: 16px; }</w:t>
-      </w:r>
-    </w:p>
-    <w:p>
-      <w:pPr>
-        <w:keepNext w:val="false"/>
-        <w:keepLines/>
-        <w:spacing w:after="0" w:line="240"/>
-      </w:pPr>
-      <w:r>
-        <w:rPr>
-          <w:rFonts w:ascii="Courier New" w:cs="Courier New" w:eastAsia="Courier New" w:hAnsi="Courier New"/>
-          <w:sz w:val="20"/>
-          <w:szCs w:val="20"/>
-        </w:rPr>
-        <w:t xml:space="preserve">.total strong { display: block; color: var(--ink); font: 500 1.8rem var(--font-title); margin-top: 4px; }</w:t>
+        <w:t xml:space="preserve">@media (max-width: 1000px) {</w:t>
+      </w:r>
+    </w:p>
+    <w:p>
+      <w:pPr>
+        <w:keepNext w:val="false"/>
+        <w:keepLines/>
+        <w:spacing w:after="0" w:line="240"/>
+      </w:pPr>
+      <w:r>
+        <w:rPr>
+          <w:rFonts w:ascii="Courier New" w:cs="Courier New" w:eastAsia="Courier New" w:hAnsi="Courier New"/>
+          <w:sz w:val="20"/>
+          <w:szCs w:val="20"/>
+        </w:rPr>
+        <w:t xml:space="preserve">    .hero { grid-template-columns: 1fr; }</w:t>
+      </w:r>
+    </w:p>
+    <w:p>
+      <w:pPr>
+        <w:keepNext w:val="false"/>
+        <w:keepLines/>
+        <w:spacing w:after="0" w:line="240"/>
+      </w:pPr>
+      <w:r>
+        <w:rPr>
+          <w:rFonts w:ascii="Courier New" w:cs="Courier New" w:eastAsia="Courier New" w:hAnsi="Courier New"/>
+          <w:sz w:val="20"/>
+          <w:szCs w:val="20"/>
+        </w:rPr>
+        <w:t xml:space="preserve">    .hero__media { min-height: 380px; }</w:t>
+      </w:r>
+    </w:p>
+    <w:p>
+      <w:pPr>
+        <w:keepNext w:val="false"/>
+        <w:keepLines/>
+        <w:spacing w:after="0" w:line="240"/>
+      </w:pPr>
+      <w:r>
+        <w:rPr>
+          <w:rFonts w:ascii="Courier New" w:cs="Courier New" w:eastAsia="Courier New" w:hAnsi="Courier New"/>
+          <w:sz w:val="20"/>
+          <w:szCs w:val="20"/>
+        </w:rPr>
+        <w:t xml:space="preserve">    .badge { left: auto; right: 20px; top: -40px; width: 120px; height: 120px; }</w:t>
+      </w:r>
+    </w:p>
+    <w:p>
+      <w:pPr>
+        <w:keepNext w:val="false"/>
+        <w:keepLines/>
+        <w:spacing w:after="0" w:line="240"/>
+      </w:pPr>
+      <w:r>
+        <w:rPr>
+          <w:rFonts w:ascii="Courier New" w:cs="Courier New" w:eastAsia="Courier New" w:hAnsi="Courier New"/>
+          <w:sz w:val="20"/>
+          <w:szCs w:val="20"/>
+        </w:rPr>
+        <w:t xml:space="preserve">    .bento, .steps, .stats { grid-template-columns: 1fr 1fr; }</w:t>
+      </w:r>
+    </w:p>
+    <w:p>
+      <w:pPr>
+        <w:keepNext w:val="false"/>
+        <w:keepLines/>
+        <w:spacing w:after="0" w:line="240"/>
+      </w:pPr>
+      <w:r>
+        <w:rPr>
+          <w:rFonts w:ascii="Courier New" w:cs="Courier New" w:eastAsia="Courier New" w:hAnsi="Courier New"/>
+          <w:sz w:val="20"/>
+          <w:szCs w:val="20"/>
+        </w:rPr>
+        <w:t xml:space="preserve">    .gallery { grid-template-columns: 1fr 1fr; }</w:t>
+      </w:r>
+    </w:p>
+    <w:p>
+      <w:pPr>
+        <w:keepNext w:val="false"/>
+        <w:keepLines/>
+        <w:spacing w:after="0" w:line="240"/>
+      </w:pPr>
+      <w:r>
+        <w:rPr>
+          <w:rFonts w:ascii="Courier New" w:cs="Courier New" w:eastAsia="Courier New" w:hAnsi="Courier New"/>
+          <w:sz w:val="20"/>
+          <w:szCs w:val="20"/>
+        </w:rPr>
+        <w:t xml:space="preserve">    .gallery .project:first-child { grid-row: auto; grid-column: span 2; }</w:t>
+      </w:r>
+    </w:p>
+    <w:p>
+      <w:pPr>
+        <w:keepNext w:val="false"/>
+        <w:keepLines/>
+        <w:spacing w:after="0" w:line="240"/>
+      </w:pPr>
+      <w:r>
+        <w:rPr>
+          <w:rFonts w:ascii="Courier New" w:cs="Courier New" w:eastAsia="Courier New" w:hAnsi="Courier New"/>
+          <w:sz w:val="20"/>
+          <w:szCs w:val="20"/>
+        </w:rPr>
+        <w:t xml:space="preserve">    .gallery .project:first-child .project__media { min-height: 320px; }</w:t>
+      </w:r>
+    </w:p>
+    <w:p>
+      <w:pPr>
+        <w:keepNext w:val="false"/>
+        <w:keepLines/>
+        <w:spacing w:after="0" w:line="240"/>
+      </w:pPr>
+      <w:r>
+        <w:rPr>
+          <w:rFonts w:ascii="Courier New" w:cs="Courier New" w:eastAsia="Courier New" w:hAnsi="Courier New"/>
+          <w:sz w:val="20"/>
+          <w:szCs w:val="20"/>
+        </w:rPr>
+        <w:t xml:space="preserve">}</w:t>
       </w:r>
     </w:p>
     <w:p>
@@ -28822,52 +30982,37 @@
           <w:sz w:val="20"/>
           <w:szCs w:val="20"/>
         </w:rPr>
-        <w:t xml:space="preserve">.contacts { display: grid; grid-template-columns: 1fr 1fr; gap: 40px 24px; align-content: start; }</w:t>
-      </w:r>
-    </w:p>
-    <w:p>
-      <w:pPr>
-        <w:keepNext w:val="false"/>
-        <w:keepLines/>
-        <w:spacing w:after="0" w:line="240"/>
-      </w:pPr>
-      <w:r>
-        <w:rPr>
-          <w:rFonts w:ascii="Courier New" w:cs="Courier New" w:eastAsia="Courier New" w:hAnsi="Courier New"/>
-          <w:sz w:val="20"/>
-          <w:szCs w:val="20"/>
-        </w:rPr>
-        <w:t xml:space="preserve">.contacts div { border-top: 1px solid var(--ink); padding-top: 16px; }</w:t>
-      </w:r>
-    </w:p>
-    <w:p>
-      <w:pPr>
-        <w:keepNext w:val="false"/>
-        <w:keepLines/>
-        <w:spacing w:after="0" w:line="240"/>
-      </w:pPr>
-      <w:r>
-        <w:rPr>
-          <w:rFonts w:ascii="Courier New" w:cs="Courier New" w:eastAsia="Courier New" w:hAnsi="Courier New"/>
-          <w:sz w:val="20"/>
-          <w:szCs w:val="20"/>
-        </w:rPr>
-        <w:t xml:space="preserve">.contacts .eyebrow { margin-bottom: 10px; }</w:t>
-      </w:r>
-    </w:p>
-    <w:p>
-      <w:pPr>
-        <w:keepNext w:val="false"/>
-        <w:keepLines/>
-        <w:spacing w:after="0" w:line="240"/>
-      </w:pPr>
-      <w:r>
-        <w:rPr>
-          <w:rFonts w:ascii="Courier New" w:cs="Courier New" w:eastAsia="Courier New" w:hAnsi="Courier New"/>
-          <w:sz w:val="20"/>
-          <w:szCs w:val="20"/>
-        </w:rPr>
-        <w:t xml:space="preserve">.contacts p { font: 500 1.1rem var(--font-title); letter-spacing: -0.01em; margin: 0; }</w:t>
+        <w:t xml:space="preserve">@media (max-width: 900px) {</w:t>
+      </w:r>
+    </w:p>
+    <w:p>
+      <w:pPr>
+        <w:keepNext w:val="false"/>
+        <w:keepLines/>
+        <w:spacing w:after="0" w:line="240"/>
+      </w:pPr>
+      <w:r>
+        <w:rPr>
+          <w:rFonts w:ascii="Courier New" w:cs="Courier New" w:eastAsia="Courier New" w:hAnsi="Courier New"/>
+          <w:sz w:val="20"/>
+          <w:szCs w:val="20"/>
+        </w:rPr>
+        <w:t xml:space="preserve">    .two-columns, .profile, .admin-layout { grid-template-columns: 1fr; }</w:t>
+      </w:r>
+    </w:p>
+    <w:p>
+      <w:pPr>
+        <w:keepNext w:val="false"/>
+        <w:keepLines/>
+        <w:spacing w:after="0" w:line="240"/>
+      </w:pPr>
+      <w:r>
+        <w:rPr>
+          <w:rFonts w:ascii="Courier New" w:cs="Courier New" w:eastAsia="Courier New" w:hAnsi="Courier New"/>
+          <w:sz w:val="20"/>
+          <w:szCs w:val="20"/>
+        </w:rPr>
+        <w:t xml:space="preserve">    .table { display: block; overflow-x: auto; }</w:t>
       </w:r>
     </w:p>
     <w:p>
@@ -28897,97 +31042,172 @@
           <w:sz w:val="20"/>
           <w:szCs w:val="20"/>
         </w:rPr>
-        <w:t xml:space="preserve">.profile { display: grid; grid-template-columns: 380px 1fr; gap: 48px; }</w:t>
-      </w:r>
-    </w:p>
-    <w:p>
-      <w:pPr>
-        <w:keepNext w:val="false"/>
-        <w:keepLines/>
-        <w:spacing w:after="0" w:line="240"/>
-      </w:pPr>
-      <w:r>
-        <w:rPr>
-          <w:rFonts w:ascii="Courier New" w:cs="Courier New" w:eastAsia="Courier New" w:hAnsi="Courier New"/>
-          <w:sz w:val="20"/>
-          <w:szCs w:val="20"/>
-        </w:rPr>
-        <w:t xml:space="preserve">.profile h2 { font-size: 1.5rem; }</w:t>
-      </w:r>
-    </w:p>
-    <w:p>
-      <w:pPr>
-        <w:keepNext w:val="false"/>
-        <w:keepLines/>
-        <w:spacing w:after="0" w:line="240"/>
-      </w:pPr>
-      <w:r>
-        <w:rPr>
-          <w:rFonts w:ascii="Courier New" w:cs="Courier New" w:eastAsia="Courier New" w:hAnsi="Courier New"/>
-          <w:sz w:val="20"/>
-          <w:szCs w:val="20"/>
-        </w:rPr>
-        <w:t xml:space="preserve">.order-row { display: flex; justify-content: space-between; gap: 16px; padding: 20px 0; border-bottom: 1px solid var(--line); }</w:t>
-      </w:r>
-    </w:p>
-    <w:p>
-      <w:pPr>
-        <w:keepNext w:val="false"/>
-        <w:keepLines/>
-        <w:spacing w:after="0" w:line="240"/>
-      </w:pPr>
-      <w:r>
-        <w:rPr>
-          <w:rFonts w:ascii="Courier New" w:cs="Courier New" w:eastAsia="Courier New" w:hAnsi="Courier New"/>
-          <w:sz w:val="20"/>
-          <w:szCs w:val="20"/>
-        </w:rPr>
-        <w:t xml:space="preserve">.order-row:first-of-type { border-top: 1px solid var(--line); }</w:t>
-      </w:r>
-    </w:p>
-    <w:p>
-      <w:pPr>
-        <w:keepNext w:val="false"/>
-        <w:keepLines/>
-        <w:spacing w:after="0" w:line="240"/>
-      </w:pPr>
-      <w:r>
-        <w:rPr>
-          <w:rFonts w:ascii="Courier New" w:cs="Courier New" w:eastAsia="Courier New" w:hAnsi="Courier New"/>
-          <w:sz w:val="20"/>
-          <w:szCs w:val="20"/>
-        </w:rPr>
-        <w:t xml:space="preserve">.order-row strong { font-family: var(--font-title); font-weight: 500; }</w:t>
-      </w:r>
-    </w:p>
-    <w:p>
-      <w:pPr>
-        <w:keepNext w:val="false"/>
-        <w:keepLines/>
-        <w:spacing w:after="0" w:line="240"/>
-      </w:pPr>
-      <w:r>
-        <w:rPr>
-          <w:rFonts w:ascii="Courier New" w:cs="Courier New" w:eastAsia="Courier New" w:hAnsi="Courier New"/>
-          <w:sz w:val="20"/>
-          <w:szCs w:val="20"/>
-        </w:rPr>
-        <w:t xml:space="preserve">.order-row span, .order-row em { display: block; color: var(--muted); font-size: .92rem; }</w:t>
-      </w:r>
-    </w:p>
-    <w:p>
-      <w:pPr>
-        <w:keepNext w:val="false"/>
-        <w:keepLines/>
-        <w:spacing w:after="0" w:line="240"/>
-      </w:pPr>
-      <w:r>
-        <w:rPr>
-          <w:rFonts w:ascii="Courier New" w:cs="Courier New" w:eastAsia="Courier New" w:hAnsi="Courier New"/>
-          <w:sz w:val="20"/>
-          <w:szCs w:val="20"/>
-        </w:rPr>
-        <w:t xml:space="preserve">.order-row__side { text-align: right; display: flex; flex-direction: column; align-items: flex-end; gap: 8px; }</w:t>
+        <w:t xml:space="preserve">    .burger { display: block; }</w:t>
+      </w:r>
+    </w:p>
+    <w:p>
+      <w:pPr>
+        <w:keepNext w:val="false"/>
+        <w:keepLines/>
+        <w:spacing w:after="0" w:line="240"/>
+      </w:pPr>
+      <w:r>
+        <w:rPr>
+          <w:rFonts w:ascii="Courier New" w:cs="Courier New" w:eastAsia="Courier New" w:hAnsi="Courier New"/>
+          <w:sz w:val="20"/>
+          <w:szCs w:val="20"/>
+        </w:rPr>
+        <w:t xml:space="preserve">    .nav {</w:t>
+      </w:r>
+    </w:p>
+    <w:p>
+      <w:pPr>
+        <w:keepNext w:val="false"/>
+        <w:keepLines/>
+        <w:spacing w:after="0" w:line="240"/>
+      </w:pPr>
+      <w:r>
+        <w:rPr>
+          <w:rFonts w:ascii="Courier New" w:cs="Courier New" w:eastAsia="Courier New" w:hAnsi="Courier New"/>
+          <w:sz w:val="20"/>
+          <w:szCs w:val="20"/>
+        </w:rPr>
+        <w:t xml:space="preserve">        display: none; position: absolute; top: 76px; left: 8px; right: 8px;</w:t>
+      </w:r>
+    </w:p>
+    <w:p>
+      <w:pPr>
+        <w:keepNext w:val="false"/>
+        <w:keepLines/>
+        <w:spacing w:after="0" w:line="240"/>
+      </w:pPr>
+      <w:r>
+        <w:rPr>
+          <w:rFonts w:ascii="Courier New" w:cs="Courier New" w:eastAsia="Courier New" w:hAnsi="Courier New"/>
+          <w:sz w:val="20"/>
+          <w:szCs w:val="20"/>
+        </w:rPr>
+        <w:t xml:space="preserve">        flex-direction: column; align-items: stretch; gap: 4px;</w:t>
+      </w:r>
+    </w:p>
+    <w:p>
+      <w:pPr>
+        <w:keepNext w:val="false"/>
+        <w:keepLines/>
+        <w:spacing w:after="0" w:line="240"/>
+      </w:pPr>
+      <w:r>
+        <w:rPr>
+          <w:rFonts w:ascii="Courier New" w:cs="Courier New" w:eastAsia="Courier New" w:hAnsi="Courier New"/>
+          <w:sz w:val="20"/>
+          <w:szCs w:val="20"/>
+        </w:rPr>
+        <w:t xml:space="preserve">        background: var(--surface); padding: 16px; border-radius: 22px;</w:t>
+      </w:r>
+    </w:p>
+    <w:p>
+      <w:pPr>
+        <w:keepNext w:val="false"/>
+        <w:keepLines/>
+        <w:spacing w:after="0" w:line="240"/>
+      </w:pPr>
+      <w:r>
+        <w:rPr>
+          <w:rFonts w:ascii="Courier New" w:cs="Courier New" w:eastAsia="Courier New" w:hAnsi="Courier New"/>
+          <w:sz w:val="20"/>
+          <w:szCs w:val="20"/>
+        </w:rPr>
+        <w:t xml:space="preserve">        box-shadow: 0 20px 40px rgba(19, 32, 26, .15);</w:t>
+      </w:r>
+    </w:p>
+    <w:p>
+      <w:pPr>
+        <w:keepNext w:val="false"/>
+        <w:keepLines/>
+        <w:spacing w:after="0" w:line="240"/>
+      </w:pPr>
+      <w:r>
+        <w:rPr>
+          <w:rFonts w:ascii="Courier New" w:cs="Courier New" w:eastAsia="Courier New" w:hAnsi="Courier New"/>
+          <w:sz w:val="20"/>
+          <w:szCs w:val="20"/>
+        </w:rPr>
+        <w:t xml:space="preserve">        font-size: 1.05rem;</w:t>
+      </w:r>
+    </w:p>
+    <w:p>
+      <w:pPr>
+        <w:keepNext w:val="false"/>
+        <w:keepLines/>
+        <w:spacing w:after="0" w:line="240"/>
+      </w:pPr>
+      <w:r>
+        <w:rPr>
+          <w:rFonts w:ascii="Courier New" w:cs="Courier New" w:eastAsia="Courier New" w:hAnsi="Courier New"/>
+          <w:sz w:val="20"/>
+          <w:szCs w:val="20"/>
+        </w:rPr>
+        <w:t xml:space="preserve">    }</w:t>
+      </w:r>
+    </w:p>
+    <w:p>
+      <w:pPr>
+        <w:keepNext w:val="false"/>
+        <w:keepLines/>
+        <w:spacing w:after="0" w:line="240"/>
+      </w:pPr>
+      <w:r>
+        <w:rPr>
+          <w:rFonts w:ascii="Courier New" w:cs="Courier New" w:eastAsia="Courier New" w:hAnsi="Courier New"/>
+          <w:sz w:val="20"/>
+          <w:szCs w:val="20"/>
+        </w:rPr>
+        <w:t xml:space="preserve">    .nav.open { display: flex; }</w:t>
+      </w:r>
+    </w:p>
+    <w:p>
+      <w:pPr>
+        <w:keepNext w:val="false"/>
+        <w:keepLines/>
+        <w:spacing w:after="0" w:line="240"/>
+      </w:pPr>
+      <w:r>
+        <w:rPr>
+          <w:rFonts w:ascii="Courier New" w:cs="Courier New" w:eastAsia="Courier New" w:hAnsi="Courier New"/>
+          <w:sz w:val="20"/>
+          <w:szCs w:val="20"/>
+        </w:rPr>
+        <w:t xml:space="preserve">    .nav__sep { display: none; }</w:t>
+      </w:r>
+    </w:p>
+    <w:p>
+      <w:pPr>
+        <w:keepNext w:val="false"/>
+        <w:keepLines/>
+        <w:spacing w:after="0" w:line="240"/>
+      </w:pPr>
+      <w:r>
+        <w:rPr>
+          <w:rFonts w:ascii="Courier New" w:cs="Courier New" w:eastAsia="Courier New" w:hAnsi="Courier New"/>
+          <w:sz w:val="20"/>
+          <w:szCs w:val="20"/>
+        </w:rPr>
+        <w:t xml:space="preserve">    .nav .btn { margin-top: 8px; }</w:t>
+      </w:r>
+    </w:p>
+    <w:p>
+      <w:pPr>
+        <w:keepNext w:val="false"/>
+        <w:keepLines/>
+        <w:spacing w:after="0" w:line="240"/>
+      </w:pPr>
+      <w:r>
+        <w:rPr>
+          <w:rFonts w:ascii="Courier New" w:cs="Courier New" w:eastAsia="Courier New" w:hAnsi="Courier New"/>
+          <w:sz w:val="20"/>
+          <w:szCs w:val="20"/>
+        </w:rPr>
+        <w:t xml:space="preserve">}</w:t>
       </w:r>
     </w:p>
     <w:p>
@@ -29017,786 +31237,6 @@
           <w:sz w:val="20"/>
           <w:szCs w:val="20"/>
         </w:rPr>
-        <w:t xml:space="preserve">.status { display: inline-block; padding: 5px 12px; border-radius: 100px; font-size: .8rem; font-weight: 500; border: 0; font-family: var(--font-text); }</w:t>
-      </w:r>
-    </w:p>
-    <w:p>
-      <w:pPr>
-        <w:keepNext w:val="false"/>
-        <w:keepLines/>
-        <w:spacing w:after="0" w:line="240"/>
-      </w:pPr>
-      <w:r>
-        <w:rPr>
-          <w:rFonts w:ascii="Courier New" w:cs="Courier New" w:eastAsia="Courier New" w:hAnsi="Courier New"/>
-          <w:sz w:val="20"/>
-          <w:szCs w:val="20"/>
-        </w:rPr>
-        <w:t xml:space="preserve">.status-new { background: #e1e8f5; color: #2d4f8a; }</w:t>
-      </w:r>
-    </w:p>
-    <w:p>
-      <w:pPr>
-        <w:keepNext w:val="false"/>
-        <w:keepLines/>
-        <w:spacing w:after="0" w:line="240"/>
-      </w:pPr>
-      <w:r>
-        <w:rPr>
-          <w:rFonts w:ascii="Courier New" w:cs="Courier New" w:eastAsia="Courier New" w:hAnsi="Courier New"/>
-          <w:sz w:val="20"/>
-          <w:szCs w:val="20"/>
-        </w:rPr>
-        <w:t xml:space="preserve">.status-in_work { background: #f7ecc8; color: #7d5a00; }</w:t>
-      </w:r>
-    </w:p>
-    <w:p>
-      <w:pPr>
-        <w:keepNext w:val="false"/>
-        <w:keepLines/>
-        <w:spacing w:after="0" w:line="240"/>
-      </w:pPr>
-      <w:r>
-        <w:rPr>
-          <w:rFonts w:ascii="Courier New" w:cs="Courier New" w:eastAsia="Courier New" w:hAnsi="Courier New"/>
-          <w:sz w:val="20"/>
-          <w:szCs w:val="20"/>
-        </w:rPr>
-        <w:t xml:space="preserve">.status-done { background: var(--accent); color: var(--ink); }</w:t>
-      </w:r>
-    </w:p>
-    <w:p>
-      <w:pPr>
-        <w:keepNext w:val="false"/>
-        <w:keepLines/>
-        <w:spacing w:after="0" w:line="240"/>
-      </w:pPr>
-      <w:r>
-        <w:rPr>
-          <w:rFonts w:ascii="Courier New" w:cs="Courier New" w:eastAsia="Courier New" w:hAnsi="Courier New"/>
-          <w:sz w:val="20"/>
-          <w:szCs w:val="20"/>
-        </w:rPr>
-        <w:t xml:space="preserve">.status-canceled { background: var(--bg-alt); color: var(--muted); }</w:t>
-      </w:r>
-    </w:p>
-    <w:p>
-      <w:pPr>
-        <w:keepNext w:val="false"/>
-        <w:keepLines/>
-        <w:spacing w:after="0" w:line="240"/>
-      </w:pPr>
-      <w:r>
-        <w:rPr>
-          <w:rFonts w:ascii="Courier New" w:cs="Courier New" w:eastAsia="Courier New" w:hAnsi="Courier New"/>
-          <w:sz w:val="20"/>
-          <w:szCs w:val="20"/>
-        </w:rPr>
-        <w:t xml:space="preserve"> </w:t>
-      </w:r>
-    </w:p>
-    <w:p>
-      <w:pPr>
-        <w:keepNext w:val="false"/>
-        <w:keepLines/>
-        <w:spacing w:after="0" w:line="240"/>
-      </w:pPr>
-      <w:r>
-        <w:rPr>
-          <w:rFonts w:ascii="Courier New" w:cs="Courier New" w:eastAsia="Courier New" w:hAnsi="Courier New"/>
-          <w:sz w:val="20"/>
-          <w:szCs w:val="20"/>
-        </w:rPr>
-        <w:t xml:space="preserve">.page-head--admin { padding-bottom: 0; }</w:t>
-      </w:r>
-    </w:p>
-    <w:p>
-      <w:pPr>
-        <w:keepNext w:val="false"/>
-        <w:keepLines/>
-        <w:spacing w:after="0" w:line="240"/>
-      </w:pPr>
-      <w:r>
-        <w:rPr>
-          <w:rFonts w:ascii="Courier New" w:cs="Courier New" w:eastAsia="Courier New" w:hAnsi="Courier New"/>
-          <w:sz w:val="20"/>
-          <w:szCs w:val="20"/>
-        </w:rPr>
-        <w:t xml:space="preserve">.tabs { display: flex; gap: 8px; flex-wrap: wrap; margin-top: 8px; }</w:t>
-      </w:r>
-    </w:p>
-    <w:p>
-      <w:pPr>
-        <w:keepNext w:val="false"/>
-        <w:keepLines/>
-        <w:spacing w:after="0" w:line="240"/>
-      </w:pPr>
-      <w:r>
-        <w:rPr>
-          <w:rFonts w:ascii="Courier New" w:cs="Courier New" w:eastAsia="Courier New" w:hAnsi="Courier New"/>
-          <w:sz w:val="20"/>
-          <w:szCs w:val="20"/>
-        </w:rPr>
-        <w:t xml:space="preserve">.tabs a { padding: 9px 20px; border: 1px solid var(--line); border-radius: 100px; text-decoration: none; font-size: .92rem; }</w:t>
-      </w:r>
-    </w:p>
-    <w:p>
-      <w:pPr>
-        <w:keepNext w:val="false"/>
-        <w:keepLines/>
-        <w:spacing w:after="0" w:line="240"/>
-      </w:pPr>
-      <w:r>
-        <w:rPr>
-          <w:rFonts w:ascii="Courier New" w:cs="Courier New" w:eastAsia="Courier New" w:hAnsi="Courier New"/>
-          <w:sz w:val="20"/>
-          <w:szCs w:val="20"/>
-        </w:rPr>
-        <w:t xml:space="preserve">.tabs a:hover { border-color: var(--ink); }</w:t>
-      </w:r>
-    </w:p>
-    <w:p>
-      <w:pPr>
-        <w:keepNext w:val="false"/>
-        <w:keepLines/>
-        <w:spacing w:after="0" w:line="240"/>
-      </w:pPr>
-      <w:r>
-        <w:rPr>
-          <w:rFonts w:ascii="Courier New" w:cs="Courier New" w:eastAsia="Courier New" w:hAnsi="Courier New"/>
-          <w:sz w:val="20"/>
-          <w:szCs w:val="20"/>
-        </w:rPr>
-        <w:t xml:space="preserve">.tabs a.active { background: var(--ink); border-color: var(--ink); color: var(--bg); }</w:t>
-      </w:r>
-    </w:p>
-    <w:p>
-      <w:pPr>
-        <w:keepNext w:val="false"/>
-        <w:keepLines/>
-        <w:spacing w:after="0" w:line="240"/>
-      </w:pPr>
-      <w:r>
-        <w:rPr>
-          <w:rFonts w:ascii="Courier New" w:cs="Courier New" w:eastAsia="Courier New" w:hAnsi="Courier New"/>
-          <w:sz w:val="20"/>
-          <w:szCs w:val="20"/>
-        </w:rPr>
-        <w:t xml:space="preserve">.page-head--admin + .section { padding-top: 40px; }</w:t>
-      </w:r>
-    </w:p>
-    <w:p>
-      <w:pPr>
-        <w:keepNext w:val="false"/>
-        <w:keepLines/>
-        <w:spacing w:after="0" w:line="240"/>
-      </w:pPr>
-      <w:r>
-        <w:rPr>
-          <w:rFonts w:ascii="Courier New" w:cs="Courier New" w:eastAsia="Courier New" w:hAnsi="Courier New"/>
-          <w:sz w:val="20"/>
-          <w:szCs w:val="20"/>
-        </w:rPr>
-        <w:t xml:space="preserve"> </w:t>
-      </w:r>
-    </w:p>
-    <w:p>
-      <w:pPr>
-        <w:keepNext w:val="false"/>
-        <w:keepLines/>
-        <w:spacing w:after="0" w:line="240"/>
-      </w:pPr>
-      <w:r>
-        <w:rPr>
-          <w:rFonts w:ascii="Courier New" w:cs="Courier New" w:eastAsia="Courier New" w:hAnsi="Courier New"/>
-          <w:sz w:val="20"/>
-          <w:szCs w:val="20"/>
-        </w:rPr>
-        <w:t xml:space="preserve">.admin-layout { display: grid; grid-template-columns: 360px 1fr; gap: 32px; align-items: start; }</w:t>
-      </w:r>
-    </w:p>
-    <w:p>
-      <w:pPr>
-        <w:keepNext w:val="false"/>
-        <w:keepLines/>
-        <w:spacing w:after="0" w:line="240"/>
-      </w:pPr>
-      <w:r>
-        <w:rPr>
-          <w:rFonts w:ascii="Courier New" w:cs="Courier New" w:eastAsia="Courier New" w:hAnsi="Courier New"/>
-          <w:sz w:val="20"/>
-          <w:szCs w:val="20"/>
-        </w:rPr>
-        <w:t xml:space="preserve">.table { width: 100%; border-collapse: collapse; background: var(--surface); border: 1px solid var(--line); border-radius: var(--radius); overflow: hidden; font-size: .92rem; }</w:t>
-      </w:r>
-    </w:p>
-    <w:p>
-      <w:pPr>
-        <w:keepNext w:val="false"/>
-        <w:keepLines/>
-        <w:spacing w:after="0" w:line="240"/>
-      </w:pPr>
-      <w:r>
-        <w:rPr>
-          <w:rFonts w:ascii="Courier New" w:cs="Courier New" w:eastAsia="Courier New" w:hAnsi="Courier New"/>
-          <w:sz w:val="20"/>
-          <w:szCs w:val="20"/>
-        </w:rPr>
-        <w:t xml:space="preserve">.table th { text-align: left; padding: 14px; font-weight: 500; font-size: .78rem; letter-spacing: .08em; text-transform: uppercase; color: var(--muted); border-bottom: 1px solid var(--line); }</w:t>
-      </w:r>
-    </w:p>
-    <w:p>
-      <w:pPr>
-        <w:keepNext w:val="false"/>
-        <w:keepLines/>
-        <w:spacing w:after="0" w:line="240"/>
-      </w:pPr>
-      <w:r>
-        <w:rPr>
-          <w:rFonts w:ascii="Courier New" w:cs="Courier New" w:eastAsia="Courier New" w:hAnsi="Courier New"/>
-          <w:sz w:val="20"/>
-          <w:szCs w:val="20"/>
-        </w:rPr>
-        <w:t xml:space="preserve">.table td { padding: 14px; border-bottom: 1px solid var(--line); vertical-align: middle; }</w:t>
-      </w:r>
-    </w:p>
-    <w:p>
-      <w:pPr>
-        <w:keepNext w:val="false"/>
-        <w:keepLines/>
-        <w:spacing w:after="0" w:line="240"/>
-      </w:pPr>
-      <w:r>
-        <w:rPr>
-          <w:rFonts w:ascii="Courier New" w:cs="Courier New" w:eastAsia="Courier New" w:hAnsi="Courier New"/>
-          <w:sz w:val="20"/>
-          <w:szCs w:val="20"/>
-        </w:rPr>
-        <w:t xml:space="preserve">.table tr:last-child td { border-bottom: 0; }</w:t>
-      </w:r>
-    </w:p>
-    <w:p>
-      <w:pPr>
-        <w:keepNext w:val="false"/>
-        <w:keepLines/>
-        <w:spacing w:after="0" w:line="240"/>
-      </w:pPr>
-      <w:r>
-        <w:rPr>
-          <w:rFonts w:ascii="Courier New" w:cs="Courier New" w:eastAsia="Courier New" w:hAnsi="Courier New"/>
-          <w:sz w:val="20"/>
-          <w:szCs w:val="20"/>
-        </w:rPr>
-        <w:t xml:space="preserve">.table tr:hover td { background: #faf9f6; }</w:t>
-      </w:r>
-    </w:p>
-    <w:p>
-      <w:pPr>
-        <w:keepNext w:val="false"/>
-        <w:keepLines/>
-        <w:spacing w:after="0" w:line="240"/>
-      </w:pPr>
-      <w:r>
-        <w:rPr>
-          <w:rFonts w:ascii="Courier New" w:cs="Courier New" w:eastAsia="Courier New" w:hAnsi="Courier New"/>
-          <w:sz w:val="20"/>
-          <w:szCs w:val="20"/>
-        </w:rPr>
-        <w:t xml:space="preserve">.table__thumb { width: 64px; height: 44px; object-fit: cover; border-radius: 8px; }</w:t>
-      </w:r>
-    </w:p>
-    <w:p>
-      <w:pPr>
-        <w:keepNext w:val="false"/>
-        <w:keepLines/>
-        <w:spacing w:after="0" w:line="240"/>
-      </w:pPr>
-      <w:r>
-        <w:rPr>
-          <w:rFonts w:ascii="Courier New" w:cs="Courier New" w:eastAsia="Courier New" w:hAnsi="Courier New"/>
-          <w:sz w:val="20"/>
-          <w:szCs w:val="20"/>
-        </w:rPr>
-        <w:t xml:space="preserve">.table__actions { white-space: nowrap; }</w:t>
-      </w:r>
-    </w:p>
-    <w:p>
-      <w:pPr>
-        <w:keepNext w:val="false"/>
-        <w:keepLines/>
-        <w:spacing w:after="0" w:line="240"/>
-      </w:pPr>
-      <w:r>
-        <w:rPr>
-          <w:rFonts w:ascii="Courier New" w:cs="Courier New" w:eastAsia="Courier New" w:hAnsi="Courier New"/>
-          <w:sz w:val="20"/>
-          <w:szCs w:val="20"/>
-        </w:rPr>
-        <w:t xml:space="preserve">.table__actions form { display: inline; margin-left: 12px; }</w:t>
-      </w:r>
-    </w:p>
-    <w:p>
-      <w:pPr>
-        <w:keepNext w:val="false"/>
-        <w:keepLines/>
-        <w:spacing w:after="0" w:line="240"/>
-      </w:pPr>
-      <w:r>
-        <w:rPr>
-          <w:rFonts w:ascii="Courier New" w:cs="Courier New" w:eastAsia="Courier New" w:hAnsi="Courier New"/>
-          <w:sz w:val="20"/>
-          <w:szCs w:val="20"/>
-        </w:rPr>
-        <w:t xml:space="preserve">.table select.status { cursor: pointer; }</w:t>
-      </w:r>
-    </w:p>
-    <w:p>
-      <w:pPr>
-        <w:keepNext w:val="false"/>
-        <w:keepLines/>
-        <w:spacing w:after="0" w:line="240"/>
-      </w:pPr>
-      <w:r>
-        <w:rPr>
-          <w:rFonts w:ascii="Courier New" w:cs="Courier New" w:eastAsia="Courier New" w:hAnsi="Courier New"/>
-          <w:sz w:val="20"/>
-          <w:szCs w:val="20"/>
-        </w:rPr>
-        <w:t xml:space="preserve"> </w:t>
-      </w:r>
-    </w:p>
-    <w:p>
-      <w:pPr>
-        <w:keepNext w:val="false"/>
-        <w:keepLines/>
-        <w:spacing w:after="0" w:line="240"/>
-      </w:pPr>
-      <w:r>
-        <w:rPr>
-          <w:rFonts w:ascii="Courier New" w:cs="Courier New" w:eastAsia="Courier New" w:hAnsi="Courier New"/>
-          <w:sz w:val="20"/>
-          <w:szCs w:val="20"/>
-        </w:rPr>
-        <w:t xml:space="preserve">.footer { background: var(--ink); color: var(--bg); padding: 80px 0 32px; margin-top: 88px; overflow: hidden; }</w:t>
-      </w:r>
-    </w:p>
-    <w:p>
-      <w:pPr>
-        <w:keepNext w:val="false"/>
-        <w:keepLines/>
-        <w:spacing w:after="0" w:line="240"/>
-      </w:pPr>
-      <w:r>
-        <w:rPr>
-          <w:rFonts w:ascii="Courier New" w:cs="Courier New" w:eastAsia="Courier New" w:hAnsi="Courier New"/>
-          <w:sz w:val="20"/>
-          <w:szCs w:val="20"/>
-        </w:rPr>
-        <w:t xml:space="preserve">.footer__top { display: flex; justify-content: space-between; align-items: flex-end; gap: 32px; flex-wrap: wrap; padding-bottom: 56px; border-bottom: 1px solid rgba(255, 255, 255, .15); }</w:t>
-      </w:r>
-    </w:p>
-    <w:p>
-      <w:pPr>
-        <w:keepNext w:val="false"/>
-        <w:keepLines/>
-        <w:spacing w:after="0" w:line="240"/>
-      </w:pPr>
-      <w:r>
-        <w:rPr>
-          <w:rFonts w:ascii="Courier New" w:cs="Courier New" w:eastAsia="Courier New" w:hAnsi="Courier New"/>
-          <w:sz w:val="20"/>
-          <w:szCs w:val="20"/>
-        </w:rPr>
-        <w:t xml:space="preserve">.footer__slogan { font: 500 clamp(1.4rem, 3vw, 2.2rem)/1.2 var(--font-title); letter-spacing: -0.02em; max-width: 22ch; margin: 0; }</w:t>
-      </w:r>
-    </w:p>
-    <w:p>
-      <w:pPr>
-        <w:keepNext w:val="false"/>
-        <w:keepLines/>
-        <w:spacing w:after="0" w:line="240"/>
-      </w:pPr>
-      <w:r>
-        <w:rPr>
-          <w:rFonts w:ascii="Courier New" w:cs="Courier New" w:eastAsia="Courier New" w:hAnsi="Courier New"/>
-          <w:sz w:val="20"/>
-          <w:szCs w:val="20"/>
-        </w:rPr>
-        <w:t xml:space="preserve">.footer__grid { display: grid; grid-template-columns: repeat(3, 1fr); gap: 32px; padding: 48px 0; }</w:t>
-      </w:r>
-    </w:p>
-    <w:p>
-      <w:pPr>
-        <w:keepNext w:val="false"/>
-        <w:keepLines/>
-        <w:spacing w:after="0" w:line="240"/>
-      </w:pPr>
-      <w:r>
-        <w:rPr>
-          <w:rFonts w:ascii="Courier New" w:cs="Courier New" w:eastAsia="Courier New" w:hAnsi="Courier New"/>
-          <w:sz w:val="20"/>
-          <w:szCs w:val="20"/>
-        </w:rPr>
-        <w:t xml:space="preserve">.footer__grid a { display: block; text-decoration: none; margin-bottom: 6px; color: rgba(255, 255, 255, .85); }</w:t>
-      </w:r>
-    </w:p>
-    <w:p>
-      <w:pPr>
-        <w:keepNext w:val="false"/>
-        <w:keepLines/>
-        <w:spacing w:after="0" w:line="240"/>
-      </w:pPr>
-      <w:r>
-        <w:rPr>
-          <w:rFonts w:ascii="Courier New" w:cs="Courier New" w:eastAsia="Courier New" w:hAnsi="Courier New"/>
-          <w:sz w:val="20"/>
-          <w:szCs w:val="20"/>
-        </w:rPr>
-        <w:t xml:space="preserve">.footer__grid a:hover { color: var(--accent); }</w:t>
-      </w:r>
-    </w:p>
-    <w:p>
-      <w:pPr>
-        <w:keepNext w:val="false"/>
-        <w:keepLines/>
-        <w:spacing w:after="0" w:line="240"/>
-      </w:pPr>
-      <w:r>
-        <w:rPr>
-          <w:rFonts w:ascii="Courier New" w:cs="Courier New" w:eastAsia="Courier New" w:hAnsi="Courier New"/>
-          <w:sz w:val="20"/>
-          <w:szCs w:val="20"/>
-        </w:rPr>
-        <w:t xml:space="preserve">.footer__grid p { color: rgba(255, 255, 255, .85); margin: 0; }</w:t>
-      </w:r>
-    </w:p>
-    <w:p>
-      <w:pPr>
-        <w:keepNext w:val="false"/>
-        <w:keepLines/>
-        <w:spacing w:after="0" w:line="240"/>
-      </w:pPr>
-      <w:r>
-        <w:rPr>
-          <w:rFonts w:ascii="Courier New" w:cs="Courier New" w:eastAsia="Courier New" w:hAnsi="Courier New"/>
-          <w:sz w:val="20"/>
-          <w:szCs w:val="20"/>
-        </w:rPr>
-        <w:t xml:space="preserve">.footer .eyebrow { color: rgba(255, 255, 255, .5); display: flex; }</w:t>
-      </w:r>
-    </w:p>
-    <w:p>
-      <w:pPr>
-        <w:keepNext w:val="false"/>
-        <w:keepLines/>
-        <w:spacing w:after="0" w:line="240"/>
-      </w:pPr>
-      <w:r>
-        <w:rPr>
-          <w:rFonts w:ascii="Courier New" w:cs="Courier New" w:eastAsia="Courier New" w:hAnsi="Courier New"/>
-          <w:sz w:val="20"/>
-          <w:szCs w:val="20"/>
-        </w:rPr>
-        <w:t xml:space="preserve">.footer__brand { font: 600 clamp(2.2rem, 9.4vw, 8.4rem)/.95 var(--font-title); letter-spacing: -0.05em; color: var(--accent); white-space: nowrap; }</w:t>
-      </w:r>
-    </w:p>
-    <w:p>
-      <w:pPr>
-        <w:keepNext w:val="false"/>
-        <w:keepLines/>
-        <w:spacing w:after="0" w:line="240"/>
-      </w:pPr>
-      <w:r>
-        <w:rPr>
-          <w:rFonts w:ascii="Courier New" w:cs="Courier New" w:eastAsia="Courier New" w:hAnsi="Courier New"/>
-          <w:sz w:val="20"/>
-          <w:szCs w:val="20"/>
-        </w:rPr>
-        <w:t xml:space="preserve">.footer__copy { display: flex; justify-content: space-between; gap: 16px; margin-top: 32px; font-size: .85rem; color: rgba(255, 255, 255, .5); }</w:t>
-      </w:r>
-    </w:p>
-    <w:p>
-      <w:pPr>
-        <w:keepNext w:val="false"/>
-        <w:keepLines/>
-        <w:spacing w:after="0" w:line="240"/>
-      </w:pPr>
-      <w:r>
-        <w:rPr>
-          <w:rFonts w:ascii="Courier New" w:cs="Courier New" w:eastAsia="Courier New" w:hAnsi="Courier New"/>
-          <w:sz w:val="20"/>
-          <w:szCs w:val="20"/>
-        </w:rPr>
-        <w:t xml:space="preserve"> </w:t>
-      </w:r>
-    </w:p>
-    <w:p>
-      <w:pPr>
-        <w:keepNext w:val="false"/>
-        <w:keepLines/>
-        <w:spacing w:after="0" w:line="240"/>
-      </w:pPr>
-      <w:r>
-        <w:rPr>
-          <w:rFonts w:ascii="Courier New" w:cs="Courier New" w:eastAsia="Courier New" w:hAnsi="Courier New"/>
-          <w:sz w:val="20"/>
-          <w:szCs w:val="20"/>
-        </w:rPr>
-        <w:t xml:space="preserve">@media (max-width: 900px) {</w:t>
-      </w:r>
-    </w:p>
-    <w:p>
-      <w:pPr>
-        <w:keepNext w:val="false"/>
-        <w:keepLines/>
-        <w:spacing w:after="0" w:line="240"/>
-      </w:pPr>
-      <w:r>
-        <w:rPr>
-          <w:rFonts w:ascii="Courier New" w:cs="Courier New" w:eastAsia="Courier New" w:hAnsi="Courier New"/>
-          <w:sz w:val="20"/>
-          <w:szCs w:val="20"/>
-        </w:rPr>
-        <w:t xml:space="preserve">    .two-columns, .profile, .admin-layout { grid-template-columns: 1fr; gap: 40px; }</w:t>
-      </w:r>
-    </w:p>
-    <w:p>
-      <w:pPr>
-        <w:keepNext w:val="false"/>
-        <w:keepLines/>
-        <w:spacing w:after="0" w:line="240"/>
-      </w:pPr>
-      <w:r>
-        <w:rPr>
-          <w:rFonts w:ascii="Courier New" w:cs="Courier New" w:eastAsia="Courier New" w:hAnsi="Courier New"/>
-          <w:sz w:val="20"/>
-          <w:szCs w:val="20"/>
-        </w:rPr>
-        <w:t xml:space="preserve">    .features, .steps { grid-template-columns: 1fr 1fr; }</w:t>
-      </w:r>
-    </w:p>
-    <w:p>
-      <w:pPr>
-        <w:keepNext w:val="false"/>
-        <w:keepLines/>
-        <w:spacing w:after="0" w:line="240"/>
-      </w:pPr>
-      <w:r>
-        <w:rPr>
-          <w:rFonts w:ascii="Courier New" w:cs="Courier New" w:eastAsia="Courier New" w:hAnsi="Courier New"/>
-          <w:sz w:val="20"/>
-          <w:szCs w:val="20"/>
-        </w:rPr>
-        <w:t xml:space="preserve">    .stats--admin { grid-template-columns: 1fr 1fr; }</w:t>
-      </w:r>
-    </w:p>
-    <w:p>
-      <w:pPr>
-        <w:keepNext w:val="false"/>
-        <w:keepLines/>
-        <w:spacing w:after="0" w:line="240"/>
-      </w:pPr>
-      <w:r>
-        <w:rPr>
-          <w:rFonts w:ascii="Courier New" w:cs="Courier New" w:eastAsia="Courier New" w:hAnsi="Courier New"/>
-          <w:sz w:val="20"/>
-          <w:szCs w:val="20"/>
-        </w:rPr>
-        <w:t xml:space="preserve">    .table { display: block; overflow-x: auto; }</w:t>
-      </w:r>
-    </w:p>
-    <w:p>
-      <w:pPr>
-        <w:keepNext w:val="false"/>
-        <w:keepLines/>
-        <w:spacing w:after="0" w:line="240"/>
-      </w:pPr>
-      <w:r>
-        <w:rPr>
-          <w:rFonts w:ascii="Courier New" w:cs="Courier New" w:eastAsia="Courier New" w:hAnsi="Courier New"/>
-          <w:sz w:val="20"/>
-          <w:szCs w:val="20"/>
-        </w:rPr>
-        <w:t xml:space="preserve"> </w:t>
-      </w:r>
-    </w:p>
-    <w:p>
-      <w:pPr>
-        <w:keepNext w:val="false"/>
-        <w:keepLines/>
-        <w:spacing w:after="0" w:line="240"/>
-      </w:pPr>
-      <w:r>
-        <w:rPr>
-          <w:rFonts w:ascii="Courier New" w:cs="Courier New" w:eastAsia="Courier New" w:hAnsi="Courier New"/>
-          <w:sz w:val="20"/>
-          <w:szCs w:val="20"/>
-        </w:rPr>
-        <w:t xml:space="preserve">    .burger { display: block; }</w:t>
-      </w:r>
-    </w:p>
-    <w:p>
-      <w:pPr>
-        <w:keepNext w:val="false"/>
-        <w:keepLines/>
-        <w:spacing w:after="0" w:line="240"/>
-      </w:pPr>
-      <w:r>
-        <w:rPr>
-          <w:rFonts w:ascii="Courier New" w:cs="Courier New" w:eastAsia="Courier New" w:hAnsi="Courier New"/>
-          <w:sz w:val="20"/>
-          <w:szCs w:val="20"/>
-        </w:rPr>
-        <w:t xml:space="preserve">    .nav {</w:t>
-      </w:r>
-    </w:p>
-    <w:p>
-      <w:pPr>
-        <w:keepNext w:val="false"/>
-        <w:keepLines/>
-        <w:spacing w:after="0" w:line="240"/>
-      </w:pPr>
-      <w:r>
-        <w:rPr>
-          <w:rFonts w:ascii="Courier New" w:cs="Courier New" w:eastAsia="Courier New" w:hAnsi="Courier New"/>
-          <w:sz w:val="20"/>
-          <w:szCs w:val="20"/>
-        </w:rPr>
-        <w:t xml:space="preserve">        display: none; position: absolute; top: 72px; left: 0; right: 0;</w:t>
-      </w:r>
-    </w:p>
-    <w:p>
-      <w:pPr>
-        <w:keepNext w:val="false"/>
-        <w:keepLines/>
-        <w:spacing w:after="0" w:line="240"/>
-      </w:pPr>
-      <w:r>
-        <w:rPr>
-          <w:rFonts w:ascii="Courier New" w:cs="Courier New" w:eastAsia="Courier New" w:hAnsi="Courier New"/>
-          <w:sz w:val="20"/>
-          <w:szCs w:val="20"/>
-        </w:rPr>
-        <w:t xml:space="preserve">        flex-direction: column; align-items: flex-start; gap: 16px;</w:t>
-      </w:r>
-    </w:p>
-    <w:p>
-      <w:pPr>
-        <w:keepNext w:val="false"/>
-        <w:keepLines/>
-        <w:spacing w:after="0" w:line="240"/>
-      </w:pPr>
-      <w:r>
-        <w:rPr>
-          <w:rFonts w:ascii="Courier New" w:cs="Courier New" w:eastAsia="Courier New" w:hAnsi="Courier New"/>
-          <w:sz w:val="20"/>
-          <w:szCs w:val="20"/>
-        </w:rPr>
-        <w:t xml:space="preserve">        background: var(--bg); padding: 24px 16px; border-bottom: 1px solid var(--line);</w:t>
-      </w:r>
-    </w:p>
-    <w:p>
-      <w:pPr>
-        <w:keepNext w:val="false"/>
-        <w:keepLines/>
-        <w:spacing w:after="0" w:line="240"/>
-      </w:pPr>
-      <w:r>
-        <w:rPr>
-          <w:rFonts w:ascii="Courier New" w:cs="Courier New" w:eastAsia="Courier New" w:hAnsi="Courier New"/>
-          <w:sz w:val="20"/>
-          <w:szCs w:val="20"/>
-        </w:rPr>
-        <w:t xml:space="preserve">        font-size: 1.1rem;</w:t>
-      </w:r>
-    </w:p>
-    <w:p>
-      <w:pPr>
-        <w:keepNext w:val="false"/>
-        <w:keepLines/>
-        <w:spacing w:after="0" w:line="240"/>
-      </w:pPr>
-      <w:r>
-        <w:rPr>
-          <w:rFonts w:ascii="Courier New" w:cs="Courier New" w:eastAsia="Courier New" w:hAnsi="Courier New"/>
-          <w:sz w:val="20"/>
-          <w:szCs w:val="20"/>
-        </w:rPr>
-        <w:t xml:space="preserve">    }</w:t>
-      </w:r>
-    </w:p>
-    <w:p>
-      <w:pPr>
-        <w:keepNext w:val="false"/>
-        <w:keepLines/>
-        <w:spacing w:after="0" w:line="240"/>
-      </w:pPr>
-      <w:r>
-        <w:rPr>
-          <w:rFonts w:ascii="Courier New" w:cs="Courier New" w:eastAsia="Courier New" w:hAnsi="Courier New"/>
-          <w:sz w:val="20"/>
-          <w:szCs w:val="20"/>
-        </w:rPr>
-        <w:t xml:space="preserve">    .nav.open { display: flex; }</w:t>
-      </w:r>
-    </w:p>
-    <w:p>
-      <w:pPr>
-        <w:keepNext w:val="false"/>
-        <w:keepLines/>
-        <w:spacing w:after="0" w:line="240"/>
-      </w:pPr>
-      <w:r>
-        <w:rPr>
-          <w:rFonts w:ascii="Courier New" w:cs="Courier New" w:eastAsia="Courier New" w:hAnsi="Courier New"/>
-          <w:sz w:val="20"/>
-          <w:szCs w:val="20"/>
-        </w:rPr>
-        <w:t xml:space="preserve">    .nav__sep { display: none; }</w:t>
-      </w:r>
-    </w:p>
-    <w:p>
-      <w:pPr>
-        <w:keepNext w:val="false"/>
-        <w:keepLines/>
-        <w:spacing w:after="0" w:line="240"/>
-      </w:pPr>
-      <w:r>
-        <w:rPr>
-          <w:rFonts w:ascii="Courier New" w:cs="Courier New" w:eastAsia="Courier New" w:hAnsi="Courier New"/>
-          <w:sz w:val="20"/>
-          <w:szCs w:val="20"/>
-        </w:rPr>
-        <w:t xml:space="preserve">}</w:t>
-      </w:r>
-    </w:p>
-    <w:p>
-      <w:pPr>
-        <w:keepNext w:val="false"/>
-        <w:keepLines/>
-        <w:spacing w:after="0" w:line="240"/>
-      </w:pPr>
-      <w:r>
-        <w:rPr>
-          <w:rFonts w:ascii="Courier New" w:cs="Courier New" w:eastAsia="Courier New" w:hAnsi="Courier New"/>
-          <w:sz w:val="20"/>
-          <w:szCs w:val="20"/>
-        </w:rPr>
-        <w:t xml:space="preserve"> </w:t>
-      </w:r>
-    </w:p>
-    <w:p>
-      <w:pPr>
-        <w:keepNext w:val="false"/>
-        <w:keepLines/>
-        <w:spacing w:after="0" w:line="240"/>
-      </w:pPr>
-      <w:r>
-        <w:rPr>
-          <w:rFonts w:ascii="Courier New" w:cs="Courier New" w:eastAsia="Courier New" w:hAnsi="Courier New"/>
-          <w:sz w:val="20"/>
-          <w:szCs w:val="20"/>
-        </w:rPr>
         <w:t xml:space="preserve">@media (max-width: 560px) {</w:t>
       </w:r>
     </w:p>
@@ -29827,52 +31267,67 @@
           <w:sz w:val="20"/>
           <w:szCs w:val="20"/>
         </w:rPr>
-        <w:t xml:space="preserve">    .hero__media { min-height: 560px; }</w:t>
-      </w:r>
-    </w:p>
-    <w:p>
-      <w:pPr>
-        <w:keepNext w:val="false"/>
-        <w:keepLines/>
-        <w:spacing w:after="0" w:line="240"/>
-      </w:pPr>
-      <w:r>
-        <w:rPr>
-          <w:rFonts w:ascii="Courier New" w:cs="Courier New" w:eastAsia="Courier New" w:hAnsi="Courier New"/>
-          <w:sz w:val="20"/>
-          <w:szCs w:val="20"/>
-        </w:rPr>
-        <w:t xml:space="preserve">    .stats { grid-template-columns: 1fr; }</w:t>
-      </w:r>
-    </w:p>
-    <w:p>
-      <w:pPr>
-        <w:keepNext w:val="false"/>
-        <w:keepLines/>
-        <w:spacing w:after="0" w:line="240"/>
-      </w:pPr>
-      <w:r>
-        <w:rPr>
-          <w:rFonts w:ascii="Courier New" w:cs="Courier New" w:eastAsia="Courier New" w:hAnsi="Courier New"/>
-          <w:sz w:val="20"/>
-          <w:szCs w:val="20"/>
-        </w:rPr>
-        <w:t xml:space="preserve">    .stats__item + .stats__item { border-left: 0; border-top: 1px solid var(--line); padding-left: 0; }</w:t>
-      </w:r>
-    </w:p>
-    <w:p>
-      <w:pPr>
-        <w:keepNext w:val="false"/>
-        <w:keepLines/>
-        <w:spacing w:after="0" w:line="240"/>
-      </w:pPr>
-      <w:r>
-        <w:rPr>
-          <w:rFonts w:ascii="Courier New" w:cs="Courier New" w:eastAsia="Courier New" w:hAnsi="Courier New"/>
-          <w:sz w:val="20"/>
-          <w:szCs w:val="20"/>
-        </w:rPr>
-        <w:t xml:space="preserve">    .features, .steps, .contacts, .footer__grid { grid-template-columns: 1fr; }</w:t>
+        <w:t xml:space="preserve">    .section--dark { padding: 56px 8px; }</w:t>
+      </w:r>
+    </w:p>
+    <w:p>
+      <w:pPr>
+        <w:keepNext w:val="false"/>
+        <w:keepLines/>
+        <w:spacing w:after="0" w:line="240"/>
+      </w:pPr>
+      <w:r>
+        <w:rPr>
+          <w:rFonts w:ascii="Courier New" w:cs="Courier New" w:eastAsia="Courier New" w:hAnsi="Courier New"/>
+          <w:sz w:val="20"/>
+          <w:szCs w:val="20"/>
+        </w:rPr>
+        <w:t xml:space="preserve">    .hero__stats { gap: 24px; }</w:t>
+      </w:r>
+    </w:p>
+    <w:p>
+      <w:pPr>
+        <w:keepNext w:val="false"/>
+        <w:keepLines/>
+        <w:spacing w:after="0" w:line="240"/>
+      </w:pPr>
+      <w:r>
+        <w:rPr>
+          <w:rFonts w:ascii="Courier New" w:cs="Courier New" w:eastAsia="Courier New" w:hAnsi="Courier New"/>
+          <w:sz w:val="20"/>
+          <w:szCs w:val="20"/>
+        </w:rPr>
+        <w:t xml:space="preserve">    .hero__stats strong { font-size: 1.9rem; }</w:t>
+      </w:r>
+    </w:p>
+    <w:p>
+      <w:pPr>
+        <w:keepNext w:val="false"/>
+        <w:keepLines/>
+        <w:spacing w:after="0" w:line="240"/>
+      </w:pPr>
+      <w:r>
+        <w:rPr>
+          <w:rFonts w:ascii="Courier New" w:cs="Courier New" w:eastAsia="Courier New" w:hAnsi="Courier New"/>
+          <w:sz w:val="20"/>
+          <w:szCs w:val="20"/>
+        </w:rPr>
+        <w:t xml:space="preserve">    .bento, .steps, .contacts, .footer__grid, .gallery { grid-template-columns: 1fr; }</w:t>
+      </w:r>
+    </w:p>
+    <w:p>
+      <w:pPr>
+        <w:keepNext w:val="false"/>
+        <w:keepLines/>
+        <w:spacing w:after="0" w:line="240"/>
+      </w:pPr>
+      <w:r>
+        <w:rPr>
+          <w:rFonts w:ascii="Courier New" w:cs="Courier New" w:eastAsia="Courier New" w:hAnsi="Courier New"/>
+          <w:sz w:val="20"/>
+          <w:szCs w:val="20"/>
+        </w:rPr>
+        <w:t xml:space="preserve">    .gallery .project:first-child { grid-column: auto; }</w:t>
       </w:r>
     </w:p>
     <w:p>
@@ -29902,6 +31357,21 @@
           <w:sz w:val="20"/>
           <w:szCs w:val="20"/>
         </w:rPr>
+        <w:t xml:space="preserve">    .tile { min-height: 220px; }</w:t>
+      </w:r>
+    </w:p>
+    <w:p>
+      <w:pPr>
+        <w:keepNext w:val="false"/>
+        <w:keepLines/>
+        <w:spacing w:after="0" w:line="240"/>
+      </w:pPr>
+      <w:r>
+        <w:rPr>
+          <w:rFonts w:ascii="Courier New" w:cs="Courier New" w:eastAsia="Courier New" w:hAnsi="Courier New"/>
+          <w:sz w:val="20"/>
+          <w:szCs w:val="20"/>
+        </w:rPr>
         <w:t xml:space="preserve">    .section-head--row { flex-direction: column; align-items: flex-start; }</w:t>
       </w:r>
     </w:p>
@@ -29917,7 +31387,7 @@
           <w:sz w:val="20"/>
           <w:szCs w:val="20"/>
         </w:rPr>
-        <w:t xml:space="preserve">    .form, .cta { padding: 24px; }</w:t>
+        <w:t xml:space="preserve">    .form, .cta, .profile &gt; div { padding: 24px; }</w:t>
       </w:r>
     </w:p>
     <w:p>
@@ -29933,6 +31403,21 @@
           <w:szCs w:val="20"/>
         </w:rPr>
         <w:t xml:space="preserve">    .form__row { grid-template-columns: 1fr; }</w:t>
+      </w:r>
+    </w:p>
+    <w:p>
+      <w:pPr>
+        <w:keepNext w:val="false"/>
+        <w:keepLines/>
+        <w:spacing w:after="0" w:line="240"/>
+      </w:pPr>
+      <w:r>
+        <w:rPr>
+          <w:rFonts w:ascii="Courier New" w:cs="Courier New" w:eastAsia="Courier New" w:hAnsi="Courier New"/>
+          <w:sz w:val="20"/>
+          <w:szCs w:val="20"/>
+        </w:rPr>
+        <w:t xml:space="preserve">    .ticker span { font-size: 1.1rem; }</w:t>
       </w:r>
     </w:p>
     <w:p>
@@ -30667,6 +32152,456 @@
           <w:szCs w:val="20"/>
         </w:rPr>
         <w:t xml:space="preserve">        }</w:t>
+      </w:r>
+    </w:p>
+    <w:p>
+      <w:pPr>
+        <w:keepNext w:val="false"/>
+        <w:keepLines/>
+        <w:spacing w:after="0" w:line="240"/>
+      </w:pPr>
+      <w:r>
+        <w:rPr>
+          <w:rFonts w:ascii="Courier New" w:cs="Courier New" w:eastAsia="Courier New" w:hAnsi="Courier New"/>
+          <w:sz w:val="20"/>
+          <w:szCs w:val="20"/>
+        </w:rPr>
+        <w:t xml:space="preserve">    });</w:t>
+      </w:r>
+    </w:p>
+    <w:p>
+      <w:pPr>
+        <w:keepNext w:val="false"/>
+        <w:keepLines/>
+        <w:spacing w:after="0" w:line="240"/>
+      </w:pPr>
+      <w:r>
+        <w:rPr>
+          <w:rFonts w:ascii="Courier New" w:cs="Courier New" w:eastAsia="Courier New" w:hAnsi="Courier New"/>
+          <w:sz w:val="20"/>
+          <w:szCs w:val="20"/>
+        </w:rPr>
+        <w:t xml:space="preserve">}</w:t>
+      </w:r>
+    </w:p>
+    <w:p>
+      <w:pPr>
+        <w:keepNext w:val="false"/>
+        <w:keepLines/>
+        <w:spacing w:after="0" w:line="240"/>
+      </w:pPr>
+      <w:r>
+        <w:rPr>
+          <w:rFonts w:ascii="Courier New" w:cs="Courier New" w:eastAsia="Courier New" w:hAnsi="Courier New"/>
+          <w:sz w:val="20"/>
+          <w:szCs w:val="20"/>
+        </w:rPr>
+        <w:t xml:space="preserve"> </w:t>
+      </w:r>
+    </w:p>
+    <w:p>
+      <w:pPr>
+        <w:keepNext w:val="false"/>
+        <w:keepLines/>
+        <w:spacing w:after="0" w:line="240"/>
+      </w:pPr>
+      <w:r>
+        <w:rPr>
+          <w:rFonts w:ascii="Courier New" w:cs="Courier New" w:eastAsia="Courier New" w:hAnsi="Courier New"/>
+          <w:sz w:val="20"/>
+          <w:szCs w:val="20"/>
+        </w:rPr>
+        <w:t xml:space="preserve">const calm = window.matchMedia('(prefers-reduced-motion: reduce)').matches;</w:t>
+      </w:r>
+    </w:p>
+    <w:p>
+      <w:pPr>
+        <w:keepNext w:val="false"/>
+        <w:keepLines/>
+        <w:spacing w:after="0" w:line="240"/>
+      </w:pPr>
+      <w:r>
+        <w:rPr>
+          <w:rFonts w:ascii="Courier New" w:cs="Courier New" w:eastAsia="Courier New" w:hAnsi="Courier New"/>
+          <w:sz w:val="20"/>
+          <w:szCs w:val="20"/>
+        </w:rPr>
+        <w:t xml:space="preserve"> </w:t>
+      </w:r>
+    </w:p>
+    <w:p>
+      <w:pPr>
+        <w:keepNext w:val="false"/>
+        <w:keepLines/>
+        <w:spacing w:after="0" w:line="240"/>
+      </w:pPr>
+      <w:r>
+        <w:rPr>
+          <w:rFonts w:ascii="Courier New" w:cs="Courier New" w:eastAsia="Courier New" w:hAnsi="Courier New"/>
+          <w:sz w:val="20"/>
+          <w:szCs w:val="20"/>
+        </w:rPr>
+        <w:t xml:space="preserve">if (!calm &amp;&amp; 'IntersectionObserver' in window) {</w:t>
+      </w:r>
+    </w:p>
+    <w:p>
+      <w:pPr>
+        <w:keepNext w:val="false"/>
+        <w:keepLines/>
+        <w:spacing w:after="0" w:line="240"/>
+      </w:pPr>
+      <w:r>
+        <w:rPr>
+          <w:rFonts w:ascii="Courier New" w:cs="Courier New" w:eastAsia="Courier New" w:hAnsi="Courier New"/>
+          <w:sz w:val="20"/>
+          <w:szCs w:val="20"/>
+        </w:rPr>
+        <w:t xml:space="preserve">    const observer = new IntersectionObserver(entries =&gt; {</w:t>
+      </w:r>
+    </w:p>
+    <w:p>
+      <w:pPr>
+        <w:keepNext w:val="false"/>
+        <w:keepLines/>
+        <w:spacing w:after="0" w:line="240"/>
+      </w:pPr>
+      <w:r>
+        <w:rPr>
+          <w:rFonts w:ascii="Courier New" w:cs="Courier New" w:eastAsia="Courier New" w:hAnsi="Courier New"/>
+          <w:sz w:val="20"/>
+          <w:szCs w:val="20"/>
+        </w:rPr>
+        <w:t xml:space="preserve">        entries.forEach(entry =&gt; {</w:t>
+      </w:r>
+    </w:p>
+    <w:p>
+      <w:pPr>
+        <w:keepNext w:val="false"/>
+        <w:keepLines/>
+        <w:spacing w:after="0" w:line="240"/>
+      </w:pPr>
+      <w:r>
+        <w:rPr>
+          <w:rFonts w:ascii="Courier New" w:cs="Courier New" w:eastAsia="Courier New" w:hAnsi="Courier New"/>
+          <w:sz w:val="20"/>
+          <w:szCs w:val="20"/>
+        </w:rPr>
+        <w:t xml:space="preserve">            if (entry.isIntersecting) {</w:t>
+      </w:r>
+    </w:p>
+    <w:p>
+      <w:pPr>
+        <w:keepNext w:val="false"/>
+        <w:keepLines/>
+        <w:spacing w:after="0" w:line="240"/>
+      </w:pPr>
+      <w:r>
+        <w:rPr>
+          <w:rFonts w:ascii="Courier New" w:cs="Courier New" w:eastAsia="Courier New" w:hAnsi="Courier New"/>
+          <w:sz w:val="20"/>
+          <w:szCs w:val="20"/>
+        </w:rPr>
+        <w:t xml:space="preserve">                entry.target.classList.add('visible');</w:t>
+      </w:r>
+    </w:p>
+    <w:p>
+      <w:pPr>
+        <w:keepNext w:val="false"/>
+        <w:keepLines/>
+        <w:spacing w:after="0" w:line="240"/>
+      </w:pPr>
+      <w:r>
+        <w:rPr>
+          <w:rFonts w:ascii="Courier New" w:cs="Courier New" w:eastAsia="Courier New" w:hAnsi="Courier New"/>
+          <w:sz w:val="20"/>
+          <w:szCs w:val="20"/>
+        </w:rPr>
+        <w:t xml:space="preserve">                observer.unobserve(entry.target);</w:t>
+      </w:r>
+    </w:p>
+    <w:p>
+      <w:pPr>
+        <w:keepNext w:val="false"/>
+        <w:keepLines/>
+        <w:spacing w:after="0" w:line="240"/>
+      </w:pPr>
+      <w:r>
+        <w:rPr>
+          <w:rFonts w:ascii="Courier New" w:cs="Courier New" w:eastAsia="Courier New" w:hAnsi="Courier New"/>
+          <w:sz w:val="20"/>
+          <w:szCs w:val="20"/>
+        </w:rPr>
+        <w:t xml:space="preserve">            }</w:t>
+      </w:r>
+    </w:p>
+    <w:p>
+      <w:pPr>
+        <w:keepNext w:val="false"/>
+        <w:keepLines/>
+        <w:spacing w:after="0" w:line="240"/>
+      </w:pPr>
+      <w:r>
+        <w:rPr>
+          <w:rFonts w:ascii="Courier New" w:cs="Courier New" w:eastAsia="Courier New" w:hAnsi="Courier New"/>
+          <w:sz w:val="20"/>
+          <w:szCs w:val="20"/>
+        </w:rPr>
+        <w:t xml:space="preserve">        });</w:t>
+      </w:r>
+    </w:p>
+    <w:p>
+      <w:pPr>
+        <w:keepNext w:val="false"/>
+        <w:keepLines/>
+        <w:spacing w:after="0" w:line="240"/>
+      </w:pPr>
+      <w:r>
+        <w:rPr>
+          <w:rFonts w:ascii="Courier New" w:cs="Courier New" w:eastAsia="Courier New" w:hAnsi="Courier New"/>
+          <w:sz w:val="20"/>
+          <w:szCs w:val="20"/>
+        </w:rPr>
+        <w:t xml:space="preserve">    }, { threshold: 0.15 });</w:t>
+      </w:r>
+    </w:p>
+    <w:p>
+      <w:pPr>
+        <w:keepNext w:val="false"/>
+        <w:keepLines/>
+        <w:spacing w:after="0" w:line="240"/>
+      </w:pPr>
+      <w:r>
+        <w:rPr>
+          <w:rFonts w:ascii="Courier New" w:cs="Courier New" w:eastAsia="Courier New" w:hAnsi="Courier New"/>
+          <w:sz w:val="20"/>
+          <w:szCs w:val="20"/>
+        </w:rPr>
+        <w:t xml:space="preserve"> </w:t>
+      </w:r>
+    </w:p>
+    <w:p>
+      <w:pPr>
+        <w:keepNext w:val="false"/>
+        <w:keepLines/>
+        <w:spacing w:after="0" w:line="240"/>
+      </w:pPr>
+      <w:r>
+        <w:rPr>
+          <w:rFonts w:ascii="Courier New" w:cs="Courier New" w:eastAsia="Courier New" w:hAnsi="Courier New"/>
+          <w:sz w:val="20"/>
+          <w:szCs w:val="20"/>
+        </w:rPr>
+        <w:t xml:space="preserve">    document.querySelectorAll('.section-head, .card, .project, .tile, .steps li, .cta, .form, .contacts &gt; div')</w:t>
+      </w:r>
+    </w:p>
+    <w:p>
+      <w:pPr>
+        <w:keepNext w:val="false"/>
+        <w:keepLines/>
+        <w:spacing w:after="0" w:line="240"/>
+      </w:pPr>
+      <w:r>
+        <w:rPr>
+          <w:rFonts w:ascii="Courier New" w:cs="Courier New" w:eastAsia="Courier New" w:hAnsi="Courier New"/>
+          <w:sz w:val="20"/>
+          <w:szCs w:val="20"/>
+        </w:rPr>
+        <w:t xml:space="preserve">        .forEach(element =&gt; {</w:t>
+      </w:r>
+    </w:p>
+    <w:p>
+      <w:pPr>
+        <w:keepNext w:val="false"/>
+        <w:keepLines/>
+        <w:spacing w:after="0" w:line="240"/>
+      </w:pPr>
+      <w:r>
+        <w:rPr>
+          <w:rFonts w:ascii="Courier New" w:cs="Courier New" w:eastAsia="Courier New" w:hAnsi="Courier New"/>
+          <w:sz w:val="20"/>
+          <w:szCs w:val="20"/>
+        </w:rPr>
+        <w:t xml:space="preserve">            element.classList.add('reveal');</w:t>
+      </w:r>
+    </w:p>
+    <w:p>
+      <w:pPr>
+        <w:keepNext w:val="false"/>
+        <w:keepLines/>
+        <w:spacing w:after="0" w:line="240"/>
+      </w:pPr>
+      <w:r>
+        <w:rPr>
+          <w:rFonts w:ascii="Courier New" w:cs="Courier New" w:eastAsia="Courier New" w:hAnsi="Courier New"/>
+          <w:sz w:val="20"/>
+          <w:szCs w:val="20"/>
+        </w:rPr>
+        <w:t xml:space="preserve">            observer.observe(element);</w:t>
+      </w:r>
+    </w:p>
+    <w:p>
+      <w:pPr>
+        <w:keepNext w:val="false"/>
+        <w:keepLines/>
+        <w:spacing w:after="0" w:line="240"/>
+      </w:pPr>
+      <w:r>
+        <w:rPr>
+          <w:rFonts w:ascii="Courier New" w:cs="Courier New" w:eastAsia="Courier New" w:hAnsi="Courier New"/>
+          <w:sz w:val="20"/>
+          <w:szCs w:val="20"/>
+        </w:rPr>
+        <w:t xml:space="preserve">        });</w:t>
+      </w:r>
+    </w:p>
+    <w:p>
+      <w:pPr>
+        <w:keepNext w:val="false"/>
+        <w:keepLines/>
+        <w:spacing w:after="0" w:line="240"/>
+      </w:pPr>
+      <w:r>
+        <w:rPr>
+          <w:rFonts w:ascii="Courier New" w:cs="Courier New" w:eastAsia="Courier New" w:hAnsi="Courier New"/>
+          <w:sz w:val="20"/>
+          <w:szCs w:val="20"/>
+        </w:rPr>
+        <w:t xml:space="preserve"> </w:t>
+      </w:r>
+    </w:p>
+    <w:p>
+      <w:pPr>
+        <w:keepNext w:val="false"/>
+        <w:keepLines/>
+        <w:spacing w:after="0" w:line="240"/>
+      </w:pPr>
+      <w:r>
+        <w:rPr>
+          <w:rFonts w:ascii="Courier New" w:cs="Courier New" w:eastAsia="Courier New" w:hAnsi="Courier New"/>
+          <w:sz w:val="20"/>
+          <w:szCs w:val="20"/>
+        </w:rPr>
+        <w:t xml:space="preserve">    document.querySelectorAll('[data-count]').forEach(counter =&gt; {</w:t>
+      </w:r>
+    </w:p>
+    <w:p>
+      <w:pPr>
+        <w:keepNext w:val="false"/>
+        <w:keepLines/>
+        <w:spacing w:after="0" w:line="240"/>
+      </w:pPr>
+      <w:r>
+        <w:rPr>
+          <w:rFonts w:ascii="Courier New" w:cs="Courier New" w:eastAsia="Courier New" w:hAnsi="Courier New"/>
+          <w:sz w:val="20"/>
+          <w:szCs w:val="20"/>
+        </w:rPr>
+        <w:t xml:space="preserve">        const target = Number(counter.dataset.count);</w:t>
+      </w:r>
+    </w:p>
+    <w:p>
+      <w:pPr>
+        <w:keepNext w:val="false"/>
+        <w:keepLines/>
+        <w:spacing w:after="0" w:line="240"/>
+      </w:pPr>
+      <w:r>
+        <w:rPr>
+          <w:rFonts w:ascii="Courier New" w:cs="Courier New" w:eastAsia="Courier New" w:hAnsi="Courier New"/>
+          <w:sz w:val="20"/>
+          <w:szCs w:val="20"/>
+        </w:rPr>
+        <w:t xml:space="preserve">        const start = performance.now();</w:t>
+      </w:r>
+    </w:p>
+    <w:p>
+      <w:pPr>
+        <w:keepNext w:val="false"/>
+        <w:keepLines/>
+        <w:spacing w:after="0" w:line="240"/>
+      </w:pPr>
+      <w:r>
+        <w:rPr>
+          <w:rFonts w:ascii="Courier New" w:cs="Courier New" w:eastAsia="Courier New" w:hAnsi="Courier New"/>
+          <w:sz w:val="20"/>
+          <w:szCs w:val="20"/>
+        </w:rPr>
+        <w:t xml:space="preserve">        const step = now =&gt; {</w:t>
+      </w:r>
+    </w:p>
+    <w:p>
+      <w:pPr>
+        <w:keepNext w:val="false"/>
+        <w:keepLines/>
+        <w:spacing w:after="0" w:line="240"/>
+      </w:pPr>
+      <w:r>
+        <w:rPr>
+          <w:rFonts w:ascii="Courier New" w:cs="Courier New" w:eastAsia="Courier New" w:hAnsi="Courier New"/>
+          <w:sz w:val="20"/>
+          <w:szCs w:val="20"/>
+        </w:rPr>
+        <w:t xml:space="preserve">            const progress = Math.min((now - start) / 1200, 1);</w:t>
+      </w:r>
+    </w:p>
+    <w:p>
+      <w:pPr>
+        <w:keepNext w:val="false"/>
+        <w:keepLines/>
+        <w:spacing w:after="0" w:line="240"/>
+      </w:pPr>
+      <w:r>
+        <w:rPr>
+          <w:rFonts w:ascii="Courier New" w:cs="Courier New" w:eastAsia="Courier New" w:hAnsi="Courier New"/>
+          <w:sz w:val="20"/>
+          <w:szCs w:val="20"/>
+        </w:rPr>
+        <w:t xml:space="preserve">            counter.textContent = Math.round(target * (1 - Math.pow(1 - progress, 3)));</w:t>
+      </w:r>
+    </w:p>
+    <w:p>
+      <w:pPr>
+        <w:keepNext w:val="false"/>
+        <w:keepLines/>
+        <w:spacing w:after="0" w:line="240"/>
+      </w:pPr>
+      <w:r>
+        <w:rPr>
+          <w:rFonts w:ascii="Courier New" w:cs="Courier New" w:eastAsia="Courier New" w:hAnsi="Courier New"/>
+          <w:sz w:val="20"/>
+          <w:szCs w:val="20"/>
+        </w:rPr>
+        <w:t xml:space="preserve">            if (progress &lt; 1) requestAnimationFrame(step);</w:t>
+      </w:r>
+    </w:p>
+    <w:p>
+      <w:pPr>
+        <w:keepNext w:val="false"/>
+        <w:keepLines/>
+        <w:spacing w:after="0" w:line="240"/>
+      </w:pPr>
+      <w:r>
+        <w:rPr>
+          <w:rFonts w:ascii="Courier New" w:cs="Courier New" w:eastAsia="Courier New" w:hAnsi="Courier New"/>
+          <w:sz w:val="20"/>
+          <w:szCs w:val="20"/>
+        </w:rPr>
+        <w:t xml:space="preserve">        };</w:t>
+      </w:r>
+    </w:p>
+    <w:p>
+      <w:pPr>
+        <w:keepNext w:val="false"/>
+        <w:keepLines/>
+        <w:spacing w:after="0" w:line="240"/>
+      </w:pPr>
+      <w:r>
+        <w:rPr>
+          <w:rFonts w:ascii="Courier New" w:cs="Courier New" w:eastAsia="Courier New" w:hAnsi="Courier New"/>
+          <w:sz w:val="20"/>
+          <w:szCs w:val="20"/>
+        </w:rPr>
+        <w:t xml:space="preserve">        requestAnimationFrame(step);</w:t>
       </w:r>
     </w:p>
     <w:p>

--- a/kursovaya-landshaft/docs/Курсовая_работа.docx
+++ b/kursovaya-landshaft/docs/Курсовая_работа.docx
@@ -472,7 +472,7 @@
           <w:sz w:val="28"/>
           <w:szCs w:val="28"/>
         </w:rPr>
-        <w:t xml:space="preserve">: 65 страниц, 26 рисунков, 2 таблицы, 39 источников, 1 приложение.</w:t>
+        <w:t xml:space="preserve">: 64 страниц, 26 рисунков, 2 таблицы, 39 источников, 1 приложение.</w:t>
       </w:r>
     </w:p>
     <w:p>
@@ -4082,7 +4082,7 @@
           <w:sz w:val="28"/>
           <w:szCs w:val="28"/>
         </w:rPr>
-        <w:t xml:space="preserve">Главная страница открывается экраном из двух частей: в тёмно-зелёном блоке – заголовок, кнопки «Выбрать услугу» и «Портфолио» и цифры, которые считаются запросами к базе, справа – иллюстрация с вращающимся круглым значком (рисунок 6). Шапка закреплена вверху окна, текущий раздел в меню подчёркнут. Для заголовков используется шрифт Unbounded, для текста – Onest, палитра построена на природных зелёных оттенках с яркими салатовым и персиковым акцентами.</w:t>
+        <w:t xml:space="preserve">Главная страница открывается экраном из двух частей: в тёмно-зелёном блоке – заголовок, кнопки «Выбрать услугу» и «Портфолио» и цифры, которые считаются запросами к базе, справа – иллюстрация (рисунок 6). Шапка закреплена вверху окна, текущий раздел в меню подчёркнут. Для заголовков используется шрифт Unbounded, для текста – Onest, палитра построена на природных зелёных оттенках с салатовым акцентным цветом.</w:t>
       </w:r>
     </w:p>
     <w:p>
@@ -4158,7 +4158,7 @@
           <w:sz w:val="28"/>
           <w:szCs w:val="28"/>
         </w:rPr>
-        <w:t xml:space="preserve">Ниже расположены бегущая строка с направлениями работы, разноцветные плитки преимуществ, популярные услуги, этапы работы и последние проекты (рисунок 7). Карточки услуг и проектов выводятся общими шаблонами, которые используются и в каталоге.</w:t>
+        <w:t xml:space="preserve">Ниже расположены карточки преимуществ, популярные услуги, этапы работы и последние проекты (рисунок 7). Карточки услуг и проектов выводятся общими шаблонами, которые используются и в каталоге.</w:t>
       </w:r>
     </w:p>
     <w:p>
@@ -4170,7 +4170,7 @@
       <w:r>
         <w:drawing>
           <wp:inline distT="0" distB="0" distL="0" distR="0">
-            <wp:extent cx="5038725" cy="5534025"/>
+            <wp:extent cx="5038725" cy="5419725"/>
             <wp:effectExtent t="0" r="0" b="0" l="0"/>
             <wp:docPr id="1" name="" descr="" title=""/>
             <wp:cNvGraphicFramePr>
@@ -4195,7 +4195,7 @@
                   <pic:spPr bwMode="auto">
                     <a:xfrm>
                       <a:off x="0" y="0"/>
-                      <a:ext cx="5038725" cy="5534025"/>
+                      <a:ext cx="5038725" cy="5419725"/>
                     </a:xfrm>
                     <a:prstGeom prst="rect">
                       <a:avLst/>
@@ -12037,21 +12037,6 @@
           <w:sz w:val="20"/>
           <w:szCs w:val="20"/>
         </w:rPr>
-        <w:t xml:space="preserve">$ticker = ['Проектирование', 'Озеленение', 'Газоны', 'Садовые дорожки', 'Водоёмы', 'Освещение', 'Уход за садом'];</w:t>
-      </w:r>
-    </w:p>
-    <w:p>
-      <w:pPr>
-        <w:keepNext w:val="false"/>
-        <w:keepLines/>
-        <w:spacing w:after="0" w:line="240"/>
-      </w:pPr>
-      <w:r>
-        <w:rPr>
-          <w:rFonts w:ascii="Courier New" w:cs="Courier New" w:eastAsia="Courier New" w:hAnsi="Courier New"/>
-          <w:sz w:val="20"/>
-          <w:szCs w:val="20"/>
-        </w:rPr>
         <w:t xml:space="preserve"> </w:t>
       </w:r>
     </w:p>
@@ -12337,97 +12322,307 @@
           <w:sz w:val="20"/>
           <w:szCs w:val="20"/>
         </w:rPr>
-        <w:t xml:space="preserve">    &lt;div class="hero__media" style="background-image: url('&lt;?= BASE_URL ?&gt;assets/img/hero.svg')"&gt;</w:t>
-      </w:r>
-    </w:p>
-    <w:p>
-      <w:pPr>
-        <w:keepNext w:val="false"/>
-        <w:keepLines/>
-        <w:spacing w:after="0" w:line="240"/>
-      </w:pPr>
-      <w:r>
-        <w:rPr>
-          <w:rFonts w:ascii="Courier New" w:cs="Courier New" w:eastAsia="Courier New" w:hAnsi="Courier New"/>
-          <w:sz w:val="20"/>
-          <w:szCs w:val="20"/>
-        </w:rPr>
-        <w:t xml:space="preserve">        &lt;div class="badge"&gt;</w:t>
-      </w:r>
-    </w:p>
-    <w:p>
-      <w:pPr>
-        <w:keepNext w:val="false"/>
-        <w:keepLines/>
-        <w:spacing w:after="0" w:line="240"/>
-      </w:pPr>
-      <w:r>
-        <w:rPr>
-          <w:rFonts w:ascii="Courier New" w:cs="Courier New" w:eastAsia="Courier New" w:hAnsi="Courier New"/>
-          <w:sz w:val="20"/>
-          <w:szCs w:val="20"/>
-        </w:rPr>
-        <w:t xml:space="preserve">            &lt;svg viewBox="0 0 200 200"&gt;</w:t>
-      </w:r>
-    </w:p>
-    <w:p>
-      <w:pPr>
-        <w:keepNext w:val="false"/>
-        <w:keepLines/>
-        <w:spacing w:after="0" w:line="240"/>
-      </w:pPr>
-      <w:r>
-        <w:rPr>
-          <w:rFonts w:ascii="Courier New" w:cs="Courier New" w:eastAsia="Courier New" w:hAnsi="Courier New"/>
-          <w:sz w:val="20"/>
-          <w:szCs w:val="20"/>
-        </w:rPr>
-        <w:t xml:space="preserve">                &lt;defs&gt;&lt;path id="circle" d="M100,100 m-78,0 a78,78 0 1,1 156,0 a78,78 0 1,1 -156,0"/&gt;&lt;/defs&gt;</w:t>
-      </w:r>
-    </w:p>
-    <w:p>
-      <w:pPr>
-        <w:keepNext w:val="false"/>
-        <w:keepLines/>
-        <w:spacing w:after="0" w:line="240"/>
-      </w:pPr>
-      <w:r>
-        <w:rPr>
-          <w:rFonts w:ascii="Courier New" w:cs="Courier New" w:eastAsia="Courier New" w:hAnsi="Courier New"/>
-          <w:sz w:val="20"/>
-          <w:szCs w:val="20"/>
-        </w:rPr>
-        <w:t xml:space="preserve">                &lt;text&gt;&lt;textPath href="#circle"&gt;сады под ключ · с 2015 года · гарантия 2 года ·&lt;/textPath&gt;&lt;/text&gt;</w:t>
-      </w:r>
-    </w:p>
-    <w:p>
-      <w:pPr>
-        <w:keepNext w:val="false"/>
-        <w:keepLines/>
-        <w:spacing w:after="0" w:line="240"/>
-      </w:pPr>
-      <w:r>
-        <w:rPr>
-          <w:rFonts w:ascii="Courier New" w:cs="Courier New" w:eastAsia="Courier New" w:hAnsi="Courier New"/>
-          <w:sz w:val="20"/>
-          <w:szCs w:val="20"/>
-        </w:rPr>
-        <w:t xml:space="preserve">            &lt;/svg&gt;</w:t>
-      </w:r>
-    </w:p>
-    <w:p>
-      <w:pPr>
-        <w:keepNext w:val="false"/>
-        <w:keepLines/>
-        <w:spacing w:after="0" w:line="240"/>
-      </w:pPr>
-      <w:r>
-        <w:rPr>
-          <w:rFonts w:ascii="Courier New" w:cs="Courier New" w:eastAsia="Courier New" w:hAnsi="Courier New"/>
-          <w:sz w:val="20"/>
-          <w:szCs w:val="20"/>
-        </w:rPr>
-        <w:t xml:space="preserve">            &lt;span&gt;✿&lt;/span&gt;</w:t>
+        <w:t xml:space="preserve">    &lt;div class="hero__media" style="background-image: url('&lt;?= BASE_URL ?&gt;assets/img/hero.svg')"&gt;&lt;/div&gt;</w:t>
+      </w:r>
+    </w:p>
+    <w:p>
+      <w:pPr>
+        <w:keepNext w:val="false"/>
+        <w:keepLines/>
+        <w:spacing w:after="0" w:line="240"/>
+      </w:pPr>
+      <w:r>
+        <w:rPr>
+          <w:rFonts w:ascii="Courier New" w:cs="Courier New" w:eastAsia="Courier New" w:hAnsi="Courier New"/>
+          <w:sz w:val="20"/>
+          <w:szCs w:val="20"/>
+        </w:rPr>
+        <w:t xml:space="preserve">&lt;/section&gt;</w:t>
+      </w:r>
+    </w:p>
+    <w:p>
+      <w:pPr>
+        <w:keepNext w:val="false"/>
+        <w:keepLines/>
+        <w:spacing w:after="0" w:line="240"/>
+      </w:pPr>
+      <w:r>
+        <w:rPr>
+          <w:rFonts w:ascii="Courier New" w:cs="Courier New" w:eastAsia="Courier New" w:hAnsi="Courier New"/>
+          <w:sz w:val="20"/>
+          <w:szCs w:val="20"/>
+        </w:rPr>
+        <w:t xml:space="preserve"> </w:t>
+      </w:r>
+    </w:p>
+    <w:p>
+      <w:pPr>
+        <w:keepNext w:val="false"/>
+        <w:keepLines/>
+        <w:spacing w:after="0" w:line="240"/>
+      </w:pPr>
+      <w:r>
+        <w:rPr>
+          <w:rFonts w:ascii="Courier New" w:cs="Courier New" w:eastAsia="Courier New" w:hAnsi="Courier New"/>
+          <w:sz w:val="20"/>
+          <w:szCs w:val="20"/>
+        </w:rPr>
+        <w:t xml:space="preserve">&lt;section class="section container"&gt;</w:t>
+      </w:r>
+    </w:p>
+    <w:p>
+      <w:pPr>
+        <w:keepNext w:val="false"/>
+        <w:keepLines/>
+        <w:spacing w:after="0" w:line="240"/>
+      </w:pPr>
+      <w:r>
+        <w:rPr>
+          <w:rFonts w:ascii="Courier New" w:cs="Courier New" w:eastAsia="Courier New" w:hAnsi="Courier New"/>
+          <w:sz w:val="20"/>
+          <w:szCs w:val="20"/>
+        </w:rPr>
+        <w:t xml:space="preserve">    &lt;div class="section-head"&gt;</w:t>
+      </w:r>
+    </w:p>
+    <w:p>
+      <w:pPr>
+        <w:keepNext w:val="false"/>
+        <w:keepLines/>
+        <w:spacing w:after="0" w:line="240"/>
+      </w:pPr>
+      <w:r>
+        <w:rPr>
+          <w:rFonts w:ascii="Courier New" w:cs="Courier New" w:eastAsia="Courier New" w:hAnsi="Courier New"/>
+          <w:sz w:val="20"/>
+          <w:szCs w:val="20"/>
+        </w:rPr>
+        <w:t xml:space="preserve">        &lt;span class="eyebrow"&gt;Почему мы&lt;/span&gt;</w:t>
+      </w:r>
+    </w:p>
+    <w:p>
+      <w:pPr>
+        <w:keepNext w:val="false"/>
+        <w:keepLines/>
+        <w:spacing w:after="0" w:line="240"/>
+      </w:pPr>
+      <w:r>
+        <w:rPr>
+          <w:rFonts w:ascii="Courier New" w:cs="Courier New" w:eastAsia="Courier New" w:hAnsi="Courier New"/>
+          <w:sz w:val="20"/>
+          <w:szCs w:val="20"/>
+        </w:rPr>
+        <w:t xml:space="preserve">        &lt;h2&gt;Делаем сад под ваш участок, климат и образ жизни&lt;/h2&gt;</w:t>
+      </w:r>
+    </w:p>
+    <w:p>
+      <w:pPr>
+        <w:keepNext w:val="false"/>
+        <w:keepLines/>
+        <w:spacing w:after="0" w:line="240"/>
+      </w:pPr>
+      <w:r>
+        <w:rPr>
+          <w:rFonts w:ascii="Courier New" w:cs="Courier New" w:eastAsia="Courier New" w:hAnsi="Courier New"/>
+          <w:sz w:val="20"/>
+          <w:szCs w:val="20"/>
+        </w:rPr>
+        <w:t xml:space="preserve">    &lt;/div&gt;</w:t>
+      </w:r>
+    </w:p>
+    <w:p>
+      <w:pPr>
+        <w:keepNext w:val="false"/>
+        <w:keepLines/>
+        <w:spacing w:after="0" w:line="240"/>
+      </w:pPr>
+      <w:r>
+        <w:rPr>
+          <w:rFonts w:ascii="Courier New" w:cs="Courier New" w:eastAsia="Courier New" w:hAnsi="Courier New"/>
+          <w:sz w:val="20"/>
+          <w:szCs w:val="20"/>
+        </w:rPr>
+        <w:t xml:space="preserve">    &lt;div class="bento"&gt;</w:t>
+      </w:r>
+    </w:p>
+    <w:p>
+      <w:pPr>
+        <w:keepNext w:val="false"/>
+        <w:keepLines/>
+        <w:spacing w:after="0" w:line="240"/>
+      </w:pPr>
+      <w:r>
+        <w:rPr>
+          <w:rFonts w:ascii="Courier New" w:cs="Courier New" w:eastAsia="Courier New" w:hAnsi="Courier New"/>
+          <w:sz w:val="20"/>
+          <w:szCs w:val="20"/>
+        </w:rPr>
+        <w:t xml:space="preserve">        &lt;div class="tile"&gt;&lt;span class="tile__num"&gt;01&lt;/span&gt;&lt;h3&gt;Растения для Сибири&lt;/h3&gt;&lt;p&gt;Подбираем только зимостойкие сорта, которые переживут морозы.&lt;/p&gt;&lt;/div&gt;</w:t>
+      </w:r>
+    </w:p>
+    <w:p>
+      <w:pPr>
+        <w:keepNext w:val="false"/>
+        <w:keepLines/>
+        <w:spacing w:after="0" w:line="240"/>
+      </w:pPr>
+      <w:r>
+        <w:rPr>
+          <w:rFonts w:ascii="Courier New" w:cs="Courier New" w:eastAsia="Courier New" w:hAnsi="Courier New"/>
+          <w:sz w:val="20"/>
+          <w:szCs w:val="20"/>
+        </w:rPr>
+        <w:t xml:space="preserve">        &lt;div class="tile"&gt;&lt;span class="tile__num"&gt;02&lt;/span&gt;&lt;h3&gt;Проект до мелочей&lt;/h3&gt;&lt;p&gt;Генплан, дендроплан и 3D-модель — видите сад до начала работ.&lt;/p&gt;&lt;/div&gt;</w:t>
+      </w:r>
+    </w:p>
+    <w:p>
+      <w:pPr>
+        <w:keepNext w:val="false"/>
+        <w:keepLines/>
+        <w:spacing w:after="0" w:line="240"/>
+      </w:pPr>
+      <w:r>
+        <w:rPr>
+          <w:rFonts w:ascii="Courier New" w:cs="Courier New" w:eastAsia="Courier New" w:hAnsi="Courier New"/>
+          <w:sz w:val="20"/>
+          <w:szCs w:val="20"/>
+        </w:rPr>
+        <w:t xml:space="preserve">        &lt;div class="tile"&gt;&lt;span class="tile__num"&gt;03&lt;/span&gt;&lt;h3&gt;Один договор&lt;/h3&gt;&lt;p&gt;Проектируем, строим и ухаживаем сами, без субподрядчиков.&lt;/p&gt;&lt;/div&gt;</w:t>
+      </w:r>
+    </w:p>
+    <w:p>
+      <w:pPr>
+        <w:keepNext w:val="false"/>
+        <w:keepLines/>
+        <w:spacing w:after="0" w:line="240"/>
+      </w:pPr>
+      <w:r>
+        <w:rPr>
+          <w:rFonts w:ascii="Courier New" w:cs="Courier New" w:eastAsia="Courier New" w:hAnsi="Courier New"/>
+          <w:sz w:val="20"/>
+          <w:szCs w:val="20"/>
+        </w:rPr>
+        <w:t xml:space="preserve">        &lt;div class="tile"&gt;&lt;span class="tile__num"&gt;04&lt;/span&gt;&lt;h3&gt;Гарантия 2 года&lt;/h3&gt;&lt;p&gt;Бесплатно заменим растение, если оно не прижилось.&lt;/p&gt;&lt;/div&gt;</w:t>
+      </w:r>
+    </w:p>
+    <w:p>
+      <w:pPr>
+        <w:keepNext w:val="false"/>
+        <w:keepLines/>
+        <w:spacing w:after="0" w:line="240"/>
+      </w:pPr>
+      <w:r>
+        <w:rPr>
+          <w:rFonts w:ascii="Courier New" w:cs="Courier New" w:eastAsia="Courier New" w:hAnsi="Courier New"/>
+          <w:sz w:val="20"/>
+          <w:szCs w:val="20"/>
+        </w:rPr>
+        <w:t xml:space="preserve">    &lt;/div&gt;</w:t>
+      </w:r>
+    </w:p>
+    <w:p>
+      <w:pPr>
+        <w:keepNext w:val="false"/>
+        <w:keepLines/>
+        <w:spacing w:after="0" w:line="240"/>
+      </w:pPr>
+      <w:r>
+        <w:rPr>
+          <w:rFonts w:ascii="Courier New" w:cs="Courier New" w:eastAsia="Courier New" w:hAnsi="Courier New"/>
+          <w:sz w:val="20"/>
+          <w:szCs w:val="20"/>
+        </w:rPr>
+        <w:t xml:space="preserve">&lt;/section&gt;</w:t>
+      </w:r>
+    </w:p>
+    <w:p>
+      <w:pPr>
+        <w:keepNext w:val="false"/>
+        <w:keepLines/>
+        <w:spacing w:after="0" w:line="240"/>
+      </w:pPr>
+      <w:r>
+        <w:rPr>
+          <w:rFonts w:ascii="Courier New" w:cs="Courier New" w:eastAsia="Courier New" w:hAnsi="Courier New"/>
+          <w:sz w:val="20"/>
+          <w:szCs w:val="20"/>
+        </w:rPr>
+        <w:t xml:space="preserve"> </w:t>
+      </w:r>
+    </w:p>
+    <w:p>
+      <w:pPr>
+        <w:keepNext w:val="false"/>
+        <w:keepLines/>
+        <w:spacing w:after="0" w:line="240"/>
+      </w:pPr>
+      <w:r>
+        <w:rPr>
+          <w:rFonts w:ascii="Courier New" w:cs="Courier New" w:eastAsia="Courier New" w:hAnsi="Courier New"/>
+          <w:sz w:val="20"/>
+          <w:szCs w:val="20"/>
+        </w:rPr>
+        <w:t xml:space="preserve">&lt;section class="section container"&gt;</w:t>
+      </w:r>
+    </w:p>
+    <w:p>
+      <w:pPr>
+        <w:keepNext w:val="false"/>
+        <w:keepLines/>
+        <w:spacing w:after="0" w:line="240"/>
+      </w:pPr>
+      <w:r>
+        <w:rPr>
+          <w:rFonts w:ascii="Courier New" w:cs="Courier New" w:eastAsia="Courier New" w:hAnsi="Courier New"/>
+          <w:sz w:val="20"/>
+          <w:szCs w:val="20"/>
+        </w:rPr>
+        <w:t xml:space="preserve">    &lt;div class="section-head section-head--row"&gt;</w:t>
+      </w:r>
+    </w:p>
+    <w:p>
+      <w:pPr>
+        <w:keepNext w:val="false"/>
+        <w:keepLines/>
+        <w:spacing w:after="0" w:line="240"/>
+      </w:pPr>
+      <w:r>
+        <w:rPr>
+          <w:rFonts w:ascii="Courier New" w:cs="Courier New" w:eastAsia="Courier New" w:hAnsi="Courier New"/>
+          <w:sz w:val="20"/>
+          <w:szCs w:val="20"/>
+        </w:rPr>
+        <w:t xml:space="preserve">        &lt;div&gt;</w:t>
+      </w:r>
+    </w:p>
+    <w:p>
+      <w:pPr>
+        <w:keepNext w:val="false"/>
+        <w:keepLines/>
+        <w:spacing w:after="0" w:line="240"/>
+      </w:pPr>
+      <w:r>
+        <w:rPr>
+          <w:rFonts w:ascii="Courier New" w:cs="Courier New" w:eastAsia="Courier New" w:hAnsi="Courier New"/>
+          <w:sz w:val="20"/>
+          <w:szCs w:val="20"/>
+        </w:rPr>
+        <w:t xml:space="preserve">            &lt;span class="eyebrow"&gt;Услуги&lt;/span&gt;</w:t>
+      </w:r>
+    </w:p>
+    <w:p>
+      <w:pPr>
+        <w:keepNext w:val="false"/>
+        <w:keepLines/>
+        <w:spacing w:after="0" w:line="240"/>
+      </w:pPr>
+      <w:r>
+        <w:rPr>
+          <w:rFonts w:ascii="Courier New" w:cs="Courier New" w:eastAsia="Courier New" w:hAnsi="Courier New"/>
+          <w:sz w:val="20"/>
+          <w:szCs w:val="20"/>
+        </w:rPr>
+        <w:t xml:space="preserve">            &lt;h2&gt;Популярные услуги&lt;/h2&gt;</w:t>
       </w:r>
     </w:p>
     <w:p>
@@ -12457,6 +12652,21 @@
           <w:sz w:val="20"/>
           <w:szCs w:val="20"/>
         </w:rPr>
+        <w:t xml:space="preserve">        &lt;a class="link-arrow" href="services.php"&gt;Все услуги&lt;/a&gt;</w:t>
+      </w:r>
+    </w:p>
+    <w:p>
+      <w:pPr>
+        <w:keepNext w:val="false"/>
+        <w:keepLines/>
+        <w:spacing w:after="0" w:line="240"/>
+      </w:pPr>
+      <w:r>
+        <w:rPr>
+          <w:rFonts w:ascii="Courier New" w:cs="Courier New" w:eastAsia="Courier New" w:hAnsi="Courier New"/>
+          <w:sz w:val="20"/>
+          <w:szCs w:val="20"/>
+        </w:rPr>
         <w:t xml:space="preserve">    &lt;/div&gt;</w:t>
       </w:r>
     </w:p>
@@ -12472,6 +12682,51 @@
           <w:sz w:val="20"/>
           <w:szCs w:val="20"/>
         </w:rPr>
+        <w:t xml:space="preserve">    &lt;div class="grid"&gt;</w:t>
+      </w:r>
+    </w:p>
+    <w:p>
+      <w:pPr>
+        <w:keepNext w:val="false"/>
+        <w:keepLines/>
+        <w:spacing w:after="0" w:line="240"/>
+      </w:pPr>
+      <w:r>
+        <w:rPr>
+          <w:rFonts w:ascii="Courier New" w:cs="Courier New" w:eastAsia="Courier New" w:hAnsi="Courier New"/>
+          <w:sz w:val="20"/>
+          <w:szCs w:val="20"/>
+        </w:rPr>
+        <w:t xml:space="preserve">        &lt;?php foreach ($services as $service) require 'includes/service_card.php'; ?&gt;</w:t>
+      </w:r>
+    </w:p>
+    <w:p>
+      <w:pPr>
+        <w:keepNext w:val="false"/>
+        <w:keepLines/>
+        <w:spacing w:after="0" w:line="240"/>
+      </w:pPr>
+      <w:r>
+        <w:rPr>
+          <w:rFonts w:ascii="Courier New" w:cs="Courier New" w:eastAsia="Courier New" w:hAnsi="Courier New"/>
+          <w:sz w:val="20"/>
+          <w:szCs w:val="20"/>
+        </w:rPr>
+        <w:t xml:space="preserve">    &lt;/div&gt;</w:t>
+      </w:r>
+    </w:p>
+    <w:p>
+      <w:pPr>
+        <w:keepNext w:val="false"/>
+        <w:keepLines/>
+        <w:spacing w:after="0" w:line="240"/>
+      </w:pPr>
+      <w:r>
+        <w:rPr>
+          <w:rFonts w:ascii="Courier New" w:cs="Courier New" w:eastAsia="Courier New" w:hAnsi="Courier New"/>
+          <w:sz w:val="20"/>
+          <w:szCs w:val="20"/>
+        </w:rPr>
         <w:t xml:space="preserve">&lt;/section&gt;</w:t>
       </w:r>
     </w:p>
@@ -12502,82 +12757,67 @@
           <w:sz w:val="20"/>
           <w:szCs w:val="20"/>
         </w:rPr>
-        <w:t xml:space="preserve">&lt;div class="ticker-wrap"&gt;</w:t>
-      </w:r>
-    </w:p>
-    <w:p>
-      <w:pPr>
-        <w:keepNext w:val="false"/>
-        <w:keepLines/>
-        <w:spacing w:after="0" w:line="240"/>
-      </w:pPr>
-      <w:r>
-        <w:rPr>
-          <w:rFonts w:ascii="Courier New" w:cs="Courier New" w:eastAsia="Courier New" w:hAnsi="Courier New"/>
-          <w:sz w:val="20"/>
-          <w:szCs w:val="20"/>
-        </w:rPr>
-        <w:t xml:space="preserve">    &lt;div class="ticker"&gt;</w:t>
-      </w:r>
-    </w:p>
-    <w:p>
-      <w:pPr>
-        <w:keepNext w:val="false"/>
-        <w:keepLines/>
-        <w:spacing w:after="0" w:line="240"/>
-      </w:pPr>
-      <w:r>
-        <w:rPr>
-          <w:rFonts w:ascii="Courier New" w:cs="Courier New" w:eastAsia="Courier New" w:hAnsi="Courier New"/>
-          <w:sz w:val="20"/>
-          <w:szCs w:val="20"/>
-        </w:rPr>
-        <w:t xml:space="preserve">        &lt;div class="ticker__track"&gt;</w:t>
-      </w:r>
-    </w:p>
-    <w:p>
-      <w:pPr>
-        <w:keepNext w:val="false"/>
-        <w:keepLines/>
-        <w:spacing w:after="0" w:line="240"/>
-      </w:pPr>
-      <w:r>
-        <w:rPr>
-          <w:rFonts w:ascii="Courier New" w:cs="Courier New" w:eastAsia="Courier New" w:hAnsi="Courier New"/>
-          <w:sz w:val="20"/>
-          <w:szCs w:val="20"/>
-        </w:rPr>
-        <w:t xml:space="preserve">            &lt;?php for ($i = 0; $i &lt; 2; $i++): ?&gt;</w:t>
-      </w:r>
-    </w:p>
-    <w:p>
-      <w:pPr>
-        <w:keepNext w:val="false"/>
-        <w:keepLines/>
-        <w:spacing w:after="0" w:line="240"/>
-      </w:pPr>
-      <w:r>
-        <w:rPr>
-          <w:rFonts w:ascii="Courier New" w:cs="Courier New" w:eastAsia="Courier New" w:hAnsi="Courier New"/>
-          <w:sz w:val="20"/>
-          <w:szCs w:val="20"/>
-        </w:rPr>
-        <w:t xml:space="preserve">                &lt;?php foreach ($ticker as $word): ?&gt;&lt;span&gt;&lt;?= $word ?&gt;&lt;/span&gt;&lt;?php endforeach; ?&gt;</w:t>
-      </w:r>
-    </w:p>
-    <w:p>
-      <w:pPr>
-        <w:keepNext w:val="false"/>
-        <w:keepLines/>
-        <w:spacing w:after="0" w:line="240"/>
-      </w:pPr>
-      <w:r>
-        <w:rPr>
-          <w:rFonts w:ascii="Courier New" w:cs="Courier New" w:eastAsia="Courier New" w:hAnsi="Courier New"/>
-          <w:sz w:val="20"/>
-          <w:szCs w:val="20"/>
-        </w:rPr>
-        <w:t xml:space="preserve">            &lt;?php endfor; ?&gt;</w:t>
+        <w:t xml:space="preserve">&lt;section class="section section--dark"&gt;</w:t>
+      </w:r>
+    </w:p>
+    <w:p>
+      <w:pPr>
+        <w:keepNext w:val="false"/>
+        <w:keepLines/>
+        <w:spacing w:after="0" w:line="240"/>
+      </w:pPr>
+      <w:r>
+        <w:rPr>
+          <w:rFonts w:ascii="Courier New" w:cs="Courier New" w:eastAsia="Courier New" w:hAnsi="Courier New"/>
+          <w:sz w:val="20"/>
+          <w:szCs w:val="20"/>
+        </w:rPr>
+        <w:t xml:space="preserve">    &lt;div class="container"&gt;</w:t>
+      </w:r>
+    </w:p>
+    <w:p>
+      <w:pPr>
+        <w:keepNext w:val="false"/>
+        <w:keepLines/>
+        <w:spacing w:after="0" w:line="240"/>
+      </w:pPr>
+      <w:r>
+        <w:rPr>
+          <w:rFonts w:ascii="Courier New" w:cs="Courier New" w:eastAsia="Courier New" w:hAnsi="Courier New"/>
+          <w:sz w:val="20"/>
+          <w:szCs w:val="20"/>
+        </w:rPr>
+        <w:t xml:space="preserve">        &lt;div class="section-head"&gt;</w:t>
+      </w:r>
+    </w:p>
+    <w:p>
+      <w:pPr>
+        <w:keepNext w:val="false"/>
+        <w:keepLines/>
+        <w:spacing w:after="0" w:line="240"/>
+      </w:pPr>
+      <w:r>
+        <w:rPr>
+          <w:rFonts w:ascii="Courier New" w:cs="Courier New" w:eastAsia="Courier New" w:hAnsi="Courier New"/>
+          <w:sz w:val="20"/>
+          <w:szCs w:val="20"/>
+        </w:rPr>
+        <w:t xml:space="preserve">            &lt;span class="eyebrow eyebrow--light"&gt;Процесс&lt;/span&gt;</w:t>
+      </w:r>
+    </w:p>
+    <w:p>
+      <w:pPr>
+        <w:keepNext w:val="false"/>
+        <w:keepLines/>
+        <w:spacing w:after="0" w:line="240"/>
+      </w:pPr>
+      <w:r>
+        <w:rPr>
+          <w:rFonts w:ascii="Courier New" w:cs="Courier New" w:eastAsia="Courier New" w:hAnsi="Courier New"/>
+          <w:sz w:val="20"/>
+          <w:szCs w:val="20"/>
+        </w:rPr>
+        <w:t xml:space="preserve">            &lt;h2&gt;Как мы работаем&lt;/h2&gt;</w:t>
       </w:r>
     </w:p>
     <w:p>
@@ -12607,6 +12847,96 @@
           <w:sz w:val="20"/>
           <w:szCs w:val="20"/>
         </w:rPr>
+        <w:t xml:space="preserve">        &lt;ol class="steps"&gt;</w:t>
+      </w:r>
+    </w:p>
+    <w:p>
+      <w:pPr>
+        <w:keepNext w:val="false"/>
+        <w:keepLines/>
+        <w:spacing w:after="0" w:line="240"/>
+      </w:pPr>
+      <w:r>
+        <w:rPr>
+          <w:rFonts w:ascii="Courier New" w:cs="Courier New" w:eastAsia="Courier New" w:hAnsi="Courier New"/>
+          <w:sz w:val="20"/>
+          <w:szCs w:val="20"/>
+        </w:rPr>
+        <w:t xml:space="preserve">            &lt;li&gt;&lt;strong&gt;Заявка&lt;/strong&gt;Оставляете заказ на сайте или звоните нам&lt;/li&gt;</w:t>
+      </w:r>
+    </w:p>
+    <w:p>
+      <w:pPr>
+        <w:keepNext w:val="false"/>
+        <w:keepLines/>
+        <w:spacing w:after="0" w:line="240"/>
+      </w:pPr>
+      <w:r>
+        <w:rPr>
+          <w:rFonts w:ascii="Courier New" w:cs="Courier New" w:eastAsia="Courier New" w:hAnsi="Courier New"/>
+          <w:sz w:val="20"/>
+          <w:szCs w:val="20"/>
+        </w:rPr>
+        <w:t xml:space="preserve">            &lt;li&gt;&lt;strong&gt;Выезд&lt;/strong&gt;Специалист осматривает участок и делает замеры&lt;/li&gt;</w:t>
+      </w:r>
+    </w:p>
+    <w:p>
+      <w:pPr>
+        <w:keepNext w:val="false"/>
+        <w:keepLines/>
+        <w:spacing w:after="0" w:line="240"/>
+      </w:pPr>
+      <w:r>
+        <w:rPr>
+          <w:rFonts w:ascii="Courier New" w:cs="Courier New" w:eastAsia="Courier New" w:hAnsi="Courier New"/>
+          <w:sz w:val="20"/>
+          <w:szCs w:val="20"/>
+        </w:rPr>
+        <w:t xml:space="preserve">            &lt;li&gt;&lt;strong&gt;Проект&lt;/strong&gt;Согласовываем план, смету и сроки&lt;/li&gt;</w:t>
+      </w:r>
+    </w:p>
+    <w:p>
+      <w:pPr>
+        <w:keepNext w:val="false"/>
+        <w:keepLines/>
+        <w:spacing w:after="0" w:line="240"/>
+      </w:pPr>
+      <w:r>
+        <w:rPr>
+          <w:rFonts w:ascii="Courier New" w:cs="Courier New" w:eastAsia="Courier New" w:hAnsi="Courier New"/>
+          <w:sz w:val="20"/>
+          <w:szCs w:val="20"/>
+        </w:rPr>
+        <w:t xml:space="preserve">            &lt;li&gt;&lt;strong&gt;Реализация&lt;/strong&gt;Создаём сад и передаём его вам с рекомендациями&lt;/li&gt;</w:t>
+      </w:r>
+    </w:p>
+    <w:p>
+      <w:pPr>
+        <w:keepNext w:val="false"/>
+        <w:keepLines/>
+        <w:spacing w:after="0" w:line="240"/>
+      </w:pPr>
+      <w:r>
+        <w:rPr>
+          <w:rFonts w:ascii="Courier New" w:cs="Courier New" w:eastAsia="Courier New" w:hAnsi="Courier New"/>
+          <w:sz w:val="20"/>
+          <w:szCs w:val="20"/>
+        </w:rPr>
+        <w:t xml:space="preserve">        &lt;/ol&gt;</w:t>
+      </w:r>
+    </w:p>
+    <w:p>
+      <w:pPr>
+        <w:keepNext w:val="false"/>
+        <w:keepLines/>
+        <w:spacing w:after="0" w:line="240"/>
+      </w:pPr>
+      <w:r>
+        <w:rPr>
+          <w:rFonts w:ascii="Courier New" w:cs="Courier New" w:eastAsia="Courier New" w:hAnsi="Courier New"/>
+          <w:sz w:val="20"/>
+          <w:szCs w:val="20"/>
+        </w:rPr>
         <w:t xml:space="preserve">    &lt;/div&gt;</w:t>
       </w:r>
     </w:p>
@@ -12622,7 +12952,7 @@
           <w:sz w:val="20"/>
           <w:szCs w:val="20"/>
         </w:rPr>
-        <w:t xml:space="preserve">&lt;/div&gt;</w:t>
+        <w:t xml:space="preserve">&lt;/section&gt;</w:t>
       </w:r>
     </w:p>
     <w:p>
@@ -12667,37 +12997,82 @@
           <w:sz w:val="20"/>
           <w:szCs w:val="20"/>
         </w:rPr>
-        <w:t xml:space="preserve">    &lt;div class="section-head"&gt;</w:t>
-      </w:r>
-    </w:p>
-    <w:p>
-      <w:pPr>
-        <w:keepNext w:val="false"/>
-        <w:keepLines/>
-        <w:spacing w:after="0" w:line="240"/>
-      </w:pPr>
-      <w:r>
-        <w:rPr>
-          <w:rFonts w:ascii="Courier New" w:cs="Courier New" w:eastAsia="Courier New" w:hAnsi="Courier New"/>
-          <w:sz w:val="20"/>
-          <w:szCs w:val="20"/>
-        </w:rPr>
-        <w:t xml:space="preserve">        &lt;span class="eyebrow"&gt;Почему мы&lt;/span&gt;</w:t>
-      </w:r>
-    </w:p>
-    <w:p>
-      <w:pPr>
-        <w:keepNext w:val="false"/>
-        <w:keepLines/>
-        <w:spacing w:after="0" w:line="240"/>
-      </w:pPr>
-      <w:r>
-        <w:rPr>
-          <w:rFonts w:ascii="Courier New" w:cs="Courier New" w:eastAsia="Courier New" w:hAnsi="Courier New"/>
-          <w:sz w:val="20"/>
-          <w:szCs w:val="20"/>
-        </w:rPr>
-        <w:t xml:space="preserve">        &lt;h2&gt;Делаем сад под ваш участок, климат и образ жизни&lt;/h2&gt;</w:t>
+        <w:t xml:space="preserve">    &lt;div class="section-head section-head--row"&gt;</w:t>
+      </w:r>
+    </w:p>
+    <w:p>
+      <w:pPr>
+        <w:keepNext w:val="false"/>
+        <w:keepLines/>
+        <w:spacing w:after="0" w:line="240"/>
+      </w:pPr>
+      <w:r>
+        <w:rPr>
+          <w:rFonts w:ascii="Courier New" w:cs="Courier New" w:eastAsia="Courier New" w:hAnsi="Courier New"/>
+          <w:sz w:val="20"/>
+          <w:szCs w:val="20"/>
+        </w:rPr>
+        <w:t xml:space="preserve">        &lt;div&gt;</w:t>
+      </w:r>
+    </w:p>
+    <w:p>
+      <w:pPr>
+        <w:keepNext w:val="false"/>
+        <w:keepLines/>
+        <w:spacing w:after="0" w:line="240"/>
+      </w:pPr>
+      <w:r>
+        <w:rPr>
+          <w:rFonts w:ascii="Courier New" w:cs="Courier New" w:eastAsia="Courier New" w:hAnsi="Courier New"/>
+          <w:sz w:val="20"/>
+          <w:szCs w:val="20"/>
+        </w:rPr>
+        <w:t xml:space="preserve">            &lt;span class="eyebrow"&gt;Портфолио&lt;/span&gt;</w:t>
+      </w:r>
+    </w:p>
+    <w:p>
+      <w:pPr>
+        <w:keepNext w:val="false"/>
+        <w:keepLines/>
+        <w:spacing w:after="0" w:line="240"/>
+      </w:pPr>
+      <w:r>
+        <w:rPr>
+          <w:rFonts w:ascii="Courier New" w:cs="Courier New" w:eastAsia="Courier New" w:hAnsi="Courier New"/>
+          <w:sz w:val="20"/>
+          <w:szCs w:val="20"/>
+        </w:rPr>
+        <w:t xml:space="preserve">            &lt;h2&gt;Последние работы&lt;/h2&gt;</w:t>
+      </w:r>
+    </w:p>
+    <w:p>
+      <w:pPr>
+        <w:keepNext w:val="false"/>
+        <w:keepLines/>
+        <w:spacing w:after="0" w:line="240"/>
+      </w:pPr>
+      <w:r>
+        <w:rPr>
+          <w:rFonts w:ascii="Courier New" w:cs="Courier New" w:eastAsia="Courier New" w:hAnsi="Courier New"/>
+          <w:sz w:val="20"/>
+          <w:szCs w:val="20"/>
+        </w:rPr>
+        <w:t xml:space="preserve">        &lt;/div&gt;</w:t>
+      </w:r>
+    </w:p>
+    <w:p>
+      <w:pPr>
+        <w:keepNext w:val="false"/>
+        <w:keepLines/>
+        <w:spacing w:after="0" w:line="240"/>
+      </w:pPr>
+      <w:r>
+        <w:rPr>
+          <w:rFonts w:ascii="Courier New" w:cs="Courier New" w:eastAsia="Courier New" w:hAnsi="Courier New"/>
+          <w:sz w:val="20"/>
+          <w:szCs w:val="20"/>
+        </w:rPr>
+        <w:t xml:space="preserve">        &lt;a class="link-arrow" href="portfolio.php"&gt;Все проекты&lt;/a&gt;</w:t>
       </w:r>
     </w:p>
     <w:p>
@@ -12727,667 +13102,7 @@
           <w:sz w:val="20"/>
           <w:szCs w:val="20"/>
         </w:rPr>
-        <w:t xml:space="preserve">    &lt;div class="bento"&gt;</w:t>
-      </w:r>
-    </w:p>
-    <w:p>
-      <w:pPr>
-        <w:keepNext w:val="false"/>
-        <w:keepLines/>
-        <w:spacing w:after="0" w:line="240"/>
-      </w:pPr>
-      <w:r>
-        <w:rPr>
-          <w:rFonts w:ascii="Courier New" w:cs="Courier New" w:eastAsia="Courier New" w:hAnsi="Courier New"/>
-          <w:sz w:val="20"/>
-          <w:szCs w:val="20"/>
-        </w:rPr>
-        <w:t xml:space="preserve">        &lt;div class="tile tile--forest"&gt;&lt;span class="tile__num"&gt;01&lt;/span&gt;&lt;h3&gt;Растения для Сибири&lt;/h3&gt;&lt;p&gt;Подбираем только зимостойкие сорта, которые переживут морозы.&lt;/p&gt;&lt;/div&gt;</w:t>
-      </w:r>
-    </w:p>
-    <w:p>
-      <w:pPr>
-        <w:keepNext w:val="false"/>
-        <w:keepLines/>
-        <w:spacing w:after="0" w:line="240"/>
-      </w:pPr>
-      <w:r>
-        <w:rPr>
-          <w:rFonts w:ascii="Courier New" w:cs="Courier New" w:eastAsia="Courier New" w:hAnsi="Courier New"/>
-          <w:sz w:val="20"/>
-          <w:szCs w:val="20"/>
-        </w:rPr>
-        <w:t xml:space="preserve">        &lt;div class="tile tile--lime"&gt;&lt;span class="tile__num"&gt;02&lt;/span&gt;&lt;h3&gt;Проект до мелочей&lt;/h3&gt;&lt;p&gt;Генплан, дендроплан и 3D-модель — видите сад до начала работ.&lt;/p&gt;&lt;/div&gt;</w:t>
-      </w:r>
-    </w:p>
-    <w:p>
-      <w:pPr>
-        <w:keepNext w:val="false"/>
-        <w:keepLines/>
-        <w:spacing w:after="0" w:line="240"/>
-      </w:pPr>
-      <w:r>
-        <w:rPr>
-          <w:rFonts w:ascii="Courier New" w:cs="Courier New" w:eastAsia="Courier New" w:hAnsi="Courier New"/>
-          <w:sz w:val="20"/>
-          <w:szCs w:val="20"/>
-        </w:rPr>
-        <w:t xml:space="preserve">        &lt;div class="tile tile--peach"&gt;&lt;span class="tile__num"&gt;03&lt;/span&gt;&lt;h3&gt;Один договор&lt;/h3&gt;&lt;p&gt;Проектируем, строим и ухаживаем сами, без субподрядчиков.&lt;/p&gt;&lt;/div&gt;</w:t>
-      </w:r>
-    </w:p>
-    <w:p>
-      <w:pPr>
-        <w:keepNext w:val="false"/>
-        <w:keepLines/>
-        <w:spacing w:after="0" w:line="240"/>
-      </w:pPr>
-      <w:r>
-        <w:rPr>
-          <w:rFonts w:ascii="Courier New" w:cs="Courier New" w:eastAsia="Courier New" w:hAnsi="Courier New"/>
-          <w:sz w:val="20"/>
-          <w:szCs w:val="20"/>
-        </w:rPr>
-        <w:t xml:space="preserve">        &lt;div class="tile tile--white"&gt;&lt;span class="tile__num"&gt;04&lt;/span&gt;&lt;h3&gt;Гарантия 2 года&lt;/h3&gt;&lt;p&gt;Бесплатно заменим растение, если оно не прижилось.&lt;/p&gt;&lt;/div&gt;</w:t>
-      </w:r>
-    </w:p>
-    <w:p>
-      <w:pPr>
-        <w:keepNext w:val="false"/>
-        <w:keepLines/>
-        <w:spacing w:after="0" w:line="240"/>
-      </w:pPr>
-      <w:r>
-        <w:rPr>
-          <w:rFonts w:ascii="Courier New" w:cs="Courier New" w:eastAsia="Courier New" w:hAnsi="Courier New"/>
-          <w:sz w:val="20"/>
-          <w:szCs w:val="20"/>
-        </w:rPr>
-        <w:t xml:space="preserve">    &lt;/div&gt;</w:t>
-      </w:r>
-    </w:p>
-    <w:p>
-      <w:pPr>
-        <w:keepNext w:val="false"/>
-        <w:keepLines/>
-        <w:spacing w:after="0" w:line="240"/>
-      </w:pPr>
-      <w:r>
-        <w:rPr>
-          <w:rFonts w:ascii="Courier New" w:cs="Courier New" w:eastAsia="Courier New" w:hAnsi="Courier New"/>
-          <w:sz w:val="20"/>
-          <w:szCs w:val="20"/>
-        </w:rPr>
-        <w:t xml:space="preserve">&lt;/section&gt;</w:t>
-      </w:r>
-    </w:p>
-    <w:p>
-      <w:pPr>
-        <w:keepNext w:val="false"/>
-        <w:keepLines/>
-        <w:spacing w:after="0" w:line="240"/>
-      </w:pPr>
-      <w:r>
-        <w:rPr>
-          <w:rFonts w:ascii="Courier New" w:cs="Courier New" w:eastAsia="Courier New" w:hAnsi="Courier New"/>
-          <w:sz w:val="20"/>
-          <w:szCs w:val="20"/>
-        </w:rPr>
-        <w:t xml:space="preserve"> </w:t>
-      </w:r>
-    </w:p>
-    <w:p>
-      <w:pPr>
-        <w:keepNext w:val="false"/>
-        <w:keepLines/>
-        <w:spacing w:after="0" w:line="240"/>
-      </w:pPr>
-      <w:r>
-        <w:rPr>
-          <w:rFonts w:ascii="Courier New" w:cs="Courier New" w:eastAsia="Courier New" w:hAnsi="Courier New"/>
-          <w:sz w:val="20"/>
-          <w:szCs w:val="20"/>
-        </w:rPr>
-        <w:t xml:space="preserve">&lt;section class="section container"&gt;</w:t>
-      </w:r>
-    </w:p>
-    <w:p>
-      <w:pPr>
-        <w:keepNext w:val="false"/>
-        <w:keepLines/>
-        <w:spacing w:after="0" w:line="240"/>
-      </w:pPr>
-      <w:r>
-        <w:rPr>
-          <w:rFonts w:ascii="Courier New" w:cs="Courier New" w:eastAsia="Courier New" w:hAnsi="Courier New"/>
-          <w:sz w:val="20"/>
-          <w:szCs w:val="20"/>
-        </w:rPr>
-        <w:t xml:space="preserve">    &lt;div class="section-head section-head--row"&gt;</w:t>
-      </w:r>
-    </w:p>
-    <w:p>
-      <w:pPr>
-        <w:keepNext w:val="false"/>
-        <w:keepLines/>
-        <w:spacing w:after="0" w:line="240"/>
-      </w:pPr>
-      <w:r>
-        <w:rPr>
-          <w:rFonts w:ascii="Courier New" w:cs="Courier New" w:eastAsia="Courier New" w:hAnsi="Courier New"/>
-          <w:sz w:val="20"/>
-          <w:szCs w:val="20"/>
-        </w:rPr>
-        <w:t xml:space="preserve">        &lt;div&gt;</w:t>
-      </w:r>
-    </w:p>
-    <w:p>
-      <w:pPr>
-        <w:keepNext w:val="false"/>
-        <w:keepLines/>
-        <w:spacing w:after="0" w:line="240"/>
-      </w:pPr>
-      <w:r>
-        <w:rPr>
-          <w:rFonts w:ascii="Courier New" w:cs="Courier New" w:eastAsia="Courier New" w:hAnsi="Courier New"/>
-          <w:sz w:val="20"/>
-          <w:szCs w:val="20"/>
-        </w:rPr>
-        <w:t xml:space="preserve">            &lt;span class="eyebrow"&gt;Услуги&lt;/span&gt;</w:t>
-      </w:r>
-    </w:p>
-    <w:p>
-      <w:pPr>
-        <w:keepNext w:val="false"/>
-        <w:keepLines/>
-        <w:spacing w:after="0" w:line="240"/>
-      </w:pPr>
-      <w:r>
-        <w:rPr>
-          <w:rFonts w:ascii="Courier New" w:cs="Courier New" w:eastAsia="Courier New" w:hAnsi="Courier New"/>
-          <w:sz w:val="20"/>
-          <w:szCs w:val="20"/>
-        </w:rPr>
-        <w:t xml:space="preserve">            &lt;h2&gt;Популярные услуги&lt;/h2&gt;</w:t>
-      </w:r>
-    </w:p>
-    <w:p>
-      <w:pPr>
-        <w:keepNext w:val="false"/>
-        <w:keepLines/>
-        <w:spacing w:after="0" w:line="240"/>
-      </w:pPr>
-      <w:r>
-        <w:rPr>
-          <w:rFonts w:ascii="Courier New" w:cs="Courier New" w:eastAsia="Courier New" w:hAnsi="Courier New"/>
-          <w:sz w:val="20"/>
-          <w:szCs w:val="20"/>
-        </w:rPr>
-        <w:t xml:space="preserve">        &lt;/div&gt;</w:t>
-      </w:r>
-    </w:p>
-    <w:p>
-      <w:pPr>
-        <w:keepNext w:val="false"/>
-        <w:keepLines/>
-        <w:spacing w:after="0" w:line="240"/>
-      </w:pPr>
-      <w:r>
-        <w:rPr>
-          <w:rFonts w:ascii="Courier New" w:cs="Courier New" w:eastAsia="Courier New" w:hAnsi="Courier New"/>
-          <w:sz w:val="20"/>
-          <w:szCs w:val="20"/>
-        </w:rPr>
-        <w:t xml:space="preserve">        &lt;a class="link-arrow" href="services.php"&gt;Все услуги&lt;/a&gt;</w:t>
-      </w:r>
-    </w:p>
-    <w:p>
-      <w:pPr>
-        <w:keepNext w:val="false"/>
-        <w:keepLines/>
-        <w:spacing w:after="0" w:line="240"/>
-      </w:pPr>
-      <w:r>
-        <w:rPr>
-          <w:rFonts w:ascii="Courier New" w:cs="Courier New" w:eastAsia="Courier New" w:hAnsi="Courier New"/>
-          <w:sz w:val="20"/>
-          <w:szCs w:val="20"/>
-        </w:rPr>
-        <w:t xml:space="preserve">    &lt;/div&gt;</w:t>
-      </w:r>
-    </w:p>
-    <w:p>
-      <w:pPr>
-        <w:keepNext w:val="false"/>
-        <w:keepLines/>
-        <w:spacing w:after="0" w:line="240"/>
-      </w:pPr>
-      <w:r>
-        <w:rPr>
-          <w:rFonts w:ascii="Courier New" w:cs="Courier New" w:eastAsia="Courier New" w:hAnsi="Courier New"/>
-          <w:sz w:val="20"/>
-          <w:szCs w:val="20"/>
-        </w:rPr>
         <w:t xml:space="preserve">    &lt;div class="grid"&gt;</w:t>
-      </w:r>
-    </w:p>
-    <w:p>
-      <w:pPr>
-        <w:keepNext w:val="false"/>
-        <w:keepLines/>
-        <w:spacing w:after="0" w:line="240"/>
-      </w:pPr>
-      <w:r>
-        <w:rPr>
-          <w:rFonts w:ascii="Courier New" w:cs="Courier New" w:eastAsia="Courier New" w:hAnsi="Courier New"/>
-          <w:sz w:val="20"/>
-          <w:szCs w:val="20"/>
-        </w:rPr>
-        <w:t xml:space="preserve">        &lt;?php foreach ($services as $service) require 'includes/service_card.php'; ?&gt;</w:t>
-      </w:r>
-    </w:p>
-    <w:p>
-      <w:pPr>
-        <w:keepNext w:val="false"/>
-        <w:keepLines/>
-        <w:spacing w:after="0" w:line="240"/>
-      </w:pPr>
-      <w:r>
-        <w:rPr>
-          <w:rFonts w:ascii="Courier New" w:cs="Courier New" w:eastAsia="Courier New" w:hAnsi="Courier New"/>
-          <w:sz w:val="20"/>
-          <w:szCs w:val="20"/>
-        </w:rPr>
-        <w:t xml:space="preserve">    &lt;/div&gt;</w:t>
-      </w:r>
-    </w:p>
-    <w:p>
-      <w:pPr>
-        <w:keepNext w:val="false"/>
-        <w:keepLines/>
-        <w:spacing w:after="0" w:line="240"/>
-      </w:pPr>
-      <w:r>
-        <w:rPr>
-          <w:rFonts w:ascii="Courier New" w:cs="Courier New" w:eastAsia="Courier New" w:hAnsi="Courier New"/>
-          <w:sz w:val="20"/>
-          <w:szCs w:val="20"/>
-        </w:rPr>
-        <w:t xml:space="preserve">&lt;/section&gt;</w:t>
-      </w:r>
-    </w:p>
-    <w:p>
-      <w:pPr>
-        <w:keepNext w:val="false"/>
-        <w:keepLines/>
-        <w:spacing w:after="0" w:line="240"/>
-      </w:pPr>
-      <w:r>
-        <w:rPr>
-          <w:rFonts w:ascii="Courier New" w:cs="Courier New" w:eastAsia="Courier New" w:hAnsi="Courier New"/>
-          <w:sz w:val="20"/>
-          <w:szCs w:val="20"/>
-        </w:rPr>
-        <w:t xml:space="preserve"> </w:t>
-      </w:r>
-    </w:p>
-    <w:p>
-      <w:pPr>
-        <w:keepNext w:val="false"/>
-        <w:keepLines/>
-        <w:spacing w:after="0" w:line="240"/>
-      </w:pPr>
-      <w:r>
-        <w:rPr>
-          <w:rFonts w:ascii="Courier New" w:cs="Courier New" w:eastAsia="Courier New" w:hAnsi="Courier New"/>
-          <w:sz w:val="20"/>
-          <w:szCs w:val="20"/>
-        </w:rPr>
-        <w:t xml:space="preserve">&lt;section class="section section--dark"&gt;</w:t>
-      </w:r>
-    </w:p>
-    <w:p>
-      <w:pPr>
-        <w:keepNext w:val="false"/>
-        <w:keepLines/>
-        <w:spacing w:after="0" w:line="240"/>
-      </w:pPr>
-      <w:r>
-        <w:rPr>
-          <w:rFonts w:ascii="Courier New" w:cs="Courier New" w:eastAsia="Courier New" w:hAnsi="Courier New"/>
-          <w:sz w:val="20"/>
-          <w:szCs w:val="20"/>
-        </w:rPr>
-        <w:t xml:space="preserve">    &lt;div class="container"&gt;</w:t>
-      </w:r>
-    </w:p>
-    <w:p>
-      <w:pPr>
-        <w:keepNext w:val="false"/>
-        <w:keepLines/>
-        <w:spacing w:after="0" w:line="240"/>
-      </w:pPr>
-      <w:r>
-        <w:rPr>
-          <w:rFonts w:ascii="Courier New" w:cs="Courier New" w:eastAsia="Courier New" w:hAnsi="Courier New"/>
-          <w:sz w:val="20"/>
-          <w:szCs w:val="20"/>
-        </w:rPr>
-        <w:t xml:space="preserve">        &lt;div class="section-head"&gt;</w:t>
-      </w:r>
-    </w:p>
-    <w:p>
-      <w:pPr>
-        <w:keepNext w:val="false"/>
-        <w:keepLines/>
-        <w:spacing w:after="0" w:line="240"/>
-      </w:pPr>
-      <w:r>
-        <w:rPr>
-          <w:rFonts w:ascii="Courier New" w:cs="Courier New" w:eastAsia="Courier New" w:hAnsi="Courier New"/>
-          <w:sz w:val="20"/>
-          <w:szCs w:val="20"/>
-        </w:rPr>
-        <w:t xml:space="preserve">            &lt;span class="eyebrow eyebrow--light"&gt;Процесс&lt;/span&gt;</w:t>
-      </w:r>
-    </w:p>
-    <w:p>
-      <w:pPr>
-        <w:keepNext w:val="false"/>
-        <w:keepLines/>
-        <w:spacing w:after="0" w:line="240"/>
-      </w:pPr>
-      <w:r>
-        <w:rPr>
-          <w:rFonts w:ascii="Courier New" w:cs="Courier New" w:eastAsia="Courier New" w:hAnsi="Courier New"/>
-          <w:sz w:val="20"/>
-          <w:szCs w:val="20"/>
-        </w:rPr>
-        <w:t xml:space="preserve">            &lt;h2&gt;Как мы работаем&lt;/h2&gt;</w:t>
-      </w:r>
-    </w:p>
-    <w:p>
-      <w:pPr>
-        <w:keepNext w:val="false"/>
-        <w:keepLines/>
-        <w:spacing w:after="0" w:line="240"/>
-      </w:pPr>
-      <w:r>
-        <w:rPr>
-          <w:rFonts w:ascii="Courier New" w:cs="Courier New" w:eastAsia="Courier New" w:hAnsi="Courier New"/>
-          <w:sz w:val="20"/>
-          <w:szCs w:val="20"/>
-        </w:rPr>
-        <w:t xml:space="preserve">        &lt;/div&gt;</w:t>
-      </w:r>
-    </w:p>
-    <w:p>
-      <w:pPr>
-        <w:keepNext w:val="false"/>
-        <w:keepLines/>
-        <w:spacing w:after="0" w:line="240"/>
-      </w:pPr>
-      <w:r>
-        <w:rPr>
-          <w:rFonts w:ascii="Courier New" w:cs="Courier New" w:eastAsia="Courier New" w:hAnsi="Courier New"/>
-          <w:sz w:val="20"/>
-          <w:szCs w:val="20"/>
-        </w:rPr>
-        <w:t xml:space="preserve">        &lt;ol class="steps"&gt;</w:t>
-      </w:r>
-    </w:p>
-    <w:p>
-      <w:pPr>
-        <w:keepNext w:val="false"/>
-        <w:keepLines/>
-        <w:spacing w:after="0" w:line="240"/>
-      </w:pPr>
-      <w:r>
-        <w:rPr>
-          <w:rFonts w:ascii="Courier New" w:cs="Courier New" w:eastAsia="Courier New" w:hAnsi="Courier New"/>
-          <w:sz w:val="20"/>
-          <w:szCs w:val="20"/>
-        </w:rPr>
-        <w:t xml:space="preserve">            &lt;li&gt;&lt;strong&gt;Заявка&lt;/strong&gt;Оставляете заказ на сайте или звоните нам&lt;/li&gt;</w:t>
-      </w:r>
-    </w:p>
-    <w:p>
-      <w:pPr>
-        <w:keepNext w:val="false"/>
-        <w:keepLines/>
-        <w:spacing w:after="0" w:line="240"/>
-      </w:pPr>
-      <w:r>
-        <w:rPr>
-          <w:rFonts w:ascii="Courier New" w:cs="Courier New" w:eastAsia="Courier New" w:hAnsi="Courier New"/>
-          <w:sz w:val="20"/>
-          <w:szCs w:val="20"/>
-        </w:rPr>
-        <w:t xml:space="preserve">            &lt;li&gt;&lt;strong&gt;Выезд&lt;/strong&gt;Специалист осматривает участок и делает замеры&lt;/li&gt;</w:t>
-      </w:r>
-    </w:p>
-    <w:p>
-      <w:pPr>
-        <w:keepNext w:val="false"/>
-        <w:keepLines/>
-        <w:spacing w:after="0" w:line="240"/>
-      </w:pPr>
-      <w:r>
-        <w:rPr>
-          <w:rFonts w:ascii="Courier New" w:cs="Courier New" w:eastAsia="Courier New" w:hAnsi="Courier New"/>
-          <w:sz w:val="20"/>
-          <w:szCs w:val="20"/>
-        </w:rPr>
-        <w:t xml:space="preserve">            &lt;li&gt;&lt;strong&gt;Проект&lt;/strong&gt;Согласовываем план, смету и сроки&lt;/li&gt;</w:t>
-      </w:r>
-    </w:p>
-    <w:p>
-      <w:pPr>
-        <w:keepNext w:val="false"/>
-        <w:keepLines/>
-        <w:spacing w:after="0" w:line="240"/>
-      </w:pPr>
-      <w:r>
-        <w:rPr>
-          <w:rFonts w:ascii="Courier New" w:cs="Courier New" w:eastAsia="Courier New" w:hAnsi="Courier New"/>
-          <w:sz w:val="20"/>
-          <w:szCs w:val="20"/>
-        </w:rPr>
-        <w:t xml:space="preserve">            &lt;li&gt;&lt;strong&gt;Реализация&lt;/strong&gt;Создаём сад и передаём его вам с рекомендациями&lt;/li&gt;</w:t>
-      </w:r>
-    </w:p>
-    <w:p>
-      <w:pPr>
-        <w:keepNext w:val="false"/>
-        <w:keepLines/>
-        <w:spacing w:after="0" w:line="240"/>
-      </w:pPr>
-      <w:r>
-        <w:rPr>
-          <w:rFonts w:ascii="Courier New" w:cs="Courier New" w:eastAsia="Courier New" w:hAnsi="Courier New"/>
-          <w:sz w:val="20"/>
-          <w:szCs w:val="20"/>
-        </w:rPr>
-        <w:t xml:space="preserve">        &lt;/ol&gt;</w:t>
-      </w:r>
-    </w:p>
-    <w:p>
-      <w:pPr>
-        <w:keepNext w:val="false"/>
-        <w:keepLines/>
-        <w:spacing w:after="0" w:line="240"/>
-      </w:pPr>
-      <w:r>
-        <w:rPr>
-          <w:rFonts w:ascii="Courier New" w:cs="Courier New" w:eastAsia="Courier New" w:hAnsi="Courier New"/>
-          <w:sz w:val="20"/>
-          <w:szCs w:val="20"/>
-        </w:rPr>
-        <w:t xml:space="preserve">    &lt;/div&gt;</w:t>
-      </w:r>
-    </w:p>
-    <w:p>
-      <w:pPr>
-        <w:keepNext w:val="false"/>
-        <w:keepLines/>
-        <w:spacing w:after="0" w:line="240"/>
-      </w:pPr>
-      <w:r>
-        <w:rPr>
-          <w:rFonts w:ascii="Courier New" w:cs="Courier New" w:eastAsia="Courier New" w:hAnsi="Courier New"/>
-          <w:sz w:val="20"/>
-          <w:szCs w:val="20"/>
-        </w:rPr>
-        <w:t xml:space="preserve">&lt;/section&gt;</w:t>
-      </w:r>
-    </w:p>
-    <w:p>
-      <w:pPr>
-        <w:keepNext w:val="false"/>
-        <w:keepLines/>
-        <w:spacing w:after="0" w:line="240"/>
-      </w:pPr>
-      <w:r>
-        <w:rPr>
-          <w:rFonts w:ascii="Courier New" w:cs="Courier New" w:eastAsia="Courier New" w:hAnsi="Courier New"/>
-          <w:sz w:val="20"/>
-          <w:szCs w:val="20"/>
-        </w:rPr>
-        <w:t xml:space="preserve"> </w:t>
-      </w:r>
-    </w:p>
-    <w:p>
-      <w:pPr>
-        <w:keepNext w:val="false"/>
-        <w:keepLines/>
-        <w:spacing w:after="0" w:line="240"/>
-      </w:pPr>
-      <w:r>
-        <w:rPr>
-          <w:rFonts w:ascii="Courier New" w:cs="Courier New" w:eastAsia="Courier New" w:hAnsi="Courier New"/>
-          <w:sz w:val="20"/>
-          <w:szCs w:val="20"/>
-        </w:rPr>
-        <w:t xml:space="preserve">&lt;section class="section container"&gt;</w:t>
-      </w:r>
-    </w:p>
-    <w:p>
-      <w:pPr>
-        <w:keepNext w:val="false"/>
-        <w:keepLines/>
-        <w:spacing w:after="0" w:line="240"/>
-      </w:pPr>
-      <w:r>
-        <w:rPr>
-          <w:rFonts w:ascii="Courier New" w:cs="Courier New" w:eastAsia="Courier New" w:hAnsi="Courier New"/>
-          <w:sz w:val="20"/>
-          <w:szCs w:val="20"/>
-        </w:rPr>
-        <w:t xml:space="preserve">    &lt;div class="section-head section-head--row"&gt;</w:t>
-      </w:r>
-    </w:p>
-    <w:p>
-      <w:pPr>
-        <w:keepNext w:val="false"/>
-        <w:keepLines/>
-        <w:spacing w:after="0" w:line="240"/>
-      </w:pPr>
-      <w:r>
-        <w:rPr>
-          <w:rFonts w:ascii="Courier New" w:cs="Courier New" w:eastAsia="Courier New" w:hAnsi="Courier New"/>
-          <w:sz w:val="20"/>
-          <w:szCs w:val="20"/>
-        </w:rPr>
-        <w:t xml:space="preserve">        &lt;div&gt;</w:t>
-      </w:r>
-    </w:p>
-    <w:p>
-      <w:pPr>
-        <w:keepNext w:val="false"/>
-        <w:keepLines/>
-        <w:spacing w:after="0" w:line="240"/>
-      </w:pPr>
-      <w:r>
-        <w:rPr>
-          <w:rFonts w:ascii="Courier New" w:cs="Courier New" w:eastAsia="Courier New" w:hAnsi="Courier New"/>
-          <w:sz w:val="20"/>
-          <w:szCs w:val="20"/>
-        </w:rPr>
-        <w:t xml:space="preserve">            &lt;span class="eyebrow"&gt;Портфолио&lt;/span&gt;</w:t>
-      </w:r>
-    </w:p>
-    <w:p>
-      <w:pPr>
-        <w:keepNext w:val="false"/>
-        <w:keepLines/>
-        <w:spacing w:after="0" w:line="240"/>
-      </w:pPr>
-      <w:r>
-        <w:rPr>
-          <w:rFonts w:ascii="Courier New" w:cs="Courier New" w:eastAsia="Courier New" w:hAnsi="Courier New"/>
-          <w:sz w:val="20"/>
-          <w:szCs w:val="20"/>
-        </w:rPr>
-        <w:t xml:space="preserve">            &lt;h2&gt;Последние работы&lt;/h2&gt;</w:t>
-      </w:r>
-    </w:p>
-    <w:p>
-      <w:pPr>
-        <w:keepNext w:val="false"/>
-        <w:keepLines/>
-        <w:spacing w:after="0" w:line="240"/>
-      </w:pPr>
-      <w:r>
-        <w:rPr>
-          <w:rFonts w:ascii="Courier New" w:cs="Courier New" w:eastAsia="Courier New" w:hAnsi="Courier New"/>
-          <w:sz w:val="20"/>
-          <w:szCs w:val="20"/>
-        </w:rPr>
-        <w:t xml:space="preserve">        &lt;/div&gt;</w:t>
-      </w:r>
-    </w:p>
-    <w:p>
-      <w:pPr>
-        <w:keepNext w:val="false"/>
-        <w:keepLines/>
-        <w:spacing w:after="0" w:line="240"/>
-      </w:pPr>
-      <w:r>
-        <w:rPr>
-          <w:rFonts w:ascii="Courier New" w:cs="Courier New" w:eastAsia="Courier New" w:hAnsi="Courier New"/>
-          <w:sz w:val="20"/>
-          <w:szCs w:val="20"/>
-        </w:rPr>
-        <w:t xml:space="preserve">        &lt;a class="link-arrow" href="portfolio.php"&gt;Все проекты&lt;/a&gt;</w:t>
-      </w:r>
-    </w:p>
-    <w:p>
-      <w:pPr>
-        <w:keepNext w:val="false"/>
-        <w:keepLines/>
-        <w:spacing w:after="0" w:line="240"/>
-      </w:pPr>
-      <w:r>
-        <w:rPr>
-          <w:rFonts w:ascii="Courier New" w:cs="Courier New" w:eastAsia="Courier New" w:hAnsi="Courier New"/>
-          <w:sz w:val="20"/>
-          <w:szCs w:val="20"/>
-        </w:rPr>
-        <w:t xml:space="preserve">    &lt;/div&gt;</w:t>
-      </w:r>
-    </w:p>
-    <w:p>
-      <w:pPr>
-        <w:keepNext w:val="false"/>
-        <w:keepLines/>
-        <w:spacing w:after="0" w:line="240"/>
-      </w:pPr>
-      <w:r>
-        <w:rPr>
-          <w:rFonts w:ascii="Courier New" w:cs="Courier New" w:eastAsia="Courier New" w:hAnsi="Courier New"/>
-          <w:sz w:val="20"/>
-          <w:szCs w:val="20"/>
-        </w:rPr>
-        <w:t xml:space="preserve">    &lt;div class="gallery"&gt;</w:t>
       </w:r>
     </w:p>
     <w:p>
@@ -27772,36 +27487,6 @@
           <w:sz w:val="20"/>
           <w:szCs w:val="20"/>
         </w:rPr>
-        <w:t xml:space="preserve">    position: relative;</w:t>
-      </w:r>
-    </w:p>
-    <w:p>
-      <w:pPr>
-        <w:keepNext w:val="false"/>
-        <w:keepLines/>
-        <w:spacing w:after="0" w:line="240"/>
-      </w:pPr>
-      <w:r>
-        <w:rPr>
-          <w:rFonts w:ascii="Courier New" w:cs="Courier New" w:eastAsia="Courier New" w:hAnsi="Courier New"/>
-          <w:sz w:val="20"/>
-          <w:szCs w:val="20"/>
-        </w:rPr>
-        <w:t xml:space="preserve">    overflow: hidden;</w:t>
-      </w:r>
-    </w:p>
-    <w:p>
-      <w:pPr>
-        <w:keepNext w:val="false"/>
-        <w:keepLines/>
-        <w:spacing w:after="0" w:line="240"/>
-      </w:pPr>
-      <w:r>
-        <w:rPr>
-          <w:rFonts w:ascii="Courier New" w:cs="Courier New" w:eastAsia="Courier New" w:hAnsi="Courier New"/>
-          <w:sz w:val="20"/>
-          <w:szCs w:val="20"/>
-        </w:rPr>
         <w:t xml:space="preserve">}</w:t>
       </w:r>
     </w:p>
@@ -27817,36 +27502,6 @@
           <w:sz w:val="20"/>
           <w:szCs w:val="20"/>
         </w:rPr>
-        <w:t xml:space="preserve">.hero__text::after { content: ''; position: absolute; right: -120px; bottom: -120px; width: 320px; height: 320px; border-radius: 50%; background: var(--forest-2); }</w:t>
-      </w:r>
-    </w:p>
-    <w:p>
-      <w:pPr>
-        <w:keepNext w:val="false"/>
-        <w:keepLines/>
-        <w:spacing w:after="0" w:line="240"/>
-      </w:pPr>
-      <w:r>
-        <w:rPr>
-          <w:rFonts w:ascii="Courier New" w:cs="Courier New" w:eastAsia="Courier New" w:hAnsi="Courier New"/>
-          <w:sz w:val="20"/>
-          <w:szCs w:val="20"/>
-        </w:rPr>
-        <w:t xml:space="preserve">.hero__text &gt; * { position: relative; z-index: 1; }</w:t>
-      </w:r>
-    </w:p>
-    <w:p>
-      <w:pPr>
-        <w:keepNext w:val="false"/>
-        <w:keepLines/>
-        <w:spacing w:after="0" w:line="240"/>
-      </w:pPr>
-      <w:r>
-        <w:rPr>
-          <w:rFonts w:ascii="Courier New" w:cs="Courier New" w:eastAsia="Courier New" w:hAnsi="Courier New"/>
-          <w:sz w:val="20"/>
-          <w:szCs w:val="20"/>
-        </w:rPr>
         <w:t xml:space="preserve">.hero h1 { font-size: clamp(2.2rem, 4.6vw, 4.2rem); margin-bottom: 24px; }</w:t>
       </w:r>
     </w:p>
@@ -27982,67 +27637,127 @@
           <w:sz w:val="20"/>
           <w:szCs w:val="20"/>
         </w:rPr>
-        <w:t xml:space="preserve">.badge { position: absolute; left: -54px; top: 48px; width: 150px; height: 150px; border-radius: 50%; background: var(--lime); display: grid; place-items: center; }</w:t>
-      </w:r>
-    </w:p>
-    <w:p>
-      <w:pPr>
-        <w:keepNext w:val="false"/>
-        <w:keepLines/>
-        <w:spacing w:after="0" w:line="240"/>
-      </w:pPr>
-      <w:r>
-        <w:rPr>
-          <w:rFonts w:ascii="Courier New" w:cs="Courier New" w:eastAsia="Courier New" w:hAnsi="Courier New"/>
-          <w:sz w:val="20"/>
-          <w:szCs w:val="20"/>
-        </w:rPr>
-        <w:t xml:space="preserve">.badge svg { position: absolute; inset: 0; animation: spin 16s linear infinite; }</w:t>
-      </w:r>
-    </w:p>
-    <w:p>
-      <w:pPr>
-        <w:keepNext w:val="false"/>
-        <w:keepLines/>
-        <w:spacing w:after="0" w:line="240"/>
-      </w:pPr>
-      <w:r>
-        <w:rPr>
-          <w:rFonts w:ascii="Courier New" w:cs="Courier New" w:eastAsia="Courier New" w:hAnsi="Courier New"/>
-          <w:sz w:val="20"/>
-          <w:szCs w:val="20"/>
-        </w:rPr>
-        <w:t xml:space="preserve">.badge text { font: 600 13.5px var(--font-text); letter-spacing: .14em; text-transform: uppercase; fill: var(--ink); }</w:t>
-      </w:r>
-    </w:p>
-    <w:p>
-      <w:pPr>
-        <w:keepNext w:val="false"/>
-        <w:keepLines/>
-        <w:spacing w:after="0" w:line="240"/>
-      </w:pPr>
-      <w:r>
-        <w:rPr>
-          <w:rFonts w:ascii="Courier New" w:cs="Courier New" w:eastAsia="Courier New" w:hAnsi="Courier New"/>
-          <w:sz w:val="20"/>
-          <w:szCs w:val="20"/>
-        </w:rPr>
-        <w:t xml:space="preserve">.badge span { font-size: 2.4rem; color: var(--forest); }</w:t>
-      </w:r>
-    </w:p>
-    <w:p>
-      <w:pPr>
-        <w:keepNext w:val="false"/>
-        <w:keepLines/>
-        <w:spacing w:after="0" w:line="240"/>
-      </w:pPr>
-      <w:r>
-        <w:rPr>
-          <w:rFonts w:ascii="Courier New" w:cs="Courier New" w:eastAsia="Courier New" w:hAnsi="Courier New"/>
-          <w:sz w:val="20"/>
-          <w:szCs w:val="20"/>
-        </w:rPr>
-        <w:t xml:space="preserve">@keyframes spin { to { transform: rotate(360deg); } }</w:t>
+        <w:t xml:space="preserve">.page-head { padding: 8px 0 0; }</w:t>
+      </w:r>
+    </w:p>
+    <w:p>
+      <w:pPr>
+        <w:keepNext w:val="false"/>
+        <w:keepLines/>
+        <w:spacing w:after="0" w:line="240"/>
+      </w:pPr>
+      <w:r>
+        <w:rPr>
+          <w:rFonts w:ascii="Courier New" w:cs="Courier New" w:eastAsia="Courier New" w:hAnsi="Courier New"/>
+          <w:sz w:val="20"/>
+          <w:szCs w:val="20"/>
+        </w:rPr>
+        <w:t xml:space="preserve">.page-head .container {</w:t>
+      </w:r>
+    </w:p>
+    <w:p>
+      <w:pPr>
+        <w:keepNext w:val="false"/>
+        <w:keepLines/>
+        <w:spacing w:after="0" w:line="240"/>
+      </w:pPr>
+      <w:r>
+        <w:rPr>
+          <w:rFonts w:ascii="Courier New" w:cs="Courier New" w:eastAsia="Courier New" w:hAnsi="Courier New"/>
+          <w:sz w:val="20"/>
+          <w:szCs w:val="20"/>
+        </w:rPr>
+        <w:t xml:space="preserve">    background: var(--forest);</w:t>
+      </w:r>
+    </w:p>
+    <w:p>
+      <w:pPr>
+        <w:keepNext w:val="false"/>
+        <w:keepLines/>
+        <w:spacing w:after="0" w:line="240"/>
+      </w:pPr>
+      <w:r>
+        <w:rPr>
+          <w:rFonts w:ascii="Courier New" w:cs="Courier New" w:eastAsia="Courier New" w:hAnsi="Courier New"/>
+          <w:sz w:val="20"/>
+          <w:szCs w:val="20"/>
+        </w:rPr>
+        <w:t xml:space="preserve">    color: #fff;</w:t>
+      </w:r>
+    </w:p>
+    <w:p>
+      <w:pPr>
+        <w:keepNext w:val="false"/>
+        <w:keepLines/>
+        <w:spacing w:after="0" w:line="240"/>
+      </w:pPr>
+      <w:r>
+        <w:rPr>
+          <w:rFonts w:ascii="Courier New" w:cs="Courier New" w:eastAsia="Courier New" w:hAnsi="Courier New"/>
+          <w:sz w:val="20"/>
+          <w:szCs w:val="20"/>
+        </w:rPr>
+        <w:t xml:space="preserve">    border-radius: var(--radius);</w:t>
+      </w:r>
+    </w:p>
+    <w:p>
+      <w:pPr>
+        <w:keepNext w:val="false"/>
+        <w:keepLines/>
+        <w:spacing w:after="0" w:line="240"/>
+      </w:pPr>
+      <w:r>
+        <w:rPr>
+          <w:rFonts w:ascii="Courier New" w:cs="Courier New" w:eastAsia="Courier New" w:hAnsi="Courier New"/>
+          <w:sz w:val="20"/>
+          <w:szCs w:val="20"/>
+        </w:rPr>
+        <w:t xml:space="preserve">    padding: clamp(32px, 5vw, 64px);</w:t>
+      </w:r>
+    </w:p>
+    <w:p>
+      <w:pPr>
+        <w:keepNext w:val="false"/>
+        <w:keepLines/>
+        <w:spacing w:after="0" w:line="240"/>
+      </w:pPr>
+      <w:r>
+        <w:rPr>
+          <w:rFonts w:ascii="Courier New" w:cs="Courier New" w:eastAsia="Courier New" w:hAnsi="Courier New"/>
+          <w:sz w:val="20"/>
+          <w:szCs w:val="20"/>
+        </w:rPr>
+        <w:t xml:space="preserve">}</w:t>
+      </w:r>
+    </w:p>
+    <w:p>
+      <w:pPr>
+        <w:keepNext w:val="false"/>
+        <w:keepLines/>
+        <w:spacing w:after="0" w:line="240"/>
+      </w:pPr>
+      <w:r>
+        <w:rPr>
+          <w:rFonts w:ascii="Courier New" w:cs="Courier New" w:eastAsia="Courier New" w:hAnsi="Courier New"/>
+          <w:sz w:val="20"/>
+          <w:szCs w:val="20"/>
+        </w:rPr>
+        <w:t xml:space="preserve">.page-head h1 { margin-bottom: 14px; }</w:t>
+      </w:r>
+    </w:p>
+    <w:p>
+      <w:pPr>
+        <w:keepNext w:val="false"/>
+        <w:keepLines/>
+        <w:spacing w:after="0" w:line="240"/>
+      </w:pPr>
+      <w:r>
+        <w:rPr>
+          <w:rFonts w:ascii="Courier New" w:cs="Courier New" w:eastAsia="Courier New" w:hAnsi="Courier New"/>
+          <w:sz w:val="20"/>
+          <w:szCs w:val="20"/>
+        </w:rPr>
+        <w:t xml:space="preserve">.page-head p { max-width: 620px; color: rgba(255, 255, 255, .75); margin: 0; }</w:t>
       </w:r>
     </w:p>
     <w:p>
@@ -28072,82 +27787,67 @@
           <w:sz w:val="20"/>
           <w:szCs w:val="20"/>
         </w:rPr>
-        <w:t xml:space="preserve">.ticker-wrap { overflow: hidden; padding: 28px 0 12px; }</w:t>
-      </w:r>
-    </w:p>
-    <w:p>
-      <w:pPr>
-        <w:keepNext w:val="false"/>
-        <w:keepLines/>
-        <w:spacing w:after="0" w:line="240"/>
-      </w:pPr>
-      <w:r>
-        <w:rPr>
-          <w:rFonts w:ascii="Courier New" w:cs="Courier New" w:eastAsia="Courier New" w:hAnsi="Courier New"/>
-          <w:sz w:val="20"/>
-          <w:szCs w:val="20"/>
-        </w:rPr>
-        <w:t xml:space="preserve">.ticker { overflow: hidden; background: var(--lime); margin: 0 -20px; padding: 18px 0; transform: rotate(-1.2deg); }</w:t>
-      </w:r>
-    </w:p>
-    <w:p>
-      <w:pPr>
-        <w:keepNext w:val="false"/>
-        <w:keepLines/>
-        <w:spacing w:after="0" w:line="240"/>
-      </w:pPr>
-      <w:r>
-        <w:rPr>
-          <w:rFonts w:ascii="Courier New" w:cs="Courier New" w:eastAsia="Courier New" w:hAnsi="Courier New"/>
-          <w:sz w:val="20"/>
-          <w:szCs w:val="20"/>
-        </w:rPr>
-        <w:t xml:space="preserve">.ticker__track { display: flex; width: max-content; animation: ticker 28s linear infinite; }</w:t>
-      </w:r>
-    </w:p>
-    <w:p>
-      <w:pPr>
-        <w:keepNext w:val="false"/>
-        <w:keepLines/>
-        <w:spacing w:after="0" w:line="240"/>
-      </w:pPr>
-      <w:r>
-        <w:rPr>
-          <w:rFonts w:ascii="Courier New" w:cs="Courier New" w:eastAsia="Courier New" w:hAnsi="Courier New"/>
-          <w:sz w:val="20"/>
-          <w:szCs w:val="20"/>
-        </w:rPr>
-        <w:t xml:space="preserve">.ticker span { font: 500 1.4rem var(--font-title); padding: 0 28px; white-space: nowrap; display: inline-flex; align-items: center; gap: 56px; }</w:t>
-      </w:r>
-    </w:p>
-    <w:p>
-      <w:pPr>
-        <w:keepNext w:val="false"/>
-        <w:keepLines/>
-        <w:spacing w:after="0" w:line="240"/>
-      </w:pPr>
-      <w:r>
-        <w:rPr>
-          <w:rFonts w:ascii="Courier New" w:cs="Courier New" w:eastAsia="Courier New" w:hAnsi="Courier New"/>
-          <w:sz w:val="20"/>
-          <w:szCs w:val="20"/>
-        </w:rPr>
-        <w:t xml:space="preserve">.ticker span::after { content: '✿'; color: var(--forest); }</w:t>
-      </w:r>
-    </w:p>
-    <w:p>
-      <w:pPr>
-        <w:keepNext w:val="false"/>
-        <w:keepLines/>
-        <w:spacing w:after="0" w:line="240"/>
-      </w:pPr>
-      <w:r>
-        <w:rPr>
-          <w:rFonts w:ascii="Courier New" w:cs="Courier New" w:eastAsia="Courier New" w:hAnsi="Courier New"/>
-          <w:sz w:val="20"/>
-          <w:szCs w:val="20"/>
-        </w:rPr>
-        <w:t xml:space="preserve">@keyframes ticker { to { transform: translateX(-50%); } }</w:t>
+        <w:t xml:space="preserve">.bento { display: grid; grid-template-columns: repeat(4, 1fr); gap: 16px; }</w:t>
+      </w:r>
+    </w:p>
+    <w:p>
+      <w:pPr>
+        <w:keepNext w:val="false"/>
+        <w:keepLines/>
+        <w:spacing w:after="0" w:line="240"/>
+      </w:pPr>
+      <w:r>
+        <w:rPr>
+          <w:rFonts w:ascii="Courier New" w:cs="Courier New" w:eastAsia="Courier New" w:hAnsi="Courier New"/>
+          <w:sz w:val="20"/>
+          <w:szCs w:val="20"/>
+        </w:rPr>
+        <w:t xml:space="preserve">.tile { background: var(--surface); border-radius: var(--radius); padding: 28px; }</w:t>
+      </w:r>
+    </w:p>
+    <w:p>
+      <w:pPr>
+        <w:keepNext w:val="false"/>
+        <w:keepLines/>
+        <w:spacing w:after="0" w:line="240"/>
+      </w:pPr>
+      <w:r>
+        <w:rPr>
+          <w:rFonts w:ascii="Courier New" w:cs="Courier New" w:eastAsia="Courier New" w:hAnsi="Courier New"/>
+          <w:sz w:val="20"/>
+          <w:szCs w:val="20"/>
+        </w:rPr>
+        <w:t xml:space="preserve">.tile__num { display: inline-grid; place-items: center; width: 52px; height: 52px; border-radius: 50%; background: var(--lime); font: 600 .95rem var(--font-title); }</w:t>
+      </w:r>
+    </w:p>
+    <w:p>
+      <w:pPr>
+        <w:keepNext w:val="false"/>
+        <w:keepLines/>
+        <w:spacing w:after="0" w:line="240"/>
+      </w:pPr>
+      <w:r>
+        <w:rPr>
+          <w:rFonts w:ascii="Courier New" w:cs="Courier New" w:eastAsia="Courier New" w:hAnsi="Courier New"/>
+          <w:sz w:val="20"/>
+          <w:szCs w:val="20"/>
+        </w:rPr>
+        <w:t xml:space="preserve">.tile h3 { margin-top: 28px; }</w:t>
+      </w:r>
+    </w:p>
+    <w:p>
+      <w:pPr>
+        <w:keepNext w:val="false"/>
+        <w:keepLines/>
+        <w:spacing w:after="0" w:line="240"/>
+      </w:pPr>
+      <w:r>
+        <w:rPr>
+          <w:rFonts w:ascii="Courier New" w:cs="Courier New" w:eastAsia="Courier New" w:hAnsi="Courier New"/>
+          <w:sz w:val="20"/>
+          <w:szCs w:val="20"/>
+        </w:rPr>
+        <w:t xml:space="preserve">.tile p { margin: 0; color: var(--muted); }</w:t>
       </w:r>
     </w:p>
     <w:p>
@@ -28177,52 +27877,127 @@
           <w:sz w:val="20"/>
           <w:szCs w:val="20"/>
         </w:rPr>
-        <w:t xml:space="preserve">.page-head { padding: 8px 0 0; }</w:t>
-      </w:r>
-    </w:p>
-    <w:p>
-      <w:pPr>
-        <w:keepNext w:val="false"/>
-        <w:keepLines/>
-        <w:spacing w:after="0" w:line="240"/>
-      </w:pPr>
-      <w:r>
-        <w:rPr>
-          <w:rFonts w:ascii="Courier New" w:cs="Courier New" w:eastAsia="Courier New" w:hAnsi="Courier New"/>
-          <w:sz w:val="20"/>
-          <w:szCs w:val="20"/>
-        </w:rPr>
-        <w:t xml:space="preserve">.page-head .container {</w:t>
-      </w:r>
-    </w:p>
-    <w:p>
-      <w:pPr>
-        <w:keepNext w:val="false"/>
-        <w:keepLines/>
-        <w:spacing w:after="0" w:line="240"/>
-      </w:pPr>
-      <w:r>
-        <w:rPr>
-          <w:rFonts w:ascii="Courier New" w:cs="Courier New" w:eastAsia="Courier New" w:hAnsi="Courier New"/>
-          <w:sz w:val="20"/>
-          <w:szCs w:val="20"/>
-        </w:rPr>
-        <w:t xml:space="preserve">    background: var(--forest) url("data:image/svg+xml,%3Csvg xmlns='http://www.w3.org/2000/svg' width='400' height='400'%3E%3Ccircle cx='360' cy='60' r='150' fill='%232a5a3d'/%3E%3C/svg%3E") no-repeat right top;</w:t>
-      </w:r>
-    </w:p>
-    <w:p>
-      <w:pPr>
-        <w:keepNext w:val="false"/>
-        <w:keepLines/>
-        <w:spacing w:after="0" w:line="240"/>
-      </w:pPr>
-      <w:r>
-        <w:rPr>
-          <w:rFonts w:ascii="Courier New" w:cs="Courier New" w:eastAsia="Courier New" w:hAnsi="Courier New"/>
-          <w:sz w:val="20"/>
-          <w:szCs w:val="20"/>
-        </w:rPr>
-        <w:t xml:space="preserve">    color: #fff;</w:t>
+        <w:t xml:space="preserve">.steps { list-style: none; padding: 0; margin: 0; display: grid; grid-template-columns: repeat(4, 1fr); gap: 16px; counter-reset: step; }</w:t>
+      </w:r>
+    </w:p>
+    <w:p>
+      <w:pPr>
+        <w:keepNext w:val="false"/>
+        <w:keepLines/>
+        <w:spacing w:after="0" w:line="240"/>
+      </w:pPr>
+      <w:r>
+        <w:rPr>
+          <w:rFonts w:ascii="Courier New" w:cs="Courier New" w:eastAsia="Courier New" w:hAnsi="Courier New"/>
+          <w:sz w:val="20"/>
+          <w:szCs w:val="20"/>
+        </w:rPr>
+        <w:t xml:space="preserve">.steps li { counter-increment: step; background: rgba(255, 255, 255, .06); border-radius: 22px; padding: 28px; color: rgba(255, 255, 255, .7); }</w:t>
+      </w:r>
+    </w:p>
+    <w:p>
+      <w:pPr>
+        <w:keepNext w:val="false"/>
+        <w:keepLines/>
+        <w:spacing w:after="0" w:line="240"/>
+      </w:pPr>
+      <w:r>
+        <w:rPr>
+          <w:rFonts w:ascii="Courier New" w:cs="Courier New" w:eastAsia="Courier New" w:hAnsi="Courier New"/>
+          <w:sz w:val="20"/>
+          <w:szCs w:val="20"/>
+        </w:rPr>
+        <w:t xml:space="preserve">.steps li::before { content: counter(step, decimal-leading-zero); display: inline-grid; place-items: center; width: 56px; height: 56px; border-radius: 50%; background: var(--lime); color: var(--ink); font: 600 1rem var(--font-title); margin-bottom: 28px; }</w:t>
+      </w:r>
+    </w:p>
+    <w:p>
+      <w:pPr>
+        <w:keepNext w:val="false"/>
+        <w:keepLines/>
+        <w:spacing w:after="0" w:line="240"/>
+      </w:pPr>
+      <w:r>
+        <w:rPr>
+          <w:rFonts w:ascii="Courier New" w:cs="Courier New" w:eastAsia="Courier New" w:hAnsi="Courier New"/>
+          <w:sz w:val="20"/>
+          <w:szCs w:val="20"/>
+        </w:rPr>
+        <w:t xml:space="preserve">.steps strong { display: block; color: #fff; font: 500 1.15rem var(--font-title); margin-bottom: 8px; }</w:t>
+      </w:r>
+    </w:p>
+    <w:p>
+      <w:pPr>
+        <w:keepNext w:val="false"/>
+        <w:keepLines/>
+        <w:spacing w:after="0" w:line="240"/>
+      </w:pPr>
+      <w:r>
+        <w:rPr>
+          <w:rFonts w:ascii="Courier New" w:cs="Courier New" w:eastAsia="Courier New" w:hAnsi="Courier New"/>
+          <w:sz w:val="20"/>
+          <w:szCs w:val="20"/>
+        </w:rPr>
+        <w:t xml:space="preserve"> </w:t>
+      </w:r>
+    </w:p>
+    <w:p>
+      <w:pPr>
+        <w:keepNext w:val="false"/>
+        <w:keepLines/>
+        <w:spacing w:after="0" w:line="240"/>
+      </w:pPr>
+      <w:r>
+        <w:rPr>
+          <w:rFonts w:ascii="Courier New" w:cs="Courier New" w:eastAsia="Courier New" w:hAnsi="Courier New"/>
+          <w:sz w:val="20"/>
+          <w:szCs w:val="20"/>
+        </w:rPr>
+        <w:t xml:space="preserve">.cta {</w:t>
+      </w:r>
+    </w:p>
+    <w:p>
+      <w:pPr>
+        <w:keepNext w:val="false"/>
+        <w:keepLines/>
+        <w:spacing w:after="0" w:line="240"/>
+      </w:pPr>
+      <w:r>
+        <w:rPr>
+          <w:rFonts w:ascii="Courier New" w:cs="Courier New" w:eastAsia="Courier New" w:hAnsi="Courier New"/>
+          <w:sz w:val="20"/>
+          <w:szCs w:val="20"/>
+        </w:rPr>
+        <w:t xml:space="preserve">    margin: 0 auto 96px;</w:t>
+      </w:r>
+    </w:p>
+    <w:p>
+      <w:pPr>
+        <w:keepNext w:val="false"/>
+        <w:keepLines/>
+        <w:spacing w:after="0" w:line="240"/>
+      </w:pPr>
+      <w:r>
+        <w:rPr>
+          <w:rFonts w:ascii="Courier New" w:cs="Courier New" w:eastAsia="Courier New" w:hAnsi="Courier New"/>
+          <w:sz w:val="20"/>
+          <w:szCs w:val="20"/>
+        </w:rPr>
+        <w:t xml:space="preserve">    padding: clamp(32px, 6vw, 72px);</w:t>
+      </w:r>
+    </w:p>
+    <w:p>
+      <w:pPr>
+        <w:keepNext w:val="false"/>
+        <w:keepLines/>
+        <w:spacing w:after="0" w:line="240"/>
+      </w:pPr>
+      <w:r>
+        <w:rPr>
+          <w:rFonts w:ascii="Courier New" w:cs="Courier New" w:eastAsia="Courier New" w:hAnsi="Courier New"/>
+          <w:sz w:val="20"/>
+          <w:szCs w:val="20"/>
+        </w:rPr>
+        <w:t xml:space="preserve">    background: var(--peach);</w:t>
       </w:r>
     </w:p>
     <w:p>
@@ -28252,7 +28027,67 @@
           <w:sz w:val="20"/>
           <w:szCs w:val="20"/>
         </w:rPr>
-        <w:t xml:space="preserve">    padding: clamp(32px, 5vw, 64px);</w:t>
+        <w:t xml:space="preserve">    display: flex;</w:t>
+      </w:r>
+    </w:p>
+    <w:p>
+      <w:pPr>
+        <w:keepNext w:val="false"/>
+        <w:keepLines/>
+        <w:spacing w:after="0" w:line="240"/>
+      </w:pPr>
+      <w:r>
+        <w:rPr>
+          <w:rFonts w:ascii="Courier New" w:cs="Courier New" w:eastAsia="Courier New" w:hAnsi="Courier New"/>
+          <w:sz w:val="20"/>
+          <w:szCs w:val="20"/>
+        </w:rPr>
+        <w:t xml:space="preserve">    justify-content: space-between;</w:t>
+      </w:r>
+    </w:p>
+    <w:p>
+      <w:pPr>
+        <w:keepNext w:val="false"/>
+        <w:keepLines/>
+        <w:spacing w:after="0" w:line="240"/>
+      </w:pPr>
+      <w:r>
+        <w:rPr>
+          <w:rFonts w:ascii="Courier New" w:cs="Courier New" w:eastAsia="Courier New" w:hAnsi="Courier New"/>
+          <w:sz w:val="20"/>
+          <w:szCs w:val="20"/>
+        </w:rPr>
+        <w:t xml:space="preserve">    align-items: flex-end;</w:t>
+      </w:r>
+    </w:p>
+    <w:p>
+      <w:pPr>
+        <w:keepNext w:val="false"/>
+        <w:keepLines/>
+        <w:spacing w:after="0" w:line="240"/>
+      </w:pPr>
+      <w:r>
+        <w:rPr>
+          <w:rFonts w:ascii="Courier New" w:cs="Courier New" w:eastAsia="Courier New" w:hAnsi="Courier New"/>
+          <w:sz w:val="20"/>
+          <w:szCs w:val="20"/>
+        </w:rPr>
+        <w:t xml:space="preserve">    gap: 32px;</w:t>
+      </w:r>
+    </w:p>
+    <w:p>
+      <w:pPr>
+        <w:keepNext w:val="false"/>
+        <w:keepLines/>
+        <w:spacing w:after="0" w:line="240"/>
+      </w:pPr>
+      <w:r>
+        <w:rPr>
+          <w:rFonts w:ascii="Courier New" w:cs="Courier New" w:eastAsia="Courier New" w:hAnsi="Courier New"/>
+          <w:sz w:val="20"/>
+          <w:szCs w:val="20"/>
+        </w:rPr>
+        <w:t xml:space="preserve">    flex-wrap: wrap;</w:t>
       </w:r>
     </w:p>
     <w:p>
@@ -28282,22 +28117,7 @@
           <w:sz w:val="20"/>
           <w:szCs w:val="20"/>
         </w:rPr>
-        <w:t xml:space="preserve">.page-head h1 { margin-bottom: 14px; }</w:t>
-      </w:r>
-    </w:p>
-    <w:p>
-      <w:pPr>
-        <w:keepNext w:val="false"/>
-        <w:keepLines/>
-        <w:spacing w:after="0" w:line="240"/>
-      </w:pPr>
-      <w:r>
-        <w:rPr>
-          <w:rFonts w:ascii="Courier New" w:cs="Courier New" w:eastAsia="Courier New" w:hAnsi="Courier New"/>
-          <w:sz w:val="20"/>
-          <w:szCs w:val="20"/>
-        </w:rPr>
-        <w:t xml:space="preserve">.page-head p { max-width: 620px; color: rgba(255, 255, 255, .75); margin: 0; }</w:t>
+        <w:t xml:space="preserve">.cta h2 { max-width: 20ch; margin: 0; }</w:t>
       </w:r>
     </w:p>
     <w:p>
@@ -28327,172 +28147,7 @@
           <w:sz w:val="20"/>
           <w:szCs w:val="20"/>
         </w:rPr>
-        <w:t xml:space="preserve">.bento { display: grid; grid-template-columns: repeat(4, 1fr); gap: 16px; }</w:t>
-      </w:r>
-    </w:p>
-    <w:p>
-      <w:pPr>
-        <w:keepNext w:val="false"/>
-        <w:keepLines/>
-        <w:spacing w:after="0" w:line="240"/>
-      </w:pPr>
-      <w:r>
-        <w:rPr>
-          <w:rFonts w:ascii="Courier New" w:cs="Courier New" w:eastAsia="Courier New" w:hAnsi="Courier New"/>
-          <w:sz w:val="20"/>
-          <w:szCs w:val="20"/>
-        </w:rPr>
-        <w:t xml:space="preserve">.tile { border-radius: var(--radius); padding: 32px 28px; min-height: 280px; display: flex; flex-direction: column; justify-content: flex-end; transition: transform .3s; }</w:t>
-      </w:r>
-    </w:p>
-    <w:p>
-      <w:pPr>
-        <w:keepNext w:val="false"/>
-        <w:keepLines/>
-        <w:spacing w:after="0" w:line="240"/>
-      </w:pPr>
-      <w:r>
-        <w:rPr>
-          <w:rFonts w:ascii="Courier New" w:cs="Courier New" w:eastAsia="Courier New" w:hAnsi="Courier New"/>
-          <w:sz w:val="20"/>
-          <w:szCs w:val="20"/>
-        </w:rPr>
-        <w:t xml:space="preserve">.tile:hover { transform: translateY(-6px) rotate(-.6deg); }</w:t>
-      </w:r>
-    </w:p>
-    <w:p>
-      <w:pPr>
-        <w:keepNext w:val="false"/>
-        <w:keepLines/>
-        <w:spacing w:after="0" w:line="240"/>
-      </w:pPr>
-      <w:r>
-        <w:rPr>
-          <w:rFonts w:ascii="Courier New" w:cs="Courier New" w:eastAsia="Courier New" w:hAnsi="Courier New"/>
-          <w:sz w:val="20"/>
-          <w:szCs w:val="20"/>
-        </w:rPr>
-        <w:t xml:space="preserve">.tile__num { font: 500 3.2rem/1 var(--font-title); margin-bottom: auto; opacity: .9; }</w:t>
-      </w:r>
-    </w:p>
-    <w:p>
-      <w:pPr>
-        <w:keepNext w:val="false"/>
-        <w:keepLines/>
-        <w:spacing w:after="0" w:line="240"/>
-      </w:pPr>
-      <w:r>
-        <w:rPr>
-          <w:rFonts w:ascii="Courier New" w:cs="Courier New" w:eastAsia="Courier New" w:hAnsi="Courier New"/>
-          <w:sz w:val="20"/>
-          <w:szCs w:val="20"/>
-        </w:rPr>
-        <w:t xml:space="preserve">.tile h3 { margin-top: 32px; }</w:t>
-      </w:r>
-    </w:p>
-    <w:p>
-      <w:pPr>
-        <w:keepNext w:val="false"/>
-        <w:keepLines/>
-        <w:spacing w:after="0" w:line="240"/>
-      </w:pPr>
-      <w:r>
-        <w:rPr>
-          <w:rFonts w:ascii="Courier New" w:cs="Courier New" w:eastAsia="Courier New" w:hAnsi="Courier New"/>
-          <w:sz w:val="20"/>
-          <w:szCs w:val="20"/>
-        </w:rPr>
-        <w:t xml:space="preserve">.tile p { margin: 0; opacity: .8; }</w:t>
-      </w:r>
-    </w:p>
-    <w:p>
-      <w:pPr>
-        <w:keepNext w:val="false"/>
-        <w:keepLines/>
-        <w:spacing w:after="0" w:line="240"/>
-      </w:pPr>
-      <w:r>
-        <w:rPr>
-          <w:rFonts w:ascii="Courier New" w:cs="Courier New" w:eastAsia="Courier New" w:hAnsi="Courier New"/>
-          <w:sz w:val="20"/>
-          <w:szCs w:val="20"/>
-        </w:rPr>
-        <w:t xml:space="preserve">.tile--forest { background: var(--forest); color: #fff; }</w:t>
-      </w:r>
-    </w:p>
-    <w:p>
-      <w:pPr>
-        <w:keepNext w:val="false"/>
-        <w:keepLines/>
-        <w:spacing w:after="0" w:line="240"/>
-      </w:pPr>
-      <w:r>
-        <w:rPr>
-          <w:rFonts w:ascii="Courier New" w:cs="Courier New" w:eastAsia="Courier New" w:hAnsi="Courier New"/>
-          <w:sz w:val="20"/>
-          <w:szCs w:val="20"/>
-        </w:rPr>
-        <w:t xml:space="preserve">.tile--forest .tile__num { color: var(--lime); }</w:t>
-      </w:r>
-    </w:p>
-    <w:p>
-      <w:pPr>
-        <w:keepNext w:val="false"/>
-        <w:keepLines/>
-        <w:spacing w:after="0" w:line="240"/>
-      </w:pPr>
-      <w:r>
-        <w:rPr>
-          <w:rFonts w:ascii="Courier New" w:cs="Courier New" w:eastAsia="Courier New" w:hAnsi="Courier New"/>
-          <w:sz w:val="20"/>
-          <w:szCs w:val="20"/>
-        </w:rPr>
-        <w:t xml:space="preserve">.tile--lime { background: var(--lime); }</w:t>
-      </w:r>
-    </w:p>
-    <w:p>
-      <w:pPr>
-        <w:keepNext w:val="false"/>
-        <w:keepLines/>
-        <w:spacing w:after="0" w:line="240"/>
-      </w:pPr>
-      <w:r>
-        <w:rPr>
-          <w:rFonts w:ascii="Courier New" w:cs="Courier New" w:eastAsia="Courier New" w:hAnsi="Courier New"/>
-          <w:sz w:val="20"/>
-          <w:szCs w:val="20"/>
-        </w:rPr>
-        <w:t xml:space="preserve">.tile--peach { background: var(--peach); }</w:t>
-      </w:r>
-    </w:p>
-    <w:p>
-      <w:pPr>
-        <w:keepNext w:val="false"/>
-        <w:keepLines/>
-        <w:spacing w:after="0" w:line="240"/>
-      </w:pPr>
-      <w:r>
-        <w:rPr>
-          <w:rFonts w:ascii="Courier New" w:cs="Courier New" w:eastAsia="Courier New" w:hAnsi="Courier New"/>
-          <w:sz w:val="20"/>
-          <w:szCs w:val="20"/>
-        </w:rPr>
-        <w:t xml:space="preserve">.tile--white { background: var(--surface); }</w:t>
-      </w:r>
-    </w:p>
-    <w:p>
-      <w:pPr>
-        <w:keepNext w:val="false"/>
-        <w:keepLines/>
-        <w:spacing w:after="0" w:line="240"/>
-      </w:pPr>
-      <w:r>
-        <w:rPr>
-          <w:rFonts w:ascii="Courier New" w:cs="Courier New" w:eastAsia="Courier New" w:hAnsi="Courier New"/>
-          <w:sz w:val="20"/>
-          <w:szCs w:val="20"/>
-        </w:rPr>
-        <w:t xml:space="preserve">.tile--white .tile__num { color: var(--coral); }</w:t>
+        <w:t xml:space="preserve">.grid { display: grid; grid-template-columns: repeat(auto-fill, minmax(320px, 1fr)); gap: 24px; }</w:t>
       </w:r>
     </w:p>
     <w:p>
@@ -28522,52 +28177,172 @@
           <w:sz w:val="20"/>
           <w:szCs w:val="20"/>
         </w:rPr>
-        <w:t xml:space="preserve">.steps { list-style: none; padding: 0; margin: 0; display: grid; grid-template-columns: repeat(4, 1fr); gap: 16px; counter-reset: step; }</w:t>
-      </w:r>
-    </w:p>
-    <w:p>
-      <w:pPr>
-        <w:keepNext w:val="false"/>
-        <w:keepLines/>
-        <w:spacing w:after="0" w:line="240"/>
-      </w:pPr>
-      <w:r>
-        <w:rPr>
-          <w:rFonts w:ascii="Courier New" w:cs="Courier New" w:eastAsia="Courier New" w:hAnsi="Courier New"/>
-          <w:sz w:val="20"/>
-          <w:szCs w:val="20"/>
-        </w:rPr>
-        <w:t xml:space="preserve">.steps li { counter-increment: step; background: rgba(255, 255, 255, .06); border-radius: 22px; padding: 28px; color: rgba(255, 255, 255, .7); }</w:t>
-      </w:r>
-    </w:p>
-    <w:p>
-      <w:pPr>
-        <w:keepNext w:val="false"/>
-        <w:keepLines/>
-        <w:spacing w:after="0" w:line="240"/>
-      </w:pPr>
-      <w:r>
-        <w:rPr>
-          <w:rFonts w:ascii="Courier New" w:cs="Courier New" w:eastAsia="Courier New" w:hAnsi="Courier New"/>
-          <w:sz w:val="20"/>
-          <w:szCs w:val="20"/>
-        </w:rPr>
-        <w:t xml:space="preserve">.steps li::before { content: counter(step, decimal-leading-zero); display: inline-grid; place-items: center; width: 56px; height: 56px; border-radius: 50%; background: var(--lime); color: var(--ink); font: 600 1rem var(--font-title); margin-bottom: 28px; }</w:t>
-      </w:r>
-    </w:p>
-    <w:p>
-      <w:pPr>
-        <w:keepNext w:val="false"/>
-        <w:keepLines/>
-        <w:spacing w:after="0" w:line="240"/>
-      </w:pPr>
-      <w:r>
-        <w:rPr>
-          <w:rFonts w:ascii="Courier New" w:cs="Courier New" w:eastAsia="Courier New" w:hAnsi="Courier New"/>
-          <w:sz w:val="20"/>
-          <w:szCs w:val="20"/>
-        </w:rPr>
-        <w:t xml:space="preserve">.steps strong { display: block; color: #fff; font: 500 1.15rem var(--font-title); margin-bottom: 8px; }</w:t>
+        <w:t xml:space="preserve">.card { display: flex; flex-direction: column; background: var(--surface); border-radius: var(--radius); padding: 12px; transition: transform .3s, box-shadow .3s; }</w:t>
+      </w:r>
+    </w:p>
+    <w:p>
+      <w:pPr>
+        <w:keepNext w:val="false"/>
+        <w:keepLines/>
+        <w:spacing w:after="0" w:line="240"/>
+      </w:pPr>
+      <w:r>
+        <w:rPr>
+          <w:rFonts w:ascii="Courier New" w:cs="Courier New" w:eastAsia="Courier New" w:hAnsi="Courier New"/>
+          <w:sz w:val="20"/>
+          <w:szCs w:val="20"/>
+        </w:rPr>
+        <w:t xml:space="preserve">.card:hover { transform: translateY(-6px); box-shadow: 0 24px 50px rgba(19, 32, 26, .1); }</w:t>
+      </w:r>
+    </w:p>
+    <w:p>
+      <w:pPr>
+        <w:keepNext w:val="false"/>
+        <w:keepLines/>
+        <w:spacing w:after="0" w:line="240"/>
+      </w:pPr>
+      <w:r>
+        <w:rPr>
+          <w:rFonts w:ascii="Courier New" w:cs="Courier New" w:eastAsia="Courier New" w:hAnsi="Courier New"/>
+          <w:sz w:val="20"/>
+          <w:szCs w:val="20"/>
+        </w:rPr>
+        <w:t xml:space="preserve">.card__media { display: block; border-radius: 20px; overflow: hidden; aspect-ratio: 4 / 3; }</w:t>
+      </w:r>
+    </w:p>
+    <w:p>
+      <w:pPr>
+        <w:keepNext w:val="false"/>
+        <w:keepLines/>
+        <w:spacing w:after="0" w:line="240"/>
+      </w:pPr>
+      <w:r>
+        <w:rPr>
+          <w:rFonts w:ascii="Courier New" w:cs="Courier New" w:eastAsia="Courier New" w:hAnsi="Courier New"/>
+          <w:sz w:val="20"/>
+          <w:szCs w:val="20"/>
+        </w:rPr>
+        <w:t xml:space="preserve">.card__media img { width: 100%; height: 100%; object-fit: cover; transition: transform .6s; }</w:t>
+      </w:r>
+    </w:p>
+    <w:p>
+      <w:pPr>
+        <w:keepNext w:val="false"/>
+        <w:keepLines/>
+        <w:spacing w:after="0" w:line="240"/>
+      </w:pPr>
+      <w:r>
+        <w:rPr>
+          <w:rFonts w:ascii="Courier New" w:cs="Courier New" w:eastAsia="Courier New" w:hAnsi="Courier New"/>
+          <w:sz w:val="20"/>
+          <w:szCs w:val="20"/>
+        </w:rPr>
+        <w:t xml:space="preserve">.card:hover .card__media img { transform: scale(1.06); }</w:t>
+      </w:r>
+    </w:p>
+    <w:p>
+      <w:pPr>
+        <w:keepNext w:val="false"/>
+        <w:keepLines/>
+        <w:spacing w:after="0" w:line="240"/>
+      </w:pPr>
+      <w:r>
+        <w:rPr>
+          <w:rFonts w:ascii="Courier New" w:cs="Courier New" w:eastAsia="Courier New" w:hAnsi="Courier New"/>
+          <w:sz w:val="20"/>
+          <w:szCs w:val="20"/>
+        </w:rPr>
+        <w:t xml:space="preserve">.card__body { display: flex; flex-direction: column; flex: 1; padding: 18px 12px 12px; }</w:t>
+      </w:r>
+    </w:p>
+    <w:p>
+      <w:pPr>
+        <w:keepNext w:val="false"/>
+        <w:keepLines/>
+        <w:spacing w:after="0" w:line="240"/>
+      </w:pPr>
+      <w:r>
+        <w:rPr>
+          <w:rFonts w:ascii="Courier New" w:cs="Courier New" w:eastAsia="Courier New" w:hAnsi="Courier New"/>
+          <w:sz w:val="20"/>
+          <w:szCs w:val="20"/>
+        </w:rPr>
+        <w:t xml:space="preserve">.card__body p { color: var(--muted); flex: 1; font-size: .95rem; }</w:t>
+      </w:r>
+    </w:p>
+    <w:p>
+      <w:pPr>
+        <w:keepNext w:val="false"/>
+        <w:keepLines/>
+        <w:spacing w:after="0" w:line="240"/>
+      </w:pPr>
+      <w:r>
+        <w:rPr>
+          <w:rFonts w:ascii="Courier New" w:cs="Courier New" w:eastAsia="Courier New" w:hAnsi="Courier New"/>
+          <w:sz w:val="20"/>
+          <w:szCs w:val="20"/>
+        </w:rPr>
+        <w:t xml:space="preserve">.card__body .link-arrow { align-self: flex-start; background: var(--bg); }</w:t>
+      </w:r>
+    </w:p>
+    <w:p>
+      <w:pPr>
+        <w:keepNext w:val="false"/>
+        <w:keepLines/>
+        <w:spacing w:after="0" w:line="240"/>
+      </w:pPr>
+      <w:r>
+        <w:rPr>
+          <w:rFonts w:ascii="Courier New" w:cs="Courier New" w:eastAsia="Courier New" w:hAnsi="Courier New"/>
+          <w:sz w:val="20"/>
+          <w:szCs w:val="20"/>
+        </w:rPr>
+        <w:t xml:space="preserve">.card__body .link-arrow:hover { background: var(--lime); }</w:t>
+      </w:r>
+    </w:p>
+    <w:p>
+      <w:pPr>
+        <w:keepNext w:val="false"/>
+        <w:keepLines/>
+        <w:spacing w:after="0" w:line="240"/>
+      </w:pPr>
+      <w:r>
+        <w:rPr>
+          <w:rFonts w:ascii="Courier New" w:cs="Courier New" w:eastAsia="Courier New" w:hAnsi="Courier New"/>
+          <w:sz w:val="20"/>
+          <w:szCs w:val="20"/>
+        </w:rPr>
+        <w:t xml:space="preserve">.card__meta { display: flex; justify-content: space-between; align-items: center; gap: 12px; margin-bottom: 14px; font-size: .82rem; }</w:t>
+      </w:r>
+    </w:p>
+    <w:p>
+      <w:pPr>
+        <w:keepNext w:val="false"/>
+        <w:keepLines/>
+        <w:spacing w:after="0" w:line="240"/>
+      </w:pPr>
+      <w:r>
+        <w:rPr>
+          <w:rFonts w:ascii="Courier New" w:cs="Courier New" w:eastAsia="Courier New" w:hAnsi="Courier New"/>
+          <w:sz w:val="20"/>
+          <w:szCs w:val="20"/>
+        </w:rPr>
+        <w:t xml:space="preserve">.card__meta span:first-child { color: var(--muted); }</w:t>
+      </w:r>
+    </w:p>
+    <w:p>
+      <w:pPr>
+        <w:keepNext w:val="false"/>
+        <w:keepLines/>
+        <w:spacing w:after="0" w:line="240"/>
+      </w:pPr>
+      <w:r>
+        <w:rPr>
+          <w:rFonts w:ascii="Courier New" w:cs="Courier New" w:eastAsia="Courier New" w:hAnsi="Courier New"/>
+          <w:sz w:val="20"/>
+          <w:szCs w:val="20"/>
+        </w:rPr>
+        <w:t xml:space="preserve">.card__meta span:last-child { background: var(--lime); padding: 5px 12px; border-radius: 100px; font-weight: 600; }</w:t>
       </w:r>
     </w:p>
     <w:p>
@@ -28597,172 +28372,487 @@
           <w:sz w:val="20"/>
           <w:szCs w:val="20"/>
         </w:rPr>
-        <w:t xml:space="preserve">.cta {</w:t>
-      </w:r>
-    </w:p>
-    <w:p>
-      <w:pPr>
-        <w:keepNext w:val="false"/>
-        <w:keepLines/>
-        <w:spacing w:after="0" w:line="240"/>
-      </w:pPr>
-      <w:r>
-        <w:rPr>
-          <w:rFonts w:ascii="Courier New" w:cs="Courier New" w:eastAsia="Courier New" w:hAnsi="Courier New"/>
-          <w:sz w:val="20"/>
-          <w:szCs w:val="20"/>
-        </w:rPr>
-        <w:t xml:space="preserve">    margin: 0 auto 96px;</w:t>
-      </w:r>
-    </w:p>
-    <w:p>
-      <w:pPr>
-        <w:keepNext w:val="false"/>
-        <w:keepLines/>
-        <w:spacing w:after="0" w:line="240"/>
-      </w:pPr>
-      <w:r>
-        <w:rPr>
-          <w:rFonts w:ascii="Courier New" w:cs="Courier New" w:eastAsia="Courier New" w:hAnsi="Courier New"/>
-          <w:sz w:val="20"/>
-          <w:szCs w:val="20"/>
-        </w:rPr>
-        <w:t xml:space="preserve">    padding: clamp(32px, 6vw, 72px);</w:t>
-      </w:r>
-    </w:p>
-    <w:p>
-      <w:pPr>
-        <w:keepNext w:val="false"/>
-        <w:keepLines/>
-        <w:spacing w:after="0" w:line="240"/>
-      </w:pPr>
-      <w:r>
-        <w:rPr>
-          <w:rFonts w:ascii="Courier New" w:cs="Courier New" w:eastAsia="Courier New" w:hAnsi="Courier New"/>
-          <w:sz w:val="20"/>
-          <w:szCs w:val="20"/>
-        </w:rPr>
-        <w:t xml:space="preserve">    background: var(--peach);</w:t>
-      </w:r>
-    </w:p>
-    <w:p>
-      <w:pPr>
-        <w:keepNext w:val="false"/>
-        <w:keepLines/>
-        <w:spacing w:after="0" w:line="240"/>
-      </w:pPr>
-      <w:r>
-        <w:rPr>
-          <w:rFonts w:ascii="Courier New" w:cs="Courier New" w:eastAsia="Courier New" w:hAnsi="Courier New"/>
-          <w:sz w:val="20"/>
-          <w:szCs w:val="20"/>
-        </w:rPr>
-        <w:t xml:space="preserve">    border-radius: var(--radius);</w:t>
-      </w:r>
-    </w:p>
-    <w:p>
-      <w:pPr>
-        <w:keepNext w:val="false"/>
-        <w:keepLines/>
-        <w:spacing w:after="0" w:line="240"/>
-      </w:pPr>
-      <w:r>
-        <w:rPr>
-          <w:rFonts w:ascii="Courier New" w:cs="Courier New" w:eastAsia="Courier New" w:hAnsi="Courier New"/>
-          <w:sz w:val="20"/>
-          <w:szCs w:val="20"/>
-        </w:rPr>
-        <w:t xml:space="preserve">    display: flex;</w:t>
-      </w:r>
-    </w:p>
-    <w:p>
-      <w:pPr>
-        <w:keepNext w:val="false"/>
-        <w:keepLines/>
-        <w:spacing w:after="0" w:line="240"/>
-      </w:pPr>
-      <w:r>
-        <w:rPr>
-          <w:rFonts w:ascii="Courier New" w:cs="Courier New" w:eastAsia="Courier New" w:hAnsi="Courier New"/>
-          <w:sz w:val="20"/>
-          <w:szCs w:val="20"/>
-        </w:rPr>
-        <w:t xml:space="preserve">    justify-content: space-between;</w:t>
-      </w:r>
-    </w:p>
-    <w:p>
-      <w:pPr>
-        <w:keepNext w:val="false"/>
-        <w:keepLines/>
-        <w:spacing w:after="0" w:line="240"/>
-      </w:pPr>
-      <w:r>
-        <w:rPr>
-          <w:rFonts w:ascii="Courier New" w:cs="Courier New" w:eastAsia="Courier New" w:hAnsi="Courier New"/>
-          <w:sz w:val="20"/>
-          <w:szCs w:val="20"/>
-        </w:rPr>
-        <w:t xml:space="preserve">    align-items: flex-end;</w:t>
-      </w:r>
-    </w:p>
-    <w:p>
-      <w:pPr>
-        <w:keepNext w:val="false"/>
-        <w:keepLines/>
-        <w:spacing w:after="0" w:line="240"/>
-      </w:pPr>
-      <w:r>
-        <w:rPr>
-          <w:rFonts w:ascii="Courier New" w:cs="Courier New" w:eastAsia="Courier New" w:hAnsi="Courier New"/>
-          <w:sz w:val="20"/>
-          <w:szCs w:val="20"/>
-        </w:rPr>
-        <w:t xml:space="preserve">    gap: 32px;</w:t>
-      </w:r>
-    </w:p>
-    <w:p>
-      <w:pPr>
-        <w:keepNext w:val="false"/>
-        <w:keepLines/>
-        <w:spacing w:after="0" w:line="240"/>
-      </w:pPr>
-      <w:r>
-        <w:rPr>
-          <w:rFonts w:ascii="Courier New" w:cs="Courier New" w:eastAsia="Courier New" w:hAnsi="Courier New"/>
-          <w:sz w:val="20"/>
-          <w:szCs w:val="20"/>
-        </w:rPr>
-        <w:t xml:space="preserve">    flex-wrap: wrap;</w:t>
-      </w:r>
-    </w:p>
-    <w:p>
-      <w:pPr>
-        <w:keepNext w:val="false"/>
-        <w:keepLines/>
-        <w:spacing w:after="0" w:line="240"/>
-      </w:pPr>
-      <w:r>
-        <w:rPr>
-          <w:rFonts w:ascii="Courier New" w:cs="Courier New" w:eastAsia="Courier New" w:hAnsi="Courier New"/>
-          <w:sz w:val="20"/>
-          <w:szCs w:val="20"/>
-        </w:rPr>
-        <w:t xml:space="preserve">    position: relative;</w:t>
-      </w:r>
-    </w:p>
-    <w:p>
-      <w:pPr>
-        <w:keepNext w:val="false"/>
-        <w:keepLines/>
-        <w:spacing w:after="0" w:line="240"/>
-      </w:pPr>
-      <w:r>
-        <w:rPr>
-          <w:rFonts w:ascii="Courier New" w:cs="Courier New" w:eastAsia="Courier New" w:hAnsi="Courier New"/>
-          <w:sz w:val="20"/>
-          <w:szCs w:val="20"/>
-        </w:rPr>
-        <w:t xml:space="preserve">    overflow: hidden;</w:t>
+        <w:t xml:space="preserve">.tag { display: inline-block; background: var(--lime); padding: 5px 14px; border-radius: 100px; font-size: .8rem; font-weight: 600; margin-bottom: 14px; }</w:t>
+      </w:r>
+    </w:p>
+    <w:p>
+      <w:pPr>
+        <w:keepNext w:val="false"/>
+        <w:keepLines/>
+        <w:spacing w:after="0" w:line="240"/>
+      </w:pPr>
+      <w:r>
+        <w:rPr>
+          <w:rFonts w:ascii="Courier New" w:cs="Courier New" w:eastAsia="Courier New" w:hAnsi="Courier New"/>
+          <w:sz w:val="20"/>
+          <w:szCs w:val="20"/>
+        </w:rPr>
+        <w:t xml:space="preserve">.price { font-weight: 600; color: var(--forest-2); }</w:t>
+      </w:r>
+    </w:p>
+    <w:p>
+      <w:pPr>
+        <w:keepNext w:val="false"/>
+        <w:keepLines/>
+        <w:spacing w:after="0" w:line="240"/>
+      </w:pPr>
+      <w:r>
+        <w:rPr>
+          <w:rFonts w:ascii="Courier New" w:cs="Courier New" w:eastAsia="Courier New" w:hAnsi="Courier New"/>
+          <w:sz w:val="20"/>
+          <w:szCs w:val="20"/>
+        </w:rPr>
+        <w:t xml:space="preserve"> </w:t>
+      </w:r>
+    </w:p>
+    <w:p>
+      <w:pPr>
+        <w:keepNext w:val="false"/>
+        <w:keepLines/>
+        <w:spacing w:after="0" w:line="240"/>
+      </w:pPr>
+      <w:r>
+        <w:rPr>
+          <w:rFonts w:ascii="Courier New" w:cs="Courier New" w:eastAsia="Courier New" w:hAnsi="Courier New"/>
+          <w:sz w:val="20"/>
+          <w:szCs w:val="20"/>
+        </w:rPr>
+        <w:t xml:space="preserve">.filters { display: flex; flex-wrap: wrap; gap: 8px; margin-bottom: 40px; }</w:t>
+      </w:r>
+    </w:p>
+    <w:p>
+      <w:pPr>
+        <w:keepNext w:val="false"/>
+        <w:keepLines/>
+        <w:spacing w:after="0" w:line="240"/>
+      </w:pPr>
+      <w:r>
+        <w:rPr>
+          <w:rFonts w:ascii="Courier New" w:cs="Courier New" w:eastAsia="Courier New" w:hAnsi="Courier New"/>
+          <w:sz w:val="20"/>
+          <w:szCs w:val="20"/>
+        </w:rPr>
+        <w:t xml:space="preserve">.filters a { padding: 10px 22px; border-radius: 100px; background: var(--surface); text-decoration: none; font-weight: 500; font-size: .92rem; transition: background .2s; }</w:t>
+      </w:r>
+    </w:p>
+    <w:p>
+      <w:pPr>
+        <w:keepNext w:val="false"/>
+        <w:keepLines/>
+        <w:spacing w:after="0" w:line="240"/>
+      </w:pPr>
+      <w:r>
+        <w:rPr>
+          <w:rFonts w:ascii="Courier New" w:cs="Courier New" w:eastAsia="Courier New" w:hAnsi="Courier New"/>
+          <w:sz w:val="20"/>
+          <w:szCs w:val="20"/>
+        </w:rPr>
+        <w:t xml:space="preserve">.filters a:hover { background: var(--lime); }</w:t>
+      </w:r>
+    </w:p>
+    <w:p>
+      <w:pPr>
+        <w:keepNext w:val="false"/>
+        <w:keepLines/>
+        <w:spacing w:after="0" w:line="240"/>
+      </w:pPr>
+      <w:r>
+        <w:rPr>
+          <w:rFonts w:ascii="Courier New" w:cs="Courier New" w:eastAsia="Courier New" w:hAnsi="Courier New"/>
+          <w:sz w:val="20"/>
+          <w:szCs w:val="20"/>
+        </w:rPr>
+        <w:t xml:space="preserve">.filters a.active { background: var(--forest); color: #fff; }</w:t>
+      </w:r>
+    </w:p>
+    <w:p>
+      <w:pPr>
+        <w:keepNext w:val="false"/>
+        <w:keepLines/>
+        <w:spacing w:after="0" w:line="240"/>
+      </w:pPr>
+      <w:r>
+        <w:rPr>
+          <w:rFonts w:ascii="Courier New" w:cs="Courier New" w:eastAsia="Courier New" w:hAnsi="Courier New"/>
+          <w:sz w:val="20"/>
+          <w:szCs w:val="20"/>
+        </w:rPr>
+        <w:t xml:space="preserve"> </w:t>
+      </w:r>
+    </w:p>
+    <w:p>
+      <w:pPr>
+        <w:keepNext w:val="false"/>
+        <w:keepLines/>
+        <w:spacing w:after="0" w:line="240"/>
+      </w:pPr>
+      <w:r>
+        <w:rPr>
+          <w:rFonts w:ascii="Courier New" w:cs="Courier New" w:eastAsia="Courier New" w:hAnsi="Courier New"/>
+          <w:sz w:val="20"/>
+          <w:szCs w:val="20"/>
+        </w:rPr>
+        <w:t xml:space="preserve">.project { margin: 0; cursor: pointer; position: relative; display: flex; flex-direction: column; }</w:t>
+      </w:r>
+    </w:p>
+    <w:p>
+      <w:pPr>
+        <w:keepNext w:val="false"/>
+        <w:keepLines/>
+        <w:spacing w:after="0" w:line="240"/>
+      </w:pPr>
+      <w:r>
+        <w:rPr>
+          <w:rFonts w:ascii="Courier New" w:cs="Courier New" w:eastAsia="Courier New" w:hAnsi="Courier New"/>
+          <w:sz w:val="20"/>
+          <w:szCs w:val="20"/>
+        </w:rPr>
+        <w:t xml:space="preserve">.project__media { border-radius: var(--radius); overflow: hidden; aspect-ratio: 4 / 3; flex: 1; }</w:t>
+      </w:r>
+    </w:p>
+    <w:p>
+      <w:pPr>
+        <w:keepNext w:val="false"/>
+        <w:keepLines/>
+        <w:spacing w:after="0" w:line="240"/>
+      </w:pPr>
+      <w:r>
+        <w:rPr>
+          <w:rFonts w:ascii="Courier New" w:cs="Courier New" w:eastAsia="Courier New" w:hAnsi="Courier New"/>
+          <w:sz w:val="20"/>
+          <w:szCs w:val="20"/>
+        </w:rPr>
+        <w:t xml:space="preserve">.project__media img { width: 100%; height: 100%; object-fit: cover; transition: transform .6s; }</w:t>
+      </w:r>
+    </w:p>
+    <w:p>
+      <w:pPr>
+        <w:keepNext w:val="false"/>
+        <w:keepLines/>
+        <w:spacing w:after="0" w:line="240"/>
+      </w:pPr>
+      <w:r>
+        <w:rPr>
+          <w:rFonts w:ascii="Courier New" w:cs="Courier New" w:eastAsia="Courier New" w:hAnsi="Courier New"/>
+          <w:sz w:val="20"/>
+          <w:szCs w:val="20"/>
+        </w:rPr>
+        <w:t xml:space="preserve">.project:hover .project__media img { transform: scale(1.06); }</w:t>
+      </w:r>
+    </w:p>
+    <w:p>
+      <w:pPr>
+        <w:keepNext w:val="false"/>
+        <w:keepLines/>
+        <w:spacing w:after="0" w:line="240"/>
+      </w:pPr>
+      <w:r>
+        <w:rPr>
+          <w:rFonts w:ascii="Courier New" w:cs="Courier New" w:eastAsia="Courier New" w:hAnsi="Courier New"/>
+          <w:sz w:val="20"/>
+          <w:szCs w:val="20"/>
+        </w:rPr>
+        <w:t xml:space="preserve">.project figcaption { position: absolute; left: 14px; bottom: 14px; right: 14px; background: rgba(255, 255, 255, .92); backdrop-filter: blur(8px); border-radius: 18px; padding: 12px 16px; }</w:t>
+      </w:r>
+    </w:p>
+    <w:p>
+      <w:pPr>
+        <w:keepNext w:val="false"/>
+        <w:keepLines/>
+        <w:spacing w:after="0" w:line="240"/>
+      </w:pPr>
+      <w:r>
+        <w:rPr>
+          <w:rFonts w:ascii="Courier New" w:cs="Courier New" w:eastAsia="Courier New" w:hAnsi="Courier New"/>
+          <w:sz w:val="20"/>
+          <w:szCs w:val="20"/>
+        </w:rPr>
+        <w:t xml:space="preserve">.project figcaption strong { display: block; font: 500 1rem var(--font-title); letter-spacing: -0.01em; }</w:t>
+      </w:r>
+    </w:p>
+    <w:p>
+      <w:pPr>
+        <w:keepNext w:val="false"/>
+        <w:keepLines/>
+        <w:spacing w:after="0" w:line="240"/>
+      </w:pPr>
+      <w:r>
+        <w:rPr>
+          <w:rFonts w:ascii="Courier New" w:cs="Courier New" w:eastAsia="Courier New" w:hAnsi="Courier New"/>
+          <w:sz w:val="20"/>
+          <w:szCs w:val="20"/>
+        </w:rPr>
+        <w:t xml:space="preserve">.project figcaption span { color: var(--muted); font-size: .85rem; }</w:t>
+      </w:r>
+    </w:p>
+    <w:p>
+      <w:pPr>
+        <w:keepNext w:val="false"/>
+        <w:keepLines/>
+        <w:spacing w:after="0" w:line="240"/>
+      </w:pPr>
+      <w:r>
+        <w:rPr>
+          <w:rFonts w:ascii="Courier New" w:cs="Courier New" w:eastAsia="Courier New" w:hAnsi="Courier New"/>
+          <w:sz w:val="20"/>
+          <w:szCs w:val="20"/>
+        </w:rPr>
+        <w:t xml:space="preserve"> </w:t>
+      </w:r>
+    </w:p>
+    <w:p>
+      <w:pPr>
+        <w:keepNext w:val="false"/>
+        <w:keepLines/>
+        <w:spacing w:after="0" w:line="240"/>
+      </w:pPr>
+      <w:r>
+        <w:rPr>
+          <w:rFonts w:ascii="Courier New" w:cs="Courier New" w:eastAsia="Courier New" w:hAnsi="Courier New"/>
+          <w:sz w:val="20"/>
+          <w:szCs w:val="20"/>
+        </w:rPr>
+        <w:t xml:space="preserve">.lightbox { display: none; position: fixed; inset: 0; z-index: 30; background: rgba(19, 32, 26, .75); align-items: center; justify-content: center; padding: 16px; }</w:t>
+      </w:r>
+    </w:p>
+    <w:p>
+      <w:pPr>
+        <w:keepNext w:val="false"/>
+        <w:keepLines/>
+        <w:spacing w:after="0" w:line="240"/>
+      </w:pPr>
+      <w:r>
+        <w:rPr>
+          <w:rFonts w:ascii="Courier New" w:cs="Courier New" w:eastAsia="Courier New" w:hAnsi="Courier New"/>
+          <w:sz w:val="20"/>
+          <w:szCs w:val="20"/>
+        </w:rPr>
+        <w:t xml:space="preserve">.lightbox.open { display: flex; }</w:t>
+      </w:r>
+    </w:p>
+    <w:p>
+      <w:pPr>
+        <w:keepNext w:val="false"/>
+        <w:keepLines/>
+        <w:spacing w:after="0" w:line="240"/>
+      </w:pPr>
+      <w:r>
+        <w:rPr>
+          <w:rFonts w:ascii="Courier New" w:cs="Courier New" w:eastAsia="Courier New" w:hAnsi="Courier New"/>
+          <w:sz w:val="20"/>
+          <w:szCs w:val="20"/>
+        </w:rPr>
+        <w:t xml:space="preserve">.lightbox__box { background: var(--surface); border-radius: var(--radius); max-width: 880px; width: 100%; padding: 12px 12px 16px; position: relative; overflow: hidden; }</w:t>
+      </w:r>
+    </w:p>
+    <w:p>
+      <w:pPr>
+        <w:keepNext w:val="false"/>
+        <w:keepLines/>
+        <w:spacing w:after="0" w:line="240"/>
+      </w:pPr>
+      <w:r>
+        <w:rPr>
+          <w:rFonts w:ascii="Courier New" w:cs="Courier New" w:eastAsia="Courier New" w:hAnsi="Courier New"/>
+          <w:sz w:val="20"/>
+          <w:szCs w:val="20"/>
+        </w:rPr>
+        <w:t xml:space="preserve">.lightbox__box img { width: 100%; max-height: 60vh; object-fit: cover; border-radius: 20px; }</w:t>
+      </w:r>
+    </w:p>
+    <w:p>
+      <w:pPr>
+        <w:keepNext w:val="false"/>
+        <w:keepLines/>
+        <w:spacing w:after="0" w:line="240"/>
+      </w:pPr>
+      <w:r>
+        <w:rPr>
+          <w:rFonts w:ascii="Courier New" w:cs="Courier New" w:eastAsia="Courier New" w:hAnsi="Courier New"/>
+          <w:sz w:val="20"/>
+          <w:szCs w:val="20"/>
+        </w:rPr>
+        <w:t xml:space="preserve">.lightbox__box h3, .lightbox__box p { padding: 0 16px; }</w:t>
+      </w:r>
+    </w:p>
+    <w:p>
+      <w:pPr>
+        <w:keepNext w:val="false"/>
+        <w:keepLines/>
+        <w:spacing w:after="0" w:line="240"/>
+      </w:pPr>
+      <w:r>
+        <w:rPr>
+          <w:rFonts w:ascii="Courier New" w:cs="Courier New" w:eastAsia="Courier New" w:hAnsi="Courier New"/>
+          <w:sz w:val="20"/>
+          <w:szCs w:val="20"/>
+        </w:rPr>
+        <w:t xml:space="preserve">.lightbox__box h3 { margin: 22px 0 8px; font-size: 1.4rem; }</w:t>
+      </w:r>
+    </w:p>
+    <w:p>
+      <w:pPr>
+        <w:keepNext w:val="false"/>
+        <w:keepLines/>
+        <w:spacing w:after="0" w:line="240"/>
+      </w:pPr>
+      <w:r>
+        <w:rPr>
+          <w:rFonts w:ascii="Courier New" w:cs="Courier New" w:eastAsia="Courier New" w:hAnsi="Courier New"/>
+          <w:sz w:val="20"/>
+          <w:szCs w:val="20"/>
+        </w:rPr>
+        <w:t xml:space="preserve">.lightbox__box p { color: var(--muted); }</w:t>
+      </w:r>
+    </w:p>
+    <w:p>
+      <w:pPr>
+        <w:keepNext w:val="false"/>
+        <w:keepLines/>
+        <w:spacing w:after="0" w:line="240"/>
+      </w:pPr>
+      <w:r>
+        <w:rPr>
+          <w:rFonts w:ascii="Courier New" w:cs="Courier New" w:eastAsia="Courier New" w:hAnsi="Courier New"/>
+          <w:sz w:val="20"/>
+          <w:szCs w:val="20"/>
+        </w:rPr>
+        <w:t xml:space="preserve">.lightbox__close { position: absolute; top: 24px; right: 24px; width: 44px; height: 44px; border: 0; border-radius: 50%; background: var(--lime); font-size: 1.4rem; cursor: pointer; }</w:t>
+      </w:r>
+    </w:p>
+    <w:p>
+      <w:pPr>
+        <w:keepNext w:val="false"/>
+        <w:keepLines/>
+        <w:spacing w:after="0" w:line="240"/>
+      </w:pPr>
+      <w:r>
+        <w:rPr>
+          <w:rFonts w:ascii="Courier New" w:cs="Courier New" w:eastAsia="Courier New" w:hAnsi="Courier New"/>
+          <w:sz w:val="20"/>
+          <w:szCs w:val="20"/>
+        </w:rPr>
+        <w:t xml:space="preserve"> </w:t>
+      </w:r>
+    </w:p>
+    <w:p>
+      <w:pPr>
+        <w:keepNext w:val="false"/>
+        <w:keepLines/>
+        <w:spacing w:after="0" w:line="240"/>
+      </w:pPr>
+      <w:r>
+        <w:rPr>
+          <w:rFonts w:ascii="Courier New" w:cs="Courier New" w:eastAsia="Courier New" w:hAnsi="Courier New"/>
+          <w:sz w:val="20"/>
+          <w:szCs w:val="20"/>
+        </w:rPr>
+        <w:t xml:space="preserve">.form { background: var(--surface); padding: 36px; border-radius: var(--radius); align-self: start; }</w:t>
+      </w:r>
+    </w:p>
+    <w:p>
+      <w:pPr>
+        <w:keepNext w:val="false"/>
+        <w:keepLines/>
+        <w:spacing w:after="0" w:line="240"/>
+      </w:pPr>
+      <w:r>
+        <w:rPr>
+          <w:rFonts w:ascii="Courier New" w:cs="Courier New" w:eastAsia="Courier New" w:hAnsi="Courier New"/>
+          <w:sz w:val="20"/>
+          <w:szCs w:val="20"/>
+        </w:rPr>
+        <w:t xml:space="preserve">.form h1, .form h2 { font-size: 1.6rem; }</w:t>
+      </w:r>
+    </w:p>
+    <w:p>
+      <w:pPr>
+        <w:keepNext w:val="false"/>
+        <w:keepLines/>
+        <w:spacing w:after="0" w:line="240"/>
+      </w:pPr>
+      <w:r>
+        <w:rPr>
+          <w:rFonts w:ascii="Courier New" w:cs="Courier New" w:eastAsia="Courier New" w:hAnsi="Courier New"/>
+          <w:sz w:val="20"/>
+          <w:szCs w:val="20"/>
+        </w:rPr>
+        <w:t xml:space="preserve">.form label { display: block; margin-bottom: 18px; font-size: .88rem; font-weight: 500; color: var(--muted); }</w:t>
+      </w:r>
+    </w:p>
+    <w:p>
+      <w:pPr>
+        <w:keepNext w:val="false"/>
+        <w:keepLines/>
+        <w:spacing w:after="0" w:line="240"/>
+      </w:pPr>
+      <w:r>
+        <w:rPr>
+          <w:rFonts w:ascii="Courier New" w:cs="Courier New" w:eastAsia="Courier New" w:hAnsi="Courier New"/>
+          <w:sz w:val="20"/>
+          <w:szCs w:val="20"/>
+        </w:rPr>
+        <w:t xml:space="preserve">.form input, .form textarea, .form select {</w:t>
+      </w:r>
+    </w:p>
+    <w:p>
+      <w:pPr>
+        <w:keepNext w:val="false"/>
+        <w:keepLines/>
+        <w:spacing w:after="0" w:line="240"/>
+      </w:pPr>
+      <w:r>
+        <w:rPr>
+          <w:rFonts w:ascii="Courier New" w:cs="Courier New" w:eastAsia="Courier New" w:hAnsi="Courier New"/>
+          <w:sz w:val="20"/>
+          <w:szCs w:val="20"/>
+        </w:rPr>
+        <w:t xml:space="preserve">    display: block; width: 100%; margin-top: 8px; padding: 14px 18px;</w:t>
+      </w:r>
+    </w:p>
+    <w:p>
+      <w:pPr>
+        <w:keepNext w:val="false"/>
+        <w:keepLines/>
+        <w:spacing w:after="0" w:line="240"/>
+      </w:pPr>
+      <w:r>
+        <w:rPr>
+          <w:rFonts w:ascii="Courier New" w:cs="Courier New" w:eastAsia="Courier New" w:hAnsi="Courier New"/>
+          <w:sz w:val="20"/>
+          <w:szCs w:val="20"/>
+        </w:rPr>
+        <w:t xml:space="preserve">    border: 2px solid transparent; border-radius: 16px;</w:t>
+      </w:r>
+    </w:p>
+    <w:p>
+      <w:pPr>
+        <w:keepNext w:val="false"/>
+        <w:keepLines/>
+        <w:spacing w:after="0" w:line="240"/>
+      </w:pPr>
+      <w:r>
+        <w:rPr>
+          <w:rFonts w:ascii="Courier New" w:cs="Courier New" w:eastAsia="Courier New" w:hAnsi="Courier New"/>
+          <w:sz w:val="20"/>
+          <w:szCs w:val="20"/>
+        </w:rPr>
+        <w:t xml:space="preserve">    font: 1rem var(--font-text); color: var(--ink); background: var(--bg);</w:t>
+      </w:r>
+    </w:p>
+    <w:p>
+      <w:pPr>
+        <w:keepNext w:val="false"/>
+        <w:keepLines/>
+        <w:spacing w:after="0" w:line="240"/>
+      </w:pPr>
+      <w:r>
+        <w:rPr>
+          <w:rFonts w:ascii="Courier New" w:cs="Courier New" w:eastAsia="Courier New" w:hAnsi="Courier New"/>
+          <w:sz w:val="20"/>
+          <w:szCs w:val="20"/>
+        </w:rPr>
+        <w:t xml:space="preserve">    transition: border-color .2s, background .2s;</w:t>
       </w:r>
     </w:p>
     <w:p>
@@ -28792,37 +28882,67 @@
           <w:sz w:val="20"/>
           <w:szCs w:val="20"/>
         </w:rPr>
-        <w:t xml:space="preserve">.cta::before { content: ''; position: absolute; right: -60px; top: -60px; width: 220px; height: 220px; border-radius: 50%; background: var(--coral); opacity: .35; }</w:t>
-      </w:r>
-    </w:p>
-    <w:p>
-      <w:pPr>
-        <w:keepNext w:val="false"/>
-        <w:keepLines/>
-        <w:spacing w:after="0" w:line="240"/>
-      </w:pPr>
-      <w:r>
-        <w:rPr>
-          <w:rFonts w:ascii="Courier New" w:cs="Courier New" w:eastAsia="Courier New" w:hAnsi="Courier New"/>
-          <w:sz w:val="20"/>
-          <w:szCs w:val="20"/>
-        </w:rPr>
-        <w:t xml:space="preserve">.cta &gt; * { position: relative; }</w:t>
-      </w:r>
-    </w:p>
-    <w:p>
-      <w:pPr>
-        <w:keepNext w:val="false"/>
-        <w:keepLines/>
-        <w:spacing w:after="0" w:line="240"/>
-      </w:pPr>
-      <w:r>
-        <w:rPr>
-          <w:rFonts w:ascii="Courier New" w:cs="Courier New" w:eastAsia="Courier New" w:hAnsi="Courier New"/>
-          <w:sz w:val="20"/>
-          <w:szCs w:val="20"/>
-        </w:rPr>
-        <w:t xml:space="preserve">.cta h2 { max-width: 20ch; margin: 0; }</w:t>
+        <w:t xml:space="preserve">.form input:focus, .form textarea:focus, .form select:focus { outline: none; border-color: var(--forest); background: var(--surface); }</w:t>
+      </w:r>
+    </w:p>
+    <w:p>
+      <w:pPr>
+        <w:keepNext w:val="false"/>
+        <w:keepLines/>
+        <w:spacing w:after="0" w:line="240"/>
+      </w:pPr>
+      <w:r>
+        <w:rPr>
+          <w:rFonts w:ascii="Courier New" w:cs="Courier New" w:eastAsia="Courier New" w:hAnsi="Courier New"/>
+          <w:sz w:val="20"/>
+          <w:szCs w:val="20"/>
+        </w:rPr>
+        <w:t xml:space="preserve">.form__row { display: grid; grid-template-columns: 1fr 1fr; gap: 16px; }</w:t>
+      </w:r>
+    </w:p>
+    <w:p>
+      <w:pPr>
+        <w:keepNext w:val="false"/>
+        <w:keepLines/>
+        <w:spacing w:after="0" w:line="240"/>
+      </w:pPr>
+      <w:r>
+        <w:rPr>
+          <w:rFonts w:ascii="Courier New" w:cs="Courier New" w:eastAsia="Courier New" w:hAnsi="Courier New"/>
+          <w:sz w:val="20"/>
+          <w:szCs w:val="20"/>
+        </w:rPr>
+        <w:t xml:space="preserve">.form__error { background: #fde4e1; color: var(--danger); padding: 12px 16px; border-radius: 14px; }</w:t>
+      </w:r>
+    </w:p>
+    <w:p>
+      <w:pPr>
+        <w:keepNext w:val="false"/>
+        <w:keepLines/>
+        <w:spacing w:after="0" w:line="240"/>
+      </w:pPr>
+      <w:r>
+        <w:rPr>
+          <w:rFonts w:ascii="Courier New" w:cs="Courier New" w:eastAsia="Courier New" w:hAnsi="Courier New"/>
+          <w:sz w:val="20"/>
+          <w:szCs w:val="20"/>
+        </w:rPr>
+        <w:t xml:space="preserve">.form__hint { color: var(--muted); margin: 16px 0 0; font-size: .92rem; }</w:t>
+      </w:r>
+    </w:p>
+    <w:p>
+      <w:pPr>
+        <w:keepNext w:val="false"/>
+        <w:keepLines/>
+        <w:spacing w:after="0" w:line="240"/>
+      </w:pPr>
+      <w:r>
+        <w:rPr>
+          <w:rFonts w:ascii="Courier New" w:cs="Courier New" w:eastAsia="Courier New" w:hAnsi="Courier New"/>
+          <w:sz w:val="20"/>
+          <w:szCs w:val="20"/>
+        </w:rPr>
+        <w:t xml:space="preserve">.form .btn { margin: 4px 8px 0 0; }</w:t>
       </w:r>
     </w:p>
     <w:p>
@@ -28852,7 +28972,67 @@
           <w:sz w:val="20"/>
           <w:szCs w:val="20"/>
         </w:rPr>
-        <w:t xml:space="preserve">.grid { display: grid; grid-template-columns: repeat(auto-fill, minmax(320px, 1fr)); gap: 24px; }</w:t>
+        <w:t xml:space="preserve">.two-columns { display: grid; grid-template-columns: 1fr 1fr; gap: 24px; }</w:t>
+      </w:r>
+    </w:p>
+    <w:p>
+      <w:pPr>
+        <w:keepNext w:val="false"/>
+        <w:keepLines/>
+        <w:spacing w:after="0" w:line="240"/>
+      </w:pPr>
+      <w:r>
+        <w:rPr>
+          <w:rFonts w:ascii="Courier New" w:cs="Courier New" w:eastAsia="Courier New" w:hAnsi="Courier New"/>
+          <w:sz w:val="20"/>
+          <w:szCs w:val="20"/>
+        </w:rPr>
+        <w:t xml:space="preserve">.auth { max-width: 500px; }</w:t>
+      </w:r>
+    </w:p>
+    <w:p>
+      <w:pPr>
+        <w:keepNext w:val="false"/>
+        <w:keepLines/>
+        <w:spacing w:after="0" w:line="240"/>
+      </w:pPr>
+      <w:r>
+        <w:rPr>
+          <w:rFonts w:ascii="Courier New" w:cs="Courier New" w:eastAsia="Courier New" w:hAnsi="Courier New"/>
+          <w:sz w:val="20"/>
+          <w:szCs w:val="20"/>
+        </w:rPr>
+        <w:t xml:space="preserve">.order__img { border-radius: var(--radius); aspect-ratio: 16 / 10; width: 100%; object-fit: cover; margin-bottom: 28px; }</w:t>
+      </w:r>
+    </w:p>
+    <w:p>
+      <w:pPr>
+        <w:keepNext w:val="false"/>
+        <w:keepLines/>
+        <w:spacing w:after="0" w:line="240"/>
+      </w:pPr>
+      <w:r>
+        <w:rPr>
+          <w:rFonts w:ascii="Courier New" w:cs="Courier New" w:eastAsia="Courier New" w:hAnsi="Courier New"/>
+          <w:sz w:val="20"/>
+          <w:szCs w:val="20"/>
+        </w:rPr>
+        <w:t xml:space="preserve">.total { color: var(--muted); background: var(--bg); border-radius: 18px; padding: 16px 20px; }</w:t>
+      </w:r>
+    </w:p>
+    <w:p>
+      <w:pPr>
+        <w:keepNext w:val="false"/>
+        <w:keepLines/>
+        <w:spacing w:after="0" w:line="240"/>
+      </w:pPr>
+      <w:r>
+        <w:rPr>
+          <w:rFonts w:ascii="Courier New" w:cs="Courier New" w:eastAsia="Courier New" w:hAnsi="Courier New"/>
+          <w:sz w:val="20"/>
+          <w:szCs w:val="20"/>
+        </w:rPr>
+        <w:t xml:space="preserve">.total strong { display: block; color: var(--forest); font: 500 1.9rem var(--font-title); margin-top: 4px; }</w:t>
       </w:r>
     </w:p>
     <w:p>
@@ -28882,172 +29062,82 @@
           <w:sz w:val="20"/>
           <w:szCs w:val="20"/>
         </w:rPr>
-        <w:t xml:space="preserve">.card { display: flex; flex-direction: column; background: var(--surface); border-radius: var(--radius); padding: 12px; transition: transform .3s, box-shadow .3s; }</w:t>
-      </w:r>
-    </w:p>
-    <w:p>
-      <w:pPr>
-        <w:keepNext w:val="false"/>
-        <w:keepLines/>
-        <w:spacing w:after="0" w:line="240"/>
-      </w:pPr>
-      <w:r>
-        <w:rPr>
-          <w:rFonts w:ascii="Courier New" w:cs="Courier New" w:eastAsia="Courier New" w:hAnsi="Courier New"/>
-          <w:sz w:val="20"/>
-          <w:szCs w:val="20"/>
-        </w:rPr>
-        <w:t xml:space="preserve">.card:hover { transform: translateY(-6px); box-shadow: 0 24px 50px rgba(19, 32, 26, .1); }</w:t>
-      </w:r>
-    </w:p>
-    <w:p>
-      <w:pPr>
-        <w:keepNext w:val="false"/>
-        <w:keepLines/>
-        <w:spacing w:after="0" w:line="240"/>
-      </w:pPr>
-      <w:r>
-        <w:rPr>
-          <w:rFonts w:ascii="Courier New" w:cs="Courier New" w:eastAsia="Courier New" w:hAnsi="Courier New"/>
-          <w:sz w:val="20"/>
-          <w:szCs w:val="20"/>
-        </w:rPr>
-        <w:t xml:space="preserve">.card__media { display: block; border-radius: 20px; overflow: hidden; aspect-ratio: 4 / 3; }</w:t>
-      </w:r>
-    </w:p>
-    <w:p>
-      <w:pPr>
-        <w:keepNext w:val="false"/>
-        <w:keepLines/>
-        <w:spacing w:after="0" w:line="240"/>
-      </w:pPr>
-      <w:r>
-        <w:rPr>
-          <w:rFonts w:ascii="Courier New" w:cs="Courier New" w:eastAsia="Courier New" w:hAnsi="Courier New"/>
-          <w:sz w:val="20"/>
-          <w:szCs w:val="20"/>
-        </w:rPr>
-        <w:t xml:space="preserve">.card__media img { width: 100%; height: 100%; object-fit: cover; transition: transform .6s; }</w:t>
-      </w:r>
-    </w:p>
-    <w:p>
-      <w:pPr>
-        <w:keepNext w:val="false"/>
-        <w:keepLines/>
-        <w:spacing w:after="0" w:line="240"/>
-      </w:pPr>
-      <w:r>
-        <w:rPr>
-          <w:rFonts w:ascii="Courier New" w:cs="Courier New" w:eastAsia="Courier New" w:hAnsi="Courier New"/>
-          <w:sz w:val="20"/>
-          <w:szCs w:val="20"/>
-        </w:rPr>
-        <w:t xml:space="preserve">.card:hover .card__media img { transform: scale(1.06); }</w:t>
-      </w:r>
-    </w:p>
-    <w:p>
-      <w:pPr>
-        <w:keepNext w:val="false"/>
-        <w:keepLines/>
-        <w:spacing w:after="0" w:line="240"/>
-      </w:pPr>
-      <w:r>
-        <w:rPr>
-          <w:rFonts w:ascii="Courier New" w:cs="Courier New" w:eastAsia="Courier New" w:hAnsi="Courier New"/>
-          <w:sz w:val="20"/>
-          <w:szCs w:val="20"/>
-        </w:rPr>
-        <w:t xml:space="preserve">.card__body { display: flex; flex-direction: column; flex: 1; padding: 18px 12px 12px; }</w:t>
-      </w:r>
-    </w:p>
-    <w:p>
-      <w:pPr>
-        <w:keepNext w:val="false"/>
-        <w:keepLines/>
-        <w:spacing w:after="0" w:line="240"/>
-      </w:pPr>
-      <w:r>
-        <w:rPr>
-          <w:rFonts w:ascii="Courier New" w:cs="Courier New" w:eastAsia="Courier New" w:hAnsi="Courier New"/>
-          <w:sz w:val="20"/>
-          <w:szCs w:val="20"/>
-        </w:rPr>
-        <w:t xml:space="preserve">.card__body p { color: var(--muted); flex: 1; font-size: .95rem; }</w:t>
-      </w:r>
-    </w:p>
-    <w:p>
-      <w:pPr>
-        <w:keepNext w:val="false"/>
-        <w:keepLines/>
-        <w:spacing w:after="0" w:line="240"/>
-      </w:pPr>
-      <w:r>
-        <w:rPr>
-          <w:rFonts w:ascii="Courier New" w:cs="Courier New" w:eastAsia="Courier New" w:hAnsi="Courier New"/>
-          <w:sz w:val="20"/>
-          <w:szCs w:val="20"/>
-        </w:rPr>
-        <w:t xml:space="preserve">.card__body .link-arrow { align-self: flex-start; background: var(--bg); }</w:t>
-      </w:r>
-    </w:p>
-    <w:p>
-      <w:pPr>
-        <w:keepNext w:val="false"/>
-        <w:keepLines/>
-        <w:spacing w:after="0" w:line="240"/>
-      </w:pPr>
-      <w:r>
-        <w:rPr>
-          <w:rFonts w:ascii="Courier New" w:cs="Courier New" w:eastAsia="Courier New" w:hAnsi="Courier New"/>
-          <w:sz w:val="20"/>
-          <w:szCs w:val="20"/>
-        </w:rPr>
-        <w:t xml:space="preserve">.card__body .link-arrow:hover { background: var(--lime); }</w:t>
-      </w:r>
-    </w:p>
-    <w:p>
-      <w:pPr>
-        <w:keepNext w:val="false"/>
-        <w:keepLines/>
-        <w:spacing w:after="0" w:line="240"/>
-      </w:pPr>
-      <w:r>
-        <w:rPr>
-          <w:rFonts w:ascii="Courier New" w:cs="Courier New" w:eastAsia="Courier New" w:hAnsi="Courier New"/>
-          <w:sz w:val="20"/>
-          <w:szCs w:val="20"/>
-        </w:rPr>
-        <w:t xml:space="preserve">.card__meta { display: flex; justify-content: space-between; align-items: center; gap: 12px; margin-bottom: 14px; font-size: .82rem; }</w:t>
-      </w:r>
-    </w:p>
-    <w:p>
-      <w:pPr>
-        <w:keepNext w:val="false"/>
-        <w:keepLines/>
-        <w:spacing w:after="0" w:line="240"/>
-      </w:pPr>
-      <w:r>
-        <w:rPr>
-          <w:rFonts w:ascii="Courier New" w:cs="Courier New" w:eastAsia="Courier New" w:hAnsi="Courier New"/>
-          <w:sz w:val="20"/>
-          <w:szCs w:val="20"/>
-        </w:rPr>
-        <w:t xml:space="preserve">.card__meta span:first-child { color: var(--muted); }</w:t>
-      </w:r>
-    </w:p>
-    <w:p>
-      <w:pPr>
-        <w:keepNext w:val="false"/>
-        <w:keepLines/>
-        <w:spacing w:after="0" w:line="240"/>
-      </w:pPr>
-      <w:r>
-        <w:rPr>
-          <w:rFonts w:ascii="Courier New" w:cs="Courier New" w:eastAsia="Courier New" w:hAnsi="Courier New"/>
-          <w:sz w:val="20"/>
-          <w:szCs w:val="20"/>
-        </w:rPr>
-        <w:t xml:space="preserve">.card__meta span:last-child { background: var(--lime); padding: 5px 12px; border-radius: 100px; font-weight: 600; }</w:t>
+        <w:t xml:space="preserve">.contacts { display: grid; grid-template-columns: 1fr 1fr; gap: 16px; align-content: start; }</w:t>
+      </w:r>
+    </w:p>
+    <w:p>
+      <w:pPr>
+        <w:keepNext w:val="false"/>
+        <w:keepLines/>
+        <w:spacing w:after="0" w:line="240"/>
+      </w:pPr>
+      <w:r>
+        <w:rPr>
+          <w:rFonts w:ascii="Courier New" w:cs="Courier New" w:eastAsia="Courier New" w:hAnsi="Courier New"/>
+          <w:sz w:val="20"/>
+          <w:szCs w:val="20"/>
+        </w:rPr>
+        <w:t xml:space="preserve">.contacts div { background: var(--surface); border-radius: 22px; padding: 24px; }</w:t>
+      </w:r>
+    </w:p>
+    <w:p>
+      <w:pPr>
+        <w:keepNext w:val="false"/>
+        <w:keepLines/>
+        <w:spacing w:after="0" w:line="240"/>
+      </w:pPr>
+      <w:r>
+        <w:rPr>
+          <w:rFonts w:ascii="Courier New" w:cs="Courier New" w:eastAsia="Courier New" w:hAnsi="Courier New"/>
+          <w:sz w:val="20"/>
+          <w:szCs w:val="20"/>
+        </w:rPr>
+        <w:t xml:space="preserve">.contacts div:first-child { background: var(--lime); }</w:t>
+      </w:r>
+    </w:p>
+    <w:p>
+      <w:pPr>
+        <w:keepNext w:val="false"/>
+        <w:keepLines/>
+        <w:spacing w:after="0" w:line="240"/>
+      </w:pPr>
+      <w:r>
+        <w:rPr>
+          <w:rFonts w:ascii="Courier New" w:cs="Courier New" w:eastAsia="Courier New" w:hAnsi="Courier New"/>
+          <w:sz w:val="20"/>
+          <w:szCs w:val="20"/>
+        </w:rPr>
+        <w:t xml:space="preserve">.contacts div:first-child .eyebrow { background: rgba(255, 255, 255, .6); }</w:t>
+      </w:r>
+    </w:p>
+    <w:p>
+      <w:pPr>
+        <w:keepNext w:val="false"/>
+        <w:keepLines/>
+        <w:spacing w:after="0" w:line="240"/>
+      </w:pPr>
+      <w:r>
+        <w:rPr>
+          <w:rFonts w:ascii="Courier New" w:cs="Courier New" w:eastAsia="Courier New" w:hAnsi="Courier New"/>
+          <w:sz w:val="20"/>
+          <w:szCs w:val="20"/>
+        </w:rPr>
+        <w:t xml:space="preserve">.contacts .eyebrow { margin-bottom: 14px; background: var(--bg); }</w:t>
+      </w:r>
+    </w:p>
+    <w:p>
+      <w:pPr>
+        <w:keepNext w:val="false"/>
+        <w:keepLines/>
+        <w:spacing w:after="0" w:line="240"/>
+      </w:pPr>
+      <w:r>
+        <w:rPr>
+          <w:rFonts w:ascii="Courier New" w:cs="Courier New" w:eastAsia="Courier New" w:hAnsi="Courier New"/>
+          <w:sz w:val="20"/>
+          <w:szCs w:val="20"/>
+        </w:rPr>
+        <w:t xml:space="preserve">.contacts p { font: 500 1.1rem var(--font-title); letter-spacing: -0.01em; margin: 0; }</w:t>
       </w:r>
     </w:p>
     <w:p>
@@ -29077,22 +29167,97 @@
           <w:sz w:val="20"/>
           <w:szCs w:val="20"/>
         </w:rPr>
-        <w:t xml:space="preserve">.tag { display: inline-block; background: var(--lime); padding: 5px 14px; border-radius: 100px; font-size: .8rem; font-weight: 600; margin-bottom: 14px; }</w:t>
-      </w:r>
-    </w:p>
-    <w:p>
-      <w:pPr>
-        <w:keepNext w:val="false"/>
-        <w:keepLines/>
-        <w:spacing w:after="0" w:line="240"/>
-      </w:pPr>
-      <w:r>
-        <w:rPr>
-          <w:rFonts w:ascii="Courier New" w:cs="Courier New" w:eastAsia="Courier New" w:hAnsi="Courier New"/>
-          <w:sz w:val="20"/>
-          <w:szCs w:val="20"/>
-        </w:rPr>
-        <w:t xml:space="preserve">.price { font-weight: 600; color: var(--forest-2); }</w:t>
+        <w:t xml:space="preserve">.profile { display: grid; grid-template-columns: 380px 1fr; gap: 24px; align-items: start; }</w:t>
+      </w:r>
+    </w:p>
+    <w:p>
+      <w:pPr>
+        <w:keepNext w:val="false"/>
+        <w:keepLines/>
+        <w:spacing w:after="0" w:line="240"/>
+      </w:pPr>
+      <w:r>
+        <w:rPr>
+          <w:rFonts w:ascii="Courier New" w:cs="Courier New" w:eastAsia="Courier New" w:hAnsi="Courier New"/>
+          <w:sz w:val="20"/>
+          <w:szCs w:val="20"/>
+        </w:rPr>
+        <w:t xml:space="preserve">.profile h2 { font-size: 1.5rem; }</w:t>
+      </w:r>
+    </w:p>
+    <w:p>
+      <w:pPr>
+        <w:keepNext w:val="false"/>
+        <w:keepLines/>
+        <w:spacing w:after="0" w:line="240"/>
+      </w:pPr>
+      <w:r>
+        <w:rPr>
+          <w:rFonts w:ascii="Courier New" w:cs="Courier New" w:eastAsia="Courier New" w:hAnsi="Courier New"/>
+          <w:sz w:val="20"/>
+          <w:szCs w:val="20"/>
+        </w:rPr>
+        <w:t xml:space="preserve">.profile &gt; div { background: var(--surface); border-radius: var(--radius); padding: 36px; }</w:t>
+      </w:r>
+    </w:p>
+    <w:p>
+      <w:pPr>
+        <w:keepNext w:val="false"/>
+        <w:keepLines/>
+        <w:spacing w:after="0" w:line="240"/>
+      </w:pPr>
+      <w:r>
+        <w:rPr>
+          <w:rFonts w:ascii="Courier New" w:cs="Courier New" w:eastAsia="Courier New" w:hAnsi="Courier New"/>
+          <w:sz w:val="20"/>
+          <w:szCs w:val="20"/>
+        </w:rPr>
+        <w:t xml:space="preserve">.order-row { display: flex; justify-content: space-between; gap: 16px; padding: 18px 20px; background: var(--bg); border-radius: 18px; margin-bottom: 10px; }</w:t>
+      </w:r>
+    </w:p>
+    <w:p>
+      <w:pPr>
+        <w:keepNext w:val="false"/>
+        <w:keepLines/>
+        <w:spacing w:after="0" w:line="240"/>
+      </w:pPr>
+      <w:r>
+        <w:rPr>
+          <w:rFonts w:ascii="Courier New" w:cs="Courier New" w:eastAsia="Courier New" w:hAnsi="Courier New"/>
+          <w:sz w:val="20"/>
+          <w:szCs w:val="20"/>
+        </w:rPr>
+        <w:t xml:space="preserve">.order-row strong { font-family: var(--font-title); font-weight: 500; }</w:t>
+      </w:r>
+    </w:p>
+    <w:p>
+      <w:pPr>
+        <w:keepNext w:val="false"/>
+        <w:keepLines/>
+        <w:spacing w:after="0" w:line="240"/>
+      </w:pPr>
+      <w:r>
+        <w:rPr>
+          <w:rFonts w:ascii="Courier New" w:cs="Courier New" w:eastAsia="Courier New" w:hAnsi="Courier New"/>
+          <w:sz w:val="20"/>
+          <w:szCs w:val="20"/>
+        </w:rPr>
+        <w:t xml:space="preserve">.order-row span, .order-row em { display: block; color: var(--muted); font-size: .92rem; }</w:t>
+      </w:r>
+    </w:p>
+    <w:p>
+      <w:pPr>
+        <w:keepNext w:val="false"/>
+        <w:keepLines/>
+        <w:spacing w:after="0" w:line="240"/>
+      </w:pPr>
+      <w:r>
+        <w:rPr>
+          <w:rFonts w:ascii="Courier New" w:cs="Courier New" w:eastAsia="Courier New" w:hAnsi="Courier New"/>
+          <w:sz w:val="20"/>
+          <w:szCs w:val="20"/>
+        </w:rPr>
+        <w:t xml:space="preserve">.order-row__side { text-align: right; display: flex; flex-direction: column; align-items: flex-end; gap: 8px; }</w:t>
       </w:r>
     </w:p>
     <w:p>
@@ -29122,52 +29287,67 @@
           <w:sz w:val="20"/>
           <w:szCs w:val="20"/>
         </w:rPr>
-        <w:t xml:space="preserve">.filters { display: flex; flex-wrap: wrap; gap: 8px; margin-bottom: 40px; }</w:t>
-      </w:r>
-    </w:p>
-    <w:p>
-      <w:pPr>
-        <w:keepNext w:val="false"/>
-        <w:keepLines/>
-        <w:spacing w:after="0" w:line="240"/>
-      </w:pPr>
-      <w:r>
-        <w:rPr>
-          <w:rFonts w:ascii="Courier New" w:cs="Courier New" w:eastAsia="Courier New" w:hAnsi="Courier New"/>
-          <w:sz w:val="20"/>
-          <w:szCs w:val="20"/>
-        </w:rPr>
-        <w:t xml:space="preserve">.filters a { padding: 10px 22px; border-radius: 100px; background: var(--surface); text-decoration: none; font-weight: 500; font-size: .92rem; transition: background .2s; }</w:t>
-      </w:r>
-    </w:p>
-    <w:p>
-      <w:pPr>
-        <w:keepNext w:val="false"/>
-        <w:keepLines/>
-        <w:spacing w:after="0" w:line="240"/>
-      </w:pPr>
-      <w:r>
-        <w:rPr>
-          <w:rFonts w:ascii="Courier New" w:cs="Courier New" w:eastAsia="Courier New" w:hAnsi="Courier New"/>
-          <w:sz w:val="20"/>
-          <w:szCs w:val="20"/>
-        </w:rPr>
-        <w:t xml:space="preserve">.filters a:hover { background: var(--lime); }</w:t>
-      </w:r>
-    </w:p>
-    <w:p>
-      <w:pPr>
-        <w:keepNext w:val="false"/>
-        <w:keepLines/>
-        <w:spacing w:after="0" w:line="240"/>
-      </w:pPr>
-      <w:r>
-        <w:rPr>
-          <w:rFonts w:ascii="Courier New" w:cs="Courier New" w:eastAsia="Courier New" w:hAnsi="Courier New"/>
-          <w:sz w:val="20"/>
-          <w:szCs w:val="20"/>
-        </w:rPr>
-        <w:t xml:space="preserve">.filters a.active { background: var(--forest); color: #fff; }</w:t>
+        <w:t xml:space="preserve">.status { display: inline-block; padding: 6px 14px; border-radius: 100px; font-size: .8rem; font-weight: 600; border: 0; font-family: var(--font-text); }</w:t>
+      </w:r>
+    </w:p>
+    <w:p>
+      <w:pPr>
+        <w:keepNext w:val="false"/>
+        <w:keepLines/>
+        <w:spacing w:after="0" w:line="240"/>
+      </w:pPr>
+      <w:r>
+        <w:rPr>
+          <w:rFonts w:ascii="Courier New" w:cs="Courier New" w:eastAsia="Courier New" w:hAnsi="Courier New"/>
+          <w:sz w:val="20"/>
+          <w:szCs w:val="20"/>
+        </w:rPr>
+        <w:t xml:space="preserve">.status-new { background: #dbe8ff; color: #2b4f99; }</w:t>
+      </w:r>
+    </w:p>
+    <w:p>
+      <w:pPr>
+        <w:keepNext w:val="false"/>
+        <w:keepLines/>
+        <w:spacing w:after="0" w:line="240"/>
+      </w:pPr>
+      <w:r>
+        <w:rPr>
+          <w:rFonts w:ascii="Courier New" w:cs="Courier New" w:eastAsia="Courier New" w:hAnsi="Courier New"/>
+          <w:sz w:val="20"/>
+          <w:szCs w:val="20"/>
+        </w:rPr>
+        <w:t xml:space="preserve">.status-in_work { background: #ffe9b8; color: #855c00; }</w:t>
+      </w:r>
+    </w:p>
+    <w:p>
+      <w:pPr>
+        <w:keepNext w:val="false"/>
+        <w:keepLines/>
+        <w:spacing w:after="0" w:line="240"/>
+      </w:pPr>
+      <w:r>
+        <w:rPr>
+          <w:rFonts w:ascii="Courier New" w:cs="Courier New" w:eastAsia="Courier New" w:hAnsi="Courier New"/>
+          <w:sz w:val="20"/>
+          <w:szCs w:val="20"/>
+        </w:rPr>
+        <w:t xml:space="preserve">.status-done { background: var(--lime); color: var(--ink); }</w:t>
+      </w:r>
+    </w:p>
+    <w:p>
+      <w:pPr>
+        <w:keepNext w:val="false"/>
+        <w:keepLines/>
+        <w:spacing w:after="0" w:line="240"/>
+      </w:pPr>
+      <w:r>
+        <w:rPr>
+          <w:rFonts w:ascii="Courier New" w:cs="Courier New" w:eastAsia="Courier New" w:hAnsi="Courier New"/>
+          <w:sz w:val="20"/>
+          <w:szCs w:val="20"/>
+        </w:rPr>
+        <w:t xml:space="preserve">.status-canceled { background: #ece8de; color: var(--muted); }</w:t>
       </w:r>
     </w:p>
     <w:p>
@@ -29197,37 +29377,67 @@
           <w:sz w:val="20"/>
           <w:szCs w:val="20"/>
         </w:rPr>
-        <w:t xml:space="preserve">.gallery { display: grid; grid-template-columns: 1.6fr 1fr; gap: 16px; }</w:t>
-      </w:r>
-    </w:p>
-    <w:p>
-      <w:pPr>
-        <w:keepNext w:val="false"/>
-        <w:keepLines/>
-        <w:spacing w:after="0" w:line="240"/>
-      </w:pPr>
-      <w:r>
-        <w:rPr>
-          <w:rFonts w:ascii="Courier New" w:cs="Courier New" w:eastAsia="Courier New" w:hAnsi="Courier New"/>
-          <w:sz w:val="20"/>
-          <w:szCs w:val="20"/>
-        </w:rPr>
-        <w:t xml:space="preserve">.gallery .project:first-child { grid-row: span 2; }</w:t>
-      </w:r>
-    </w:p>
-    <w:p>
-      <w:pPr>
-        <w:keepNext w:val="false"/>
-        <w:keepLines/>
-        <w:spacing w:after="0" w:line="240"/>
-      </w:pPr>
-      <w:r>
-        <w:rPr>
-          <w:rFonts w:ascii="Courier New" w:cs="Courier New" w:eastAsia="Courier New" w:hAnsi="Courier New"/>
-          <w:sz w:val="20"/>
-          <w:szCs w:val="20"/>
-        </w:rPr>
-        <w:t xml:space="preserve">.gallery .project:first-child .project__media { aspect-ratio: auto; height: 100%; min-height: 420px; }</w:t>
+        <w:t xml:space="preserve">.stats { display: grid; grid-template-columns: repeat(4, 1fr); gap: 16px; margin-bottom: 48px; }</w:t>
+      </w:r>
+    </w:p>
+    <w:p>
+      <w:pPr>
+        <w:keepNext w:val="false"/>
+        <w:keepLines/>
+        <w:spacing w:after="0" w:line="240"/>
+      </w:pPr>
+      <w:r>
+        <w:rPr>
+          <w:rFonts w:ascii="Courier New" w:cs="Courier New" w:eastAsia="Courier New" w:hAnsi="Courier New"/>
+          <w:sz w:val="20"/>
+          <w:szCs w:val="20"/>
+        </w:rPr>
+        <w:t xml:space="preserve">.stats__item { background: var(--surface); border-radius: 22px; padding: 24px 28px; }</w:t>
+      </w:r>
+    </w:p>
+    <w:p>
+      <w:pPr>
+        <w:keepNext w:val="false"/>
+        <w:keepLines/>
+        <w:spacing w:after="0" w:line="240"/>
+      </w:pPr>
+      <w:r>
+        <w:rPr>
+          <w:rFonts w:ascii="Courier New" w:cs="Courier New" w:eastAsia="Courier New" w:hAnsi="Courier New"/>
+          <w:sz w:val="20"/>
+          <w:szCs w:val="20"/>
+        </w:rPr>
+        <w:t xml:space="preserve">.stats__item:first-child { background: var(--lime); }</w:t>
+      </w:r>
+    </w:p>
+    <w:p>
+      <w:pPr>
+        <w:keepNext w:val="false"/>
+        <w:keepLines/>
+        <w:spacing w:after="0" w:line="240"/>
+      </w:pPr>
+      <w:r>
+        <w:rPr>
+          <w:rFonts w:ascii="Courier New" w:cs="Courier New" w:eastAsia="Courier New" w:hAnsi="Courier New"/>
+          <w:sz w:val="20"/>
+          <w:szCs w:val="20"/>
+        </w:rPr>
+        <w:t xml:space="preserve">.stats__item strong { display: block; font: 500 2.4rem/1.1 var(--font-title); letter-spacing: -0.03em; margin-bottom: 6px; }</w:t>
+      </w:r>
+    </w:p>
+    <w:p>
+      <w:pPr>
+        <w:keepNext w:val="false"/>
+        <w:keepLines/>
+        <w:spacing w:after="0" w:line="240"/>
+      </w:pPr>
+      <w:r>
+        <w:rPr>
+          <w:rFonts w:ascii="Courier New" w:cs="Courier New" w:eastAsia="Courier New" w:hAnsi="Courier New"/>
+          <w:sz w:val="20"/>
+          <w:szCs w:val="20"/>
+        </w:rPr>
+        <w:t xml:space="preserve">.stats__item span { color: var(--muted); font-size: .92rem; }</w:t>
       </w:r>
     </w:p>
     <w:p>
@@ -29257,97 +29467,82 @@
           <w:sz w:val="20"/>
           <w:szCs w:val="20"/>
         </w:rPr>
-        <w:t xml:space="preserve">.project { margin: 0; cursor: pointer; position: relative; display: flex; flex-direction: column; }</w:t>
-      </w:r>
-    </w:p>
-    <w:p>
-      <w:pPr>
-        <w:keepNext w:val="false"/>
-        <w:keepLines/>
-        <w:spacing w:after="0" w:line="240"/>
-      </w:pPr>
-      <w:r>
-        <w:rPr>
-          <w:rFonts w:ascii="Courier New" w:cs="Courier New" w:eastAsia="Courier New" w:hAnsi="Courier New"/>
-          <w:sz w:val="20"/>
-          <w:szCs w:val="20"/>
-        </w:rPr>
-        <w:t xml:space="preserve">.project__media { border-radius: var(--radius); overflow: hidden; aspect-ratio: 4 / 3; flex: 1; }</w:t>
-      </w:r>
-    </w:p>
-    <w:p>
-      <w:pPr>
-        <w:keepNext w:val="false"/>
-        <w:keepLines/>
-        <w:spacing w:after="0" w:line="240"/>
-      </w:pPr>
-      <w:r>
-        <w:rPr>
-          <w:rFonts w:ascii="Courier New" w:cs="Courier New" w:eastAsia="Courier New" w:hAnsi="Courier New"/>
-          <w:sz w:val="20"/>
-          <w:szCs w:val="20"/>
-        </w:rPr>
-        <w:t xml:space="preserve">.project__media img { width: 100%; height: 100%; object-fit: cover; transition: transform .6s; }</w:t>
-      </w:r>
-    </w:p>
-    <w:p>
-      <w:pPr>
-        <w:keepNext w:val="false"/>
-        <w:keepLines/>
-        <w:spacing w:after="0" w:line="240"/>
-      </w:pPr>
-      <w:r>
-        <w:rPr>
-          <w:rFonts w:ascii="Courier New" w:cs="Courier New" w:eastAsia="Courier New" w:hAnsi="Courier New"/>
-          <w:sz w:val="20"/>
-          <w:szCs w:val="20"/>
-        </w:rPr>
-        <w:t xml:space="preserve">.project:hover .project__media img { transform: scale(1.06); }</w:t>
-      </w:r>
-    </w:p>
-    <w:p>
-      <w:pPr>
-        <w:keepNext w:val="false"/>
-        <w:keepLines/>
-        <w:spacing w:after="0" w:line="240"/>
-      </w:pPr>
-      <w:r>
-        <w:rPr>
-          <w:rFonts w:ascii="Courier New" w:cs="Courier New" w:eastAsia="Courier New" w:hAnsi="Courier New"/>
-          <w:sz w:val="20"/>
-          <w:szCs w:val="20"/>
-        </w:rPr>
-        <w:t xml:space="preserve">.project figcaption { position: absolute; left: 14px; bottom: 14px; right: 14px; background: rgba(255, 255, 255, .92); backdrop-filter: blur(8px); border-radius: 18px; padding: 12px 16px; }</w:t>
-      </w:r>
-    </w:p>
-    <w:p>
-      <w:pPr>
-        <w:keepNext w:val="false"/>
-        <w:keepLines/>
-        <w:spacing w:after="0" w:line="240"/>
-      </w:pPr>
-      <w:r>
-        <w:rPr>
-          <w:rFonts w:ascii="Courier New" w:cs="Courier New" w:eastAsia="Courier New" w:hAnsi="Courier New"/>
-          <w:sz w:val="20"/>
-          <w:szCs w:val="20"/>
-        </w:rPr>
-        <w:t xml:space="preserve">.project figcaption strong { display: block; font: 500 1rem var(--font-title); letter-spacing: -0.01em; }</w:t>
-      </w:r>
-    </w:p>
-    <w:p>
-      <w:pPr>
-        <w:keepNext w:val="false"/>
-        <w:keepLines/>
-        <w:spacing w:after="0" w:line="240"/>
-      </w:pPr>
-      <w:r>
-        <w:rPr>
-          <w:rFonts w:ascii="Courier New" w:cs="Courier New" w:eastAsia="Courier New" w:hAnsi="Courier New"/>
-          <w:sz w:val="20"/>
-          <w:szCs w:val="20"/>
-        </w:rPr>
-        <w:t xml:space="preserve">.project figcaption span { color: var(--muted); font-size: .85rem; }</w:t>
+        <w:t xml:space="preserve">.page-head--admin .container { padding-bottom: 28px; }</w:t>
+      </w:r>
+    </w:p>
+    <w:p>
+      <w:pPr>
+        <w:keepNext w:val="false"/>
+        <w:keepLines/>
+        <w:spacing w:after="0" w:line="240"/>
+      </w:pPr>
+      <w:r>
+        <w:rPr>
+          <w:rFonts w:ascii="Courier New" w:cs="Courier New" w:eastAsia="Courier New" w:hAnsi="Courier New"/>
+          <w:sz w:val="20"/>
+          <w:szCs w:val="20"/>
+        </w:rPr>
+        <w:t xml:space="preserve">.tabs { display: flex; gap: 8px; flex-wrap: wrap; margin-top: 20px; }</w:t>
+      </w:r>
+    </w:p>
+    <w:p>
+      <w:pPr>
+        <w:keepNext w:val="false"/>
+        <w:keepLines/>
+        <w:spacing w:after="0" w:line="240"/>
+      </w:pPr>
+      <w:r>
+        <w:rPr>
+          <w:rFonts w:ascii="Courier New" w:cs="Courier New" w:eastAsia="Courier New" w:hAnsi="Courier New"/>
+          <w:sz w:val="20"/>
+          <w:szCs w:val="20"/>
+        </w:rPr>
+        <w:t xml:space="preserve">.tabs a { padding: 10px 20px; border-radius: 100px; background: rgba(255, 255, 255, .1); text-decoration: none; font-size: .92rem; font-weight: 500; transition: background .2s; }</w:t>
+      </w:r>
+    </w:p>
+    <w:p>
+      <w:pPr>
+        <w:keepNext w:val="false"/>
+        <w:keepLines/>
+        <w:spacing w:after="0" w:line="240"/>
+      </w:pPr>
+      <w:r>
+        <w:rPr>
+          <w:rFonts w:ascii="Courier New" w:cs="Courier New" w:eastAsia="Courier New" w:hAnsi="Courier New"/>
+          <w:sz w:val="20"/>
+          <w:szCs w:val="20"/>
+        </w:rPr>
+        <w:t xml:space="preserve">.tabs a:hover { background: rgba(255, 255, 255, .2); }</w:t>
+      </w:r>
+    </w:p>
+    <w:p>
+      <w:pPr>
+        <w:keepNext w:val="false"/>
+        <w:keepLines/>
+        <w:spacing w:after="0" w:line="240"/>
+      </w:pPr>
+      <w:r>
+        <w:rPr>
+          <w:rFonts w:ascii="Courier New" w:cs="Courier New" w:eastAsia="Courier New" w:hAnsi="Courier New"/>
+          <w:sz w:val="20"/>
+          <w:szCs w:val="20"/>
+        </w:rPr>
+        <w:t xml:space="preserve">.tabs a.active { background: var(--lime); color: var(--ink); }</w:t>
+      </w:r>
+    </w:p>
+    <w:p>
+      <w:pPr>
+        <w:keepNext w:val="false"/>
+        <w:keepLines/>
+        <w:spacing w:after="0" w:line="240"/>
+      </w:pPr>
+      <w:r>
+        <w:rPr>
+          <w:rFonts w:ascii="Courier New" w:cs="Courier New" w:eastAsia="Courier New" w:hAnsi="Courier New"/>
+          <w:sz w:val="20"/>
+          <w:szCs w:val="20"/>
+        </w:rPr>
+        <w:t xml:space="preserve">.page-head--admin + .section { padding-top: 32px; }</w:t>
       </w:r>
     </w:p>
     <w:p>
@@ -29377,112 +29572,142 @@
           <w:sz w:val="20"/>
           <w:szCs w:val="20"/>
         </w:rPr>
-        <w:t xml:space="preserve">.lightbox { display: none; position: fixed; inset: 0; z-index: 30; background: rgba(19, 32, 26, .75); align-items: center; justify-content: center; padding: 16px; }</w:t>
-      </w:r>
-    </w:p>
-    <w:p>
-      <w:pPr>
-        <w:keepNext w:val="false"/>
-        <w:keepLines/>
-        <w:spacing w:after="0" w:line="240"/>
-      </w:pPr>
-      <w:r>
-        <w:rPr>
-          <w:rFonts w:ascii="Courier New" w:cs="Courier New" w:eastAsia="Courier New" w:hAnsi="Courier New"/>
-          <w:sz w:val="20"/>
-          <w:szCs w:val="20"/>
-        </w:rPr>
-        <w:t xml:space="preserve">.lightbox.open { display: flex; }</w:t>
-      </w:r>
-    </w:p>
-    <w:p>
-      <w:pPr>
-        <w:keepNext w:val="false"/>
-        <w:keepLines/>
-        <w:spacing w:after="0" w:line="240"/>
-      </w:pPr>
-      <w:r>
-        <w:rPr>
-          <w:rFonts w:ascii="Courier New" w:cs="Courier New" w:eastAsia="Courier New" w:hAnsi="Courier New"/>
-          <w:sz w:val="20"/>
-          <w:szCs w:val="20"/>
-        </w:rPr>
-        <w:t xml:space="preserve">.lightbox__box { background: var(--surface); border-radius: var(--radius); max-width: 880px; width: 100%; padding: 12px 12px 16px; position: relative; overflow: hidden; }</w:t>
-      </w:r>
-    </w:p>
-    <w:p>
-      <w:pPr>
-        <w:keepNext w:val="false"/>
-        <w:keepLines/>
-        <w:spacing w:after="0" w:line="240"/>
-      </w:pPr>
-      <w:r>
-        <w:rPr>
-          <w:rFonts w:ascii="Courier New" w:cs="Courier New" w:eastAsia="Courier New" w:hAnsi="Courier New"/>
-          <w:sz w:val="20"/>
-          <w:szCs w:val="20"/>
-        </w:rPr>
-        <w:t xml:space="preserve">.lightbox__box img { width: 100%; max-height: 60vh; object-fit: cover; border-radius: 20px; }</w:t>
-      </w:r>
-    </w:p>
-    <w:p>
-      <w:pPr>
-        <w:keepNext w:val="false"/>
-        <w:keepLines/>
-        <w:spacing w:after="0" w:line="240"/>
-      </w:pPr>
-      <w:r>
-        <w:rPr>
-          <w:rFonts w:ascii="Courier New" w:cs="Courier New" w:eastAsia="Courier New" w:hAnsi="Courier New"/>
-          <w:sz w:val="20"/>
-          <w:szCs w:val="20"/>
-        </w:rPr>
-        <w:t xml:space="preserve">.lightbox__box h3, .lightbox__box p { padding: 0 16px; }</w:t>
-      </w:r>
-    </w:p>
-    <w:p>
-      <w:pPr>
-        <w:keepNext w:val="false"/>
-        <w:keepLines/>
-        <w:spacing w:after="0" w:line="240"/>
-      </w:pPr>
-      <w:r>
-        <w:rPr>
-          <w:rFonts w:ascii="Courier New" w:cs="Courier New" w:eastAsia="Courier New" w:hAnsi="Courier New"/>
-          <w:sz w:val="20"/>
-          <w:szCs w:val="20"/>
-        </w:rPr>
-        <w:t xml:space="preserve">.lightbox__box h3 { margin: 22px 0 8px; font-size: 1.4rem; }</w:t>
-      </w:r>
-    </w:p>
-    <w:p>
-      <w:pPr>
-        <w:keepNext w:val="false"/>
-        <w:keepLines/>
-        <w:spacing w:after="0" w:line="240"/>
-      </w:pPr>
-      <w:r>
-        <w:rPr>
-          <w:rFonts w:ascii="Courier New" w:cs="Courier New" w:eastAsia="Courier New" w:hAnsi="Courier New"/>
-          <w:sz w:val="20"/>
-          <w:szCs w:val="20"/>
-        </w:rPr>
-        <w:t xml:space="preserve">.lightbox__box p { color: var(--muted); }</w:t>
-      </w:r>
-    </w:p>
-    <w:p>
-      <w:pPr>
-        <w:keepNext w:val="false"/>
-        <w:keepLines/>
-        <w:spacing w:after="0" w:line="240"/>
-      </w:pPr>
-      <w:r>
-        <w:rPr>
-          <w:rFonts w:ascii="Courier New" w:cs="Courier New" w:eastAsia="Courier New" w:hAnsi="Courier New"/>
-          <w:sz w:val="20"/>
-          <w:szCs w:val="20"/>
-        </w:rPr>
-        <w:t xml:space="preserve">.lightbox__close { position: absolute; top: 24px; right: 24px; width: 44px; height: 44px; border: 0; border-radius: 50%; background: var(--lime); font-size: 1.4rem; cursor: pointer; }</w:t>
+        <w:t xml:space="preserve">.admin-layout { display: grid; grid-template-columns: 360px 1fr; gap: 24px; align-items: start; }</w:t>
+      </w:r>
+    </w:p>
+    <w:p>
+      <w:pPr>
+        <w:keepNext w:val="false"/>
+        <w:keepLines/>
+        <w:spacing w:after="0" w:line="240"/>
+      </w:pPr>
+      <w:r>
+        <w:rPr>
+          <w:rFonts w:ascii="Courier New" w:cs="Courier New" w:eastAsia="Courier New" w:hAnsi="Courier New"/>
+          <w:sz w:val="20"/>
+          <w:szCs w:val="20"/>
+        </w:rPr>
+        <w:t xml:space="preserve">.table { width: 100%; border-collapse: collapse; background: var(--surface); border-radius: var(--radius); overflow: hidden; font-size: .92rem; }</w:t>
+      </w:r>
+    </w:p>
+    <w:p>
+      <w:pPr>
+        <w:keepNext w:val="false"/>
+        <w:keepLines/>
+        <w:spacing w:after="0" w:line="240"/>
+      </w:pPr>
+      <w:r>
+        <w:rPr>
+          <w:rFonts w:ascii="Courier New" w:cs="Courier New" w:eastAsia="Courier New" w:hAnsi="Courier New"/>
+          <w:sz w:val="20"/>
+          <w:szCs w:val="20"/>
+        </w:rPr>
+        <w:t xml:space="preserve">.table th { text-align: left; padding: 16px; font-weight: 600; font-size: .75rem; letter-spacing: .08em; text-transform: uppercase; color: var(--muted); border-bottom: 1px solid var(--line); }</w:t>
+      </w:r>
+    </w:p>
+    <w:p>
+      <w:pPr>
+        <w:keepNext w:val="false"/>
+        <w:keepLines/>
+        <w:spacing w:after="0" w:line="240"/>
+      </w:pPr>
+      <w:r>
+        <w:rPr>
+          <w:rFonts w:ascii="Courier New" w:cs="Courier New" w:eastAsia="Courier New" w:hAnsi="Courier New"/>
+          <w:sz w:val="20"/>
+          <w:szCs w:val="20"/>
+        </w:rPr>
+        <w:t xml:space="preserve">.table td { padding: 14px 16px; border-bottom: 1px solid var(--line); vertical-align: middle; }</w:t>
+      </w:r>
+    </w:p>
+    <w:p>
+      <w:pPr>
+        <w:keepNext w:val="false"/>
+        <w:keepLines/>
+        <w:spacing w:after="0" w:line="240"/>
+      </w:pPr>
+      <w:r>
+        <w:rPr>
+          <w:rFonts w:ascii="Courier New" w:cs="Courier New" w:eastAsia="Courier New" w:hAnsi="Courier New"/>
+          <w:sz w:val="20"/>
+          <w:szCs w:val="20"/>
+        </w:rPr>
+        <w:t xml:space="preserve">.table tr:last-child td { border-bottom: 0; }</w:t>
+      </w:r>
+    </w:p>
+    <w:p>
+      <w:pPr>
+        <w:keepNext w:val="false"/>
+        <w:keepLines/>
+        <w:spacing w:after="0" w:line="240"/>
+      </w:pPr>
+      <w:r>
+        <w:rPr>
+          <w:rFonts w:ascii="Courier New" w:cs="Courier New" w:eastAsia="Courier New" w:hAnsi="Courier New"/>
+          <w:sz w:val="20"/>
+          <w:szCs w:val="20"/>
+        </w:rPr>
+        <w:t xml:space="preserve">.table tr:hover td { background: #fbfaf5; }</w:t>
+      </w:r>
+    </w:p>
+    <w:p>
+      <w:pPr>
+        <w:keepNext w:val="false"/>
+        <w:keepLines/>
+        <w:spacing w:after="0" w:line="240"/>
+      </w:pPr>
+      <w:r>
+        <w:rPr>
+          <w:rFonts w:ascii="Courier New" w:cs="Courier New" w:eastAsia="Courier New" w:hAnsi="Courier New"/>
+          <w:sz w:val="20"/>
+          <w:szCs w:val="20"/>
+        </w:rPr>
+        <w:t xml:space="preserve">.table__thumb { width: 64px; height: 44px; object-fit: cover; border-radius: 10px; }</w:t>
+      </w:r>
+    </w:p>
+    <w:p>
+      <w:pPr>
+        <w:keepNext w:val="false"/>
+        <w:keepLines/>
+        <w:spacing w:after="0" w:line="240"/>
+      </w:pPr>
+      <w:r>
+        <w:rPr>
+          <w:rFonts w:ascii="Courier New" w:cs="Courier New" w:eastAsia="Courier New" w:hAnsi="Courier New"/>
+          <w:sz w:val="20"/>
+          <w:szCs w:val="20"/>
+        </w:rPr>
+        <w:t xml:space="preserve">.table__actions { white-space: nowrap; }</w:t>
+      </w:r>
+    </w:p>
+    <w:p>
+      <w:pPr>
+        <w:keepNext w:val="false"/>
+        <w:keepLines/>
+        <w:spacing w:after="0" w:line="240"/>
+      </w:pPr>
+      <w:r>
+        <w:rPr>
+          <w:rFonts w:ascii="Courier New" w:cs="Courier New" w:eastAsia="Courier New" w:hAnsi="Courier New"/>
+          <w:sz w:val="20"/>
+          <w:szCs w:val="20"/>
+        </w:rPr>
+        <w:t xml:space="preserve">.table__actions form { display: inline; margin-left: 12px; }</w:t>
+      </w:r>
+    </w:p>
+    <w:p>
+      <w:pPr>
+        <w:keepNext w:val="false"/>
+        <w:keepLines/>
+        <w:spacing w:after="0" w:line="240"/>
+      </w:pPr>
+      <w:r>
+        <w:rPr>
+          <w:rFonts w:ascii="Courier New" w:cs="Courier New" w:eastAsia="Courier New" w:hAnsi="Courier New"/>
+          <w:sz w:val="20"/>
+          <w:szCs w:val="20"/>
+        </w:rPr>
+        <w:t xml:space="preserve">.table select.status { cursor: pointer; }</w:t>
       </w:r>
     </w:p>
     <w:p>
@@ -29512,112 +29737,277 @@
           <w:sz w:val="20"/>
           <w:szCs w:val="20"/>
         </w:rPr>
-        <w:t xml:space="preserve">.form { background: var(--surface); padding: 36px; border-radius: var(--radius); align-self: start; }</w:t>
-      </w:r>
-    </w:p>
-    <w:p>
-      <w:pPr>
-        <w:keepNext w:val="false"/>
-        <w:keepLines/>
-        <w:spacing w:after="0" w:line="240"/>
-      </w:pPr>
-      <w:r>
-        <w:rPr>
-          <w:rFonts w:ascii="Courier New" w:cs="Courier New" w:eastAsia="Courier New" w:hAnsi="Courier New"/>
-          <w:sz w:val="20"/>
-          <w:szCs w:val="20"/>
-        </w:rPr>
-        <w:t xml:space="preserve">.form h1, .form h2 { font-size: 1.6rem; }</w:t>
-      </w:r>
-    </w:p>
-    <w:p>
-      <w:pPr>
-        <w:keepNext w:val="false"/>
-        <w:keepLines/>
-        <w:spacing w:after="0" w:line="240"/>
-      </w:pPr>
-      <w:r>
-        <w:rPr>
-          <w:rFonts w:ascii="Courier New" w:cs="Courier New" w:eastAsia="Courier New" w:hAnsi="Courier New"/>
-          <w:sz w:val="20"/>
-          <w:szCs w:val="20"/>
-        </w:rPr>
-        <w:t xml:space="preserve">.form label { display: block; margin-bottom: 18px; font-size: .88rem; font-weight: 500; color: var(--muted); }</w:t>
-      </w:r>
-    </w:p>
-    <w:p>
-      <w:pPr>
-        <w:keepNext w:val="false"/>
-        <w:keepLines/>
-        <w:spacing w:after="0" w:line="240"/>
-      </w:pPr>
-      <w:r>
-        <w:rPr>
-          <w:rFonts w:ascii="Courier New" w:cs="Courier New" w:eastAsia="Courier New" w:hAnsi="Courier New"/>
-          <w:sz w:val="20"/>
-          <w:szCs w:val="20"/>
-        </w:rPr>
-        <w:t xml:space="preserve">.form input, .form textarea, .form select {</w:t>
-      </w:r>
-    </w:p>
-    <w:p>
-      <w:pPr>
-        <w:keepNext w:val="false"/>
-        <w:keepLines/>
-        <w:spacing w:after="0" w:line="240"/>
-      </w:pPr>
-      <w:r>
-        <w:rPr>
-          <w:rFonts w:ascii="Courier New" w:cs="Courier New" w:eastAsia="Courier New" w:hAnsi="Courier New"/>
-          <w:sz w:val="20"/>
-          <w:szCs w:val="20"/>
-        </w:rPr>
-        <w:t xml:space="preserve">    display: block; width: 100%; margin-top: 8px; padding: 14px 18px;</w:t>
-      </w:r>
-    </w:p>
-    <w:p>
-      <w:pPr>
-        <w:keepNext w:val="false"/>
-        <w:keepLines/>
-        <w:spacing w:after="0" w:line="240"/>
-      </w:pPr>
-      <w:r>
-        <w:rPr>
-          <w:rFonts w:ascii="Courier New" w:cs="Courier New" w:eastAsia="Courier New" w:hAnsi="Courier New"/>
-          <w:sz w:val="20"/>
-          <w:szCs w:val="20"/>
-        </w:rPr>
-        <w:t xml:space="preserve">    border: 2px solid transparent; border-radius: 16px;</w:t>
-      </w:r>
-    </w:p>
-    <w:p>
-      <w:pPr>
-        <w:keepNext w:val="false"/>
-        <w:keepLines/>
-        <w:spacing w:after="0" w:line="240"/>
-      </w:pPr>
-      <w:r>
-        <w:rPr>
-          <w:rFonts w:ascii="Courier New" w:cs="Courier New" w:eastAsia="Courier New" w:hAnsi="Courier New"/>
-          <w:sz w:val="20"/>
-          <w:szCs w:val="20"/>
-        </w:rPr>
-        <w:t xml:space="preserve">    font: 1rem var(--font-text); color: var(--ink); background: var(--bg);</w:t>
-      </w:r>
-    </w:p>
-    <w:p>
-      <w:pPr>
-        <w:keepNext w:val="false"/>
-        <w:keepLines/>
-        <w:spacing w:after="0" w:line="240"/>
-      </w:pPr>
-      <w:r>
-        <w:rPr>
-          <w:rFonts w:ascii="Courier New" w:cs="Courier New" w:eastAsia="Courier New" w:hAnsi="Courier New"/>
-          <w:sz w:val="20"/>
-          <w:szCs w:val="20"/>
-        </w:rPr>
-        <w:t xml:space="preserve">    transition: border-color .2s, background .2s;</w:t>
+        <w:t xml:space="preserve">.footer { background: var(--forest); color: #fff; padding: 72px 0 32px; margin: 96px 8px 8px; border-radius: var(--radius); overflow: hidden; }</w:t>
+      </w:r>
+    </w:p>
+    <w:p>
+      <w:pPr>
+        <w:keepNext w:val="false"/>
+        <w:keepLines/>
+        <w:spacing w:after="0" w:line="240"/>
+      </w:pPr>
+      <w:r>
+        <w:rPr>
+          <w:rFonts w:ascii="Courier New" w:cs="Courier New" w:eastAsia="Courier New" w:hAnsi="Courier New"/>
+          <w:sz w:val="20"/>
+          <w:szCs w:val="20"/>
+        </w:rPr>
+        <w:t xml:space="preserve">.footer__top { display: flex; justify-content: space-between; align-items: flex-end; gap: 32px; flex-wrap: wrap; padding-bottom: 48px; border-bottom: 1px solid rgba(255, 255, 255, .15); }</w:t>
+      </w:r>
+    </w:p>
+    <w:p>
+      <w:pPr>
+        <w:keepNext w:val="false"/>
+        <w:keepLines/>
+        <w:spacing w:after="0" w:line="240"/>
+      </w:pPr>
+      <w:r>
+        <w:rPr>
+          <w:rFonts w:ascii="Courier New" w:cs="Courier New" w:eastAsia="Courier New" w:hAnsi="Courier New"/>
+          <w:sz w:val="20"/>
+          <w:szCs w:val="20"/>
+        </w:rPr>
+        <w:t xml:space="preserve">.footer__slogan { font: 500 clamp(1.4rem, 3vw, 2.2rem)/1.2 var(--font-title); letter-spacing: -0.02em; max-width: 22ch; margin: 0; }</w:t>
+      </w:r>
+    </w:p>
+    <w:p>
+      <w:pPr>
+        <w:keepNext w:val="false"/>
+        <w:keepLines/>
+        <w:spacing w:after="0" w:line="240"/>
+      </w:pPr>
+      <w:r>
+        <w:rPr>
+          <w:rFonts w:ascii="Courier New" w:cs="Courier New" w:eastAsia="Courier New" w:hAnsi="Courier New"/>
+          <w:sz w:val="20"/>
+          <w:szCs w:val="20"/>
+        </w:rPr>
+        <w:t xml:space="preserve">.footer__grid { display: grid; grid-template-columns: repeat(3, 1fr); gap: 32px; padding: 40px 0; }</w:t>
+      </w:r>
+    </w:p>
+    <w:p>
+      <w:pPr>
+        <w:keepNext w:val="false"/>
+        <w:keepLines/>
+        <w:spacing w:after="0" w:line="240"/>
+      </w:pPr>
+      <w:r>
+        <w:rPr>
+          <w:rFonts w:ascii="Courier New" w:cs="Courier New" w:eastAsia="Courier New" w:hAnsi="Courier New"/>
+          <w:sz w:val="20"/>
+          <w:szCs w:val="20"/>
+        </w:rPr>
+        <w:t xml:space="preserve">.footer__grid a { display: block; text-decoration: none; margin-bottom: 6px; color: rgba(255, 255, 255, .85); }</w:t>
+      </w:r>
+    </w:p>
+    <w:p>
+      <w:pPr>
+        <w:keepNext w:val="false"/>
+        <w:keepLines/>
+        <w:spacing w:after="0" w:line="240"/>
+      </w:pPr>
+      <w:r>
+        <w:rPr>
+          <w:rFonts w:ascii="Courier New" w:cs="Courier New" w:eastAsia="Courier New" w:hAnsi="Courier New"/>
+          <w:sz w:val="20"/>
+          <w:szCs w:val="20"/>
+        </w:rPr>
+        <w:t xml:space="preserve">.footer__grid a:hover { color: var(--lime); }</w:t>
+      </w:r>
+    </w:p>
+    <w:p>
+      <w:pPr>
+        <w:keepNext w:val="false"/>
+        <w:keepLines/>
+        <w:spacing w:after="0" w:line="240"/>
+      </w:pPr>
+      <w:r>
+        <w:rPr>
+          <w:rFonts w:ascii="Courier New" w:cs="Courier New" w:eastAsia="Courier New" w:hAnsi="Courier New"/>
+          <w:sz w:val="20"/>
+          <w:szCs w:val="20"/>
+        </w:rPr>
+        <w:t xml:space="preserve">.footer__grid p { color: rgba(255, 255, 255, .85); margin: 0; }</w:t>
+      </w:r>
+    </w:p>
+    <w:p>
+      <w:pPr>
+        <w:keepNext w:val="false"/>
+        <w:keepLines/>
+        <w:spacing w:after="0" w:line="240"/>
+      </w:pPr>
+      <w:r>
+        <w:rPr>
+          <w:rFonts w:ascii="Courier New" w:cs="Courier New" w:eastAsia="Courier New" w:hAnsi="Courier New"/>
+          <w:sz w:val="20"/>
+          <w:szCs w:val="20"/>
+        </w:rPr>
+        <w:t xml:space="preserve">.footer .eyebrow { display: flex; width: fit-content; background: rgba(255, 255, 255, .1); color: #fff; }</w:t>
+      </w:r>
+    </w:p>
+    <w:p>
+      <w:pPr>
+        <w:keepNext w:val="false"/>
+        <w:keepLines/>
+        <w:spacing w:after="0" w:line="240"/>
+      </w:pPr>
+      <w:r>
+        <w:rPr>
+          <w:rFonts w:ascii="Courier New" w:cs="Courier New" w:eastAsia="Courier New" w:hAnsi="Courier New"/>
+          <w:sz w:val="20"/>
+          <w:szCs w:val="20"/>
+        </w:rPr>
+        <w:t xml:space="preserve">.footer .eyebrow::before { background: var(--lime); }</w:t>
+      </w:r>
+    </w:p>
+    <w:p>
+      <w:pPr>
+        <w:keepNext w:val="false"/>
+        <w:keepLines/>
+        <w:spacing w:after="0" w:line="240"/>
+      </w:pPr>
+      <w:r>
+        <w:rPr>
+          <w:rFonts w:ascii="Courier New" w:cs="Courier New" w:eastAsia="Courier New" w:hAnsi="Courier New"/>
+          <w:sz w:val="20"/>
+          <w:szCs w:val="20"/>
+        </w:rPr>
+        <w:t xml:space="preserve">.footer__brand { font: 600 clamp(2.2rem, 9.2vw, 8.2rem)/.95 var(--font-title); letter-spacing: -0.05em; color: var(--lime); white-space: nowrap; }</w:t>
+      </w:r>
+    </w:p>
+    <w:p>
+      <w:pPr>
+        <w:keepNext w:val="false"/>
+        <w:keepLines/>
+        <w:spacing w:after="0" w:line="240"/>
+      </w:pPr>
+      <w:r>
+        <w:rPr>
+          <w:rFonts w:ascii="Courier New" w:cs="Courier New" w:eastAsia="Courier New" w:hAnsi="Courier New"/>
+          <w:sz w:val="20"/>
+          <w:szCs w:val="20"/>
+        </w:rPr>
+        <w:t xml:space="preserve">.footer__copy { display: flex; justify-content: space-between; gap: 16px; margin-top: 28px; font-size: .85rem; color: rgba(255, 255, 255, .55); }</w:t>
+      </w:r>
+    </w:p>
+    <w:p>
+      <w:pPr>
+        <w:keepNext w:val="false"/>
+        <w:keepLines/>
+        <w:spacing w:after="0" w:line="240"/>
+      </w:pPr>
+      <w:r>
+        <w:rPr>
+          <w:rFonts w:ascii="Courier New" w:cs="Courier New" w:eastAsia="Courier New" w:hAnsi="Courier New"/>
+          <w:sz w:val="20"/>
+          <w:szCs w:val="20"/>
+        </w:rPr>
+        <w:t xml:space="preserve"> </w:t>
+      </w:r>
+    </w:p>
+    <w:p>
+      <w:pPr>
+        <w:keepNext w:val="false"/>
+        <w:keepLines/>
+        <w:spacing w:after="0" w:line="240"/>
+      </w:pPr>
+      <w:r>
+        <w:rPr>
+          <w:rFonts w:ascii="Courier New" w:cs="Courier New" w:eastAsia="Courier New" w:hAnsi="Courier New"/>
+          <w:sz w:val="20"/>
+          <w:szCs w:val="20"/>
+        </w:rPr>
+        <w:t xml:space="preserve">.reveal { opacity: 0; transform: translateY(32px); transition: opacity .8s ease, transform .8s ease; }</w:t>
+      </w:r>
+    </w:p>
+    <w:p>
+      <w:pPr>
+        <w:keepNext w:val="false"/>
+        <w:keepLines/>
+        <w:spacing w:after="0" w:line="240"/>
+      </w:pPr>
+      <w:r>
+        <w:rPr>
+          <w:rFonts w:ascii="Courier New" w:cs="Courier New" w:eastAsia="Courier New" w:hAnsi="Courier New"/>
+          <w:sz w:val="20"/>
+          <w:szCs w:val="20"/>
+        </w:rPr>
+        <w:t xml:space="preserve">.reveal.visible { opacity: 1; transform: none; }</w:t>
+      </w:r>
+    </w:p>
+    <w:p>
+      <w:pPr>
+        <w:keepNext w:val="false"/>
+        <w:keepLines/>
+        <w:spacing w:after="0" w:line="240"/>
+      </w:pPr>
+      <w:r>
+        <w:rPr>
+          <w:rFonts w:ascii="Courier New" w:cs="Courier New" w:eastAsia="Courier New" w:hAnsi="Courier New"/>
+          <w:sz w:val="20"/>
+          <w:szCs w:val="20"/>
+        </w:rPr>
+        <w:t xml:space="preserve">.grid .reveal:nth-child(2), .bento .reveal:nth-child(2), .steps .reveal:nth-child(2) { transition-delay: .1s; }</w:t>
+      </w:r>
+    </w:p>
+    <w:p>
+      <w:pPr>
+        <w:keepNext w:val="false"/>
+        <w:keepLines/>
+        <w:spacing w:after="0" w:line="240"/>
+      </w:pPr>
+      <w:r>
+        <w:rPr>
+          <w:rFonts w:ascii="Courier New" w:cs="Courier New" w:eastAsia="Courier New" w:hAnsi="Courier New"/>
+          <w:sz w:val="20"/>
+          <w:szCs w:val="20"/>
+        </w:rPr>
+        <w:t xml:space="preserve">.grid .reveal:nth-child(3), .bento .reveal:nth-child(3), .steps .reveal:nth-child(3) { transition-delay: .2s; }</w:t>
+      </w:r>
+    </w:p>
+    <w:p>
+      <w:pPr>
+        <w:keepNext w:val="false"/>
+        <w:keepLines/>
+        <w:spacing w:after="0" w:line="240"/>
+      </w:pPr>
+      <w:r>
+        <w:rPr>
+          <w:rFonts w:ascii="Courier New" w:cs="Courier New" w:eastAsia="Courier New" w:hAnsi="Courier New"/>
+          <w:sz w:val="20"/>
+          <w:szCs w:val="20"/>
+        </w:rPr>
+        <w:t xml:space="preserve">.bento .reveal:nth-child(4), .steps .reveal:nth-child(4) { transition-delay: .3s; }</w:t>
+      </w:r>
+    </w:p>
+    <w:p>
+      <w:pPr>
+        <w:keepNext w:val="false"/>
+        <w:keepLines/>
+        <w:spacing w:after="0" w:line="240"/>
+      </w:pPr>
+      <w:r>
+        <w:rPr>
+          <w:rFonts w:ascii="Courier New" w:cs="Courier New" w:eastAsia="Courier New" w:hAnsi="Courier New"/>
+          <w:sz w:val="20"/>
+          <w:szCs w:val="20"/>
+        </w:rPr>
+        <w:t xml:space="preserve"> </w:t>
+      </w:r>
+    </w:p>
+    <w:p>
+      <w:pPr>
+        <w:keepNext w:val="false"/>
+        <w:keepLines/>
+        <w:spacing w:after="0" w:line="240"/>
+      </w:pPr>
+      <w:r>
+        <w:rPr>
+          <w:rFonts w:ascii="Courier New" w:cs="Courier New" w:eastAsia="Courier New" w:hAnsi="Courier New"/>
+          <w:sz w:val="20"/>
+          <w:szCs w:val="20"/>
+        </w:rPr>
+        <w:t xml:space="preserve">@media (prefers-reduced-motion: reduce) {</w:t>
       </w:r>
     </w:p>
     <w:p>
@@ -29647,81 +30037,6 @@
           <w:sz w:val="20"/>
           <w:szCs w:val="20"/>
         </w:rPr>
-        <w:t xml:space="preserve">.form input:focus, .form textarea:focus, .form select:focus { outline: none; border-color: var(--forest); background: var(--surface); }</w:t>
-      </w:r>
-    </w:p>
-    <w:p>
-      <w:pPr>
-        <w:keepNext w:val="false"/>
-        <w:keepLines/>
-        <w:spacing w:after="0" w:line="240"/>
-      </w:pPr>
-      <w:r>
-        <w:rPr>
-          <w:rFonts w:ascii="Courier New" w:cs="Courier New" w:eastAsia="Courier New" w:hAnsi="Courier New"/>
-          <w:sz w:val="20"/>
-          <w:szCs w:val="20"/>
-        </w:rPr>
-        <w:t xml:space="preserve">.form__row { display: grid; grid-template-columns: 1fr 1fr; gap: 16px; }</w:t>
-      </w:r>
-    </w:p>
-    <w:p>
-      <w:pPr>
-        <w:keepNext w:val="false"/>
-        <w:keepLines/>
-        <w:spacing w:after="0" w:line="240"/>
-      </w:pPr>
-      <w:r>
-        <w:rPr>
-          <w:rFonts w:ascii="Courier New" w:cs="Courier New" w:eastAsia="Courier New" w:hAnsi="Courier New"/>
-          <w:sz w:val="20"/>
-          <w:szCs w:val="20"/>
-        </w:rPr>
-        <w:t xml:space="preserve">.form__error { background: #fde4e1; color: var(--danger); padding: 12px 16px; border-radius: 14px; }</w:t>
-      </w:r>
-    </w:p>
-    <w:p>
-      <w:pPr>
-        <w:keepNext w:val="false"/>
-        <w:keepLines/>
-        <w:spacing w:after="0" w:line="240"/>
-      </w:pPr>
-      <w:r>
-        <w:rPr>
-          <w:rFonts w:ascii="Courier New" w:cs="Courier New" w:eastAsia="Courier New" w:hAnsi="Courier New"/>
-          <w:sz w:val="20"/>
-          <w:szCs w:val="20"/>
-        </w:rPr>
-        <w:t xml:space="preserve">.form__hint { color: var(--muted); margin: 16px 0 0; font-size: .92rem; }</w:t>
-      </w:r>
-    </w:p>
-    <w:p>
-      <w:pPr>
-        <w:keepNext w:val="false"/>
-        <w:keepLines/>
-        <w:spacing w:after="0" w:line="240"/>
-      </w:pPr>
-      <w:r>
-        <w:rPr>
-          <w:rFonts w:ascii="Courier New" w:cs="Courier New" w:eastAsia="Courier New" w:hAnsi="Courier New"/>
-          <w:sz w:val="20"/>
-          <w:szCs w:val="20"/>
-        </w:rPr>
-        <w:t xml:space="preserve">.form .btn { margin: 4px 8px 0 0; }</w:t>
-      </w:r>
-    </w:p>
-    <w:p>
-      <w:pPr>
-        <w:keepNext w:val="false"/>
-        <w:keepLines/>
-        <w:spacing w:after="0" w:line="240"/>
-      </w:pPr>
-      <w:r>
-        <w:rPr>
-          <w:rFonts w:ascii="Courier New" w:cs="Courier New" w:eastAsia="Courier New" w:hAnsi="Courier New"/>
-          <w:sz w:val="20"/>
-          <w:szCs w:val="20"/>
-        </w:rPr>
         <w:t xml:space="preserve"> </w:t>
       </w:r>
     </w:p>
@@ -29737,67 +30052,67 @@
           <w:sz w:val="20"/>
           <w:szCs w:val="20"/>
         </w:rPr>
-        <w:t xml:space="preserve">.two-columns { display: grid; grid-template-columns: 1fr 1fr; gap: 24px; }</w:t>
-      </w:r>
-    </w:p>
-    <w:p>
-      <w:pPr>
-        <w:keepNext w:val="false"/>
-        <w:keepLines/>
-        <w:spacing w:after="0" w:line="240"/>
-      </w:pPr>
-      <w:r>
-        <w:rPr>
-          <w:rFonts w:ascii="Courier New" w:cs="Courier New" w:eastAsia="Courier New" w:hAnsi="Courier New"/>
-          <w:sz w:val="20"/>
-          <w:szCs w:val="20"/>
-        </w:rPr>
-        <w:t xml:space="preserve">.auth { max-width: 500px; }</w:t>
-      </w:r>
-    </w:p>
-    <w:p>
-      <w:pPr>
-        <w:keepNext w:val="false"/>
-        <w:keepLines/>
-        <w:spacing w:after="0" w:line="240"/>
-      </w:pPr>
-      <w:r>
-        <w:rPr>
-          <w:rFonts w:ascii="Courier New" w:cs="Courier New" w:eastAsia="Courier New" w:hAnsi="Courier New"/>
-          <w:sz w:val="20"/>
-          <w:szCs w:val="20"/>
-        </w:rPr>
-        <w:t xml:space="preserve">.order__img { border-radius: var(--radius); aspect-ratio: 16 / 10; width: 100%; object-fit: cover; margin-bottom: 28px; }</w:t>
-      </w:r>
-    </w:p>
-    <w:p>
-      <w:pPr>
-        <w:keepNext w:val="false"/>
-        <w:keepLines/>
-        <w:spacing w:after="0" w:line="240"/>
-      </w:pPr>
-      <w:r>
-        <w:rPr>
-          <w:rFonts w:ascii="Courier New" w:cs="Courier New" w:eastAsia="Courier New" w:hAnsi="Courier New"/>
-          <w:sz w:val="20"/>
-          <w:szCs w:val="20"/>
-        </w:rPr>
-        <w:t xml:space="preserve">.total { color: var(--muted); background: var(--bg); border-radius: 18px; padding: 16px 20px; }</w:t>
-      </w:r>
-    </w:p>
-    <w:p>
-      <w:pPr>
-        <w:keepNext w:val="false"/>
-        <w:keepLines/>
-        <w:spacing w:after="0" w:line="240"/>
-      </w:pPr>
-      <w:r>
-        <w:rPr>
-          <w:rFonts w:ascii="Courier New" w:cs="Courier New" w:eastAsia="Courier New" w:hAnsi="Courier New"/>
-          <w:sz w:val="20"/>
-          <w:szCs w:val="20"/>
-        </w:rPr>
-        <w:t xml:space="preserve">.total strong { display: block; color: var(--forest); font: 500 1.9rem var(--font-title); margin-top: 4px; }</w:t>
+        <w:t xml:space="preserve">@media (max-width: 1000px) {</w:t>
+      </w:r>
+    </w:p>
+    <w:p>
+      <w:pPr>
+        <w:keepNext w:val="false"/>
+        <w:keepLines/>
+        <w:spacing w:after="0" w:line="240"/>
+      </w:pPr>
+      <w:r>
+        <w:rPr>
+          <w:rFonts w:ascii="Courier New" w:cs="Courier New" w:eastAsia="Courier New" w:hAnsi="Courier New"/>
+          <w:sz w:val="20"/>
+          <w:szCs w:val="20"/>
+        </w:rPr>
+        <w:t xml:space="preserve">    .hero { grid-template-columns: 1fr; }</w:t>
+      </w:r>
+    </w:p>
+    <w:p>
+      <w:pPr>
+        <w:keepNext w:val="false"/>
+        <w:keepLines/>
+        <w:spacing w:after="0" w:line="240"/>
+      </w:pPr>
+      <w:r>
+        <w:rPr>
+          <w:rFonts w:ascii="Courier New" w:cs="Courier New" w:eastAsia="Courier New" w:hAnsi="Courier New"/>
+          <w:sz w:val="20"/>
+          <w:szCs w:val="20"/>
+        </w:rPr>
+        <w:t xml:space="preserve">    .hero__media { min-height: 380px; }</w:t>
+      </w:r>
+    </w:p>
+    <w:p>
+      <w:pPr>
+        <w:keepNext w:val="false"/>
+        <w:keepLines/>
+        <w:spacing w:after="0" w:line="240"/>
+      </w:pPr>
+      <w:r>
+        <w:rPr>
+          <w:rFonts w:ascii="Courier New" w:cs="Courier New" w:eastAsia="Courier New" w:hAnsi="Courier New"/>
+          <w:sz w:val="20"/>
+          <w:szCs w:val="20"/>
+        </w:rPr>
+        <w:t xml:space="preserve">    .bento, .steps, .stats { grid-template-columns: 1fr 1fr; }</w:t>
+      </w:r>
+    </w:p>
+    <w:p>
+      <w:pPr>
+        <w:keepNext w:val="false"/>
+        <w:keepLines/>
+        <w:spacing w:after="0" w:line="240"/>
+      </w:pPr>
+      <w:r>
+        <w:rPr>
+          <w:rFonts w:ascii="Courier New" w:cs="Courier New" w:eastAsia="Courier New" w:hAnsi="Courier New"/>
+          <w:sz w:val="20"/>
+          <w:szCs w:val="20"/>
+        </w:rPr>
+        <w:t xml:space="preserve">}</w:t>
       </w:r>
     </w:p>
     <w:p>
@@ -29827,82 +30142,37 @@
           <w:sz w:val="20"/>
           <w:szCs w:val="20"/>
         </w:rPr>
-        <w:t xml:space="preserve">.contacts { display: grid; grid-template-columns: 1fr 1fr; gap: 16px; align-content: start; }</w:t>
-      </w:r>
-    </w:p>
-    <w:p>
-      <w:pPr>
-        <w:keepNext w:val="false"/>
-        <w:keepLines/>
-        <w:spacing w:after="0" w:line="240"/>
-      </w:pPr>
-      <w:r>
-        <w:rPr>
-          <w:rFonts w:ascii="Courier New" w:cs="Courier New" w:eastAsia="Courier New" w:hAnsi="Courier New"/>
-          <w:sz w:val="20"/>
-          <w:szCs w:val="20"/>
-        </w:rPr>
-        <w:t xml:space="preserve">.contacts div { background: var(--surface); border-radius: 22px; padding: 24px; }</w:t>
-      </w:r>
-    </w:p>
-    <w:p>
-      <w:pPr>
-        <w:keepNext w:val="false"/>
-        <w:keepLines/>
-        <w:spacing w:after="0" w:line="240"/>
-      </w:pPr>
-      <w:r>
-        <w:rPr>
-          <w:rFonts w:ascii="Courier New" w:cs="Courier New" w:eastAsia="Courier New" w:hAnsi="Courier New"/>
-          <w:sz w:val="20"/>
-          <w:szCs w:val="20"/>
-        </w:rPr>
-        <w:t xml:space="preserve">.contacts div:first-child { background: var(--lime); }</w:t>
-      </w:r>
-    </w:p>
-    <w:p>
-      <w:pPr>
-        <w:keepNext w:val="false"/>
-        <w:keepLines/>
-        <w:spacing w:after="0" w:line="240"/>
-      </w:pPr>
-      <w:r>
-        <w:rPr>
-          <w:rFonts w:ascii="Courier New" w:cs="Courier New" w:eastAsia="Courier New" w:hAnsi="Courier New"/>
-          <w:sz w:val="20"/>
-          <w:szCs w:val="20"/>
-        </w:rPr>
-        <w:t xml:space="preserve">.contacts div:first-child .eyebrow { background: rgba(255, 255, 255, .6); }</w:t>
-      </w:r>
-    </w:p>
-    <w:p>
-      <w:pPr>
-        <w:keepNext w:val="false"/>
-        <w:keepLines/>
-        <w:spacing w:after="0" w:line="240"/>
-      </w:pPr>
-      <w:r>
-        <w:rPr>
-          <w:rFonts w:ascii="Courier New" w:cs="Courier New" w:eastAsia="Courier New" w:hAnsi="Courier New"/>
-          <w:sz w:val="20"/>
-          <w:szCs w:val="20"/>
-        </w:rPr>
-        <w:t xml:space="preserve">.contacts .eyebrow { margin-bottom: 14px; background: var(--bg); }</w:t>
-      </w:r>
-    </w:p>
-    <w:p>
-      <w:pPr>
-        <w:keepNext w:val="false"/>
-        <w:keepLines/>
-        <w:spacing w:after="0" w:line="240"/>
-      </w:pPr>
-      <w:r>
-        <w:rPr>
-          <w:rFonts w:ascii="Courier New" w:cs="Courier New" w:eastAsia="Courier New" w:hAnsi="Courier New"/>
-          <w:sz w:val="20"/>
-          <w:szCs w:val="20"/>
-        </w:rPr>
-        <w:t xml:space="preserve">.contacts p { font: 500 1.1rem var(--font-title); letter-spacing: -0.01em; margin: 0; }</w:t>
+        <w:t xml:space="preserve">@media (max-width: 900px) {</w:t>
+      </w:r>
+    </w:p>
+    <w:p>
+      <w:pPr>
+        <w:keepNext w:val="false"/>
+        <w:keepLines/>
+        <w:spacing w:after="0" w:line="240"/>
+      </w:pPr>
+      <w:r>
+        <w:rPr>
+          <w:rFonts w:ascii="Courier New" w:cs="Courier New" w:eastAsia="Courier New" w:hAnsi="Courier New"/>
+          <w:sz w:val="20"/>
+          <w:szCs w:val="20"/>
+        </w:rPr>
+        <w:t xml:space="preserve">    .two-columns, .profile, .admin-layout { grid-template-columns: 1fr; }</w:t>
+      </w:r>
+    </w:p>
+    <w:p>
+      <w:pPr>
+        <w:keepNext w:val="false"/>
+        <w:keepLines/>
+        <w:spacing w:after="0" w:line="240"/>
+      </w:pPr>
+      <w:r>
+        <w:rPr>
+          <w:rFonts w:ascii="Courier New" w:cs="Courier New" w:eastAsia="Courier New" w:hAnsi="Courier New"/>
+          <w:sz w:val="20"/>
+          <w:szCs w:val="20"/>
+        </w:rPr>
+        <w:t xml:space="preserve">    .table { display: block; overflow-x: auto; }</w:t>
       </w:r>
     </w:p>
     <w:p>
@@ -29932,97 +30202,172 @@
           <w:sz w:val="20"/>
           <w:szCs w:val="20"/>
         </w:rPr>
-        <w:t xml:space="preserve">.profile { display: grid; grid-template-columns: 380px 1fr; gap: 24px; align-items: start; }</w:t>
-      </w:r>
-    </w:p>
-    <w:p>
-      <w:pPr>
-        <w:keepNext w:val="false"/>
-        <w:keepLines/>
-        <w:spacing w:after="0" w:line="240"/>
-      </w:pPr>
-      <w:r>
-        <w:rPr>
-          <w:rFonts w:ascii="Courier New" w:cs="Courier New" w:eastAsia="Courier New" w:hAnsi="Courier New"/>
-          <w:sz w:val="20"/>
-          <w:szCs w:val="20"/>
-        </w:rPr>
-        <w:t xml:space="preserve">.profile h2 { font-size: 1.5rem; }</w:t>
-      </w:r>
-    </w:p>
-    <w:p>
-      <w:pPr>
-        <w:keepNext w:val="false"/>
-        <w:keepLines/>
-        <w:spacing w:after="0" w:line="240"/>
-      </w:pPr>
-      <w:r>
-        <w:rPr>
-          <w:rFonts w:ascii="Courier New" w:cs="Courier New" w:eastAsia="Courier New" w:hAnsi="Courier New"/>
-          <w:sz w:val="20"/>
-          <w:szCs w:val="20"/>
-        </w:rPr>
-        <w:t xml:space="preserve">.profile &gt; div { background: var(--surface); border-radius: var(--radius); padding: 36px; }</w:t>
-      </w:r>
-    </w:p>
-    <w:p>
-      <w:pPr>
-        <w:keepNext w:val="false"/>
-        <w:keepLines/>
-        <w:spacing w:after="0" w:line="240"/>
-      </w:pPr>
-      <w:r>
-        <w:rPr>
-          <w:rFonts w:ascii="Courier New" w:cs="Courier New" w:eastAsia="Courier New" w:hAnsi="Courier New"/>
-          <w:sz w:val="20"/>
-          <w:szCs w:val="20"/>
-        </w:rPr>
-        <w:t xml:space="preserve">.order-row { display: flex; justify-content: space-between; gap: 16px; padding: 18px 20px; background: var(--bg); border-radius: 18px; margin-bottom: 10px; }</w:t>
-      </w:r>
-    </w:p>
-    <w:p>
-      <w:pPr>
-        <w:keepNext w:val="false"/>
-        <w:keepLines/>
-        <w:spacing w:after="0" w:line="240"/>
-      </w:pPr>
-      <w:r>
-        <w:rPr>
-          <w:rFonts w:ascii="Courier New" w:cs="Courier New" w:eastAsia="Courier New" w:hAnsi="Courier New"/>
-          <w:sz w:val="20"/>
-          <w:szCs w:val="20"/>
-        </w:rPr>
-        <w:t xml:space="preserve">.order-row strong { font-family: var(--font-title); font-weight: 500; }</w:t>
-      </w:r>
-    </w:p>
-    <w:p>
-      <w:pPr>
-        <w:keepNext w:val="false"/>
-        <w:keepLines/>
-        <w:spacing w:after="0" w:line="240"/>
-      </w:pPr>
-      <w:r>
-        <w:rPr>
-          <w:rFonts w:ascii="Courier New" w:cs="Courier New" w:eastAsia="Courier New" w:hAnsi="Courier New"/>
-          <w:sz w:val="20"/>
-          <w:szCs w:val="20"/>
-        </w:rPr>
-        <w:t xml:space="preserve">.order-row span, .order-row em { display: block; color: var(--muted); font-size: .92rem; }</w:t>
-      </w:r>
-    </w:p>
-    <w:p>
-      <w:pPr>
-        <w:keepNext w:val="false"/>
-        <w:keepLines/>
-        <w:spacing w:after="0" w:line="240"/>
-      </w:pPr>
-      <w:r>
-        <w:rPr>
-          <w:rFonts w:ascii="Courier New" w:cs="Courier New" w:eastAsia="Courier New" w:hAnsi="Courier New"/>
-          <w:sz w:val="20"/>
-          <w:szCs w:val="20"/>
-        </w:rPr>
-        <w:t xml:space="preserve">.order-row__side { text-align: right; display: flex; flex-direction: column; align-items: flex-end; gap: 8px; }</w:t>
+        <w:t xml:space="preserve">    .burger { display: block; }</w:t>
+      </w:r>
+    </w:p>
+    <w:p>
+      <w:pPr>
+        <w:keepNext w:val="false"/>
+        <w:keepLines/>
+        <w:spacing w:after="0" w:line="240"/>
+      </w:pPr>
+      <w:r>
+        <w:rPr>
+          <w:rFonts w:ascii="Courier New" w:cs="Courier New" w:eastAsia="Courier New" w:hAnsi="Courier New"/>
+          <w:sz w:val="20"/>
+          <w:szCs w:val="20"/>
+        </w:rPr>
+        <w:t xml:space="preserve">    .nav {</w:t>
+      </w:r>
+    </w:p>
+    <w:p>
+      <w:pPr>
+        <w:keepNext w:val="false"/>
+        <w:keepLines/>
+        <w:spacing w:after="0" w:line="240"/>
+      </w:pPr>
+      <w:r>
+        <w:rPr>
+          <w:rFonts w:ascii="Courier New" w:cs="Courier New" w:eastAsia="Courier New" w:hAnsi="Courier New"/>
+          <w:sz w:val="20"/>
+          <w:szCs w:val="20"/>
+        </w:rPr>
+        <w:t xml:space="preserve">        display: none; position: absolute; top: 76px; left: 8px; right: 8px;</w:t>
+      </w:r>
+    </w:p>
+    <w:p>
+      <w:pPr>
+        <w:keepNext w:val="false"/>
+        <w:keepLines/>
+        <w:spacing w:after="0" w:line="240"/>
+      </w:pPr>
+      <w:r>
+        <w:rPr>
+          <w:rFonts w:ascii="Courier New" w:cs="Courier New" w:eastAsia="Courier New" w:hAnsi="Courier New"/>
+          <w:sz w:val="20"/>
+          <w:szCs w:val="20"/>
+        </w:rPr>
+        <w:t xml:space="preserve">        flex-direction: column; align-items: stretch; gap: 4px;</w:t>
+      </w:r>
+    </w:p>
+    <w:p>
+      <w:pPr>
+        <w:keepNext w:val="false"/>
+        <w:keepLines/>
+        <w:spacing w:after="0" w:line="240"/>
+      </w:pPr>
+      <w:r>
+        <w:rPr>
+          <w:rFonts w:ascii="Courier New" w:cs="Courier New" w:eastAsia="Courier New" w:hAnsi="Courier New"/>
+          <w:sz w:val="20"/>
+          <w:szCs w:val="20"/>
+        </w:rPr>
+        <w:t xml:space="preserve">        background: var(--surface); padding: 16px; border-radius: 22px;</w:t>
+      </w:r>
+    </w:p>
+    <w:p>
+      <w:pPr>
+        <w:keepNext w:val="false"/>
+        <w:keepLines/>
+        <w:spacing w:after="0" w:line="240"/>
+      </w:pPr>
+      <w:r>
+        <w:rPr>
+          <w:rFonts w:ascii="Courier New" w:cs="Courier New" w:eastAsia="Courier New" w:hAnsi="Courier New"/>
+          <w:sz w:val="20"/>
+          <w:szCs w:val="20"/>
+        </w:rPr>
+        <w:t xml:space="preserve">        box-shadow: 0 20px 40px rgba(19, 32, 26, .15);</w:t>
+      </w:r>
+    </w:p>
+    <w:p>
+      <w:pPr>
+        <w:keepNext w:val="false"/>
+        <w:keepLines/>
+        <w:spacing w:after="0" w:line="240"/>
+      </w:pPr>
+      <w:r>
+        <w:rPr>
+          <w:rFonts w:ascii="Courier New" w:cs="Courier New" w:eastAsia="Courier New" w:hAnsi="Courier New"/>
+          <w:sz w:val="20"/>
+          <w:szCs w:val="20"/>
+        </w:rPr>
+        <w:t xml:space="preserve">        font-size: 1.05rem;</w:t>
+      </w:r>
+    </w:p>
+    <w:p>
+      <w:pPr>
+        <w:keepNext w:val="false"/>
+        <w:keepLines/>
+        <w:spacing w:after="0" w:line="240"/>
+      </w:pPr>
+      <w:r>
+        <w:rPr>
+          <w:rFonts w:ascii="Courier New" w:cs="Courier New" w:eastAsia="Courier New" w:hAnsi="Courier New"/>
+          <w:sz w:val="20"/>
+          <w:szCs w:val="20"/>
+        </w:rPr>
+        <w:t xml:space="preserve">    }</w:t>
+      </w:r>
+    </w:p>
+    <w:p>
+      <w:pPr>
+        <w:keepNext w:val="false"/>
+        <w:keepLines/>
+        <w:spacing w:after="0" w:line="240"/>
+      </w:pPr>
+      <w:r>
+        <w:rPr>
+          <w:rFonts w:ascii="Courier New" w:cs="Courier New" w:eastAsia="Courier New" w:hAnsi="Courier New"/>
+          <w:sz w:val="20"/>
+          <w:szCs w:val="20"/>
+        </w:rPr>
+        <w:t xml:space="preserve">    .nav.open { display: flex; }</w:t>
+      </w:r>
+    </w:p>
+    <w:p>
+      <w:pPr>
+        <w:keepNext w:val="false"/>
+        <w:keepLines/>
+        <w:spacing w:after="0" w:line="240"/>
+      </w:pPr>
+      <w:r>
+        <w:rPr>
+          <w:rFonts w:ascii="Courier New" w:cs="Courier New" w:eastAsia="Courier New" w:hAnsi="Courier New"/>
+          <w:sz w:val="20"/>
+          <w:szCs w:val="20"/>
+        </w:rPr>
+        <w:t xml:space="preserve">    .nav__sep { display: none; }</w:t>
+      </w:r>
+    </w:p>
+    <w:p>
+      <w:pPr>
+        <w:keepNext w:val="false"/>
+        <w:keepLines/>
+        <w:spacing w:after="0" w:line="240"/>
+      </w:pPr>
+      <w:r>
+        <w:rPr>
+          <w:rFonts w:ascii="Courier New" w:cs="Courier New" w:eastAsia="Courier New" w:hAnsi="Courier New"/>
+          <w:sz w:val="20"/>
+          <w:szCs w:val="20"/>
+        </w:rPr>
+        <w:t xml:space="preserve">    .nav .btn { margin-top: 8px; }</w:t>
+      </w:r>
+    </w:p>
+    <w:p>
+      <w:pPr>
+        <w:keepNext w:val="false"/>
+        <w:keepLines/>
+        <w:spacing w:after="0" w:line="240"/>
+      </w:pPr>
+      <w:r>
+        <w:rPr>
+          <w:rFonts w:ascii="Courier New" w:cs="Courier New" w:eastAsia="Courier New" w:hAnsi="Courier New"/>
+          <w:sz w:val="20"/>
+          <w:szCs w:val="20"/>
+        </w:rPr>
+        <w:t xml:space="preserve">}</w:t>
       </w:r>
     </w:p>
     <w:p>
@@ -30052,1191 +30397,6 @@
           <w:sz w:val="20"/>
           <w:szCs w:val="20"/>
         </w:rPr>
-        <w:t xml:space="preserve">.status { display: inline-block; padding: 6px 14px; border-radius: 100px; font-size: .8rem; font-weight: 600; border: 0; font-family: var(--font-text); }</w:t>
-      </w:r>
-    </w:p>
-    <w:p>
-      <w:pPr>
-        <w:keepNext w:val="false"/>
-        <w:keepLines/>
-        <w:spacing w:after="0" w:line="240"/>
-      </w:pPr>
-      <w:r>
-        <w:rPr>
-          <w:rFonts w:ascii="Courier New" w:cs="Courier New" w:eastAsia="Courier New" w:hAnsi="Courier New"/>
-          <w:sz w:val="20"/>
-          <w:szCs w:val="20"/>
-        </w:rPr>
-        <w:t xml:space="preserve">.status-new { background: #dbe8ff; color: #2b4f99; }</w:t>
-      </w:r>
-    </w:p>
-    <w:p>
-      <w:pPr>
-        <w:keepNext w:val="false"/>
-        <w:keepLines/>
-        <w:spacing w:after="0" w:line="240"/>
-      </w:pPr>
-      <w:r>
-        <w:rPr>
-          <w:rFonts w:ascii="Courier New" w:cs="Courier New" w:eastAsia="Courier New" w:hAnsi="Courier New"/>
-          <w:sz w:val="20"/>
-          <w:szCs w:val="20"/>
-        </w:rPr>
-        <w:t xml:space="preserve">.status-in_work { background: #ffe9b8; color: #855c00; }</w:t>
-      </w:r>
-    </w:p>
-    <w:p>
-      <w:pPr>
-        <w:keepNext w:val="false"/>
-        <w:keepLines/>
-        <w:spacing w:after="0" w:line="240"/>
-      </w:pPr>
-      <w:r>
-        <w:rPr>
-          <w:rFonts w:ascii="Courier New" w:cs="Courier New" w:eastAsia="Courier New" w:hAnsi="Courier New"/>
-          <w:sz w:val="20"/>
-          <w:szCs w:val="20"/>
-        </w:rPr>
-        <w:t xml:space="preserve">.status-done { background: var(--lime); color: var(--ink); }</w:t>
-      </w:r>
-    </w:p>
-    <w:p>
-      <w:pPr>
-        <w:keepNext w:val="false"/>
-        <w:keepLines/>
-        <w:spacing w:after="0" w:line="240"/>
-      </w:pPr>
-      <w:r>
-        <w:rPr>
-          <w:rFonts w:ascii="Courier New" w:cs="Courier New" w:eastAsia="Courier New" w:hAnsi="Courier New"/>
-          <w:sz w:val="20"/>
-          <w:szCs w:val="20"/>
-        </w:rPr>
-        <w:t xml:space="preserve">.status-canceled { background: #ece8de; color: var(--muted); }</w:t>
-      </w:r>
-    </w:p>
-    <w:p>
-      <w:pPr>
-        <w:keepNext w:val="false"/>
-        <w:keepLines/>
-        <w:spacing w:after="0" w:line="240"/>
-      </w:pPr>
-      <w:r>
-        <w:rPr>
-          <w:rFonts w:ascii="Courier New" w:cs="Courier New" w:eastAsia="Courier New" w:hAnsi="Courier New"/>
-          <w:sz w:val="20"/>
-          <w:szCs w:val="20"/>
-        </w:rPr>
-        <w:t xml:space="preserve"> </w:t>
-      </w:r>
-    </w:p>
-    <w:p>
-      <w:pPr>
-        <w:keepNext w:val="false"/>
-        <w:keepLines/>
-        <w:spacing w:after="0" w:line="240"/>
-      </w:pPr>
-      <w:r>
-        <w:rPr>
-          <w:rFonts w:ascii="Courier New" w:cs="Courier New" w:eastAsia="Courier New" w:hAnsi="Courier New"/>
-          <w:sz w:val="20"/>
-          <w:szCs w:val="20"/>
-        </w:rPr>
-        <w:t xml:space="preserve">.stats { display: grid; grid-template-columns: repeat(4, 1fr); gap: 16px; margin-bottom: 48px; }</w:t>
-      </w:r>
-    </w:p>
-    <w:p>
-      <w:pPr>
-        <w:keepNext w:val="false"/>
-        <w:keepLines/>
-        <w:spacing w:after="0" w:line="240"/>
-      </w:pPr>
-      <w:r>
-        <w:rPr>
-          <w:rFonts w:ascii="Courier New" w:cs="Courier New" w:eastAsia="Courier New" w:hAnsi="Courier New"/>
-          <w:sz w:val="20"/>
-          <w:szCs w:val="20"/>
-        </w:rPr>
-        <w:t xml:space="preserve">.stats__item { background: var(--surface); border-radius: 22px; padding: 24px 28px; }</w:t>
-      </w:r>
-    </w:p>
-    <w:p>
-      <w:pPr>
-        <w:keepNext w:val="false"/>
-        <w:keepLines/>
-        <w:spacing w:after="0" w:line="240"/>
-      </w:pPr>
-      <w:r>
-        <w:rPr>
-          <w:rFonts w:ascii="Courier New" w:cs="Courier New" w:eastAsia="Courier New" w:hAnsi="Courier New"/>
-          <w:sz w:val="20"/>
-          <w:szCs w:val="20"/>
-        </w:rPr>
-        <w:t xml:space="preserve">.stats__item:first-child { background: var(--lime); }</w:t>
-      </w:r>
-    </w:p>
-    <w:p>
-      <w:pPr>
-        <w:keepNext w:val="false"/>
-        <w:keepLines/>
-        <w:spacing w:after="0" w:line="240"/>
-      </w:pPr>
-      <w:r>
-        <w:rPr>
-          <w:rFonts w:ascii="Courier New" w:cs="Courier New" w:eastAsia="Courier New" w:hAnsi="Courier New"/>
-          <w:sz w:val="20"/>
-          <w:szCs w:val="20"/>
-        </w:rPr>
-        <w:t xml:space="preserve">.stats__item strong { display: block; font: 500 2.4rem/1.1 var(--font-title); letter-spacing: -0.03em; margin-bottom: 6px; }</w:t>
-      </w:r>
-    </w:p>
-    <w:p>
-      <w:pPr>
-        <w:keepNext w:val="false"/>
-        <w:keepLines/>
-        <w:spacing w:after="0" w:line="240"/>
-      </w:pPr>
-      <w:r>
-        <w:rPr>
-          <w:rFonts w:ascii="Courier New" w:cs="Courier New" w:eastAsia="Courier New" w:hAnsi="Courier New"/>
-          <w:sz w:val="20"/>
-          <w:szCs w:val="20"/>
-        </w:rPr>
-        <w:t xml:space="preserve">.stats__item span { color: var(--muted); font-size: .92rem; }</w:t>
-      </w:r>
-    </w:p>
-    <w:p>
-      <w:pPr>
-        <w:keepNext w:val="false"/>
-        <w:keepLines/>
-        <w:spacing w:after="0" w:line="240"/>
-      </w:pPr>
-      <w:r>
-        <w:rPr>
-          <w:rFonts w:ascii="Courier New" w:cs="Courier New" w:eastAsia="Courier New" w:hAnsi="Courier New"/>
-          <w:sz w:val="20"/>
-          <w:szCs w:val="20"/>
-        </w:rPr>
-        <w:t xml:space="preserve"> </w:t>
-      </w:r>
-    </w:p>
-    <w:p>
-      <w:pPr>
-        <w:keepNext w:val="false"/>
-        <w:keepLines/>
-        <w:spacing w:after="0" w:line="240"/>
-      </w:pPr>
-      <w:r>
-        <w:rPr>
-          <w:rFonts w:ascii="Courier New" w:cs="Courier New" w:eastAsia="Courier New" w:hAnsi="Courier New"/>
-          <w:sz w:val="20"/>
-          <w:szCs w:val="20"/>
-        </w:rPr>
-        <w:t xml:space="preserve">.page-head--admin .container { padding-bottom: 28px; }</w:t>
-      </w:r>
-    </w:p>
-    <w:p>
-      <w:pPr>
-        <w:keepNext w:val="false"/>
-        <w:keepLines/>
-        <w:spacing w:after="0" w:line="240"/>
-      </w:pPr>
-      <w:r>
-        <w:rPr>
-          <w:rFonts w:ascii="Courier New" w:cs="Courier New" w:eastAsia="Courier New" w:hAnsi="Courier New"/>
-          <w:sz w:val="20"/>
-          <w:szCs w:val="20"/>
-        </w:rPr>
-        <w:t xml:space="preserve">.tabs { display: flex; gap: 8px; flex-wrap: wrap; margin-top: 20px; }</w:t>
-      </w:r>
-    </w:p>
-    <w:p>
-      <w:pPr>
-        <w:keepNext w:val="false"/>
-        <w:keepLines/>
-        <w:spacing w:after="0" w:line="240"/>
-      </w:pPr>
-      <w:r>
-        <w:rPr>
-          <w:rFonts w:ascii="Courier New" w:cs="Courier New" w:eastAsia="Courier New" w:hAnsi="Courier New"/>
-          <w:sz w:val="20"/>
-          <w:szCs w:val="20"/>
-        </w:rPr>
-        <w:t xml:space="preserve">.tabs a { padding: 10px 20px; border-radius: 100px; background: rgba(255, 255, 255, .1); text-decoration: none; font-size: .92rem; font-weight: 500; transition: background .2s; }</w:t>
-      </w:r>
-    </w:p>
-    <w:p>
-      <w:pPr>
-        <w:keepNext w:val="false"/>
-        <w:keepLines/>
-        <w:spacing w:after="0" w:line="240"/>
-      </w:pPr>
-      <w:r>
-        <w:rPr>
-          <w:rFonts w:ascii="Courier New" w:cs="Courier New" w:eastAsia="Courier New" w:hAnsi="Courier New"/>
-          <w:sz w:val="20"/>
-          <w:szCs w:val="20"/>
-        </w:rPr>
-        <w:t xml:space="preserve">.tabs a:hover { background: rgba(255, 255, 255, .2); }</w:t>
-      </w:r>
-    </w:p>
-    <w:p>
-      <w:pPr>
-        <w:keepNext w:val="false"/>
-        <w:keepLines/>
-        <w:spacing w:after="0" w:line="240"/>
-      </w:pPr>
-      <w:r>
-        <w:rPr>
-          <w:rFonts w:ascii="Courier New" w:cs="Courier New" w:eastAsia="Courier New" w:hAnsi="Courier New"/>
-          <w:sz w:val="20"/>
-          <w:szCs w:val="20"/>
-        </w:rPr>
-        <w:t xml:space="preserve">.tabs a.active { background: var(--lime); color: var(--ink); }</w:t>
-      </w:r>
-    </w:p>
-    <w:p>
-      <w:pPr>
-        <w:keepNext w:val="false"/>
-        <w:keepLines/>
-        <w:spacing w:after="0" w:line="240"/>
-      </w:pPr>
-      <w:r>
-        <w:rPr>
-          <w:rFonts w:ascii="Courier New" w:cs="Courier New" w:eastAsia="Courier New" w:hAnsi="Courier New"/>
-          <w:sz w:val="20"/>
-          <w:szCs w:val="20"/>
-        </w:rPr>
-        <w:t xml:space="preserve">.page-head--admin + .section { padding-top: 32px; }</w:t>
-      </w:r>
-    </w:p>
-    <w:p>
-      <w:pPr>
-        <w:keepNext w:val="false"/>
-        <w:keepLines/>
-        <w:spacing w:after="0" w:line="240"/>
-      </w:pPr>
-      <w:r>
-        <w:rPr>
-          <w:rFonts w:ascii="Courier New" w:cs="Courier New" w:eastAsia="Courier New" w:hAnsi="Courier New"/>
-          <w:sz w:val="20"/>
-          <w:szCs w:val="20"/>
-        </w:rPr>
-        <w:t xml:space="preserve"> </w:t>
-      </w:r>
-    </w:p>
-    <w:p>
-      <w:pPr>
-        <w:keepNext w:val="false"/>
-        <w:keepLines/>
-        <w:spacing w:after="0" w:line="240"/>
-      </w:pPr>
-      <w:r>
-        <w:rPr>
-          <w:rFonts w:ascii="Courier New" w:cs="Courier New" w:eastAsia="Courier New" w:hAnsi="Courier New"/>
-          <w:sz w:val="20"/>
-          <w:szCs w:val="20"/>
-        </w:rPr>
-        <w:t xml:space="preserve">.admin-layout { display: grid; grid-template-columns: 360px 1fr; gap: 24px; align-items: start; }</w:t>
-      </w:r>
-    </w:p>
-    <w:p>
-      <w:pPr>
-        <w:keepNext w:val="false"/>
-        <w:keepLines/>
-        <w:spacing w:after="0" w:line="240"/>
-      </w:pPr>
-      <w:r>
-        <w:rPr>
-          <w:rFonts w:ascii="Courier New" w:cs="Courier New" w:eastAsia="Courier New" w:hAnsi="Courier New"/>
-          <w:sz w:val="20"/>
-          <w:szCs w:val="20"/>
-        </w:rPr>
-        <w:t xml:space="preserve">.table { width: 100%; border-collapse: collapse; background: var(--surface); border-radius: var(--radius); overflow: hidden; font-size: .92rem; }</w:t>
-      </w:r>
-    </w:p>
-    <w:p>
-      <w:pPr>
-        <w:keepNext w:val="false"/>
-        <w:keepLines/>
-        <w:spacing w:after="0" w:line="240"/>
-      </w:pPr>
-      <w:r>
-        <w:rPr>
-          <w:rFonts w:ascii="Courier New" w:cs="Courier New" w:eastAsia="Courier New" w:hAnsi="Courier New"/>
-          <w:sz w:val="20"/>
-          <w:szCs w:val="20"/>
-        </w:rPr>
-        <w:t xml:space="preserve">.table th { text-align: left; padding: 16px; font-weight: 600; font-size: .75rem; letter-spacing: .08em; text-transform: uppercase; color: var(--muted); border-bottom: 1px solid var(--line); }</w:t>
-      </w:r>
-    </w:p>
-    <w:p>
-      <w:pPr>
-        <w:keepNext w:val="false"/>
-        <w:keepLines/>
-        <w:spacing w:after="0" w:line="240"/>
-      </w:pPr>
-      <w:r>
-        <w:rPr>
-          <w:rFonts w:ascii="Courier New" w:cs="Courier New" w:eastAsia="Courier New" w:hAnsi="Courier New"/>
-          <w:sz w:val="20"/>
-          <w:szCs w:val="20"/>
-        </w:rPr>
-        <w:t xml:space="preserve">.table td { padding: 14px 16px; border-bottom: 1px solid var(--line); vertical-align: middle; }</w:t>
-      </w:r>
-    </w:p>
-    <w:p>
-      <w:pPr>
-        <w:keepNext w:val="false"/>
-        <w:keepLines/>
-        <w:spacing w:after="0" w:line="240"/>
-      </w:pPr>
-      <w:r>
-        <w:rPr>
-          <w:rFonts w:ascii="Courier New" w:cs="Courier New" w:eastAsia="Courier New" w:hAnsi="Courier New"/>
-          <w:sz w:val="20"/>
-          <w:szCs w:val="20"/>
-        </w:rPr>
-        <w:t xml:space="preserve">.table tr:last-child td { border-bottom: 0; }</w:t>
-      </w:r>
-    </w:p>
-    <w:p>
-      <w:pPr>
-        <w:keepNext w:val="false"/>
-        <w:keepLines/>
-        <w:spacing w:after="0" w:line="240"/>
-      </w:pPr>
-      <w:r>
-        <w:rPr>
-          <w:rFonts w:ascii="Courier New" w:cs="Courier New" w:eastAsia="Courier New" w:hAnsi="Courier New"/>
-          <w:sz w:val="20"/>
-          <w:szCs w:val="20"/>
-        </w:rPr>
-        <w:t xml:space="preserve">.table tr:hover td { background: #fbfaf5; }</w:t>
-      </w:r>
-    </w:p>
-    <w:p>
-      <w:pPr>
-        <w:keepNext w:val="false"/>
-        <w:keepLines/>
-        <w:spacing w:after="0" w:line="240"/>
-      </w:pPr>
-      <w:r>
-        <w:rPr>
-          <w:rFonts w:ascii="Courier New" w:cs="Courier New" w:eastAsia="Courier New" w:hAnsi="Courier New"/>
-          <w:sz w:val="20"/>
-          <w:szCs w:val="20"/>
-        </w:rPr>
-        <w:t xml:space="preserve">.table__thumb { width: 64px; height: 44px; object-fit: cover; border-radius: 10px; }</w:t>
-      </w:r>
-    </w:p>
-    <w:p>
-      <w:pPr>
-        <w:keepNext w:val="false"/>
-        <w:keepLines/>
-        <w:spacing w:after="0" w:line="240"/>
-      </w:pPr>
-      <w:r>
-        <w:rPr>
-          <w:rFonts w:ascii="Courier New" w:cs="Courier New" w:eastAsia="Courier New" w:hAnsi="Courier New"/>
-          <w:sz w:val="20"/>
-          <w:szCs w:val="20"/>
-        </w:rPr>
-        <w:t xml:space="preserve">.table__actions { white-space: nowrap; }</w:t>
-      </w:r>
-    </w:p>
-    <w:p>
-      <w:pPr>
-        <w:keepNext w:val="false"/>
-        <w:keepLines/>
-        <w:spacing w:after="0" w:line="240"/>
-      </w:pPr>
-      <w:r>
-        <w:rPr>
-          <w:rFonts w:ascii="Courier New" w:cs="Courier New" w:eastAsia="Courier New" w:hAnsi="Courier New"/>
-          <w:sz w:val="20"/>
-          <w:szCs w:val="20"/>
-        </w:rPr>
-        <w:t xml:space="preserve">.table__actions form { display: inline; margin-left: 12px; }</w:t>
-      </w:r>
-    </w:p>
-    <w:p>
-      <w:pPr>
-        <w:keepNext w:val="false"/>
-        <w:keepLines/>
-        <w:spacing w:after="0" w:line="240"/>
-      </w:pPr>
-      <w:r>
-        <w:rPr>
-          <w:rFonts w:ascii="Courier New" w:cs="Courier New" w:eastAsia="Courier New" w:hAnsi="Courier New"/>
-          <w:sz w:val="20"/>
-          <w:szCs w:val="20"/>
-        </w:rPr>
-        <w:t xml:space="preserve">.table select.status { cursor: pointer; }</w:t>
-      </w:r>
-    </w:p>
-    <w:p>
-      <w:pPr>
-        <w:keepNext w:val="false"/>
-        <w:keepLines/>
-        <w:spacing w:after="0" w:line="240"/>
-      </w:pPr>
-      <w:r>
-        <w:rPr>
-          <w:rFonts w:ascii="Courier New" w:cs="Courier New" w:eastAsia="Courier New" w:hAnsi="Courier New"/>
-          <w:sz w:val="20"/>
-          <w:szCs w:val="20"/>
-        </w:rPr>
-        <w:t xml:space="preserve"> </w:t>
-      </w:r>
-    </w:p>
-    <w:p>
-      <w:pPr>
-        <w:keepNext w:val="false"/>
-        <w:keepLines/>
-        <w:spacing w:after="0" w:line="240"/>
-      </w:pPr>
-      <w:r>
-        <w:rPr>
-          <w:rFonts w:ascii="Courier New" w:cs="Courier New" w:eastAsia="Courier New" w:hAnsi="Courier New"/>
-          <w:sz w:val="20"/>
-          <w:szCs w:val="20"/>
-        </w:rPr>
-        <w:t xml:space="preserve">.footer { background: var(--forest); color: #fff; padding: 72px 0 32px; margin: 96px 8px 8px; border-radius: var(--radius); overflow: hidden; }</w:t>
-      </w:r>
-    </w:p>
-    <w:p>
-      <w:pPr>
-        <w:keepNext w:val="false"/>
-        <w:keepLines/>
-        <w:spacing w:after="0" w:line="240"/>
-      </w:pPr>
-      <w:r>
-        <w:rPr>
-          <w:rFonts w:ascii="Courier New" w:cs="Courier New" w:eastAsia="Courier New" w:hAnsi="Courier New"/>
-          <w:sz w:val="20"/>
-          <w:szCs w:val="20"/>
-        </w:rPr>
-        <w:t xml:space="preserve">.footer__top { display: flex; justify-content: space-between; align-items: flex-end; gap: 32px; flex-wrap: wrap; padding-bottom: 48px; border-bottom: 1px solid rgba(255, 255, 255, .15); }</w:t>
-      </w:r>
-    </w:p>
-    <w:p>
-      <w:pPr>
-        <w:keepNext w:val="false"/>
-        <w:keepLines/>
-        <w:spacing w:after="0" w:line="240"/>
-      </w:pPr>
-      <w:r>
-        <w:rPr>
-          <w:rFonts w:ascii="Courier New" w:cs="Courier New" w:eastAsia="Courier New" w:hAnsi="Courier New"/>
-          <w:sz w:val="20"/>
-          <w:szCs w:val="20"/>
-        </w:rPr>
-        <w:t xml:space="preserve">.footer__slogan { font: 500 clamp(1.4rem, 3vw, 2.2rem)/1.2 var(--font-title); letter-spacing: -0.02em; max-width: 22ch; margin: 0; }</w:t>
-      </w:r>
-    </w:p>
-    <w:p>
-      <w:pPr>
-        <w:keepNext w:val="false"/>
-        <w:keepLines/>
-        <w:spacing w:after="0" w:line="240"/>
-      </w:pPr>
-      <w:r>
-        <w:rPr>
-          <w:rFonts w:ascii="Courier New" w:cs="Courier New" w:eastAsia="Courier New" w:hAnsi="Courier New"/>
-          <w:sz w:val="20"/>
-          <w:szCs w:val="20"/>
-        </w:rPr>
-        <w:t xml:space="preserve">.footer__grid { display: grid; grid-template-columns: repeat(3, 1fr); gap: 32px; padding: 40px 0; }</w:t>
-      </w:r>
-    </w:p>
-    <w:p>
-      <w:pPr>
-        <w:keepNext w:val="false"/>
-        <w:keepLines/>
-        <w:spacing w:after="0" w:line="240"/>
-      </w:pPr>
-      <w:r>
-        <w:rPr>
-          <w:rFonts w:ascii="Courier New" w:cs="Courier New" w:eastAsia="Courier New" w:hAnsi="Courier New"/>
-          <w:sz w:val="20"/>
-          <w:szCs w:val="20"/>
-        </w:rPr>
-        <w:t xml:space="preserve">.footer__grid a { display: block; text-decoration: none; margin-bottom: 6px; color: rgba(255, 255, 255, .85); }</w:t>
-      </w:r>
-    </w:p>
-    <w:p>
-      <w:pPr>
-        <w:keepNext w:val="false"/>
-        <w:keepLines/>
-        <w:spacing w:after="0" w:line="240"/>
-      </w:pPr>
-      <w:r>
-        <w:rPr>
-          <w:rFonts w:ascii="Courier New" w:cs="Courier New" w:eastAsia="Courier New" w:hAnsi="Courier New"/>
-          <w:sz w:val="20"/>
-          <w:szCs w:val="20"/>
-        </w:rPr>
-        <w:t xml:space="preserve">.footer__grid a:hover { color: var(--lime); }</w:t>
-      </w:r>
-    </w:p>
-    <w:p>
-      <w:pPr>
-        <w:keepNext w:val="false"/>
-        <w:keepLines/>
-        <w:spacing w:after="0" w:line="240"/>
-      </w:pPr>
-      <w:r>
-        <w:rPr>
-          <w:rFonts w:ascii="Courier New" w:cs="Courier New" w:eastAsia="Courier New" w:hAnsi="Courier New"/>
-          <w:sz w:val="20"/>
-          <w:szCs w:val="20"/>
-        </w:rPr>
-        <w:t xml:space="preserve">.footer__grid p { color: rgba(255, 255, 255, .85); margin: 0; }</w:t>
-      </w:r>
-    </w:p>
-    <w:p>
-      <w:pPr>
-        <w:keepNext w:val="false"/>
-        <w:keepLines/>
-        <w:spacing w:after="0" w:line="240"/>
-      </w:pPr>
-      <w:r>
-        <w:rPr>
-          <w:rFonts w:ascii="Courier New" w:cs="Courier New" w:eastAsia="Courier New" w:hAnsi="Courier New"/>
-          <w:sz w:val="20"/>
-          <w:szCs w:val="20"/>
-        </w:rPr>
-        <w:t xml:space="preserve">.footer .eyebrow { display: flex; width: fit-content; background: rgba(255, 255, 255, .1); color: #fff; }</w:t>
-      </w:r>
-    </w:p>
-    <w:p>
-      <w:pPr>
-        <w:keepNext w:val="false"/>
-        <w:keepLines/>
-        <w:spacing w:after="0" w:line="240"/>
-      </w:pPr>
-      <w:r>
-        <w:rPr>
-          <w:rFonts w:ascii="Courier New" w:cs="Courier New" w:eastAsia="Courier New" w:hAnsi="Courier New"/>
-          <w:sz w:val="20"/>
-          <w:szCs w:val="20"/>
-        </w:rPr>
-        <w:t xml:space="preserve">.footer .eyebrow::before { background: var(--lime); }</w:t>
-      </w:r>
-    </w:p>
-    <w:p>
-      <w:pPr>
-        <w:keepNext w:val="false"/>
-        <w:keepLines/>
-        <w:spacing w:after="0" w:line="240"/>
-      </w:pPr>
-      <w:r>
-        <w:rPr>
-          <w:rFonts w:ascii="Courier New" w:cs="Courier New" w:eastAsia="Courier New" w:hAnsi="Courier New"/>
-          <w:sz w:val="20"/>
-          <w:szCs w:val="20"/>
-        </w:rPr>
-        <w:t xml:space="preserve">.footer__brand { font: 600 clamp(2.2rem, 9.2vw, 8.2rem)/.95 var(--font-title); letter-spacing: -0.05em; color: var(--lime); white-space: nowrap; }</w:t>
-      </w:r>
-    </w:p>
-    <w:p>
-      <w:pPr>
-        <w:keepNext w:val="false"/>
-        <w:keepLines/>
-        <w:spacing w:after="0" w:line="240"/>
-      </w:pPr>
-      <w:r>
-        <w:rPr>
-          <w:rFonts w:ascii="Courier New" w:cs="Courier New" w:eastAsia="Courier New" w:hAnsi="Courier New"/>
-          <w:sz w:val="20"/>
-          <w:szCs w:val="20"/>
-        </w:rPr>
-        <w:t xml:space="preserve">.footer__copy { display: flex; justify-content: space-between; gap: 16px; margin-top: 28px; font-size: .85rem; color: rgba(255, 255, 255, .55); }</w:t>
-      </w:r>
-    </w:p>
-    <w:p>
-      <w:pPr>
-        <w:keepNext w:val="false"/>
-        <w:keepLines/>
-        <w:spacing w:after="0" w:line="240"/>
-      </w:pPr>
-      <w:r>
-        <w:rPr>
-          <w:rFonts w:ascii="Courier New" w:cs="Courier New" w:eastAsia="Courier New" w:hAnsi="Courier New"/>
-          <w:sz w:val="20"/>
-          <w:szCs w:val="20"/>
-        </w:rPr>
-        <w:t xml:space="preserve"> </w:t>
-      </w:r>
-    </w:p>
-    <w:p>
-      <w:pPr>
-        <w:keepNext w:val="false"/>
-        <w:keepLines/>
-        <w:spacing w:after="0" w:line="240"/>
-      </w:pPr>
-      <w:r>
-        <w:rPr>
-          <w:rFonts w:ascii="Courier New" w:cs="Courier New" w:eastAsia="Courier New" w:hAnsi="Courier New"/>
-          <w:sz w:val="20"/>
-          <w:szCs w:val="20"/>
-        </w:rPr>
-        <w:t xml:space="preserve">.reveal { opacity: 0; transform: translateY(32px); transition: opacity .8s ease, transform .8s ease; }</w:t>
-      </w:r>
-    </w:p>
-    <w:p>
-      <w:pPr>
-        <w:keepNext w:val="false"/>
-        <w:keepLines/>
-        <w:spacing w:after="0" w:line="240"/>
-      </w:pPr>
-      <w:r>
-        <w:rPr>
-          <w:rFonts w:ascii="Courier New" w:cs="Courier New" w:eastAsia="Courier New" w:hAnsi="Courier New"/>
-          <w:sz w:val="20"/>
-          <w:szCs w:val="20"/>
-        </w:rPr>
-        <w:t xml:space="preserve">.reveal.visible { opacity: 1; transform: none; }</w:t>
-      </w:r>
-    </w:p>
-    <w:p>
-      <w:pPr>
-        <w:keepNext w:val="false"/>
-        <w:keepLines/>
-        <w:spacing w:after="0" w:line="240"/>
-      </w:pPr>
-      <w:r>
-        <w:rPr>
-          <w:rFonts w:ascii="Courier New" w:cs="Courier New" w:eastAsia="Courier New" w:hAnsi="Courier New"/>
-          <w:sz w:val="20"/>
-          <w:szCs w:val="20"/>
-        </w:rPr>
-        <w:t xml:space="preserve">.grid .reveal:nth-child(2), .bento .reveal:nth-child(2), .steps .reveal:nth-child(2), .gallery .reveal:nth-child(2) { transition-delay: .1s; }</w:t>
-      </w:r>
-    </w:p>
-    <w:p>
-      <w:pPr>
-        <w:keepNext w:val="false"/>
-        <w:keepLines/>
-        <w:spacing w:after="0" w:line="240"/>
-      </w:pPr>
-      <w:r>
-        <w:rPr>
-          <w:rFonts w:ascii="Courier New" w:cs="Courier New" w:eastAsia="Courier New" w:hAnsi="Courier New"/>
-          <w:sz w:val="20"/>
-          <w:szCs w:val="20"/>
-        </w:rPr>
-        <w:t xml:space="preserve">.grid .reveal:nth-child(3), .bento .reveal:nth-child(3), .steps .reveal:nth-child(3), .gallery .reveal:nth-child(3) { transition-delay: .2s; }</w:t>
-      </w:r>
-    </w:p>
-    <w:p>
-      <w:pPr>
-        <w:keepNext w:val="false"/>
-        <w:keepLines/>
-        <w:spacing w:after="0" w:line="240"/>
-      </w:pPr>
-      <w:r>
-        <w:rPr>
-          <w:rFonts w:ascii="Courier New" w:cs="Courier New" w:eastAsia="Courier New" w:hAnsi="Courier New"/>
-          <w:sz w:val="20"/>
-          <w:szCs w:val="20"/>
-        </w:rPr>
-        <w:t xml:space="preserve">.bento .reveal:nth-child(4), .steps .reveal:nth-child(4), .gallery .reveal:nth-child(4) { transition-delay: .3s; }</w:t>
-      </w:r>
-    </w:p>
-    <w:p>
-      <w:pPr>
-        <w:keepNext w:val="false"/>
-        <w:keepLines/>
-        <w:spacing w:after="0" w:line="240"/>
-      </w:pPr>
-      <w:r>
-        <w:rPr>
-          <w:rFonts w:ascii="Courier New" w:cs="Courier New" w:eastAsia="Courier New" w:hAnsi="Courier New"/>
-          <w:sz w:val="20"/>
-          <w:szCs w:val="20"/>
-        </w:rPr>
-        <w:t xml:space="preserve"> </w:t>
-      </w:r>
-    </w:p>
-    <w:p>
-      <w:pPr>
-        <w:keepNext w:val="false"/>
-        <w:keepLines/>
-        <w:spacing w:after="0" w:line="240"/>
-      </w:pPr>
-      <w:r>
-        <w:rPr>
-          <w:rFonts w:ascii="Courier New" w:cs="Courier New" w:eastAsia="Courier New" w:hAnsi="Courier New"/>
-          <w:sz w:val="20"/>
-          <w:szCs w:val="20"/>
-        </w:rPr>
-        <w:t xml:space="preserve">@media (prefers-reduced-motion: reduce) {</w:t>
-      </w:r>
-    </w:p>
-    <w:p>
-      <w:pPr>
-        <w:keepNext w:val="false"/>
-        <w:keepLines/>
-        <w:spacing w:after="0" w:line="240"/>
-      </w:pPr>
-      <w:r>
-        <w:rPr>
-          <w:rFonts w:ascii="Courier New" w:cs="Courier New" w:eastAsia="Courier New" w:hAnsi="Courier New"/>
-          <w:sz w:val="20"/>
-          <w:szCs w:val="20"/>
-        </w:rPr>
-        <w:t xml:space="preserve">    .badge svg, .ticker__track { animation: none; }</w:t>
-      </w:r>
-    </w:p>
-    <w:p>
-      <w:pPr>
-        <w:keepNext w:val="false"/>
-        <w:keepLines/>
-        <w:spacing w:after="0" w:line="240"/>
-      </w:pPr>
-      <w:r>
-        <w:rPr>
-          <w:rFonts w:ascii="Courier New" w:cs="Courier New" w:eastAsia="Courier New" w:hAnsi="Courier New"/>
-          <w:sz w:val="20"/>
-          <w:szCs w:val="20"/>
-        </w:rPr>
-        <w:t xml:space="preserve">}</w:t>
-      </w:r>
-    </w:p>
-    <w:p>
-      <w:pPr>
-        <w:keepNext w:val="false"/>
-        <w:keepLines/>
-        <w:spacing w:after="0" w:line="240"/>
-      </w:pPr>
-      <w:r>
-        <w:rPr>
-          <w:rFonts w:ascii="Courier New" w:cs="Courier New" w:eastAsia="Courier New" w:hAnsi="Courier New"/>
-          <w:sz w:val="20"/>
-          <w:szCs w:val="20"/>
-        </w:rPr>
-        <w:t xml:space="preserve"> </w:t>
-      </w:r>
-    </w:p>
-    <w:p>
-      <w:pPr>
-        <w:keepNext w:val="false"/>
-        <w:keepLines/>
-        <w:spacing w:after="0" w:line="240"/>
-      </w:pPr>
-      <w:r>
-        <w:rPr>
-          <w:rFonts w:ascii="Courier New" w:cs="Courier New" w:eastAsia="Courier New" w:hAnsi="Courier New"/>
-          <w:sz w:val="20"/>
-          <w:szCs w:val="20"/>
-        </w:rPr>
-        <w:t xml:space="preserve">@media (max-width: 1000px) {</w:t>
-      </w:r>
-    </w:p>
-    <w:p>
-      <w:pPr>
-        <w:keepNext w:val="false"/>
-        <w:keepLines/>
-        <w:spacing w:after="0" w:line="240"/>
-      </w:pPr>
-      <w:r>
-        <w:rPr>
-          <w:rFonts w:ascii="Courier New" w:cs="Courier New" w:eastAsia="Courier New" w:hAnsi="Courier New"/>
-          <w:sz w:val="20"/>
-          <w:szCs w:val="20"/>
-        </w:rPr>
-        <w:t xml:space="preserve">    .hero { grid-template-columns: 1fr; }</w:t>
-      </w:r>
-    </w:p>
-    <w:p>
-      <w:pPr>
-        <w:keepNext w:val="false"/>
-        <w:keepLines/>
-        <w:spacing w:after="0" w:line="240"/>
-      </w:pPr>
-      <w:r>
-        <w:rPr>
-          <w:rFonts w:ascii="Courier New" w:cs="Courier New" w:eastAsia="Courier New" w:hAnsi="Courier New"/>
-          <w:sz w:val="20"/>
-          <w:szCs w:val="20"/>
-        </w:rPr>
-        <w:t xml:space="preserve">    .hero__media { min-height: 380px; }</w:t>
-      </w:r>
-    </w:p>
-    <w:p>
-      <w:pPr>
-        <w:keepNext w:val="false"/>
-        <w:keepLines/>
-        <w:spacing w:after="0" w:line="240"/>
-      </w:pPr>
-      <w:r>
-        <w:rPr>
-          <w:rFonts w:ascii="Courier New" w:cs="Courier New" w:eastAsia="Courier New" w:hAnsi="Courier New"/>
-          <w:sz w:val="20"/>
-          <w:szCs w:val="20"/>
-        </w:rPr>
-        <w:t xml:space="preserve">    .badge { left: auto; right: 20px; top: -40px; width: 120px; height: 120px; }</w:t>
-      </w:r>
-    </w:p>
-    <w:p>
-      <w:pPr>
-        <w:keepNext w:val="false"/>
-        <w:keepLines/>
-        <w:spacing w:after="0" w:line="240"/>
-      </w:pPr>
-      <w:r>
-        <w:rPr>
-          <w:rFonts w:ascii="Courier New" w:cs="Courier New" w:eastAsia="Courier New" w:hAnsi="Courier New"/>
-          <w:sz w:val="20"/>
-          <w:szCs w:val="20"/>
-        </w:rPr>
-        <w:t xml:space="preserve">    .bento, .steps, .stats { grid-template-columns: 1fr 1fr; }</w:t>
-      </w:r>
-    </w:p>
-    <w:p>
-      <w:pPr>
-        <w:keepNext w:val="false"/>
-        <w:keepLines/>
-        <w:spacing w:after="0" w:line="240"/>
-      </w:pPr>
-      <w:r>
-        <w:rPr>
-          <w:rFonts w:ascii="Courier New" w:cs="Courier New" w:eastAsia="Courier New" w:hAnsi="Courier New"/>
-          <w:sz w:val="20"/>
-          <w:szCs w:val="20"/>
-        </w:rPr>
-        <w:t xml:space="preserve">    .gallery { grid-template-columns: 1fr 1fr; }</w:t>
-      </w:r>
-    </w:p>
-    <w:p>
-      <w:pPr>
-        <w:keepNext w:val="false"/>
-        <w:keepLines/>
-        <w:spacing w:after="0" w:line="240"/>
-      </w:pPr>
-      <w:r>
-        <w:rPr>
-          <w:rFonts w:ascii="Courier New" w:cs="Courier New" w:eastAsia="Courier New" w:hAnsi="Courier New"/>
-          <w:sz w:val="20"/>
-          <w:szCs w:val="20"/>
-        </w:rPr>
-        <w:t xml:space="preserve">    .gallery .project:first-child { grid-row: auto; grid-column: span 2; }</w:t>
-      </w:r>
-    </w:p>
-    <w:p>
-      <w:pPr>
-        <w:keepNext w:val="false"/>
-        <w:keepLines/>
-        <w:spacing w:after="0" w:line="240"/>
-      </w:pPr>
-      <w:r>
-        <w:rPr>
-          <w:rFonts w:ascii="Courier New" w:cs="Courier New" w:eastAsia="Courier New" w:hAnsi="Courier New"/>
-          <w:sz w:val="20"/>
-          <w:szCs w:val="20"/>
-        </w:rPr>
-        <w:t xml:space="preserve">    .gallery .project:first-child .project__media { min-height: 320px; }</w:t>
-      </w:r>
-    </w:p>
-    <w:p>
-      <w:pPr>
-        <w:keepNext w:val="false"/>
-        <w:keepLines/>
-        <w:spacing w:after="0" w:line="240"/>
-      </w:pPr>
-      <w:r>
-        <w:rPr>
-          <w:rFonts w:ascii="Courier New" w:cs="Courier New" w:eastAsia="Courier New" w:hAnsi="Courier New"/>
-          <w:sz w:val="20"/>
-          <w:szCs w:val="20"/>
-        </w:rPr>
-        <w:t xml:space="preserve">}</w:t>
-      </w:r>
-    </w:p>
-    <w:p>
-      <w:pPr>
-        <w:keepNext w:val="false"/>
-        <w:keepLines/>
-        <w:spacing w:after="0" w:line="240"/>
-      </w:pPr>
-      <w:r>
-        <w:rPr>
-          <w:rFonts w:ascii="Courier New" w:cs="Courier New" w:eastAsia="Courier New" w:hAnsi="Courier New"/>
-          <w:sz w:val="20"/>
-          <w:szCs w:val="20"/>
-        </w:rPr>
-        <w:t xml:space="preserve"> </w:t>
-      </w:r>
-    </w:p>
-    <w:p>
-      <w:pPr>
-        <w:keepNext w:val="false"/>
-        <w:keepLines/>
-        <w:spacing w:after="0" w:line="240"/>
-      </w:pPr>
-      <w:r>
-        <w:rPr>
-          <w:rFonts w:ascii="Courier New" w:cs="Courier New" w:eastAsia="Courier New" w:hAnsi="Courier New"/>
-          <w:sz w:val="20"/>
-          <w:szCs w:val="20"/>
-        </w:rPr>
-        <w:t xml:space="preserve">@media (max-width: 900px) {</w:t>
-      </w:r>
-    </w:p>
-    <w:p>
-      <w:pPr>
-        <w:keepNext w:val="false"/>
-        <w:keepLines/>
-        <w:spacing w:after="0" w:line="240"/>
-      </w:pPr>
-      <w:r>
-        <w:rPr>
-          <w:rFonts w:ascii="Courier New" w:cs="Courier New" w:eastAsia="Courier New" w:hAnsi="Courier New"/>
-          <w:sz w:val="20"/>
-          <w:szCs w:val="20"/>
-        </w:rPr>
-        <w:t xml:space="preserve">    .two-columns, .profile, .admin-layout { grid-template-columns: 1fr; }</w:t>
-      </w:r>
-    </w:p>
-    <w:p>
-      <w:pPr>
-        <w:keepNext w:val="false"/>
-        <w:keepLines/>
-        <w:spacing w:after="0" w:line="240"/>
-      </w:pPr>
-      <w:r>
-        <w:rPr>
-          <w:rFonts w:ascii="Courier New" w:cs="Courier New" w:eastAsia="Courier New" w:hAnsi="Courier New"/>
-          <w:sz w:val="20"/>
-          <w:szCs w:val="20"/>
-        </w:rPr>
-        <w:t xml:space="preserve">    .table { display: block; overflow-x: auto; }</w:t>
-      </w:r>
-    </w:p>
-    <w:p>
-      <w:pPr>
-        <w:keepNext w:val="false"/>
-        <w:keepLines/>
-        <w:spacing w:after="0" w:line="240"/>
-      </w:pPr>
-      <w:r>
-        <w:rPr>
-          <w:rFonts w:ascii="Courier New" w:cs="Courier New" w:eastAsia="Courier New" w:hAnsi="Courier New"/>
-          <w:sz w:val="20"/>
-          <w:szCs w:val="20"/>
-        </w:rPr>
-        <w:t xml:space="preserve"> </w:t>
-      </w:r>
-    </w:p>
-    <w:p>
-      <w:pPr>
-        <w:keepNext w:val="false"/>
-        <w:keepLines/>
-        <w:spacing w:after="0" w:line="240"/>
-      </w:pPr>
-      <w:r>
-        <w:rPr>
-          <w:rFonts w:ascii="Courier New" w:cs="Courier New" w:eastAsia="Courier New" w:hAnsi="Courier New"/>
-          <w:sz w:val="20"/>
-          <w:szCs w:val="20"/>
-        </w:rPr>
-        <w:t xml:space="preserve">    .burger { display: block; }</w:t>
-      </w:r>
-    </w:p>
-    <w:p>
-      <w:pPr>
-        <w:keepNext w:val="false"/>
-        <w:keepLines/>
-        <w:spacing w:after="0" w:line="240"/>
-      </w:pPr>
-      <w:r>
-        <w:rPr>
-          <w:rFonts w:ascii="Courier New" w:cs="Courier New" w:eastAsia="Courier New" w:hAnsi="Courier New"/>
-          <w:sz w:val="20"/>
-          <w:szCs w:val="20"/>
-        </w:rPr>
-        <w:t xml:space="preserve">    .nav {</w:t>
-      </w:r>
-    </w:p>
-    <w:p>
-      <w:pPr>
-        <w:keepNext w:val="false"/>
-        <w:keepLines/>
-        <w:spacing w:after="0" w:line="240"/>
-      </w:pPr>
-      <w:r>
-        <w:rPr>
-          <w:rFonts w:ascii="Courier New" w:cs="Courier New" w:eastAsia="Courier New" w:hAnsi="Courier New"/>
-          <w:sz w:val="20"/>
-          <w:szCs w:val="20"/>
-        </w:rPr>
-        <w:t xml:space="preserve">        display: none; position: absolute; top: 76px; left: 8px; right: 8px;</w:t>
-      </w:r>
-    </w:p>
-    <w:p>
-      <w:pPr>
-        <w:keepNext w:val="false"/>
-        <w:keepLines/>
-        <w:spacing w:after="0" w:line="240"/>
-      </w:pPr>
-      <w:r>
-        <w:rPr>
-          <w:rFonts w:ascii="Courier New" w:cs="Courier New" w:eastAsia="Courier New" w:hAnsi="Courier New"/>
-          <w:sz w:val="20"/>
-          <w:szCs w:val="20"/>
-        </w:rPr>
-        <w:t xml:space="preserve">        flex-direction: column; align-items: stretch; gap: 4px;</w:t>
-      </w:r>
-    </w:p>
-    <w:p>
-      <w:pPr>
-        <w:keepNext w:val="false"/>
-        <w:keepLines/>
-        <w:spacing w:after="0" w:line="240"/>
-      </w:pPr>
-      <w:r>
-        <w:rPr>
-          <w:rFonts w:ascii="Courier New" w:cs="Courier New" w:eastAsia="Courier New" w:hAnsi="Courier New"/>
-          <w:sz w:val="20"/>
-          <w:szCs w:val="20"/>
-        </w:rPr>
-        <w:t xml:space="preserve">        background: var(--surface); padding: 16px; border-radius: 22px;</w:t>
-      </w:r>
-    </w:p>
-    <w:p>
-      <w:pPr>
-        <w:keepNext w:val="false"/>
-        <w:keepLines/>
-        <w:spacing w:after="0" w:line="240"/>
-      </w:pPr>
-      <w:r>
-        <w:rPr>
-          <w:rFonts w:ascii="Courier New" w:cs="Courier New" w:eastAsia="Courier New" w:hAnsi="Courier New"/>
-          <w:sz w:val="20"/>
-          <w:szCs w:val="20"/>
-        </w:rPr>
-        <w:t xml:space="preserve">        box-shadow: 0 20px 40px rgba(19, 32, 26, .15);</w:t>
-      </w:r>
-    </w:p>
-    <w:p>
-      <w:pPr>
-        <w:keepNext w:val="false"/>
-        <w:keepLines/>
-        <w:spacing w:after="0" w:line="240"/>
-      </w:pPr>
-      <w:r>
-        <w:rPr>
-          <w:rFonts w:ascii="Courier New" w:cs="Courier New" w:eastAsia="Courier New" w:hAnsi="Courier New"/>
-          <w:sz w:val="20"/>
-          <w:szCs w:val="20"/>
-        </w:rPr>
-        <w:t xml:space="preserve">        font-size: 1.05rem;</w:t>
-      </w:r>
-    </w:p>
-    <w:p>
-      <w:pPr>
-        <w:keepNext w:val="false"/>
-        <w:keepLines/>
-        <w:spacing w:after="0" w:line="240"/>
-      </w:pPr>
-      <w:r>
-        <w:rPr>
-          <w:rFonts w:ascii="Courier New" w:cs="Courier New" w:eastAsia="Courier New" w:hAnsi="Courier New"/>
-          <w:sz w:val="20"/>
-          <w:szCs w:val="20"/>
-        </w:rPr>
-        <w:t xml:space="preserve">    }</w:t>
-      </w:r>
-    </w:p>
-    <w:p>
-      <w:pPr>
-        <w:keepNext w:val="false"/>
-        <w:keepLines/>
-        <w:spacing w:after="0" w:line="240"/>
-      </w:pPr>
-      <w:r>
-        <w:rPr>
-          <w:rFonts w:ascii="Courier New" w:cs="Courier New" w:eastAsia="Courier New" w:hAnsi="Courier New"/>
-          <w:sz w:val="20"/>
-          <w:szCs w:val="20"/>
-        </w:rPr>
-        <w:t xml:space="preserve">    .nav.open { display: flex; }</w:t>
-      </w:r>
-    </w:p>
-    <w:p>
-      <w:pPr>
-        <w:keepNext w:val="false"/>
-        <w:keepLines/>
-        <w:spacing w:after="0" w:line="240"/>
-      </w:pPr>
-      <w:r>
-        <w:rPr>
-          <w:rFonts w:ascii="Courier New" w:cs="Courier New" w:eastAsia="Courier New" w:hAnsi="Courier New"/>
-          <w:sz w:val="20"/>
-          <w:szCs w:val="20"/>
-        </w:rPr>
-        <w:t xml:space="preserve">    .nav__sep { display: none; }</w:t>
-      </w:r>
-    </w:p>
-    <w:p>
-      <w:pPr>
-        <w:keepNext w:val="false"/>
-        <w:keepLines/>
-        <w:spacing w:after="0" w:line="240"/>
-      </w:pPr>
-      <w:r>
-        <w:rPr>
-          <w:rFonts w:ascii="Courier New" w:cs="Courier New" w:eastAsia="Courier New" w:hAnsi="Courier New"/>
-          <w:sz w:val="20"/>
-          <w:szCs w:val="20"/>
-        </w:rPr>
-        <w:t xml:space="preserve">    .nav .btn { margin-top: 8px; }</w:t>
-      </w:r>
-    </w:p>
-    <w:p>
-      <w:pPr>
-        <w:keepNext w:val="false"/>
-        <w:keepLines/>
-        <w:spacing w:after="0" w:line="240"/>
-      </w:pPr>
-      <w:r>
-        <w:rPr>
-          <w:rFonts w:ascii="Courier New" w:cs="Courier New" w:eastAsia="Courier New" w:hAnsi="Courier New"/>
-          <w:sz w:val="20"/>
-          <w:szCs w:val="20"/>
-        </w:rPr>
-        <w:t xml:space="preserve">}</w:t>
-      </w:r>
-    </w:p>
-    <w:p>
-      <w:pPr>
-        <w:keepNext w:val="false"/>
-        <w:keepLines/>
-        <w:spacing w:after="0" w:line="240"/>
-      </w:pPr>
-      <w:r>
-        <w:rPr>
-          <w:rFonts w:ascii="Courier New" w:cs="Courier New" w:eastAsia="Courier New" w:hAnsi="Courier New"/>
-          <w:sz w:val="20"/>
-          <w:szCs w:val="20"/>
-        </w:rPr>
-        <w:t xml:space="preserve"> </w:t>
-      </w:r>
-    </w:p>
-    <w:p>
-      <w:pPr>
-        <w:keepNext w:val="false"/>
-        <w:keepLines/>
-        <w:spacing w:after="0" w:line="240"/>
-      </w:pPr>
-      <w:r>
-        <w:rPr>
-          <w:rFonts w:ascii="Courier New" w:cs="Courier New" w:eastAsia="Courier New" w:hAnsi="Courier New"/>
-          <w:sz w:val="20"/>
-          <w:szCs w:val="20"/>
-        </w:rPr>
         <w:t xml:space="preserve">@media (max-width: 560px) {</w:t>
       </w:r>
     </w:p>
@@ -31312,22 +30472,7 @@
           <w:sz w:val="20"/>
           <w:szCs w:val="20"/>
         </w:rPr>
-        <w:t xml:space="preserve">    .bento, .steps, .contacts, .footer__grid, .gallery { grid-template-columns: 1fr; }</w:t>
-      </w:r>
-    </w:p>
-    <w:p>
-      <w:pPr>
-        <w:keepNext w:val="false"/>
-        <w:keepLines/>
-        <w:spacing w:after="0" w:line="240"/>
-      </w:pPr>
-      <w:r>
-        <w:rPr>
-          <w:rFonts w:ascii="Courier New" w:cs="Courier New" w:eastAsia="Courier New" w:hAnsi="Courier New"/>
-          <w:sz w:val="20"/>
-          <w:szCs w:val="20"/>
-        </w:rPr>
-        <w:t xml:space="preserve">    .gallery .project:first-child { grid-column: auto; }</w:t>
+        <w:t xml:space="preserve">    .bento, .steps, .contacts, .footer__grid { grid-template-columns: 1fr; }</w:t>
       </w:r>
     </w:p>
     <w:p>
@@ -31357,21 +30502,6 @@
           <w:sz w:val="20"/>
           <w:szCs w:val="20"/>
         </w:rPr>
-        <w:t xml:space="preserve">    .tile { min-height: 220px; }</w:t>
-      </w:r>
-    </w:p>
-    <w:p>
-      <w:pPr>
-        <w:keepNext w:val="false"/>
-        <w:keepLines/>
-        <w:spacing w:after="0" w:line="240"/>
-      </w:pPr>
-      <w:r>
-        <w:rPr>
-          <w:rFonts w:ascii="Courier New" w:cs="Courier New" w:eastAsia="Courier New" w:hAnsi="Courier New"/>
-          <w:sz w:val="20"/>
-          <w:szCs w:val="20"/>
-        </w:rPr>
         <w:t xml:space="preserve">    .section-head--row { flex-direction: column; align-items: flex-start; }</w:t>
       </w:r>
     </w:p>
@@ -31403,21 +30533,6 @@
           <w:szCs w:val="20"/>
         </w:rPr>
         <w:t xml:space="preserve">    .form__row { grid-template-columns: 1fr; }</w:t>
-      </w:r>
-    </w:p>
-    <w:p>
-      <w:pPr>
-        <w:keepNext w:val="false"/>
-        <w:keepLines/>
-        <w:spacing w:after="0" w:line="240"/>
-      </w:pPr>
-      <w:r>
-        <w:rPr>
-          <w:rFonts w:ascii="Courier New" w:cs="Courier New" w:eastAsia="Courier New" w:hAnsi="Courier New"/>
-          <w:sz w:val="20"/>
-          <w:szCs w:val="20"/>
-        </w:rPr>
-        <w:t xml:space="preserve">    .ticker span { font-size: 1.1rem; }</w:t>
       </w:r>
     </w:p>
     <w:p>

--- a/kursovaya-landshaft/docs/Курсовая_работа.docx
+++ b/kursovaya-landshaft/docs/Курсовая_работа.docx
@@ -4082,7 +4082,7 @@
           <w:sz w:val="28"/>
           <w:szCs w:val="28"/>
         </w:rPr>
-        <w:t xml:space="preserve">Главная страница открывается блоком с заголовком, кратким описанием студии, кнопками «Услуги и цены» и «Наши работы» и иллюстрацией; число проектов в портфолио считается запросом к базе (рисунок 6). В шапке расположены название студии, меню и телефон, текущий раздел в меню подчёркнут. Для заголовков используется шрифт PT Serif, для текста – PT Sans, основной цвет – тёмно-зелёный.</w:t>
+        <w:t xml:space="preserve">Главная страница открывается блоком с заголовком, кратким описанием студии, кнопками «Услуги и цены» и «Наши работы» и иллюстрацией; число проектов в портфолио считается запросом к базе (рисунок 6). В шапке расположены название студии, меню и телефон, текущий раздел в меню подчёркнут. Для заголовков используется шрифт PT Serif, для текста – PT Sans, основной цвет – тёмно-зелёный. Анимация сведена к минимуму и выполнена средствами CSS: первый экран плавно появляется при загрузке, карточки слегка приподнимаются при наведении; при включённой в системе настройке уменьшения движения анимации отключаются.</w:t>
       </w:r>
     </w:p>
     <w:p>
@@ -7919,7 +7919,7 @@
           <w:sz w:val="20"/>
           <w:szCs w:val="20"/>
         </w:rPr>
-        <w:t xml:space="preserve">('Администратор', 'admin@zdvor.ru', '+7 (391) 200-10-10', '$2y$10$Yj/v8/6hnJrO.CBfyei0XOKT1IyWGfGLUJqCElGjqKPN.71yvoemK', 'admin'),</w:t>
+        <w:t xml:space="preserve">('Администратор', 'admin@zdvor.ru', '1 (234) 567 89 10', '$2y$10$Yj/v8/6hnJrO.CBfyei0XOKT1IyWGfGLUJqCElGjqKPN.71yvoemK', 'admin'),</w:t>
       </w:r>
     </w:p>
     <w:p>
@@ -10451,7 +10451,7 @@
           <w:sz w:val="20"/>
           <w:szCs w:val="20"/>
         </w:rPr>
-        <w:t xml:space="preserve">        &lt;a class="header__phone" href="tel:+73912001010"&gt;+7 (391) 200-10-10&lt;/a&gt;</w:t>
+        <w:t xml:space="preserve">        &lt;a class="header__phone" href="tel:12345678910"&gt;1 (234) 567 89 10&lt;/a&gt;</w:t>
       </w:r>
     </w:p>
     <w:p>
@@ -11200,7 +11200,7 @@
           <w:sz w:val="20"/>
           <w:szCs w:val="20"/>
         </w:rPr>
-        <w:t xml:space="preserve">            &lt;p&gt;г. Красноярск, ул. Садовая, 12&lt;br&gt;+7 (391) 200-10-10&lt;br&gt;info@zdvor.ru&lt;/p&gt;</w:t>
+        <w:t xml:space="preserve">            &lt;p&gt;г. Красноярск, ул. Садовая, 12&lt;br&gt;1 (234) 567 89 10&lt;br&gt;darya@zeloniydvor.ru&lt;/p&gt;</w:t>
       </w:r>
     </w:p>
     <w:p>
@@ -12832,7 +12832,7 @@
           <w:sz w:val="20"/>
           <w:szCs w:val="20"/>
         </w:rPr>
-        <w:t xml:space="preserve">            &lt;p&gt;Позвоните по телефону +7 (391) 200-10-10 или оставьте заявку — перезвоним в течение рабочего дня.&lt;/p&gt;</w:t>
+        <w:t xml:space="preserve">            &lt;p&gt;Позвоните по телефону 1 (234) 567 89 10 или оставьте заявку — перезвоним в течение рабочего дня.&lt;/p&gt;</w:t>
       </w:r>
     </w:p>
     <w:p>
@@ -15588,22 +15588,22 @@
           <w:sz w:val="20"/>
           <w:szCs w:val="20"/>
         </w:rPr>
-        <w:t xml:space="preserve">        &lt;div&gt;&lt;strong&gt;Телефон&lt;/strong&gt;&lt;p&gt;+7 (391) 200-10-10&lt;/p&gt;&lt;/div&gt;</w:t>
-      </w:r>
-    </w:p>
-    <w:p>
-      <w:pPr>
-        <w:keepNext w:val="false"/>
-        <w:keepLines/>
-        <w:spacing w:after="0" w:line="240"/>
-      </w:pPr>
-      <w:r>
-        <w:rPr>
-          <w:rFonts w:ascii="Courier New" w:cs="Courier New" w:eastAsia="Courier New" w:hAnsi="Courier New"/>
-          <w:sz w:val="20"/>
-          <w:szCs w:val="20"/>
-        </w:rPr>
-        <w:t xml:space="preserve">        &lt;div&gt;&lt;strong&gt;Почта&lt;/strong&gt;&lt;p&gt;info@zdvor.ru&lt;/p&gt;&lt;/div&gt;</w:t>
+        <w:t xml:space="preserve">        &lt;div&gt;&lt;strong&gt;Телефон&lt;/strong&gt;&lt;p&gt;1 (234) 567 89 10&lt;/p&gt;&lt;/div&gt;</w:t>
+      </w:r>
+    </w:p>
+    <w:p>
+      <w:pPr>
+        <w:keepNext w:val="false"/>
+        <w:keepLines/>
+        <w:spacing w:after="0" w:line="240"/>
+      </w:pPr>
+      <w:r>
+        <w:rPr>
+          <w:rFonts w:ascii="Courier New" w:cs="Courier New" w:eastAsia="Courier New" w:hAnsi="Courier New"/>
+          <w:sz w:val="20"/>
+          <w:szCs w:val="20"/>
+        </w:rPr>
+        <w:t xml:space="preserve">        &lt;div&gt;&lt;strong&gt;Почта&lt;/strong&gt;&lt;p&gt;darya@zeloniydvor.ru&lt;/p&gt;&lt;/div&gt;</w:t>
       </w:r>
     </w:p>
     <w:p>
@@ -25657,6 +25657,21 @@
           <w:sz w:val="20"/>
           <w:szCs w:val="20"/>
         </w:rPr>
+        <w:t xml:space="preserve">.btn { transition: background .2s, border-color .2s, color .2s; }</w:t>
+      </w:r>
+    </w:p>
+    <w:p>
+      <w:pPr>
+        <w:keepNext w:val="false"/>
+        <w:keepLines/>
+        <w:spacing w:after="0" w:line="240"/>
+      </w:pPr>
+      <w:r>
+        <w:rPr>
+          <w:rFonts w:ascii="Courier New" w:cs="Courier New" w:eastAsia="Courier New" w:hAnsi="Courier New"/>
+          <w:sz w:val="20"/>
+          <w:szCs w:val="20"/>
+        </w:rPr>
         <w:t xml:space="preserve">.btn:hover { background: var(--green-dark); border-color: var(--green-dark); }</w:t>
       </w:r>
     </w:p>
@@ -26377,22 +26392,37 @@
           <w:sz w:val="20"/>
           <w:szCs w:val="20"/>
         </w:rPr>
-        <w:t xml:space="preserve">.card { background: #fff; border: 1px solid var(--line); border-radius: 8px; overflow: hidden; display: flex; flex-direction: column; }</w:t>
-      </w:r>
-    </w:p>
-    <w:p>
-      <w:pPr>
-        <w:keepNext w:val="false"/>
-        <w:keepLines/>
-        <w:spacing w:after="0" w:line="240"/>
-      </w:pPr>
-      <w:r>
-        <w:rPr>
-          <w:rFonts w:ascii="Courier New" w:cs="Courier New" w:eastAsia="Courier New" w:hAnsi="Courier New"/>
-          <w:sz w:val="20"/>
-          <w:szCs w:val="20"/>
-        </w:rPr>
-        <w:t xml:space="preserve">.card__img { width: 100%; aspect-ratio: 3 / 2; object-fit: cover; }</w:t>
+        <w:t xml:space="preserve">.card { background: #fff; border: 1px solid var(--line); border-radius: 8px; overflow: hidden; display: flex; flex-direction: column; transition: transform .25s, box-shadow .25s; }</w:t>
+      </w:r>
+    </w:p>
+    <w:p>
+      <w:pPr>
+        <w:keepNext w:val="false"/>
+        <w:keepLines/>
+        <w:spacing w:after="0" w:line="240"/>
+      </w:pPr>
+      <w:r>
+        <w:rPr>
+          <w:rFonts w:ascii="Courier New" w:cs="Courier New" w:eastAsia="Courier New" w:hAnsi="Courier New"/>
+          <w:sz w:val="20"/>
+          <w:szCs w:val="20"/>
+        </w:rPr>
+        <w:t xml:space="preserve">.card &gt; a { display: block; overflow: hidden; }</w:t>
+      </w:r>
+    </w:p>
+    <w:p>
+      <w:pPr>
+        <w:keepNext w:val="false"/>
+        <w:keepLines/>
+        <w:spacing w:after="0" w:line="240"/>
+      </w:pPr>
+      <w:r>
+        <w:rPr>
+          <w:rFonts w:ascii="Courier New" w:cs="Courier New" w:eastAsia="Courier New" w:hAnsi="Courier New"/>
+          <w:sz w:val="20"/>
+          <w:szCs w:val="20"/>
+        </w:rPr>
+        <w:t xml:space="preserve">.card__img { width: 100%; aspect-ratio: 3 / 2; object-fit: cover; transition: transform .4s; }</w:t>
       </w:r>
     </w:p>
     <w:p>
@@ -26602,22 +26632,7 @@
           <w:sz w:val="20"/>
           <w:szCs w:val="20"/>
         </w:rPr>
-        <w:t xml:space="preserve">.project img { width: 100%; aspect-ratio: 3 / 2; object-fit: cover; border-radius: 8px; margin-bottom: 10px; }</w:t>
-      </w:r>
-    </w:p>
-    <w:p>
-      <w:pPr>
-        <w:keepNext w:val="false"/>
-        <w:keepLines/>
-        <w:spacing w:after="0" w:line="240"/>
-      </w:pPr>
-      <w:r>
-        <w:rPr>
-          <w:rFonts w:ascii="Courier New" w:cs="Courier New" w:eastAsia="Courier New" w:hAnsi="Courier New"/>
-          <w:sz w:val="20"/>
-          <w:szCs w:val="20"/>
-        </w:rPr>
-        <w:t xml:space="preserve">.project:hover img { opacity: .9; }</w:t>
+        <w:t xml:space="preserve">.project img { width: 100%; aspect-ratio: 3 / 2; object-fit: cover; border-radius: 8px; margin-bottom: 10px; transition: transform .25s; }</w:t>
       </w:r>
     </w:p>
     <w:p>
@@ -27773,6 +27788,171 @@
           <w:szCs w:val="20"/>
         </w:rPr>
         <w:t xml:space="preserve">.footer__copy { border-top: 1px solid rgba(255, 255, 255, .15); margin-top: 28px; padding-top: 16px; font-size: .9rem; color: #b8c7b6; }</w:t>
+      </w:r>
+    </w:p>
+    <w:p>
+      <w:pPr>
+        <w:keepNext w:val="false"/>
+        <w:keepLines/>
+        <w:spacing w:after="0" w:line="240"/>
+      </w:pPr>
+      <w:r>
+        <w:rPr>
+          <w:rFonts w:ascii="Courier New" w:cs="Courier New" w:eastAsia="Courier New" w:hAnsi="Courier New"/>
+          <w:sz w:val="20"/>
+          <w:szCs w:val="20"/>
+        </w:rPr>
+        <w:t xml:space="preserve"> </w:t>
+      </w:r>
+    </w:p>
+    <w:p>
+      <w:pPr>
+        <w:keepNext w:val="false"/>
+        <w:keepLines/>
+        <w:spacing w:after="0" w:line="240"/>
+      </w:pPr>
+      <w:r>
+        <w:rPr>
+          <w:rFonts w:ascii="Courier New" w:cs="Courier New" w:eastAsia="Courier New" w:hAnsi="Courier New"/>
+          <w:sz w:val="20"/>
+          <w:szCs w:val="20"/>
+        </w:rPr>
+        <w:t xml:space="preserve">@keyframes fade-up { from { opacity: 0; transform: translateY(16px); } to { opacity: 1; transform: none; } }</w:t>
+      </w:r>
+    </w:p>
+    <w:p>
+      <w:pPr>
+        <w:keepNext w:val="false"/>
+        <w:keepLines/>
+        <w:spacing w:after="0" w:line="240"/>
+      </w:pPr>
+      <w:r>
+        <w:rPr>
+          <w:rFonts w:ascii="Courier New" w:cs="Courier New" w:eastAsia="Courier New" w:hAnsi="Courier New"/>
+          <w:sz w:val="20"/>
+          <w:szCs w:val="20"/>
+        </w:rPr>
+        <w:t xml:space="preserve"> </w:t>
+      </w:r>
+    </w:p>
+    <w:p>
+      <w:pPr>
+        <w:keepNext w:val="false"/>
+        <w:keepLines/>
+        <w:spacing w:after="0" w:line="240"/>
+      </w:pPr>
+      <w:r>
+        <w:rPr>
+          <w:rFonts w:ascii="Courier New" w:cs="Courier New" w:eastAsia="Courier New" w:hAnsi="Courier New"/>
+          <w:sz w:val="20"/>
+          <w:szCs w:val="20"/>
+        </w:rPr>
+        <w:t xml:space="preserve">@media (prefers-reduced-motion: no-preference) {</w:t>
+      </w:r>
+    </w:p>
+    <w:p>
+      <w:pPr>
+        <w:keepNext w:val="false"/>
+        <w:keepLines/>
+        <w:spacing w:after="0" w:line="240"/>
+      </w:pPr>
+      <w:r>
+        <w:rPr>
+          <w:rFonts w:ascii="Courier New" w:cs="Courier New" w:eastAsia="Courier New" w:hAnsi="Courier New"/>
+          <w:sz w:val="20"/>
+          <w:szCs w:val="20"/>
+        </w:rPr>
+        <w:t xml:space="preserve">    .hero__text, .hero__img { animation: fade-up .7s ease both; }</w:t>
+      </w:r>
+    </w:p>
+    <w:p>
+      <w:pPr>
+        <w:keepNext w:val="false"/>
+        <w:keepLines/>
+        <w:spacing w:after="0" w:line="240"/>
+      </w:pPr>
+      <w:r>
+        <w:rPr>
+          <w:rFonts w:ascii="Courier New" w:cs="Courier New" w:eastAsia="Courier New" w:hAnsi="Courier New"/>
+          <w:sz w:val="20"/>
+          <w:szCs w:val="20"/>
+        </w:rPr>
+        <w:t xml:space="preserve">    .hero__img { animation-delay: .15s; }</w:t>
+      </w:r>
+    </w:p>
+    <w:p>
+      <w:pPr>
+        <w:keepNext w:val="false"/>
+        <w:keepLines/>
+        <w:spacing w:after="0" w:line="240"/>
+      </w:pPr>
+      <w:r>
+        <w:rPr>
+          <w:rFonts w:ascii="Courier New" w:cs="Courier New" w:eastAsia="Courier New" w:hAnsi="Courier New"/>
+          <w:sz w:val="20"/>
+          <w:szCs w:val="20"/>
+        </w:rPr>
+        <w:t xml:space="preserve">    .card:hover { transform: translateY(-4px); box-shadow: 0 10px 24px rgba(0, 0, 0, .08); }</w:t>
+      </w:r>
+    </w:p>
+    <w:p>
+      <w:pPr>
+        <w:keepNext w:val="false"/>
+        <w:keepLines/>
+        <w:spacing w:after="0" w:line="240"/>
+      </w:pPr>
+      <w:r>
+        <w:rPr>
+          <w:rFonts w:ascii="Courier New" w:cs="Courier New" w:eastAsia="Courier New" w:hAnsi="Courier New"/>
+          <w:sz w:val="20"/>
+          <w:szCs w:val="20"/>
+        </w:rPr>
+        <w:t xml:space="preserve">    .card:hover .card__img { transform: scale(1.04); }</w:t>
+      </w:r>
+    </w:p>
+    <w:p>
+      <w:pPr>
+        <w:keepNext w:val="false"/>
+        <w:keepLines/>
+        <w:spacing w:after="0" w:line="240"/>
+      </w:pPr>
+      <w:r>
+        <w:rPr>
+          <w:rFonts w:ascii="Courier New" w:cs="Courier New" w:eastAsia="Courier New" w:hAnsi="Courier New"/>
+          <w:sz w:val="20"/>
+          <w:szCs w:val="20"/>
+        </w:rPr>
+        <w:t xml:space="preserve">    .project:hover img { transform: translateY(-4px); }</w:t>
+      </w:r>
+    </w:p>
+    <w:p>
+      <w:pPr>
+        <w:keepNext w:val="false"/>
+        <w:keepLines/>
+        <w:spacing w:after="0" w:line="240"/>
+      </w:pPr>
+      <w:r>
+        <w:rPr>
+          <w:rFonts w:ascii="Courier New" w:cs="Courier New" w:eastAsia="Courier New" w:hAnsi="Courier New"/>
+          <w:sz w:val="20"/>
+          <w:szCs w:val="20"/>
+        </w:rPr>
+        <w:t xml:space="preserve">    .lightbox.open .lightbox__box { animation: fade-up .3s ease both; }</w:t>
+      </w:r>
+    </w:p>
+    <w:p>
+      <w:pPr>
+        <w:keepNext w:val="false"/>
+        <w:keepLines/>
+        <w:spacing w:after="0" w:line="240"/>
+      </w:pPr>
+      <w:r>
+        <w:rPr>
+          <w:rFonts w:ascii="Courier New" w:cs="Courier New" w:eastAsia="Courier New" w:hAnsi="Courier New"/>
+          <w:sz w:val="20"/>
+          <w:szCs w:val="20"/>
+        </w:rPr>
+        <w:t xml:space="preserve">}</w:t>
       </w:r>
     </w:p>
     <w:p>

--- a/kursovaya-landshaft/docs/Курсовая_работа.docx
+++ b/kursovaya-landshaft/docs/Курсовая_работа.docx
@@ -472,7 +472,7 @@
           <w:sz w:val="28"/>
           <w:szCs w:val="28"/>
         </w:rPr>
-        <w:t xml:space="preserve">: 59 страниц, 26 рисунков, 2 таблицы, 39 источников, 1 приложение.</w:t>
+        <w:t xml:space="preserve">: 60 страниц, 26 рисунков, 2 таблицы, 39 источников, 1 приложение.</w:t>
       </w:r>
     </w:p>
     <w:p>
@@ -1436,7 +1436,7 @@
           <w:sz w:val="28"/>
           <w:szCs w:val="28"/>
         </w:rPr>
-        <w:t xml:space="preserve">JavaScript выполняется в браузере и меняет страницу без перезагрузки через объектную модель документа (DOM) [13, 16]. На сайте студии он нужен для мобильного меню, пересчёта стоимости при вводе площади, окна просмотра проекта, подтверждения удаления.</w:t>
+        <w:t xml:space="preserve">JavaScript выполняется в браузере и меняет страницу без перезагрузки через объектную модель документа (DOM) [13, 16]. На сайте студии он нужен для мобильного меню, пересчёта стоимости при вводе площади, окна просмотра проекта, подтверждения удаления и плавного появления блоков при прокрутке, для которого используется интерфейс IntersectionObserver [35].</w:t>
       </w:r>
     </w:p>
     <w:p>
@@ -4082,7 +4082,7 @@
           <w:sz w:val="28"/>
           <w:szCs w:val="28"/>
         </w:rPr>
-        <w:t xml:space="preserve">Главная страница открывается блоком с заголовком, кратким описанием студии, кнопками «Услуги и цены» и «Наши работы» и иллюстрацией; число проектов в портфолио считается запросом к базе (рисунок 6). В шапке расположены название студии, меню и телефон, текущий раздел в меню подчёркнут. Для заголовков используется шрифт PT Serif, для текста – PT Sans, основной цвет – тёмно-зелёный. Анимация сведена к минимуму и выполнена средствами CSS: первый экран плавно появляется при загрузке, карточки слегка приподнимаются при наведении; при включённой в системе настройке уменьшения движения анимации отключаются.</w:t>
+        <w:t xml:space="preserve">Главная страница открывается блоком с заголовком, кратким описанием студии, кнопками «Услуги и цены» и «Наши работы» и иллюстрацией; число проектов в портфолио считается запросом к базе (рисунок 6). В шапке расположены название студии, меню и телефон, текущий раздел в меню подчёркнут. Для заголовков используется шрифт PT Serif, для текста – PT Sans, основной цвет – тёмно-зелёный. Анимации спокойные: первый экран плавно появляется при загрузке, остальные блоки – по очереди при прокрутке страницы, у шапки при прокрутке появляется тень, а карточки и кнопки слегка приподнимаются при наведении. При включённой в системе настройке уменьшения движения анимации отключаются.</w:t>
       </w:r>
     </w:p>
     <w:p>
@@ -25657,7 +25657,7 @@
           <w:sz w:val="20"/>
           <w:szCs w:val="20"/>
         </w:rPr>
-        <w:t xml:space="preserve">.btn { transition: background .2s, border-color .2s, color .2s; }</w:t>
+        <w:t xml:space="preserve">.btn { transition: background .2s, border-color .2s, color .2s, transform .2s, box-shadow .2s; }</w:t>
       </w:r>
     </w:p>
     <w:p>
@@ -25792,7 +25792,22 @@
           <w:sz w:val="20"/>
           <w:szCs w:val="20"/>
         </w:rPr>
-        <w:t xml:space="preserve">.header { position: relative; background: #fff; border-bottom: 1px solid var(--line); }</w:t>
+        <w:t xml:space="preserve">.header { position: sticky; top: 0; z-index: 10; background: #fff; border-bottom: 1px solid var(--line); transition: box-shadow .3s; }</w:t>
+      </w:r>
+    </w:p>
+    <w:p>
+      <w:pPr>
+        <w:keepNext w:val="false"/>
+        <w:keepLines/>
+        <w:spacing w:after="0" w:line="240"/>
+      </w:pPr>
+      <w:r>
+        <w:rPr>
+          <w:rFonts w:ascii="Courier New" w:cs="Courier New" w:eastAsia="Courier New" w:hAnsi="Courier New"/>
+          <w:sz w:val="20"/>
+          <w:szCs w:val="20"/>
+        </w:rPr>
+        <w:t xml:space="preserve">.header--scrolled { box-shadow: 0 4px 16px rgba(0, 0, 0, .07); }</w:t>
       </w:r>
     </w:p>
     <w:p>
@@ -25897,22 +25912,22 @@
           <w:sz w:val="20"/>
           <w:szCs w:val="20"/>
         </w:rPr>
-        <w:t xml:space="preserve">.nav a:not(.btn) { color: var(--text); text-decoration: none; }</w:t>
-      </w:r>
-    </w:p>
-    <w:p>
-      <w:pPr>
-        <w:keepNext w:val="false"/>
-        <w:keepLines/>
-        <w:spacing w:after="0" w:line="240"/>
-      </w:pPr>
-      <w:r>
-        <w:rPr>
-          <w:rFonts w:ascii="Courier New" w:cs="Courier New" w:eastAsia="Courier New" w:hAnsi="Courier New"/>
-          <w:sz w:val="20"/>
-          <w:szCs w:val="20"/>
-        </w:rPr>
-        <w:t xml:space="preserve">.nav a:not(.btn):hover, .nav a.active { color: var(--green); text-decoration: underline; }</w:t>
+        <w:t xml:space="preserve">.nav a:not(.btn) { color: var(--text); text-decoration: none; background: linear-gradient(var(--green), var(--green)) no-repeat left bottom / 0 2px; padding-bottom: 2px; transition: background-size .25s, color .2s; }</w:t>
+      </w:r>
+    </w:p>
+    <w:p>
+      <w:pPr>
+        <w:keepNext w:val="false"/>
+        <w:keepLines/>
+        <w:spacing w:after="0" w:line="240"/>
+      </w:pPr>
+      <w:r>
+        <w:rPr>
+          <w:rFonts w:ascii="Courier New" w:cs="Courier New" w:eastAsia="Courier New" w:hAnsi="Courier New"/>
+          <w:sz w:val="20"/>
+          <w:szCs w:val="20"/>
+        </w:rPr>
+        <w:t xml:space="preserve">.nav a:not(.btn):hover, .nav a.active { color: var(--green); background-size: 100% 2px; }</w:t>
       </w:r>
     </w:p>
     <w:p>
@@ -27938,6 +27953,171 @@
           <w:szCs w:val="20"/>
         </w:rPr>
         <w:t xml:space="preserve">    .lightbox.open .lightbox__box { animation: fade-up .3s ease both; }</w:t>
+      </w:r>
+    </w:p>
+    <w:p>
+      <w:pPr>
+        <w:keepNext w:val="false"/>
+        <w:keepLines/>
+        <w:spacing w:after="0" w:line="240"/>
+      </w:pPr>
+      <w:r>
+        <w:rPr>
+          <w:rFonts w:ascii="Courier New" w:cs="Courier New" w:eastAsia="Courier New" w:hAnsi="Courier New"/>
+          <w:sz w:val="20"/>
+          <w:szCs w:val="20"/>
+        </w:rPr>
+        <w:t xml:space="preserve">    .btn:hover { transform: translateY(-2px); box-shadow: 0 6px 14px rgba(46, 94, 58, .2); }</w:t>
+      </w:r>
+    </w:p>
+    <w:p>
+      <w:pPr>
+        <w:keepNext w:val="false"/>
+        <w:keepLines/>
+        <w:spacing w:after="0" w:line="240"/>
+      </w:pPr>
+      <w:r>
+        <w:rPr>
+          <w:rFonts w:ascii="Courier New" w:cs="Courier New" w:eastAsia="Courier New" w:hAnsi="Courier New"/>
+          <w:sz w:val="20"/>
+          <w:szCs w:val="20"/>
+        </w:rPr>
+        <w:t xml:space="preserve">    .feature { transition: transform .25s; }</w:t>
+      </w:r>
+    </w:p>
+    <w:p>
+      <w:pPr>
+        <w:keepNext w:val="false"/>
+        <w:keepLines/>
+        <w:spacing w:after="0" w:line="240"/>
+      </w:pPr>
+      <w:r>
+        <w:rPr>
+          <w:rFonts w:ascii="Courier New" w:cs="Courier New" w:eastAsia="Courier New" w:hAnsi="Courier New"/>
+          <w:sz w:val="20"/>
+          <w:szCs w:val="20"/>
+        </w:rPr>
+        <w:t xml:space="preserve">    .feature:hover { transform: translateY(-4px); }</w:t>
+      </w:r>
+    </w:p>
+    <w:p>
+      <w:pPr>
+        <w:keepNext w:val="false"/>
+        <w:keepLines/>
+        <w:spacing w:after="0" w:line="240"/>
+      </w:pPr>
+      <w:r>
+        <w:rPr>
+          <w:rFonts w:ascii="Courier New" w:cs="Courier New" w:eastAsia="Courier New" w:hAnsi="Courier New"/>
+          <w:sz w:val="20"/>
+          <w:szCs w:val="20"/>
+        </w:rPr>
+        <w:t xml:space="preserve"> </w:t>
+      </w:r>
+    </w:p>
+    <w:p>
+      <w:pPr>
+        <w:keepNext w:val="false"/>
+        <w:keepLines/>
+        <w:spacing w:after="0" w:line="240"/>
+      </w:pPr>
+      <w:r>
+        <w:rPr>
+          <w:rFonts w:ascii="Courier New" w:cs="Courier New" w:eastAsia="Courier New" w:hAnsi="Courier New"/>
+          <w:sz w:val="20"/>
+          <w:szCs w:val="20"/>
+        </w:rPr>
+        <w:t xml:space="preserve">    .reveal { opacity: 0; transform: translateY(24px); transition: opacity .7s ease, transform .7s ease; }</w:t>
+      </w:r>
+    </w:p>
+    <w:p>
+      <w:pPr>
+        <w:keepNext w:val="false"/>
+        <w:keepLines/>
+        <w:spacing w:after="0" w:line="240"/>
+      </w:pPr>
+      <w:r>
+        <w:rPr>
+          <w:rFonts w:ascii="Courier New" w:cs="Courier New" w:eastAsia="Courier New" w:hAnsi="Courier New"/>
+          <w:sz w:val="20"/>
+          <w:szCs w:val="20"/>
+        </w:rPr>
+        <w:t xml:space="preserve">    .reveal.visible { opacity: 1; transform: none; }</w:t>
+      </w:r>
+    </w:p>
+    <w:p>
+      <w:pPr>
+        <w:keepNext w:val="false"/>
+        <w:keepLines/>
+        <w:spacing w:after="0" w:line="240"/>
+      </w:pPr>
+      <w:r>
+        <w:rPr>
+          <w:rFonts w:ascii="Courier New" w:cs="Courier New" w:eastAsia="Courier New" w:hAnsi="Courier New"/>
+          <w:sz w:val="20"/>
+          <w:szCs w:val="20"/>
+        </w:rPr>
+        <w:t xml:space="preserve">    .steps li.reveal { transform: translateX(-24px); }</w:t>
+      </w:r>
+    </w:p>
+    <w:p>
+      <w:pPr>
+        <w:keepNext w:val="false"/>
+        <w:keepLines/>
+        <w:spacing w:after="0" w:line="240"/>
+      </w:pPr>
+      <w:r>
+        <w:rPr>
+          <w:rFonts w:ascii="Courier New" w:cs="Courier New" w:eastAsia="Courier New" w:hAnsi="Courier New"/>
+          <w:sz w:val="20"/>
+          <w:szCs w:val="20"/>
+        </w:rPr>
+        <w:t xml:space="preserve">    .steps li.reveal.visible { transform: none; }</w:t>
+      </w:r>
+    </w:p>
+    <w:p>
+      <w:pPr>
+        <w:keepNext w:val="false"/>
+        <w:keepLines/>
+        <w:spacing w:after="0" w:line="240"/>
+      </w:pPr>
+      <w:r>
+        <w:rPr>
+          <w:rFonts w:ascii="Courier New" w:cs="Courier New" w:eastAsia="Courier New" w:hAnsi="Courier New"/>
+          <w:sz w:val="20"/>
+          <w:szCs w:val="20"/>
+        </w:rPr>
+        <w:t xml:space="preserve">    .grid .reveal:nth-child(2), .features .reveal:nth-child(2), .steps .reveal:nth-child(2) { transition-delay: .12s; }</w:t>
+      </w:r>
+    </w:p>
+    <w:p>
+      <w:pPr>
+        <w:keepNext w:val="false"/>
+        <w:keepLines/>
+        <w:spacing w:after="0" w:line="240"/>
+      </w:pPr>
+      <w:r>
+        <w:rPr>
+          <w:rFonts w:ascii="Courier New" w:cs="Courier New" w:eastAsia="Courier New" w:hAnsi="Courier New"/>
+          <w:sz w:val="20"/>
+          <w:szCs w:val="20"/>
+        </w:rPr>
+        <w:t xml:space="preserve">    .grid .reveal:nth-child(3), .features .reveal:nth-child(3), .steps .reveal:nth-child(3) { transition-delay: .24s; }</w:t>
+      </w:r>
+    </w:p>
+    <w:p>
+      <w:pPr>
+        <w:keepNext w:val="false"/>
+        <w:keepLines/>
+        <w:spacing w:after="0" w:line="240"/>
+      </w:pPr>
+      <w:r>
+        <w:rPr>
+          <w:rFonts w:ascii="Courier New" w:cs="Courier New" w:eastAsia="Courier New" w:hAnsi="Courier New"/>
+          <w:sz w:val="20"/>
+          <w:szCs w:val="20"/>
+        </w:rPr>
+        <w:t xml:space="preserve">    .features .reveal:nth-child(4), .steps .reveal:nth-child(4) { transition-delay: .36s; }</w:t>
       </w:r>
     </w:p>
     <w:p>
@@ -29047,6 +29227,306 @@
           <w:szCs w:val="20"/>
         </w:rPr>
         <w:t xml:space="preserve">    });</w:t>
+      </w:r>
+    </w:p>
+    <w:p>
+      <w:pPr>
+        <w:keepNext w:val="false"/>
+        <w:keepLines/>
+        <w:spacing w:after="0" w:line="240"/>
+      </w:pPr>
+      <w:r>
+        <w:rPr>
+          <w:rFonts w:ascii="Courier New" w:cs="Courier New" w:eastAsia="Courier New" w:hAnsi="Courier New"/>
+          <w:sz w:val="20"/>
+          <w:szCs w:val="20"/>
+        </w:rPr>
+        <w:t xml:space="preserve">}</w:t>
+      </w:r>
+    </w:p>
+    <w:p>
+      <w:pPr>
+        <w:keepNext w:val="false"/>
+        <w:keepLines/>
+        <w:spacing w:after="0" w:line="240"/>
+      </w:pPr>
+      <w:r>
+        <w:rPr>
+          <w:rFonts w:ascii="Courier New" w:cs="Courier New" w:eastAsia="Courier New" w:hAnsi="Courier New"/>
+          <w:sz w:val="20"/>
+          <w:szCs w:val="20"/>
+        </w:rPr>
+        <w:t xml:space="preserve"> </w:t>
+      </w:r>
+    </w:p>
+    <w:p>
+      <w:pPr>
+        <w:keepNext w:val="false"/>
+        <w:keepLines/>
+        <w:spacing w:after="0" w:line="240"/>
+      </w:pPr>
+      <w:r>
+        <w:rPr>
+          <w:rFonts w:ascii="Courier New" w:cs="Courier New" w:eastAsia="Courier New" w:hAnsi="Courier New"/>
+          <w:sz w:val="20"/>
+          <w:szCs w:val="20"/>
+        </w:rPr>
+        <w:t xml:space="preserve">const header = document.querySelector('.header');</w:t>
+      </w:r>
+    </w:p>
+    <w:p>
+      <w:pPr>
+        <w:keepNext w:val="false"/>
+        <w:keepLines/>
+        <w:spacing w:after="0" w:line="240"/>
+      </w:pPr>
+      <w:r>
+        <w:rPr>
+          <w:rFonts w:ascii="Courier New" w:cs="Courier New" w:eastAsia="Courier New" w:hAnsi="Courier New"/>
+          <w:sz w:val="20"/>
+          <w:szCs w:val="20"/>
+        </w:rPr>
+        <w:t xml:space="preserve">window.addEventListener('scroll', () =&gt; header.classList.toggle('header--scrolled', window.scrollY &gt; 10));</w:t>
+      </w:r>
+    </w:p>
+    <w:p>
+      <w:pPr>
+        <w:keepNext w:val="false"/>
+        <w:keepLines/>
+        <w:spacing w:after="0" w:line="240"/>
+      </w:pPr>
+      <w:r>
+        <w:rPr>
+          <w:rFonts w:ascii="Courier New" w:cs="Courier New" w:eastAsia="Courier New" w:hAnsi="Courier New"/>
+          <w:sz w:val="20"/>
+          <w:szCs w:val="20"/>
+        </w:rPr>
+        <w:t xml:space="preserve"> </w:t>
+      </w:r>
+    </w:p>
+    <w:p>
+      <w:pPr>
+        <w:keepNext w:val="false"/>
+        <w:keepLines/>
+        <w:spacing w:after="0" w:line="240"/>
+      </w:pPr>
+      <w:r>
+        <w:rPr>
+          <w:rFonts w:ascii="Courier New" w:cs="Courier New" w:eastAsia="Courier New" w:hAnsi="Courier New"/>
+          <w:sz w:val="20"/>
+          <w:szCs w:val="20"/>
+        </w:rPr>
+        <w:t xml:space="preserve">if (window.matchMedia('(prefers-reduced-motion: no-preference)').matches &amp;&amp; 'IntersectionObserver' in window) {</w:t>
+      </w:r>
+    </w:p>
+    <w:p>
+      <w:pPr>
+        <w:keepNext w:val="false"/>
+        <w:keepLines/>
+        <w:spacing w:after="0" w:line="240"/>
+      </w:pPr>
+      <w:r>
+        <w:rPr>
+          <w:rFonts w:ascii="Courier New" w:cs="Courier New" w:eastAsia="Courier New" w:hAnsi="Courier New"/>
+          <w:sz w:val="20"/>
+          <w:szCs w:val="20"/>
+        </w:rPr>
+        <w:t xml:space="preserve">    const observer = new IntersectionObserver(entries =&gt; {</w:t>
+      </w:r>
+    </w:p>
+    <w:p>
+      <w:pPr>
+        <w:keepNext w:val="false"/>
+        <w:keepLines/>
+        <w:spacing w:after="0" w:line="240"/>
+      </w:pPr>
+      <w:r>
+        <w:rPr>
+          <w:rFonts w:ascii="Courier New" w:cs="Courier New" w:eastAsia="Courier New" w:hAnsi="Courier New"/>
+          <w:sz w:val="20"/>
+          <w:szCs w:val="20"/>
+        </w:rPr>
+        <w:t xml:space="preserve">        entries.forEach(entry =&gt; {</w:t>
+      </w:r>
+    </w:p>
+    <w:p>
+      <w:pPr>
+        <w:keepNext w:val="false"/>
+        <w:keepLines/>
+        <w:spacing w:after="0" w:line="240"/>
+      </w:pPr>
+      <w:r>
+        <w:rPr>
+          <w:rFonts w:ascii="Courier New" w:cs="Courier New" w:eastAsia="Courier New" w:hAnsi="Courier New"/>
+          <w:sz w:val="20"/>
+          <w:szCs w:val="20"/>
+        </w:rPr>
+        <w:t xml:space="preserve">            if (entry.isIntersecting) {</w:t>
+      </w:r>
+    </w:p>
+    <w:p>
+      <w:pPr>
+        <w:keepNext w:val="false"/>
+        <w:keepLines/>
+        <w:spacing w:after="0" w:line="240"/>
+      </w:pPr>
+      <w:r>
+        <w:rPr>
+          <w:rFonts w:ascii="Courier New" w:cs="Courier New" w:eastAsia="Courier New" w:hAnsi="Courier New"/>
+          <w:sz w:val="20"/>
+          <w:szCs w:val="20"/>
+        </w:rPr>
+        <w:t xml:space="preserve">                entry.target.classList.add('visible');</w:t>
+      </w:r>
+    </w:p>
+    <w:p>
+      <w:pPr>
+        <w:keepNext w:val="false"/>
+        <w:keepLines/>
+        <w:spacing w:after="0" w:line="240"/>
+      </w:pPr>
+      <w:r>
+        <w:rPr>
+          <w:rFonts w:ascii="Courier New" w:cs="Courier New" w:eastAsia="Courier New" w:hAnsi="Courier New"/>
+          <w:sz w:val="20"/>
+          <w:szCs w:val="20"/>
+        </w:rPr>
+        <w:t xml:space="preserve">                observer.unobserve(entry.target);</w:t>
+      </w:r>
+    </w:p>
+    <w:p>
+      <w:pPr>
+        <w:keepNext w:val="false"/>
+        <w:keepLines/>
+        <w:spacing w:after="0" w:line="240"/>
+      </w:pPr>
+      <w:r>
+        <w:rPr>
+          <w:rFonts w:ascii="Courier New" w:cs="Courier New" w:eastAsia="Courier New" w:hAnsi="Courier New"/>
+          <w:sz w:val="20"/>
+          <w:szCs w:val="20"/>
+        </w:rPr>
+        <w:t xml:space="preserve">            }</w:t>
+      </w:r>
+    </w:p>
+    <w:p>
+      <w:pPr>
+        <w:keepNext w:val="false"/>
+        <w:keepLines/>
+        <w:spacing w:after="0" w:line="240"/>
+      </w:pPr>
+      <w:r>
+        <w:rPr>
+          <w:rFonts w:ascii="Courier New" w:cs="Courier New" w:eastAsia="Courier New" w:hAnsi="Courier New"/>
+          <w:sz w:val="20"/>
+          <w:szCs w:val="20"/>
+        </w:rPr>
+        <w:t xml:space="preserve">        });</w:t>
+      </w:r>
+    </w:p>
+    <w:p>
+      <w:pPr>
+        <w:keepNext w:val="false"/>
+        <w:keepLines/>
+        <w:spacing w:after="0" w:line="240"/>
+      </w:pPr>
+      <w:r>
+        <w:rPr>
+          <w:rFonts w:ascii="Courier New" w:cs="Courier New" w:eastAsia="Courier New" w:hAnsi="Courier New"/>
+          <w:sz w:val="20"/>
+          <w:szCs w:val="20"/>
+        </w:rPr>
+        <w:t xml:space="preserve">    }, { threshold: 0.15 });</w:t>
+      </w:r>
+    </w:p>
+    <w:p>
+      <w:pPr>
+        <w:keepNext w:val="false"/>
+        <w:keepLines/>
+        <w:spacing w:after="0" w:line="240"/>
+      </w:pPr>
+      <w:r>
+        <w:rPr>
+          <w:rFonts w:ascii="Courier New" w:cs="Courier New" w:eastAsia="Courier New" w:hAnsi="Courier New"/>
+          <w:sz w:val="20"/>
+          <w:szCs w:val="20"/>
+        </w:rPr>
+        <w:t xml:space="preserve"> </w:t>
+      </w:r>
+    </w:p>
+    <w:p>
+      <w:pPr>
+        <w:keepNext w:val="false"/>
+        <w:keepLines/>
+        <w:spacing w:after="0" w:line="240"/>
+      </w:pPr>
+      <w:r>
+        <w:rPr>
+          <w:rFonts w:ascii="Courier New" w:cs="Courier New" w:eastAsia="Courier New" w:hAnsi="Courier New"/>
+          <w:sz w:val="20"/>
+          <w:szCs w:val="20"/>
+        </w:rPr>
+        <w:t xml:space="preserve">    document.querySelectorAll('.section h2, .feature, .card, .project, .steps li, .cta, .contacts &gt; div')</w:t>
+      </w:r>
+    </w:p>
+    <w:p>
+      <w:pPr>
+        <w:keepNext w:val="false"/>
+        <w:keepLines/>
+        <w:spacing w:after="0" w:line="240"/>
+      </w:pPr>
+      <w:r>
+        <w:rPr>
+          <w:rFonts w:ascii="Courier New" w:cs="Courier New" w:eastAsia="Courier New" w:hAnsi="Courier New"/>
+          <w:sz w:val="20"/>
+          <w:szCs w:val="20"/>
+        </w:rPr>
+        <w:t xml:space="preserve">        .forEach(element =&gt; {</w:t>
+      </w:r>
+    </w:p>
+    <w:p>
+      <w:pPr>
+        <w:keepNext w:val="false"/>
+        <w:keepLines/>
+        <w:spacing w:after="0" w:line="240"/>
+      </w:pPr>
+      <w:r>
+        <w:rPr>
+          <w:rFonts w:ascii="Courier New" w:cs="Courier New" w:eastAsia="Courier New" w:hAnsi="Courier New"/>
+          <w:sz w:val="20"/>
+          <w:szCs w:val="20"/>
+        </w:rPr>
+        <w:t xml:space="preserve">            element.classList.add('reveal');</w:t>
+      </w:r>
+    </w:p>
+    <w:p>
+      <w:pPr>
+        <w:keepNext w:val="false"/>
+        <w:keepLines/>
+        <w:spacing w:after="0" w:line="240"/>
+      </w:pPr>
+      <w:r>
+        <w:rPr>
+          <w:rFonts w:ascii="Courier New" w:cs="Courier New" w:eastAsia="Courier New" w:hAnsi="Courier New"/>
+          <w:sz w:val="20"/>
+          <w:szCs w:val="20"/>
+        </w:rPr>
+        <w:t xml:space="preserve">            observer.observe(element);</w:t>
+      </w:r>
+    </w:p>
+    <w:p>
+      <w:pPr>
+        <w:keepNext w:val="false"/>
+        <w:keepLines/>
+        <w:spacing w:after="0" w:line="240"/>
+      </w:pPr>
+      <w:r>
+        <w:rPr>
+          <w:rFonts w:ascii="Courier New" w:cs="Courier New" w:eastAsia="Courier New" w:hAnsi="Courier New"/>
+          <w:sz w:val="20"/>
+          <w:szCs w:val="20"/>
+        </w:rPr>
+        <w:t xml:space="preserve">        });</w:t>
       </w:r>
     </w:p>
     <w:p>

--- a/kursovaya-landshaft/docs/Курсовая_работа.docx
+++ b/kursovaya-landshaft/docs/Курсовая_работа.docx
@@ -12487,52 +12487,52 @@
           <w:sz w:val="20"/>
           <w:szCs w:val="20"/>
         </w:rPr>
-        <w:t xml:space="preserve">        &lt;li&gt;&lt;strong&gt;Заявка.&lt;/strong&gt; Оставляете заказ на сайте или звоните нам.&lt;/li&gt;</w:t>
-      </w:r>
-    </w:p>
-    <w:p>
-      <w:pPr>
-        <w:keepNext w:val="false"/>
-        <w:keepLines/>
-        <w:spacing w:after="0" w:line="240"/>
-      </w:pPr>
-      <w:r>
-        <w:rPr>
-          <w:rFonts w:ascii="Courier New" w:cs="Courier New" w:eastAsia="Courier New" w:hAnsi="Courier New"/>
-          <w:sz w:val="20"/>
-          <w:szCs w:val="20"/>
-        </w:rPr>
-        <w:t xml:space="preserve">        &lt;li&gt;&lt;strong&gt;Выезд.&lt;/strong&gt; Специалист осматривает участок и делает замеры.&lt;/li&gt;</w:t>
-      </w:r>
-    </w:p>
-    <w:p>
-      <w:pPr>
-        <w:keepNext w:val="false"/>
-        <w:keepLines/>
-        <w:spacing w:after="0" w:line="240"/>
-      </w:pPr>
-      <w:r>
-        <w:rPr>
-          <w:rFonts w:ascii="Courier New" w:cs="Courier New" w:eastAsia="Courier New" w:hAnsi="Courier New"/>
-          <w:sz w:val="20"/>
-          <w:szCs w:val="20"/>
-        </w:rPr>
-        <w:t xml:space="preserve">        &lt;li&gt;&lt;strong&gt;Проект.&lt;/strong&gt; Согласовываем план, смету и сроки.&lt;/li&gt;</w:t>
-      </w:r>
-    </w:p>
-    <w:p>
-      <w:pPr>
-        <w:keepNext w:val="false"/>
-        <w:keepLines/>
-        <w:spacing w:after="0" w:line="240"/>
-      </w:pPr>
-      <w:r>
-        <w:rPr>
-          <w:rFonts w:ascii="Courier New" w:cs="Courier New" w:eastAsia="Courier New" w:hAnsi="Courier New"/>
-          <w:sz w:val="20"/>
-          <w:szCs w:val="20"/>
-        </w:rPr>
-        <w:t xml:space="preserve">        &lt;li&gt;&lt;strong&gt;Реализация.&lt;/strong&gt; Создаём сад и передаём его вам с рекомендациями по уходу.&lt;/li&gt;</w:t>
+        <w:t xml:space="preserve">        &lt;li&gt;&lt;strong&gt;Заявка&lt;/strong&gt;Оставляете заказ на сайте или звоните нам.&lt;/li&gt;</w:t>
+      </w:r>
+    </w:p>
+    <w:p>
+      <w:pPr>
+        <w:keepNext w:val="false"/>
+        <w:keepLines/>
+        <w:spacing w:after="0" w:line="240"/>
+      </w:pPr>
+      <w:r>
+        <w:rPr>
+          <w:rFonts w:ascii="Courier New" w:cs="Courier New" w:eastAsia="Courier New" w:hAnsi="Courier New"/>
+          <w:sz w:val="20"/>
+          <w:szCs w:val="20"/>
+        </w:rPr>
+        <w:t xml:space="preserve">        &lt;li&gt;&lt;strong&gt;Выезд&lt;/strong&gt;Специалист осматривает участок и делает замеры.&lt;/li&gt;</w:t>
+      </w:r>
+    </w:p>
+    <w:p>
+      <w:pPr>
+        <w:keepNext w:val="false"/>
+        <w:keepLines/>
+        <w:spacing w:after="0" w:line="240"/>
+      </w:pPr>
+      <w:r>
+        <w:rPr>
+          <w:rFonts w:ascii="Courier New" w:cs="Courier New" w:eastAsia="Courier New" w:hAnsi="Courier New"/>
+          <w:sz w:val="20"/>
+          <w:szCs w:val="20"/>
+        </w:rPr>
+        <w:t xml:space="preserve">        &lt;li&gt;&lt;strong&gt;Проект&lt;/strong&gt;Согласовываем план, смету и сроки.&lt;/li&gt;</w:t>
+      </w:r>
+    </w:p>
+    <w:p>
+      <w:pPr>
+        <w:keepNext w:val="false"/>
+        <w:keepLines/>
+        <w:spacing w:after="0" w:line="240"/>
+      </w:pPr>
+      <w:r>
+        <w:rPr>
+          <w:rFonts w:ascii="Courier New" w:cs="Courier New" w:eastAsia="Courier New" w:hAnsi="Courier New"/>
+          <w:sz w:val="20"/>
+          <w:szCs w:val="20"/>
+        </w:rPr>
+        <w:t xml:space="preserve">        &lt;li&gt;&lt;strong&gt;Реализация&lt;/strong&gt;Создаём сад и передаём его вам с рекомендациями по уходу.&lt;/li&gt;</w:t>
       </w:r>
     </w:p>
     <w:p>
@@ -25192,6 +25192,51 @@
           <w:sz w:val="20"/>
           <w:szCs w:val="20"/>
         </w:rPr>
+        <w:t xml:space="preserve">    min-height: 100vh;</w:t>
+      </w:r>
+    </w:p>
+    <w:p>
+      <w:pPr>
+        <w:keepNext w:val="false"/>
+        <w:keepLines/>
+        <w:spacing w:after="0" w:line="240"/>
+      </w:pPr>
+      <w:r>
+        <w:rPr>
+          <w:rFonts w:ascii="Courier New" w:cs="Courier New" w:eastAsia="Courier New" w:hAnsi="Courier New"/>
+          <w:sz w:val="20"/>
+          <w:szCs w:val="20"/>
+        </w:rPr>
+        <w:t xml:space="preserve">    display: flex;</w:t>
+      </w:r>
+    </w:p>
+    <w:p>
+      <w:pPr>
+        <w:keepNext w:val="false"/>
+        <w:keepLines/>
+        <w:spacing w:after="0" w:line="240"/>
+      </w:pPr>
+      <w:r>
+        <w:rPr>
+          <w:rFonts w:ascii="Courier New" w:cs="Courier New" w:eastAsia="Courier New" w:hAnsi="Courier New"/>
+          <w:sz w:val="20"/>
+          <w:szCs w:val="20"/>
+        </w:rPr>
+        <w:t xml:space="preserve">    flex-direction: column;</w:t>
+      </w:r>
+    </w:p>
+    <w:p>
+      <w:pPr>
+        <w:keepNext w:val="false"/>
+        <w:keepLines/>
+        <w:spacing w:after="0" w:line="240"/>
+      </w:pPr>
+      <w:r>
+        <w:rPr>
+          <w:rFonts w:ascii="Courier New" w:cs="Courier New" w:eastAsia="Courier New" w:hAnsi="Courier New"/>
+          <w:sz w:val="20"/>
+          <w:szCs w:val="20"/>
+        </w:rPr>
         <w:t xml:space="preserve">    font: 17px/1.55 var(--font-text);</w:t>
       </w:r>
     </w:p>
@@ -25252,6 +25297,21 @@
           <w:sz w:val="20"/>
           <w:szCs w:val="20"/>
         </w:rPr>
+        <w:t xml:space="preserve">main { flex: 1; }</w:t>
+      </w:r>
+    </w:p>
+    <w:p>
+      <w:pPr>
+        <w:keepNext w:val="false"/>
+        <w:keepLines/>
+        <w:spacing w:after="0" w:line="240"/>
+      </w:pPr>
+      <w:r>
+        <w:rPr>
+          <w:rFonts w:ascii="Courier New" w:cs="Courier New" w:eastAsia="Courier New" w:hAnsi="Courier New"/>
+          <w:sz w:val="20"/>
+          <w:szCs w:val="20"/>
+        </w:rPr>
         <w:t xml:space="preserve"> </w:t>
       </w:r>
     </w:p>
@@ -25432,7 +25492,22 @@
           <w:sz w:val="20"/>
           <w:szCs w:val="20"/>
         </w:rPr>
-        <w:t xml:space="preserve">.section__head { display: flex; justify-content: space-between; align-items: baseline; gap: 16px; margin-bottom: 24px; }</w:t>
+        <w:t xml:space="preserve">.section__head { display: flex; justify-content: space-between; align-items: baseline; flex-wrap: wrap; gap: 8px 16px; margin-bottom: 24px; }</w:t>
+      </w:r>
+    </w:p>
+    <w:p>
+      <w:pPr>
+        <w:keepNext w:val="false"/>
+        <w:keepLines/>
+        <w:spacing w:after="0" w:line="240"/>
+      </w:pPr>
+      <w:r>
+        <w:rPr>
+          <w:rFonts w:ascii="Courier New" w:cs="Courier New" w:eastAsia="Courier New" w:hAnsi="Courier New"/>
+          <w:sz w:val="20"/>
+          <w:szCs w:val="20"/>
+        </w:rPr>
+        <w:t xml:space="preserve">.section__head a { white-space: nowrap; }</w:t>
       </w:r>
     </w:p>
     <w:p>
@@ -26272,22 +26347,52 @@
           <w:sz w:val="20"/>
           <w:szCs w:val="20"/>
         </w:rPr>
-        <w:t xml:space="preserve">.steps { margin: 16px 0 0; padding-left: 22px; max-width: 760px; }</w:t>
-      </w:r>
-    </w:p>
-    <w:p>
-      <w:pPr>
-        <w:keepNext w:val="false"/>
-        <w:keepLines/>
-        <w:spacing w:after="0" w:line="240"/>
-      </w:pPr>
-      <w:r>
-        <w:rPr>
-          <w:rFonts w:ascii="Courier New" w:cs="Courier New" w:eastAsia="Courier New" w:hAnsi="Courier New"/>
-          <w:sz w:val="20"/>
-          <w:szCs w:val="20"/>
-        </w:rPr>
-        <w:t xml:space="preserve">.steps li { margin-bottom: 10px; }</w:t>
+        <w:t xml:space="preserve">.steps { list-style: none; margin: 24px 0 0; padding: 0; display: grid; grid-template-columns: repeat(4, 1fr); gap: 28px; counter-reset: step; }</w:t>
+      </w:r>
+    </w:p>
+    <w:p>
+      <w:pPr>
+        <w:keepNext w:val="false"/>
+        <w:keepLines/>
+        <w:spacing w:after="0" w:line="240"/>
+      </w:pPr>
+      <w:r>
+        <w:rPr>
+          <w:rFonts w:ascii="Courier New" w:cs="Courier New" w:eastAsia="Courier New" w:hAnsi="Courier New"/>
+          <w:sz w:val="20"/>
+          <w:szCs w:val="20"/>
+        </w:rPr>
+        <w:t xml:space="preserve">.steps li { counter-increment: step; color: var(--muted); }</w:t>
+      </w:r>
+    </w:p>
+    <w:p>
+      <w:pPr>
+        <w:keepNext w:val="false"/>
+        <w:keepLines/>
+        <w:spacing w:after="0" w:line="240"/>
+      </w:pPr>
+      <w:r>
+        <w:rPr>
+          <w:rFonts w:ascii="Courier New" w:cs="Courier New" w:eastAsia="Courier New" w:hAnsi="Courier New"/>
+          <w:sz w:val="20"/>
+          <w:szCs w:val="20"/>
+        </w:rPr>
+        <w:t xml:space="preserve">.steps li::before { content: counter(step); display: block; font: 700 2.4rem/1 var(--font-title); color: var(--green); margin-bottom: 10px; }</w:t>
+      </w:r>
+    </w:p>
+    <w:p>
+      <w:pPr>
+        <w:keepNext w:val="false"/>
+        <w:keepLines/>
+        <w:spacing w:after="0" w:line="240"/>
+      </w:pPr>
+      <w:r>
+        <w:rPr>
+          <w:rFonts w:ascii="Courier New" w:cs="Courier New" w:eastAsia="Courier New" w:hAnsi="Courier New"/>
+          <w:sz w:val="20"/>
+          <w:szCs w:val="20"/>
+        </w:rPr>
+        <w:t xml:space="preserve">.steps strong { display: block; color: var(--text); font: 700 1.15rem var(--font-title); margin-bottom: 4px; }</w:t>
       </w:r>
     </w:p>
     <w:p>
@@ -27142,37 +27247,52 @@
           <w:sz w:val="20"/>
           <w:szCs w:val="20"/>
         </w:rPr>
-        <w:t xml:space="preserve">.contacts { display: grid; gap: 18px; align-content: start; }</w:t>
-      </w:r>
-    </w:p>
-    <w:p>
-      <w:pPr>
-        <w:keepNext w:val="false"/>
-        <w:keepLines/>
-        <w:spacing w:after="0" w:line="240"/>
-      </w:pPr>
-      <w:r>
-        <w:rPr>
-          <w:rFonts w:ascii="Courier New" w:cs="Courier New" w:eastAsia="Courier New" w:hAnsi="Courier New"/>
-          <w:sz w:val="20"/>
-          <w:szCs w:val="20"/>
-        </w:rPr>
-        <w:t xml:space="preserve">.contacts strong { display: block; color: var(--muted); font-weight: 400; font-size: .92rem; }</w:t>
-      </w:r>
-    </w:p>
-    <w:p>
-      <w:pPr>
-        <w:keepNext w:val="false"/>
-        <w:keepLines/>
-        <w:spacing w:after="0" w:line="240"/>
-      </w:pPr>
-      <w:r>
-        <w:rPr>
-          <w:rFonts w:ascii="Courier New" w:cs="Courier New" w:eastAsia="Courier New" w:hAnsi="Courier New"/>
-          <w:sz w:val="20"/>
-          <w:szCs w:val="20"/>
-        </w:rPr>
-        <w:t xml:space="preserve">.contacts p { font-size: 1.1rem; margin: 0; }</w:t>
+        <w:t xml:space="preserve">.contacts { display: grid; grid-template-columns: 1fr 1fr; gap: 16px; align-content: start; }</w:t>
+      </w:r>
+    </w:p>
+    <w:p>
+      <w:pPr>
+        <w:keepNext w:val="false"/>
+        <w:keepLines/>
+        <w:spacing w:after="0" w:line="240"/>
+      </w:pPr>
+      <w:r>
+        <w:rPr>
+          <w:rFonts w:ascii="Courier New" w:cs="Courier New" w:eastAsia="Courier New" w:hAnsi="Courier New"/>
+          <w:sz w:val="20"/>
+          <w:szCs w:val="20"/>
+        </w:rPr>
+        <w:t xml:space="preserve">.contacts div { border: 1px solid var(--line); border-radius: 8px; padding: 18px 20px; }</w:t>
+      </w:r>
+    </w:p>
+    <w:p>
+      <w:pPr>
+        <w:keepNext w:val="false"/>
+        <w:keepLines/>
+        <w:spacing w:after="0" w:line="240"/>
+      </w:pPr>
+      <w:r>
+        <w:rPr>
+          <w:rFonts w:ascii="Courier New" w:cs="Courier New" w:eastAsia="Courier New" w:hAnsi="Courier New"/>
+          <w:sz w:val="20"/>
+          <w:szCs w:val="20"/>
+        </w:rPr>
+        <w:t xml:space="preserve">.contacts strong { display: block; color: var(--muted); font-weight: 400; font-size: .92rem; margin-bottom: 4px; }</w:t>
+      </w:r>
+    </w:p>
+    <w:p>
+      <w:pPr>
+        <w:keepNext w:val="false"/>
+        <w:keepLines/>
+        <w:spacing w:after="0" w:line="240"/>
+      </w:pPr>
+      <w:r>
+        <w:rPr>
+          <w:rFonts w:ascii="Courier New" w:cs="Courier New" w:eastAsia="Courier New" w:hAnsi="Courier New"/>
+          <w:sz w:val="20"/>
+          <w:szCs w:val="20"/>
+        </w:rPr>
+        <w:t xml:space="preserve">.contacts p { font: 700 1.1rem var(--font-title); color: var(--green-dark); margin: 0; }</w:t>
       </w:r>
     </w:p>
     <w:p>
@@ -28192,7 +28312,97 @@
           <w:sz w:val="20"/>
           <w:szCs w:val="20"/>
         </w:rPr>
-        <w:t xml:space="preserve">    .grid, .features, .stats { grid-template-columns: 1fr 1fr; }</w:t>
+        <w:t xml:space="preserve">    .grid, .features, .stats, .steps { grid-template-columns: 1fr 1fr; }</w:t>
+      </w:r>
+    </w:p>
+    <w:p>
+      <w:pPr>
+        <w:keepNext w:val="false"/>
+        <w:keepLines/>
+        <w:spacing w:after="0" w:line="240"/>
+      </w:pPr>
+      <w:r>
+        <w:rPr>
+          <w:rFonts w:ascii="Courier New" w:cs="Courier New" w:eastAsia="Courier New" w:hAnsi="Courier New"/>
+          <w:sz w:val="20"/>
+          <w:szCs w:val="20"/>
+        </w:rPr>
+        <w:t xml:space="preserve">    .grid &gt; :last-child:nth-child(odd) { grid-column: span 2; }</w:t>
+      </w:r>
+    </w:p>
+    <w:p>
+      <w:pPr>
+        <w:keepNext w:val="false"/>
+        <w:keepLines/>
+        <w:spacing w:after="0" w:line="240"/>
+      </w:pPr>
+      <w:r>
+        <w:rPr>
+          <w:rFonts w:ascii="Courier New" w:cs="Courier New" w:eastAsia="Courier New" w:hAnsi="Courier New"/>
+          <w:sz w:val="20"/>
+          <w:szCs w:val="20"/>
+        </w:rPr>
+        <w:t xml:space="preserve">    .grid &gt; .card:last-child:nth-child(odd) { flex-direction: row; }</w:t>
+      </w:r>
+    </w:p>
+    <w:p>
+      <w:pPr>
+        <w:keepNext w:val="false"/>
+        <w:keepLines/>
+        <w:spacing w:after="0" w:line="240"/>
+      </w:pPr>
+      <w:r>
+        <w:rPr>
+          <w:rFonts w:ascii="Courier New" w:cs="Courier New" w:eastAsia="Courier New" w:hAnsi="Courier New"/>
+          <w:sz w:val="20"/>
+          <w:szCs w:val="20"/>
+        </w:rPr>
+        <w:t xml:space="preserve">    .grid &gt; .card:last-child:nth-child(odd) &gt; a { flex: 0 0 50%; }</w:t>
+      </w:r>
+    </w:p>
+    <w:p>
+      <w:pPr>
+        <w:keepNext w:val="false"/>
+        <w:keepLines/>
+        <w:spacing w:after="0" w:line="240"/>
+      </w:pPr>
+      <w:r>
+        <w:rPr>
+          <w:rFonts w:ascii="Courier New" w:cs="Courier New" w:eastAsia="Courier New" w:hAnsi="Courier New"/>
+          <w:sz w:val="20"/>
+          <w:szCs w:val="20"/>
+        </w:rPr>
+        <w:t xml:space="preserve">    .grid &gt; .card:last-child:nth-child(odd) .card__img { height: 100%; }</w:t>
+      </w:r>
+    </w:p>
+    <w:p>
+      <w:pPr>
+        <w:keepNext w:val="false"/>
+        <w:keepLines/>
+        <w:spacing w:after="0" w:line="240"/>
+      </w:pPr>
+      <w:r>
+        <w:rPr>
+          <w:rFonts w:ascii="Courier New" w:cs="Courier New" w:eastAsia="Courier New" w:hAnsi="Courier New"/>
+          <w:sz w:val="20"/>
+          <w:szCs w:val="20"/>
+        </w:rPr>
+        <w:t xml:space="preserve">    .grid &gt; .project:last-child:nth-child(odd) img { aspect-ratio: 3 / 1.2; }</w:t>
+      </w:r>
+    </w:p>
+    <w:p>
+      <w:pPr>
+        <w:keepNext w:val="false"/>
+        <w:keepLines/>
+        <w:spacing w:after="0" w:line="240"/>
+      </w:pPr>
+      <w:r>
+        <w:rPr>
+          <w:rFonts w:ascii="Courier New" w:cs="Courier New" w:eastAsia="Courier New" w:hAnsi="Courier New"/>
+          <w:sz w:val="20"/>
+          <w:szCs w:val="20"/>
+        </w:rPr>
+        <w:t xml:space="preserve">    .hero__img { aspect-ratio: 16 / 9; }</w:t>
       </w:r>
     </w:p>
     <w:p>
@@ -28462,7 +28672,52 @@
           <w:sz w:val="20"/>
           <w:szCs w:val="20"/>
         </w:rPr>
-        <w:t xml:space="preserve">    .grid, .features, .stats { grid-template-columns: 1fr; }</w:t>
+        <w:t xml:space="preserve">    .grid, .features, .stats, .steps, .contacts { grid-template-columns: 1fr; }</w:t>
+      </w:r>
+    </w:p>
+    <w:p>
+      <w:pPr>
+        <w:keepNext w:val="false"/>
+        <w:keepLines/>
+        <w:spacing w:after="0" w:line="240"/>
+      </w:pPr>
+      <w:r>
+        <w:rPr>
+          <w:rFonts w:ascii="Courier New" w:cs="Courier New" w:eastAsia="Courier New" w:hAnsi="Courier New"/>
+          <w:sz w:val="20"/>
+          <w:szCs w:val="20"/>
+        </w:rPr>
+        <w:t xml:space="preserve">    .grid &gt; :last-child:nth-child(odd) { grid-column: auto; }</w:t>
+      </w:r>
+    </w:p>
+    <w:p>
+      <w:pPr>
+        <w:keepNext w:val="false"/>
+        <w:keepLines/>
+        <w:spacing w:after="0" w:line="240"/>
+      </w:pPr>
+      <w:r>
+        <w:rPr>
+          <w:rFonts w:ascii="Courier New" w:cs="Courier New" w:eastAsia="Courier New" w:hAnsi="Courier New"/>
+          <w:sz w:val="20"/>
+          <w:szCs w:val="20"/>
+        </w:rPr>
+        <w:t xml:space="preserve">    .grid &gt; .card:last-child:nth-child(odd) { flex-direction: column; }</w:t>
+      </w:r>
+    </w:p>
+    <w:p>
+      <w:pPr>
+        <w:keepNext w:val="false"/>
+        <w:keepLines/>
+        <w:spacing w:after="0" w:line="240"/>
+      </w:pPr>
+      <w:r>
+        <w:rPr>
+          <w:rFonts w:ascii="Courier New" w:cs="Courier New" w:eastAsia="Courier New" w:hAnsi="Courier New"/>
+          <w:sz w:val="20"/>
+          <w:szCs w:val="20"/>
+        </w:rPr>
+        <w:t xml:space="preserve">    .grid &gt; .project:last-child:nth-child(odd) img { aspect-ratio: 3 / 2; }</w:t>
       </w:r>
     </w:p>
     <w:p>

--- a/kursovaya-landshaft/docs/Курсовая_работа.docx
+++ b/kursovaya-landshaft/docs/Курсовая_работа.docx
@@ -4082,7 +4082,7 @@
           <w:sz w:val="28"/>
           <w:szCs w:val="28"/>
         </w:rPr>
-        <w:t xml:space="preserve">Главная страница открывается блоком с заголовком, кратким описанием студии, кнопками «Услуги и цены» и «Наши работы» и иллюстрацией; число проектов в портфолио считается запросом к базе (рисунок 6). В шапке расположены название студии, меню и телефон, текущий раздел в меню подчёркнут. Для заголовков используется шрифт PT Serif, для текста – PT Sans, основной цвет – тёмно-зелёный. Анимации спокойные: первый экран плавно появляется при загрузке, остальные блоки – по очереди при прокрутке страницы, у шапки при прокрутке появляется тень, а карточки и кнопки слегка приподнимаются при наведении. При включённой в системе настройке уменьшения движения анимации отключаются.</w:t>
+        <w:t xml:space="preserve">Главная страница открывается блоком с заголовком, кратким описанием студии, кнопками «Услуги и цены» и «Наши работы» и иллюстрацией; число проектов в портфолио считается запросом к базе (рисунок 6). В шапке слева расположено название студии, рядом – разделы сайта, справа – телефон и кнопки входа; текущий раздел в меню подчёркнут. Для заголовков используется шрифт PT Serif, для текста – PT Sans; палитра построена на шалфейном зелёном цвете с терракотовыми акцентами и тёплом кремовом фоне. Анимации спокойные: первый экран плавно появляется при загрузке, остальные блоки – по очереди при прокрутке страницы, у шапки при прокрутке появляется тень, а карточки и кнопки слегка приподнимаются при наведении. При включённой в системе настройке уменьшения движения анимации отключаются.</w:t>
       </w:r>
     </w:p>
     <w:p>
@@ -4170,7 +4170,7 @@
       <w:r>
         <w:drawing>
           <wp:inline distT="0" distB="0" distL="0" distR="0">
-            <wp:extent cx="5038725" cy="3419475"/>
+            <wp:extent cx="5038725" cy="3743325"/>
             <wp:effectExtent t="0" r="0" b="0" l="0"/>
             <wp:docPr id="1" name="" descr="" title=""/>
             <wp:cNvGraphicFramePr>
@@ -4195,7 +4195,7 @@
                   <pic:spPr bwMode="auto">
                     <a:xfrm>
                       <a:off x="0" y="0"/>
-                      <a:ext cx="5038725" cy="3419475"/>
+                      <a:ext cx="5038725" cy="3743325"/>
                     </a:xfrm>
                     <a:prstGeom prst="rect">
                       <a:avLst/>
@@ -10451,7 +10451,7 @@
           <w:sz w:val="20"/>
           <w:szCs w:val="20"/>
         </w:rPr>
-        <w:t xml:space="preserve">        &lt;a class="header__phone" href="tel:12345678910"&gt;1 (234) 567 89 10&lt;/a&gt;</w:t>
+        <w:t xml:space="preserve">        &lt;button class="burger" type="button"&gt;Меню&lt;/button&gt;</w:t>
       </w:r>
     </w:p>
     <w:p>
@@ -10481,7 +10481,142 @@
           <w:sz w:val="20"/>
           <w:szCs w:val="20"/>
         </w:rPr>
-        <w:t xml:space="preserve">        &lt;button class="burger" type="button"&gt;Меню&lt;/button&gt;</w:t>
+        <w:t xml:space="preserve">        &lt;nav class="nav"&gt;</w:t>
+      </w:r>
+    </w:p>
+    <w:p>
+      <w:pPr>
+        <w:keepNext w:val="false"/>
+        <w:keepLines/>
+        <w:spacing w:after="0" w:line="240"/>
+      </w:pPr>
+      <w:r>
+        <w:rPr>
+          <w:rFonts w:ascii="Courier New" w:cs="Courier New" w:eastAsia="Courier New" w:hAnsi="Courier New"/>
+          <w:sz w:val="20"/>
+          <w:szCs w:val="20"/>
+        </w:rPr>
+        <w:t xml:space="preserve">            &lt;div class="nav__menu"&gt;</w:t>
+      </w:r>
+    </w:p>
+    <w:p>
+      <w:pPr>
+        <w:keepNext w:val="false"/>
+        <w:keepLines/>
+        <w:spacing w:after="0" w:line="240"/>
+      </w:pPr>
+      <w:r>
+        <w:rPr>
+          <w:rFonts w:ascii="Courier New" w:cs="Courier New" w:eastAsia="Courier New" w:hAnsi="Courier New"/>
+          <w:sz w:val="20"/>
+          <w:szCs w:val="20"/>
+        </w:rPr>
+        <w:t xml:space="preserve">                &lt;?php foreach ($menu as $file =&gt; $label): ?&gt;</w:t>
+      </w:r>
+    </w:p>
+    <w:p>
+      <w:pPr>
+        <w:keepNext w:val="false"/>
+        <w:keepLines/>
+        <w:spacing w:after="0" w:line="240"/>
+      </w:pPr>
+      <w:r>
+        <w:rPr>
+          <w:rFonts w:ascii="Courier New" w:cs="Courier New" w:eastAsia="Courier New" w:hAnsi="Courier New"/>
+          <w:sz w:val="20"/>
+          <w:szCs w:val="20"/>
+        </w:rPr>
+        <w:t xml:space="preserve">                    &lt;a href="&lt;?= BASE_URL . $file ?&gt;"</w:t>
+      </w:r>
+    </w:p>
+    <w:p>
+      <w:pPr>
+        <w:keepNext w:val="false"/>
+        <w:keepLines/>
+        <w:spacing w:after="0" w:line="240"/>
+      </w:pPr>
+      <w:r>
+        <w:rPr>
+          <w:rFonts w:ascii="Courier New" w:cs="Courier New" w:eastAsia="Courier New" w:hAnsi="Courier New"/>
+          <w:sz w:val="20"/>
+          <w:szCs w:val="20"/>
+        </w:rPr>
+        <w:t xml:space="preserve">                       class="&lt;?= !$inAdmin &amp;&amp; $current === $file ? 'active' : '' ?&gt;"&gt;&lt;?= $label ?&gt;&lt;/a&gt;</w:t>
+      </w:r>
+    </w:p>
+    <w:p>
+      <w:pPr>
+        <w:keepNext w:val="false"/>
+        <w:keepLines/>
+        <w:spacing w:after="0" w:line="240"/>
+      </w:pPr>
+      <w:r>
+        <w:rPr>
+          <w:rFonts w:ascii="Courier New" w:cs="Courier New" w:eastAsia="Courier New" w:hAnsi="Courier New"/>
+          <w:sz w:val="20"/>
+          <w:szCs w:val="20"/>
+        </w:rPr>
+        <w:t xml:space="preserve">                &lt;?php endforeach; ?&gt;</w:t>
+      </w:r>
+    </w:p>
+    <w:p>
+      <w:pPr>
+        <w:keepNext w:val="false"/>
+        <w:keepLines/>
+        <w:spacing w:after="0" w:line="240"/>
+      </w:pPr>
+      <w:r>
+        <w:rPr>
+          <w:rFonts w:ascii="Courier New" w:cs="Courier New" w:eastAsia="Courier New" w:hAnsi="Courier New"/>
+          <w:sz w:val="20"/>
+          <w:szCs w:val="20"/>
+        </w:rPr>
+        <w:t xml:space="preserve">                &lt;?php if (is_admin()): ?&gt;</w:t>
+      </w:r>
+    </w:p>
+    <w:p>
+      <w:pPr>
+        <w:keepNext w:val="false"/>
+        <w:keepLines/>
+        <w:spacing w:after="0" w:line="240"/>
+      </w:pPr>
+      <w:r>
+        <w:rPr>
+          <w:rFonts w:ascii="Courier New" w:cs="Courier New" w:eastAsia="Courier New" w:hAnsi="Courier New"/>
+          <w:sz w:val="20"/>
+          <w:szCs w:val="20"/>
+        </w:rPr>
+        <w:t xml:space="preserve">                    &lt;a href="&lt;?= BASE_URL ?&gt;admin/index.php" class="&lt;?= $inAdmin ? 'active' : '' ?&gt;"&gt;Админ-панель&lt;/a&gt;</w:t>
+      </w:r>
+    </w:p>
+    <w:p>
+      <w:pPr>
+        <w:keepNext w:val="false"/>
+        <w:keepLines/>
+        <w:spacing w:after="0" w:line="240"/>
+      </w:pPr>
+      <w:r>
+        <w:rPr>
+          <w:rFonts w:ascii="Courier New" w:cs="Courier New" w:eastAsia="Courier New" w:hAnsi="Courier New"/>
+          <w:sz w:val="20"/>
+          <w:szCs w:val="20"/>
+        </w:rPr>
+        <w:t xml:space="preserve">                &lt;?php endif; ?&gt;</w:t>
+      </w:r>
+    </w:p>
+    <w:p>
+      <w:pPr>
+        <w:keepNext w:val="false"/>
+        <w:keepLines/>
+        <w:spacing w:after="0" w:line="240"/>
+      </w:pPr>
+      <w:r>
+        <w:rPr>
+          <w:rFonts w:ascii="Courier New" w:cs="Courier New" w:eastAsia="Courier New" w:hAnsi="Courier New"/>
+          <w:sz w:val="20"/>
+          <w:szCs w:val="20"/>
+        </w:rPr>
+        <w:t xml:space="preserve">            &lt;/div&gt;</w:t>
       </w:r>
     </w:p>
     <w:p>
@@ -10511,157 +10646,112 @@
           <w:sz w:val="20"/>
           <w:szCs w:val="20"/>
         </w:rPr>
-        <w:t xml:space="preserve">        &lt;nav class="nav"&gt;</w:t>
-      </w:r>
-    </w:p>
-    <w:p>
-      <w:pPr>
-        <w:keepNext w:val="false"/>
-        <w:keepLines/>
-        <w:spacing w:after="0" w:line="240"/>
-      </w:pPr>
-      <w:r>
-        <w:rPr>
-          <w:rFonts w:ascii="Courier New" w:cs="Courier New" w:eastAsia="Courier New" w:hAnsi="Courier New"/>
-          <w:sz w:val="20"/>
-          <w:szCs w:val="20"/>
-        </w:rPr>
-        <w:t xml:space="preserve">            &lt;?php foreach ($menu as $file =&gt; $label): ?&gt;</w:t>
-      </w:r>
-    </w:p>
-    <w:p>
-      <w:pPr>
-        <w:keepNext w:val="false"/>
-        <w:keepLines/>
-        <w:spacing w:after="0" w:line="240"/>
-      </w:pPr>
-      <w:r>
-        <w:rPr>
-          <w:rFonts w:ascii="Courier New" w:cs="Courier New" w:eastAsia="Courier New" w:hAnsi="Courier New"/>
-          <w:sz w:val="20"/>
-          <w:szCs w:val="20"/>
-        </w:rPr>
-        <w:t xml:space="preserve">                &lt;a href="&lt;?= BASE_URL . $file ?&gt;"</w:t>
-      </w:r>
-    </w:p>
-    <w:p>
-      <w:pPr>
-        <w:keepNext w:val="false"/>
-        <w:keepLines/>
-        <w:spacing w:after="0" w:line="240"/>
-      </w:pPr>
-      <w:r>
-        <w:rPr>
-          <w:rFonts w:ascii="Courier New" w:cs="Courier New" w:eastAsia="Courier New" w:hAnsi="Courier New"/>
-          <w:sz w:val="20"/>
-          <w:szCs w:val="20"/>
-        </w:rPr>
-        <w:t xml:space="preserve">                   class="&lt;?= !$inAdmin &amp;&amp; $current === $file ? 'active' : '' ?&gt;"&gt;&lt;?= $label ?&gt;&lt;/a&gt;</w:t>
-      </w:r>
-    </w:p>
-    <w:p>
-      <w:pPr>
-        <w:keepNext w:val="false"/>
-        <w:keepLines/>
-        <w:spacing w:after="0" w:line="240"/>
-      </w:pPr>
-      <w:r>
-        <w:rPr>
-          <w:rFonts w:ascii="Courier New" w:cs="Courier New" w:eastAsia="Courier New" w:hAnsi="Courier New"/>
-          <w:sz w:val="20"/>
-          <w:szCs w:val="20"/>
-        </w:rPr>
-        <w:t xml:space="preserve">            &lt;?php endforeach; ?&gt;</w:t>
-      </w:r>
-    </w:p>
-    <w:p>
-      <w:pPr>
-        <w:keepNext w:val="false"/>
-        <w:keepLines/>
-        <w:spacing w:after="0" w:line="240"/>
-      </w:pPr>
-      <w:r>
-        <w:rPr>
-          <w:rFonts w:ascii="Courier New" w:cs="Courier New" w:eastAsia="Courier New" w:hAnsi="Courier New"/>
-          <w:sz w:val="20"/>
-          <w:szCs w:val="20"/>
-        </w:rPr>
-        <w:t xml:space="preserve"> </w:t>
-      </w:r>
-    </w:p>
-    <w:p>
-      <w:pPr>
-        <w:keepNext w:val="false"/>
-        <w:keepLines/>
-        <w:spacing w:after="0" w:line="240"/>
-      </w:pPr>
-      <w:r>
-        <w:rPr>
-          <w:rFonts w:ascii="Courier New" w:cs="Courier New" w:eastAsia="Courier New" w:hAnsi="Courier New"/>
-          <w:sz w:val="20"/>
-          <w:szCs w:val="20"/>
-        </w:rPr>
-        <w:t xml:space="preserve">            &lt;span class="nav__sep"&gt;&lt;/span&gt;</w:t>
-      </w:r>
-    </w:p>
-    <w:p>
-      <w:pPr>
-        <w:keepNext w:val="false"/>
-        <w:keepLines/>
-        <w:spacing w:after="0" w:line="240"/>
-      </w:pPr>
-      <w:r>
-        <w:rPr>
-          <w:rFonts w:ascii="Courier New" w:cs="Courier New" w:eastAsia="Courier New" w:hAnsi="Courier New"/>
-          <w:sz w:val="20"/>
-          <w:szCs w:val="20"/>
-        </w:rPr>
-        <w:t xml:space="preserve"> </w:t>
-      </w:r>
-    </w:p>
-    <w:p>
-      <w:pPr>
-        <w:keepNext w:val="false"/>
-        <w:keepLines/>
-        <w:spacing w:after="0" w:line="240"/>
-      </w:pPr>
-      <w:r>
-        <w:rPr>
-          <w:rFonts w:ascii="Courier New" w:cs="Courier New" w:eastAsia="Courier New" w:hAnsi="Courier New"/>
-          <w:sz w:val="20"/>
-          <w:szCs w:val="20"/>
-        </w:rPr>
-        <w:t xml:space="preserve">            &lt;?php if ($user): ?&gt;</w:t>
-      </w:r>
-    </w:p>
-    <w:p>
-      <w:pPr>
-        <w:keepNext w:val="false"/>
-        <w:keepLines/>
-        <w:spacing w:after="0" w:line="240"/>
-      </w:pPr>
-      <w:r>
-        <w:rPr>
-          <w:rFonts w:ascii="Courier New" w:cs="Courier New" w:eastAsia="Courier New" w:hAnsi="Courier New"/>
-          <w:sz w:val="20"/>
-          <w:szCs w:val="20"/>
-        </w:rPr>
-        <w:t xml:space="preserve">                &lt;?php if (is_admin()): ?&gt;</w:t>
-      </w:r>
-    </w:p>
-    <w:p>
-      <w:pPr>
-        <w:keepNext w:val="false"/>
-        <w:keepLines/>
-        <w:spacing w:after="0" w:line="240"/>
-      </w:pPr>
-      <w:r>
-        <w:rPr>
-          <w:rFonts w:ascii="Courier New" w:cs="Courier New" w:eastAsia="Courier New" w:hAnsi="Courier New"/>
-          <w:sz w:val="20"/>
-          <w:szCs w:val="20"/>
-        </w:rPr>
-        <w:t xml:space="preserve">                    &lt;a href="&lt;?= BASE_URL ?&gt;admin/index.php" class="&lt;?= $inAdmin ? 'active' : '' ?&gt;"&gt;Админ-панель&lt;/a&gt;</w:t>
+        <w:t xml:space="preserve">            &lt;div class="nav__actions"&gt;</w:t>
+      </w:r>
+    </w:p>
+    <w:p>
+      <w:pPr>
+        <w:keepNext w:val="false"/>
+        <w:keepLines/>
+        <w:spacing w:after="0" w:line="240"/>
+      </w:pPr>
+      <w:r>
+        <w:rPr>
+          <w:rFonts w:ascii="Courier New" w:cs="Courier New" w:eastAsia="Courier New" w:hAnsi="Courier New"/>
+          <w:sz w:val="20"/>
+          <w:szCs w:val="20"/>
+        </w:rPr>
+        <w:t xml:space="preserve">                &lt;a class="header__phone" href="tel:12345678910"&gt;1 (234) 567 89 10&lt;/a&gt;</w:t>
+      </w:r>
+    </w:p>
+    <w:p>
+      <w:pPr>
+        <w:keepNext w:val="false"/>
+        <w:keepLines/>
+        <w:spacing w:after="0" w:line="240"/>
+      </w:pPr>
+      <w:r>
+        <w:rPr>
+          <w:rFonts w:ascii="Courier New" w:cs="Courier New" w:eastAsia="Courier New" w:hAnsi="Courier New"/>
+          <w:sz w:val="20"/>
+          <w:szCs w:val="20"/>
+        </w:rPr>
+        <w:t xml:space="preserve">                &lt;?php if ($user): ?&gt;</w:t>
+      </w:r>
+    </w:p>
+    <w:p>
+      <w:pPr>
+        <w:keepNext w:val="false"/>
+        <w:keepLines/>
+        <w:spacing w:after="0" w:line="240"/>
+      </w:pPr>
+      <w:r>
+        <w:rPr>
+          <w:rFonts w:ascii="Courier New" w:cs="Courier New" w:eastAsia="Courier New" w:hAnsi="Courier New"/>
+          <w:sz w:val="20"/>
+          <w:szCs w:val="20"/>
+        </w:rPr>
+        <w:t xml:space="preserve">                    &lt;a href="&lt;?= BASE_URL ?&gt;profile.php" class="&lt;?= $current === 'profile.php' ? 'active' : '' ?&gt;"&gt;&lt;?= e($user['name']) ?&gt;&lt;/a&gt;</w:t>
+      </w:r>
+    </w:p>
+    <w:p>
+      <w:pPr>
+        <w:keepNext w:val="false"/>
+        <w:keepLines/>
+        <w:spacing w:after="0" w:line="240"/>
+      </w:pPr>
+      <w:r>
+        <w:rPr>
+          <w:rFonts w:ascii="Courier New" w:cs="Courier New" w:eastAsia="Courier New" w:hAnsi="Courier New"/>
+          <w:sz w:val="20"/>
+          <w:szCs w:val="20"/>
+        </w:rPr>
+        <w:t xml:space="preserve">                    &lt;a href="&lt;?= BASE_URL ?&gt;logout.php"&gt;Выйти&lt;/a&gt;</w:t>
+      </w:r>
+    </w:p>
+    <w:p>
+      <w:pPr>
+        <w:keepNext w:val="false"/>
+        <w:keepLines/>
+        <w:spacing w:after="0" w:line="240"/>
+      </w:pPr>
+      <w:r>
+        <w:rPr>
+          <w:rFonts w:ascii="Courier New" w:cs="Courier New" w:eastAsia="Courier New" w:hAnsi="Courier New"/>
+          <w:sz w:val="20"/>
+          <w:szCs w:val="20"/>
+        </w:rPr>
+        <w:t xml:space="preserve">                &lt;?php else: ?&gt;</w:t>
+      </w:r>
+    </w:p>
+    <w:p>
+      <w:pPr>
+        <w:keepNext w:val="false"/>
+        <w:keepLines/>
+        <w:spacing w:after="0" w:line="240"/>
+      </w:pPr>
+      <w:r>
+        <w:rPr>
+          <w:rFonts w:ascii="Courier New" w:cs="Courier New" w:eastAsia="Courier New" w:hAnsi="Courier New"/>
+          <w:sz w:val="20"/>
+          <w:szCs w:val="20"/>
+        </w:rPr>
+        <w:t xml:space="preserve">                    &lt;a href="&lt;?= BASE_URL ?&gt;login.php"&gt;Войти&lt;/a&gt;</w:t>
+      </w:r>
+    </w:p>
+    <w:p>
+      <w:pPr>
+        <w:keepNext w:val="false"/>
+        <w:keepLines/>
+        <w:spacing w:after="0" w:line="240"/>
+      </w:pPr>
+      <w:r>
+        <w:rPr>
+          <w:rFonts w:ascii="Courier New" w:cs="Courier New" w:eastAsia="Courier New" w:hAnsi="Courier New"/>
+          <w:sz w:val="20"/>
+          <w:szCs w:val="20"/>
+        </w:rPr>
+        <w:t xml:space="preserve">                    &lt;a href="&lt;?= BASE_URL ?&gt;register.php" class="btn btn--small"&gt;Регистрация&lt;/a&gt;</w:t>
       </w:r>
     </w:p>
     <w:p>
@@ -10691,112 +10781,7 @@
           <w:sz w:val="20"/>
           <w:szCs w:val="20"/>
         </w:rPr>
-        <w:t xml:space="preserve">                &lt;a href="&lt;?= BASE_URL ?&gt;profile.php" class="&lt;?= $current === 'profile.php' ? 'active' : '' ?&gt;"&gt;</w:t>
-      </w:r>
-    </w:p>
-    <w:p>
-      <w:pPr>
-        <w:keepNext w:val="false"/>
-        <w:keepLines/>
-        <w:spacing w:after="0" w:line="240"/>
-      </w:pPr>
-      <w:r>
-        <w:rPr>
-          <w:rFonts w:ascii="Courier New" w:cs="Courier New" w:eastAsia="Courier New" w:hAnsi="Courier New"/>
-          <w:sz w:val="20"/>
-          <w:szCs w:val="20"/>
-        </w:rPr>
-        <w:t xml:space="preserve">                    &lt;?= e($user['name']) ?&gt;</w:t>
-      </w:r>
-    </w:p>
-    <w:p>
-      <w:pPr>
-        <w:keepNext w:val="false"/>
-        <w:keepLines/>
-        <w:spacing w:after="0" w:line="240"/>
-      </w:pPr>
-      <w:r>
-        <w:rPr>
-          <w:rFonts w:ascii="Courier New" w:cs="Courier New" w:eastAsia="Courier New" w:hAnsi="Courier New"/>
-          <w:sz w:val="20"/>
-          <w:szCs w:val="20"/>
-        </w:rPr>
-        <w:t xml:space="preserve">                &lt;/a&gt;</w:t>
-      </w:r>
-    </w:p>
-    <w:p>
-      <w:pPr>
-        <w:keepNext w:val="false"/>
-        <w:keepLines/>
-        <w:spacing w:after="0" w:line="240"/>
-      </w:pPr>
-      <w:r>
-        <w:rPr>
-          <w:rFonts w:ascii="Courier New" w:cs="Courier New" w:eastAsia="Courier New" w:hAnsi="Courier New"/>
-          <w:sz w:val="20"/>
-          <w:szCs w:val="20"/>
-        </w:rPr>
-        <w:t xml:space="preserve">                &lt;a href="&lt;?= BASE_URL ?&gt;logout.php"&gt;Выйти&lt;/a&gt;</w:t>
-      </w:r>
-    </w:p>
-    <w:p>
-      <w:pPr>
-        <w:keepNext w:val="false"/>
-        <w:keepLines/>
-        <w:spacing w:after="0" w:line="240"/>
-      </w:pPr>
-      <w:r>
-        <w:rPr>
-          <w:rFonts w:ascii="Courier New" w:cs="Courier New" w:eastAsia="Courier New" w:hAnsi="Courier New"/>
-          <w:sz w:val="20"/>
-          <w:szCs w:val="20"/>
-        </w:rPr>
-        <w:t xml:space="preserve">            &lt;?php else: ?&gt;</w:t>
-      </w:r>
-    </w:p>
-    <w:p>
-      <w:pPr>
-        <w:keepNext w:val="false"/>
-        <w:keepLines/>
-        <w:spacing w:after="0" w:line="240"/>
-      </w:pPr>
-      <w:r>
-        <w:rPr>
-          <w:rFonts w:ascii="Courier New" w:cs="Courier New" w:eastAsia="Courier New" w:hAnsi="Courier New"/>
-          <w:sz w:val="20"/>
-          <w:szCs w:val="20"/>
-        </w:rPr>
-        <w:t xml:space="preserve">                &lt;a href="&lt;?= BASE_URL ?&gt;login.php"&gt;Войти&lt;/a&gt;</w:t>
-      </w:r>
-    </w:p>
-    <w:p>
-      <w:pPr>
-        <w:keepNext w:val="false"/>
-        <w:keepLines/>
-        <w:spacing w:after="0" w:line="240"/>
-      </w:pPr>
-      <w:r>
-        <w:rPr>
-          <w:rFonts w:ascii="Courier New" w:cs="Courier New" w:eastAsia="Courier New" w:hAnsi="Courier New"/>
-          <w:sz w:val="20"/>
-          <w:szCs w:val="20"/>
-        </w:rPr>
-        <w:t xml:space="preserve">                &lt;a href="&lt;?= BASE_URL ?&gt;register.php" class="btn btn--small"&gt;Регистрация&lt;/a&gt;</w:t>
-      </w:r>
-    </w:p>
-    <w:p>
-      <w:pPr>
-        <w:keepNext w:val="false"/>
-        <w:keepLines/>
-        <w:spacing w:after="0" w:line="240"/>
-      </w:pPr>
-      <w:r>
-        <w:rPr>
-          <w:rFonts w:ascii="Courier New" w:cs="Courier New" w:eastAsia="Courier New" w:hAnsi="Courier New"/>
-          <w:sz w:val="20"/>
-          <w:szCs w:val="20"/>
-        </w:rPr>
-        <w:t xml:space="preserve">            &lt;?php endif; ?&gt;</w:t>
+        <w:t xml:space="preserve">            &lt;/div&gt;</w:t>
       </w:r>
     </w:p>
     <w:p>
@@ -24952,97 +24937,112 @@
           <w:sz w:val="20"/>
           <w:szCs w:val="20"/>
         </w:rPr>
-        <w:t xml:space="preserve">    --green: #2e5e3a;</w:t>
-      </w:r>
-    </w:p>
-    <w:p>
-      <w:pPr>
-        <w:keepNext w:val="false"/>
-        <w:keepLines/>
-        <w:spacing w:after="0" w:line="240"/>
-      </w:pPr>
-      <w:r>
-        <w:rPr>
-          <w:rFonts w:ascii="Courier New" w:cs="Courier New" w:eastAsia="Courier New" w:hAnsi="Courier New"/>
-          <w:sz w:val="20"/>
-          <w:szCs w:val="20"/>
-        </w:rPr>
-        <w:t xml:space="preserve">    --green-dark: #23472c;</w:t>
-      </w:r>
-    </w:p>
-    <w:p>
-      <w:pPr>
-        <w:keepNext w:val="false"/>
-        <w:keepLines/>
-        <w:spacing w:after="0" w:line="240"/>
-      </w:pPr>
-      <w:r>
-        <w:rPr>
-          <w:rFonts w:ascii="Courier New" w:cs="Courier New" w:eastAsia="Courier New" w:hAnsi="Courier New"/>
-          <w:sz w:val="20"/>
-          <w:szCs w:val="20"/>
-        </w:rPr>
-        <w:t xml:space="preserve">    --green-light: #eef3ec;</w:t>
-      </w:r>
-    </w:p>
-    <w:p>
-      <w:pPr>
-        <w:keepNext w:val="false"/>
-        <w:keepLines/>
-        <w:spacing w:after="0" w:line="240"/>
-      </w:pPr>
-      <w:r>
-        <w:rPr>
-          <w:rFonts w:ascii="Courier New" w:cs="Courier New" w:eastAsia="Courier New" w:hAnsi="Courier New"/>
-          <w:sz w:val="20"/>
-          <w:szCs w:val="20"/>
-        </w:rPr>
-        <w:t xml:space="preserve">    --text: #222;</w:t>
-      </w:r>
-    </w:p>
-    <w:p>
-      <w:pPr>
-        <w:keepNext w:val="false"/>
-        <w:keepLines/>
-        <w:spacing w:after="0" w:line="240"/>
-      </w:pPr>
-      <w:r>
-        <w:rPr>
-          <w:rFonts w:ascii="Courier New" w:cs="Courier New" w:eastAsia="Courier New" w:hAnsi="Courier New"/>
-          <w:sz w:val="20"/>
-          <w:szCs w:val="20"/>
-        </w:rPr>
-        <w:t xml:space="preserve">    --muted: #666;</w:t>
-      </w:r>
-    </w:p>
-    <w:p>
-      <w:pPr>
-        <w:keepNext w:val="false"/>
-        <w:keepLines/>
-        <w:spacing w:after="0" w:line="240"/>
-      </w:pPr>
-      <w:r>
-        <w:rPr>
-          <w:rFonts w:ascii="Courier New" w:cs="Courier New" w:eastAsia="Courier New" w:hAnsi="Courier New"/>
-          <w:sz w:val="20"/>
-          <w:szCs w:val="20"/>
-        </w:rPr>
-        <w:t xml:space="preserve">    --line: #dcdcdc;</w:t>
-      </w:r>
-    </w:p>
-    <w:p>
-      <w:pPr>
-        <w:keepNext w:val="false"/>
-        <w:keepLines/>
-        <w:spacing w:after="0" w:line="240"/>
-      </w:pPr>
-      <w:r>
-        <w:rPr>
-          <w:rFonts w:ascii="Courier New" w:cs="Courier New" w:eastAsia="Courier New" w:hAnsi="Courier New"/>
-          <w:sz w:val="20"/>
-          <w:szCs w:val="20"/>
-        </w:rPr>
-        <w:t xml:space="preserve">    --bg-light: #f6f6f3;</w:t>
+        <w:t xml:space="preserve">    --green: #4f6f52;</w:t>
+      </w:r>
+    </w:p>
+    <w:p>
+      <w:pPr>
+        <w:keepNext w:val="false"/>
+        <w:keepLines/>
+        <w:spacing w:after="0" w:line="240"/>
+      </w:pPr>
+      <w:r>
+        <w:rPr>
+          <w:rFonts w:ascii="Courier New" w:cs="Courier New" w:eastAsia="Courier New" w:hAnsi="Courier New"/>
+          <w:sz w:val="20"/>
+          <w:szCs w:val="20"/>
+        </w:rPr>
+        <w:t xml:space="preserve">    --green-dark: #3a5440;</w:t>
+      </w:r>
+    </w:p>
+    <w:p>
+      <w:pPr>
+        <w:keepNext w:val="false"/>
+        <w:keepLines/>
+        <w:spacing w:after="0" w:line="240"/>
+      </w:pPr>
+      <w:r>
+        <w:rPr>
+          <w:rFonts w:ascii="Courier New" w:cs="Courier New" w:eastAsia="Courier New" w:hAnsi="Courier New"/>
+          <w:sz w:val="20"/>
+          <w:szCs w:val="20"/>
+        </w:rPr>
+        <w:t xml:space="preserve">    --green-light: #f3efe6;</w:t>
+      </w:r>
+    </w:p>
+    <w:p>
+      <w:pPr>
+        <w:keepNext w:val="false"/>
+        <w:keepLines/>
+        <w:spacing w:after="0" w:line="240"/>
+      </w:pPr>
+      <w:r>
+        <w:rPr>
+          <w:rFonts w:ascii="Courier New" w:cs="Courier New" w:eastAsia="Courier New" w:hAnsi="Courier New"/>
+          <w:sz w:val="20"/>
+          <w:szCs w:val="20"/>
+        </w:rPr>
+        <w:t xml:space="preserve">    --clay: #c2714f;</w:t>
+      </w:r>
+    </w:p>
+    <w:p>
+      <w:pPr>
+        <w:keepNext w:val="false"/>
+        <w:keepLines/>
+        <w:spacing w:after="0" w:line="240"/>
+      </w:pPr>
+      <w:r>
+        <w:rPr>
+          <w:rFonts w:ascii="Courier New" w:cs="Courier New" w:eastAsia="Courier New" w:hAnsi="Courier New"/>
+          <w:sz w:val="20"/>
+          <w:szCs w:val="20"/>
+        </w:rPr>
+        <w:t xml:space="preserve">    --text: #2d2a26;</w:t>
+      </w:r>
+    </w:p>
+    <w:p>
+      <w:pPr>
+        <w:keepNext w:val="false"/>
+        <w:keepLines/>
+        <w:spacing w:after="0" w:line="240"/>
+      </w:pPr>
+      <w:r>
+        <w:rPr>
+          <w:rFonts w:ascii="Courier New" w:cs="Courier New" w:eastAsia="Courier New" w:hAnsi="Courier New"/>
+          <w:sz w:val="20"/>
+          <w:szCs w:val="20"/>
+        </w:rPr>
+        <w:t xml:space="preserve">    --muted: #716b63;</w:t>
+      </w:r>
+    </w:p>
+    <w:p>
+      <w:pPr>
+        <w:keepNext w:val="false"/>
+        <w:keepLines/>
+        <w:spacing w:after="0" w:line="240"/>
+      </w:pPr>
+      <w:r>
+        <w:rPr>
+          <w:rFonts w:ascii="Courier New" w:cs="Courier New" w:eastAsia="Courier New" w:hAnsi="Courier New"/>
+          <w:sz w:val="20"/>
+          <w:szCs w:val="20"/>
+        </w:rPr>
+        <w:t xml:space="preserve">    --line: #e6dfd3;</w:t>
+      </w:r>
+    </w:p>
+    <w:p>
+      <w:pPr>
+        <w:keepNext w:val="false"/>
+        <w:keepLines/>
+        <w:spacing w:after="0" w:line="240"/>
+      </w:pPr>
+      <w:r>
+        <w:rPr>
+          <w:rFonts w:ascii="Courier New" w:cs="Courier New" w:eastAsia="Courier New" w:hAnsi="Courier New"/>
+          <w:sz w:val="20"/>
+          <w:szCs w:val="20"/>
+        </w:rPr>
+        <w:t xml:space="preserve">    --bg-light: #f8f5ef;</w:t>
       </w:r>
     </w:p>
     <w:p>
@@ -25072,6 +25072,21 @@
           <w:sz w:val="20"/>
           <w:szCs w:val="20"/>
         </w:rPr>
+        <w:t xml:space="preserve">    --shadow: 0 8px 24px rgba(61, 50, 38, .08);</w:t>
+      </w:r>
+    </w:p>
+    <w:p>
+      <w:pPr>
+        <w:keepNext w:val="false"/>
+        <w:keepLines/>
+        <w:spacing w:after="0" w:line="240"/>
+      </w:pPr>
+      <w:r>
+        <w:rPr>
+          <w:rFonts w:ascii="Courier New" w:cs="Courier New" w:eastAsia="Courier New" w:hAnsi="Courier New"/>
+          <w:sz w:val="20"/>
+          <w:szCs w:val="20"/>
+        </w:rPr>
         <w:t xml:space="preserve">    --font-title: 'PT Serif', Georgia, serif;</w:t>
       </w:r>
     </w:p>
@@ -25267,7 +25282,7 @@
           <w:sz w:val="20"/>
           <w:szCs w:val="20"/>
         </w:rPr>
-        <w:t xml:space="preserve">    background: #fff;</w:t>
+        <w:t xml:space="preserve">    background: #fffdf9;</w:t>
       </w:r>
     </w:p>
     <w:p>
@@ -25462,7 +25477,7 @@
           <w:sz w:val="20"/>
           <w:szCs w:val="20"/>
         </w:rPr>
-        <w:t xml:space="preserve">.section { padding: 56px 0; }</w:t>
+        <w:t xml:space="preserve">.section { padding: 64px 0; }</w:t>
       </w:r>
     </w:p>
     <w:p>
@@ -25507,7 +25522,22 @@
           <w:sz w:val="20"/>
           <w:szCs w:val="20"/>
         </w:rPr>
-        <w:t xml:space="preserve">.section__head a { white-space: nowrap; }</w:t>
+        <w:t xml:space="preserve">.section__head a { white-space: nowrap; font-weight: 700; text-decoration: none; }</w:t>
+      </w:r>
+    </w:p>
+    <w:p>
+      <w:pPr>
+        <w:keepNext w:val="false"/>
+        <w:keepLines/>
+        <w:spacing w:after="0" w:line="240"/>
+      </w:pPr>
+      <w:r>
+        <w:rPr>
+          <w:rFonts w:ascii="Courier New" w:cs="Courier New" w:eastAsia="Courier New" w:hAnsi="Courier New"/>
+          <w:sz w:val="20"/>
+          <w:szCs w:val="20"/>
+        </w:rPr>
+        <w:t xml:space="preserve">.section__head a:hover { color: var(--clay); }</w:t>
       </w:r>
     </w:p>
     <w:p>
@@ -25597,7 +25627,7 @@
           <w:sz w:val="20"/>
           <w:szCs w:val="20"/>
         </w:rPr>
-        <w:t xml:space="preserve">    padding: 11px 22px;</w:t>
+        <w:t xml:space="preserve">    padding: 12px 26px;</w:t>
       </w:r>
     </w:p>
     <w:p>
@@ -25627,7 +25657,7 @@
           <w:sz w:val="20"/>
           <w:szCs w:val="20"/>
         </w:rPr>
-        <w:t xml:space="preserve">    border-radius: 6px;</w:t>
+        <w:t xml:space="preserve">    border-radius: 999px;</w:t>
       </w:r>
     </w:p>
     <w:p>
@@ -25762,22 +25792,22 @@
           <w:sz w:val="20"/>
           <w:szCs w:val="20"/>
         </w:rPr>
-        <w:t xml:space="preserve">.btn--small { padding: 7px 14px; font-size: .92rem; }</w:t>
-      </w:r>
-    </w:p>
-    <w:p>
-      <w:pPr>
-        <w:keepNext w:val="false"/>
-        <w:keepLines/>
-        <w:spacing w:after="0" w:line="240"/>
-      </w:pPr>
-      <w:r>
-        <w:rPr>
-          <w:rFonts w:ascii="Courier New" w:cs="Courier New" w:eastAsia="Courier New" w:hAnsi="Courier New"/>
-          <w:sz w:val="20"/>
-          <w:szCs w:val="20"/>
-        </w:rPr>
-        <w:t xml:space="preserve">.btn--outline { background: #fff; color: var(--green); }</w:t>
+        <w:t xml:space="preserve">.btn--small { padding: 8px 18px; font-size: .92rem; }</w:t>
+      </w:r>
+    </w:p>
+    <w:p>
+      <w:pPr>
+        <w:keepNext w:val="false"/>
+        <w:keepLines/>
+        <w:spacing w:after="0" w:line="240"/>
+      </w:pPr>
+      <w:r>
+        <w:rPr>
+          <w:rFonts w:ascii="Courier New" w:cs="Courier New" w:eastAsia="Courier New" w:hAnsi="Courier New"/>
+          <w:sz w:val="20"/>
+          <w:szCs w:val="20"/>
+        </w:rPr>
+        <w:t xml:space="preserve">.btn--outline { background: transparent; color: var(--green); }</w:t>
       </w:r>
     </w:p>
     <w:p>
@@ -25867,7 +25897,7 @@
           <w:sz w:val="20"/>
           <w:szCs w:val="20"/>
         </w:rPr>
-        <w:t xml:space="preserve">.header { position: sticky; top: 0; z-index: 10; background: #fff; border-bottom: 1px solid var(--line); transition: box-shadow .3s; }</w:t>
+        <w:t xml:space="preserve">.header { position: sticky; top: 0; z-index: 10; background: rgba(255, 253, 249, .95); border-bottom: 1px solid var(--line); transition: box-shadow .3s; }</w:t>
       </w:r>
     </w:p>
     <w:p>
@@ -25897,7 +25927,7 @@
           <w:sz w:val="20"/>
           <w:szCs w:val="20"/>
         </w:rPr>
-        <w:t xml:space="preserve">.header__inner { display: flex; align-items: center; gap: 32px; height: 72px; }</w:t>
+        <w:t xml:space="preserve">.header__inner { display: flex; align-items: center; height: 76px; }</w:t>
       </w:r>
     </w:p>
     <w:p>
@@ -25942,7 +25972,7 @@
           <w:sz w:val="20"/>
           <w:szCs w:val="20"/>
         </w:rPr>
-        <w:t xml:space="preserve">.header__phone { order: 3; margin-left: auto; color: var(--text); font-weight: 700; text-decoration: none; white-space: nowrap; }</w:t>
+        <w:t xml:space="preserve">.header__phone { font-weight: 700; white-space: nowrap; }</w:t>
       </w:r>
     </w:p>
     <w:p>
@@ -25972,7 +26002,37 @@
           <w:sz w:val="20"/>
           <w:szCs w:val="20"/>
         </w:rPr>
-        <w:t xml:space="preserve">.nav { display: flex; align-items: center; gap: 20px; }</w:t>
+        <w:t xml:space="preserve">.nav { flex: 1; display: flex; align-items: center; justify-content: space-between; margin-left: 56px; }</w:t>
+      </w:r>
+    </w:p>
+    <w:p>
+      <w:pPr>
+        <w:keepNext w:val="false"/>
+        <w:keepLines/>
+        <w:spacing w:after="0" w:line="240"/>
+      </w:pPr>
+      <w:r>
+        <w:rPr>
+          <w:rFonts w:ascii="Courier New" w:cs="Courier New" w:eastAsia="Courier New" w:hAnsi="Courier New"/>
+          <w:sz w:val="20"/>
+          <w:szCs w:val="20"/>
+        </w:rPr>
+        <w:t xml:space="preserve">.nav__menu, .nav__actions { display: flex; align-items: center; gap: 28px; }</w:t>
+      </w:r>
+    </w:p>
+    <w:p>
+      <w:pPr>
+        <w:keepNext w:val="false"/>
+        <w:keepLines/>
+        <w:spacing w:after="0" w:line="240"/>
+      </w:pPr>
+      <w:r>
+        <w:rPr>
+          <w:rFonts w:ascii="Courier New" w:cs="Courier New" w:eastAsia="Courier New" w:hAnsi="Courier New"/>
+          <w:sz w:val="20"/>
+          <w:szCs w:val="20"/>
+        </w:rPr>
+        <w:t xml:space="preserve">.nav__actions { gap: 20px; }</w:t>
       </w:r>
     </w:p>
     <w:p>
@@ -26017,22 +26077,7 @@
           <w:sz w:val="20"/>
           <w:szCs w:val="20"/>
         </w:rPr>
-        <w:t xml:space="preserve">.nav__sep { width: 1px; height: 18px; background: var(--line); }</w:t>
-      </w:r>
-    </w:p>
-    <w:p>
-      <w:pPr>
-        <w:keepNext w:val="false"/>
-        <w:keepLines/>
-        <w:spacing w:after="0" w:line="240"/>
-      </w:pPr>
-      <w:r>
-        <w:rPr>
-          <w:rFonts w:ascii="Courier New" w:cs="Courier New" w:eastAsia="Courier New" w:hAnsi="Courier New"/>
-          <w:sz w:val="20"/>
-          <w:szCs w:val="20"/>
-        </w:rPr>
-        <w:t xml:space="preserve">.burger { display: none; order: 4; background: #fff; border: 1px solid var(--line); border-radius: 6px; padding: 6px 12px; font: 1rem var(--font-text); cursor: pointer; }</w:t>
+        <w:t xml:space="preserve">.burger { display: none; margin-left: auto; background: #fff; border: 1px solid var(--line); border-radius: 6px; padding: 6px 12px; font: 1rem var(--font-text); cursor: pointer; }</w:t>
       </w:r>
     </w:p>
     <w:p>
@@ -26122,7 +26167,7 @@
           <w:sz w:val="20"/>
           <w:szCs w:val="20"/>
         </w:rPr>
-        <w:t xml:space="preserve">.hero { background: var(--green-light); padding: 48px 0; }</w:t>
+        <w:t xml:space="preserve">.hero { background: var(--green-light); padding: 64px 0; }</w:t>
       </w:r>
     </w:p>
     <w:p>
@@ -26182,22 +26227,22 @@
           <w:sz w:val="20"/>
           <w:szCs w:val="20"/>
         </w:rPr>
-        <w:t xml:space="preserve">.hero__note { font-size: .95rem; color: var(--muted) !important; margin: 0; }</w:t>
-      </w:r>
-    </w:p>
-    <w:p>
-      <w:pPr>
-        <w:keepNext w:val="false"/>
-        <w:keepLines/>
-        <w:spacing w:after="0" w:line="240"/>
-      </w:pPr>
-      <w:r>
-        <w:rPr>
-          <w:rFonts w:ascii="Courier New" w:cs="Courier New" w:eastAsia="Courier New" w:hAnsi="Courier New"/>
-          <w:sz w:val="20"/>
-          <w:szCs w:val="20"/>
-        </w:rPr>
-        <w:t xml:space="preserve">.hero__img { width: 100%; aspect-ratio: 4 / 3; object-fit: cover; border-radius: 8px; }</w:t>
+        <w:t xml:space="preserve">.hero__note { font-size: .95rem; color: var(--muted) !important; margin: 0; padding-left: 14px; border-left: 3px solid var(--clay); }</w:t>
+      </w:r>
+    </w:p>
+    <w:p>
+      <w:pPr>
+        <w:keepNext w:val="false"/>
+        <w:keepLines/>
+        <w:spacing w:after="0" w:line="240"/>
+      </w:pPr>
+      <w:r>
+        <w:rPr>
+          <w:rFonts w:ascii="Courier New" w:cs="Courier New" w:eastAsia="Courier New" w:hAnsi="Courier New"/>
+          <w:sz w:val="20"/>
+          <w:szCs w:val="20"/>
+        </w:rPr>
+        <w:t xml:space="preserve">.hero__img { width: 100%; aspect-ratio: 4 / 3; object-fit: cover; border-radius: 20px; box-shadow: var(--shadow); }</w:t>
       </w:r>
     </w:p>
     <w:p>
@@ -26227,7 +26272,7 @@
           <w:sz w:val="20"/>
           <w:szCs w:val="20"/>
         </w:rPr>
-        <w:t xml:space="preserve">.page-head { background: var(--green-light); padding: 32px 0; }</w:t>
+        <w:t xml:space="preserve">.page-head { background: var(--green-light); padding: 44px 0; }</w:t>
       </w:r>
     </w:p>
     <w:p>
@@ -26302,7 +26347,7 @@
           <w:sz w:val="20"/>
           <w:szCs w:val="20"/>
         </w:rPr>
-        <w:t xml:space="preserve">.feature { border-top: 3px solid var(--green); padding-top: 14px; }</w:t>
+        <w:t xml:space="preserve">.feature { background: #fff; border: 1px solid var(--line); border-top: 3px solid var(--clay); border-radius: 12px; padding: 20px; }</w:t>
       </w:r>
     </w:p>
     <w:p>
@@ -26377,7 +26422,7 @@
           <w:sz w:val="20"/>
           <w:szCs w:val="20"/>
         </w:rPr>
-        <w:t xml:space="preserve">.steps li::before { content: counter(step); display: block; font: 700 2.4rem/1 var(--font-title); color: var(--green); margin-bottom: 10px; }</w:t>
+        <w:t xml:space="preserve">.steps li::before { content: counter(step); display: block; font: 700 2.6rem/1 var(--font-title); color: var(--clay); margin-bottom: 10px; }</w:t>
       </w:r>
     </w:p>
     <w:p>
@@ -26422,7 +26467,37 @@
           <w:sz w:val="20"/>
           <w:szCs w:val="20"/>
         </w:rPr>
-        <w:t xml:space="preserve">.cta { display: flex; justify-content: space-between; align-items: center; gap: 24px; flex-wrap: wrap; border: 1px solid var(--line); border-radius: 8px; padding: 28px 32px; }</w:t>
+        <w:t xml:space="preserve">.cta { display: flex; justify-content: space-between; align-items: center; gap: 24px; flex-wrap: wrap; background: var(--green); color: #fff; border-radius: 20px; padding: 36px 40px; }</w:t>
+      </w:r>
+    </w:p>
+    <w:p>
+      <w:pPr>
+        <w:keepNext w:val="false"/>
+        <w:keepLines/>
+        <w:spacing w:after="0" w:line="240"/>
+      </w:pPr>
+      <w:r>
+        <w:rPr>
+          <w:rFonts w:ascii="Courier New" w:cs="Courier New" w:eastAsia="Courier New" w:hAnsi="Courier New"/>
+          <w:sz w:val="20"/>
+          <w:szCs w:val="20"/>
+        </w:rPr>
+        <w:t xml:space="preserve">.cta .btn { background: #fff; border-color: #fff; color: var(--green-dark); }</w:t>
+      </w:r>
+    </w:p>
+    <w:p>
+      <w:pPr>
+        <w:keepNext w:val="false"/>
+        <w:keepLines/>
+        <w:spacing w:after="0" w:line="240"/>
+      </w:pPr>
+      <w:r>
+        <w:rPr>
+          <w:rFonts w:ascii="Courier New" w:cs="Courier New" w:eastAsia="Courier New" w:hAnsi="Courier New"/>
+          <w:sz w:val="20"/>
+          <w:szCs w:val="20"/>
+        </w:rPr>
+        <w:t xml:space="preserve">.cta .btn:hover { background: var(--green-light); border-color: var(--green-light); }</w:t>
       </w:r>
     </w:p>
     <w:p>
@@ -26452,7 +26527,7 @@
           <w:sz w:val="20"/>
           <w:szCs w:val="20"/>
         </w:rPr>
-        <w:t xml:space="preserve">.cta p { margin: 0; color: var(--muted); }</w:t>
+        <w:t xml:space="preserve">.cta p { margin: 0; color: rgba(255, 255, 255, .85); }</w:t>
       </w:r>
     </w:p>
     <w:p>
@@ -26512,7 +26587,7 @@
           <w:sz w:val="20"/>
           <w:szCs w:val="20"/>
         </w:rPr>
-        <w:t xml:space="preserve">.card { background: #fff; border: 1px solid var(--line); border-radius: 8px; overflow: hidden; display: flex; flex-direction: column; transition: transform .25s, box-shadow .25s; }</w:t>
+        <w:t xml:space="preserve">.card { background: #fff; border: 1px solid var(--line); border-radius: 16px; overflow: hidden; display: flex; flex-direction: column; transition: transform .25s, box-shadow .25s; }</w:t>
       </w:r>
     </w:p>
     <w:p>
@@ -26617,7 +26692,7 @@
           <w:sz w:val="20"/>
           <w:szCs w:val="20"/>
         </w:rPr>
-        <w:t xml:space="preserve">.price { font-weight: 700; }</w:t>
+        <w:t xml:space="preserve">.price { font-weight: 700; color: var(--clay); }</w:t>
       </w:r>
     </w:p>
     <w:p>
@@ -26677,7 +26752,7 @@
           <w:sz w:val="20"/>
           <w:szCs w:val="20"/>
         </w:rPr>
-        <w:t xml:space="preserve">.filters a { padding: 6px 14px; border: 1px solid var(--line); border-radius: 6px; color: var(--text); text-decoration: none; }</w:t>
+        <w:t xml:space="preserve">.filters a { padding: 7px 16px; border: 1px solid var(--line); border-radius: 999px; background: #fff; color: var(--text); text-decoration: none; }</w:t>
       </w:r>
     </w:p>
     <w:p>
@@ -26752,7 +26827,7 @@
           <w:sz w:val="20"/>
           <w:szCs w:val="20"/>
         </w:rPr>
-        <w:t xml:space="preserve">.project img { width: 100%; aspect-ratio: 3 / 2; object-fit: cover; border-radius: 8px; margin-bottom: 10px; transition: transform .25s; }</w:t>
+        <w:t xml:space="preserve">.project img { width: 100%; aspect-ratio: 3 / 2; object-fit: cover; border-radius: 16px; margin-bottom: 10px; transition: transform .25s; }</w:t>
       </w:r>
     </w:p>
     <w:p>
@@ -26842,7 +26917,7 @@
           <w:sz w:val="20"/>
           <w:szCs w:val="20"/>
         </w:rPr>
-        <w:t xml:space="preserve">.lightbox__box { background: #fff; border-radius: 8px; max-width: 820px; width: 100%; padding-bottom: 8px; position: relative; overflow: hidden; }</w:t>
+        <w:t xml:space="preserve">.lightbox__box { background: #fff; border-radius: 16px; max-width: 820px; width: 100%; padding-bottom: 8px; position: relative; overflow: hidden; }</w:t>
       </w:r>
     </w:p>
     <w:p>
@@ -26947,7 +27022,7 @@
           <w:sz w:val="20"/>
           <w:szCs w:val="20"/>
         </w:rPr>
-        <w:t xml:space="preserve">.form { background: #fff; border: 1px solid var(--line); border-radius: 8px; padding: 28px; align-self: start; }</w:t>
+        <w:t xml:space="preserve">.form { background: #fff; border: 1px solid var(--line); border-radius: 16px; padding: 28px; align-self: start; box-shadow: var(--shadow); }</w:t>
       </w:r>
     </w:p>
     <w:p>
@@ -27022,7 +27097,7 @@
           <w:sz w:val="20"/>
           <w:szCs w:val="20"/>
         </w:rPr>
-        <w:t xml:space="preserve">    border: 1px solid #c8c8c8; border-radius: 6px;</w:t>
+        <w:t xml:space="preserve">    border: 1px solid #d9d1c4; border-radius: 10px;</w:t>
       </w:r>
     </w:p>
     <w:p>
@@ -27187,7 +27262,7 @@
           <w:sz w:val="20"/>
           <w:szCs w:val="20"/>
         </w:rPr>
-        <w:t xml:space="preserve">.order__img { width: 100%; aspect-ratio: 3 / 2; object-fit: cover; border-radius: 8px; margin-bottom: 20px; }</w:t>
+        <w:t xml:space="preserve">.order__img { width: 100%; aspect-ratio: 3 / 2; object-fit: cover; border-radius: 16px; margin-bottom: 20px; }</w:t>
       </w:r>
     </w:p>
     <w:p>
@@ -27262,7 +27337,7 @@
           <w:sz w:val="20"/>
           <w:szCs w:val="20"/>
         </w:rPr>
-        <w:t xml:space="preserve">.contacts div { border: 1px solid var(--line); border-radius: 8px; padding: 18px 20px; }</w:t>
+        <w:t xml:space="preserve">.contacts div { background: #fff; border: 1px solid var(--line); border-radius: 12px; padding: 18px 20px; }</w:t>
       </w:r>
     </w:p>
     <w:p>
@@ -27517,7 +27592,7 @@
           <w:sz w:val="20"/>
           <w:szCs w:val="20"/>
         </w:rPr>
-        <w:t xml:space="preserve">.stats__item { border: 1px solid var(--line); border-radius: 8px; padding: 16px 20px; }</w:t>
+        <w:t xml:space="preserve">.stats__item { background: #fff; border: 1px solid var(--line); border-radius: 12px; padding: 16px 20px; }</w:t>
       </w:r>
     </w:p>
     <w:p>
@@ -27697,7 +27772,7 @@
           <w:sz w:val="20"/>
           <w:szCs w:val="20"/>
         </w:rPr>
-        <w:t xml:space="preserve">.table { width: 100%; border-collapse: collapse; font-size: .95rem; border: 1px solid var(--line); }</w:t>
+        <w:t xml:space="preserve">.table { width: 100%; border-collapse: collapse; font-size: .95rem; border: 1px solid var(--line); background: #fff; }</w:t>
       </w:r>
     </w:p>
     <w:p>
@@ -27832,7 +27907,7 @@
           <w:sz w:val="20"/>
           <w:szCs w:val="20"/>
         </w:rPr>
-        <w:t xml:space="preserve">.footer { background: var(--green-dark); color: #dfe8de; padding: 40px 0 20px; margin-top: 56px; }</w:t>
+        <w:t xml:space="preserve">.footer { background: #2f3b31; color: #dfe3d8; padding: 40px 0 20px; margin-top: 56px; }</w:t>
       </w:r>
     </w:p>
     <w:p>
@@ -27892,7 +27967,7 @@
           <w:sz w:val="20"/>
           <w:szCs w:val="20"/>
         </w:rPr>
-        <w:t xml:space="preserve">.footer a { display: block; color: #dfe8de; text-decoration: none; margin-bottom: 4px; }</w:t>
+        <w:t xml:space="preserve">.footer a { display: block; color: #dfe3d8; text-decoration: none; margin-bottom: 4px; }</w:t>
       </w:r>
     </w:p>
     <w:p>
@@ -28027,7 +28102,7 @@
           <w:sz w:val="20"/>
           <w:szCs w:val="20"/>
         </w:rPr>
-        <w:t xml:space="preserve">    .card:hover { transform: translateY(-4px); box-shadow: 0 10px 24px rgba(0, 0, 0, .08); }</w:t>
+        <w:t xml:space="preserve">    .card:hover { transform: translateY(-4px); box-shadow: var(--shadow); }</w:t>
       </w:r>
     </w:p>
     <w:p>
@@ -28087,7 +28162,7 @@
           <w:sz w:val="20"/>
           <w:szCs w:val="20"/>
         </w:rPr>
-        <w:t xml:space="preserve">    .btn:hover { transform: translateY(-2px); box-shadow: 0 6px 14px rgba(46, 94, 58, .2); }</w:t>
+        <w:t xml:space="preserve">    .btn:hover { transform: translateY(-2px); box-shadow: 0 6px 14px rgba(79, 111, 82, .25); }</w:t>
       </w:r>
     </w:p>
     <w:p>
@@ -28447,21 +28522,6 @@
           <w:sz w:val="20"/>
           <w:szCs w:val="20"/>
         </w:rPr>
-        <w:t xml:space="preserve">    .header__inner { gap: 16px; }</w:t>
-      </w:r>
-    </w:p>
-    <w:p>
-      <w:pPr>
-        <w:keepNext w:val="false"/>
-        <w:keepLines/>
-        <w:spacing w:after="0" w:line="240"/>
-      </w:pPr>
-      <w:r>
-        <w:rPr>
-          <w:rFonts w:ascii="Courier New" w:cs="Courier New" w:eastAsia="Courier New" w:hAnsi="Courier New"/>
-          <w:sz w:val="20"/>
-          <w:szCs w:val="20"/>
-        </w:rPr>
         <w:t xml:space="preserve">    .burger { display: block; }</w:t>
       </w:r>
     </w:p>
@@ -28492,37 +28552,37 @@
           <w:sz w:val="20"/>
           <w:szCs w:val="20"/>
         </w:rPr>
-        <w:t xml:space="preserve">        display: none; position: absolute; top: 72px; left: 0; right: 0; z-index: 10;</w:t>
-      </w:r>
-    </w:p>
-    <w:p>
-      <w:pPr>
-        <w:keepNext w:val="false"/>
-        <w:keepLines/>
-        <w:spacing w:after="0" w:line="240"/>
-      </w:pPr>
-      <w:r>
-        <w:rPr>
-          <w:rFonts w:ascii="Courier New" w:cs="Courier New" w:eastAsia="Courier New" w:hAnsi="Courier New"/>
-          <w:sz w:val="20"/>
-          <w:szCs w:val="20"/>
-        </w:rPr>
-        <w:t xml:space="preserve">        flex-direction: column; align-items: flex-start; gap: 14px;</w:t>
-      </w:r>
-    </w:p>
-    <w:p>
-      <w:pPr>
-        <w:keepNext w:val="false"/>
-        <w:keepLines/>
-        <w:spacing w:after="0" w:line="240"/>
-      </w:pPr>
-      <w:r>
-        <w:rPr>
-          <w:rFonts w:ascii="Courier New" w:cs="Courier New" w:eastAsia="Courier New" w:hAnsi="Courier New"/>
-          <w:sz w:val="20"/>
-          <w:szCs w:val="20"/>
-        </w:rPr>
-        <w:t xml:space="preserve">        background: #fff; padding: 20px 16px; border-bottom: 1px solid var(--line);</w:t>
+        <w:t xml:space="preserve">        display: none; position: absolute; top: 76px; left: 0; right: 0; z-index: 10; margin: 0;</w:t>
+      </w:r>
+    </w:p>
+    <w:p>
+      <w:pPr>
+        <w:keepNext w:val="false"/>
+        <w:keepLines/>
+        <w:spacing w:after="0" w:line="240"/>
+      </w:pPr>
+      <w:r>
+        <w:rPr>
+          <w:rFonts w:ascii="Courier New" w:cs="Courier New" w:eastAsia="Courier New" w:hAnsi="Courier New"/>
+          <w:sz w:val="20"/>
+          <w:szCs w:val="20"/>
+        </w:rPr>
+        <w:t xml:space="preserve">        flex-direction: column; align-items: flex-start; gap: 18px;</w:t>
+      </w:r>
+    </w:p>
+    <w:p>
+      <w:pPr>
+        <w:keepNext w:val="false"/>
+        <w:keepLines/>
+        <w:spacing w:after="0" w:line="240"/>
+      </w:pPr>
+      <w:r>
+        <w:rPr>
+          <w:rFonts w:ascii="Courier New" w:cs="Courier New" w:eastAsia="Courier New" w:hAnsi="Courier New"/>
+          <w:sz w:val="20"/>
+          <w:szCs w:val="20"/>
+        </w:rPr>
+        <w:t xml:space="preserve">        background: #fffdf9; padding: 20px 16px; border-bottom: 1px solid var(--line); box-shadow: var(--shadow);</w:t>
       </w:r>
     </w:p>
     <w:p>
@@ -28567,7 +28627,22 @@
           <w:sz w:val="20"/>
           <w:szCs w:val="20"/>
         </w:rPr>
-        <w:t xml:space="preserve">    .nav__sep { display: none; }</w:t>
+        <w:t xml:space="preserve">    .nav__menu, .nav__actions { flex-direction: column; align-items: flex-start; gap: 14px; }</w:t>
+      </w:r>
+    </w:p>
+    <w:p>
+      <w:pPr>
+        <w:keepNext w:val="false"/>
+        <w:keepLines/>
+        <w:spacing w:after="0" w:line="240"/>
+      </w:pPr>
+      <w:r>
+        <w:rPr>
+          <w:rFonts w:ascii="Courier New" w:cs="Courier New" w:eastAsia="Courier New" w:hAnsi="Courier New"/>
+          <w:sz w:val="20"/>
+          <w:szCs w:val="20"/>
+        </w:rPr>
+        <w:t xml:space="preserve">    .nav__actions { padding-top: 16px; border-top: 1px solid var(--line); width: 100%; }</w:t>
       </w:r>
     </w:p>
     <w:p>
@@ -28628,36 +28703,6 @@
           <w:szCs w:val="20"/>
         </w:rPr>
         <w:t xml:space="preserve">    h1 { font-size: 1.8rem; }</w:t>
-      </w:r>
-    </w:p>
-    <w:p>
-      <w:pPr>
-        <w:keepNext w:val="false"/>
-        <w:keepLines/>
-        <w:spacing w:after="0" w:line="240"/>
-      </w:pPr>
-      <w:r>
-        <w:rPr>
-          <w:rFonts w:ascii="Courier New" w:cs="Courier New" w:eastAsia="Courier New" w:hAnsi="Courier New"/>
-          <w:sz w:val="20"/>
-          <w:szCs w:val="20"/>
-        </w:rPr>
-        <w:t xml:space="preserve">    .header__phone { display: none; }</w:t>
-      </w:r>
-    </w:p>
-    <w:p>
-      <w:pPr>
-        <w:keepNext w:val="false"/>
-        <w:keepLines/>
-        <w:spacing w:after="0" w:line="240"/>
-      </w:pPr>
-      <w:r>
-        <w:rPr>
-          <w:rFonts w:ascii="Courier New" w:cs="Courier New" w:eastAsia="Courier New" w:hAnsi="Courier New"/>
-          <w:sz w:val="20"/>
-          <w:szCs w:val="20"/>
-        </w:rPr>
-        <w:t xml:space="preserve">    .burger { margin-left: auto; }</w:t>
       </w:r>
     </w:p>
     <w:p>

--- a/kursovaya-landshaft/docs/Курсовая_работа.docx
+++ b/kursovaya-landshaft/docs/Курсовая_работа.docx
@@ -950,7 +950,7 @@
           </w:rPr>
           <w:t xml:space="preserve">2.6 Административная панель</w:t>
           <w:tab/>
-          <w:t xml:space="preserve">18</w:t>
+          <w:t xml:space="preserve">19</w:t>
         </w:r>
       </w:hyperlink>
     </w:p>
@@ -4082,7 +4082,7 @@
           <w:sz w:val="28"/>
           <w:szCs w:val="28"/>
         </w:rPr>
-        <w:t xml:space="preserve">Главная страница открывается блоком с заголовком, кратким описанием студии, кнопками «Услуги и цены» и «Наши работы» и иллюстрацией; число проектов в портфолио считается запросом к базе (рисунок 6). В шапке слева расположено название студии, рядом – разделы сайта, справа – телефон и кнопки входа; текущий раздел в меню подчёркнут. Для заголовков используется шрифт PT Serif, для текста – PT Sans; палитра построена на шалфейном зелёном цвете с терракотовыми акцентами и тёплом кремовом фоне. Анимации спокойные: первый экран плавно появляется при загрузке, остальные блоки – по очереди при прокрутке страницы, у шапки при прокрутке появляется тень, а карточки и кнопки слегка приподнимаются при наведении. При включённой в системе настройке уменьшения движения анимации отключаются.</w:t>
+        <w:t xml:space="preserve">Главная страница открывается блоком с заголовком, кратким описанием студии, кнопками «Услуги и цены» и «Наши работы» и иллюстрацией; число проектов в портфолио считается запросом к базе (рисунок 6). В шапке слева расположено название студии, рядом – разделы сайта, справа – телефон и кнопки входа; текущий раздел в меню подчёркнут. Для заголовков используется шрифт PT Serif, для текста – PT Sans; палитра тёплая и яркая: коралловые кнопки и акценты, солнечно-жёлтые выделения, глубокий сине-бирюзовый цвет заголовков и подвала на светлом персиковом фоне; иллюстрации показывают сад в разные сезоны. Анимации спокойные: первый экран плавно появляется при загрузке, остальные блоки – по очереди при прокрутке страницы, у шапки при прокрутке появляется тень, а карточки и кнопки слегка приподнимаются при наведении. При включённой в системе настройке уменьшения движения анимации отключаются.</w:t>
       </w:r>
     </w:p>
     <w:p>
@@ -24937,112 +24937,127 @@
           <w:sz w:val="20"/>
           <w:szCs w:val="20"/>
         </w:rPr>
-        <w:t xml:space="preserve">    --green: #4f6f52;</w:t>
-      </w:r>
-    </w:p>
-    <w:p>
-      <w:pPr>
-        <w:keepNext w:val="false"/>
-        <w:keepLines/>
-        <w:spacing w:after="0" w:line="240"/>
-      </w:pPr>
-      <w:r>
-        <w:rPr>
-          <w:rFonts w:ascii="Courier New" w:cs="Courier New" w:eastAsia="Courier New" w:hAnsi="Courier New"/>
-          <w:sz w:val="20"/>
-          <w:szCs w:val="20"/>
-        </w:rPr>
-        <w:t xml:space="preserve">    --green-dark: #3a5440;</w:t>
-      </w:r>
-    </w:p>
-    <w:p>
-      <w:pPr>
-        <w:keepNext w:val="false"/>
-        <w:keepLines/>
-        <w:spacing w:after="0" w:line="240"/>
-      </w:pPr>
-      <w:r>
-        <w:rPr>
-          <w:rFonts w:ascii="Courier New" w:cs="Courier New" w:eastAsia="Courier New" w:hAnsi="Courier New"/>
-          <w:sz w:val="20"/>
-          <w:szCs w:val="20"/>
-        </w:rPr>
-        <w:t xml:space="preserve">    --green-light: #f3efe6;</w:t>
-      </w:r>
-    </w:p>
-    <w:p>
-      <w:pPr>
-        <w:keepNext w:val="false"/>
-        <w:keepLines/>
-        <w:spacing w:after="0" w:line="240"/>
-      </w:pPr>
-      <w:r>
-        <w:rPr>
-          <w:rFonts w:ascii="Courier New" w:cs="Courier New" w:eastAsia="Courier New" w:hAnsi="Courier New"/>
-          <w:sz w:val="20"/>
-          <w:szCs w:val="20"/>
-        </w:rPr>
-        <w:t xml:space="preserve">    --clay: #c2714f;</w:t>
-      </w:r>
-    </w:p>
-    <w:p>
-      <w:pPr>
-        <w:keepNext w:val="false"/>
-        <w:keepLines/>
-        <w:spacing w:after="0" w:line="240"/>
-      </w:pPr>
-      <w:r>
-        <w:rPr>
-          <w:rFonts w:ascii="Courier New" w:cs="Courier New" w:eastAsia="Courier New" w:hAnsi="Courier New"/>
-          <w:sz w:val="20"/>
-          <w:szCs w:val="20"/>
-        </w:rPr>
-        <w:t xml:space="preserve">    --text: #2d2a26;</w:t>
-      </w:r>
-    </w:p>
-    <w:p>
-      <w:pPr>
-        <w:keepNext w:val="false"/>
-        <w:keepLines/>
-        <w:spacing w:after="0" w:line="240"/>
-      </w:pPr>
-      <w:r>
-        <w:rPr>
-          <w:rFonts w:ascii="Courier New" w:cs="Courier New" w:eastAsia="Courier New" w:hAnsi="Courier New"/>
-          <w:sz w:val="20"/>
-          <w:szCs w:val="20"/>
-        </w:rPr>
-        <w:t xml:space="preserve">    --muted: #716b63;</w:t>
-      </w:r>
-    </w:p>
-    <w:p>
-      <w:pPr>
-        <w:keepNext w:val="false"/>
-        <w:keepLines/>
-        <w:spacing w:after="0" w:line="240"/>
-      </w:pPr>
-      <w:r>
-        <w:rPr>
-          <w:rFonts w:ascii="Courier New" w:cs="Courier New" w:eastAsia="Courier New" w:hAnsi="Courier New"/>
-          <w:sz w:val="20"/>
-          <w:szCs w:val="20"/>
-        </w:rPr>
-        <w:t xml:space="preserve">    --line: #e6dfd3;</w:t>
-      </w:r>
-    </w:p>
-    <w:p>
-      <w:pPr>
-        <w:keepNext w:val="false"/>
-        <w:keepLines/>
-        <w:spacing w:after="0" w:line="240"/>
-      </w:pPr>
-      <w:r>
-        <w:rPr>
-          <w:rFonts w:ascii="Courier New" w:cs="Courier New" w:eastAsia="Courier New" w:hAnsi="Courier New"/>
-          <w:sz w:val="20"/>
-          <w:szCs w:val="20"/>
-        </w:rPr>
-        <w:t xml:space="preserve">    --bg-light: #f8f5ef;</w:t>
+        <w:t xml:space="preserve">    --green: #e4623c;</w:t>
+      </w:r>
+    </w:p>
+    <w:p>
+      <w:pPr>
+        <w:keepNext w:val="false"/>
+        <w:keepLines/>
+        <w:spacing w:after="0" w:line="240"/>
+      </w:pPr>
+      <w:r>
+        <w:rPr>
+          <w:rFonts w:ascii="Courier New" w:cs="Courier New" w:eastAsia="Courier New" w:hAnsi="Courier New"/>
+          <w:sz w:val="20"/>
+          <w:szCs w:val="20"/>
+        </w:rPr>
+        <w:t xml:space="preserve">    --green-dark: #c24a26;</w:t>
+      </w:r>
+    </w:p>
+    <w:p>
+      <w:pPr>
+        <w:keepNext w:val="false"/>
+        <w:keepLines/>
+        <w:spacing w:after="0" w:line="240"/>
+      </w:pPr>
+      <w:r>
+        <w:rPr>
+          <w:rFonts w:ascii="Courier New" w:cs="Courier New" w:eastAsia="Courier New" w:hAnsi="Courier New"/>
+          <w:sz w:val="20"/>
+          <w:szCs w:val="20"/>
+        </w:rPr>
+        <w:t xml:space="preserve">    --green-light: #fff0e4;</w:t>
+      </w:r>
+    </w:p>
+    <w:p>
+      <w:pPr>
+        <w:keepNext w:val="false"/>
+        <w:keepLines/>
+        <w:spacing w:after="0" w:line="240"/>
+      </w:pPr>
+      <w:r>
+        <w:rPr>
+          <w:rFonts w:ascii="Courier New" w:cs="Courier New" w:eastAsia="Courier New" w:hAnsi="Courier New"/>
+          <w:sz w:val="20"/>
+          <w:szCs w:val="20"/>
+        </w:rPr>
+        <w:t xml:space="preserve">    --clay: #f0a830;</w:t>
+      </w:r>
+    </w:p>
+    <w:p>
+      <w:pPr>
+        <w:keepNext w:val="false"/>
+        <w:keepLines/>
+        <w:spacing w:after="0" w:line="240"/>
+      </w:pPr>
+      <w:r>
+        <w:rPr>
+          <w:rFonts w:ascii="Courier New" w:cs="Courier New" w:eastAsia="Courier New" w:hAnsi="Courier New"/>
+          <w:sz w:val="20"/>
+          <w:szCs w:val="20"/>
+        </w:rPr>
+        <w:t xml:space="preserve">    --ink: #1e3a4c;</w:t>
+      </w:r>
+    </w:p>
+    <w:p>
+      <w:pPr>
+        <w:keepNext w:val="false"/>
+        <w:keepLines/>
+        <w:spacing w:after="0" w:line="240"/>
+      </w:pPr>
+      <w:r>
+        <w:rPr>
+          <w:rFonts w:ascii="Courier New" w:cs="Courier New" w:eastAsia="Courier New" w:hAnsi="Courier New"/>
+          <w:sz w:val="20"/>
+          <w:szCs w:val="20"/>
+        </w:rPr>
+        <w:t xml:space="preserve">    --text: #23313a;</w:t>
+      </w:r>
+    </w:p>
+    <w:p>
+      <w:pPr>
+        <w:keepNext w:val="false"/>
+        <w:keepLines/>
+        <w:spacing w:after="0" w:line="240"/>
+      </w:pPr>
+      <w:r>
+        <w:rPr>
+          <w:rFonts w:ascii="Courier New" w:cs="Courier New" w:eastAsia="Courier New" w:hAnsi="Courier New"/>
+          <w:sz w:val="20"/>
+          <w:szCs w:val="20"/>
+        </w:rPr>
+        <w:t xml:space="preserve">    --muted: #66707a;</w:t>
+      </w:r>
+    </w:p>
+    <w:p>
+      <w:pPr>
+        <w:keepNext w:val="false"/>
+        <w:keepLines/>
+        <w:spacing w:after="0" w:line="240"/>
+      </w:pPr>
+      <w:r>
+        <w:rPr>
+          <w:rFonts w:ascii="Courier New" w:cs="Courier New" w:eastAsia="Courier New" w:hAnsi="Courier New"/>
+          <w:sz w:val="20"/>
+          <w:szCs w:val="20"/>
+        </w:rPr>
+        <w:t xml:space="preserve">    --line: #f1e2d3;</w:t>
+      </w:r>
+    </w:p>
+    <w:p>
+      <w:pPr>
+        <w:keepNext w:val="false"/>
+        <w:keepLines/>
+        <w:spacing w:after="0" w:line="240"/>
+      </w:pPr>
+      <w:r>
+        <w:rPr>
+          <w:rFonts w:ascii="Courier New" w:cs="Courier New" w:eastAsia="Courier New" w:hAnsi="Courier New"/>
+          <w:sz w:val="20"/>
+          <w:szCs w:val="20"/>
+        </w:rPr>
+        <w:t xml:space="preserve">    --bg-light: #fff7ef;</w:t>
       </w:r>
     </w:p>
     <w:p>
@@ -25072,7 +25087,7 @@
           <w:sz w:val="20"/>
           <w:szCs w:val="20"/>
         </w:rPr>
-        <w:t xml:space="preserve">    --shadow: 0 8px 24px rgba(61, 50, 38, .08);</w:t>
+        <w:t xml:space="preserve">    --shadow: 0 10px 28px rgba(30, 58, 76, .10);</w:t>
       </w:r>
     </w:p>
     <w:p>
@@ -25342,7 +25357,7 @@
           <w:sz w:val="20"/>
           <w:szCs w:val="20"/>
         </w:rPr>
-        <w:t xml:space="preserve">h1, h2, h3 { font-family: var(--font-title); font-weight: 700; line-height: 1.25; margin: 0 0 .6em; }</w:t>
+        <w:t xml:space="preserve">h1, h2, h3 { font-family: var(--font-title); font-weight: 700; line-height: 1.25; margin: 0 0 .6em; color: var(--ink); }</w:t>
       </w:r>
     </w:p>
     <w:p>
@@ -25942,22 +25957,22 @@
           <w:sz w:val="20"/>
           <w:szCs w:val="20"/>
         </w:rPr>
-        <w:t xml:space="preserve">.logo { font: 700 1.35rem var(--font-title); color: var(--green-dark); text-decoration: none; line-height: 1.1; }</w:t>
-      </w:r>
-    </w:p>
-    <w:p>
-      <w:pPr>
-        <w:keepNext w:val="false"/>
-        <w:keepLines/>
-        <w:spacing w:after="0" w:line="240"/>
-      </w:pPr>
-      <w:r>
-        <w:rPr>
-          <w:rFonts w:ascii="Courier New" w:cs="Courier New" w:eastAsia="Courier New" w:hAnsi="Courier New"/>
-          <w:sz w:val="20"/>
-          <w:szCs w:val="20"/>
-        </w:rPr>
-        <w:t xml:space="preserve">.logo small { display: block; font: .8rem var(--font-text); color: var(--muted); }</w:t>
+        <w:t xml:space="preserve">.logo { font: 700 1.35rem var(--font-title); color: var(--ink); text-decoration: none; line-height: 1.1; }</w:t>
+      </w:r>
+    </w:p>
+    <w:p>
+      <w:pPr>
+        <w:keepNext w:val="false"/>
+        <w:keepLines/>
+        <w:spacing w:after="0" w:line="240"/>
+      </w:pPr>
+      <w:r>
+        <w:rPr>
+          <w:rFonts w:ascii="Courier New" w:cs="Courier New" w:eastAsia="Courier New" w:hAnsi="Courier New"/>
+          <w:sz w:val="20"/>
+          <w:szCs w:val="20"/>
+        </w:rPr>
+        <w:t xml:space="preserve">.logo small { display: block; font: .8rem var(--font-text); color: var(--green); }</w:t>
       </w:r>
     </w:p>
     <w:p>
@@ -26467,22 +26482,22 @@
           <w:sz w:val="20"/>
           <w:szCs w:val="20"/>
         </w:rPr>
-        <w:t xml:space="preserve">.cta { display: flex; justify-content: space-between; align-items: center; gap: 24px; flex-wrap: wrap; background: var(--green); color: #fff; border-radius: 20px; padding: 36px 40px; }</w:t>
-      </w:r>
-    </w:p>
-    <w:p>
-      <w:pPr>
-        <w:keepNext w:val="false"/>
-        <w:keepLines/>
-        <w:spacing w:after="0" w:line="240"/>
-      </w:pPr>
-      <w:r>
-        <w:rPr>
-          <w:rFonts w:ascii="Courier New" w:cs="Courier New" w:eastAsia="Courier New" w:hAnsi="Courier New"/>
-          <w:sz w:val="20"/>
-          <w:szCs w:val="20"/>
-        </w:rPr>
-        <w:t xml:space="preserve">.cta .btn { background: #fff; border-color: #fff; color: var(--green-dark); }</w:t>
+        <w:t xml:space="preserve">.cta { display: flex; justify-content: space-between; align-items: center; gap: 24px; flex-wrap: wrap; background: linear-gradient(120deg, var(--green), var(--clay)); color: #fff; border-radius: 20px; padding: 36px 40px; }</w:t>
+      </w:r>
+    </w:p>
+    <w:p>
+      <w:pPr>
+        <w:keepNext w:val="false"/>
+        <w:keepLines/>
+        <w:spacing w:after="0" w:line="240"/>
+      </w:pPr>
+      <w:r>
+        <w:rPr>
+          <w:rFonts w:ascii="Courier New" w:cs="Courier New" w:eastAsia="Courier New" w:hAnsi="Courier New"/>
+          <w:sz w:val="20"/>
+          <w:szCs w:val="20"/>
+        </w:rPr>
+        <w:t xml:space="preserve">.cta .btn { background: #fff; border-color: #fff; color: var(--ink); }</w:t>
       </w:r>
     </w:p>
     <w:p>
@@ -26512,22 +26527,22 @@
           <w:sz w:val="20"/>
           <w:szCs w:val="20"/>
         </w:rPr>
-        <w:t xml:space="preserve">.cta h2 { margin-bottom: 6px; }</w:t>
-      </w:r>
-    </w:p>
-    <w:p>
-      <w:pPr>
-        <w:keepNext w:val="false"/>
-        <w:keepLines/>
-        <w:spacing w:after="0" w:line="240"/>
-      </w:pPr>
-      <w:r>
-        <w:rPr>
-          <w:rFonts w:ascii="Courier New" w:cs="Courier New" w:eastAsia="Courier New" w:hAnsi="Courier New"/>
-          <w:sz w:val="20"/>
-          <w:szCs w:val="20"/>
-        </w:rPr>
-        <w:t xml:space="preserve">.cta p { margin: 0; color: rgba(255, 255, 255, .85); }</w:t>
+        <w:t xml:space="preserve">.cta h2 { margin-bottom: 6px; color: #fff; }</w:t>
+      </w:r>
+    </w:p>
+    <w:p>
+      <w:pPr>
+        <w:keepNext w:val="false"/>
+        <w:keepLines/>
+        <w:spacing w:after="0" w:line="240"/>
+      </w:pPr>
+      <w:r>
+        <w:rPr>
+          <w:rFonts w:ascii="Courier New" w:cs="Courier New" w:eastAsia="Courier New" w:hAnsi="Courier New"/>
+          <w:sz w:val="20"/>
+          <w:szCs w:val="20"/>
+        </w:rPr>
+        <w:t xml:space="preserve">.cta p { margin: 0; color: rgba(255, 255, 255, .92); }</w:t>
       </w:r>
     </w:p>
     <w:p>
@@ -26692,7 +26707,7 @@
           <w:sz w:val="20"/>
           <w:szCs w:val="20"/>
         </w:rPr>
-        <w:t xml:space="preserve">.price { font-weight: 700; color: var(--clay); }</w:t>
+        <w:t xml:space="preserve">.price { font-weight: 700; color: var(--green-dark); }</w:t>
       </w:r>
     </w:p>
     <w:p>
@@ -27367,7 +27382,7 @@
           <w:sz w:val="20"/>
           <w:szCs w:val="20"/>
         </w:rPr>
-        <w:t xml:space="preserve">.contacts p { font: 700 1.1rem var(--font-title); color: var(--green-dark); margin: 0; }</w:t>
+        <w:t xml:space="preserve">.contacts p { font: 700 1.1rem var(--font-title); color: var(--ink); margin: 0; }</w:t>
       </w:r>
     </w:p>
     <w:p>
@@ -27532,7 +27547,7 @@
           <w:sz w:val="20"/>
           <w:szCs w:val="20"/>
         </w:rPr>
-        <w:t xml:space="preserve">.status-done { background: #e1f1e3; color: var(--green-dark); }</w:t>
+        <w:t xml:space="preserve">.status-done { background: #dff2e3; color: #2f7a46; }</w:t>
       </w:r>
     </w:p>
     <w:p>
@@ -27607,7 +27622,7 @@
           <w:sz w:val="20"/>
           <w:szCs w:val="20"/>
         </w:rPr>
-        <w:t xml:space="preserve">.stats__item strong { display: block; font: 700 1.8rem var(--font-title); color: var(--green-dark); }</w:t>
+        <w:t xml:space="preserve">.stats__item strong { display: block; font: 700 1.8rem var(--font-title); color: var(--green); }</w:t>
       </w:r>
     </w:p>
     <w:p>
@@ -27712,7 +27727,7 @@
           <w:sz w:val="20"/>
           <w:szCs w:val="20"/>
         </w:rPr>
-        <w:t xml:space="preserve">.tabs a.active { background: #fff; color: var(--green-dark); font-weight: 700; }</w:t>
+        <w:t xml:space="preserve">.tabs a.active { background: #fff; color: var(--green); font-weight: 700; }</w:t>
       </w:r>
     </w:p>
     <w:p>
@@ -27907,7 +27922,7 @@
           <w:sz w:val="20"/>
           <w:szCs w:val="20"/>
         </w:rPr>
-        <w:t xml:space="preserve">.footer { background: #2f3b31; color: #dfe3d8; padding: 40px 0 20px; margin-top: 56px; }</w:t>
+        <w:t xml:space="preserve">.footer { background: var(--ink); color: #d7e2ea; padding: 40px 0 20px; margin-top: 56px; }</w:t>
       </w:r>
     </w:p>
     <w:p>
@@ -27967,37 +27982,37 @@
           <w:sz w:val="20"/>
           <w:szCs w:val="20"/>
         </w:rPr>
-        <w:t xml:space="preserve">.footer a { display: block; color: #dfe3d8; text-decoration: none; margin-bottom: 4px; }</w:t>
-      </w:r>
-    </w:p>
-    <w:p>
-      <w:pPr>
-        <w:keepNext w:val="false"/>
-        <w:keepLines/>
-        <w:spacing w:after="0" w:line="240"/>
-      </w:pPr>
-      <w:r>
-        <w:rPr>
-          <w:rFonts w:ascii="Courier New" w:cs="Courier New" w:eastAsia="Courier New" w:hAnsi="Courier New"/>
-          <w:sz w:val="20"/>
-          <w:szCs w:val="20"/>
-        </w:rPr>
-        <w:t xml:space="preserve">.footer a:hover { color: #fff; text-decoration: underline; }</w:t>
-      </w:r>
-    </w:p>
-    <w:p>
-      <w:pPr>
-        <w:keepNext w:val="false"/>
-        <w:keepLines/>
-        <w:spacing w:after="0" w:line="240"/>
-      </w:pPr>
-      <w:r>
-        <w:rPr>
-          <w:rFonts w:ascii="Courier New" w:cs="Courier New" w:eastAsia="Courier New" w:hAnsi="Courier New"/>
-          <w:sz w:val="20"/>
-          <w:szCs w:val="20"/>
-        </w:rPr>
-        <w:t xml:space="preserve">.footer__copy { border-top: 1px solid rgba(255, 255, 255, .15); margin-top: 28px; padding-top: 16px; font-size: .9rem; color: #b8c7b6; }</w:t>
+        <w:t xml:space="preserve">.footer a { display: block; color: #d7e2ea; text-decoration: none; margin-bottom: 4px; }</w:t>
+      </w:r>
+    </w:p>
+    <w:p>
+      <w:pPr>
+        <w:keepNext w:val="false"/>
+        <w:keepLines/>
+        <w:spacing w:after="0" w:line="240"/>
+      </w:pPr>
+      <w:r>
+        <w:rPr>
+          <w:rFonts w:ascii="Courier New" w:cs="Courier New" w:eastAsia="Courier New" w:hAnsi="Courier New"/>
+          <w:sz w:val="20"/>
+          <w:szCs w:val="20"/>
+        </w:rPr>
+        <w:t xml:space="preserve">.footer__copy { border-top: 1px solid rgba(255, 255, 255, .15); margin-top: 28px; padding-top: 16px; font-size: .9rem; color: #a9bccb; }</w:t>
+      </w:r>
+    </w:p>
+    <w:p>
+      <w:pPr>
+        <w:keepNext w:val="false"/>
+        <w:keepLines/>
+        <w:spacing w:after="0" w:line="240"/>
+      </w:pPr>
+      <w:r>
+        <w:rPr>
+          <w:rFonts w:ascii="Courier New" w:cs="Courier New" w:eastAsia="Courier New" w:hAnsi="Courier New"/>
+          <w:sz w:val="20"/>
+          <w:szCs w:val="20"/>
+        </w:rPr>
+        <w:t xml:space="preserve">.footer a:hover { color: var(--clay); }</w:t>
       </w:r>
     </w:p>
     <w:p>
@@ -28162,7 +28177,7 @@
           <w:sz w:val="20"/>
           <w:szCs w:val="20"/>
         </w:rPr>
-        <w:t xml:space="preserve">    .btn:hover { transform: translateY(-2px); box-shadow: 0 6px 14px rgba(79, 111, 82, .25); }</w:t>
+        <w:t xml:space="preserve">    .btn:hover { transform: translateY(-2px); box-shadow: 0 6px 14px rgba(228, 98, 60, .3); }</w:t>
       </w:r>
     </w:p>
     <w:p>

--- a/kursovaya-landshaft/docs/Курсовая_работа.docx
+++ b/kursovaya-landshaft/docs/Курсовая_работа.docx
@@ -472,7 +472,7 @@
           <w:sz w:val="28"/>
           <w:szCs w:val="28"/>
         </w:rPr>
-        <w:t xml:space="preserve">: 60 страниц, 26 рисунков, 2 таблицы, 39 источников, 1 приложение.</w:t>
+        <w:t xml:space="preserve">: 61 страниц, 26 рисунков, 2 таблицы, 39 источников, 1 приложение.</w:t>
       </w:r>
     </w:p>
     <w:p>
@@ -4082,7 +4082,7 @@
           <w:sz w:val="28"/>
           <w:szCs w:val="28"/>
         </w:rPr>
-        <w:t xml:space="preserve">Главная страница открывается блоком с заголовком, кратким описанием студии, кнопками «Услуги и цены» и «Наши работы» и иллюстрацией; число проектов в портфолио считается запросом к базе (рисунок 6). В шапке слева расположено название студии, рядом – разделы сайта, справа – телефон и кнопки входа; текущий раздел в меню подчёркнут. Для заголовков используется шрифт PT Serif, для текста – PT Sans; палитра тёплая и яркая: коралловые кнопки и акценты, солнечно-жёлтые выделения, глубокий сине-бирюзовый цвет заголовков и подвала на светлом персиковом фоне; иллюстрации показывают сад в разные сезоны. Анимации спокойные: первый экран плавно появляется при загрузке, остальные блоки – по очереди при прокрутке страницы, у шапки при прокрутке появляется тень, а карточки и кнопки слегка приподнимаются при наведении. При включённой в системе настройке уменьшения движения анимации отключаются.</w:t>
+        <w:t xml:space="preserve">Главная страница открывается блоком с заголовком, кратким описанием студии, кнопками «Услуги и цены» и «Наши работы» и иллюстрацией; число проектов в портфолио считается запросом к базе (рисунок 6). Навигация вынесена в закреплённую вертикальную панель слева: вверху название студии, ниже разделы сайта (текущий выделен цветной плашкой), внизу телефон и кнопки входа. На планшетах и телефонах панель превращается в верхнюю шапку с кнопкой «Меню». Для заголовков используется шрифт PT Serif, для текста – PT Sans; палитра тёплая и яркая: коралловые кнопки и акценты, солнечно-жёлтые выделения, глубокий сине-бирюзовый цвет заголовков и подвала на светлом персиковом фоне; иллюстрации показывают сад в разные сезоны. Анимации спокойные: первый экран плавно появляется при загрузке, остальные блоки – по очереди при прокрутке страницы, у шапки при прокрутке появляется тень, а карточки и кнопки слегка приподнимаются при наведении. При включённой в системе настройке уменьшения движения анимации отключаются.</w:t>
       </w:r>
     </w:p>
     <w:p>
@@ -4170,7 +4170,7 @@
       <w:r>
         <w:drawing>
           <wp:inline distT="0" distB="0" distL="0" distR="0">
-            <wp:extent cx="5038725" cy="3743325"/>
+            <wp:extent cx="5038725" cy="3686175"/>
             <wp:effectExtent t="0" r="0" b="0" l="0"/>
             <wp:docPr id="1" name="" descr="" title=""/>
             <wp:cNvGraphicFramePr>
@@ -4195,7 +4195,7 @@
                   <pic:spPr bwMode="auto">
                     <a:xfrm>
                       <a:off x="0" y="0"/>
-                      <a:ext cx="5038725" cy="3743325"/>
+                      <a:ext cx="5038725" cy="3686175"/>
                     </a:xfrm>
                     <a:prstGeom prst="rect">
                       <a:avLst/>
@@ -5508,7 +5508,7 @@
       <w:r>
         <w:drawing>
           <wp:inline distT="0" distB="0" distL="0" distR="0">
-            <wp:extent cx="5400675" cy="3238500"/>
+            <wp:extent cx="5400675" cy="3162300"/>
             <wp:effectExtent t="0" r="0" b="0" l="0"/>
             <wp:docPr id="1" name="" descr="" title=""/>
             <wp:cNvGraphicFramePr>
@@ -5533,7 +5533,7 @@
                   <pic:spPr bwMode="auto">
                     <a:xfrm>
                       <a:off x="0" y="0"/>
-                      <a:ext cx="5400675" cy="3238500"/>
+                      <a:ext cx="5400675" cy="3162300"/>
                     </a:xfrm>
                     <a:prstGeom prst="rect">
                       <a:avLst/>
@@ -5584,7 +5584,7 @@
       <w:r>
         <w:drawing>
           <wp:inline distT="0" distB="0" distL="0" distR="0">
-            <wp:extent cx="5400675" cy="3238500"/>
+            <wp:extent cx="5400675" cy="3162300"/>
             <wp:effectExtent t="0" r="0" b="0" l="0"/>
             <wp:docPr id="1" name="" descr="" title=""/>
             <wp:cNvGraphicFramePr>
@@ -5609,7 +5609,7 @@
                   <pic:spPr bwMode="auto">
                     <a:xfrm>
                       <a:off x="0" y="0"/>
-                      <a:ext cx="5400675" cy="3238500"/>
+                      <a:ext cx="5400675" cy="3162300"/>
                     </a:xfrm>
                     <a:prstGeom prst="rect">
                       <a:avLst/>
@@ -5660,7 +5660,7 @@
       <w:r>
         <w:drawing>
           <wp:inline distT="0" distB="0" distL="0" distR="0">
-            <wp:extent cx="5400675" cy="3238500"/>
+            <wp:extent cx="5400675" cy="3162300"/>
             <wp:effectExtent t="0" r="0" b="0" l="0"/>
             <wp:docPr id="1" name="" descr="" title=""/>
             <wp:cNvGraphicFramePr>
@@ -5685,7 +5685,7 @@
                   <pic:spPr bwMode="auto">
                     <a:xfrm>
                       <a:off x="0" y="0"/>
-                      <a:ext cx="5400675" cy="3238500"/>
+                      <a:ext cx="5400675" cy="3162300"/>
                     </a:xfrm>
                     <a:prstGeom prst="rect">
                       <a:avLst/>
@@ -5888,7 +5888,7 @@
       <w:r>
         <w:drawing>
           <wp:inline distT="0" distB="0" distL="0" distR="0">
-            <wp:extent cx="5400675" cy="3238500"/>
+            <wp:extent cx="5400675" cy="3162300"/>
             <wp:effectExtent t="0" r="0" b="0" l="0"/>
             <wp:docPr id="1" name="" descr="" title=""/>
             <wp:cNvGraphicFramePr>
@@ -5913,7 +5913,7 @@
                   <pic:spPr bwMode="auto">
                     <a:xfrm>
                       <a:off x="0" y="0"/>
-                      <a:ext cx="5400675" cy="3238500"/>
+                      <a:ext cx="5400675" cy="3162300"/>
                     </a:xfrm>
                     <a:prstGeom prst="rect">
                       <a:avLst/>
@@ -5964,7 +5964,7 @@
       <w:r>
         <w:drawing>
           <wp:inline distT="0" distB="0" distL="0" distR="0">
-            <wp:extent cx="5400675" cy="3238500"/>
+            <wp:extent cx="5400675" cy="3162300"/>
             <wp:effectExtent t="0" r="0" b="0" l="0"/>
             <wp:docPr id="1" name="" descr="" title=""/>
             <wp:cNvGraphicFramePr>
@@ -5989,7 +5989,7 @@
                   <pic:spPr bwMode="auto">
                     <a:xfrm>
                       <a:off x="0" y="0"/>
-                      <a:ext cx="5400675" cy="3238500"/>
+                      <a:ext cx="5400675" cy="3162300"/>
                     </a:xfrm>
                     <a:prstGeom prst="rect">
                       <a:avLst/>
@@ -6116,7 +6116,7 @@
       <w:r>
         <w:drawing>
           <wp:inline distT="0" distB="0" distL="0" distR="0">
-            <wp:extent cx="5400675" cy="3238500"/>
+            <wp:extent cx="5400675" cy="3162300"/>
             <wp:effectExtent t="0" r="0" b="0" l="0"/>
             <wp:docPr id="1" name="" descr="" title=""/>
             <wp:cNvGraphicFramePr>
@@ -6141,7 +6141,7 @@
                   <pic:spPr bwMode="auto">
                     <a:xfrm>
                       <a:off x="0" y="0"/>
-                      <a:ext cx="5400675" cy="3238500"/>
+                      <a:ext cx="5400675" cy="3162300"/>
                     </a:xfrm>
                     <a:prstGeom prst="rect">
                       <a:avLst/>
@@ -28013,6 +28013,231 @@
           <w:szCs w:val="20"/>
         </w:rPr>
         <w:t xml:space="preserve">.footer a:hover { color: var(--clay); }</w:t>
+      </w:r>
+    </w:p>
+    <w:p>
+      <w:pPr>
+        <w:keepNext w:val="false"/>
+        <w:keepLines/>
+        <w:spacing w:after="0" w:line="240"/>
+      </w:pPr>
+      <w:r>
+        <w:rPr>
+          <w:rFonts w:ascii="Courier New" w:cs="Courier New" w:eastAsia="Courier New" w:hAnsi="Courier New"/>
+          <w:sz w:val="20"/>
+          <w:szCs w:val="20"/>
+        </w:rPr>
+        <w:t xml:space="preserve"> </w:t>
+      </w:r>
+    </w:p>
+    <w:p>
+      <w:pPr>
+        <w:keepNext w:val="false"/>
+        <w:keepLines/>
+        <w:spacing w:after="0" w:line="240"/>
+      </w:pPr>
+      <w:r>
+        <w:rPr>
+          <w:rFonts w:ascii="Courier New" w:cs="Courier New" w:eastAsia="Courier New" w:hAnsi="Courier New"/>
+          <w:sz w:val="20"/>
+          <w:szCs w:val="20"/>
+        </w:rPr>
+        <w:t xml:space="preserve">@media (min-width: 901px) {</w:t>
+      </w:r>
+    </w:p>
+    <w:p>
+      <w:pPr>
+        <w:keepNext w:val="false"/>
+        <w:keepLines/>
+        <w:spacing w:after="0" w:line="240"/>
+      </w:pPr>
+      <w:r>
+        <w:rPr>
+          <w:rFonts w:ascii="Courier New" w:cs="Courier New" w:eastAsia="Courier New" w:hAnsi="Courier New"/>
+          <w:sz w:val="20"/>
+          <w:szCs w:val="20"/>
+        </w:rPr>
+        <w:t xml:space="preserve">    body { padding-left: 260px; }</w:t>
+      </w:r>
+    </w:p>
+    <w:p>
+      <w:pPr>
+        <w:keepNext w:val="false"/>
+        <w:keepLines/>
+        <w:spacing w:after="0" w:line="240"/>
+      </w:pPr>
+      <w:r>
+        <w:rPr>
+          <w:rFonts w:ascii="Courier New" w:cs="Courier New" w:eastAsia="Courier New" w:hAnsi="Courier New"/>
+          <w:sz w:val="20"/>
+          <w:szCs w:val="20"/>
+        </w:rPr>
+        <w:t xml:space="preserve">    .header { position: fixed; top: 0; bottom: 0; left: 0; width: 260px; border-bottom: 0; border-right: 1px solid var(--line); background: #fff; overflow-y: auto; }</w:t>
+      </w:r>
+    </w:p>
+    <w:p>
+      <w:pPr>
+        <w:keepNext w:val="false"/>
+        <w:keepLines/>
+        <w:spacing w:after="0" w:line="240"/>
+      </w:pPr>
+      <w:r>
+        <w:rPr>
+          <w:rFonts w:ascii="Courier New" w:cs="Courier New" w:eastAsia="Courier New" w:hAnsi="Courier New"/>
+          <w:sz w:val="20"/>
+          <w:szCs w:val="20"/>
+        </w:rPr>
+        <w:t xml:space="preserve">    .header--scrolled { box-shadow: none; }</w:t>
+      </w:r>
+    </w:p>
+    <w:p>
+      <w:pPr>
+        <w:keepNext w:val="false"/>
+        <w:keepLines/>
+        <w:spacing w:after="0" w:line="240"/>
+      </w:pPr>
+      <w:r>
+        <w:rPr>
+          <w:rFonts w:ascii="Courier New" w:cs="Courier New" w:eastAsia="Courier New" w:hAnsi="Courier New"/>
+          <w:sz w:val="20"/>
+          <w:szCs w:val="20"/>
+        </w:rPr>
+        <w:t xml:space="preserve">    .header__inner { width: auto; height: 100%; margin: 0; padding: 32px 22px 28px; flex-direction: column; align-items: stretch; }</w:t>
+      </w:r>
+    </w:p>
+    <w:p>
+      <w:pPr>
+        <w:keepNext w:val="false"/>
+        <w:keepLines/>
+        <w:spacing w:after="0" w:line="240"/>
+      </w:pPr>
+      <w:r>
+        <w:rPr>
+          <w:rFonts w:ascii="Courier New" w:cs="Courier New" w:eastAsia="Courier New" w:hAnsi="Courier New"/>
+          <w:sz w:val="20"/>
+          <w:szCs w:val="20"/>
+        </w:rPr>
+        <w:t xml:space="preserve">    .logo { font-size: 1.5rem; padding: 0 12px; }</w:t>
+      </w:r>
+    </w:p>
+    <w:p>
+      <w:pPr>
+        <w:keepNext w:val="false"/>
+        <w:keepLines/>
+        <w:spacing w:after="0" w:line="240"/>
+      </w:pPr>
+      <w:r>
+        <w:rPr>
+          <w:rFonts w:ascii="Courier New" w:cs="Courier New" w:eastAsia="Courier New" w:hAnsi="Courier New"/>
+          <w:sz w:val="20"/>
+          <w:szCs w:val="20"/>
+        </w:rPr>
+        <w:t xml:space="preserve">    .nav { flex: 1; flex-direction: column; align-items: stretch; justify-content: space-between; margin: 40px 0 0; }</w:t>
+      </w:r>
+    </w:p>
+    <w:p>
+      <w:pPr>
+        <w:keepNext w:val="false"/>
+        <w:keepLines/>
+        <w:spacing w:after="0" w:line="240"/>
+      </w:pPr>
+      <w:r>
+        <w:rPr>
+          <w:rFonts w:ascii="Courier New" w:cs="Courier New" w:eastAsia="Courier New" w:hAnsi="Courier New"/>
+          <w:sz w:val="20"/>
+          <w:szCs w:val="20"/>
+        </w:rPr>
+        <w:t xml:space="preserve">    .nav__menu { flex-direction: column; align-items: stretch; gap: 4px; }</w:t>
+      </w:r>
+    </w:p>
+    <w:p>
+      <w:pPr>
+        <w:keepNext w:val="false"/>
+        <w:keepLines/>
+        <w:spacing w:after="0" w:line="240"/>
+      </w:pPr>
+      <w:r>
+        <w:rPr>
+          <w:rFonts w:ascii="Courier New" w:cs="Courier New" w:eastAsia="Courier New" w:hAnsi="Courier New"/>
+          <w:sz w:val="20"/>
+          <w:szCs w:val="20"/>
+        </w:rPr>
+        <w:t xml:space="preserve">    .nav__menu a { display: block; padding: 11px 14px !important; border-radius: 12px; background-image: none !important; font-size: 1.05rem; transition: background-color .2s, color .2s, padding-left .2s; }</w:t>
+      </w:r>
+    </w:p>
+    <w:p>
+      <w:pPr>
+        <w:keepNext w:val="false"/>
+        <w:keepLines/>
+        <w:spacing w:after="0" w:line="240"/>
+      </w:pPr>
+      <w:r>
+        <w:rPr>
+          <w:rFonts w:ascii="Courier New" w:cs="Courier New" w:eastAsia="Courier New" w:hAnsi="Courier New"/>
+          <w:sz w:val="20"/>
+          <w:szCs w:val="20"/>
+        </w:rPr>
+        <w:t xml:space="preserve">    .nav__menu a:hover { background-color: var(--green-light); padding-left: 20px !important; }</w:t>
+      </w:r>
+    </w:p>
+    <w:p>
+      <w:pPr>
+        <w:keepNext w:val="false"/>
+        <w:keepLines/>
+        <w:spacing w:after="0" w:line="240"/>
+      </w:pPr>
+      <w:r>
+        <w:rPr>
+          <w:rFonts w:ascii="Courier New" w:cs="Courier New" w:eastAsia="Courier New" w:hAnsi="Courier New"/>
+          <w:sz w:val="20"/>
+          <w:szCs w:val="20"/>
+        </w:rPr>
+        <w:t xml:space="preserve">    .nav__menu a.active { background-color: var(--green); color: #fff !important; }</w:t>
+      </w:r>
+    </w:p>
+    <w:p>
+      <w:pPr>
+        <w:keepNext w:val="false"/>
+        <w:keepLines/>
+        <w:spacing w:after="0" w:line="240"/>
+      </w:pPr>
+      <w:r>
+        <w:rPr>
+          <w:rFonts w:ascii="Courier New" w:cs="Courier New" w:eastAsia="Courier New" w:hAnsi="Courier New"/>
+          <w:sz w:val="20"/>
+          <w:szCs w:val="20"/>
+        </w:rPr>
+        <w:t xml:space="preserve">    .nav__actions { flex-direction: column; align-items: stretch; gap: 10px; padding: 20px 12px 0; border-top: 1px solid var(--line); }</w:t>
+      </w:r>
+    </w:p>
+    <w:p>
+      <w:pPr>
+        <w:keepNext w:val="false"/>
+        <w:keepLines/>
+        <w:spacing w:after="0" w:line="240"/>
+      </w:pPr>
+      <w:r>
+        <w:rPr>
+          <w:rFonts w:ascii="Courier New" w:cs="Courier New" w:eastAsia="Courier New" w:hAnsi="Courier New"/>
+          <w:sz w:val="20"/>
+          <w:szCs w:val="20"/>
+        </w:rPr>
+        <w:t xml:space="preserve">    .nav__actions .btn { text-align: center; }</w:t>
+      </w:r>
+    </w:p>
+    <w:p>
+      <w:pPr>
+        <w:keepNext w:val="false"/>
+        <w:keepLines/>
+        <w:spacing w:after="0" w:line="240"/>
+      </w:pPr>
+      <w:r>
+        <w:rPr>
+          <w:rFonts w:ascii="Courier New" w:cs="Courier New" w:eastAsia="Courier New" w:hAnsi="Courier New"/>
+          <w:sz w:val="20"/>
+          <w:szCs w:val="20"/>
+        </w:rPr>
+        <w:t xml:space="preserve">}</w:t>
       </w:r>
     </w:p>
     <w:p>

--- a/kursovaya-landshaft/docs/Курсовая_работа.docx
+++ b/kursovaya-landshaft/docs/Курсовая_работа.docx
@@ -4082,7 +4082,7 @@
           <w:sz w:val="28"/>
           <w:szCs w:val="28"/>
         </w:rPr>
-        <w:t xml:space="preserve">Главная страница открывается блоком с заголовком, кратким описанием студии, кнопками «Услуги и цены» и «Наши работы» и иллюстрацией; число проектов в портфолио считается запросом к базе (рисунок 6). Навигация вынесена в закреплённую вертикальную панель слева: вверху название студии, ниже разделы сайта (текущий выделен цветной плашкой), внизу телефон и кнопки входа. На планшетах и телефонах панель превращается в верхнюю шапку с кнопкой «Меню». Для заголовков используется шрифт PT Serif, для текста – PT Sans; палитра тёплая и яркая: коралловые кнопки и акценты, солнечно-жёлтые выделения, глубокий сине-бирюзовый цвет заголовков и подвала на светлом персиковом фоне; иллюстрации показывают сад в разные сезоны. Анимации спокойные: первый экран плавно появляется при загрузке, остальные блоки – по очереди при прокрутке страницы, у шапки при прокрутке появляется тень, а карточки и кнопки слегка приподнимаются при наведении. При включённой в системе настройке уменьшения движения анимации отключаются.</w:t>
+        <w:t xml:space="preserve">Главная страница открывается блоком с заголовком, кратким описанием студии, кнопками «Услуги и цены» и «Наши работы» и иллюстрацией; число проектов в портфолио считается запросом к базе (рисунок 6). В шапке расположены название студии, телефон и кнопки входа. Разделы сайта показаны компактной вертикальной навигацией у правого края экрана: каждому разделу соответствует короткая черта, текущий выделен более длинной цветной чертой, а при наведении навигация раскрывается в карточку с названиями разделов. На планшетах и телефонах разделы открываются из меню по кнопке «Меню». Для заголовков используется шрифт PT Serif, для текста – PT Sans; палитра тёплая и яркая: коралловые кнопки и акценты, солнечно-жёлтые выделения, глубокий сине-бирюзовый цвет заголовков и подвала на светлом персиковом фоне; иллюстрации показывают сад в разные сезоны. Анимации спокойные: первый экран плавно появляется при загрузке, остальные блоки – по очереди при прокрутке страницы, у шапки при прокрутке появляется тень, а карточки и кнопки слегка приподнимаются при наведении. При включённой в системе настройке уменьшения движения анимации отключаются.</w:t>
       </w:r>
     </w:p>
     <w:p>
@@ -10541,7 +10541,7 @@
           <w:sz w:val="20"/>
           <w:szCs w:val="20"/>
         </w:rPr>
-        <w:t xml:space="preserve">                       class="&lt;?= !$inAdmin &amp;&amp; $current === $file ? 'active' : '' ?&gt;"&gt;&lt;?= $label ?&gt;&lt;/a&gt;</w:t>
+        <w:t xml:space="preserve">                       class="&lt;?= !$inAdmin &amp;&amp; $current === $file ? 'active' : '' ?&gt;"&gt;&lt;span&gt;&lt;?= $label ?&gt;&lt;/span&gt;&lt;/a&gt;</w:t>
       </w:r>
     </w:p>
     <w:p>
@@ -10586,7 +10586,7 @@
           <w:sz w:val="20"/>
           <w:szCs w:val="20"/>
         </w:rPr>
-        <w:t xml:space="preserve">                    &lt;a href="&lt;?= BASE_URL ?&gt;admin/index.php" class="&lt;?= $inAdmin ? 'active' : '' ?&gt;"&gt;Админ-панель&lt;/a&gt;</w:t>
+        <w:t xml:space="preserve">                    &lt;a href="&lt;?= BASE_URL ?&gt;admin/index.php" class="&lt;?= $inAdmin ? 'active' : '' ?&gt;"&gt;&lt;span&gt;Админ-панель&lt;/span&gt;&lt;/a&gt;</w:t>
       </w:r>
     </w:p>
     <w:p>
@@ -28057,172 +28057,232 @@
           <w:sz w:val="20"/>
           <w:szCs w:val="20"/>
         </w:rPr>
-        <w:t xml:space="preserve">    body { padding-left: 260px; }</w:t>
-      </w:r>
-    </w:p>
-    <w:p>
-      <w:pPr>
-        <w:keepNext w:val="false"/>
-        <w:keepLines/>
-        <w:spacing w:after="0" w:line="240"/>
-      </w:pPr>
-      <w:r>
-        <w:rPr>
-          <w:rFonts w:ascii="Courier New" w:cs="Courier New" w:eastAsia="Courier New" w:hAnsi="Courier New"/>
-          <w:sz w:val="20"/>
-          <w:szCs w:val="20"/>
-        </w:rPr>
-        <w:t xml:space="preserve">    .header { position: fixed; top: 0; bottom: 0; left: 0; width: 260px; border-bottom: 0; border-right: 1px solid var(--line); background: #fff; overflow-y: auto; }</w:t>
-      </w:r>
-    </w:p>
-    <w:p>
-      <w:pPr>
-        <w:keepNext w:val="false"/>
-        <w:keepLines/>
-        <w:spacing w:after="0" w:line="240"/>
-      </w:pPr>
-      <w:r>
-        <w:rPr>
-          <w:rFonts w:ascii="Courier New" w:cs="Courier New" w:eastAsia="Courier New" w:hAnsi="Courier New"/>
-          <w:sz w:val="20"/>
-          <w:szCs w:val="20"/>
-        </w:rPr>
-        <w:t xml:space="preserve">    .header--scrolled { box-shadow: none; }</w:t>
-      </w:r>
-    </w:p>
-    <w:p>
-      <w:pPr>
-        <w:keepNext w:val="false"/>
-        <w:keepLines/>
-        <w:spacing w:after="0" w:line="240"/>
-      </w:pPr>
-      <w:r>
-        <w:rPr>
-          <w:rFonts w:ascii="Courier New" w:cs="Courier New" w:eastAsia="Courier New" w:hAnsi="Courier New"/>
-          <w:sz w:val="20"/>
-          <w:szCs w:val="20"/>
-        </w:rPr>
-        <w:t xml:space="preserve">    .header__inner { width: auto; height: 100%; margin: 0; padding: 32px 22px 28px; flex-direction: column; align-items: stretch; }</w:t>
-      </w:r>
-    </w:p>
-    <w:p>
-      <w:pPr>
-        <w:keepNext w:val="false"/>
-        <w:keepLines/>
-        <w:spacing w:after="0" w:line="240"/>
-      </w:pPr>
-      <w:r>
-        <w:rPr>
-          <w:rFonts w:ascii="Courier New" w:cs="Courier New" w:eastAsia="Courier New" w:hAnsi="Courier New"/>
-          <w:sz w:val="20"/>
-          <w:szCs w:val="20"/>
-        </w:rPr>
-        <w:t xml:space="preserve">    .logo { font-size: 1.5rem; padding: 0 12px; }</w:t>
-      </w:r>
-    </w:p>
-    <w:p>
-      <w:pPr>
-        <w:keepNext w:val="false"/>
-        <w:keepLines/>
-        <w:spacing w:after="0" w:line="240"/>
-      </w:pPr>
-      <w:r>
-        <w:rPr>
-          <w:rFonts w:ascii="Courier New" w:cs="Courier New" w:eastAsia="Courier New" w:hAnsi="Courier New"/>
-          <w:sz w:val="20"/>
-          <w:szCs w:val="20"/>
-        </w:rPr>
-        <w:t xml:space="preserve">    .nav { flex: 1; flex-direction: column; align-items: stretch; justify-content: space-between; margin: 40px 0 0; }</w:t>
-      </w:r>
-    </w:p>
-    <w:p>
-      <w:pPr>
-        <w:keepNext w:val="false"/>
-        <w:keepLines/>
-        <w:spacing w:after="0" w:line="240"/>
-      </w:pPr>
-      <w:r>
-        <w:rPr>
-          <w:rFonts w:ascii="Courier New" w:cs="Courier New" w:eastAsia="Courier New" w:hAnsi="Courier New"/>
-          <w:sz w:val="20"/>
-          <w:szCs w:val="20"/>
-        </w:rPr>
-        <w:t xml:space="preserve">    .nav__menu { flex-direction: column; align-items: stretch; gap: 4px; }</w:t>
-      </w:r>
-    </w:p>
-    <w:p>
-      <w:pPr>
-        <w:keepNext w:val="false"/>
-        <w:keepLines/>
-        <w:spacing w:after="0" w:line="240"/>
-      </w:pPr>
-      <w:r>
-        <w:rPr>
-          <w:rFonts w:ascii="Courier New" w:cs="Courier New" w:eastAsia="Courier New" w:hAnsi="Courier New"/>
-          <w:sz w:val="20"/>
-          <w:szCs w:val="20"/>
-        </w:rPr>
-        <w:t xml:space="preserve">    .nav__menu a { display: block; padding: 11px 14px !important; border-radius: 12px; background-image: none !important; font-size: 1.05rem; transition: background-color .2s, color .2s, padding-left .2s; }</w:t>
-      </w:r>
-    </w:p>
-    <w:p>
-      <w:pPr>
-        <w:keepNext w:val="false"/>
-        <w:keepLines/>
-        <w:spacing w:after="0" w:line="240"/>
-      </w:pPr>
-      <w:r>
-        <w:rPr>
-          <w:rFonts w:ascii="Courier New" w:cs="Courier New" w:eastAsia="Courier New" w:hAnsi="Courier New"/>
-          <w:sz w:val="20"/>
-          <w:szCs w:val="20"/>
-        </w:rPr>
-        <w:t xml:space="preserve">    .nav__menu a:hover { background-color: var(--green-light); padding-left: 20px !important; }</w:t>
-      </w:r>
-    </w:p>
-    <w:p>
-      <w:pPr>
-        <w:keepNext w:val="false"/>
-        <w:keepLines/>
-        <w:spacing w:after="0" w:line="240"/>
-      </w:pPr>
-      <w:r>
-        <w:rPr>
-          <w:rFonts w:ascii="Courier New" w:cs="Courier New" w:eastAsia="Courier New" w:hAnsi="Courier New"/>
-          <w:sz w:val="20"/>
-          <w:szCs w:val="20"/>
-        </w:rPr>
-        <w:t xml:space="preserve">    .nav__menu a.active { background-color: var(--green); color: #fff !important; }</w:t>
-      </w:r>
-    </w:p>
-    <w:p>
-      <w:pPr>
-        <w:keepNext w:val="false"/>
-        <w:keepLines/>
-        <w:spacing w:after="0" w:line="240"/>
-      </w:pPr>
-      <w:r>
-        <w:rPr>
-          <w:rFonts w:ascii="Courier New" w:cs="Courier New" w:eastAsia="Courier New" w:hAnsi="Courier New"/>
-          <w:sz w:val="20"/>
-          <w:szCs w:val="20"/>
-        </w:rPr>
-        <w:t xml:space="preserve">    .nav__actions { flex-direction: column; align-items: stretch; gap: 10px; padding: 20px 12px 0; border-top: 1px solid var(--line); }</w:t>
-      </w:r>
-    </w:p>
-    <w:p>
-      <w:pPr>
-        <w:keepNext w:val="false"/>
-        <w:keepLines/>
-        <w:spacing w:after="0" w:line="240"/>
-      </w:pPr>
-      <w:r>
-        <w:rPr>
-          <w:rFonts w:ascii="Courier New" w:cs="Courier New" w:eastAsia="Courier New" w:hAnsi="Courier New"/>
-          <w:sz w:val="20"/>
-          <w:szCs w:val="20"/>
-        </w:rPr>
-        <w:t xml:space="preserve">    .nav__actions .btn { text-align: center; }</w:t>
+        <w:t xml:space="preserve">    .container { width: min(1140px, 100% - 160px); }</w:t>
+      </w:r>
+    </w:p>
+    <w:p>
+      <w:pPr>
+        <w:keepNext w:val="false"/>
+        <w:keepLines/>
+        <w:spacing w:after="0" w:line="240"/>
+      </w:pPr>
+      <w:r>
+        <w:rPr>
+          <w:rFonts w:ascii="Courier New" w:cs="Courier New" w:eastAsia="Courier New" w:hAnsi="Courier New"/>
+          <w:sz w:val="20"/>
+          <w:szCs w:val="20"/>
+        </w:rPr>
+        <w:t xml:space="preserve">    .nav { justify-content: flex-end; }</w:t>
+      </w:r>
+    </w:p>
+    <w:p>
+      <w:pPr>
+        <w:keepNext w:val="false"/>
+        <w:keepLines/>
+        <w:spacing w:after="0" w:line="240"/>
+      </w:pPr>
+      <w:r>
+        <w:rPr>
+          <w:rFonts w:ascii="Courier New" w:cs="Courier New" w:eastAsia="Courier New" w:hAnsi="Courier New"/>
+          <w:sz w:val="20"/>
+          <w:szCs w:val="20"/>
+        </w:rPr>
+        <w:t xml:space="preserve">    .nav__menu {</w:t>
+      </w:r>
+    </w:p>
+    <w:p>
+      <w:pPr>
+        <w:keepNext w:val="false"/>
+        <w:keepLines/>
+        <w:spacing w:after="0" w:line="240"/>
+      </w:pPr>
+      <w:r>
+        <w:rPr>
+          <w:rFonts w:ascii="Courier New" w:cs="Courier New" w:eastAsia="Courier New" w:hAnsi="Courier New"/>
+          <w:sz w:val="20"/>
+          <w:szCs w:val="20"/>
+        </w:rPr>
+        <w:t xml:space="preserve">        position: fixed; right: 18px; top: 50%; transform: translateY(-50%); z-index: 20;</w:t>
+      </w:r>
+    </w:p>
+    <w:p>
+      <w:pPr>
+        <w:keepNext w:val="false"/>
+        <w:keepLines/>
+        <w:spacing w:after="0" w:line="240"/>
+      </w:pPr>
+      <w:r>
+        <w:rPr>
+          <w:rFonts w:ascii="Courier New" w:cs="Courier New" w:eastAsia="Courier New" w:hAnsi="Courier New"/>
+          <w:sz w:val="20"/>
+          <w:szCs w:val="20"/>
+        </w:rPr>
+        <w:t xml:space="preserve">        flex-direction: column; align-items: flex-end; gap: 0;</w:t>
+      </w:r>
+    </w:p>
+    <w:p>
+      <w:pPr>
+        <w:keepNext w:val="false"/>
+        <w:keepLines/>
+        <w:spacing w:after="0" w:line="240"/>
+      </w:pPr>
+      <w:r>
+        <w:rPr>
+          <w:rFonts w:ascii="Courier New" w:cs="Courier New" w:eastAsia="Courier New" w:hAnsi="Courier New"/>
+          <w:sz w:val="20"/>
+          <w:szCs w:val="20"/>
+        </w:rPr>
+        <w:t xml:space="preserve">        padding: 12px 10px; border: 1px solid transparent; border-radius: 22px;</w:t>
+      </w:r>
+    </w:p>
+    <w:p>
+      <w:pPr>
+        <w:keepNext w:val="false"/>
+        <w:keepLines/>
+        <w:spacing w:after="0" w:line="240"/>
+      </w:pPr>
+      <w:r>
+        <w:rPr>
+          <w:rFonts w:ascii="Courier New" w:cs="Courier New" w:eastAsia="Courier New" w:hAnsi="Courier New"/>
+          <w:sz w:val="20"/>
+          <w:szCs w:val="20"/>
+        </w:rPr>
+        <w:t xml:space="preserve">        transition: background-color .25s, box-shadow .25s, border-color .25s;</w:t>
+      </w:r>
+    </w:p>
+    <w:p>
+      <w:pPr>
+        <w:keepNext w:val="false"/>
+        <w:keepLines/>
+        <w:spacing w:after="0" w:line="240"/>
+      </w:pPr>
+      <w:r>
+        <w:rPr>
+          <w:rFonts w:ascii="Courier New" w:cs="Courier New" w:eastAsia="Courier New" w:hAnsi="Courier New"/>
+          <w:sz w:val="20"/>
+          <w:szCs w:val="20"/>
+        </w:rPr>
+        <w:t xml:space="preserve">    }</w:t>
+      </w:r>
+    </w:p>
+    <w:p>
+      <w:pPr>
+        <w:keepNext w:val="false"/>
+        <w:keepLines/>
+        <w:spacing w:after="0" w:line="240"/>
+      </w:pPr>
+      <w:r>
+        <w:rPr>
+          <w:rFonts w:ascii="Courier New" w:cs="Courier New" w:eastAsia="Courier New" w:hAnsi="Courier New"/>
+          <w:sz w:val="20"/>
+          <w:szCs w:val="20"/>
+        </w:rPr>
+        <w:t xml:space="preserve">    .nav__menu:hover, .nav__menu:focus-within { background-color: #fff; border-color: var(--line); box-shadow: var(--shadow); }</w:t>
+      </w:r>
+    </w:p>
+    <w:p>
+      <w:pPr>
+        <w:keepNext w:val="false"/>
+        <w:keepLines/>
+        <w:spacing w:after="0" w:line="240"/>
+      </w:pPr>
+      <w:r>
+        <w:rPr>
+          <w:rFonts w:ascii="Courier New" w:cs="Courier New" w:eastAsia="Courier New" w:hAnsi="Courier New"/>
+          <w:sz w:val="20"/>
+          <w:szCs w:val="20"/>
+        </w:rPr>
+        <w:t xml:space="preserve">    .nav__menu a { display: flex; align-items: center; justify-content: flex-end; gap: 18px; padding: 9px 6px !important; background-image: none !important; color: var(--muted) !important; white-space: nowrap; }</w:t>
+      </w:r>
+    </w:p>
+    <w:p>
+      <w:pPr>
+        <w:keepNext w:val="false"/>
+        <w:keepLines/>
+        <w:spacing w:after="0" w:line="240"/>
+      </w:pPr>
+      <w:r>
+        <w:rPr>
+          <w:rFonts w:ascii="Courier New" w:cs="Courier New" w:eastAsia="Courier New" w:hAnsi="Courier New"/>
+          <w:sz w:val="20"/>
+          <w:szCs w:val="20"/>
+        </w:rPr>
+        <w:t xml:space="preserve">    .nav__menu a::after { content: ''; flex: 0 0 auto; width: 16px; height: 4px; border-radius: 2px; background: #d9cfc4; transition: width .2s, background-color .2s; }</w:t>
+      </w:r>
+    </w:p>
+    <w:p>
+      <w:pPr>
+        <w:keepNext w:val="false"/>
+        <w:keepLines/>
+        <w:spacing w:after="0" w:line="240"/>
+      </w:pPr>
+      <w:r>
+        <w:rPr>
+          <w:rFonts w:ascii="Courier New" w:cs="Courier New" w:eastAsia="Courier New" w:hAnsi="Courier New"/>
+          <w:sz w:val="20"/>
+          <w:szCs w:val="20"/>
+        </w:rPr>
+        <w:t xml:space="preserve">    .nav__menu a:hover::after { background: var(--clay); }</w:t>
+      </w:r>
+    </w:p>
+    <w:p>
+      <w:pPr>
+        <w:keepNext w:val="false"/>
+        <w:keepLines/>
+        <w:spacing w:after="0" w:line="240"/>
+      </w:pPr>
+      <w:r>
+        <w:rPr>
+          <w:rFonts w:ascii="Courier New" w:cs="Courier New" w:eastAsia="Courier New" w:hAnsi="Courier New"/>
+          <w:sz w:val="20"/>
+          <w:szCs w:val="20"/>
+        </w:rPr>
+        <w:t xml:space="preserve">    .nav__menu a.active { color: var(--green) !important; }</w:t>
+      </w:r>
+    </w:p>
+    <w:p>
+      <w:pPr>
+        <w:keepNext w:val="false"/>
+        <w:keepLines/>
+        <w:spacing w:after="0" w:line="240"/>
+      </w:pPr>
+      <w:r>
+        <w:rPr>
+          <w:rFonts w:ascii="Courier New" w:cs="Courier New" w:eastAsia="Courier New" w:hAnsi="Courier New"/>
+          <w:sz w:val="20"/>
+          <w:szCs w:val="20"/>
+        </w:rPr>
+        <w:t xml:space="preserve">    .nav__menu a.active::after { width: 26px; background: var(--green); }</w:t>
+      </w:r>
+    </w:p>
+    <w:p>
+      <w:pPr>
+        <w:keepNext w:val="false"/>
+        <w:keepLines/>
+        <w:spacing w:after="0" w:line="240"/>
+      </w:pPr>
+      <w:r>
+        <w:rPr>
+          <w:rFonts w:ascii="Courier New" w:cs="Courier New" w:eastAsia="Courier New" w:hAnsi="Courier New"/>
+          <w:sz w:val="20"/>
+          <w:szCs w:val="20"/>
+        </w:rPr>
+        <w:t xml:space="preserve">    .nav__menu span { max-width: 0; opacity: 0; overflow: hidden; transition: max-width .3s, opacity .2s; }</w:t>
+      </w:r>
+    </w:p>
+    <w:p>
+      <w:pPr>
+        <w:keepNext w:val="false"/>
+        <w:keepLines/>
+        <w:spacing w:after="0" w:line="240"/>
+      </w:pPr>
+      <w:r>
+        <w:rPr>
+          <w:rFonts w:ascii="Courier New" w:cs="Courier New" w:eastAsia="Courier New" w:hAnsi="Courier New"/>
+          <w:sz w:val="20"/>
+          <w:szCs w:val="20"/>
+        </w:rPr>
+        <w:t xml:space="preserve">    .nav__menu:hover span, .nav__menu:focus-within span { max-width: 220px; opacity: 1; }</w:t>
       </w:r>
     </w:p>
     <w:p>

--- a/kursovaya-landshaft/docs/Курсовая_работа.docx
+++ b/kursovaya-landshaft/docs/Курсовая_работа.docx
@@ -4082,7 +4082,7 @@
           <w:sz w:val="28"/>
           <w:szCs w:val="28"/>
         </w:rPr>
-        <w:t xml:space="preserve">Главная страница открывается блоком с заголовком, кратким описанием студии, кнопками «Услуги и цены» и «Наши работы» и иллюстрацией; число проектов в портфолио считается запросом к базе (рисунок 6). В шапке расположены название студии, телефон и кнопки входа. Разделы сайта показаны компактной вертикальной навигацией у правого края экрана: каждому разделу соответствует короткая черта, текущий выделен более длинной цветной чертой, а при наведении навигация раскрывается в карточку с названиями разделов. На планшетах и телефонах разделы открываются из меню по кнопке «Меню». Для заголовков используется шрифт PT Serif, для текста – PT Sans; палитра тёплая и яркая: коралловые кнопки и акценты, солнечно-жёлтые выделения, глубокий сине-бирюзовый цвет заголовков и подвала на светлом персиковом фоне; иллюстрации показывают сад в разные сезоны. Анимации спокойные: первый экран плавно появляется при загрузке, остальные блоки – по очереди при прокрутке страницы, у шапки при прокрутке появляется тень, а карточки и кнопки слегка приподнимаются при наведении. При включённой в системе настройке уменьшения движения анимации отключаются.</w:t>
+        <w:t xml:space="preserve">Главная страница открывается блоком с заголовком, кратким описанием студии, кнопками «Услуги и цены» и «Наши работы» и иллюстрацией; число проектов в портфолио считается запросом к базе (рисунок 6). В шапке расположены название студии, телефон и кнопки входа. Разделы сайта показаны компактной вертикальной навигацией у правого края экрана: каждому разделу соответствует короткая черта, текущий выделен более длинной цветной чертой, а при наведении навигация раскрывается в карточку с названиями разделов. На планшетах и телефонах разделы открываются из меню по кнопке «Меню». Для заголовков используется шрифт PT Serif, для текста – PT Sans; палитра тёплая и яркая: коралловые кнопки и акценты, солнечно-жёлтые выделения, глубокий сине-бирюзовый цвет заголовков и подвала на светлом персиковом фоне; иллюстрации показывают сад в разные сезоны. Анимации спокойные: первый экран плавно появляется при загрузке, остальные блоки – по очереди при прокрутке страницы, у шапки при прокрутке появляется тень, а карточки и кнопки слегка приподнимаются при наведении. Переходы между страницами тоже плавные: содержимое сменяется с затуханием, а отметка активного раздела в навигации переезжает на новое место. Это реализовано средствами CSS через View Transitions API; в браузерах без его поддержки страницы открываются обычным образом. При включённой в системе настройке уменьшения движения анимации отключаются.</w:t>
       </w:r>
     </w:p>
     <w:p>
@@ -10541,7 +10541,7 @@
           <w:sz w:val="20"/>
           <w:szCs w:val="20"/>
         </w:rPr>
-        <w:t xml:space="preserve">                       class="&lt;?= !$inAdmin &amp;&amp; $current === $file ? 'active' : '' ?&gt;"&gt;&lt;span&gt;&lt;?= $label ?&gt;&lt;/span&gt;&lt;/a&gt;</w:t>
+        <w:t xml:space="preserve">                       class="&lt;?= !$inAdmin &amp;&amp; $current === $file ? 'active' : '' ?&gt;"&gt;&lt;span&gt;&lt;?= $label ?&gt;&lt;/span&gt;&lt;i class="nav__dash"&gt;&lt;/i&gt;&lt;/a&gt;</w:t>
       </w:r>
     </w:p>
     <w:p>
@@ -10586,7 +10586,7 @@
           <w:sz w:val="20"/>
           <w:szCs w:val="20"/>
         </w:rPr>
-        <w:t xml:space="preserve">                    &lt;a href="&lt;?= BASE_URL ?&gt;admin/index.php" class="&lt;?= $inAdmin ? 'active' : '' ?&gt;"&gt;&lt;span&gt;Админ-панель&lt;/span&gt;&lt;/a&gt;</w:t>
+        <w:t xml:space="preserve">                    &lt;a href="&lt;?= BASE_URL ?&gt;admin/index.php" class="&lt;?= $inAdmin ? 'active' : '' ?&gt;"&gt;&lt;span&gt;Админ-панель&lt;/span&gt;&lt;i class="nav__dash"&gt;&lt;/i&gt;&lt;/a&gt;</w:t>
       </w:r>
     </w:p>
     <w:p>
@@ -28207,22 +28207,22 @@
           <w:sz w:val="20"/>
           <w:szCs w:val="20"/>
         </w:rPr>
-        <w:t xml:space="preserve">    .nav__menu a::after { content: ''; flex: 0 0 auto; width: 16px; height: 4px; border-radius: 2px; background: #d9cfc4; transition: width .2s, background-color .2s; }</w:t>
-      </w:r>
-    </w:p>
-    <w:p>
-      <w:pPr>
-        <w:keepNext w:val="false"/>
-        <w:keepLines/>
-        <w:spacing w:after="0" w:line="240"/>
-      </w:pPr>
-      <w:r>
-        <w:rPr>
-          <w:rFonts w:ascii="Courier New" w:cs="Courier New" w:eastAsia="Courier New" w:hAnsi="Courier New"/>
-          <w:sz w:val="20"/>
-          <w:szCs w:val="20"/>
-        </w:rPr>
-        <w:t xml:space="preserve">    .nav__menu a:hover::after { background: var(--clay); }</w:t>
+        <w:t xml:space="preserve">    .nav__dash { display: block; flex: 0 0 auto; width: 16px; height: 4px; border-radius: 2px; background: #d9cfc4; transition: width .2s, background-color .2s; }</w:t>
+      </w:r>
+    </w:p>
+    <w:p>
+      <w:pPr>
+        <w:keepNext w:val="false"/>
+        <w:keepLines/>
+        <w:spacing w:after="0" w:line="240"/>
+      </w:pPr>
+      <w:r>
+        <w:rPr>
+          <w:rFonts w:ascii="Courier New" w:cs="Courier New" w:eastAsia="Courier New" w:hAnsi="Courier New"/>
+          <w:sz w:val="20"/>
+          <w:szCs w:val="20"/>
+        </w:rPr>
+        <w:t xml:space="preserve">    .nav__menu a:hover .nav__dash { background: var(--clay); }</w:t>
       </w:r>
     </w:p>
     <w:p>
@@ -28252,7 +28252,7 @@
           <w:sz w:val="20"/>
           <w:szCs w:val="20"/>
         </w:rPr>
-        <w:t xml:space="preserve">    .nav__menu a.active::after { width: 26px; background: var(--green); }</w:t>
+        <w:t xml:space="preserve">    .nav__menu a.active .nav__dash { width: 26px; background: var(--green); view-transition-name: nav-active; }</w:t>
       </w:r>
     </w:p>
     <w:p>
@@ -28283,6 +28283,186 @@
           <w:szCs w:val="20"/>
         </w:rPr>
         <w:t xml:space="preserve">    .nav__menu:hover span, .nav__menu:focus-within span { max-width: 220px; opacity: 1; }</w:t>
+      </w:r>
+    </w:p>
+    <w:p>
+      <w:pPr>
+        <w:keepNext w:val="false"/>
+        <w:keepLines/>
+        <w:spacing w:after="0" w:line="240"/>
+      </w:pPr>
+      <w:r>
+        <w:rPr>
+          <w:rFonts w:ascii="Courier New" w:cs="Courier New" w:eastAsia="Courier New" w:hAnsi="Courier New"/>
+          <w:sz w:val="20"/>
+          <w:szCs w:val="20"/>
+        </w:rPr>
+        <w:t xml:space="preserve">}</w:t>
+      </w:r>
+    </w:p>
+    <w:p>
+      <w:pPr>
+        <w:keepNext w:val="false"/>
+        <w:keepLines/>
+        <w:spacing w:after="0" w:line="240"/>
+      </w:pPr>
+      <w:r>
+        <w:rPr>
+          <w:rFonts w:ascii="Courier New" w:cs="Courier New" w:eastAsia="Courier New" w:hAnsi="Courier New"/>
+          <w:sz w:val="20"/>
+          <w:szCs w:val="20"/>
+        </w:rPr>
+        <w:t xml:space="preserve"> </w:t>
+      </w:r>
+    </w:p>
+    <w:p>
+      <w:pPr>
+        <w:keepNext w:val="false"/>
+        <w:keepLines/>
+        <w:spacing w:after="0" w:line="240"/>
+      </w:pPr>
+      <w:r>
+        <w:rPr>
+          <w:rFonts w:ascii="Courier New" w:cs="Courier New" w:eastAsia="Courier New" w:hAnsi="Courier New"/>
+          <w:sz w:val="20"/>
+          <w:szCs w:val="20"/>
+        </w:rPr>
+        <w:t xml:space="preserve">@keyframes page-out { to { opacity: 0; transform: translateY(-14px); } }</w:t>
+      </w:r>
+    </w:p>
+    <w:p>
+      <w:pPr>
+        <w:keepNext w:val="false"/>
+        <w:keepLines/>
+        <w:spacing w:after="0" w:line="240"/>
+      </w:pPr>
+      <w:r>
+        <w:rPr>
+          <w:rFonts w:ascii="Courier New" w:cs="Courier New" w:eastAsia="Courier New" w:hAnsi="Courier New"/>
+          <w:sz w:val="20"/>
+          <w:szCs w:val="20"/>
+        </w:rPr>
+        <w:t xml:space="preserve">@keyframes page-in { from { opacity: 0; transform: translateY(18px); } }</w:t>
+      </w:r>
+    </w:p>
+    <w:p>
+      <w:pPr>
+        <w:keepNext w:val="false"/>
+        <w:keepLines/>
+        <w:spacing w:after="0" w:line="240"/>
+      </w:pPr>
+      <w:r>
+        <w:rPr>
+          <w:rFonts w:ascii="Courier New" w:cs="Courier New" w:eastAsia="Courier New" w:hAnsi="Courier New"/>
+          <w:sz w:val="20"/>
+          <w:szCs w:val="20"/>
+        </w:rPr>
+        <w:t xml:space="preserve"> </w:t>
+      </w:r>
+    </w:p>
+    <w:p>
+      <w:pPr>
+        <w:keepNext w:val="false"/>
+        <w:keepLines/>
+        <w:spacing w:after="0" w:line="240"/>
+      </w:pPr>
+      <w:r>
+        <w:rPr>
+          <w:rFonts w:ascii="Courier New" w:cs="Courier New" w:eastAsia="Courier New" w:hAnsi="Courier New"/>
+          <w:sz w:val="20"/>
+          <w:szCs w:val="20"/>
+        </w:rPr>
+        <w:t xml:space="preserve">@media (prefers-reduced-motion: no-preference) {</w:t>
+      </w:r>
+    </w:p>
+    <w:p>
+      <w:pPr>
+        <w:keepNext w:val="false"/>
+        <w:keepLines/>
+        <w:spacing w:after="0" w:line="240"/>
+      </w:pPr>
+      <w:r>
+        <w:rPr>
+          <w:rFonts w:ascii="Courier New" w:cs="Courier New" w:eastAsia="Courier New" w:hAnsi="Courier New"/>
+          <w:sz w:val="20"/>
+          <w:szCs w:val="20"/>
+        </w:rPr>
+        <w:t xml:space="preserve">    @view-transition { navigation: auto; }</w:t>
+      </w:r>
+    </w:p>
+    <w:p>
+      <w:pPr>
+        <w:keepNext w:val="false"/>
+        <w:keepLines/>
+        <w:spacing w:after="0" w:line="240"/>
+      </w:pPr>
+      <w:r>
+        <w:rPr>
+          <w:rFonts w:ascii="Courier New" w:cs="Courier New" w:eastAsia="Courier New" w:hAnsi="Courier New"/>
+          <w:sz w:val="20"/>
+          <w:szCs w:val="20"/>
+        </w:rPr>
+        <w:t xml:space="preserve">    main { view-transition-name: page; }</w:t>
+      </w:r>
+    </w:p>
+    <w:p>
+      <w:pPr>
+        <w:keepNext w:val="false"/>
+        <w:keepLines/>
+        <w:spacing w:after="0" w:line="240"/>
+      </w:pPr>
+      <w:r>
+        <w:rPr>
+          <w:rFonts w:ascii="Courier New" w:cs="Courier New" w:eastAsia="Courier New" w:hAnsi="Courier New"/>
+          <w:sz w:val="20"/>
+          <w:szCs w:val="20"/>
+        </w:rPr>
+        <w:t xml:space="preserve">    ::view-transition-old(root), ::view-transition-new(root) { animation: none; }</w:t>
+      </w:r>
+    </w:p>
+    <w:p>
+      <w:pPr>
+        <w:keepNext w:val="false"/>
+        <w:keepLines/>
+        <w:spacing w:after="0" w:line="240"/>
+      </w:pPr>
+      <w:r>
+        <w:rPr>
+          <w:rFonts w:ascii="Courier New" w:cs="Courier New" w:eastAsia="Courier New" w:hAnsi="Courier New"/>
+          <w:sz w:val="20"/>
+          <w:szCs w:val="20"/>
+        </w:rPr>
+        <w:t xml:space="preserve">    ::view-transition-old(page) { animation: page-out .25s ease both; }</w:t>
+      </w:r>
+    </w:p>
+    <w:p>
+      <w:pPr>
+        <w:keepNext w:val="false"/>
+        <w:keepLines/>
+        <w:spacing w:after="0" w:line="240"/>
+      </w:pPr>
+      <w:r>
+        <w:rPr>
+          <w:rFonts w:ascii="Courier New" w:cs="Courier New" w:eastAsia="Courier New" w:hAnsi="Courier New"/>
+          <w:sz w:val="20"/>
+          <w:szCs w:val="20"/>
+        </w:rPr>
+        <w:t xml:space="preserve">    ::view-transition-new(page) { animation: page-in .4s ease both; }</w:t>
+      </w:r>
+    </w:p>
+    <w:p>
+      <w:pPr>
+        <w:keepNext w:val="false"/>
+        <w:keepLines/>
+        <w:spacing w:after="0" w:line="240"/>
+      </w:pPr>
+      <w:r>
+        <w:rPr>
+          <w:rFonts w:ascii="Courier New" w:cs="Courier New" w:eastAsia="Courier New" w:hAnsi="Courier New"/>
+          <w:sz w:val="20"/>
+          <w:szCs w:val="20"/>
+        </w:rPr>
+        <w:t xml:space="preserve">    ::view-transition-group(nav-active) { animation-duration: .45s; animation-timing-function: cubic-bezier(.3, .7, .2, 1); }</w:t>
       </w:r>
     </w:p>
     <w:p>

--- a/kursovaya-landshaft/docs/Курсовая_работа.docx
+++ b/kursovaya-landshaft/docs/Курсовая_работа.docx
@@ -472,7 +472,7 @@
           <w:sz w:val="28"/>
           <w:szCs w:val="28"/>
         </w:rPr>
-        <w:t xml:space="preserve">: 61 страниц, 26 рисунков, 2 таблицы, 39 источников, 1 приложение.</w:t>
+        <w:t xml:space="preserve">: 62 страниц, 26 рисунков, 2 таблицы, 39 источников, 1 приложение.</w:t>
       </w:r>
     </w:p>
     <w:p>
@@ -1436,7 +1436,7 @@
           <w:sz w:val="28"/>
           <w:szCs w:val="28"/>
         </w:rPr>
-        <w:t xml:space="preserve">JavaScript выполняется в браузере и меняет страницу без перезагрузки через объектную модель документа (DOM) [13, 16]. На сайте студии он нужен для мобильного меню, пересчёта стоимости при вводе площади, окна просмотра проекта, подтверждения удаления и плавного появления блоков при прокрутке, для которого используется интерфейс IntersectionObserver [35].</w:t>
+        <w:t xml:space="preserve">JavaScript выполняется в браузере и меняет страницу без перезагрузки через объектную модель документа (DOM) [13, 16]. На сайте студии он нужен для мобильного меню, пересчёта стоимости при вводе площади, окна просмотра проекта, подтверждения удаления, плавного появления блоков при прокрутке, для которого используется интерфейс IntersectionObserver, и перемещения отметки активного раздела в навигации [35].</w:t>
       </w:r>
     </w:p>
     <w:p>
@@ -4082,7 +4082,7 @@
           <w:sz w:val="28"/>
           <w:szCs w:val="28"/>
         </w:rPr>
-        <w:t xml:space="preserve">Главная страница открывается блоком с заголовком, кратким описанием студии, кнопками «Услуги и цены» и «Наши работы» и иллюстрацией; число проектов в портфолио считается запросом к базе (рисунок 6). В шапке расположены название студии, телефон и кнопки входа. Разделы сайта показаны компактной вертикальной навигацией у правого края экрана: каждому разделу соответствует короткая черта, текущий выделен более длинной цветной чертой, а при наведении навигация раскрывается в карточку с названиями разделов. На планшетах и телефонах разделы открываются из меню по кнопке «Меню». Для заголовков используется шрифт PT Serif, для текста – PT Sans; палитра тёплая и яркая: коралловые кнопки и акценты, солнечно-жёлтые выделения, глубокий сине-бирюзовый цвет заголовков и подвала на светлом персиковом фоне; иллюстрации показывают сад в разные сезоны. Анимации спокойные: первый экран плавно появляется при загрузке, остальные блоки – по очереди при прокрутке страницы, у шапки при прокрутке появляется тень, а карточки и кнопки слегка приподнимаются при наведении. Переходы между страницами тоже плавные: содержимое сменяется с затуханием, а отметка активного раздела в навигации переезжает на новое место. Это реализовано средствами CSS через View Transitions API; в браузерах без его поддержки страницы открываются обычным образом. При включённой в системе настройке уменьшения движения анимации отключаются.</w:t>
+        <w:t xml:space="preserve">Главная страница открывается блоком с заголовком, кратким описанием студии, кнопками «Услуги и цены» и «Наши работы» и иллюстрацией; число проектов в портфолио считается запросом к базе (рисунок 6). В шапке расположены название студии, телефон и кнопки входа. Разделы сайта показаны компактной вертикальной навигацией у правого края экрана: каждому разделу соответствует короткая черта, текущий выделен более длинной цветной чертой, а при наведении навигация раскрывается в карточку с названиями разделов. На планшетах и телефонах разделы открываются из меню по кнопке «Меню». Для заголовков используется шрифт PT Serif, для текста – PT Sans; палитра тёплая и яркая: коралловые кнопки и акценты, солнечно-жёлтые выделения, глубокий сине-бирюзовый цвет заголовков и подвала на светлом персиковом фоне; иллюстрации показывают сад в разные сезоны. Анимации спокойные: первый экран плавно появляется при загрузке, остальные блоки – по очереди при прокрутке страницы, у шапки при прокрутке появляется тень, а карточки и кнопки слегка приподнимаются при наведении. Переходы между страницами тоже плавные: при нажатии на раздел цветная отметка в навигации сначала плавно переезжает к выбранному пункту, после чего открывается новая страница, а её содержимое сменяется с затуханием. Перемещение отметки выполняет скрипт main.js, смену содержимого – View Transitions API; в браузерах без его поддержки страницы открываются обычным образом. При включённой в системе настройке уменьшения движения анимации отключаются.</w:t>
       </w:r>
     </w:p>
     <w:p>
@@ -10616,6 +10616,21 @@
           <w:sz w:val="20"/>
           <w:szCs w:val="20"/>
         </w:rPr>
+        <w:t xml:space="preserve">                &lt;i class="nav__indicator"&gt;&lt;/i&gt;</w:t>
+      </w:r>
+    </w:p>
+    <w:p>
+      <w:pPr>
+        <w:keepNext w:val="false"/>
+        <w:keepLines/>
+        <w:spacing w:after="0" w:line="240"/>
+      </w:pPr>
+      <w:r>
+        <w:rPr>
+          <w:rFonts w:ascii="Courier New" w:cs="Courier New" w:eastAsia="Courier New" w:hAnsi="Courier New"/>
+          <w:sz w:val="20"/>
+          <w:szCs w:val="20"/>
+        </w:rPr>
         <w:t xml:space="preserve">            &lt;/div&gt;</w:t>
       </w:r>
     </w:p>
@@ -26062,6 +26077,21 @@
           <w:sz w:val="20"/>
           <w:szCs w:val="20"/>
         </w:rPr>
+        <w:t xml:space="preserve">.nav__indicator { display: none; }</w:t>
+      </w:r>
+    </w:p>
+    <w:p>
+      <w:pPr>
+        <w:keepNext w:val="false"/>
+        <w:keepLines/>
+        <w:spacing w:after="0" w:line="240"/>
+      </w:pPr>
+      <w:r>
+        <w:rPr>
+          <w:rFonts w:ascii="Courier New" w:cs="Courier New" w:eastAsia="Courier New" w:hAnsi="Courier New"/>
+          <w:sz w:val="20"/>
+          <w:szCs w:val="20"/>
+        </w:rPr>
         <w:t xml:space="preserve">.nav a:not(.btn) { color: var(--text); text-decoration: none; background: linear-gradient(var(--green), var(--green)) no-repeat left bottom / 0 2px; padding-bottom: 2px; transition: background-size .25s, color .2s; }</w:t>
       </w:r>
     </w:p>
@@ -28252,7 +28282,37 @@
           <w:sz w:val="20"/>
           <w:szCs w:val="20"/>
         </w:rPr>
-        <w:t xml:space="preserve">    .nav__menu a.active .nav__dash { width: 26px; background: var(--green); view-transition-name: nav-active; }</w:t>
+        <w:t xml:space="preserve">    .nav__indicator { display: block; position: absolute; right: 16px; top: 0; width: 26px; height: 4px; border-radius: 2px; background: var(--green); opacity: 0; pointer-events: none; }</w:t>
+      </w:r>
+    </w:p>
+    <w:p>
+      <w:pPr>
+        <w:keepNext w:val="false"/>
+        <w:keepLines/>
+        <w:spacing w:after="0" w:line="240"/>
+      </w:pPr>
+      <w:r>
+        <w:rPr>
+          <w:rFonts w:ascii="Courier New" w:cs="Courier New" w:eastAsia="Courier New" w:hAnsi="Courier New"/>
+          <w:sz w:val="20"/>
+          <w:szCs w:val="20"/>
+        </w:rPr>
+        <w:t xml:space="preserve">    .nav__indicator.visible { opacity: 1; }</w:t>
+      </w:r>
+    </w:p>
+    <w:p>
+      <w:pPr>
+        <w:keepNext w:val="false"/>
+        <w:keepLines/>
+        <w:spacing w:after="0" w:line="240"/>
+      </w:pPr>
+      <w:r>
+        <w:rPr>
+          <w:rFonts w:ascii="Courier New" w:cs="Courier New" w:eastAsia="Courier New" w:hAnsi="Courier New"/>
+          <w:sz w:val="20"/>
+          <w:szCs w:val="20"/>
+        </w:rPr>
+        <w:t xml:space="preserve">    .nav__indicator.animated { transition: top .4s cubic-bezier(.3, .7, .2, 1), opacity .2s; }</w:t>
       </w:r>
     </w:p>
     <w:p>
@@ -28448,21 +28508,6 @@
           <w:szCs w:val="20"/>
         </w:rPr>
         <w:t xml:space="preserve">    ::view-transition-new(page) { animation: page-in .4s ease both; }</w:t>
-      </w:r>
-    </w:p>
-    <w:p>
-      <w:pPr>
-        <w:keepNext w:val="false"/>
-        <w:keepLines/>
-        <w:spacing w:after="0" w:line="240"/>
-      </w:pPr>
-      <w:r>
-        <w:rPr>
-          <w:rFonts w:ascii="Courier New" w:cs="Courier New" w:eastAsia="Courier New" w:hAnsi="Courier New"/>
-          <w:sz w:val="20"/>
-          <w:szCs w:val="20"/>
-        </w:rPr>
-        <w:t xml:space="preserve">    ::view-transition-group(nav-active) { animation-duration: .45s; animation-timing-function: cubic-bezier(.3, .7, .2, 1); }</w:t>
       </w:r>
     </w:p>
     <w:p>
@@ -30307,6 +30352,381 @@
           <w:szCs w:val="20"/>
         </w:rPr>
         <w:t xml:space="preserve">        });</w:t>
+      </w:r>
+    </w:p>
+    <w:p>
+      <w:pPr>
+        <w:keepNext w:val="false"/>
+        <w:keepLines/>
+        <w:spacing w:after="0" w:line="240"/>
+      </w:pPr>
+      <w:r>
+        <w:rPr>
+          <w:rFonts w:ascii="Courier New" w:cs="Courier New" w:eastAsia="Courier New" w:hAnsi="Courier New"/>
+          <w:sz w:val="20"/>
+          <w:szCs w:val="20"/>
+        </w:rPr>
+        <w:t xml:space="preserve">}</w:t>
+      </w:r>
+    </w:p>
+    <w:p>
+      <w:pPr>
+        <w:keepNext w:val="false"/>
+        <w:keepLines/>
+        <w:spacing w:after="0" w:line="240"/>
+      </w:pPr>
+      <w:r>
+        <w:rPr>
+          <w:rFonts w:ascii="Courier New" w:cs="Courier New" w:eastAsia="Courier New" w:hAnsi="Courier New"/>
+          <w:sz w:val="20"/>
+          <w:szCs w:val="20"/>
+        </w:rPr>
+        <w:t xml:space="preserve"> </w:t>
+      </w:r>
+    </w:p>
+    <w:p>
+      <w:pPr>
+        <w:keepNext w:val="false"/>
+        <w:keepLines/>
+        <w:spacing w:after="0" w:line="240"/>
+      </w:pPr>
+      <w:r>
+        <w:rPr>
+          <w:rFonts w:ascii="Courier New" w:cs="Courier New" w:eastAsia="Courier New" w:hAnsi="Courier New"/>
+          <w:sz w:val="20"/>
+          <w:szCs w:val="20"/>
+        </w:rPr>
+        <w:t xml:space="preserve">const indicator = document.querySelector('.nav__indicator');</w:t>
+      </w:r>
+    </w:p>
+    <w:p>
+      <w:pPr>
+        <w:keepNext w:val="false"/>
+        <w:keepLines/>
+        <w:spacing w:after="0" w:line="240"/>
+      </w:pPr>
+      <w:r>
+        <w:rPr>
+          <w:rFonts w:ascii="Courier New" w:cs="Courier New" w:eastAsia="Courier New" w:hAnsi="Courier New"/>
+          <w:sz w:val="20"/>
+          <w:szCs w:val="20"/>
+        </w:rPr>
+        <w:t xml:space="preserve">const wide = window.matchMedia('(min-width: 901px)');</w:t>
+      </w:r>
+    </w:p>
+    <w:p>
+      <w:pPr>
+        <w:keepNext w:val="false"/>
+        <w:keepLines/>
+        <w:spacing w:after="0" w:line="240"/>
+      </w:pPr>
+      <w:r>
+        <w:rPr>
+          <w:rFonts w:ascii="Courier New" w:cs="Courier New" w:eastAsia="Courier New" w:hAnsi="Courier New"/>
+          <w:sz w:val="20"/>
+          <w:szCs w:val="20"/>
+        </w:rPr>
+        <w:t xml:space="preserve"> </w:t>
+      </w:r>
+    </w:p>
+    <w:p>
+      <w:pPr>
+        <w:keepNext w:val="false"/>
+        <w:keepLines/>
+        <w:spacing w:after="0" w:line="240"/>
+      </w:pPr>
+      <w:r>
+        <w:rPr>
+          <w:rFonts w:ascii="Courier New" w:cs="Courier New" w:eastAsia="Courier New" w:hAnsi="Courier New"/>
+          <w:sz w:val="20"/>
+          <w:szCs w:val="20"/>
+        </w:rPr>
+        <w:t xml:space="preserve">function moveIndicator(link) {</w:t>
+      </w:r>
+    </w:p>
+    <w:p>
+      <w:pPr>
+        <w:keepNext w:val="false"/>
+        <w:keepLines/>
+        <w:spacing w:after="0" w:line="240"/>
+      </w:pPr>
+      <w:r>
+        <w:rPr>
+          <w:rFonts w:ascii="Courier New" w:cs="Courier New" w:eastAsia="Courier New" w:hAnsi="Courier New"/>
+          <w:sz w:val="20"/>
+          <w:szCs w:val="20"/>
+        </w:rPr>
+        <w:t xml:space="preserve">    indicator.style.top = (link.offsetTop + link.offsetHeight / 2 - 2) + 'px';</w:t>
+      </w:r>
+    </w:p>
+    <w:p>
+      <w:pPr>
+        <w:keepNext w:val="false"/>
+        <w:keepLines/>
+        <w:spacing w:after="0" w:line="240"/>
+      </w:pPr>
+      <w:r>
+        <w:rPr>
+          <w:rFonts w:ascii="Courier New" w:cs="Courier New" w:eastAsia="Courier New" w:hAnsi="Courier New"/>
+          <w:sz w:val="20"/>
+          <w:szCs w:val="20"/>
+        </w:rPr>
+        <w:t xml:space="preserve">    indicator.classList.add('visible');</w:t>
+      </w:r>
+    </w:p>
+    <w:p>
+      <w:pPr>
+        <w:keepNext w:val="false"/>
+        <w:keepLines/>
+        <w:spacing w:after="0" w:line="240"/>
+      </w:pPr>
+      <w:r>
+        <w:rPr>
+          <w:rFonts w:ascii="Courier New" w:cs="Courier New" w:eastAsia="Courier New" w:hAnsi="Courier New"/>
+          <w:sz w:val="20"/>
+          <w:szCs w:val="20"/>
+        </w:rPr>
+        <w:t xml:space="preserve">}</w:t>
+      </w:r>
+    </w:p>
+    <w:p>
+      <w:pPr>
+        <w:keepNext w:val="false"/>
+        <w:keepLines/>
+        <w:spacing w:after="0" w:line="240"/>
+      </w:pPr>
+      <w:r>
+        <w:rPr>
+          <w:rFonts w:ascii="Courier New" w:cs="Courier New" w:eastAsia="Courier New" w:hAnsi="Courier New"/>
+          <w:sz w:val="20"/>
+          <w:szCs w:val="20"/>
+        </w:rPr>
+        <w:t xml:space="preserve"> </w:t>
+      </w:r>
+    </w:p>
+    <w:p>
+      <w:pPr>
+        <w:keepNext w:val="false"/>
+        <w:keepLines/>
+        <w:spacing w:after="0" w:line="240"/>
+      </w:pPr>
+      <w:r>
+        <w:rPr>
+          <w:rFonts w:ascii="Courier New" w:cs="Courier New" w:eastAsia="Courier New" w:hAnsi="Courier New"/>
+          <w:sz w:val="20"/>
+          <w:szCs w:val="20"/>
+        </w:rPr>
+        <w:t xml:space="preserve">if (indicator) {</w:t>
+      </w:r>
+    </w:p>
+    <w:p>
+      <w:pPr>
+        <w:keepNext w:val="false"/>
+        <w:keepLines/>
+        <w:spacing w:after="0" w:line="240"/>
+      </w:pPr>
+      <w:r>
+        <w:rPr>
+          <w:rFonts w:ascii="Courier New" w:cs="Courier New" w:eastAsia="Courier New" w:hAnsi="Courier New"/>
+          <w:sz w:val="20"/>
+          <w:szCs w:val="20"/>
+        </w:rPr>
+        <w:t xml:space="preserve">    const active = document.querySelector('.nav__menu a.active');</w:t>
+      </w:r>
+    </w:p>
+    <w:p>
+      <w:pPr>
+        <w:keepNext w:val="false"/>
+        <w:keepLines/>
+        <w:spacing w:after="0" w:line="240"/>
+      </w:pPr>
+      <w:r>
+        <w:rPr>
+          <w:rFonts w:ascii="Courier New" w:cs="Courier New" w:eastAsia="Courier New" w:hAnsi="Courier New"/>
+          <w:sz w:val="20"/>
+          <w:szCs w:val="20"/>
+        </w:rPr>
+        <w:t xml:space="preserve">    if (active) moveIndicator(active);</w:t>
+      </w:r>
+    </w:p>
+    <w:p>
+      <w:pPr>
+        <w:keepNext w:val="false"/>
+        <w:keepLines/>
+        <w:spacing w:after="0" w:line="240"/>
+      </w:pPr>
+      <w:r>
+        <w:rPr>
+          <w:rFonts w:ascii="Courier New" w:cs="Courier New" w:eastAsia="Courier New" w:hAnsi="Courier New"/>
+          <w:sz w:val="20"/>
+          <w:szCs w:val="20"/>
+        </w:rPr>
+        <w:t xml:space="preserve">    requestAnimationFrame(() =&gt; requestAnimationFrame(() =&gt; indicator.classList.add('animated')));</w:t>
+      </w:r>
+    </w:p>
+    <w:p>
+      <w:pPr>
+        <w:keepNext w:val="false"/>
+        <w:keepLines/>
+        <w:spacing w:after="0" w:line="240"/>
+      </w:pPr>
+      <w:r>
+        <w:rPr>
+          <w:rFonts w:ascii="Courier New" w:cs="Courier New" w:eastAsia="Courier New" w:hAnsi="Courier New"/>
+          <w:sz w:val="20"/>
+          <w:szCs w:val="20"/>
+        </w:rPr>
+        <w:t xml:space="preserve"> </w:t>
+      </w:r>
+    </w:p>
+    <w:p>
+      <w:pPr>
+        <w:keepNext w:val="false"/>
+        <w:keepLines/>
+        <w:spacing w:after="0" w:line="240"/>
+      </w:pPr>
+      <w:r>
+        <w:rPr>
+          <w:rFonts w:ascii="Courier New" w:cs="Courier New" w:eastAsia="Courier New" w:hAnsi="Courier New"/>
+          <w:sz w:val="20"/>
+          <w:szCs w:val="20"/>
+        </w:rPr>
+        <w:t xml:space="preserve">    document.querySelectorAll('.nav__menu a').forEach(link =&gt; {</w:t>
+      </w:r>
+    </w:p>
+    <w:p>
+      <w:pPr>
+        <w:keepNext w:val="false"/>
+        <w:keepLines/>
+        <w:spacing w:after="0" w:line="240"/>
+      </w:pPr>
+      <w:r>
+        <w:rPr>
+          <w:rFonts w:ascii="Courier New" w:cs="Courier New" w:eastAsia="Courier New" w:hAnsi="Courier New"/>
+          <w:sz w:val="20"/>
+          <w:szCs w:val="20"/>
+        </w:rPr>
+        <w:t xml:space="preserve">        link.addEventListener('click', event =&gt; {</w:t>
+      </w:r>
+    </w:p>
+    <w:p>
+      <w:pPr>
+        <w:keepNext w:val="false"/>
+        <w:keepLines/>
+        <w:spacing w:after="0" w:line="240"/>
+      </w:pPr>
+      <w:r>
+        <w:rPr>
+          <w:rFonts w:ascii="Courier New" w:cs="Courier New" w:eastAsia="Courier New" w:hAnsi="Courier New"/>
+          <w:sz w:val="20"/>
+          <w:szCs w:val="20"/>
+        </w:rPr>
+        <w:t xml:space="preserve">            if (!wide.matches || link.classList.contains('active') || event.ctrlKey || event.metaKey) return;</w:t>
+      </w:r>
+    </w:p>
+    <w:p>
+      <w:pPr>
+        <w:keepNext w:val="false"/>
+        <w:keepLines/>
+        <w:spacing w:after="0" w:line="240"/>
+      </w:pPr>
+      <w:r>
+        <w:rPr>
+          <w:rFonts w:ascii="Courier New" w:cs="Courier New" w:eastAsia="Courier New" w:hAnsi="Courier New"/>
+          <w:sz w:val="20"/>
+          <w:szCs w:val="20"/>
+        </w:rPr>
+        <w:t xml:space="preserve">            event.preventDefault();</w:t>
+      </w:r>
+    </w:p>
+    <w:p>
+      <w:pPr>
+        <w:keepNext w:val="false"/>
+        <w:keepLines/>
+        <w:spacing w:after="0" w:line="240"/>
+      </w:pPr>
+      <w:r>
+        <w:rPr>
+          <w:rFonts w:ascii="Courier New" w:cs="Courier New" w:eastAsia="Courier New" w:hAnsi="Courier New"/>
+          <w:sz w:val="20"/>
+          <w:szCs w:val="20"/>
+        </w:rPr>
+        <w:t xml:space="preserve">            document.querySelectorAll('.nav__menu a').forEach(item =&gt; item.classList.toggle('active', item === link));</w:t>
+      </w:r>
+    </w:p>
+    <w:p>
+      <w:pPr>
+        <w:keepNext w:val="false"/>
+        <w:keepLines/>
+        <w:spacing w:after="0" w:line="240"/>
+      </w:pPr>
+      <w:r>
+        <w:rPr>
+          <w:rFonts w:ascii="Courier New" w:cs="Courier New" w:eastAsia="Courier New" w:hAnsi="Courier New"/>
+          <w:sz w:val="20"/>
+          <w:szCs w:val="20"/>
+        </w:rPr>
+        <w:t xml:space="preserve">            moveIndicator(link);</w:t>
+      </w:r>
+    </w:p>
+    <w:p>
+      <w:pPr>
+        <w:keepNext w:val="false"/>
+        <w:keepLines/>
+        <w:spacing w:after="0" w:line="240"/>
+      </w:pPr>
+      <w:r>
+        <w:rPr>
+          <w:rFonts w:ascii="Courier New" w:cs="Courier New" w:eastAsia="Courier New" w:hAnsi="Courier New"/>
+          <w:sz w:val="20"/>
+          <w:szCs w:val="20"/>
+        </w:rPr>
+        <w:t xml:space="preserve">            const calmMotion = window.matchMedia('(prefers-reduced-motion: reduce)').matches;</w:t>
+      </w:r>
+    </w:p>
+    <w:p>
+      <w:pPr>
+        <w:keepNext w:val="false"/>
+        <w:keepLines/>
+        <w:spacing w:after="0" w:line="240"/>
+      </w:pPr>
+      <w:r>
+        <w:rPr>
+          <w:rFonts w:ascii="Courier New" w:cs="Courier New" w:eastAsia="Courier New" w:hAnsi="Courier New"/>
+          <w:sz w:val="20"/>
+          <w:szCs w:val="20"/>
+        </w:rPr>
+        <w:t xml:space="preserve">            setTimeout(() =&gt; { window.location.href = link.href; }, calmMotion ? 0 : 420);</w:t>
+      </w:r>
+    </w:p>
+    <w:p>
+      <w:pPr>
+        <w:keepNext w:val="false"/>
+        <w:keepLines/>
+        <w:spacing w:after="0" w:line="240"/>
+      </w:pPr>
+      <w:r>
+        <w:rPr>
+          <w:rFonts w:ascii="Courier New" w:cs="Courier New" w:eastAsia="Courier New" w:hAnsi="Courier New"/>
+          <w:sz w:val="20"/>
+          <w:szCs w:val="20"/>
+        </w:rPr>
+        <w:t xml:space="preserve">        });</w:t>
+      </w:r>
+    </w:p>
+    <w:p>
+      <w:pPr>
+        <w:keepNext w:val="false"/>
+        <w:keepLines/>
+        <w:spacing w:after="0" w:line="240"/>
+      </w:pPr>
+      <w:r>
+        <w:rPr>
+          <w:rFonts w:ascii="Courier New" w:cs="Courier New" w:eastAsia="Courier New" w:hAnsi="Courier New"/>
+          <w:sz w:val="20"/>
+          <w:szCs w:val="20"/>
+        </w:rPr>
+        <w:t xml:space="preserve">    });</w:t>
       </w:r>
     </w:p>
     <w:p>

--- a/kursovaya-landshaft/docs/Курсовая_работа.docx
+++ b/kursovaya-landshaft/docs/Курсовая_работа.docx
@@ -4082,7 +4082,7 @@
           <w:sz w:val="28"/>
           <w:szCs w:val="28"/>
         </w:rPr>
-        <w:t xml:space="preserve">Главная страница открывается блоком с заголовком, кратким описанием студии, кнопками «Услуги и цены» и «Наши работы» и иллюстрацией; число проектов в портфолио считается запросом к базе (рисунок 6). В шапке расположены название студии, телефон и кнопки входа. Разделы сайта показаны компактной вертикальной навигацией у правого края экрана: каждому разделу соответствует короткая черта, текущий выделен более длинной цветной чертой, а при наведении навигация раскрывается в карточку с названиями разделов. На планшетах и телефонах разделы открываются из меню по кнопке «Меню». Для заголовков используется шрифт PT Serif, для текста – PT Sans; палитра тёплая и яркая: коралловые кнопки и акценты, солнечно-жёлтые выделения, глубокий сине-бирюзовый цвет заголовков и подвала на светлом персиковом фоне; иллюстрации показывают сад в разные сезоны. Анимации спокойные: первый экран плавно появляется при загрузке, остальные блоки – по очереди при прокрутке страницы, у шапки при прокрутке появляется тень, а карточки и кнопки слегка приподнимаются при наведении. Переходы между страницами тоже плавные: при нажатии на раздел цветная отметка в навигации сначала плавно переезжает к выбранному пункту, после чего открывается новая страница, а её содержимое сменяется с затуханием. Перемещение отметки выполняет скрипт main.js, смену содержимого – View Transitions API; в браузерах без его поддержки страницы открываются обычным образом. При включённой в системе настройке уменьшения движения анимации отключаются.</w:t>
+        <w:t xml:space="preserve">Главная страница открывается блоком с заголовком, кратким описанием студии, кнопками «Услуги и цены» и «Наши работы» и иллюстрацией; число проектов в портфолио считается запросом к базе (рисунок 6). В шапке расположены название студии, телефон и кнопки входа. Разделы сайта показаны компактной вертикальной навигацией у правого края экрана: каждому разделу соответствует короткая черта, текущий выделен более длинной цветной чертой, а при наведении навигация раскрывается в карточку с названиями разделов. Пункт под курсором плавно увеличивается и окрашивается, отметка переезжает к нему, а текущий раздел на это время становится обычным. На планшетах и телефонах разделы открываются из меню по кнопке «Меню». Для заголовков используется шрифт PT Serif, для текста – PT Sans; палитра тёплая и яркая: коралловые кнопки и акценты, солнечно-жёлтые выделения, глубокий сине-бирюзовый цвет заголовков и подвала на светлом персиковом фоне; иллюстрации показывают сад в разные сезоны. Анимации спокойные: первый экран плавно появляется при загрузке, остальные блоки – по очереди при прокрутке страницы, у шапки при прокрутке появляется тень, а карточки и кнопки слегка приподнимаются при наведении. Переходы между страницами тоже плавные: при нажатии на раздел цветная отметка в навигации сначала плавно переезжает к выбранному пункту, после чего открывается новая страница, а её содержимое сменяется с затуханием. Перемещение отметки выполняет скрипт main.js, смену содержимого – View Transitions API; в браузерах без его поддержки страницы открываются обычным образом. При включённой в системе настройке уменьшения движения анимации отключаются.</w:t>
       </w:r>
     </w:p>
     <w:p>
@@ -28222,7 +28222,7 @@
           <w:sz w:val="20"/>
           <w:szCs w:val="20"/>
         </w:rPr>
-        <w:t xml:space="preserve">    .nav__menu a { display: flex; align-items: center; justify-content: flex-end; gap: 18px; padding: 9px 6px !important; background-image: none !important; color: var(--muted) !important; white-space: nowrap; }</w:t>
+        <w:t xml:space="preserve">    .nav__menu a { display: flex; align-items: center; justify-content: flex-end; gap: 18px; padding: 9px 6px !important; background-image: none !important; color: var(--muted) !important; white-space: nowrap; transition: color .25s; }</w:t>
       </w:r>
     </w:p>
     <w:p>
@@ -28252,21 +28252,6 @@
           <w:sz w:val="20"/>
           <w:szCs w:val="20"/>
         </w:rPr>
-        <w:t xml:space="preserve">    .nav__menu a:hover .nav__dash { background: var(--clay); }</w:t>
-      </w:r>
-    </w:p>
-    <w:p>
-      <w:pPr>
-        <w:keepNext w:val="false"/>
-        <w:keepLines/>
-        <w:spacing w:after="0" w:line="240"/>
-      </w:pPr>
-      <w:r>
-        <w:rPr>
-          <w:rFonts w:ascii="Courier New" w:cs="Courier New" w:eastAsia="Courier New" w:hAnsi="Courier New"/>
-          <w:sz w:val="20"/>
-          <w:szCs w:val="20"/>
-        </w:rPr>
         <w:t xml:space="preserve">    .nav__menu a.active { color: var(--green) !important; }</w:t>
       </w:r>
     </w:p>
@@ -28282,6 +28267,51 @@
           <w:sz w:val="20"/>
           <w:szCs w:val="20"/>
         </w:rPr>
+        <w:t xml:space="preserve">    .nav__menu:hover a.active:not(:hover) { color: var(--muted) !important; }</w:t>
+      </w:r>
+    </w:p>
+    <w:p>
+      <w:pPr>
+        <w:keepNext w:val="false"/>
+        <w:keepLines/>
+        <w:spacing w:after="0" w:line="240"/>
+      </w:pPr>
+      <w:r>
+        <w:rPr>
+          <w:rFonts w:ascii="Courier New" w:cs="Courier New" w:eastAsia="Courier New" w:hAnsi="Courier New"/>
+          <w:sz w:val="20"/>
+          <w:szCs w:val="20"/>
+        </w:rPr>
+        <w:t xml:space="preserve">    .nav__menu a:hover { color: var(--green) !important; }</w:t>
+      </w:r>
+    </w:p>
+    <w:p>
+      <w:pPr>
+        <w:keepNext w:val="false"/>
+        <w:keepLines/>
+        <w:spacing w:after="0" w:line="240"/>
+      </w:pPr>
+      <w:r>
+        <w:rPr>
+          <w:rFonts w:ascii="Courier New" w:cs="Courier New" w:eastAsia="Courier New" w:hAnsi="Courier New"/>
+          <w:sz w:val="20"/>
+          <w:szCs w:val="20"/>
+        </w:rPr>
+        <w:t xml:space="preserve">    .nav__menu a:hover span { transform: scale(1.2); }</w:t>
+      </w:r>
+    </w:p>
+    <w:p>
+      <w:pPr>
+        <w:keepNext w:val="false"/>
+        <w:keepLines/>
+        <w:spacing w:after="0" w:line="240"/>
+      </w:pPr>
+      <w:r>
+        <w:rPr>
+          <w:rFonts w:ascii="Courier New" w:cs="Courier New" w:eastAsia="Courier New" w:hAnsi="Courier New"/>
+          <w:sz w:val="20"/>
+          <w:szCs w:val="20"/>
+        </w:rPr>
         <w:t xml:space="preserve">    .nav__indicator { display: block; position: absolute; right: 16px; top: 0; width: 26px; height: 4px; border-radius: 2px; background: var(--green); opacity: 0; pointer-events: none; }</w:t>
       </w:r>
     </w:p>
@@ -28327,7 +28357,7 @@
           <w:sz w:val="20"/>
           <w:szCs w:val="20"/>
         </w:rPr>
-        <w:t xml:space="preserve">    .nav__menu span { max-width: 0; opacity: 0; overflow: hidden; transition: max-width .3s, opacity .2s; }</w:t>
+        <w:t xml:space="preserve">    .nav__menu span { display: inline-block; max-width: 0; opacity: 0; overflow: hidden; transform-origin: right center; transition: max-width .3s, opacity .2s, transform .25s ease; }</w:t>
       </w:r>
     </w:p>
     <w:p>
@@ -30531,22 +30561,22 @@
           <w:sz w:val="20"/>
           <w:szCs w:val="20"/>
         </w:rPr>
-        <w:t xml:space="preserve">    const active = document.querySelector('.nav__menu a.active');</w:t>
-      </w:r>
-    </w:p>
-    <w:p>
-      <w:pPr>
-        <w:keepNext w:val="false"/>
-        <w:keepLines/>
-        <w:spacing w:after="0" w:line="240"/>
-      </w:pPr>
-      <w:r>
-        <w:rPr>
-          <w:rFonts w:ascii="Courier New" w:cs="Courier New" w:eastAsia="Courier New" w:hAnsi="Courier New"/>
-          <w:sz w:val="20"/>
-          <w:szCs w:val="20"/>
-        </w:rPr>
-        <w:t xml:space="preserve">    if (active) moveIndicator(active);</w:t>
+        <w:t xml:space="preserve">    let current = document.querySelector('.nav__menu a.active');</w:t>
+      </w:r>
+    </w:p>
+    <w:p>
+      <w:pPr>
+        <w:keepNext w:val="false"/>
+        <w:keepLines/>
+        <w:spacing w:after="0" w:line="240"/>
+      </w:pPr>
+      <w:r>
+        <w:rPr>
+          <w:rFonts w:ascii="Courier New" w:cs="Courier New" w:eastAsia="Courier New" w:hAnsi="Courier New"/>
+          <w:sz w:val="20"/>
+          <w:szCs w:val="20"/>
+        </w:rPr>
+        <w:t xml:space="preserve">    if (current) moveIndicator(current);</w:t>
       </w:r>
     </w:p>
     <w:p>
@@ -30591,6 +30621,96 @@
           <w:sz w:val="20"/>
           <w:szCs w:val="20"/>
         </w:rPr>
+        <w:t xml:space="preserve">    const menu = document.querySelector('.nav__menu');</w:t>
+      </w:r>
+    </w:p>
+    <w:p>
+      <w:pPr>
+        <w:keepNext w:val="false"/>
+        <w:keepLines/>
+        <w:spacing w:after="0" w:line="240"/>
+      </w:pPr>
+      <w:r>
+        <w:rPr>
+          <w:rFonts w:ascii="Courier New" w:cs="Courier New" w:eastAsia="Courier New" w:hAnsi="Courier New"/>
+          <w:sz w:val="20"/>
+          <w:szCs w:val="20"/>
+        </w:rPr>
+        <w:t xml:space="preserve">    menu.addEventListener('mouseleave', () =&gt; {</w:t>
+      </w:r>
+    </w:p>
+    <w:p>
+      <w:pPr>
+        <w:keepNext w:val="false"/>
+        <w:keepLines/>
+        <w:spacing w:after="0" w:line="240"/>
+      </w:pPr>
+      <w:r>
+        <w:rPr>
+          <w:rFonts w:ascii="Courier New" w:cs="Courier New" w:eastAsia="Courier New" w:hAnsi="Courier New"/>
+          <w:sz w:val="20"/>
+          <w:szCs w:val="20"/>
+        </w:rPr>
+        <w:t xml:space="preserve">        if (current) moveIndicator(current);</w:t>
+      </w:r>
+    </w:p>
+    <w:p>
+      <w:pPr>
+        <w:keepNext w:val="false"/>
+        <w:keepLines/>
+        <w:spacing w:after="0" w:line="240"/>
+      </w:pPr>
+      <w:r>
+        <w:rPr>
+          <w:rFonts w:ascii="Courier New" w:cs="Courier New" w:eastAsia="Courier New" w:hAnsi="Courier New"/>
+          <w:sz w:val="20"/>
+          <w:szCs w:val="20"/>
+        </w:rPr>
+        <w:t xml:space="preserve">        else indicator.classList.remove('visible');</w:t>
+      </w:r>
+    </w:p>
+    <w:p>
+      <w:pPr>
+        <w:keepNext w:val="false"/>
+        <w:keepLines/>
+        <w:spacing w:after="0" w:line="240"/>
+      </w:pPr>
+      <w:r>
+        <w:rPr>
+          <w:rFonts w:ascii="Courier New" w:cs="Courier New" w:eastAsia="Courier New" w:hAnsi="Courier New"/>
+          <w:sz w:val="20"/>
+          <w:szCs w:val="20"/>
+        </w:rPr>
+        <w:t xml:space="preserve">    });</w:t>
+      </w:r>
+    </w:p>
+    <w:p>
+      <w:pPr>
+        <w:keepNext w:val="false"/>
+        <w:keepLines/>
+        <w:spacing w:after="0" w:line="240"/>
+      </w:pPr>
+      <w:r>
+        <w:rPr>
+          <w:rFonts w:ascii="Courier New" w:cs="Courier New" w:eastAsia="Courier New" w:hAnsi="Courier New"/>
+          <w:sz w:val="20"/>
+          <w:szCs w:val="20"/>
+        </w:rPr>
+        <w:t xml:space="preserve"> </w:t>
+      </w:r>
+    </w:p>
+    <w:p>
+      <w:pPr>
+        <w:keepNext w:val="false"/>
+        <w:keepLines/>
+        <w:spacing w:after="0" w:line="240"/>
+      </w:pPr>
+      <w:r>
+        <w:rPr>
+          <w:rFonts w:ascii="Courier New" w:cs="Courier New" w:eastAsia="Courier New" w:hAnsi="Courier New"/>
+          <w:sz w:val="20"/>
+          <w:szCs w:val="20"/>
+        </w:rPr>
         <w:t xml:space="preserve">    document.querySelectorAll('.nav__menu a').forEach(link =&gt; {</w:t>
       </w:r>
     </w:p>
@@ -30606,6 +30726,51 @@
           <w:sz w:val="20"/>
           <w:szCs w:val="20"/>
         </w:rPr>
+        <w:t xml:space="preserve">        link.addEventListener('mouseenter', () =&gt; {</w:t>
+      </w:r>
+    </w:p>
+    <w:p>
+      <w:pPr>
+        <w:keepNext w:val="false"/>
+        <w:keepLines/>
+        <w:spacing w:after="0" w:line="240"/>
+      </w:pPr>
+      <w:r>
+        <w:rPr>
+          <w:rFonts w:ascii="Courier New" w:cs="Courier New" w:eastAsia="Courier New" w:hAnsi="Courier New"/>
+          <w:sz w:val="20"/>
+          <w:szCs w:val="20"/>
+        </w:rPr>
+        <w:t xml:space="preserve">            if (wide.matches) moveIndicator(link);</w:t>
+      </w:r>
+    </w:p>
+    <w:p>
+      <w:pPr>
+        <w:keepNext w:val="false"/>
+        <w:keepLines/>
+        <w:spacing w:after="0" w:line="240"/>
+      </w:pPr>
+      <w:r>
+        <w:rPr>
+          <w:rFonts w:ascii="Courier New" w:cs="Courier New" w:eastAsia="Courier New" w:hAnsi="Courier New"/>
+          <w:sz w:val="20"/>
+          <w:szCs w:val="20"/>
+        </w:rPr>
+        <w:t xml:space="preserve">        });</w:t>
+      </w:r>
+    </w:p>
+    <w:p>
+      <w:pPr>
+        <w:keepNext w:val="false"/>
+        <w:keepLines/>
+        <w:spacing w:after="0" w:line="240"/>
+      </w:pPr>
+      <w:r>
+        <w:rPr>
+          <w:rFonts w:ascii="Courier New" w:cs="Courier New" w:eastAsia="Courier New" w:hAnsi="Courier New"/>
+          <w:sz w:val="20"/>
+          <w:szCs w:val="20"/>
+        </w:rPr>
         <w:t xml:space="preserve">        link.addEventListener('click', event =&gt; {</w:t>
       </w:r>
     </w:p>
@@ -30621,7 +30786,7 @@
           <w:sz w:val="20"/>
           <w:szCs w:val="20"/>
         </w:rPr>
-        <w:t xml:space="preserve">            if (!wide.matches || link.classList.contains('active') || event.ctrlKey || event.metaKey) return;</w:t>
+        <w:t xml:space="preserve">            if (!wide.matches || link === current || event.ctrlKey || event.metaKey) return;</w:t>
       </w:r>
     </w:p>
     <w:p>
@@ -30637,6 +30802,21 @@
           <w:szCs w:val="20"/>
         </w:rPr>
         <w:t xml:space="preserve">            event.preventDefault();</w:t>
+      </w:r>
+    </w:p>
+    <w:p>
+      <w:pPr>
+        <w:keepNext w:val="false"/>
+        <w:keepLines/>
+        <w:spacing w:after="0" w:line="240"/>
+      </w:pPr>
+      <w:r>
+        <w:rPr>
+          <w:rFonts w:ascii="Courier New" w:cs="Courier New" w:eastAsia="Courier New" w:hAnsi="Courier New"/>
+          <w:sz w:val="20"/>
+          <w:szCs w:val="20"/>
+        </w:rPr>
+        <w:t xml:space="preserve">            current = link;</w:t>
       </w:r>
     </w:p>
     <w:p>

--- a/kursovaya-landshaft/docs/Курсовая_работа.docx
+++ b/kursovaya-landshaft/docs/Курсовая_работа.docx
@@ -4082,7 +4082,7 @@
           <w:sz w:val="28"/>
           <w:szCs w:val="28"/>
         </w:rPr>
-        <w:t xml:space="preserve">Главная страница открывается блоком с заголовком, кратким описанием студии, кнопками «Услуги и цены» и «Наши работы» и иллюстрацией; число проектов в портфолио считается запросом к базе (рисунок 6). В шапке расположены название студии, телефон и кнопки входа. Разделы сайта показаны компактной вертикальной навигацией у правого края экрана: каждому разделу соответствует короткая черта, текущий выделен более длинной цветной чертой, а при наведении навигация раскрывается в карточку с названиями разделов. Пункт под курсором плавно увеличивается и окрашивается, отметка переезжает к нему, а текущий раздел на это время становится обычным. На планшетах и телефонах разделы открываются из меню по кнопке «Меню». Для заголовков используется шрифт PT Serif, для текста – PT Sans; палитра тёплая и яркая: коралловые кнопки и акценты, солнечно-жёлтые выделения, глубокий сине-бирюзовый цвет заголовков и подвала на светлом персиковом фоне; иллюстрации показывают сад в разные сезоны. Анимации спокойные: первый экран плавно появляется при загрузке, остальные блоки – по очереди при прокрутке страницы, у шапки при прокрутке появляется тень, а карточки и кнопки слегка приподнимаются при наведении. Переходы между страницами тоже плавные: при нажатии на раздел цветная отметка в навигации сначала плавно переезжает к выбранному пункту, после чего открывается новая страница, а её содержимое сменяется с затуханием. Перемещение отметки выполняет скрипт main.js, смену содержимого – View Transitions API; в браузерах без его поддержки страницы открываются обычным образом. При включённой в системе настройке уменьшения движения анимации отключаются.</w:t>
+        <w:t xml:space="preserve">Главная страница открывается блоком с заголовком, кратким описанием студии, кнопками «Услуги и цены» и «Наши работы» и иллюстрацией; число проектов в портфолио считается запросом к базе (рисунок 6). В шапке расположены название студии, телефон и кнопки входа. Разделы сайта показаны вертикальной навигацией у правого края экрана: карточка с подписью «Разделы» содержит названия страниц с короткими чертами, текущий раздел выделен цветом и более длинной чертой. При наведении пункт под курсором плавно увеличивается и окрашивается, отметка переезжает к нему, а текущий раздел на это время становится обычным. На планшетах и телефонах разделы открываются из меню по кнопке «Меню». Для заголовков используется шрифт PT Serif, для текста – PT Sans; палитра тёплая и яркая: коралловые кнопки и акценты, солнечно-жёлтые выделения, глубокий сине-бирюзовый цвет заголовков и подвала на светлом персиковом фоне; иллюстрации показывают сад в разные сезоны. Анимации спокойные: первый экран плавно появляется при загрузке, остальные блоки – по очереди при прокрутке страницы, у шапки при прокрутке появляется тень, а карточки и кнопки слегка приподнимаются при наведении. Переходы между страницами тоже плавные: при нажатии на раздел цветная отметка в навигации сначала плавно переезжает к выбранному пункту, после чего открывается новая страница, а её содержимое сменяется с затуханием. Перемещение отметки выполняет скрипт main.js, смену содержимого – View Transitions API; в браузерах без его поддержки страницы открываются обычным образом. При включённой в системе настройке уменьшения движения анимации отключаются.</w:t>
       </w:r>
     </w:p>
     <w:p>
@@ -10511,6 +10511,21 @@
           <w:sz w:val="20"/>
           <w:szCs w:val="20"/>
         </w:rPr>
+        <w:t xml:space="preserve">                &lt;span class="nav__caption"&gt;Разделы&lt;/span&gt;</w:t>
+      </w:r>
+    </w:p>
+    <w:p>
+      <w:pPr>
+        <w:keepNext w:val="false"/>
+        <w:keepLines/>
+        <w:spacing w:after="0" w:line="240"/>
+      </w:pPr>
+      <w:r>
+        <w:rPr>
+          <w:rFonts w:ascii="Courier New" w:cs="Courier New" w:eastAsia="Courier New" w:hAnsi="Courier New"/>
+          <w:sz w:val="20"/>
+          <w:szCs w:val="20"/>
+        </w:rPr>
         <w:t xml:space="preserve">                &lt;?php foreach ($menu as $file =&gt; $label): ?&gt;</w:t>
       </w:r>
     </w:p>
@@ -26077,7 +26092,7 @@
           <w:sz w:val="20"/>
           <w:szCs w:val="20"/>
         </w:rPr>
-        <w:t xml:space="preserve">.nav__indicator { display: none; }</w:t>
+        <w:t xml:space="preserve">.nav__indicator, .nav__caption { display: none; }</w:t>
       </w:r>
     </w:p>
     <w:p>
@@ -28087,7 +28102,7 @@
           <w:sz w:val="20"/>
           <w:szCs w:val="20"/>
         </w:rPr>
-        <w:t xml:space="preserve">    .container { width: min(1140px, 100% - 160px); }</w:t>
+        <w:t xml:space="preserve">    .container { width: min(1140px, 100% - 340px); }</w:t>
       </w:r>
     </w:p>
     <w:p>
@@ -28207,7 +28222,22 @@
           <w:sz w:val="20"/>
           <w:szCs w:val="20"/>
         </w:rPr>
-        <w:t xml:space="preserve">    .nav__menu:hover, .nav__menu:focus-within { background-color: #fff; border-color: var(--line); box-shadow: var(--shadow); }</w:t>
+        <w:t xml:space="preserve">    .nav__menu { background-color: rgba(255, 255, 255, .85); border-color: var(--line) !important; box-shadow: var(--shadow); }</w:t>
+      </w:r>
+    </w:p>
+    <w:p>
+      <w:pPr>
+        <w:keepNext w:val="false"/>
+        <w:keepLines/>
+        <w:spacing w:after="0" w:line="240"/>
+      </w:pPr>
+      <w:r>
+        <w:rPr>
+          <w:rFonts w:ascii="Courier New" w:cs="Courier New" w:eastAsia="Courier New" w:hAnsi="Courier New"/>
+          <w:sz w:val="20"/>
+          <w:szCs w:val="20"/>
+        </w:rPr>
+        <w:t xml:space="preserve">    .nav__caption { display: block; align-self: flex-end; padding: 2px 6px 6px; font-size: .75rem; letter-spacing: .08em; text-transform: uppercase; color: var(--muted); }</w:t>
       </w:r>
     </w:p>
     <w:p>
@@ -28267,7 +28297,7 @@
           <w:sz w:val="20"/>
           <w:szCs w:val="20"/>
         </w:rPr>
-        <w:t xml:space="preserve">    .nav__menu:hover a.active:not(:hover) { color: var(--muted) !important; }</w:t>
+        <w:t xml:space="preserve">    .nav__menu:has(a:hover) a.active:not(:hover) { color: var(--muted) !important; }</w:t>
       </w:r>
     </w:p>
     <w:p>
@@ -28297,7 +28327,7 @@
           <w:sz w:val="20"/>
           <w:szCs w:val="20"/>
         </w:rPr>
-        <w:t xml:space="preserve">    .nav__menu a:hover span { transform: scale(1.2); }</w:t>
+        <w:t xml:space="preserve">    .nav__menu a:hover span { transform: scale(1.15); }</w:t>
       </w:r>
     </w:p>
     <w:p>
@@ -28357,22 +28387,7 @@
           <w:sz w:val="20"/>
           <w:szCs w:val="20"/>
         </w:rPr>
-        <w:t xml:space="preserve">    .nav__menu span { display: inline-block; max-width: 0; opacity: 0; overflow: hidden; transform-origin: right center; transition: max-width .3s, opacity .2s, transform .25s ease; }</w:t>
-      </w:r>
-    </w:p>
-    <w:p>
-      <w:pPr>
-        <w:keepNext w:val="false"/>
-        <w:keepLines/>
-        <w:spacing w:after="0" w:line="240"/>
-      </w:pPr>
-      <w:r>
-        <w:rPr>
-          <w:rFonts w:ascii="Courier New" w:cs="Courier New" w:eastAsia="Courier New" w:hAnsi="Courier New"/>
-          <w:sz w:val="20"/>
-          <w:szCs w:val="20"/>
-        </w:rPr>
-        <w:t xml:space="preserve">    .nav__menu:hover span, .nav__menu:focus-within span { max-width: 220px; opacity: 1; }</w:t>
+        <w:t xml:space="preserve">    .nav__menu a span { display: inline-block; transform-origin: right center; transition: transform .25s ease; }</w:t>
       </w:r>
     </w:p>
     <w:p>

--- a/kursovaya-landshaft/docs/Курсовая_работа.docx
+++ b/kursovaya-landshaft/docs/Курсовая_работа.docx
@@ -472,7 +472,7 @@
           <w:sz w:val="28"/>
           <w:szCs w:val="28"/>
         </w:rPr>
-        <w:t xml:space="preserve">: 62 страниц, 26 рисунков, 2 таблицы, 39 источников, 1 приложение.</w:t>
+        <w:t xml:space="preserve">: 63 страниц, 26 рисунков, 2 таблицы, 39 источников, 1 приложение.</w:t>
       </w:r>
     </w:p>
     <w:p>
@@ -6245,6 +6245,110 @@
           <w:sz w:val="28"/>
           <w:szCs w:val="28"/>
         </w:rPr>
+        <w:t xml:space="preserve">Кроме того, все формы защищены от межсайтовой подделки запросов (CSRF): при открытии страницы в сессии создаётся случайный токен, он передаётся в скрытом поле каждой формы, а файл functions.php один раз для всех страниц сверяет его функцией hash_equals() и отклоняет запрос без верного токена. После входа и регистрации идентификатор сессии обновляется функцией session_regenerate_id(), что защищает от фиксации сессии [33, 37].</w:t>
+      </w:r>
+    </w:p>
+    <w:p>
+      <w:pPr>
+        <w:keepNext/>
+        <w:spacing w:before="120" w:line="360"/>
+      </w:pPr>
+      <w:r>
+        <w:rPr>
+          <w:rFonts w:ascii="Times New Roman" w:cs="Times New Roman" w:eastAsia="Times New Roman" w:hAnsi="Times New Roman"/>
+          <w:sz w:val="28"/>
+          <w:szCs w:val="28"/>
+        </w:rPr>
+        <w:t xml:space="preserve">Листинг 5 – Проверка CSRF-токена для всех форм</w:t>
+      </w:r>
+    </w:p>
+    <w:p>
+      <w:pPr>
+        <w:keepNext/>
+        <w:keepLines/>
+        <w:spacing w:after="0" w:line="240"/>
+      </w:pPr>
+      <w:r>
+        <w:rPr>
+          <w:rFonts w:ascii="Courier New" w:cs="Courier New" w:eastAsia="Courier New" w:hAnsi="Courier New"/>
+          <w:sz w:val="20"/>
+          <w:szCs w:val="20"/>
+        </w:rPr>
+        <w:t xml:space="preserve">if ($_SERVER['REQUEST_METHOD'] === 'POST' &amp;&amp; !hash_equals(csrf_token(), $_POST['csrf'] ?? '')) {</w:t>
+      </w:r>
+    </w:p>
+    <w:p>
+      <w:pPr>
+        <w:keepNext/>
+        <w:keepLines/>
+        <w:spacing w:after="0" w:line="240"/>
+      </w:pPr>
+      <w:r>
+        <w:rPr>
+          <w:rFonts w:ascii="Courier New" w:cs="Courier New" w:eastAsia="Courier New" w:hAnsi="Courier New"/>
+          <w:sz w:val="20"/>
+          <w:szCs w:val="20"/>
+        </w:rPr>
+        <w:t xml:space="preserve">    http_response_code(403);</w:t>
+      </w:r>
+    </w:p>
+    <w:p>
+      <w:pPr>
+        <w:keepNext w:val="false"/>
+        <w:keepLines/>
+        <w:spacing w:after="0" w:line="240"/>
+      </w:pPr>
+      <w:r>
+        <w:rPr>
+          <w:rFonts w:ascii="Courier New" w:cs="Courier New" w:eastAsia="Courier New" w:hAnsi="Courier New"/>
+          <w:sz w:val="20"/>
+          <w:szCs w:val="20"/>
+        </w:rPr>
+        <w:t xml:space="preserve">    exit('Форма устарела. Вернитесь назад, обновите страницу и отправьте её ещё раз.');</w:t>
+      </w:r>
+    </w:p>
+    <w:p>
+      <w:pPr>
+        <w:keepNext w:val="false"/>
+        <w:keepLines/>
+        <w:spacing w:after="160" w:line="240"/>
+      </w:pPr>
+      <w:r>
+        <w:rPr>
+          <w:rFonts w:ascii="Courier New" w:cs="Courier New" w:eastAsia="Courier New" w:hAnsi="Courier New"/>
+          <w:sz w:val="20"/>
+          <w:szCs w:val="20"/>
+        </w:rPr>
+        <w:t xml:space="preserve">}</w:t>
+      </w:r>
+    </w:p>
+    <w:p>
+      <w:pPr>
+        <w:spacing w:after="0" w:before="0" w:line="360"/>
+        <w:ind w:firstLine="709"/>
+        <w:jc w:val="both"/>
+      </w:pPr>
+      <w:r>
+        <w:rPr>
+          <w:rFonts w:ascii="Times New Roman" w:cs="Times New Roman" w:eastAsia="Times New Roman" w:hAnsi="Times New Roman"/>
+          <w:sz w:val="28"/>
+          <w:szCs w:val="28"/>
+        </w:rPr>
+        <w:t xml:space="preserve">Для удобства и скорости картинки ниже первого экрана загружаются по мере прокрутки (атрибут loading="lazy"), окно проекта и мобильное меню закрываются клавишей Esc, карточки проектов доступны с клавиатуры, а элементы в фокусе выделяются заметной рамкой. У сайта есть собственная иконка во вкладке браузера и описание для поисковых систем.</w:t>
+      </w:r>
+    </w:p>
+    <w:p>
+      <w:pPr>
+        <w:spacing w:after="0" w:before="0" w:line="360"/>
+        <w:ind w:firstLine="709"/>
+        <w:jc w:val="both"/>
+      </w:pPr>
+      <w:r>
+        <w:rPr>
+          <w:rFonts w:ascii="Times New Roman" w:cs="Times New Roman" w:eastAsia="Times New Roman" w:hAnsi="Times New Roman"/>
+          <w:sz w:val="28"/>
+          <w:szCs w:val="28"/>
+        </w:rPr>
         <w:t xml:space="preserve">Тестирование проводилось по сценариям для каждой роли: просмотр страниц гостем, фильтрация услуг, отправка обращения, регистрация с ошибкой и без, оформление и отмена заказа, вход с неверным паролем, попытка клиента открыть админ-панель, добавление, изменение и удаление услуг, проектов и пользователей, отображение на смартфоне. Все сценарии выполнены успешно.</w:t>
       </w:r>
     </w:p>
@@ -10009,6 +10113,276 @@
       <w:pPr>
         <w:keepNext w:val="false"/>
         <w:keepLines/>
+        <w:spacing w:after="0" w:line="240"/>
+      </w:pPr>
+      <w:r>
+        <w:rPr>
+          <w:rFonts w:ascii="Courier New" w:cs="Courier New" w:eastAsia="Courier New" w:hAnsi="Courier New"/>
+          <w:sz w:val="20"/>
+          <w:szCs w:val="20"/>
+        </w:rPr>
+        <w:t xml:space="preserve">];</w:t>
+      </w:r>
+    </w:p>
+    <w:p>
+      <w:pPr>
+        <w:keepNext w:val="false"/>
+        <w:keepLines/>
+        <w:spacing w:after="0" w:line="240"/>
+      </w:pPr>
+      <w:r>
+        <w:rPr>
+          <w:rFonts w:ascii="Courier New" w:cs="Courier New" w:eastAsia="Courier New" w:hAnsi="Courier New"/>
+          <w:sz w:val="20"/>
+          <w:szCs w:val="20"/>
+        </w:rPr>
+        <w:t xml:space="preserve"> </w:t>
+      </w:r>
+    </w:p>
+    <w:p>
+      <w:pPr>
+        <w:keepNext w:val="false"/>
+        <w:keepLines/>
+        <w:spacing w:after="0" w:line="240"/>
+      </w:pPr>
+      <w:r>
+        <w:rPr>
+          <w:rFonts w:ascii="Courier New" w:cs="Courier New" w:eastAsia="Courier New" w:hAnsi="Courier New"/>
+          <w:sz w:val="20"/>
+          <w:szCs w:val="20"/>
+        </w:rPr>
+        <w:t xml:space="preserve">function csrf_token(): string</w:t>
+      </w:r>
+    </w:p>
+    <w:p>
+      <w:pPr>
+        <w:keepNext w:val="false"/>
+        <w:keepLines/>
+        <w:spacing w:after="0" w:line="240"/>
+      </w:pPr>
+      <w:r>
+        <w:rPr>
+          <w:rFonts w:ascii="Courier New" w:cs="Courier New" w:eastAsia="Courier New" w:hAnsi="Courier New"/>
+          <w:sz w:val="20"/>
+          <w:szCs w:val="20"/>
+        </w:rPr>
+        <w:t xml:space="preserve">{</w:t>
+      </w:r>
+    </w:p>
+    <w:p>
+      <w:pPr>
+        <w:keepNext w:val="false"/>
+        <w:keepLines/>
+        <w:spacing w:after="0" w:line="240"/>
+      </w:pPr>
+      <w:r>
+        <w:rPr>
+          <w:rFonts w:ascii="Courier New" w:cs="Courier New" w:eastAsia="Courier New" w:hAnsi="Courier New"/>
+          <w:sz w:val="20"/>
+          <w:szCs w:val="20"/>
+        </w:rPr>
+        <w:t xml:space="preserve">    if (empty($_SESSION['csrf'])) {</w:t>
+      </w:r>
+    </w:p>
+    <w:p>
+      <w:pPr>
+        <w:keepNext w:val="false"/>
+        <w:keepLines/>
+        <w:spacing w:after="0" w:line="240"/>
+      </w:pPr>
+      <w:r>
+        <w:rPr>
+          <w:rFonts w:ascii="Courier New" w:cs="Courier New" w:eastAsia="Courier New" w:hAnsi="Courier New"/>
+          <w:sz w:val="20"/>
+          <w:szCs w:val="20"/>
+        </w:rPr>
+        <w:t xml:space="preserve">        $_SESSION['csrf'] = bin2hex(random_bytes(16));</w:t>
+      </w:r>
+    </w:p>
+    <w:p>
+      <w:pPr>
+        <w:keepNext w:val="false"/>
+        <w:keepLines/>
+        <w:spacing w:after="0" w:line="240"/>
+      </w:pPr>
+      <w:r>
+        <w:rPr>
+          <w:rFonts w:ascii="Courier New" w:cs="Courier New" w:eastAsia="Courier New" w:hAnsi="Courier New"/>
+          <w:sz w:val="20"/>
+          <w:szCs w:val="20"/>
+        </w:rPr>
+        <w:t xml:space="preserve">    }</w:t>
+      </w:r>
+    </w:p>
+    <w:p>
+      <w:pPr>
+        <w:keepNext w:val="false"/>
+        <w:keepLines/>
+        <w:spacing w:after="0" w:line="240"/>
+      </w:pPr>
+      <w:r>
+        <w:rPr>
+          <w:rFonts w:ascii="Courier New" w:cs="Courier New" w:eastAsia="Courier New" w:hAnsi="Courier New"/>
+          <w:sz w:val="20"/>
+          <w:szCs w:val="20"/>
+        </w:rPr>
+        <w:t xml:space="preserve">    return $_SESSION['csrf'];</w:t>
+      </w:r>
+    </w:p>
+    <w:p>
+      <w:pPr>
+        <w:keepNext w:val="false"/>
+        <w:keepLines/>
+        <w:spacing w:after="0" w:line="240"/>
+      </w:pPr>
+      <w:r>
+        <w:rPr>
+          <w:rFonts w:ascii="Courier New" w:cs="Courier New" w:eastAsia="Courier New" w:hAnsi="Courier New"/>
+          <w:sz w:val="20"/>
+          <w:szCs w:val="20"/>
+        </w:rPr>
+        <w:t xml:space="preserve">}</w:t>
+      </w:r>
+    </w:p>
+    <w:p>
+      <w:pPr>
+        <w:keepNext w:val="false"/>
+        <w:keepLines/>
+        <w:spacing w:after="0" w:line="240"/>
+      </w:pPr>
+      <w:r>
+        <w:rPr>
+          <w:rFonts w:ascii="Courier New" w:cs="Courier New" w:eastAsia="Courier New" w:hAnsi="Courier New"/>
+          <w:sz w:val="20"/>
+          <w:szCs w:val="20"/>
+        </w:rPr>
+        <w:t xml:space="preserve"> </w:t>
+      </w:r>
+    </w:p>
+    <w:p>
+      <w:pPr>
+        <w:keepNext w:val="false"/>
+        <w:keepLines/>
+        <w:spacing w:after="0" w:line="240"/>
+      </w:pPr>
+      <w:r>
+        <w:rPr>
+          <w:rFonts w:ascii="Courier New" w:cs="Courier New" w:eastAsia="Courier New" w:hAnsi="Courier New"/>
+          <w:sz w:val="20"/>
+          <w:szCs w:val="20"/>
+        </w:rPr>
+        <w:t xml:space="preserve">function csrf_field(): string</w:t>
+      </w:r>
+    </w:p>
+    <w:p>
+      <w:pPr>
+        <w:keepNext w:val="false"/>
+        <w:keepLines/>
+        <w:spacing w:after="0" w:line="240"/>
+      </w:pPr>
+      <w:r>
+        <w:rPr>
+          <w:rFonts w:ascii="Courier New" w:cs="Courier New" w:eastAsia="Courier New" w:hAnsi="Courier New"/>
+          <w:sz w:val="20"/>
+          <w:szCs w:val="20"/>
+        </w:rPr>
+        <w:t xml:space="preserve">{</w:t>
+      </w:r>
+    </w:p>
+    <w:p>
+      <w:pPr>
+        <w:keepNext w:val="false"/>
+        <w:keepLines/>
+        <w:spacing w:after="0" w:line="240"/>
+      </w:pPr>
+      <w:r>
+        <w:rPr>
+          <w:rFonts w:ascii="Courier New" w:cs="Courier New" w:eastAsia="Courier New" w:hAnsi="Courier New"/>
+          <w:sz w:val="20"/>
+          <w:szCs w:val="20"/>
+        </w:rPr>
+        <w:t xml:space="preserve">    return '&lt;input type="hidden" name="csrf" value="' . csrf_token() . '"&gt;';</w:t>
+      </w:r>
+    </w:p>
+    <w:p>
+      <w:pPr>
+        <w:keepNext w:val="false"/>
+        <w:keepLines/>
+        <w:spacing w:after="0" w:line="240"/>
+      </w:pPr>
+      <w:r>
+        <w:rPr>
+          <w:rFonts w:ascii="Courier New" w:cs="Courier New" w:eastAsia="Courier New" w:hAnsi="Courier New"/>
+          <w:sz w:val="20"/>
+          <w:szCs w:val="20"/>
+        </w:rPr>
+        <w:t xml:space="preserve">}</w:t>
+      </w:r>
+    </w:p>
+    <w:p>
+      <w:pPr>
+        <w:keepNext w:val="false"/>
+        <w:keepLines/>
+        <w:spacing w:after="0" w:line="240"/>
+      </w:pPr>
+      <w:r>
+        <w:rPr>
+          <w:rFonts w:ascii="Courier New" w:cs="Courier New" w:eastAsia="Courier New" w:hAnsi="Courier New"/>
+          <w:sz w:val="20"/>
+          <w:szCs w:val="20"/>
+        </w:rPr>
+        <w:t xml:space="preserve"> </w:t>
+      </w:r>
+    </w:p>
+    <w:p>
+      <w:pPr>
+        <w:keepNext w:val="false"/>
+        <w:keepLines/>
+        <w:spacing w:after="0" w:line="240"/>
+      </w:pPr>
+      <w:r>
+        <w:rPr>
+          <w:rFonts w:ascii="Courier New" w:cs="Courier New" w:eastAsia="Courier New" w:hAnsi="Courier New"/>
+          <w:sz w:val="20"/>
+          <w:szCs w:val="20"/>
+        </w:rPr>
+        <w:t xml:space="preserve">if ($_SERVER['REQUEST_METHOD'] === 'POST' &amp;&amp; !hash_equals(csrf_token(), $_POST['csrf'] ?? '')) {</w:t>
+      </w:r>
+    </w:p>
+    <w:p>
+      <w:pPr>
+        <w:keepNext w:val="false"/>
+        <w:keepLines/>
+        <w:spacing w:after="0" w:line="240"/>
+      </w:pPr>
+      <w:r>
+        <w:rPr>
+          <w:rFonts w:ascii="Courier New" w:cs="Courier New" w:eastAsia="Courier New" w:hAnsi="Courier New"/>
+          <w:sz w:val="20"/>
+          <w:szCs w:val="20"/>
+        </w:rPr>
+        <w:t xml:space="preserve">    http_response_code(403);</w:t>
+      </w:r>
+    </w:p>
+    <w:p>
+      <w:pPr>
+        <w:keepNext w:val="false"/>
+        <w:keepLines/>
+        <w:spacing w:after="0" w:line="240"/>
+      </w:pPr>
+      <w:r>
+        <w:rPr>
+          <w:rFonts w:ascii="Courier New" w:cs="Courier New" w:eastAsia="Courier New" w:hAnsi="Courier New"/>
+          <w:sz w:val="20"/>
+          <w:szCs w:val="20"/>
+        </w:rPr>
+        <w:t xml:space="preserve">    exit('Форма устарела. Вернитесь назад, обновите страницу и отправьте её ещё раз.');</w:t>
+      </w:r>
+    </w:p>
+    <w:p>
+      <w:pPr>
+        <w:keepNext w:val="false"/>
+        <w:keepLines/>
         <w:spacing w:after="160" w:line="240"/>
       </w:pPr>
       <w:r>
@@ -10017,7 +10391,7 @@
           <w:sz w:val="20"/>
           <w:szCs w:val="20"/>
         </w:rPr>
-        <w:t xml:space="preserve">];</w:t>
+        <w:t xml:space="preserve">}</w:t>
       </w:r>
     </w:p>
     <w:p>
@@ -10301,6 +10675,21 @@
           <w:sz w:val="20"/>
           <w:szCs w:val="20"/>
         </w:rPr>
+        <w:t xml:space="preserve">    &lt;meta name="description" content="Студия ландшафтного дизайна «Зелёный двор» в Красноярске: проектирование, озеленение и благоустройство частных участков."&gt;</w:t>
+      </w:r>
+    </w:p>
+    <w:p>
+      <w:pPr>
+        <w:keepNext w:val="false"/>
+        <w:keepLines/>
+        <w:spacing w:after="0" w:line="240"/>
+      </w:pPr>
+      <w:r>
+        <w:rPr>
+          <w:rFonts w:ascii="Courier New" w:cs="Courier New" w:eastAsia="Courier New" w:hAnsi="Courier New"/>
+          <w:sz w:val="20"/>
+          <w:szCs w:val="20"/>
+        </w:rPr>
         <w:t xml:space="preserve">    &lt;title&gt;&lt;?= e($title) ?&gt; — &lt;?= SITE_NAME ?&gt;&lt;/title&gt;</w:t>
       </w:r>
     </w:p>
@@ -10316,6 +10705,21 @@
           <w:sz w:val="20"/>
           <w:szCs w:val="20"/>
         </w:rPr>
+        <w:t xml:space="preserve">    &lt;link rel="icon" href="&lt;?= BASE_URL ?&gt;assets/img/favicon.svg" type="image/svg+xml"&gt;</w:t>
+      </w:r>
+    </w:p>
+    <w:p>
+      <w:pPr>
+        <w:keepNext w:val="false"/>
+        <w:keepLines/>
+        <w:spacing w:after="0" w:line="240"/>
+      </w:pPr>
+      <w:r>
+        <w:rPr>
+          <w:rFonts w:ascii="Courier New" w:cs="Courier New" w:eastAsia="Courier New" w:hAnsi="Courier New"/>
+          <w:sz w:val="20"/>
+          <w:szCs w:val="20"/>
+        </w:rPr>
         <w:t xml:space="preserve">    &lt;link rel="preconnect" href="https://fonts.googleapis.com"&gt;</w:t>
       </w:r>
     </w:p>
@@ -10451,7 +10855,7 @@
           <w:sz w:val="20"/>
           <w:szCs w:val="20"/>
         </w:rPr>
-        <w:t xml:space="preserve">        &lt;button class="burger" type="button"&gt;Меню&lt;/button&gt;</w:t>
+        <w:t xml:space="preserve">        &lt;button class="burger" type="button" aria-expanded="false"&gt;Меню&lt;/button&gt;</w:t>
       </w:r>
     </w:p>
     <w:p>
@@ -10556,7 +10960,7 @@
           <w:sz w:val="20"/>
           <w:szCs w:val="20"/>
         </w:rPr>
-        <w:t xml:space="preserve">                       class="&lt;?= !$inAdmin &amp;&amp; $current === $file ? 'active' : '' ?&gt;"&gt;&lt;span&gt;&lt;?= $label ?&gt;&lt;/span&gt;&lt;i class="nav__dash"&gt;&lt;/i&gt;&lt;/a&gt;</w:t>
+        <w:t xml:space="preserve">                       class="&lt;?= !$inAdmin &amp;&amp; $current === $file ? 'active' : '' ?&gt;"&lt;?= !$inAdmin &amp;&amp; $current === $file ? ' aria-current="page"' : '' ?&gt;&gt;&lt;span&gt;&lt;?= $label ?&gt;&lt;/span&gt;&lt;i class="nav__dash"&gt;&lt;/i&gt;&lt;/a&gt;</w:t>
       </w:r>
     </w:p>
     <w:p>
@@ -11394,7 +11798,7 @@
           <w:sz w:val="20"/>
           <w:szCs w:val="20"/>
         </w:rPr>
-        <w:t xml:space="preserve">        &lt;img class="card__img" src="&lt;?= image_url($service['image']) ?&gt;" alt="&lt;?= e($service['title']) ?&gt;"&gt;</w:t>
+        <w:t xml:space="preserve">        &lt;img class="card__img" loading="lazy" src="&lt;?= image_url($service['image']) ?&gt;" alt="&lt;?= e($service['title']) ?&gt;"&gt;</w:t>
       </w:r>
     </w:p>
     <w:p>
@@ -11633,7 +12037,7 @@
           <w:sz w:val="20"/>
           <w:szCs w:val="20"/>
         </w:rPr>
-        <w:t xml:space="preserve">    &lt;img src="&lt;?= image_url($project['image']) ?&gt;" alt="&lt;?= e($project['title']) ?&gt;"&gt;</w:t>
+        <w:t xml:space="preserve">    &lt;img loading="lazy" src="&lt;?= image_url($project['image']) ?&gt;" alt="&lt;?= e($project['title']) ?&gt;"&gt;</w:t>
       </w:r>
     </w:p>
     <w:p>
@@ -14255,6 +14659,21 @@
           <w:sz w:val="20"/>
           <w:szCs w:val="20"/>
         </w:rPr>
+        <w:t xml:space="preserve">            &lt;?= csrf_field() ?&gt;</w:t>
+      </w:r>
+    </w:p>
+    <w:p>
+      <w:pPr>
+        <w:keepNext w:val="false"/>
+        <w:keepLines/>
+        <w:spacing w:after="0" w:line="240"/>
+      </w:pPr>
+      <w:r>
+        <w:rPr>
+          <w:rFonts w:ascii="Courier New" w:cs="Courier New" w:eastAsia="Courier New" w:hAnsi="Courier New"/>
+          <w:sz w:val="20"/>
+          <w:szCs w:val="20"/>
+        </w:rPr>
         <w:t xml:space="preserve">            &lt;h2&gt;Оформление заказа&lt;/h2&gt;</w:t>
       </w:r>
     </w:p>
@@ -15693,6 +16112,21 @@
           <w:sz w:val="20"/>
           <w:szCs w:val="20"/>
         </w:rPr>
+        <w:t xml:space="preserve">        &lt;?= csrf_field() ?&gt;</w:t>
+      </w:r>
+    </w:p>
+    <w:p>
+      <w:pPr>
+        <w:keepNext w:val="false"/>
+        <w:keepLines/>
+        <w:spacing w:after="0" w:line="240"/>
+      </w:pPr>
+      <w:r>
+        <w:rPr>
+          <w:rFonts w:ascii="Courier New" w:cs="Courier New" w:eastAsia="Courier New" w:hAnsi="Courier New"/>
+          <w:sz w:val="20"/>
+          <w:szCs w:val="20"/>
+        </w:rPr>
         <w:t xml:space="preserve">        &lt;h2&gt;Бесплатная консультация&lt;/h2&gt;</w:t>
       </w:r>
     </w:p>
@@ -16337,6 +16771,21 @@
           <w:sz w:val="20"/>
           <w:szCs w:val="20"/>
         </w:rPr>
+        <w:t xml:space="preserve">        session_regenerate_id(true);</w:t>
+      </w:r>
+    </w:p>
+    <w:p>
+      <w:pPr>
+        <w:keepNext w:val="false"/>
+        <w:keepLines/>
+        <w:spacing w:after="0" w:line="240"/>
+      </w:pPr>
+      <w:r>
+        <w:rPr>
+          <w:rFonts w:ascii="Courier New" w:cs="Courier New" w:eastAsia="Courier New" w:hAnsi="Courier New"/>
+          <w:sz w:val="20"/>
+          <w:szCs w:val="20"/>
+        </w:rPr>
         <w:t xml:space="preserve">        $_SESSION['user'] = ['id' =&gt; db()-&gt;lastInsertId(), 'name' =&gt; $name, 'email' =&gt; $email, 'phone' =&gt; $phone, 'role' =&gt; 'user'];</w:t>
       </w:r>
     </w:p>
@@ -16488,6 +16937,21 @@
           <w:szCs w:val="20"/>
         </w:rPr>
         <w:t xml:space="preserve">    &lt;form class="form" method="post"&gt;</w:t>
+      </w:r>
+    </w:p>
+    <w:p>
+      <w:pPr>
+        <w:keepNext w:val="false"/>
+        <w:keepLines/>
+        <w:spacing w:after="0" w:line="240"/>
+      </w:pPr>
+      <w:r>
+        <w:rPr>
+          <w:rFonts w:ascii="Courier New" w:cs="Courier New" w:eastAsia="Courier New" w:hAnsi="Courier New"/>
+          <w:sz w:val="20"/>
+          <w:szCs w:val="20"/>
+        </w:rPr>
+        <w:t xml:space="preserve">        &lt;?= csrf_field() ?&gt;</w:t>
       </w:r>
     </w:p>
     <w:p>
@@ -16891,6 +17355,21 @@
           <w:sz w:val="20"/>
           <w:szCs w:val="20"/>
         </w:rPr>
+        <w:t xml:space="preserve">        session_regenerate_id(true);</w:t>
+      </w:r>
+    </w:p>
+    <w:p>
+      <w:pPr>
+        <w:keepNext w:val="false"/>
+        <w:keepLines/>
+        <w:spacing w:after="0" w:line="240"/>
+      </w:pPr>
+      <w:r>
+        <w:rPr>
+          <w:rFonts w:ascii="Courier New" w:cs="Courier New" w:eastAsia="Courier New" w:hAnsi="Courier New"/>
+          <w:sz w:val="20"/>
+          <w:szCs w:val="20"/>
+        </w:rPr>
         <w:t xml:space="preserve">        unset($found['password']);</w:t>
       </w:r>
     </w:p>
@@ -17057,6 +17536,21 @@
           <w:szCs w:val="20"/>
         </w:rPr>
         <w:t xml:space="preserve">    &lt;form class="form" method="post"&gt;</w:t>
+      </w:r>
+    </w:p>
+    <w:p>
+      <w:pPr>
+        <w:keepNext w:val="false"/>
+        <w:keepLines/>
+        <w:spacing w:after="0" w:line="240"/>
+      </w:pPr>
+      <w:r>
+        <w:rPr>
+          <w:rFonts w:ascii="Courier New" w:cs="Courier New" w:eastAsia="Courier New" w:hAnsi="Courier New"/>
+          <w:sz w:val="20"/>
+          <w:szCs w:val="20"/>
+        </w:rPr>
+        <w:t xml:space="preserve">        &lt;?= csrf_field() ?&gt;</w:t>
       </w:r>
     </w:p>
     <w:p>
@@ -18194,6 +18688,21 @@
           <w:sz w:val="20"/>
           <w:szCs w:val="20"/>
         </w:rPr>
+        <w:t xml:space="preserve">        &lt;?= csrf_field() ?&gt;</w:t>
+      </w:r>
+    </w:p>
+    <w:p>
+      <w:pPr>
+        <w:keepNext w:val="false"/>
+        <w:keepLines/>
+        <w:spacing w:after="0" w:line="240"/>
+      </w:pPr>
+      <w:r>
+        <w:rPr>
+          <w:rFonts w:ascii="Courier New" w:cs="Courier New" w:eastAsia="Courier New" w:hAnsi="Courier New"/>
+          <w:sz w:val="20"/>
+          <w:szCs w:val="20"/>
+        </w:rPr>
         <w:t xml:space="preserve">        &lt;h2&gt;Мои данные&lt;/h2&gt;</w:t>
       </w:r>
     </w:p>
@@ -18555,6 +19064,21 @@
           <w:szCs w:val="20"/>
         </w:rPr>
         <w:t xml:space="preserve">                        &lt;form method="post" data-confirm="Отменить заказ?"&gt;</w:t>
+      </w:r>
+    </w:p>
+    <w:p>
+      <w:pPr>
+        <w:keepNext w:val="false"/>
+        <w:keepLines/>
+        <w:spacing w:after="0" w:line="240"/>
+      </w:pPr>
+      <w:r>
+        <w:rPr>
+          <w:rFonts w:ascii="Courier New" w:cs="Courier New" w:eastAsia="Courier New" w:hAnsi="Courier New"/>
+          <w:sz w:val="20"/>
+          <w:szCs w:val="20"/>
+        </w:rPr>
+        <w:t xml:space="preserve">                            &lt;?= csrf_field() ?&gt;</w:t>
       </w:r>
     </w:p>
     <w:p>
@@ -19677,6 +20201,21 @@
           <w:sz w:val="20"/>
           <w:szCs w:val="20"/>
         </w:rPr>
+        <w:t xml:space="preserve">                        &lt;?= csrf_field() ?&gt;</w:t>
+      </w:r>
+    </w:p>
+    <w:p>
+      <w:pPr>
+        <w:keepNext w:val="false"/>
+        <w:keepLines/>
+        <w:spacing w:after="0" w:line="240"/>
+      </w:pPr>
+      <w:r>
+        <w:rPr>
+          <w:rFonts w:ascii="Courier New" w:cs="Courier New" w:eastAsia="Courier New" w:hAnsi="Courier New"/>
+          <w:sz w:val="20"/>
+          <w:szCs w:val="20"/>
+        </w:rPr>
         <w:t xml:space="preserve">                        &lt;input type="hidden" name="id" value="&lt;?= $message['id'] ?&gt;"&gt;</w:t>
       </w:r>
     </w:p>
@@ -20426,6 +20965,21 @@
           <w:sz w:val="20"/>
           <w:szCs w:val="20"/>
         </w:rPr>
+        <w:t xml:space="preserve">                        &lt;?= csrf_field() ?&gt;</w:t>
+      </w:r>
+    </w:p>
+    <w:p>
+      <w:pPr>
+        <w:keepNext w:val="false"/>
+        <w:keepLines/>
+        <w:spacing w:after="0" w:line="240"/>
+      </w:pPr>
+      <w:r>
+        <w:rPr>
+          <w:rFonts w:ascii="Courier New" w:cs="Courier New" w:eastAsia="Courier New" w:hAnsi="Courier New"/>
+          <w:sz w:val="20"/>
+          <w:szCs w:val="20"/>
+        </w:rPr>
         <w:t xml:space="preserve">                        &lt;input type="hidden" name="id" value="&lt;?= $order['id'] ?&gt;"&gt;</w:t>
       </w:r>
     </w:p>
@@ -21385,6 +21939,21 @@
           <w:sz w:val="20"/>
           <w:szCs w:val="20"/>
         </w:rPr>
+        <w:t xml:space="preserve">        &lt;?= csrf_field() ?&gt;</w:t>
+      </w:r>
+    </w:p>
+    <w:p>
+      <w:pPr>
+        <w:keepNext w:val="false"/>
+        <w:keepLines/>
+        <w:spacing w:after="0" w:line="240"/>
+      </w:pPr>
+      <w:r>
+        <w:rPr>
+          <w:rFonts w:ascii="Courier New" w:cs="Courier New" w:eastAsia="Courier New" w:hAnsi="Courier New"/>
+          <w:sz w:val="20"/>
+          <w:szCs w:val="20"/>
+        </w:rPr>
         <w:t xml:space="preserve">        &lt;h2&gt;&lt;?= $edit['id'] ? 'Редактирование услуги' : 'Новая услуга' ?&gt;&lt;/h2&gt;</w:t>
       </w:r>
     </w:p>
@@ -21836,6 +22405,21 @@
           <w:szCs w:val="20"/>
         </w:rPr>
         <w:t xml:space="preserve">                    &lt;form method="post" data-confirm="Удалить услугу и все её заказы?"&gt;</w:t>
+      </w:r>
+    </w:p>
+    <w:p>
+      <w:pPr>
+        <w:keepNext w:val="false"/>
+        <w:keepLines/>
+        <w:spacing w:after="0" w:line="240"/>
+      </w:pPr>
+      <w:r>
+        <w:rPr>
+          <w:rFonts w:ascii="Courier New" w:cs="Courier New" w:eastAsia="Courier New" w:hAnsi="Courier New"/>
+          <w:sz w:val="20"/>
+          <w:szCs w:val="20"/>
+        </w:rPr>
+        <w:t xml:space="preserve">                        &lt;?= csrf_field() ?&gt;</w:t>
       </w:r>
     </w:p>
     <w:p>
@@ -22734,6 +23318,21 @@
           <w:sz w:val="20"/>
           <w:szCs w:val="20"/>
         </w:rPr>
+        <w:t xml:space="preserve">        &lt;?= csrf_field() ?&gt;</w:t>
+      </w:r>
+    </w:p>
+    <w:p>
+      <w:pPr>
+        <w:keepNext w:val="false"/>
+        <w:keepLines/>
+        <w:spacing w:after="0" w:line="240"/>
+      </w:pPr>
+      <w:r>
+        <w:rPr>
+          <w:rFonts w:ascii="Courier New" w:cs="Courier New" w:eastAsia="Courier New" w:hAnsi="Courier New"/>
+          <w:sz w:val="20"/>
+          <w:szCs w:val="20"/>
+        </w:rPr>
         <w:t xml:space="preserve">        &lt;h2&gt;&lt;?= $edit['id'] ? 'Редактирование проекта' : 'Новый проект' ?&gt;&lt;/h2&gt;</w:t>
       </w:r>
     </w:p>
@@ -23125,6 +23724,21 @@
           <w:szCs w:val="20"/>
         </w:rPr>
         <w:t xml:space="preserve">                    &lt;form method="post" data-confirm="Удалить проект из портфолио?"&gt;</w:t>
+      </w:r>
+    </w:p>
+    <w:p>
+      <w:pPr>
+        <w:keepNext w:val="false"/>
+        <w:keepLines/>
+        <w:spacing w:after="0" w:line="240"/>
+      </w:pPr>
+      <w:r>
+        <w:rPr>
+          <w:rFonts w:ascii="Courier New" w:cs="Courier New" w:eastAsia="Courier New" w:hAnsi="Courier New"/>
+          <w:sz w:val="20"/>
+          <w:szCs w:val="20"/>
+        </w:rPr>
+        <w:t xml:space="preserve">                        &lt;?= csrf_field() ?&gt;</w:t>
       </w:r>
     </w:p>
     <w:p>
@@ -24308,6 +24922,21 @@
           <w:sz w:val="20"/>
           <w:szCs w:val="20"/>
         </w:rPr>
+        <w:t xml:space="preserve">        &lt;?= csrf_field() ?&gt;</w:t>
+      </w:r>
+    </w:p>
+    <w:p>
+      <w:pPr>
+        <w:keepNext w:val="false"/>
+        <w:keepLines/>
+        <w:spacing w:after="0" w:line="240"/>
+      </w:pPr>
+      <w:r>
+        <w:rPr>
+          <w:rFonts w:ascii="Courier New" w:cs="Courier New" w:eastAsia="Courier New" w:hAnsi="Courier New"/>
+          <w:sz w:val="20"/>
+          <w:szCs w:val="20"/>
+        </w:rPr>
         <w:t xml:space="preserve">        &lt;h2&gt;&lt;?= $edit['id'] ? 'Редактирование пользователя' : 'Новый пользователь' ?&gt;&lt;/h2&gt;</w:t>
       </w:r>
     </w:p>
@@ -24744,6 +25373,21 @@
           <w:szCs w:val="20"/>
         </w:rPr>
         <w:t xml:space="preserve">                        &lt;form method="post" data-confirm="Удалить пользователя и все его заказы?"&gt;</w:t>
+      </w:r>
+    </w:p>
+    <w:p>
+      <w:pPr>
+        <w:keepNext w:val="false"/>
+        <w:keepLines/>
+        <w:spacing w:after="0" w:line="240"/>
+      </w:pPr>
+      <w:r>
+        <w:rPr>
+          <w:rFonts w:ascii="Courier New" w:cs="Courier New" w:eastAsia="Courier New" w:hAnsi="Courier New"/>
+          <w:sz w:val="20"/>
+          <w:szCs w:val="20"/>
+        </w:rPr>
+        <w:t xml:space="preserve">                            &lt;?= csrf_field() ?&gt;</w:t>
       </w:r>
     </w:p>
     <w:p>
@@ -25492,6 +26136,21 @@
           <w:sz w:val="20"/>
           <w:szCs w:val="20"/>
         </w:rPr>
+        <w:t xml:space="preserve">:focus-visible { outline: 3px solid var(--clay); outline-offset: 3px; border-radius: 4px; }</w:t>
+      </w:r>
+    </w:p>
+    <w:p>
+      <w:pPr>
+        <w:keepNext w:val="false"/>
+        <w:keepLines/>
+        <w:spacing w:after="0" w:line="240"/>
+      </w:pPr>
+      <w:r>
+        <w:rPr>
+          <w:rFonts w:ascii="Courier New" w:cs="Courier New" w:eastAsia="Courier New" w:hAnsi="Courier New"/>
+          <w:sz w:val="20"/>
+          <w:szCs w:val="20"/>
+        </w:rPr>
         <w:t xml:space="preserve"> </w:t>
       </w:r>
     </w:p>
@@ -28102,7 +28761,7 @@
           <w:sz w:val="20"/>
           <w:szCs w:val="20"/>
         </w:rPr>
-        <w:t xml:space="preserve">    .container { width: min(1140px, 100% - 340px); }</w:t>
+        <w:t xml:space="preserve">    .container { --w: min(1140px, 100% - 254px); width: var(--w); margin-left: calc((100% - 190px - var(--w)) / 2); }</w:t>
       </w:r>
     </w:p>
     <w:p>
@@ -29436,7 +30095,52 @@
           <w:sz w:val="20"/>
           <w:szCs w:val="20"/>
         </w:rPr>
-        <w:t xml:space="preserve">burger.addEventListener('click', () =&gt; nav.classList.toggle('open'));</w:t>
+        <w:t xml:space="preserve">burger.addEventListener('click', () =&gt; {</w:t>
+      </w:r>
+    </w:p>
+    <w:p>
+      <w:pPr>
+        <w:keepNext w:val="false"/>
+        <w:keepLines/>
+        <w:spacing w:after="0" w:line="240"/>
+      </w:pPr>
+      <w:r>
+        <w:rPr>
+          <w:rFonts w:ascii="Courier New" w:cs="Courier New" w:eastAsia="Courier New" w:hAnsi="Courier New"/>
+          <w:sz w:val="20"/>
+          <w:szCs w:val="20"/>
+        </w:rPr>
+        <w:t xml:space="preserve">    nav.classList.toggle('open');</w:t>
+      </w:r>
+    </w:p>
+    <w:p>
+      <w:pPr>
+        <w:keepNext w:val="false"/>
+        <w:keepLines/>
+        <w:spacing w:after="0" w:line="240"/>
+      </w:pPr>
+      <w:r>
+        <w:rPr>
+          <w:rFonts w:ascii="Courier New" w:cs="Courier New" w:eastAsia="Courier New" w:hAnsi="Courier New"/>
+          <w:sz w:val="20"/>
+          <w:szCs w:val="20"/>
+        </w:rPr>
+        <w:t xml:space="preserve">    burger.setAttribute('aria-expanded', nav.classList.contains('open'));</w:t>
+      </w:r>
+    </w:p>
+    <w:p>
+      <w:pPr>
+        <w:keepNext w:val="false"/>
+        <w:keepLines/>
+        <w:spacing w:after="0" w:line="240"/>
+      </w:pPr>
+      <w:r>
+        <w:rPr>
+          <w:rFonts w:ascii="Courier New" w:cs="Courier New" w:eastAsia="Courier New" w:hAnsi="Courier New"/>
+          <w:sz w:val="20"/>
+          <w:szCs w:val="20"/>
+        </w:rPr>
+        <w:t xml:space="preserve">});</w:t>
       </w:r>
     </w:p>
     <w:p>
@@ -29466,6 +30170,111 @@
           <w:sz w:val="20"/>
           <w:szCs w:val="20"/>
         </w:rPr>
+        <w:t xml:space="preserve">document.addEventListener('keydown', event =&gt; {</w:t>
+      </w:r>
+    </w:p>
+    <w:p>
+      <w:pPr>
+        <w:keepNext w:val="false"/>
+        <w:keepLines/>
+        <w:spacing w:after="0" w:line="240"/>
+      </w:pPr>
+      <w:r>
+        <w:rPr>
+          <w:rFonts w:ascii="Courier New" w:cs="Courier New" w:eastAsia="Courier New" w:hAnsi="Courier New"/>
+          <w:sz w:val="20"/>
+          <w:szCs w:val="20"/>
+        </w:rPr>
+        <w:t xml:space="preserve">    if (event.key !== 'Escape') return;</w:t>
+      </w:r>
+    </w:p>
+    <w:p>
+      <w:pPr>
+        <w:keepNext w:val="false"/>
+        <w:keepLines/>
+        <w:spacing w:after="0" w:line="240"/>
+      </w:pPr>
+      <w:r>
+        <w:rPr>
+          <w:rFonts w:ascii="Courier New" w:cs="Courier New" w:eastAsia="Courier New" w:hAnsi="Courier New"/>
+          <w:sz w:val="20"/>
+          <w:szCs w:val="20"/>
+        </w:rPr>
+        <w:t xml:space="preserve">    nav.classList.remove('open');</w:t>
+      </w:r>
+    </w:p>
+    <w:p>
+      <w:pPr>
+        <w:keepNext w:val="false"/>
+        <w:keepLines/>
+        <w:spacing w:after="0" w:line="240"/>
+      </w:pPr>
+      <w:r>
+        <w:rPr>
+          <w:rFonts w:ascii="Courier New" w:cs="Courier New" w:eastAsia="Courier New" w:hAnsi="Courier New"/>
+          <w:sz w:val="20"/>
+          <w:szCs w:val="20"/>
+        </w:rPr>
+        <w:t xml:space="preserve">    burger.setAttribute('aria-expanded', 'false');</w:t>
+      </w:r>
+    </w:p>
+    <w:p>
+      <w:pPr>
+        <w:keepNext w:val="false"/>
+        <w:keepLines/>
+        <w:spacing w:after="0" w:line="240"/>
+      </w:pPr>
+      <w:r>
+        <w:rPr>
+          <w:rFonts w:ascii="Courier New" w:cs="Courier New" w:eastAsia="Courier New" w:hAnsi="Courier New"/>
+          <w:sz w:val="20"/>
+          <w:szCs w:val="20"/>
+        </w:rPr>
+        <w:t xml:space="preserve">    document.querySelector('.lightbox')?.classList.remove('open');</w:t>
+      </w:r>
+    </w:p>
+    <w:p>
+      <w:pPr>
+        <w:keepNext w:val="false"/>
+        <w:keepLines/>
+        <w:spacing w:after="0" w:line="240"/>
+      </w:pPr>
+      <w:r>
+        <w:rPr>
+          <w:rFonts w:ascii="Courier New" w:cs="Courier New" w:eastAsia="Courier New" w:hAnsi="Courier New"/>
+          <w:sz w:val="20"/>
+          <w:szCs w:val="20"/>
+        </w:rPr>
+        <w:t xml:space="preserve">});</w:t>
+      </w:r>
+    </w:p>
+    <w:p>
+      <w:pPr>
+        <w:keepNext w:val="false"/>
+        <w:keepLines/>
+        <w:spacing w:after="0" w:line="240"/>
+      </w:pPr>
+      <w:r>
+        <w:rPr>
+          <w:rFonts w:ascii="Courier New" w:cs="Courier New" w:eastAsia="Courier New" w:hAnsi="Courier New"/>
+          <w:sz w:val="20"/>
+          <w:szCs w:val="20"/>
+        </w:rPr>
+        <w:t xml:space="preserve"> </w:t>
+      </w:r>
+    </w:p>
+    <w:p>
+      <w:pPr>
+        <w:keepNext w:val="false"/>
+        <w:keepLines/>
+        <w:spacing w:after="0" w:line="240"/>
+      </w:pPr>
+      <w:r>
+        <w:rPr>
+          <w:rFonts w:ascii="Courier New" w:cs="Courier New" w:eastAsia="Courier New" w:hAnsi="Courier New"/>
+          <w:sz w:val="20"/>
+          <w:szCs w:val="20"/>
+        </w:rPr>
         <w:t xml:space="preserve">const flash = document.querySelector('.flash');</w:t>
       </w:r>
     </w:p>
@@ -29917,6 +30726,66 @@
           <w:szCs w:val="20"/>
         </w:rPr>
         <w:t xml:space="preserve">    document.querySelectorAll('[data-lightbox]').forEach(project =&gt; {</w:t>
+      </w:r>
+    </w:p>
+    <w:p>
+      <w:pPr>
+        <w:keepNext w:val="false"/>
+        <w:keepLines/>
+        <w:spacing w:after="0" w:line="240"/>
+      </w:pPr>
+      <w:r>
+        <w:rPr>
+          <w:rFonts w:ascii="Courier New" w:cs="Courier New" w:eastAsia="Courier New" w:hAnsi="Courier New"/>
+          <w:sz w:val="20"/>
+          <w:szCs w:val="20"/>
+        </w:rPr>
+        <w:t xml:space="preserve">        project.tabIndex = 0;</w:t>
+      </w:r>
+    </w:p>
+    <w:p>
+      <w:pPr>
+        <w:keepNext w:val="false"/>
+        <w:keepLines/>
+        <w:spacing w:after="0" w:line="240"/>
+      </w:pPr>
+      <w:r>
+        <w:rPr>
+          <w:rFonts w:ascii="Courier New" w:cs="Courier New" w:eastAsia="Courier New" w:hAnsi="Courier New"/>
+          <w:sz w:val="20"/>
+          <w:szCs w:val="20"/>
+        </w:rPr>
+        <w:t xml:space="preserve">        project.addEventListener('keydown', event =&gt; {</w:t>
+      </w:r>
+    </w:p>
+    <w:p>
+      <w:pPr>
+        <w:keepNext w:val="false"/>
+        <w:keepLines/>
+        <w:spacing w:after="0" w:line="240"/>
+      </w:pPr>
+      <w:r>
+        <w:rPr>
+          <w:rFonts w:ascii="Courier New" w:cs="Courier New" w:eastAsia="Courier New" w:hAnsi="Courier New"/>
+          <w:sz w:val="20"/>
+          <w:szCs w:val="20"/>
+        </w:rPr>
+        <w:t xml:space="preserve">            if (event.key === 'Enter') project.click();</w:t>
+      </w:r>
+    </w:p>
+    <w:p>
+      <w:pPr>
+        <w:keepNext w:val="false"/>
+        <w:keepLines/>
+        <w:spacing w:after="0" w:line="240"/>
+      </w:pPr>
+      <w:r>
+        <w:rPr>
+          <w:rFonts w:ascii="Courier New" w:cs="Courier New" w:eastAsia="Courier New" w:hAnsi="Courier New"/>
+          <w:sz w:val="20"/>
+          <w:szCs w:val="20"/>
+        </w:rPr>
+        <w:t xml:space="preserve">        });</w:t>
       </w:r>
     </w:p>
     <w:p>
